--- a/courses/590-fall-2026/syllabus/University-of-Illinois-Urbana-Champaign-Syllabus-590-Fall-2026-Draft.docx
+++ b/courses/590-fall-2026/syllabus/University-of-Illinois-Urbana-Champaign-Syllabus-590-Fall-2026-Draft.docx
@@ -19,7 +19,6 @@
       </w:r>
     </w:p>
     <w:p>
-      <w:pPr/>
       <w:r>
         <w:t>University of Illinois Urbana-Champaign</w:t>
       </w:r>
@@ -36,7 +35,6 @@
       <w:r>
         <w:rPr>
           <w:b/>
-          <w:i w:val="0"/>
         </w:rPr>
         <w:t>Developing Literature Reviews in the Age of AI</w:t>
       </w:r>
@@ -45,39 +43,35 @@
       <w:r>
         <w:rPr>
           <w:b/>
-          <w:i w:val="0"/>
         </w:rPr>
         <w:t>Instructor working draft.</w:t>
       </w:r>
       <w:r>
-        <w:rPr>
-          <w:b w:val="0"/>
-          <w:i w:val="0"/>
-        </w:rPr>
-        <w:t xml:space="preserve"> Proposed course arrangements and assignment dates are ready for revision. Items marked </w:t>
+        <w:t xml:space="preserve"> </w:t>
+      </w:r>
+      <w:r>
+        <w:t>The final literature review is due Tuesday 15 December 2026 at 11:59 PM Central. Other course arrangements and assignment dates remain ready for revision.</w:t>
+      </w:r>
+      <w:r>
+        <w:t xml:space="preserve"> Items marked </w:t>
       </w:r>
       <w:r>
         <w:rPr>
           <w:b/>
-          <w:i w:val="0"/>
           <w:highlight w:val="yellow"/>
         </w:rPr>
         <w:t>[TO CONFIRM]</w:t>
       </w:r>
       <w:r>
-        <w:rPr>
-          <w:b w:val="0"/>
-          <w:i w:val="0"/>
-        </w:rPr>
         <w:t xml:space="preserve"> need completion before release to students.</w:t>
       </w:r>
     </w:p>
     <w:tbl>
       <w:tblPr>
-        <w:tblW w:type="auto" w:w="0"/>
+        <w:tblW w:w="0" w:type="auto"/>
         <w:jc w:val="center"/>
         <w:tblLayout w:type="fixed"/>
-        <w:tblLook w:firstColumn="1" w:firstRow="1" w:lastColumn="0" w:lastRow="0" w:noHBand="0" w:noVBand="1" w:val="04A0"/>
+        <w:tblLook w:val="04A0" w:firstRow="1" w:lastRow="0" w:firstColumn="1" w:lastColumn="0" w:noHBand="0" w:noVBand="1"/>
       </w:tblPr>
       <w:tblGrid>
         <w:gridCol w:w="2880"/>
@@ -85,35 +79,35 @@
       </w:tblGrid>
       <w:tr>
         <w:trPr>
+          <w:cantSplit/>
           <w:tblHeader/>
-          <w:cantSplit/>
+          <w:jc w:val="center"/>
         </w:trPr>
         <w:tc>
           <w:tcPr>
-            <w:tcW w:type="dxa" w:w="2880"/>
-            <w:vAlign w:val="center"/>
-            <w:tcBorders>
-              <w:top w:val="single" w:sz="4" w:color="D9D9D9"/>
-              <w:left w:val="single" w:sz="4" w:color="D9D9D9"/>
-              <w:bottom w:val="single" w:sz="4" w:color="D9D9D9"/>
-              <w:right w:val="single" w:sz="4" w:color="D9D9D9"/>
-            </w:tcBorders>
+            <w:tcW w:w="2880" w:type="dxa"/>
+            <w:tcBorders>
+              <w:top w:val="single" w:sz="4" w:space="0" w:color="D9D9D9"/>
+              <w:left w:val="single" w:sz="4" w:space="0" w:color="D9D9D9"/>
+              <w:bottom w:val="single" w:sz="4" w:space="0" w:color="D9D9D9"/>
+              <w:right w:val="single" w:sz="4" w:space="0" w:color="D9D9D9"/>
+            </w:tcBorders>
+            <w:shd w:val="clear" w:color="auto" w:fill="E8ECF0"/>
             <w:tcMar>
               <w:top w:w="90" w:type="dxa"/>
               <w:left w:w="90" w:type="dxa"/>
               <w:bottom w:w="90" w:type="dxa"/>
               <w:right w:w="90" w:type="dxa"/>
             </w:tcMar>
-            <w:shd w:fill="E8ECF0"/>
-          </w:tcPr>
-          <w:p>
-            <w:pPr>
-              <w:spacing w:after="20" w:before="20" w:line="240" w:lineRule="auto"/>
+            <w:vAlign w:val="center"/>
+          </w:tcPr>
+          <w:p>
+            <w:pPr>
+              <w:spacing w:before="20" w:after="20" w:line="240" w:lineRule="auto"/>
             </w:pPr>
             <w:r>
               <w:rPr>
                 <w:b/>
-                <w:i w:val="0"/>
                 <w:sz w:val="20"/>
               </w:rPr>
               <w:t>Course detail</w:t>
@@ -122,30 +116,29 @@
         </w:tc>
         <w:tc>
           <w:tcPr>
-            <w:tcW w:type="dxa" w:w="6480"/>
-            <w:vAlign w:val="center"/>
-            <w:tcBorders>
-              <w:top w:val="single" w:sz="4" w:color="D9D9D9"/>
-              <w:left w:val="single" w:sz="4" w:color="D9D9D9"/>
-              <w:bottom w:val="single" w:sz="4" w:color="D9D9D9"/>
-              <w:right w:val="single" w:sz="4" w:color="D9D9D9"/>
-            </w:tcBorders>
+            <w:tcW w:w="6480" w:type="dxa"/>
+            <w:tcBorders>
+              <w:top w:val="single" w:sz="4" w:space="0" w:color="D9D9D9"/>
+              <w:left w:val="single" w:sz="4" w:space="0" w:color="D9D9D9"/>
+              <w:bottom w:val="single" w:sz="4" w:space="0" w:color="D9D9D9"/>
+              <w:right w:val="single" w:sz="4" w:space="0" w:color="D9D9D9"/>
+            </w:tcBorders>
+            <w:shd w:val="clear" w:color="auto" w:fill="E8ECF0"/>
             <w:tcMar>
               <w:top w:w="90" w:type="dxa"/>
               <w:left w:w="90" w:type="dxa"/>
               <w:bottom w:w="90" w:type="dxa"/>
               <w:right w:w="90" w:type="dxa"/>
             </w:tcMar>
-            <w:shd w:fill="E8ECF0"/>
-          </w:tcPr>
-          <w:p>
-            <w:pPr>
-              <w:spacing w:after="20" w:before="20" w:line="240" w:lineRule="auto"/>
+            <w:vAlign w:val="center"/>
+          </w:tcPr>
+          <w:p>
+            <w:pPr>
+              <w:spacing w:before="20" w:after="20" w:line="240" w:lineRule="auto"/>
             </w:pPr>
             <w:r>
               <w:rPr>
                 <w:b/>
-                <w:i w:val="0"/>
                 <w:sz w:val="20"/>
               </w:rPr>
               <w:t>Arrangement</w:t>
@@ -156,16 +149,16 @@
       <w:tr>
         <w:trPr>
           <w:cantSplit/>
+          <w:jc w:val="center"/>
         </w:trPr>
         <w:tc>
           <w:tcPr>
-            <w:tcW w:type="dxa" w:w="2880"/>
-            <w:vAlign w:val="center"/>
-            <w:tcBorders>
-              <w:top w:val="single" w:sz="4" w:color="D9D9D9"/>
-              <w:left w:val="single" w:sz="4" w:color="D9D9D9"/>
-              <w:bottom w:val="single" w:sz="4" w:color="D9D9D9"/>
-              <w:right w:val="single" w:sz="4" w:color="D9D9D9"/>
+            <w:tcW w:w="2880" w:type="dxa"/>
+            <w:tcBorders>
+              <w:top w:val="single" w:sz="4" w:space="0" w:color="D9D9D9"/>
+              <w:left w:val="single" w:sz="4" w:space="0" w:color="D9D9D9"/>
+              <w:bottom w:val="single" w:sz="4" w:space="0" w:color="D9D9D9"/>
+              <w:right w:val="single" w:sz="4" w:space="0" w:color="D9D9D9"/>
             </w:tcBorders>
             <w:tcMar>
               <w:top w:w="90" w:type="dxa"/>
@@ -173,15 +166,14 @@
               <w:bottom w:w="90" w:type="dxa"/>
               <w:right w:w="90" w:type="dxa"/>
             </w:tcMar>
-          </w:tcPr>
-          <w:p>
-            <w:pPr>
-              <w:spacing w:after="20" w:before="20" w:line="240" w:lineRule="auto"/>
-            </w:pPr>
-            <w:r>
-              <w:rPr>
-                <w:b w:val="0"/>
-                <w:i w:val="0"/>
+            <w:vAlign w:val="center"/>
+          </w:tcPr>
+          <w:p>
+            <w:pPr>
+              <w:spacing w:before="20" w:after="20" w:line="240" w:lineRule="auto"/>
+            </w:pPr>
+            <w:r>
+              <w:rPr>
                 <w:sz w:val="20"/>
               </w:rPr>
               <w:t>Meeting time</w:t>
@@ -190,13 +182,12 @@
         </w:tc>
         <w:tc>
           <w:tcPr>
-            <w:tcW w:type="dxa" w:w="6480"/>
-            <w:vAlign w:val="center"/>
-            <w:tcBorders>
-              <w:top w:val="single" w:sz="4" w:color="D9D9D9"/>
-              <w:left w:val="single" w:sz="4" w:color="D9D9D9"/>
-              <w:bottom w:val="single" w:sz="4" w:color="D9D9D9"/>
-              <w:right w:val="single" w:sz="4" w:color="D9D9D9"/>
+            <w:tcW w:w="6480" w:type="dxa"/>
+            <w:tcBorders>
+              <w:top w:val="single" w:sz="4" w:space="0" w:color="D9D9D9"/>
+              <w:left w:val="single" w:sz="4" w:space="0" w:color="D9D9D9"/>
+              <w:bottom w:val="single" w:sz="4" w:space="0" w:color="D9D9D9"/>
+              <w:right w:val="single" w:sz="4" w:space="0" w:color="D9D9D9"/>
             </w:tcBorders>
             <w:tcMar>
               <w:top w:w="90" w:type="dxa"/>
@@ -204,15 +195,15 @@
               <w:bottom w:w="90" w:type="dxa"/>
               <w:right w:w="90" w:type="dxa"/>
             </w:tcMar>
-          </w:tcPr>
-          <w:p>
-            <w:pPr>
-              <w:spacing w:after="20" w:before="20" w:line="240" w:lineRule="auto"/>
+            <w:vAlign w:val="center"/>
+          </w:tcPr>
+          <w:p>
+            <w:pPr>
+              <w:spacing w:before="20" w:after="20" w:line="240" w:lineRule="auto"/>
             </w:pPr>
             <w:r>
               <w:rPr>
                 <w:b/>
-                <w:i w:val="0"/>
                 <w:sz w:val="20"/>
                 <w:highlight w:val="yellow"/>
               </w:rPr>
@@ -220,8 +211,6 @@
             </w:r>
             <w:r>
               <w:rPr>
-                <w:b w:val="0"/>
-                <w:i w:val="0"/>
                 <w:sz w:val="20"/>
               </w:rPr>
               <w:t xml:space="preserve"> Day and time, Central Time</w:t>
@@ -232,16 +221,16 @@
       <w:tr>
         <w:trPr>
           <w:cantSplit/>
+          <w:jc w:val="center"/>
         </w:trPr>
         <w:tc>
           <w:tcPr>
-            <w:tcW w:type="dxa" w:w="2880"/>
-            <w:vAlign w:val="center"/>
-            <w:tcBorders>
-              <w:top w:val="single" w:sz="4" w:color="D9D9D9"/>
-              <w:left w:val="single" w:sz="4" w:color="D9D9D9"/>
-              <w:bottom w:val="single" w:sz="4" w:color="D9D9D9"/>
-              <w:right w:val="single" w:sz="4" w:color="D9D9D9"/>
+            <w:tcW w:w="2880" w:type="dxa"/>
+            <w:tcBorders>
+              <w:top w:val="single" w:sz="4" w:space="0" w:color="D9D9D9"/>
+              <w:left w:val="single" w:sz="4" w:space="0" w:color="D9D9D9"/>
+              <w:bottom w:val="single" w:sz="4" w:space="0" w:color="D9D9D9"/>
+              <w:right w:val="single" w:sz="4" w:space="0" w:color="D9D9D9"/>
             </w:tcBorders>
             <w:tcMar>
               <w:top w:w="90" w:type="dxa"/>
@@ -249,15 +238,14 @@
               <w:bottom w:w="90" w:type="dxa"/>
               <w:right w:w="90" w:type="dxa"/>
             </w:tcMar>
-          </w:tcPr>
-          <w:p>
-            <w:pPr>
-              <w:spacing w:after="20" w:before="20" w:line="240" w:lineRule="auto"/>
-            </w:pPr>
-            <w:r>
-              <w:rPr>
-                <w:b w:val="0"/>
-                <w:i w:val="0"/>
+            <w:vAlign w:val="center"/>
+          </w:tcPr>
+          <w:p>
+            <w:pPr>
+              <w:spacing w:before="20" w:after="20" w:line="240" w:lineRule="auto"/>
+            </w:pPr>
+            <w:r>
+              <w:rPr>
                 <w:sz w:val="20"/>
               </w:rPr>
               <w:t>Format</w:t>
@@ -266,13 +254,12 @@
         </w:tc>
         <w:tc>
           <w:tcPr>
-            <w:tcW w:type="dxa" w:w="6480"/>
-            <w:vAlign w:val="center"/>
-            <w:tcBorders>
-              <w:top w:val="single" w:sz="4" w:color="D9D9D9"/>
-              <w:left w:val="single" w:sz="4" w:color="D9D9D9"/>
-              <w:bottom w:val="single" w:sz="4" w:color="D9D9D9"/>
-              <w:right w:val="single" w:sz="4" w:color="D9D9D9"/>
+            <w:tcW w:w="6480" w:type="dxa"/>
+            <w:tcBorders>
+              <w:top w:val="single" w:sz="4" w:space="0" w:color="D9D9D9"/>
+              <w:left w:val="single" w:sz="4" w:space="0" w:color="D9D9D9"/>
+              <w:bottom w:val="single" w:sz="4" w:space="0" w:color="D9D9D9"/>
+              <w:right w:val="single" w:sz="4" w:space="0" w:color="D9D9D9"/>
             </w:tcBorders>
             <w:tcMar>
               <w:top w:w="90" w:type="dxa"/>
@@ -280,15 +267,14 @@
               <w:bottom w:w="90" w:type="dxa"/>
               <w:right w:w="90" w:type="dxa"/>
             </w:tcMar>
-          </w:tcPr>
-          <w:p>
-            <w:pPr>
-              <w:spacing w:after="20" w:before="20" w:line="240" w:lineRule="auto"/>
-            </w:pPr>
-            <w:r>
-              <w:rPr>
-                <w:b w:val="0"/>
-                <w:i w:val="0"/>
+            <w:vAlign w:val="center"/>
+          </w:tcPr>
+          <w:p>
+            <w:pPr>
+              <w:spacing w:before="20" w:after="20" w:line="240" w:lineRule="auto"/>
+            </w:pPr>
+            <w:r>
+              <w:rPr>
                 <w:sz w:val="20"/>
               </w:rPr>
               <w:t>Proposed: live online seminar with asynchronous reading, research, and writing</w:t>
@@ -299,16 +285,16 @@
       <w:tr>
         <w:trPr>
           <w:cantSplit/>
+          <w:jc w:val="center"/>
         </w:trPr>
         <w:tc>
           <w:tcPr>
-            <w:tcW w:type="dxa" w:w="2880"/>
-            <w:vAlign w:val="center"/>
-            <w:tcBorders>
-              <w:top w:val="single" w:sz="4" w:color="D9D9D9"/>
-              <w:left w:val="single" w:sz="4" w:color="D9D9D9"/>
-              <w:bottom w:val="single" w:sz="4" w:color="D9D9D9"/>
-              <w:right w:val="single" w:sz="4" w:color="D9D9D9"/>
+            <w:tcW w:w="2880" w:type="dxa"/>
+            <w:tcBorders>
+              <w:top w:val="single" w:sz="4" w:space="0" w:color="D9D9D9"/>
+              <w:left w:val="single" w:sz="4" w:space="0" w:color="D9D9D9"/>
+              <w:bottom w:val="single" w:sz="4" w:space="0" w:color="D9D9D9"/>
+              <w:right w:val="single" w:sz="4" w:space="0" w:color="D9D9D9"/>
             </w:tcBorders>
             <w:tcMar>
               <w:top w:w="90" w:type="dxa"/>
@@ -316,15 +302,14 @@
               <w:bottom w:w="90" w:type="dxa"/>
               <w:right w:w="90" w:type="dxa"/>
             </w:tcMar>
-          </w:tcPr>
-          <w:p>
-            <w:pPr>
-              <w:spacing w:after="20" w:before="20" w:line="240" w:lineRule="auto"/>
-            </w:pPr>
-            <w:r>
-              <w:rPr>
-                <w:b w:val="0"/>
-                <w:i w:val="0"/>
+            <w:vAlign w:val="center"/>
+          </w:tcPr>
+          <w:p>
+            <w:pPr>
+              <w:spacing w:before="20" w:after="20" w:line="240" w:lineRule="auto"/>
+            </w:pPr>
+            <w:r>
+              <w:rPr>
                 <w:sz w:val="20"/>
               </w:rPr>
               <w:t>Location</w:t>
@@ -333,13 +318,12 @@
         </w:tc>
         <w:tc>
           <w:tcPr>
-            <w:tcW w:type="dxa" w:w="6480"/>
-            <w:vAlign w:val="center"/>
-            <w:tcBorders>
-              <w:top w:val="single" w:sz="4" w:color="D9D9D9"/>
-              <w:left w:val="single" w:sz="4" w:color="D9D9D9"/>
-              <w:bottom w:val="single" w:sz="4" w:color="D9D9D9"/>
-              <w:right w:val="single" w:sz="4" w:color="D9D9D9"/>
+            <w:tcW w:w="6480" w:type="dxa"/>
+            <w:tcBorders>
+              <w:top w:val="single" w:sz="4" w:space="0" w:color="D9D9D9"/>
+              <w:left w:val="single" w:sz="4" w:space="0" w:color="D9D9D9"/>
+              <w:bottom w:val="single" w:sz="4" w:space="0" w:color="D9D9D9"/>
+              <w:right w:val="single" w:sz="4" w:space="0" w:color="D9D9D9"/>
             </w:tcBorders>
             <w:tcMar>
               <w:top w:w="90" w:type="dxa"/>
@@ -347,15 +331,15 @@
               <w:bottom w:w="90" w:type="dxa"/>
               <w:right w:w="90" w:type="dxa"/>
             </w:tcMar>
-          </w:tcPr>
-          <w:p>
-            <w:pPr>
-              <w:spacing w:after="20" w:before="20" w:line="240" w:lineRule="auto"/>
+            <w:vAlign w:val="center"/>
+          </w:tcPr>
+          <w:p>
+            <w:pPr>
+              <w:spacing w:before="20" w:after="20" w:line="240" w:lineRule="auto"/>
             </w:pPr>
             <w:r>
               <w:rPr>
                 <w:b/>
-                <w:i w:val="0"/>
                 <w:sz w:val="20"/>
                 <w:highlight w:val="yellow"/>
               </w:rPr>
@@ -363,8 +347,6 @@
             </w:r>
             <w:r>
               <w:rPr>
-                <w:b w:val="0"/>
-                <w:i w:val="0"/>
                 <w:sz w:val="20"/>
               </w:rPr>
               <w:t xml:space="preserve"> Zoom link or room; access information on Canvas</w:t>
@@ -375,16 +357,16 @@
       <w:tr>
         <w:trPr>
           <w:cantSplit/>
+          <w:jc w:val="center"/>
         </w:trPr>
         <w:tc>
           <w:tcPr>
-            <w:tcW w:type="dxa" w:w="2880"/>
-            <w:vAlign w:val="center"/>
-            <w:tcBorders>
-              <w:top w:val="single" w:sz="4" w:color="D9D9D9"/>
-              <w:left w:val="single" w:sz="4" w:color="D9D9D9"/>
-              <w:bottom w:val="single" w:sz="4" w:color="D9D9D9"/>
-              <w:right w:val="single" w:sz="4" w:color="D9D9D9"/>
+            <w:tcW w:w="2880" w:type="dxa"/>
+            <w:tcBorders>
+              <w:top w:val="single" w:sz="4" w:space="0" w:color="D9D9D9"/>
+              <w:left w:val="single" w:sz="4" w:space="0" w:color="D9D9D9"/>
+              <w:bottom w:val="single" w:sz="4" w:space="0" w:color="D9D9D9"/>
+              <w:right w:val="single" w:sz="4" w:space="0" w:color="D9D9D9"/>
             </w:tcBorders>
             <w:tcMar>
               <w:top w:w="90" w:type="dxa"/>
@@ -392,15 +374,14 @@
               <w:bottom w:w="90" w:type="dxa"/>
               <w:right w:w="90" w:type="dxa"/>
             </w:tcMar>
-          </w:tcPr>
-          <w:p>
-            <w:pPr>
-              <w:spacing w:after="20" w:before="20" w:line="240" w:lineRule="auto"/>
-            </w:pPr>
-            <w:r>
-              <w:rPr>
-                <w:b w:val="0"/>
-                <w:i w:val="0"/>
+            <w:vAlign w:val="center"/>
+          </w:tcPr>
+          <w:p>
+            <w:pPr>
+              <w:spacing w:before="20" w:after="20" w:line="240" w:lineRule="auto"/>
+            </w:pPr>
+            <w:r>
+              <w:rPr>
                 <w:sz w:val="20"/>
               </w:rPr>
               <w:t>Term</w:t>
@@ -409,13 +390,12 @@
         </w:tc>
         <w:tc>
           <w:tcPr>
-            <w:tcW w:type="dxa" w:w="6480"/>
-            <w:vAlign w:val="center"/>
-            <w:tcBorders>
-              <w:top w:val="single" w:sz="4" w:color="D9D9D9"/>
-              <w:left w:val="single" w:sz="4" w:color="D9D9D9"/>
-              <w:bottom w:val="single" w:sz="4" w:color="D9D9D9"/>
-              <w:right w:val="single" w:sz="4" w:color="D9D9D9"/>
+            <w:tcW w:w="6480" w:type="dxa"/>
+            <w:tcBorders>
+              <w:top w:val="single" w:sz="4" w:space="0" w:color="D9D9D9"/>
+              <w:left w:val="single" w:sz="4" w:space="0" w:color="D9D9D9"/>
+              <w:bottom w:val="single" w:sz="4" w:space="0" w:color="D9D9D9"/>
+              <w:right w:val="single" w:sz="4" w:space="0" w:color="D9D9D9"/>
             </w:tcBorders>
             <w:tcMar>
               <w:top w:w="90" w:type="dxa"/>
@@ -423,15 +403,14 @@
               <w:bottom w:w="90" w:type="dxa"/>
               <w:right w:w="90" w:type="dxa"/>
             </w:tcMar>
-          </w:tcPr>
-          <w:p>
-            <w:pPr>
-              <w:spacing w:after="20" w:before="20" w:line="240" w:lineRule="auto"/>
-            </w:pPr>
-            <w:r>
-              <w:rPr>
-                <w:b w:val="0"/>
-                <w:i w:val="0"/>
+            <w:vAlign w:val="center"/>
+          </w:tcPr>
+          <w:p>
+            <w:pPr>
+              <w:spacing w:before="20" w:after="20" w:line="240" w:lineRule="auto"/>
+            </w:pPr>
+            <w:r>
+              <w:rPr>
                 <w:sz w:val="20"/>
               </w:rPr>
               <w:t>Term B instruction: 19 October–9 December 2026; fall break: 21–29 November</w:t>
@@ -442,16 +421,16 @@
       <w:tr>
         <w:trPr>
           <w:cantSplit/>
+          <w:jc w:val="center"/>
         </w:trPr>
         <w:tc>
           <w:tcPr>
-            <w:tcW w:type="dxa" w:w="2880"/>
-            <w:vAlign w:val="center"/>
-            <w:tcBorders>
-              <w:top w:val="single" w:sz="4" w:color="D9D9D9"/>
-              <w:left w:val="single" w:sz="4" w:color="D9D9D9"/>
-              <w:bottom w:val="single" w:sz="4" w:color="D9D9D9"/>
-              <w:right w:val="single" w:sz="4" w:color="D9D9D9"/>
+            <w:tcW w:w="2880" w:type="dxa"/>
+            <w:tcBorders>
+              <w:top w:val="single" w:sz="4" w:space="0" w:color="D9D9D9"/>
+              <w:left w:val="single" w:sz="4" w:space="0" w:color="D9D9D9"/>
+              <w:bottom w:val="single" w:sz="4" w:space="0" w:color="D9D9D9"/>
+              <w:right w:val="single" w:sz="4" w:space="0" w:color="D9D9D9"/>
             </w:tcBorders>
             <w:tcMar>
               <w:top w:w="90" w:type="dxa"/>
@@ -459,15 +438,14 @@
               <w:bottom w:w="90" w:type="dxa"/>
               <w:right w:w="90" w:type="dxa"/>
             </w:tcMar>
-          </w:tcPr>
-          <w:p>
-            <w:pPr>
-              <w:spacing w:after="20" w:before="20" w:line="240" w:lineRule="auto"/>
-            </w:pPr>
-            <w:r>
-              <w:rPr>
-                <w:b w:val="0"/>
-                <w:i w:val="0"/>
+            <w:vAlign w:val="center"/>
+          </w:tcPr>
+          <w:p>
+            <w:pPr>
+              <w:spacing w:before="20" w:after="20" w:line="240" w:lineRule="auto"/>
+            </w:pPr>
+            <w:r>
+              <w:rPr>
                 <w:sz w:val="20"/>
               </w:rPr>
               <w:t>Sections and CRNs</w:t>
@@ -476,13 +454,12 @@
         </w:tc>
         <w:tc>
           <w:tcPr>
-            <w:tcW w:type="dxa" w:w="6480"/>
-            <w:vAlign w:val="center"/>
-            <w:tcBorders>
-              <w:top w:val="single" w:sz="4" w:color="D9D9D9"/>
-              <w:left w:val="single" w:sz="4" w:color="D9D9D9"/>
-              <w:bottom w:val="single" w:sz="4" w:color="D9D9D9"/>
-              <w:right w:val="single" w:sz="4" w:color="D9D9D9"/>
+            <w:tcW w:w="6480" w:type="dxa"/>
+            <w:tcBorders>
+              <w:top w:val="single" w:sz="4" w:space="0" w:color="D9D9D9"/>
+              <w:left w:val="single" w:sz="4" w:space="0" w:color="D9D9D9"/>
+              <w:bottom w:val="single" w:sz="4" w:space="0" w:color="D9D9D9"/>
+              <w:right w:val="single" w:sz="4" w:space="0" w:color="D9D9D9"/>
             </w:tcBorders>
             <w:tcMar>
               <w:top w:w="90" w:type="dxa"/>
@@ -490,15 +467,15 @@
               <w:bottom w:w="90" w:type="dxa"/>
               <w:right w:w="90" w:type="dxa"/>
             </w:tcMar>
-          </w:tcPr>
-          <w:p>
-            <w:pPr>
-              <w:spacing w:after="20" w:before="20" w:line="240" w:lineRule="auto"/>
+            <w:vAlign w:val="center"/>
+          </w:tcPr>
+          <w:p>
+            <w:pPr>
+              <w:spacing w:before="20" w:after="20" w:line="240" w:lineRule="auto"/>
             </w:pPr>
             <w:r>
               <w:rPr>
                 <w:b/>
-                <w:i w:val="0"/>
                 <w:sz w:val="20"/>
                 <w:highlight w:val="yellow"/>
               </w:rPr>
@@ -510,16 +487,16 @@
       <w:tr>
         <w:trPr>
           <w:cantSplit/>
+          <w:jc w:val="center"/>
         </w:trPr>
         <w:tc>
           <w:tcPr>
-            <w:tcW w:type="dxa" w:w="2880"/>
-            <w:vAlign w:val="center"/>
-            <w:tcBorders>
-              <w:top w:val="single" w:sz="4" w:color="D9D9D9"/>
-              <w:left w:val="single" w:sz="4" w:color="D9D9D9"/>
-              <w:bottom w:val="single" w:sz="4" w:color="D9D9D9"/>
-              <w:right w:val="single" w:sz="4" w:color="D9D9D9"/>
+            <w:tcW w:w="2880" w:type="dxa"/>
+            <w:tcBorders>
+              <w:top w:val="single" w:sz="4" w:space="0" w:color="D9D9D9"/>
+              <w:left w:val="single" w:sz="4" w:space="0" w:color="D9D9D9"/>
+              <w:bottom w:val="single" w:sz="4" w:space="0" w:color="D9D9D9"/>
+              <w:right w:val="single" w:sz="4" w:space="0" w:color="D9D9D9"/>
             </w:tcBorders>
             <w:tcMar>
               <w:top w:w="90" w:type="dxa"/>
@@ -527,15 +504,14 @@
               <w:bottom w:w="90" w:type="dxa"/>
               <w:right w:w="90" w:type="dxa"/>
             </w:tcMar>
-          </w:tcPr>
-          <w:p>
-            <w:pPr>
-              <w:spacing w:after="20" w:before="20" w:line="240" w:lineRule="auto"/>
-            </w:pPr>
-            <w:r>
-              <w:rPr>
-                <w:b w:val="0"/>
-                <w:i w:val="0"/>
+            <w:vAlign w:val="center"/>
+          </w:tcPr>
+          <w:p>
+            <w:pPr>
+              <w:spacing w:before="20" w:after="20" w:line="240" w:lineRule="auto"/>
+            </w:pPr>
+            <w:r>
+              <w:rPr>
                 <w:sz w:val="20"/>
               </w:rPr>
               <w:t>Course site</w:t>
@@ -544,13 +520,12 @@
         </w:tc>
         <w:tc>
           <w:tcPr>
-            <w:tcW w:type="dxa" w:w="6480"/>
-            <w:vAlign w:val="center"/>
-            <w:tcBorders>
-              <w:top w:val="single" w:sz="4" w:color="D9D9D9"/>
-              <w:left w:val="single" w:sz="4" w:color="D9D9D9"/>
-              <w:bottom w:val="single" w:sz="4" w:color="D9D9D9"/>
-              <w:right w:val="single" w:sz="4" w:color="D9D9D9"/>
+            <w:tcW w:w="6480" w:type="dxa"/>
+            <w:tcBorders>
+              <w:top w:val="single" w:sz="4" w:space="0" w:color="D9D9D9"/>
+              <w:left w:val="single" w:sz="4" w:space="0" w:color="D9D9D9"/>
+              <w:bottom w:val="single" w:sz="4" w:space="0" w:color="D9D9D9"/>
+              <w:right w:val="single" w:sz="4" w:space="0" w:color="D9D9D9"/>
             </w:tcBorders>
             <w:tcMar>
               <w:top w:w="90" w:type="dxa"/>
@@ -558,15 +533,14 @@
               <w:bottom w:w="90" w:type="dxa"/>
               <w:right w:w="90" w:type="dxa"/>
             </w:tcMar>
-          </w:tcPr>
-          <w:p>
-            <w:pPr>
-              <w:spacing w:after="20" w:before="20" w:line="240" w:lineRule="auto"/>
-            </w:pPr>
-            <w:r>
-              <w:rPr>
-                <w:b w:val="0"/>
-                <w:i w:val="0"/>
+            <w:vAlign w:val="center"/>
+          </w:tcPr>
+          <w:p>
+            <w:pPr>
+              <w:spacing w:before="20" w:after="20" w:line="240" w:lineRule="auto"/>
+            </w:pPr>
+            <w:r>
+              <w:rPr>
                 <w:sz w:val="20"/>
               </w:rPr>
               <w:t xml:space="preserve">Canvas — </w:t>
@@ -574,7 +548,6 @@
             <w:r>
               <w:rPr>
                 <w:b/>
-                <w:i w:val="0"/>
                 <w:sz w:val="20"/>
                 <w:highlight w:val="yellow"/>
               </w:rPr>
@@ -582,8 +555,6 @@
             </w:r>
             <w:r>
               <w:rPr>
-                <w:b w:val="0"/>
-                <w:i w:val="0"/>
                 <w:sz w:val="20"/>
               </w:rPr>
               <w:t xml:space="preserve"> insert course URL</w:t>
@@ -594,16 +565,16 @@
       <w:tr>
         <w:trPr>
           <w:cantSplit/>
+          <w:jc w:val="center"/>
         </w:trPr>
         <w:tc>
           <w:tcPr>
-            <w:tcW w:type="dxa" w:w="2880"/>
-            <w:vAlign w:val="center"/>
-            <w:tcBorders>
-              <w:top w:val="single" w:sz="4" w:color="D9D9D9"/>
-              <w:left w:val="single" w:sz="4" w:color="D9D9D9"/>
-              <w:bottom w:val="single" w:sz="4" w:color="D9D9D9"/>
-              <w:right w:val="single" w:sz="4" w:color="D9D9D9"/>
+            <w:tcW w:w="2880" w:type="dxa"/>
+            <w:tcBorders>
+              <w:top w:val="single" w:sz="4" w:space="0" w:color="D9D9D9"/>
+              <w:left w:val="single" w:sz="4" w:space="0" w:color="D9D9D9"/>
+              <w:bottom w:val="single" w:sz="4" w:space="0" w:color="D9D9D9"/>
+              <w:right w:val="single" w:sz="4" w:space="0" w:color="D9D9D9"/>
             </w:tcBorders>
             <w:tcMar>
               <w:top w:w="90" w:type="dxa"/>
@@ -611,15 +582,14 @@
               <w:bottom w:w="90" w:type="dxa"/>
               <w:right w:w="90" w:type="dxa"/>
             </w:tcMar>
-          </w:tcPr>
-          <w:p>
-            <w:pPr>
-              <w:spacing w:after="20" w:before="20" w:line="240" w:lineRule="auto"/>
-            </w:pPr>
-            <w:r>
-              <w:rPr>
-                <w:b w:val="0"/>
-                <w:i w:val="0"/>
+            <w:vAlign w:val="center"/>
+          </w:tcPr>
+          <w:p>
+            <w:pPr>
+              <w:spacing w:before="20" w:after="20" w:line="240" w:lineRule="auto"/>
+            </w:pPr>
+            <w:r>
+              <w:rPr>
                 <w:sz w:val="20"/>
               </w:rPr>
               <w:t>Final review</w:t>
@@ -628,13 +598,12 @@
         </w:tc>
         <w:tc>
           <w:tcPr>
-            <w:tcW w:type="dxa" w:w="6480"/>
-            <w:vAlign w:val="center"/>
-            <w:tcBorders>
-              <w:top w:val="single" w:sz="4" w:color="D9D9D9"/>
-              <w:left w:val="single" w:sz="4" w:color="D9D9D9"/>
-              <w:bottom w:val="single" w:sz="4" w:color="D9D9D9"/>
-              <w:right w:val="single" w:sz="4" w:color="D9D9D9"/>
+            <w:tcW w:w="6480" w:type="dxa"/>
+            <w:tcBorders>
+              <w:top w:val="single" w:sz="4" w:space="0" w:color="D9D9D9"/>
+              <w:left w:val="single" w:sz="4" w:space="0" w:color="D9D9D9"/>
+              <w:bottom w:val="single" w:sz="4" w:space="0" w:color="D9D9D9"/>
+              <w:right w:val="single" w:sz="4" w:space="0" w:color="D9D9D9"/>
             </w:tcBorders>
             <w:tcMar>
               <w:top w:w="90" w:type="dxa"/>
@@ -642,18 +611,17 @@
               <w:bottom w:w="90" w:type="dxa"/>
               <w:right w:w="90" w:type="dxa"/>
             </w:tcMar>
-          </w:tcPr>
-          <w:p>
-            <w:pPr>
-              <w:spacing w:after="20" w:before="20" w:line="240" w:lineRule="auto"/>
-            </w:pPr>
-            <w:r>
-              <w:rPr>
-                <w:b w:val="0"/>
-                <w:i w:val="0"/>
+            <w:vAlign w:val="center"/>
+          </w:tcPr>
+          <w:p>
+            <w:pPr>
+              <w:spacing w:before="20" w:after="20" w:line="240" w:lineRule="auto"/>
+            </w:pPr>
+            <w:r>
+              <w:rPr>
                 <w:sz w:val="20"/>
               </w:rPr>
-              <w:t>Proposed: Tuesday 15 December 2026, 11:59 PM Central</w:t>
+              <w:t>Tuesday 15 December 2026, 11:59 PM Central</w:t>
             </w:r>
           </w:p>
         </w:tc>
@@ -668,15 +636,10 @@
       <w:r>
         <w:rPr>
           <w:b/>
-          <w:i w:val="0"/>
         </w:rPr>
         <w:t>Instructor:</w:t>
       </w:r>
       <w:r>
-        <w:rPr>
-          <w:b w:val="0"/>
-          <w:i w:val="0"/>
-        </w:rPr>
         <w:t xml:space="preserve"> Professor Liam Magee, Department of Education Policy, Organization and Leadership, College of Education</w:t>
       </w:r>
     </w:p>
@@ -684,60 +647,31 @@
       <w:r>
         <w:rPr>
           <w:b/>
-          <w:i w:val="0"/>
         </w:rPr>
         <w:t>Email:</w:t>
       </w:r>
       <w:r>
-        <w:rPr>
-          <w:b w:val="0"/>
-          <w:i w:val="0"/>
-        </w:rPr>
-        <w:t xml:space="preserve"> </w:t>
-      </w:r>
-      <w:r>
-        <w:rPr>
-          <w:b w:val="0"/>
-          <w:i w:val="0"/>
-        </w:rPr>
-        <w:t>lmagee@illinois.edu</w:t>
-      </w:r>
-      <w:r>
-        <w:rPr>
-          <w:b w:val="0"/>
-          <w:i w:val="0"/>
-        </w:rPr>
-        <w:t xml:space="preserve"> — the best way to reach me</w:t>
+        <w:t xml:space="preserve"> lmagee@illinois.edu — the best way to reach me</w:t>
       </w:r>
     </w:p>
     <w:p>
       <w:r>
         <w:rPr>
           <w:b/>
-          <w:i w:val="0"/>
         </w:rPr>
         <w:t>Office hours:</w:t>
       </w:r>
       <w:r>
-        <w:rPr>
-          <w:b w:val="0"/>
-          <w:i w:val="0"/>
-        </w:rPr>
         <w:t xml:space="preserve"> by appointment; email me to arrange a time. </w:t>
       </w:r>
       <w:r>
         <w:rPr>
           <w:b/>
-          <w:i w:val="0"/>
           <w:highlight w:val="yellow"/>
         </w:rPr>
         <w:t>[TO CONFIRM]</w:t>
       </w:r>
       <w:r>
-        <w:rPr>
-          <w:b w:val="0"/>
-          <w:i w:val="0"/>
-        </w:rPr>
         <w:t xml:space="preserve"> Any regular office-hour slot.</w:t>
       </w:r>
     </w:p>
@@ -751,36 +685,27 @@
     </w:p>
     <w:p>
       <w:r>
-        <w:rPr>
-          <w:b w:val="0"/>
-          <w:i w:val="0"/>
-        </w:rPr>
         <w:t>How do we conduct scholarly research in an era of generative AI? This graduate course combines the fundamentals of a rigorous literature review with a critical examination of AI-assisted scholarship. You will develop a research question, locate and organize relevant literature, read closely and across a field, and turn that work into a persuasive scholarly argument.</w:t>
       </w:r>
     </w:p>
     <w:p>
       <w:r>
-        <w:rPr>
-          <w:b w:val="0"/>
-          <w:i w:val="0"/>
-        </w:rPr>
-        <w:t>The practical work and the critical questions belong together. AI can produce a summary, propose a conceptual map, or suggest a gap. We will ask how those outputs were made, whose knowledge they privilege, what they miss, and what responsibility remains with the researcher. The aim is to develop better scholarly judgment while learning to use these tools.</w:t>
+        <w:t xml:space="preserve">The practical work and the critical questions belong together. AI can produce a summary, propose a conceptual map, or suggest a gap. We will ask how those outputs were made, whose </w:t>
+      </w:r>
+      <w:r>
+        <w:lastRenderedPageBreak/>
+        <w:t>knowledge they privilege, what they miss, and what responsibility remains with the researcher. The aim is to develop better scholarly judgment while learning to use these tools.</w:t>
       </w:r>
     </w:p>
     <w:p>
       <w:r>
         <w:rPr>
           <w:b/>
-          <w:i w:val="0"/>
           <w:highlight w:val="yellow"/>
         </w:rPr>
         <w:t>[TO CONFIRM]</w:t>
       </w:r>
       <w:r>
-        <w:rPr>
-          <w:b w:val="0"/>
-          <w:i w:val="0"/>
-        </w:rPr>
         <w:t xml:space="preserve"> Insert the official catalog description, course designation, credit hours, and any formal prerequisites. The description above is the working course description.</w:t>
       </w:r>
     </w:p>
@@ -794,10 +719,6 @@
     </w:p>
     <w:p>
       <w:r>
-        <w:rPr>
-          <w:b w:val="0"/>
-          <w:i w:val="0"/>
-        </w:rPr>
         <w:t>By the end of the course, you should be able to:</w:t>
       </w:r>
     </w:p>
@@ -806,10 +727,6 @@
         <w:pStyle w:val="ListParagraph"/>
       </w:pPr>
       <w:r>
-        <w:rPr>
-          <w:b w:val="0"/>
-          <w:i w:val="0"/>
-        </w:rPr>
         <w:t>1. Develop and revise a significant, feasible research question through engagement with literature.</w:t>
       </w:r>
     </w:p>
@@ -818,10 +735,6 @@
         <w:pStyle w:val="ListParagraph"/>
       </w:pPr>
       <w:r>
-        <w:rPr>
-          <w:b w:val="0"/>
-          <w:i w:val="0"/>
-        </w:rPr>
         <w:t>2. Design a transparent approach to finding, selecting, and organizing sources.</w:t>
       </w:r>
     </w:p>
@@ -830,10 +743,6 @@
         <w:pStyle w:val="ListParagraph"/>
       </w:pPr>
       <w:r>
-        <w:rPr>
-          <w:b w:val="0"/>
-          <w:i w:val="0"/>
-        </w:rPr>
         <w:t>3. Use close reading and mapping to analyze relationships, disagreements, omissions, and possible contributions.</w:t>
       </w:r>
     </w:p>
@@ -842,10 +751,6 @@
         <w:pStyle w:val="ListParagraph"/>
       </w:pPr>
       <w:r>
-        <w:rPr>
-          <w:b w:val="0"/>
-          <w:i w:val="0"/>
-        </w:rPr>
         <w:t>4. Write a coherent synthesis appropriate to a scholarly audience, with effective structure, citation, and signposting.</w:t>
       </w:r>
     </w:p>
@@ -854,10 +759,6 @@
         <w:pStyle w:val="ListParagraph"/>
       </w:pPr>
       <w:r>
-        <w:rPr>
-          <w:b w:val="0"/>
-          <w:i w:val="0"/>
-        </w:rPr>
         <w:t>5. Explain how positionality and knowledge communities shape research questions and interpretation.</w:t>
       </w:r>
     </w:p>
@@ -866,10 +767,6 @@
         <w:pStyle w:val="ListParagraph"/>
       </w:pPr>
       <w:r>
-        <w:rPr>
-          <w:b w:val="0"/>
-          <w:i w:val="0"/>
-        </w:rPr>
         <w:t>6. Evaluate AI-assisted research outputs, verify their sources, and account for how AI influenced the work.</w:t>
       </w:r>
     </w:p>
@@ -883,10 +780,6 @@
     </w:p>
     <w:p>
       <w:r>
-        <w:rPr>
-          <w:b w:val="0"/>
-          <w:i w:val="0"/>
-        </w:rPr>
         <w:t>The course develops a cumulative literature review through seven connected activities:</w:t>
       </w:r>
     </w:p>
@@ -895,24 +788,15 @@
         <w:pStyle w:val="ListParagraph"/>
       </w:pPr>
       <w:r>
-        <w:rPr>
-          <w:b w:val="0"/>
-          <w:i w:val="0"/>
-        </w:rPr>
         <w:t xml:space="preserve">1. </w:t>
       </w:r>
       <w:r>
         <w:rPr>
           <w:b/>
-          <w:i w:val="0"/>
         </w:rPr>
         <w:t>Question</w:t>
       </w:r>
       <w:r>
-        <w:rPr>
-          <w:b w:val="0"/>
-          <w:i w:val="0"/>
-        </w:rPr>
         <w:t xml:space="preserve"> — define a significant, feasible research topic and provisional question.</w:t>
       </w:r>
     </w:p>
@@ -921,24 +805,15 @@
         <w:pStyle w:val="ListParagraph"/>
       </w:pPr>
       <w:r>
-        <w:rPr>
-          <w:b w:val="0"/>
-          <w:i w:val="0"/>
-        </w:rPr>
         <w:t xml:space="preserve">2. </w:t>
       </w:r>
       <w:r>
         <w:rPr>
           <w:b/>
-          <w:i w:val="0"/>
         </w:rPr>
         <w:t>Design</w:t>
       </w:r>
       <w:r>
-        <w:rPr>
-          <w:b w:val="0"/>
-          <w:i w:val="0"/>
-        </w:rPr>
         <w:t xml:space="preserve"> — set the review's purpose, scope, search approach, and audience.</w:t>
       </w:r>
     </w:p>
@@ -947,24 +822,15 @@
         <w:pStyle w:val="ListParagraph"/>
       </w:pPr>
       <w:r>
-        <w:rPr>
-          <w:b w:val="0"/>
-          <w:i w:val="0"/>
-        </w:rPr>
         <w:t xml:space="preserve">3. </w:t>
       </w:r>
       <w:r>
         <w:rPr>
           <w:b/>
-          <w:i w:val="0"/>
         </w:rPr>
         <w:t>Map</w:t>
       </w:r>
       <w:r>
-        <w:rPr>
-          <w:b w:val="0"/>
-          <w:i w:val="0"/>
-        </w:rPr>
         <w:t xml:space="preserve"> — identify relationships, disagreements, and gaps in the literature.</w:t>
       </w:r>
     </w:p>
@@ -973,24 +839,15 @@
         <w:pStyle w:val="ListParagraph"/>
       </w:pPr>
       <w:r>
-        <w:rPr>
-          <w:b w:val="0"/>
-          <w:i w:val="0"/>
-        </w:rPr>
         <w:t xml:space="preserve">4. </w:t>
       </w:r>
       <w:r>
         <w:rPr>
           <w:b/>
-          <w:i w:val="0"/>
         </w:rPr>
         <w:t>Interpret and write</w:t>
       </w:r>
       <w:r>
-        <w:rPr>
-          <w:b w:val="0"/>
-          <w:i w:val="0"/>
-        </w:rPr>
         <w:t xml:space="preserve"> — read difficult texts and compare scientific and humanities writing conventions.</w:t>
       </w:r>
     </w:p>
@@ -999,24 +856,15 @@
         <w:pStyle w:val="ListParagraph"/>
       </w:pPr>
       <w:r>
-        <w:rPr>
-          <w:b w:val="0"/>
-          <w:i w:val="0"/>
-        </w:rPr>
         <w:t xml:space="preserve">5. </w:t>
       </w:r>
       <w:r>
         <w:rPr>
           <w:b/>
-          <w:i w:val="0"/>
         </w:rPr>
         <w:t>Structure</w:t>
       </w:r>
       <w:r>
-        <w:rPr>
-          <w:b w:val="0"/>
-          <w:i w:val="0"/>
-        </w:rPr>
         <w:t xml:space="preserve"> — organize a synthesis and guide the reader with framing and signposting.</w:t>
       </w:r>
     </w:p>
@@ -1025,24 +873,15 @@
         <w:pStyle w:val="ListParagraph"/>
       </w:pPr>
       <w:r>
-        <w:rPr>
-          <w:b w:val="0"/>
-          <w:i w:val="0"/>
-        </w:rPr>
         <w:t xml:space="preserve">6. </w:t>
       </w:r>
       <w:r>
         <w:rPr>
           <w:b/>
-          <w:i w:val="0"/>
         </w:rPr>
         <w:t>Reflect</w:t>
       </w:r>
       <w:r>
-        <w:rPr>
-          <w:b w:val="0"/>
-          <w:i w:val="0"/>
-        </w:rPr>
         <w:t xml:space="preserve"> — examine positionality, knowledge communities, and AI's role in the work.</w:t>
       </w:r>
     </w:p>
@@ -1051,42 +890,25 @@
         <w:pStyle w:val="ListParagraph"/>
       </w:pPr>
       <w:r>
-        <w:rPr>
-          <w:b w:val="0"/>
-          <w:i w:val="0"/>
-        </w:rPr>
         <w:t xml:space="preserve">7. </w:t>
       </w:r>
       <w:r>
         <w:rPr>
           <w:b/>
-          <w:i w:val="0"/>
         </w:rPr>
         <w:t>Synthesize</w:t>
       </w:r>
       <w:r>
-        <w:rPr>
-          <w:b w:val="0"/>
-          <w:i w:val="0"/>
-        </w:rPr>
         <w:t xml:space="preserve"> — revise a complete review and defend its contribution.</w:t>
       </w:r>
     </w:p>
     <w:p>
       <w:r>
-        <w:rPr>
-          <w:b w:val="0"/>
-          <w:i w:val="0"/>
-        </w:rPr>
         <w:t>You may work on a dissertation, journal article, or another research project. An exploratory or “mock” review is also welcome. The task is to learn how to build and revise a defensible account of a field; the final document may serve another purpose, but it does not have to.</w:t>
       </w:r>
     </w:p>
     <w:p>
       <w:r>
-        <w:rPr>
-          <w:b w:val="0"/>
-          <w:i w:val="0"/>
-        </w:rPr>
         <w:t>The review is provisional throughout. A map can change the question. A difficult text can change the categories. Writing can reveal that the apparent gap was the wrong one. Keep those changes visible.</w:t>
       </w:r>
     </w:p>
@@ -1100,126 +922,84 @@
     </w:p>
     <w:p>
       <w:r>
-        <w:rPr>
-          <w:b w:val="0"/>
-          <w:i w:val="0"/>
-        </w:rPr>
         <w:t xml:space="preserve">No book purchase is proposed. Required readings and access information will be posted on Canvas. </w:t>
       </w:r>
       <w:r>
         <w:rPr>
           <w:b/>
-          <w:i w:val="0"/>
           <w:highlight w:val="yellow"/>
         </w:rPr>
         <w:t>[TO CONFIRM]</w:t>
       </w:r>
       <w:r>
+        <w:t xml:space="preserve"> The final reading list, editions, excerpts, and student access.</w:t>
+      </w:r>
+    </w:p>
+    <w:p>
+      <w:r>
+        <w:t xml:space="preserve">Starting points carried over from 590 include Weber's </w:t>
+      </w:r>
+      <w:r>
         <w:rPr>
-          <w:b w:val="0"/>
-          <w:i w:val="0"/>
-        </w:rPr>
-        <w:t xml:space="preserve"> The final reading list, editions, excerpts, and student access.</w:t>
-      </w:r>
-    </w:p>
-    <w:p>
-      <w:r>
-        <w:rPr>
-          <w:b w:val="0"/>
-          <w:i w:val="0"/>
-        </w:rPr>
-        <w:t xml:space="preserve">Starting points carried over from 590 include Weber's </w:t>
-      </w:r>
-      <w:r>
-        <w:rPr>
-          <w:b w:val="0"/>
           <w:i/>
         </w:rPr>
         <w:t>Science as a Vocation</w:t>
       </w:r>
       <w:r>
+        <w:t xml:space="preserve">, guidance on developing research questions and literature reviews, Spivak's </w:t>
+      </w:r>
+      <w:r>
         <w:rPr>
-          <w:b w:val="0"/>
-          <w:i w:val="0"/>
-        </w:rPr>
-        <w:t xml:space="preserve">, guidance on developing research questions and literature reviews, Spivak's </w:t>
-      </w:r>
-      <w:r>
-        <w:rPr>
-          <w:b w:val="0"/>
           <w:i/>
         </w:rPr>
         <w:t>Can the Subaltern Speak?</w:t>
       </w:r>
       <w:r>
-        <w:rPr>
-          <w:b w:val="0"/>
-          <w:i w:val="0"/>
-        </w:rPr>
-        <w:t>, and material on the sociology of knowledge, positionality, and AI in scholarship. These are candidates for the revised reading sequence, not a finalized reading list.</w:t>
+        <w:t xml:space="preserve">, and </w:t>
+      </w:r>
+      <w:r>
+        <w:lastRenderedPageBreak/>
+        <w:t>material on the sociology of knowledge, positionality, and AI in scholarship. These are candidates for the revised reading sequence, not a finalized reading list.</w:t>
       </w:r>
     </w:p>
     <w:p>
       <w:r>
         <w:rPr>
           <w:b/>
-          <w:i w:val="0"/>
         </w:rPr>
         <w:t>Canvas</w:t>
       </w:r>
       <w:r>
-        <w:rPr>
-          <w:b w:val="0"/>
-          <w:i w:val="0"/>
-        </w:rPr>
         <w:t xml:space="preserve"> carries announcements, materials, assignment instructions, submissions, grades, and private instructor comments. A running document may be used for drafting and collaboration. </w:t>
       </w:r>
       <w:r>
         <w:rPr>
           <w:b/>
-          <w:i w:val="0"/>
           <w:highlight w:val="yellow"/>
         </w:rPr>
         <w:t>[TO CONFIRM]</w:t>
       </w:r>
       <w:r>
-        <w:rPr>
-          <w:b w:val="0"/>
-          <w:i w:val="0"/>
-        </w:rPr>
         <w:t xml:space="preserve"> Create a new class workspace; do not reuse last year's shared document.</w:t>
       </w:r>
     </w:p>
     <w:p>
       <w:r>
-        <w:rPr>
-          <w:b w:val="0"/>
-          <w:i w:val="0"/>
-        </w:rPr>
         <w:t xml:space="preserve">Use a reference manager or another reliable way to retain full citations and notes. AI-supported exercises are part of the proposed seminar design. </w:t>
       </w:r>
       <w:r>
         <w:rPr>
           <w:b/>
-          <w:i w:val="0"/>
           <w:highlight w:val="yellow"/>
         </w:rPr>
         <w:t>[TO CONFIRM]</w:t>
       </w:r>
       <w:r>
-        <w:rPr>
-          <w:b w:val="0"/>
-          <w:i w:val="0"/>
-        </w:rPr>
         <w:t xml:space="preserve"> Available tools and equivalent alternatives where access, cost, privacy, or accessibility would create a barrier. No paid AI subscription is required by this draft.</w:t>
       </w:r>
     </w:p>
     <w:p>
       <w:r>
-        <w:rPr>
-          <w:b w:val="0"/>
-          <w:i w:val="0"/>
-        </w:rPr>
         <w:t>Do not put confidential, identifiable, or restricted material into an AI service. Use public or appropriately permitted materials for experiments and check the relevant institutional guidance before using research data.</w:t>
       </w:r>
     </w:p>
@@ -1241,48 +1021,34 @@
     </w:p>
     <w:p>
       <w:r>
-        <w:rPr>
-          <w:b w:val="0"/>
-          <w:i w:val="0"/>
-        </w:rPr>
         <w:t xml:space="preserve">For planning, allow approximately </w:t>
       </w:r>
       <w:r>
         <w:rPr>
           <w:b/>
-          <w:i w:val="0"/>
         </w:rPr>
         <w:t>20 hours per active teaching week</w:t>
       </w:r>
       <w:r>
-        <w:rPr>
-          <w:b w:val="0"/>
-          <w:i w:val="0"/>
-        </w:rPr>
         <w:t xml:space="preserve">, including the seminar. This is a proposed workload for the four-credit compressed format; </w:t>
       </w:r>
       <w:r>
         <w:rPr>
           <w:b/>
-          <w:i w:val="0"/>
           <w:highlight w:val="yellow"/>
         </w:rPr>
         <w:t>[TO CONFIRM]</w:t>
       </w:r>
       <w:r>
-        <w:rPr>
-          <w:b w:val="0"/>
-          <w:i w:val="0"/>
-        </w:rPr>
         <w:t xml:space="preserve"> the final credit and workload expectations.</w:t>
       </w:r>
     </w:p>
     <w:tbl>
       <w:tblPr>
-        <w:tblW w:type="auto" w:w="0"/>
+        <w:tblW w:w="0" w:type="auto"/>
         <w:jc w:val="center"/>
         <w:tblLayout w:type="fixed"/>
-        <w:tblLook w:firstColumn="1" w:firstRow="1" w:lastColumn="0" w:lastRow="0" w:noHBand="0" w:noVBand="1" w:val="04A0"/>
+        <w:tblLook w:val="04A0" w:firstRow="1" w:lastRow="0" w:firstColumn="1" w:lastColumn="0" w:noHBand="0" w:noVBand="1"/>
       </w:tblPr>
       <w:tblGrid>
         <w:gridCol w:w="7056"/>
@@ -1290,35 +1056,35 @@
       </w:tblGrid>
       <w:tr>
         <w:trPr>
+          <w:cantSplit/>
           <w:tblHeader/>
-          <w:cantSplit/>
+          <w:jc w:val="center"/>
         </w:trPr>
         <w:tc>
           <w:tcPr>
-            <w:tcW w:type="dxa" w:w="7056"/>
-            <w:vAlign w:val="center"/>
-            <w:tcBorders>
-              <w:top w:val="single" w:sz="4" w:color="D9D9D9"/>
-              <w:left w:val="single" w:sz="4" w:color="D9D9D9"/>
-              <w:bottom w:val="single" w:sz="4" w:color="D9D9D9"/>
-              <w:right w:val="single" w:sz="4" w:color="D9D9D9"/>
-            </w:tcBorders>
+            <w:tcW w:w="7056" w:type="dxa"/>
+            <w:tcBorders>
+              <w:top w:val="single" w:sz="4" w:space="0" w:color="D9D9D9"/>
+              <w:left w:val="single" w:sz="4" w:space="0" w:color="D9D9D9"/>
+              <w:bottom w:val="single" w:sz="4" w:space="0" w:color="D9D9D9"/>
+              <w:right w:val="single" w:sz="4" w:space="0" w:color="D9D9D9"/>
+            </w:tcBorders>
+            <w:shd w:val="clear" w:color="auto" w:fill="E8ECF0"/>
             <w:tcMar>
               <w:top w:w="90" w:type="dxa"/>
               <w:left w:w="90" w:type="dxa"/>
               <w:bottom w:w="90" w:type="dxa"/>
               <w:right w:w="90" w:type="dxa"/>
             </w:tcMar>
-            <w:shd w:fill="E8ECF0"/>
-          </w:tcPr>
-          <w:p>
-            <w:pPr>
-              <w:spacing w:after="20" w:before="20" w:line="240" w:lineRule="auto"/>
+            <w:vAlign w:val="center"/>
+          </w:tcPr>
+          <w:p>
+            <w:pPr>
+              <w:spacing w:before="20" w:after="20" w:line="240" w:lineRule="auto"/>
             </w:pPr>
             <w:r>
               <w:rPr>
                 <w:b/>
-                <w:i w:val="0"/>
                 <w:sz w:val="20"/>
               </w:rPr>
               <w:t>Activity</w:t>
@@ -1327,30 +1093,29 @@
         </w:tc>
         <w:tc>
           <w:tcPr>
-            <w:tcW w:type="dxa" w:w="2304"/>
-            <w:vAlign w:val="center"/>
-            <w:tcBorders>
-              <w:top w:val="single" w:sz="4" w:color="D9D9D9"/>
-              <w:left w:val="single" w:sz="4" w:color="D9D9D9"/>
-              <w:bottom w:val="single" w:sz="4" w:color="D9D9D9"/>
-              <w:right w:val="single" w:sz="4" w:color="D9D9D9"/>
-            </w:tcBorders>
+            <w:tcW w:w="2304" w:type="dxa"/>
+            <w:tcBorders>
+              <w:top w:val="single" w:sz="4" w:space="0" w:color="D9D9D9"/>
+              <w:left w:val="single" w:sz="4" w:space="0" w:color="D9D9D9"/>
+              <w:bottom w:val="single" w:sz="4" w:space="0" w:color="D9D9D9"/>
+              <w:right w:val="single" w:sz="4" w:space="0" w:color="D9D9D9"/>
+            </w:tcBorders>
+            <w:shd w:val="clear" w:color="auto" w:fill="E8ECF0"/>
             <w:tcMar>
               <w:top w:w="90" w:type="dxa"/>
               <w:left w:w="90" w:type="dxa"/>
               <w:bottom w:w="90" w:type="dxa"/>
               <w:right w:w="90" w:type="dxa"/>
             </w:tcMar>
-            <w:shd w:fill="E8ECF0"/>
-          </w:tcPr>
-          <w:p>
-            <w:pPr>
-              <w:spacing w:after="20" w:before="20" w:line="240" w:lineRule="auto"/>
+            <w:vAlign w:val="center"/>
+          </w:tcPr>
+          <w:p>
+            <w:pPr>
+              <w:spacing w:before="20" w:after="20" w:line="240" w:lineRule="auto"/>
             </w:pPr>
             <w:r>
               <w:rPr>
                 <w:b/>
-                <w:i w:val="0"/>
                 <w:sz w:val="20"/>
               </w:rPr>
               <w:t>Planning allowance per active week</w:t>
@@ -1361,16 +1126,16 @@
       <w:tr>
         <w:trPr>
           <w:cantSplit/>
+          <w:jc w:val="center"/>
         </w:trPr>
         <w:tc>
           <w:tcPr>
-            <w:tcW w:type="dxa" w:w="7056"/>
-            <w:vAlign w:val="center"/>
-            <w:tcBorders>
-              <w:top w:val="single" w:sz="4" w:color="D9D9D9"/>
-              <w:left w:val="single" w:sz="4" w:color="D9D9D9"/>
-              <w:bottom w:val="single" w:sz="4" w:color="D9D9D9"/>
-              <w:right w:val="single" w:sz="4" w:color="D9D9D9"/>
+            <w:tcW w:w="7056" w:type="dxa"/>
+            <w:tcBorders>
+              <w:top w:val="single" w:sz="4" w:space="0" w:color="D9D9D9"/>
+              <w:left w:val="single" w:sz="4" w:space="0" w:color="D9D9D9"/>
+              <w:bottom w:val="single" w:sz="4" w:space="0" w:color="D9D9D9"/>
+              <w:right w:val="single" w:sz="4" w:space="0" w:color="D9D9D9"/>
             </w:tcBorders>
             <w:tcMar>
               <w:top w:w="90" w:type="dxa"/>
@@ -1378,15 +1143,14 @@
               <w:bottom w:w="90" w:type="dxa"/>
               <w:right w:w="90" w:type="dxa"/>
             </w:tcMar>
-          </w:tcPr>
-          <w:p>
-            <w:pPr>
-              <w:spacing w:after="20" w:before="20" w:line="240" w:lineRule="auto"/>
-            </w:pPr>
-            <w:r>
-              <w:rPr>
-                <w:b w:val="0"/>
-                <w:i w:val="0"/>
+            <w:vAlign w:val="center"/>
+          </w:tcPr>
+          <w:p>
+            <w:pPr>
+              <w:spacing w:before="20" w:after="20" w:line="240" w:lineRule="auto"/>
+            </w:pPr>
+            <w:r>
+              <w:rPr>
                 <w:sz w:val="20"/>
               </w:rPr>
               <w:t>Seminar and collaborative workshop</w:t>
@@ -1395,13 +1159,12 @@
         </w:tc>
         <w:tc>
           <w:tcPr>
-            <w:tcW w:type="dxa" w:w="2304"/>
-            <w:vAlign w:val="center"/>
-            <w:tcBorders>
-              <w:top w:val="single" w:sz="4" w:color="D9D9D9"/>
-              <w:left w:val="single" w:sz="4" w:color="D9D9D9"/>
-              <w:bottom w:val="single" w:sz="4" w:color="D9D9D9"/>
-              <w:right w:val="single" w:sz="4" w:color="D9D9D9"/>
+            <w:tcW w:w="2304" w:type="dxa"/>
+            <w:tcBorders>
+              <w:top w:val="single" w:sz="4" w:space="0" w:color="D9D9D9"/>
+              <w:left w:val="single" w:sz="4" w:space="0" w:color="D9D9D9"/>
+              <w:bottom w:val="single" w:sz="4" w:space="0" w:color="D9D9D9"/>
+              <w:right w:val="single" w:sz="4" w:space="0" w:color="D9D9D9"/>
             </w:tcBorders>
             <w:tcMar>
               <w:top w:w="90" w:type="dxa"/>
@@ -1409,15 +1172,14 @@
               <w:bottom w:w="90" w:type="dxa"/>
               <w:right w:w="90" w:type="dxa"/>
             </w:tcMar>
-          </w:tcPr>
-          <w:p>
-            <w:pPr>
-              <w:spacing w:after="20" w:before="20" w:line="240" w:lineRule="auto"/>
-            </w:pPr>
-            <w:r>
-              <w:rPr>
-                <w:b w:val="0"/>
-                <w:i w:val="0"/>
+            <w:vAlign w:val="center"/>
+          </w:tcPr>
+          <w:p>
+            <w:pPr>
+              <w:spacing w:before="20" w:after="20" w:line="240" w:lineRule="auto"/>
+            </w:pPr>
+            <w:r>
+              <w:rPr>
                 <w:sz w:val="20"/>
               </w:rPr>
               <w:t>About 3 hours</w:t>
@@ -1428,16 +1190,16 @@
       <w:tr>
         <w:trPr>
           <w:cantSplit/>
+          <w:jc w:val="center"/>
         </w:trPr>
         <w:tc>
           <w:tcPr>
-            <w:tcW w:type="dxa" w:w="7056"/>
-            <w:vAlign w:val="center"/>
-            <w:tcBorders>
-              <w:top w:val="single" w:sz="4" w:color="D9D9D9"/>
-              <w:left w:val="single" w:sz="4" w:color="D9D9D9"/>
-              <w:bottom w:val="single" w:sz="4" w:color="D9D9D9"/>
-              <w:right w:val="single" w:sz="4" w:color="D9D9D9"/>
+            <w:tcW w:w="7056" w:type="dxa"/>
+            <w:tcBorders>
+              <w:top w:val="single" w:sz="4" w:space="0" w:color="D9D9D9"/>
+              <w:left w:val="single" w:sz="4" w:space="0" w:color="D9D9D9"/>
+              <w:bottom w:val="single" w:sz="4" w:space="0" w:color="D9D9D9"/>
+              <w:right w:val="single" w:sz="4" w:space="0" w:color="D9D9D9"/>
             </w:tcBorders>
             <w:tcMar>
               <w:top w:w="90" w:type="dxa"/>
@@ -1445,15 +1207,14 @@
               <w:bottom w:w="90" w:type="dxa"/>
               <w:right w:w="90" w:type="dxa"/>
             </w:tcMar>
-          </w:tcPr>
-          <w:p>
-            <w:pPr>
-              <w:spacing w:after="20" w:before="20" w:line="240" w:lineRule="auto"/>
-            </w:pPr>
-            <w:r>
-              <w:rPr>
-                <w:b w:val="0"/>
-                <w:i w:val="0"/>
+            <w:vAlign w:val="center"/>
+          </w:tcPr>
+          <w:p>
+            <w:pPr>
+              <w:spacing w:before="20" w:after="20" w:line="240" w:lineRule="auto"/>
+            </w:pPr>
+            <w:r>
+              <w:rPr>
                 <w:sz w:val="20"/>
               </w:rPr>
               <w:t>Reading and annotation</w:t>
@@ -1462,13 +1223,12 @@
         </w:tc>
         <w:tc>
           <w:tcPr>
-            <w:tcW w:type="dxa" w:w="2304"/>
-            <w:vAlign w:val="center"/>
-            <w:tcBorders>
-              <w:top w:val="single" w:sz="4" w:color="D9D9D9"/>
-              <w:left w:val="single" w:sz="4" w:color="D9D9D9"/>
-              <w:bottom w:val="single" w:sz="4" w:color="D9D9D9"/>
-              <w:right w:val="single" w:sz="4" w:color="D9D9D9"/>
+            <w:tcW w:w="2304" w:type="dxa"/>
+            <w:tcBorders>
+              <w:top w:val="single" w:sz="4" w:space="0" w:color="D9D9D9"/>
+              <w:left w:val="single" w:sz="4" w:space="0" w:color="D9D9D9"/>
+              <w:bottom w:val="single" w:sz="4" w:space="0" w:color="D9D9D9"/>
+              <w:right w:val="single" w:sz="4" w:space="0" w:color="D9D9D9"/>
             </w:tcBorders>
             <w:tcMar>
               <w:top w:w="90" w:type="dxa"/>
@@ -1476,15 +1236,14 @@
               <w:bottom w:w="90" w:type="dxa"/>
               <w:right w:w="90" w:type="dxa"/>
             </w:tcMar>
-          </w:tcPr>
-          <w:p>
-            <w:pPr>
-              <w:spacing w:after="20" w:before="20" w:line="240" w:lineRule="auto"/>
-            </w:pPr>
-            <w:r>
-              <w:rPr>
-                <w:b w:val="0"/>
-                <w:i w:val="0"/>
+            <w:vAlign w:val="center"/>
+          </w:tcPr>
+          <w:p>
+            <w:pPr>
+              <w:spacing w:before="20" w:after="20" w:line="240" w:lineRule="auto"/>
+            </w:pPr>
+            <w:r>
+              <w:rPr>
                 <w:sz w:val="20"/>
               </w:rPr>
               <w:t>About 5 hours</w:t>
@@ -1495,16 +1254,16 @@
       <w:tr>
         <w:trPr>
           <w:cantSplit/>
+          <w:jc w:val="center"/>
         </w:trPr>
         <w:tc>
           <w:tcPr>
-            <w:tcW w:type="dxa" w:w="7056"/>
-            <w:vAlign w:val="center"/>
-            <w:tcBorders>
-              <w:top w:val="single" w:sz="4" w:color="D9D9D9"/>
-              <w:left w:val="single" w:sz="4" w:color="D9D9D9"/>
-              <w:bottom w:val="single" w:sz="4" w:color="D9D9D9"/>
-              <w:right w:val="single" w:sz="4" w:color="D9D9D9"/>
+            <w:tcW w:w="7056" w:type="dxa"/>
+            <w:tcBorders>
+              <w:top w:val="single" w:sz="4" w:space="0" w:color="D9D9D9"/>
+              <w:left w:val="single" w:sz="4" w:space="0" w:color="D9D9D9"/>
+              <w:bottom w:val="single" w:sz="4" w:space="0" w:color="D9D9D9"/>
+              <w:right w:val="single" w:sz="4" w:space="0" w:color="D9D9D9"/>
             </w:tcBorders>
             <w:tcMar>
               <w:top w:w="90" w:type="dxa"/>
@@ -1512,15 +1271,14 @@
               <w:bottom w:w="90" w:type="dxa"/>
               <w:right w:w="90" w:type="dxa"/>
             </w:tcMar>
-          </w:tcPr>
-          <w:p>
-            <w:pPr>
-              <w:spacing w:after="20" w:before="20" w:line="240" w:lineRule="auto"/>
-            </w:pPr>
-            <w:r>
-              <w:rPr>
-                <w:b w:val="0"/>
-                <w:i w:val="0"/>
+            <w:vAlign w:val="center"/>
+          </w:tcPr>
+          <w:p>
+            <w:pPr>
+              <w:spacing w:before="20" w:after="20" w:line="240" w:lineRule="auto"/>
+            </w:pPr>
+            <w:r>
+              <w:rPr>
                 <w:sz w:val="20"/>
               </w:rPr>
               <w:t>Literature searching, source verification, and mapping</w:t>
@@ -1529,13 +1287,12 @@
         </w:tc>
         <w:tc>
           <w:tcPr>
-            <w:tcW w:type="dxa" w:w="2304"/>
-            <w:vAlign w:val="center"/>
-            <w:tcBorders>
-              <w:top w:val="single" w:sz="4" w:color="D9D9D9"/>
-              <w:left w:val="single" w:sz="4" w:color="D9D9D9"/>
-              <w:bottom w:val="single" w:sz="4" w:color="D9D9D9"/>
-              <w:right w:val="single" w:sz="4" w:color="D9D9D9"/>
+            <w:tcW w:w="2304" w:type="dxa"/>
+            <w:tcBorders>
+              <w:top w:val="single" w:sz="4" w:space="0" w:color="D9D9D9"/>
+              <w:left w:val="single" w:sz="4" w:space="0" w:color="D9D9D9"/>
+              <w:bottom w:val="single" w:sz="4" w:space="0" w:color="D9D9D9"/>
+              <w:right w:val="single" w:sz="4" w:space="0" w:color="D9D9D9"/>
             </w:tcBorders>
             <w:tcMar>
               <w:top w:w="90" w:type="dxa"/>
@@ -1543,15 +1300,14 @@
               <w:bottom w:w="90" w:type="dxa"/>
               <w:right w:w="90" w:type="dxa"/>
             </w:tcMar>
-          </w:tcPr>
-          <w:p>
-            <w:pPr>
-              <w:spacing w:after="20" w:before="20" w:line="240" w:lineRule="auto"/>
-            </w:pPr>
-            <w:r>
-              <w:rPr>
-                <w:b w:val="0"/>
-                <w:i w:val="0"/>
+            <w:vAlign w:val="center"/>
+          </w:tcPr>
+          <w:p>
+            <w:pPr>
+              <w:spacing w:before="20" w:after="20" w:line="240" w:lineRule="auto"/>
+            </w:pPr>
+            <w:r>
+              <w:rPr>
                 <w:sz w:val="20"/>
               </w:rPr>
               <w:t>About 4 hours</w:t>
@@ -1562,16 +1318,16 @@
       <w:tr>
         <w:trPr>
           <w:cantSplit/>
+          <w:jc w:val="center"/>
         </w:trPr>
         <w:tc>
           <w:tcPr>
-            <w:tcW w:type="dxa" w:w="7056"/>
-            <w:vAlign w:val="center"/>
-            <w:tcBorders>
-              <w:top w:val="single" w:sz="4" w:color="D9D9D9"/>
-              <w:left w:val="single" w:sz="4" w:color="D9D9D9"/>
-              <w:bottom w:val="single" w:sz="4" w:color="D9D9D9"/>
-              <w:right w:val="single" w:sz="4" w:color="D9D9D9"/>
+            <w:tcW w:w="7056" w:type="dxa"/>
+            <w:tcBorders>
+              <w:top w:val="single" w:sz="4" w:space="0" w:color="D9D9D9"/>
+              <w:left w:val="single" w:sz="4" w:space="0" w:color="D9D9D9"/>
+              <w:bottom w:val="single" w:sz="4" w:space="0" w:color="D9D9D9"/>
+              <w:right w:val="single" w:sz="4" w:space="0" w:color="D9D9D9"/>
             </w:tcBorders>
             <w:tcMar>
               <w:top w:w="90" w:type="dxa"/>
@@ -1579,15 +1335,14 @@
               <w:bottom w:w="90" w:type="dxa"/>
               <w:right w:w="90" w:type="dxa"/>
             </w:tcMar>
-          </w:tcPr>
-          <w:p>
-            <w:pPr>
-              <w:spacing w:after="20" w:before="20" w:line="240" w:lineRule="auto"/>
-            </w:pPr>
-            <w:r>
-              <w:rPr>
-                <w:b w:val="0"/>
-                <w:i w:val="0"/>
+            <w:vAlign w:val="center"/>
+          </w:tcPr>
+          <w:p>
+            <w:pPr>
+              <w:spacing w:before="20" w:after="20" w:line="240" w:lineRule="auto"/>
+            </w:pPr>
+            <w:r>
+              <w:rPr>
                 <w:sz w:val="20"/>
               </w:rPr>
               <w:t>Writing and revising the cumulative review</w:t>
@@ -1596,13 +1351,12 @@
         </w:tc>
         <w:tc>
           <w:tcPr>
-            <w:tcW w:type="dxa" w:w="2304"/>
-            <w:vAlign w:val="center"/>
-            <w:tcBorders>
-              <w:top w:val="single" w:sz="4" w:color="D9D9D9"/>
-              <w:left w:val="single" w:sz="4" w:color="D9D9D9"/>
-              <w:bottom w:val="single" w:sz="4" w:color="D9D9D9"/>
-              <w:right w:val="single" w:sz="4" w:color="D9D9D9"/>
+            <w:tcW w:w="2304" w:type="dxa"/>
+            <w:tcBorders>
+              <w:top w:val="single" w:sz="4" w:space="0" w:color="D9D9D9"/>
+              <w:left w:val="single" w:sz="4" w:space="0" w:color="D9D9D9"/>
+              <w:bottom w:val="single" w:sz="4" w:space="0" w:color="D9D9D9"/>
+              <w:right w:val="single" w:sz="4" w:space="0" w:color="D9D9D9"/>
             </w:tcBorders>
             <w:tcMar>
               <w:top w:w="90" w:type="dxa"/>
@@ -1610,15 +1364,14 @@
               <w:bottom w:w="90" w:type="dxa"/>
               <w:right w:w="90" w:type="dxa"/>
             </w:tcMar>
-          </w:tcPr>
-          <w:p>
-            <w:pPr>
-              <w:spacing w:after="20" w:before="20" w:line="240" w:lineRule="auto"/>
-            </w:pPr>
-            <w:r>
-              <w:rPr>
-                <w:b w:val="0"/>
-                <w:i w:val="0"/>
+            <w:vAlign w:val="center"/>
+          </w:tcPr>
+          <w:p>
+            <w:pPr>
+              <w:spacing w:before="20" w:after="20" w:line="240" w:lineRule="auto"/>
+            </w:pPr>
+            <w:r>
+              <w:rPr>
                 <w:sz w:val="20"/>
               </w:rPr>
               <w:t>About 6 hours</w:t>
@@ -1629,16 +1382,16 @@
       <w:tr>
         <w:trPr>
           <w:cantSplit/>
+          <w:jc w:val="center"/>
         </w:trPr>
         <w:tc>
           <w:tcPr>
-            <w:tcW w:type="dxa" w:w="7056"/>
-            <w:vAlign w:val="center"/>
-            <w:tcBorders>
-              <w:top w:val="single" w:sz="4" w:color="D9D9D9"/>
-              <w:left w:val="single" w:sz="4" w:color="D9D9D9"/>
-              <w:bottom w:val="single" w:sz="4" w:color="D9D9D9"/>
-              <w:right w:val="single" w:sz="4" w:color="D9D9D9"/>
+            <w:tcW w:w="7056" w:type="dxa"/>
+            <w:tcBorders>
+              <w:top w:val="single" w:sz="4" w:space="0" w:color="D9D9D9"/>
+              <w:left w:val="single" w:sz="4" w:space="0" w:color="D9D9D9"/>
+              <w:bottom w:val="single" w:sz="4" w:space="0" w:color="D9D9D9"/>
+              <w:right w:val="single" w:sz="4" w:space="0" w:color="D9D9D9"/>
             </w:tcBorders>
             <w:tcMar>
               <w:top w:w="90" w:type="dxa"/>
@@ -1646,15 +1399,14 @@
               <w:bottom w:w="90" w:type="dxa"/>
               <w:right w:w="90" w:type="dxa"/>
             </w:tcMar>
-          </w:tcPr>
-          <w:p>
-            <w:pPr>
-              <w:spacing w:after="20" w:before="20" w:line="240" w:lineRule="auto"/>
-            </w:pPr>
-            <w:r>
-              <w:rPr>
-                <w:b w:val="0"/>
-                <w:i w:val="0"/>
+            <w:vAlign w:val="center"/>
+          </w:tcPr>
+          <w:p>
+            <w:pPr>
+              <w:spacing w:before="20" w:after="20" w:line="240" w:lineRule="auto"/>
+            </w:pPr>
+            <w:r>
+              <w:rPr>
                 <w:sz w:val="20"/>
               </w:rPr>
               <w:t>AI experiments and a brief process record</w:t>
@@ -1663,13 +1415,12 @@
         </w:tc>
         <w:tc>
           <w:tcPr>
-            <w:tcW w:type="dxa" w:w="2304"/>
-            <w:vAlign w:val="center"/>
-            <w:tcBorders>
-              <w:top w:val="single" w:sz="4" w:color="D9D9D9"/>
-              <w:left w:val="single" w:sz="4" w:color="D9D9D9"/>
-              <w:bottom w:val="single" w:sz="4" w:color="D9D9D9"/>
-              <w:right w:val="single" w:sz="4" w:color="D9D9D9"/>
+            <w:tcW w:w="2304" w:type="dxa"/>
+            <w:tcBorders>
+              <w:top w:val="single" w:sz="4" w:space="0" w:color="D9D9D9"/>
+              <w:left w:val="single" w:sz="4" w:space="0" w:color="D9D9D9"/>
+              <w:bottom w:val="single" w:sz="4" w:space="0" w:color="D9D9D9"/>
+              <w:right w:val="single" w:sz="4" w:space="0" w:color="D9D9D9"/>
             </w:tcBorders>
             <w:tcMar>
               <w:top w:w="90" w:type="dxa"/>
@@ -1677,15 +1428,14 @@
               <w:bottom w:w="90" w:type="dxa"/>
               <w:right w:w="90" w:type="dxa"/>
             </w:tcMar>
-          </w:tcPr>
-          <w:p>
-            <w:pPr>
-              <w:spacing w:after="20" w:before="20" w:line="240" w:lineRule="auto"/>
-            </w:pPr>
-            <w:r>
-              <w:rPr>
-                <w:b w:val="0"/>
-                <w:i w:val="0"/>
+            <w:vAlign w:val="center"/>
+          </w:tcPr>
+          <w:p>
+            <w:pPr>
+              <w:spacing w:before="20" w:after="20" w:line="240" w:lineRule="auto"/>
+            </w:pPr>
+            <w:r>
+              <w:rPr>
                 <w:sz w:val="20"/>
               </w:rPr>
               <w:t>About 2 hours</w:t>
@@ -1701,43 +1451,26 @@
     </w:p>
     <w:p>
       <w:r>
-        <w:rPr>
-          <w:b w:val="0"/>
-          <w:i w:val="0"/>
-        </w:rPr>
         <w:t>Come with material to work on: an article, an uncertain interpretation, a draft section, or a problem in your search. Much of the seminar will be practical, but the work depends on what you have read and prepared outside class.</w:t>
       </w:r>
     </w:p>
     <w:p>
       <w:r>
-        <w:rPr>
-          <w:b w:val="0"/>
-          <w:i w:val="0"/>
-        </w:rPr>
         <w:t xml:space="preserve">Keep a research record containing your question, search decisions, source notes, maps, drafts, feedback, and AI-use notes. The record should let you explain why the review changed. We will not require a particular commercial tool; </w:t>
       </w:r>
       <w:r>
         <w:rPr>
           <w:b/>
-          <w:i w:val="0"/>
           <w:highlight w:val="yellow"/>
         </w:rPr>
         <w:t>[TO CONFIRM]</w:t>
       </w:r>
       <w:r>
-        <w:rPr>
-          <w:b w:val="0"/>
-          <w:i w:val="0"/>
-        </w:rPr>
         <w:t xml:space="preserve"> the preferred document and reference-management arrangements.</w:t>
       </w:r>
     </w:p>
     <w:p>
       <w:r>
-        <w:rPr>
-          <w:b w:val="0"/>
-          <w:i w:val="0"/>
-        </w:rPr>
         <w:t>Fall break has no scheduled seminar or submission in the proposed plan. Start the Week 6 reflection before the break if useful, but plan to complete it after teaching resumes.</w:t>
       </w:r>
     </w:p>
@@ -1746,6 +1479,7 @@
         <w:pStyle w:val="Heading2"/>
       </w:pPr>
       <w:r>
+        <w:lastRenderedPageBreak/>
         <w:t>What You Should Expect from Me</w:t>
       </w:r>
     </w:p>
@@ -1754,10 +1488,6 @@
         <w:pStyle w:val="ListBullet"/>
       </w:pPr>
       <w:r>
-        <w:rPr>
-          <w:b w:val="0"/>
-          <w:i w:val="0"/>
-        </w:rPr>
         <w:t>I will make time to discuss your project and help you identify a workable scope.</w:t>
       </w:r>
     </w:p>
@@ -1766,10 +1496,6 @@
         <w:pStyle w:val="ListBullet"/>
       </w:pPr>
       <w:r>
-        <w:rPr>
-          <w:b w:val="0"/>
-          <w:i w:val="0"/>
-        </w:rPr>
         <w:t>I will give feedback on the development of your thinking, your use of evidence, and your revisions.</w:t>
       </w:r>
     </w:p>
@@ -1778,10 +1504,6 @@
         <w:pStyle w:val="ListBullet"/>
       </w:pPr>
       <w:r>
-        <w:rPr>
-          <w:b w:val="0"/>
-          <w:i w:val="0"/>
-        </w:rPr>
         <w:t>I will distinguish a defensible scholarly disagreement from an unsupported claim.</w:t>
       </w:r>
     </w:p>
@@ -1790,10 +1512,6 @@
         <w:pStyle w:val="ListBullet"/>
       </w:pPr>
       <w:r>
-        <w:rPr>
-          <w:b w:val="0"/>
-          <w:i w:val="0"/>
-        </w:rPr>
         <w:t>I will clarify assignments when a difficulty affects the class as a whole.</w:t>
       </w:r>
     </w:p>
@@ -1802,10 +1520,6 @@
         <w:pStyle w:val="ListBullet"/>
       </w:pPr>
       <w:r>
-        <w:rPr>
-          <w:b w:val="0"/>
-          <w:i w:val="0"/>
-        </w:rPr>
         <w:t>I will treat patterns of difficulty as information about the teaching as well as the work.</w:t>
       </w:r>
     </w:p>
@@ -1813,30 +1527,20 @@
       <w:r>
         <w:rPr>
           <w:b/>
-          <w:i w:val="0"/>
         </w:rPr>
         <w:t>Proposed feedback arrangements:</w:t>
       </w:r>
       <w:r>
-        <w:rPr>
-          <w:b w:val="0"/>
-          <w:i w:val="0"/>
-        </w:rPr>
         <w:t xml:space="preserve"> email responses within two working days and feedback on staged submissions within one week. </w:t>
       </w:r>
       <w:r>
         <w:rPr>
           <w:b/>
-          <w:i w:val="0"/>
           <w:highlight w:val="yellow"/>
         </w:rPr>
         <w:t>[TO CONFIRM]</w:t>
       </w:r>
       <w:r>
-        <w:rPr>
-          <w:b w:val="0"/>
-          <w:i w:val="0"/>
-        </w:rPr>
         <w:t xml:space="preserve"> Response times and feedback capacity. Plan substantive instructor feedback after the conceptual map and after the structured draft; use peer workshops to support revision between these points.</w:t>
       </w:r>
     </w:p>
@@ -1850,19 +1554,15 @@
     </w:p>
     <w:p>
       <w:r>
-        <w:rPr>
-          <w:b w:val="0"/>
-          <w:i w:val="0"/>
-        </w:rPr>
         <w:t>The starting assessment structure retains the six staged tasks and final review from the previous 590 course.</w:t>
       </w:r>
     </w:p>
     <w:tbl>
       <w:tblPr>
-        <w:tblW w:type="auto" w:w="0"/>
+        <w:tblW w:w="0" w:type="auto"/>
         <w:jc w:val="center"/>
         <w:tblLayout w:type="fixed"/>
-        <w:tblLook w:firstColumn="1" w:firstRow="1" w:lastColumn="0" w:lastRow="0" w:noHBand="0" w:noVBand="1" w:val="04A0"/>
+        <w:tblLook w:val="04A0" w:firstRow="1" w:lastRow="0" w:firstColumn="1" w:lastColumn="0" w:noHBand="0" w:noVBand="1"/>
       </w:tblPr>
       <w:tblGrid>
         <w:gridCol w:w="5112"/>
@@ -1871,35 +1571,35 @@
       </w:tblGrid>
       <w:tr>
         <w:trPr>
+          <w:cantSplit/>
           <w:tblHeader/>
-          <w:cantSplit/>
+          <w:jc w:val="center"/>
         </w:trPr>
         <w:tc>
           <w:tcPr>
-            <w:tcW w:type="dxa" w:w="5112"/>
-            <w:vAlign w:val="center"/>
-            <w:tcBorders>
-              <w:top w:val="single" w:sz="4" w:color="D9D9D9"/>
-              <w:left w:val="single" w:sz="4" w:color="D9D9D9"/>
-              <w:bottom w:val="single" w:sz="4" w:color="D9D9D9"/>
-              <w:right w:val="single" w:sz="4" w:color="D9D9D9"/>
-            </w:tcBorders>
+            <w:tcW w:w="5112" w:type="dxa"/>
+            <w:tcBorders>
+              <w:top w:val="single" w:sz="4" w:space="0" w:color="D9D9D9"/>
+              <w:left w:val="single" w:sz="4" w:space="0" w:color="D9D9D9"/>
+              <w:bottom w:val="single" w:sz="4" w:space="0" w:color="D9D9D9"/>
+              <w:right w:val="single" w:sz="4" w:space="0" w:color="D9D9D9"/>
+            </w:tcBorders>
+            <w:shd w:val="clear" w:color="auto" w:fill="E8ECF0"/>
             <w:tcMar>
               <w:top w:w="90" w:type="dxa"/>
               <w:left w:w="90" w:type="dxa"/>
               <w:bottom w:w="90" w:type="dxa"/>
               <w:right w:w="90" w:type="dxa"/>
             </w:tcMar>
-            <w:shd w:fill="E8ECF0"/>
-          </w:tcPr>
-          <w:p>
-            <w:pPr>
-              <w:spacing w:after="20" w:before="20" w:line="240" w:lineRule="auto"/>
+            <w:vAlign w:val="center"/>
+          </w:tcPr>
+          <w:p>
+            <w:pPr>
+              <w:spacing w:before="20" w:after="20" w:line="240" w:lineRule="auto"/>
             </w:pPr>
             <w:r>
               <w:rPr>
                 <w:b/>
-                <w:i w:val="0"/>
                 <w:sz w:val="20"/>
               </w:rPr>
               <w:t>Component</w:t>
@@ -1908,30 +1608,29 @@
         </w:tc>
         <w:tc>
           <w:tcPr>
-            <w:tcW w:type="dxa" w:w="936"/>
-            <w:vAlign w:val="center"/>
-            <w:tcBorders>
-              <w:top w:val="single" w:sz="4" w:color="D9D9D9"/>
-              <w:left w:val="single" w:sz="4" w:color="D9D9D9"/>
-              <w:bottom w:val="single" w:sz="4" w:color="D9D9D9"/>
-              <w:right w:val="single" w:sz="4" w:color="D9D9D9"/>
-            </w:tcBorders>
+            <w:tcW w:w="936" w:type="dxa"/>
+            <w:tcBorders>
+              <w:top w:val="single" w:sz="4" w:space="0" w:color="D9D9D9"/>
+              <w:left w:val="single" w:sz="4" w:space="0" w:color="D9D9D9"/>
+              <w:bottom w:val="single" w:sz="4" w:space="0" w:color="D9D9D9"/>
+              <w:right w:val="single" w:sz="4" w:space="0" w:color="D9D9D9"/>
+            </w:tcBorders>
+            <w:shd w:val="clear" w:color="auto" w:fill="E8ECF0"/>
             <w:tcMar>
               <w:top w:w="90" w:type="dxa"/>
               <w:left w:w="90" w:type="dxa"/>
               <w:bottom w:w="90" w:type="dxa"/>
               <w:right w:w="90" w:type="dxa"/>
             </w:tcMar>
-            <w:shd w:fill="E8ECF0"/>
-          </w:tcPr>
-          <w:p>
-            <w:pPr>
-              <w:spacing w:after="20" w:before="20" w:line="240" w:lineRule="auto"/>
+            <w:vAlign w:val="center"/>
+          </w:tcPr>
+          <w:p>
+            <w:pPr>
+              <w:spacing w:before="20" w:after="20" w:line="240" w:lineRule="auto"/>
             </w:pPr>
             <w:r>
               <w:rPr>
                 <w:b/>
-                <w:i w:val="0"/>
                 <w:sz w:val="20"/>
               </w:rPr>
               <w:t>Weight</w:t>
@@ -1940,30 +1639,29 @@
         </w:tc>
         <w:tc>
           <w:tcPr>
-            <w:tcW w:type="dxa" w:w="3312"/>
-            <w:vAlign w:val="center"/>
-            <w:tcBorders>
-              <w:top w:val="single" w:sz="4" w:color="D9D9D9"/>
-              <w:left w:val="single" w:sz="4" w:color="D9D9D9"/>
-              <w:bottom w:val="single" w:sz="4" w:color="D9D9D9"/>
-              <w:right w:val="single" w:sz="4" w:color="D9D9D9"/>
-            </w:tcBorders>
+            <w:tcW w:w="3312" w:type="dxa"/>
+            <w:tcBorders>
+              <w:top w:val="single" w:sz="4" w:space="0" w:color="D9D9D9"/>
+              <w:left w:val="single" w:sz="4" w:space="0" w:color="D9D9D9"/>
+              <w:bottom w:val="single" w:sz="4" w:space="0" w:color="D9D9D9"/>
+              <w:right w:val="single" w:sz="4" w:space="0" w:color="D9D9D9"/>
+            </w:tcBorders>
+            <w:shd w:val="clear" w:color="auto" w:fill="E8ECF0"/>
             <w:tcMar>
               <w:top w:w="90" w:type="dxa"/>
               <w:left w:w="90" w:type="dxa"/>
               <w:bottom w:w="90" w:type="dxa"/>
               <w:right w:w="90" w:type="dxa"/>
             </w:tcMar>
-            <w:shd w:fill="E8ECF0"/>
-          </w:tcPr>
-          <w:p>
-            <w:pPr>
-              <w:spacing w:after="20" w:before="20" w:line="240" w:lineRule="auto"/>
+            <w:vAlign w:val="center"/>
+          </w:tcPr>
+          <w:p>
+            <w:pPr>
+              <w:spacing w:before="20" w:after="20" w:line="240" w:lineRule="auto"/>
             </w:pPr>
             <w:r>
               <w:rPr>
                 <w:b/>
-                <w:i w:val="0"/>
                 <w:sz w:val="20"/>
               </w:rPr>
               <w:t>Proposed due date</w:t>
@@ -1974,16 +1672,16 @@
       <w:tr>
         <w:trPr>
           <w:cantSplit/>
+          <w:jc w:val="center"/>
         </w:trPr>
         <w:tc>
           <w:tcPr>
-            <w:tcW w:type="dxa" w:w="5112"/>
-            <w:vAlign w:val="center"/>
-            <w:tcBorders>
-              <w:top w:val="single" w:sz="4" w:color="D9D9D9"/>
-              <w:left w:val="single" w:sz="4" w:color="D9D9D9"/>
-              <w:bottom w:val="single" w:sz="4" w:color="D9D9D9"/>
-              <w:right w:val="single" w:sz="4" w:color="D9D9D9"/>
+            <w:tcW w:w="5112" w:type="dxa"/>
+            <w:tcBorders>
+              <w:top w:val="single" w:sz="4" w:space="0" w:color="D9D9D9"/>
+              <w:left w:val="single" w:sz="4" w:space="0" w:color="D9D9D9"/>
+              <w:bottom w:val="single" w:sz="4" w:space="0" w:color="D9D9D9"/>
+              <w:right w:val="single" w:sz="4" w:space="0" w:color="D9D9D9"/>
             </w:tcBorders>
             <w:tcMar>
               <w:top w:w="90" w:type="dxa"/>
@@ -1991,15 +1689,14 @@
               <w:bottom w:w="90" w:type="dxa"/>
               <w:right w:w="90" w:type="dxa"/>
             </w:tcMar>
-          </w:tcPr>
-          <w:p>
-            <w:pPr>
-              <w:spacing w:after="20" w:before="20" w:line="240" w:lineRule="auto"/>
-            </w:pPr>
-            <w:r>
-              <w:rPr>
-                <w:b w:val="0"/>
-                <w:i w:val="0"/>
+            <w:vAlign w:val="center"/>
+          </w:tcPr>
+          <w:p>
+            <w:pPr>
+              <w:spacing w:before="20" w:after="20" w:line="240" w:lineRule="auto"/>
+            </w:pPr>
+            <w:r>
+              <w:rPr>
                 <w:sz w:val="20"/>
               </w:rPr>
               <w:t>1 Research topic and question</w:t>
@@ -2008,13 +1705,12 @@
         </w:tc>
         <w:tc>
           <w:tcPr>
-            <w:tcW w:type="dxa" w:w="936"/>
-            <w:vAlign w:val="center"/>
-            <w:tcBorders>
-              <w:top w:val="single" w:sz="4" w:color="D9D9D9"/>
-              <w:left w:val="single" w:sz="4" w:color="D9D9D9"/>
-              <w:bottom w:val="single" w:sz="4" w:color="D9D9D9"/>
-              <w:right w:val="single" w:sz="4" w:color="D9D9D9"/>
+            <w:tcW w:w="936" w:type="dxa"/>
+            <w:tcBorders>
+              <w:top w:val="single" w:sz="4" w:space="0" w:color="D9D9D9"/>
+              <w:left w:val="single" w:sz="4" w:space="0" w:color="D9D9D9"/>
+              <w:bottom w:val="single" w:sz="4" w:space="0" w:color="D9D9D9"/>
+              <w:right w:val="single" w:sz="4" w:space="0" w:color="D9D9D9"/>
             </w:tcBorders>
             <w:tcMar>
               <w:top w:w="90" w:type="dxa"/>
@@ -2022,15 +1718,14 @@
               <w:bottom w:w="90" w:type="dxa"/>
               <w:right w:w="90" w:type="dxa"/>
             </w:tcMar>
-          </w:tcPr>
-          <w:p>
-            <w:pPr>
-              <w:spacing w:after="20" w:before="20" w:line="240" w:lineRule="auto"/>
-            </w:pPr>
-            <w:r>
-              <w:rPr>
-                <w:b w:val="0"/>
-                <w:i w:val="0"/>
+            <w:vAlign w:val="center"/>
+          </w:tcPr>
+          <w:p>
+            <w:pPr>
+              <w:spacing w:before="20" w:after="20" w:line="240" w:lineRule="auto"/>
+            </w:pPr>
+            <w:r>
+              <w:rPr>
                 <w:sz w:val="20"/>
               </w:rPr>
               <w:t>10%</w:t>
@@ -2039,13 +1734,12 @@
         </w:tc>
         <w:tc>
           <w:tcPr>
-            <w:tcW w:type="dxa" w:w="3312"/>
-            <w:vAlign w:val="center"/>
-            <w:tcBorders>
-              <w:top w:val="single" w:sz="4" w:color="D9D9D9"/>
-              <w:left w:val="single" w:sz="4" w:color="D9D9D9"/>
-              <w:bottom w:val="single" w:sz="4" w:color="D9D9D9"/>
-              <w:right w:val="single" w:sz="4" w:color="D9D9D9"/>
+            <w:tcW w:w="3312" w:type="dxa"/>
+            <w:tcBorders>
+              <w:top w:val="single" w:sz="4" w:space="0" w:color="D9D9D9"/>
+              <w:left w:val="single" w:sz="4" w:space="0" w:color="D9D9D9"/>
+              <w:bottom w:val="single" w:sz="4" w:space="0" w:color="D9D9D9"/>
+              <w:right w:val="single" w:sz="4" w:space="0" w:color="D9D9D9"/>
             </w:tcBorders>
             <w:tcMar>
               <w:top w:w="90" w:type="dxa"/>
@@ -2053,15 +1747,14 @@
               <w:bottom w:w="90" w:type="dxa"/>
               <w:right w:w="90" w:type="dxa"/>
             </w:tcMar>
-          </w:tcPr>
-          <w:p>
-            <w:pPr>
-              <w:spacing w:after="20" w:before="20" w:line="240" w:lineRule="auto"/>
-            </w:pPr>
-            <w:r>
-              <w:rPr>
-                <w:b w:val="0"/>
-                <w:i w:val="0"/>
+            <w:vAlign w:val="center"/>
+          </w:tcPr>
+          <w:p>
+            <w:pPr>
+              <w:spacing w:before="20" w:after="20" w:line="240" w:lineRule="auto"/>
+            </w:pPr>
+            <w:r>
+              <w:rPr>
                 <w:sz w:val="20"/>
               </w:rPr>
               <w:t>Friday 23 October</w:t>
@@ -2072,16 +1765,16 @@
       <w:tr>
         <w:trPr>
           <w:cantSplit/>
+          <w:jc w:val="center"/>
         </w:trPr>
         <w:tc>
           <w:tcPr>
-            <w:tcW w:type="dxa" w:w="5112"/>
-            <w:vAlign w:val="center"/>
-            <w:tcBorders>
-              <w:top w:val="single" w:sz="4" w:color="D9D9D9"/>
-              <w:left w:val="single" w:sz="4" w:color="D9D9D9"/>
-              <w:bottom w:val="single" w:sz="4" w:color="D9D9D9"/>
-              <w:right w:val="single" w:sz="4" w:color="D9D9D9"/>
+            <w:tcW w:w="5112" w:type="dxa"/>
+            <w:tcBorders>
+              <w:top w:val="single" w:sz="4" w:space="0" w:color="D9D9D9"/>
+              <w:left w:val="single" w:sz="4" w:space="0" w:color="D9D9D9"/>
+              <w:bottom w:val="single" w:sz="4" w:space="0" w:color="D9D9D9"/>
+              <w:right w:val="single" w:sz="4" w:space="0" w:color="D9D9D9"/>
             </w:tcBorders>
             <w:tcMar>
               <w:top w:w="90" w:type="dxa"/>
@@ -2089,15 +1782,14 @@
               <w:bottom w:w="90" w:type="dxa"/>
               <w:right w:w="90" w:type="dxa"/>
             </w:tcMar>
-          </w:tcPr>
-          <w:p>
-            <w:pPr>
-              <w:spacing w:after="20" w:before="20" w:line="240" w:lineRule="auto"/>
-            </w:pPr>
-            <w:r>
-              <w:rPr>
-                <w:b w:val="0"/>
-                <w:i w:val="0"/>
+            <w:vAlign w:val="center"/>
+          </w:tcPr>
+          <w:p>
+            <w:pPr>
+              <w:spacing w:before="20" w:after="20" w:line="240" w:lineRule="auto"/>
+            </w:pPr>
+            <w:r>
+              <w:rPr>
                 <w:sz w:val="20"/>
               </w:rPr>
               <w:t>2 Review design method and scope</w:t>
@@ -2106,13 +1798,12 @@
         </w:tc>
         <w:tc>
           <w:tcPr>
-            <w:tcW w:type="dxa" w:w="936"/>
-            <w:vAlign w:val="center"/>
-            <w:tcBorders>
-              <w:top w:val="single" w:sz="4" w:color="D9D9D9"/>
-              <w:left w:val="single" w:sz="4" w:color="D9D9D9"/>
-              <w:bottom w:val="single" w:sz="4" w:color="D9D9D9"/>
-              <w:right w:val="single" w:sz="4" w:color="D9D9D9"/>
+            <w:tcW w:w="936" w:type="dxa"/>
+            <w:tcBorders>
+              <w:top w:val="single" w:sz="4" w:space="0" w:color="D9D9D9"/>
+              <w:left w:val="single" w:sz="4" w:space="0" w:color="D9D9D9"/>
+              <w:bottom w:val="single" w:sz="4" w:space="0" w:color="D9D9D9"/>
+              <w:right w:val="single" w:sz="4" w:space="0" w:color="D9D9D9"/>
             </w:tcBorders>
             <w:tcMar>
               <w:top w:w="90" w:type="dxa"/>
@@ -2120,15 +1811,14 @@
               <w:bottom w:w="90" w:type="dxa"/>
               <w:right w:w="90" w:type="dxa"/>
             </w:tcMar>
-          </w:tcPr>
-          <w:p>
-            <w:pPr>
-              <w:spacing w:after="20" w:before="20" w:line="240" w:lineRule="auto"/>
-            </w:pPr>
-            <w:r>
-              <w:rPr>
-                <w:b w:val="0"/>
-                <w:i w:val="0"/>
+            <w:vAlign w:val="center"/>
+          </w:tcPr>
+          <w:p>
+            <w:pPr>
+              <w:spacing w:before="20" w:after="20" w:line="240" w:lineRule="auto"/>
+            </w:pPr>
+            <w:r>
+              <w:rPr>
                 <w:sz w:val="20"/>
               </w:rPr>
               <w:t>10%</w:t>
@@ -2137,13 +1827,12 @@
         </w:tc>
         <w:tc>
           <w:tcPr>
-            <w:tcW w:type="dxa" w:w="3312"/>
-            <w:vAlign w:val="center"/>
-            <w:tcBorders>
-              <w:top w:val="single" w:sz="4" w:color="D9D9D9"/>
-              <w:left w:val="single" w:sz="4" w:color="D9D9D9"/>
-              <w:bottom w:val="single" w:sz="4" w:color="D9D9D9"/>
-              <w:right w:val="single" w:sz="4" w:color="D9D9D9"/>
+            <w:tcW w:w="3312" w:type="dxa"/>
+            <w:tcBorders>
+              <w:top w:val="single" w:sz="4" w:space="0" w:color="D9D9D9"/>
+              <w:left w:val="single" w:sz="4" w:space="0" w:color="D9D9D9"/>
+              <w:bottom w:val="single" w:sz="4" w:space="0" w:color="D9D9D9"/>
+              <w:right w:val="single" w:sz="4" w:space="0" w:color="D9D9D9"/>
             </w:tcBorders>
             <w:tcMar>
               <w:top w:w="90" w:type="dxa"/>
@@ -2151,15 +1840,14 @@
               <w:bottom w:w="90" w:type="dxa"/>
               <w:right w:w="90" w:type="dxa"/>
             </w:tcMar>
-          </w:tcPr>
-          <w:p>
-            <w:pPr>
-              <w:spacing w:after="20" w:before="20" w:line="240" w:lineRule="auto"/>
-            </w:pPr>
-            <w:r>
-              <w:rPr>
-                <w:b w:val="0"/>
-                <w:i w:val="0"/>
+            <w:vAlign w:val="center"/>
+          </w:tcPr>
+          <w:p>
+            <w:pPr>
+              <w:spacing w:before="20" w:after="20" w:line="240" w:lineRule="auto"/>
+            </w:pPr>
+            <w:r>
+              <w:rPr>
                 <w:sz w:val="20"/>
               </w:rPr>
               <w:t>Friday 30 October</w:t>
@@ -2170,16 +1858,16 @@
       <w:tr>
         <w:trPr>
           <w:cantSplit/>
+          <w:jc w:val="center"/>
         </w:trPr>
         <w:tc>
           <w:tcPr>
-            <w:tcW w:type="dxa" w:w="5112"/>
-            <w:vAlign w:val="center"/>
-            <w:tcBorders>
-              <w:top w:val="single" w:sz="4" w:color="D9D9D9"/>
-              <w:left w:val="single" w:sz="4" w:color="D9D9D9"/>
-              <w:bottom w:val="single" w:sz="4" w:color="D9D9D9"/>
-              <w:right w:val="single" w:sz="4" w:color="D9D9D9"/>
+            <w:tcW w:w="5112" w:type="dxa"/>
+            <w:tcBorders>
+              <w:top w:val="single" w:sz="4" w:space="0" w:color="D9D9D9"/>
+              <w:left w:val="single" w:sz="4" w:space="0" w:color="D9D9D9"/>
+              <w:bottom w:val="single" w:sz="4" w:space="0" w:color="D9D9D9"/>
+              <w:right w:val="single" w:sz="4" w:space="0" w:color="D9D9D9"/>
             </w:tcBorders>
             <w:tcMar>
               <w:top w:w="90" w:type="dxa"/>
@@ -2187,15 +1875,14 @@
               <w:bottom w:w="90" w:type="dxa"/>
               <w:right w:w="90" w:type="dxa"/>
             </w:tcMar>
-          </w:tcPr>
-          <w:p>
-            <w:pPr>
-              <w:spacing w:after="20" w:before="20" w:line="240" w:lineRule="auto"/>
-            </w:pPr>
-            <w:r>
-              <w:rPr>
-                <w:b w:val="0"/>
-                <w:i w:val="0"/>
+            <w:vAlign w:val="center"/>
+          </w:tcPr>
+          <w:p>
+            <w:pPr>
+              <w:spacing w:before="20" w:after="20" w:line="240" w:lineRule="auto"/>
+            </w:pPr>
+            <w:r>
+              <w:rPr>
                 <w:sz w:val="20"/>
               </w:rPr>
               <w:t>3 Conceptual map of the literature</w:t>
@@ -2204,13 +1891,12 @@
         </w:tc>
         <w:tc>
           <w:tcPr>
-            <w:tcW w:type="dxa" w:w="936"/>
-            <w:vAlign w:val="center"/>
-            <w:tcBorders>
-              <w:top w:val="single" w:sz="4" w:color="D9D9D9"/>
-              <w:left w:val="single" w:sz="4" w:color="D9D9D9"/>
-              <w:bottom w:val="single" w:sz="4" w:color="D9D9D9"/>
-              <w:right w:val="single" w:sz="4" w:color="D9D9D9"/>
+            <w:tcW w:w="936" w:type="dxa"/>
+            <w:tcBorders>
+              <w:top w:val="single" w:sz="4" w:space="0" w:color="D9D9D9"/>
+              <w:left w:val="single" w:sz="4" w:space="0" w:color="D9D9D9"/>
+              <w:bottom w:val="single" w:sz="4" w:space="0" w:color="D9D9D9"/>
+              <w:right w:val="single" w:sz="4" w:space="0" w:color="D9D9D9"/>
             </w:tcBorders>
             <w:tcMar>
               <w:top w:w="90" w:type="dxa"/>
@@ -2218,15 +1904,14 @@
               <w:bottom w:w="90" w:type="dxa"/>
               <w:right w:w="90" w:type="dxa"/>
             </w:tcMar>
-          </w:tcPr>
-          <w:p>
-            <w:pPr>
-              <w:spacing w:after="20" w:before="20" w:line="240" w:lineRule="auto"/>
-            </w:pPr>
-            <w:r>
-              <w:rPr>
-                <w:b w:val="0"/>
-                <w:i w:val="0"/>
+            <w:vAlign w:val="center"/>
+          </w:tcPr>
+          <w:p>
+            <w:pPr>
+              <w:spacing w:before="20" w:after="20" w:line="240" w:lineRule="auto"/>
+            </w:pPr>
+            <w:r>
+              <w:rPr>
                 <w:sz w:val="20"/>
               </w:rPr>
               <w:t>10%</w:t>
@@ -2235,13 +1920,12 @@
         </w:tc>
         <w:tc>
           <w:tcPr>
-            <w:tcW w:type="dxa" w:w="3312"/>
-            <w:vAlign w:val="center"/>
-            <w:tcBorders>
-              <w:top w:val="single" w:sz="4" w:color="D9D9D9"/>
-              <w:left w:val="single" w:sz="4" w:color="D9D9D9"/>
-              <w:bottom w:val="single" w:sz="4" w:color="D9D9D9"/>
-              <w:right w:val="single" w:sz="4" w:color="D9D9D9"/>
+            <w:tcW w:w="3312" w:type="dxa"/>
+            <w:tcBorders>
+              <w:top w:val="single" w:sz="4" w:space="0" w:color="D9D9D9"/>
+              <w:left w:val="single" w:sz="4" w:space="0" w:color="D9D9D9"/>
+              <w:bottom w:val="single" w:sz="4" w:space="0" w:color="D9D9D9"/>
+              <w:right w:val="single" w:sz="4" w:space="0" w:color="D9D9D9"/>
             </w:tcBorders>
             <w:tcMar>
               <w:top w:w="90" w:type="dxa"/>
@@ -2249,15 +1933,14 @@
               <w:bottom w:w="90" w:type="dxa"/>
               <w:right w:w="90" w:type="dxa"/>
             </w:tcMar>
-          </w:tcPr>
-          <w:p>
-            <w:pPr>
-              <w:spacing w:after="20" w:before="20" w:line="240" w:lineRule="auto"/>
-            </w:pPr>
-            <w:r>
-              <w:rPr>
-                <w:b w:val="0"/>
-                <w:i w:val="0"/>
+            <w:vAlign w:val="center"/>
+          </w:tcPr>
+          <w:p>
+            <w:pPr>
+              <w:spacing w:before="20" w:after="20" w:line="240" w:lineRule="auto"/>
+            </w:pPr>
+            <w:r>
+              <w:rPr>
                 <w:sz w:val="20"/>
               </w:rPr>
               <w:t>Friday 6 November</w:t>
@@ -2268,16 +1951,16 @@
       <w:tr>
         <w:trPr>
           <w:cantSplit/>
+          <w:jc w:val="center"/>
         </w:trPr>
         <w:tc>
           <w:tcPr>
-            <w:tcW w:type="dxa" w:w="5112"/>
-            <w:vAlign w:val="center"/>
-            <w:tcBorders>
-              <w:top w:val="single" w:sz="4" w:color="D9D9D9"/>
-              <w:left w:val="single" w:sz="4" w:color="D9D9D9"/>
-              <w:bottom w:val="single" w:sz="4" w:color="D9D9D9"/>
-              <w:right w:val="single" w:sz="4" w:color="D9D9D9"/>
+            <w:tcW w:w="5112" w:type="dxa"/>
+            <w:tcBorders>
+              <w:top w:val="single" w:sz="4" w:space="0" w:color="D9D9D9"/>
+              <w:left w:val="single" w:sz="4" w:space="0" w:color="D9D9D9"/>
+              <w:bottom w:val="single" w:sz="4" w:space="0" w:color="D9D9D9"/>
+              <w:right w:val="single" w:sz="4" w:space="0" w:color="D9D9D9"/>
             </w:tcBorders>
             <w:tcMar>
               <w:top w:w="90" w:type="dxa"/>
@@ -2285,15 +1968,14 @@
               <w:bottom w:w="90" w:type="dxa"/>
               <w:right w:w="90" w:type="dxa"/>
             </w:tcMar>
-          </w:tcPr>
-          <w:p>
-            <w:pPr>
-              <w:spacing w:after="20" w:before="20" w:line="240" w:lineRule="auto"/>
-            </w:pPr>
-            <w:r>
-              <w:rPr>
-                <w:b w:val="0"/>
-                <w:i w:val="0"/>
+            <w:vAlign w:val="center"/>
+          </w:tcPr>
+          <w:p>
+            <w:pPr>
+              <w:spacing w:before="20" w:after="20" w:line="240" w:lineRule="auto"/>
+            </w:pPr>
+            <w:r>
+              <w:rPr>
                 <w:sz w:val="20"/>
               </w:rPr>
               <w:t>4 Literature review writing sample</w:t>
@@ -2302,13 +1984,12 @@
         </w:tc>
         <w:tc>
           <w:tcPr>
-            <w:tcW w:type="dxa" w:w="936"/>
-            <w:vAlign w:val="center"/>
-            <w:tcBorders>
-              <w:top w:val="single" w:sz="4" w:color="D9D9D9"/>
-              <w:left w:val="single" w:sz="4" w:color="D9D9D9"/>
-              <w:bottom w:val="single" w:sz="4" w:color="D9D9D9"/>
-              <w:right w:val="single" w:sz="4" w:color="D9D9D9"/>
+            <w:tcW w:w="936" w:type="dxa"/>
+            <w:tcBorders>
+              <w:top w:val="single" w:sz="4" w:space="0" w:color="D9D9D9"/>
+              <w:left w:val="single" w:sz="4" w:space="0" w:color="D9D9D9"/>
+              <w:bottom w:val="single" w:sz="4" w:space="0" w:color="D9D9D9"/>
+              <w:right w:val="single" w:sz="4" w:space="0" w:color="D9D9D9"/>
             </w:tcBorders>
             <w:tcMar>
               <w:top w:w="90" w:type="dxa"/>
@@ -2316,15 +1997,14 @@
               <w:bottom w:w="90" w:type="dxa"/>
               <w:right w:w="90" w:type="dxa"/>
             </w:tcMar>
-          </w:tcPr>
-          <w:p>
-            <w:pPr>
-              <w:spacing w:after="20" w:before="20" w:line="240" w:lineRule="auto"/>
-            </w:pPr>
-            <w:r>
-              <w:rPr>
-                <w:b w:val="0"/>
-                <w:i w:val="0"/>
+            <w:vAlign w:val="center"/>
+          </w:tcPr>
+          <w:p>
+            <w:pPr>
+              <w:spacing w:before="20" w:after="20" w:line="240" w:lineRule="auto"/>
+            </w:pPr>
+            <w:r>
+              <w:rPr>
                 <w:sz w:val="20"/>
               </w:rPr>
               <w:t>10%</w:t>
@@ -2333,13 +2013,12 @@
         </w:tc>
         <w:tc>
           <w:tcPr>
-            <w:tcW w:type="dxa" w:w="3312"/>
-            <w:vAlign w:val="center"/>
-            <w:tcBorders>
-              <w:top w:val="single" w:sz="4" w:color="D9D9D9"/>
-              <w:left w:val="single" w:sz="4" w:color="D9D9D9"/>
-              <w:bottom w:val="single" w:sz="4" w:color="D9D9D9"/>
-              <w:right w:val="single" w:sz="4" w:color="D9D9D9"/>
+            <w:tcW w:w="3312" w:type="dxa"/>
+            <w:tcBorders>
+              <w:top w:val="single" w:sz="4" w:space="0" w:color="D9D9D9"/>
+              <w:left w:val="single" w:sz="4" w:space="0" w:color="D9D9D9"/>
+              <w:bottom w:val="single" w:sz="4" w:space="0" w:color="D9D9D9"/>
+              <w:right w:val="single" w:sz="4" w:space="0" w:color="D9D9D9"/>
             </w:tcBorders>
             <w:tcMar>
               <w:top w:w="90" w:type="dxa"/>
@@ -2347,15 +2026,14 @@
               <w:bottom w:w="90" w:type="dxa"/>
               <w:right w:w="90" w:type="dxa"/>
             </w:tcMar>
-          </w:tcPr>
-          <w:p>
-            <w:pPr>
-              <w:spacing w:after="20" w:before="20" w:line="240" w:lineRule="auto"/>
-            </w:pPr>
-            <w:r>
-              <w:rPr>
-                <w:b w:val="0"/>
-                <w:i w:val="0"/>
+            <w:vAlign w:val="center"/>
+          </w:tcPr>
+          <w:p>
+            <w:pPr>
+              <w:spacing w:before="20" w:after="20" w:line="240" w:lineRule="auto"/>
+            </w:pPr>
+            <w:r>
+              <w:rPr>
                 <w:sz w:val="20"/>
               </w:rPr>
               <w:t>Friday 13 November</w:t>
@@ -2366,16 +2044,16 @@
       <w:tr>
         <w:trPr>
           <w:cantSplit/>
+          <w:jc w:val="center"/>
         </w:trPr>
         <w:tc>
           <w:tcPr>
-            <w:tcW w:type="dxa" w:w="5112"/>
-            <w:vAlign w:val="center"/>
-            <w:tcBorders>
-              <w:top w:val="single" w:sz="4" w:color="D9D9D9"/>
-              <w:left w:val="single" w:sz="4" w:color="D9D9D9"/>
-              <w:bottom w:val="single" w:sz="4" w:color="D9D9D9"/>
-              <w:right w:val="single" w:sz="4" w:color="D9D9D9"/>
+            <w:tcW w:w="5112" w:type="dxa"/>
+            <w:tcBorders>
+              <w:top w:val="single" w:sz="4" w:space="0" w:color="D9D9D9"/>
+              <w:left w:val="single" w:sz="4" w:space="0" w:color="D9D9D9"/>
+              <w:bottom w:val="single" w:sz="4" w:space="0" w:color="D9D9D9"/>
+              <w:right w:val="single" w:sz="4" w:space="0" w:color="D9D9D9"/>
             </w:tcBorders>
             <w:tcMar>
               <w:top w:w="90" w:type="dxa"/>
@@ -2383,15 +2061,14 @@
               <w:bottom w:w="90" w:type="dxa"/>
               <w:right w:w="90" w:type="dxa"/>
             </w:tcMar>
-          </w:tcPr>
-          <w:p>
-            <w:pPr>
-              <w:spacing w:after="20" w:before="20" w:line="240" w:lineRule="auto"/>
-            </w:pPr>
-            <w:r>
-              <w:rPr>
-                <w:b w:val="0"/>
-                <w:i w:val="0"/>
+            <w:vAlign w:val="center"/>
+          </w:tcPr>
+          <w:p>
+            <w:pPr>
+              <w:spacing w:before="20" w:after="20" w:line="240" w:lineRule="auto"/>
+            </w:pPr>
+            <w:r>
+              <w:rPr>
                 <w:sz w:val="20"/>
               </w:rPr>
               <w:t>5 Structured draft and signposting</w:t>
@@ -2400,13 +2077,12 @@
         </w:tc>
         <w:tc>
           <w:tcPr>
-            <w:tcW w:type="dxa" w:w="936"/>
-            <w:vAlign w:val="center"/>
-            <w:tcBorders>
-              <w:top w:val="single" w:sz="4" w:color="D9D9D9"/>
-              <w:left w:val="single" w:sz="4" w:color="D9D9D9"/>
-              <w:bottom w:val="single" w:sz="4" w:color="D9D9D9"/>
-              <w:right w:val="single" w:sz="4" w:color="D9D9D9"/>
+            <w:tcW w:w="936" w:type="dxa"/>
+            <w:tcBorders>
+              <w:top w:val="single" w:sz="4" w:space="0" w:color="D9D9D9"/>
+              <w:left w:val="single" w:sz="4" w:space="0" w:color="D9D9D9"/>
+              <w:bottom w:val="single" w:sz="4" w:space="0" w:color="D9D9D9"/>
+              <w:right w:val="single" w:sz="4" w:space="0" w:color="D9D9D9"/>
             </w:tcBorders>
             <w:tcMar>
               <w:top w:w="90" w:type="dxa"/>
@@ -2414,15 +2090,14 @@
               <w:bottom w:w="90" w:type="dxa"/>
               <w:right w:w="90" w:type="dxa"/>
             </w:tcMar>
-          </w:tcPr>
-          <w:p>
-            <w:pPr>
-              <w:spacing w:after="20" w:before="20" w:line="240" w:lineRule="auto"/>
-            </w:pPr>
-            <w:r>
-              <w:rPr>
-                <w:b w:val="0"/>
-                <w:i w:val="0"/>
+            <w:vAlign w:val="center"/>
+          </w:tcPr>
+          <w:p>
+            <w:pPr>
+              <w:spacing w:before="20" w:after="20" w:line="240" w:lineRule="auto"/>
+            </w:pPr>
+            <w:r>
+              <w:rPr>
                 <w:sz w:val="20"/>
               </w:rPr>
               <w:t>10%</w:t>
@@ -2431,13 +2106,12 @@
         </w:tc>
         <w:tc>
           <w:tcPr>
-            <w:tcW w:type="dxa" w:w="3312"/>
-            <w:vAlign w:val="center"/>
-            <w:tcBorders>
-              <w:top w:val="single" w:sz="4" w:color="D9D9D9"/>
-              <w:left w:val="single" w:sz="4" w:color="D9D9D9"/>
-              <w:bottom w:val="single" w:sz="4" w:color="D9D9D9"/>
-              <w:right w:val="single" w:sz="4" w:color="D9D9D9"/>
+            <w:tcW w:w="3312" w:type="dxa"/>
+            <w:tcBorders>
+              <w:top w:val="single" w:sz="4" w:space="0" w:color="D9D9D9"/>
+              <w:left w:val="single" w:sz="4" w:space="0" w:color="D9D9D9"/>
+              <w:bottom w:val="single" w:sz="4" w:space="0" w:color="D9D9D9"/>
+              <w:right w:val="single" w:sz="4" w:space="0" w:color="D9D9D9"/>
             </w:tcBorders>
             <w:tcMar>
               <w:top w:w="90" w:type="dxa"/>
@@ -2445,15 +2119,14 @@
               <w:bottom w:w="90" w:type="dxa"/>
               <w:right w:w="90" w:type="dxa"/>
             </w:tcMar>
-          </w:tcPr>
-          <w:p>
-            <w:pPr>
-              <w:spacing w:after="20" w:before="20" w:line="240" w:lineRule="auto"/>
-            </w:pPr>
-            <w:r>
-              <w:rPr>
-                <w:b w:val="0"/>
-                <w:i w:val="0"/>
+            <w:vAlign w:val="center"/>
+          </w:tcPr>
+          <w:p>
+            <w:pPr>
+              <w:spacing w:before="20" w:after="20" w:line="240" w:lineRule="auto"/>
+            </w:pPr>
+            <w:r>
+              <w:rPr>
                 <w:sz w:val="20"/>
               </w:rPr>
               <w:t>Friday 20 November</w:t>
@@ -2464,16 +2137,16 @@
       <w:tr>
         <w:trPr>
           <w:cantSplit/>
+          <w:jc w:val="center"/>
         </w:trPr>
         <w:tc>
           <w:tcPr>
-            <w:tcW w:type="dxa" w:w="5112"/>
-            <w:vAlign w:val="center"/>
-            <w:tcBorders>
-              <w:top w:val="single" w:sz="4" w:color="D9D9D9"/>
-              <w:left w:val="single" w:sz="4" w:color="D9D9D9"/>
-              <w:bottom w:val="single" w:sz="4" w:color="D9D9D9"/>
-              <w:right w:val="single" w:sz="4" w:color="D9D9D9"/>
+            <w:tcW w:w="5112" w:type="dxa"/>
+            <w:tcBorders>
+              <w:top w:val="single" w:sz="4" w:space="0" w:color="D9D9D9"/>
+              <w:left w:val="single" w:sz="4" w:space="0" w:color="D9D9D9"/>
+              <w:bottom w:val="single" w:sz="4" w:space="0" w:color="D9D9D9"/>
+              <w:right w:val="single" w:sz="4" w:space="0" w:color="D9D9D9"/>
             </w:tcBorders>
             <w:tcMar>
               <w:top w:w="90" w:type="dxa"/>
@@ -2481,15 +2154,14 @@
               <w:bottom w:w="90" w:type="dxa"/>
               <w:right w:w="90" w:type="dxa"/>
             </w:tcMar>
-          </w:tcPr>
-          <w:p>
-            <w:pPr>
-              <w:spacing w:after="20" w:before="20" w:line="240" w:lineRule="auto"/>
-            </w:pPr>
-            <w:r>
-              <w:rPr>
-                <w:b w:val="0"/>
-                <w:i w:val="0"/>
+            <w:vAlign w:val="center"/>
+          </w:tcPr>
+          <w:p>
+            <w:pPr>
+              <w:spacing w:before="20" w:after="20" w:line="240" w:lineRule="auto"/>
+            </w:pPr>
+            <w:r>
+              <w:rPr>
                 <w:sz w:val="20"/>
               </w:rPr>
               <w:t>6 AI-use statement and reflexive commentary</w:t>
@@ -2498,13 +2170,12 @@
         </w:tc>
         <w:tc>
           <w:tcPr>
-            <w:tcW w:type="dxa" w:w="936"/>
-            <w:vAlign w:val="center"/>
-            <w:tcBorders>
-              <w:top w:val="single" w:sz="4" w:color="D9D9D9"/>
-              <w:left w:val="single" w:sz="4" w:color="D9D9D9"/>
-              <w:bottom w:val="single" w:sz="4" w:color="D9D9D9"/>
-              <w:right w:val="single" w:sz="4" w:color="D9D9D9"/>
+            <w:tcW w:w="936" w:type="dxa"/>
+            <w:tcBorders>
+              <w:top w:val="single" w:sz="4" w:space="0" w:color="D9D9D9"/>
+              <w:left w:val="single" w:sz="4" w:space="0" w:color="D9D9D9"/>
+              <w:bottom w:val="single" w:sz="4" w:space="0" w:color="D9D9D9"/>
+              <w:right w:val="single" w:sz="4" w:space="0" w:color="D9D9D9"/>
             </w:tcBorders>
             <w:tcMar>
               <w:top w:w="90" w:type="dxa"/>
@@ -2512,15 +2183,14 @@
               <w:bottom w:w="90" w:type="dxa"/>
               <w:right w:w="90" w:type="dxa"/>
             </w:tcMar>
-          </w:tcPr>
-          <w:p>
-            <w:pPr>
-              <w:spacing w:after="20" w:before="20" w:line="240" w:lineRule="auto"/>
-            </w:pPr>
-            <w:r>
-              <w:rPr>
-                <w:b w:val="0"/>
-                <w:i w:val="0"/>
+            <w:vAlign w:val="center"/>
+          </w:tcPr>
+          <w:p>
+            <w:pPr>
+              <w:spacing w:before="20" w:after="20" w:line="240" w:lineRule="auto"/>
+            </w:pPr>
+            <w:r>
+              <w:rPr>
                 <w:sz w:val="20"/>
               </w:rPr>
               <w:t>10%</w:t>
@@ -2529,13 +2199,12 @@
         </w:tc>
         <w:tc>
           <w:tcPr>
-            <w:tcW w:type="dxa" w:w="3312"/>
-            <w:vAlign w:val="center"/>
-            <w:tcBorders>
-              <w:top w:val="single" w:sz="4" w:color="D9D9D9"/>
-              <w:left w:val="single" w:sz="4" w:color="D9D9D9"/>
-              <w:bottom w:val="single" w:sz="4" w:color="D9D9D9"/>
-              <w:right w:val="single" w:sz="4" w:color="D9D9D9"/>
+            <w:tcW w:w="3312" w:type="dxa"/>
+            <w:tcBorders>
+              <w:top w:val="single" w:sz="4" w:space="0" w:color="D9D9D9"/>
+              <w:left w:val="single" w:sz="4" w:space="0" w:color="D9D9D9"/>
+              <w:bottom w:val="single" w:sz="4" w:space="0" w:color="D9D9D9"/>
+              <w:right w:val="single" w:sz="4" w:space="0" w:color="D9D9D9"/>
             </w:tcBorders>
             <w:tcMar>
               <w:top w:w="90" w:type="dxa"/>
@@ -2543,15 +2212,14 @@
               <w:bottom w:w="90" w:type="dxa"/>
               <w:right w:w="90" w:type="dxa"/>
             </w:tcMar>
-          </w:tcPr>
-          <w:p>
-            <w:pPr>
-              <w:spacing w:after="20" w:before="20" w:line="240" w:lineRule="auto"/>
-            </w:pPr>
-            <w:r>
-              <w:rPr>
-                <w:b w:val="0"/>
-                <w:i w:val="0"/>
+            <w:vAlign w:val="center"/>
+          </w:tcPr>
+          <w:p>
+            <w:pPr>
+              <w:spacing w:before="20" w:after="20" w:line="240" w:lineRule="auto"/>
+            </w:pPr>
+            <w:r>
+              <w:rPr>
                 <w:sz w:val="20"/>
               </w:rPr>
               <w:t>Friday 4 December</w:t>
@@ -2562,16 +2230,16 @@
       <w:tr>
         <w:trPr>
           <w:cantSplit/>
+          <w:jc w:val="center"/>
         </w:trPr>
         <w:tc>
           <w:tcPr>
-            <w:tcW w:type="dxa" w:w="5112"/>
-            <w:vAlign w:val="center"/>
-            <w:tcBorders>
-              <w:top w:val="single" w:sz="4" w:color="D9D9D9"/>
-              <w:left w:val="single" w:sz="4" w:color="D9D9D9"/>
-              <w:bottom w:val="single" w:sz="4" w:color="D9D9D9"/>
-              <w:right w:val="single" w:sz="4" w:color="D9D9D9"/>
+            <w:tcW w:w="5112" w:type="dxa"/>
+            <w:tcBorders>
+              <w:top w:val="single" w:sz="4" w:space="0" w:color="D9D9D9"/>
+              <w:left w:val="single" w:sz="4" w:space="0" w:color="D9D9D9"/>
+              <w:bottom w:val="single" w:sz="4" w:space="0" w:color="D9D9D9"/>
+              <w:right w:val="single" w:sz="4" w:space="0" w:color="D9D9D9"/>
             </w:tcBorders>
             <w:tcMar>
               <w:top w:w="90" w:type="dxa"/>
@@ -2579,15 +2247,14 @@
               <w:bottom w:w="90" w:type="dxa"/>
               <w:right w:w="90" w:type="dxa"/>
             </w:tcMar>
-          </w:tcPr>
-          <w:p>
-            <w:pPr>
-              <w:spacing w:after="20" w:before="20" w:line="240" w:lineRule="auto"/>
-            </w:pPr>
-            <w:r>
-              <w:rPr>
-                <w:b w:val="0"/>
-                <w:i w:val="0"/>
+            <w:vAlign w:val="center"/>
+          </w:tcPr>
+          <w:p>
+            <w:pPr>
+              <w:spacing w:before="20" w:after="20" w:line="240" w:lineRule="auto"/>
+            </w:pPr>
+            <w:r>
+              <w:rPr>
                 <w:sz w:val="20"/>
               </w:rPr>
               <w:t>7 Final literature review</w:t>
@@ -2596,13 +2263,12 @@
         </w:tc>
         <w:tc>
           <w:tcPr>
-            <w:tcW w:type="dxa" w:w="936"/>
-            <w:vAlign w:val="center"/>
-            <w:tcBorders>
-              <w:top w:val="single" w:sz="4" w:color="D9D9D9"/>
-              <w:left w:val="single" w:sz="4" w:color="D9D9D9"/>
-              <w:bottom w:val="single" w:sz="4" w:color="D9D9D9"/>
-              <w:right w:val="single" w:sz="4" w:color="D9D9D9"/>
+            <w:tcW w:w="936" w:type="dxa"/>
+            <w:tcBorders>
+              <w:top w:val="single" w:sz="4" w:space="0" w:color="D9D9D9"/>
+              <w:left w:val="single" w:sz="4" w:space="0" w:color="D9D9D9"/>
+              <w:bottom w:val="single" w:sz="4" w:space="0" w:color="D9D9D9"/>
+              <w:right w:val="single" w:sz="4" w:space="0" w:color="D9D9D9"/>
             </w:tcBorders>
             <w:tcMar>
               <w:top w:w="90" w:type="dxa"/>
@@ -2610,15 +2276,14 @@
               <w:bottom w:w="90" w:type="dxa"/>
               <w:right w:w="90" w:type="dxa"/>
             </w:tcMar>
-          </w:tcPr>
-          <w:p>
-            <w:pPr>
-              <w:spacing w:after="20" w:before="20" w:line="240" w:lineRule="auto"/>
-            </w:pPr>
-            <w:r>
-              <w:rPr>
-                <w:b w:val="0"/>
-                <w:i w:val="0"/>
+            <w:vAlign w:val="center"/>
+          </w:tcPr>
+          <w:p>
+            <w:pPr>
+              <w:spacing w:before="20" w:after="20" w:line="240" w:lineRule="auto"/>
+            </w:pPr>
+            <w:r>
+              <w:rPr>
                 <w:sz w:val="20"/>
               </w:rPr>
               <w:t>40%</w:t>
@@ -2627,13 +2292,12 @@
         </w:tc>
         <w:tc>
           <w:tcPr>
-            <w:tcW w:type="dxa" w:w="3312"/>
-            <w:vAlign w:val="center"/>
-            <w:tcBorders>
-              <w:top w:val="single" w:sz="4" w:color="D9D9D9"/>
-              <w:left w:val="single" w:sz="4" w:color="D9D9D9"/>
-              <w:bottom w:val="single" w:sz="4" w:color="D9D9D9"/>
-              <w:right w:val="single" w:sz="4" w:color="D9D9D9"/>
+            <w:tcW w:w="3312" w:type="dxa"/>
+            <w:tcBorders>
+              <w:top w:val="single" w:sz="4" w:space="0" w:color="D9D9D9"/>
+              <w:left w:val="single" w:sz="4" w:space="0" w:color="D9D9D9"/>
+              <w:bottom w:val="single" w:sz="4" w:space="0" w:color="D9D9D9"/>
+              <w:right w:val="single" w:sz="4" w:space="0" w:color="D9D9D9"/>
             </w:tcBorders>
             <w:tcMar>
               <w:top w:w="90" w:type="dxa"/>
@@ -2641,15 +2305,14 @@
               <w:bottom w:w="90" w:type="dxa"/>
               <w:right w:w="90" w:type="dxa"/>
             </w:tcMar>
-          </w:tcPr>
-          <w:p>
-            <w:pPr>
-              <w:spacing w:after="20" w:before="20" w:line="240" w:lineRule="auto"/>
-            </w:pPr>
-            <w:r>
-              <w:rPr>
-                <w:b w:val="0"/>
-                <w:i w:val="0"/>
+            <w:vAlign w:val="center"/>
+          </w:tcPr>
+          <w:p>
+            <w:pPr>
+              <w:spacing w:before="20" w:after="20" w:line="240" w:lineRule="auto"/>
+            </w:pPr>
+            <w:r>
+              <w:rPr>
                 <w:sz w:val="20"/>
               </w:rPr>
               <w:t>Tuesday 15 December</w:t>
@@ -2660,16 +2323,16 @@
       <w:tr>
         <w:trPr>
           <w:cantSplit/>
+          <w:jc w:val="center"/>
         </w:trPr>
         <w:tc>
           <w:tcPr>
-            <w:tcW w:type="dxa" w:w="5112"/>
-            <w:vAlign w:val="center"/>
-            <w:tcBorders>
-              <w:top w:val="single" w:sz="4" w:color="D9D9D9"/>
-              <w:left w:val="single" w:sz="4" w:color="D9D9D9"/>
-              <w:bottom w:val="single" w:sz="4" w:color="D9D9D9"/>
-              <w:right w:val="single" w:sz="4" w:color="D9D9D9"/>
+            <w:tcW w:w="5112" w:type="dxa"/>
+            <w:tcBorders>
+              <w:top w:val="single" w:sz="4" w:space="0" w:color="D9D9D9"/>
+              <w:left w:val="single" w:sz="4" w:space="0" w:color="D9D9D9"/>
+              <w:bottom w:val="single" w:sz="4" w:space="0" w:color="D9D9D9"/>
+              <w:right w:val="single" w:sz="4" w:space="0" w:color="D9D9D9"/>
             </w:tcBorders>
             <w:tcMar>
               <w:top w:w="90" w:type="dxa"/>
@@ -2677,15 +2340,15 @@
               <w:bottom w:w="90" w:type="dxa"/>
               <w:right w:w="90" w:type="dxa"/>
             </w:tcMar>
-          </w:tcPr>
-          <w:p>
-            <w:pPr>
-              <w:spacing w:after="20" w:before="20" w:line="240" w:lineRule="auto"/>
+            <w:vAlign w:val="center"/>
+          </w:tcPr>
+          <w:p>
+            <w:pPr>
+              <w:spacing w:before="20" w:after="20" w:line="240" w:lineRule="auto"/>
             </w:pPr>
             <w:r>
               <w:rPr>
                 <w:b/>
-                <w:i w:val="0"/>
                 <w:sz w:val="20"/>
               </w:rPr>
               <w:t>Total</w:t>
@@ -2694,13 +2357,12 @@
         </w:tc>
         <w:tc>
           <w:tcPr>
-            <w:tcW w:type="dxa" w:w="936"/>
-            <w:vAlign w:val="center"/>
-            <w:tcBorders>
-              <w:top w:val="single" w:sz="4" w:color="D9D9D9"/>
-              <w:left w:val="single" w:sz="4" w:color="D9D9D9"/>
-              <w:bottom w:val="single" w:sz="4" w:color="D9D9D9"/>
-              <w:right w:val="single" w:sz="4" w:color="D9D9D9"/>
+            <w:tcW w:w="936" w:type="dxa"/>
+            <w:tcBorders>
+              <w:top w:val="single" w:sz="4" w:space="0" w:color="D9D9D9"/>
+              <w:left w:val="single" w:sz="4" w:space="0" w:color="D9D9D9"/>
+              <w:bottom w:val="single" w:sz="4" w:space="0" w:color="D9D9D9"/>
+              <w:right w:val="single" w:sz="4" w:space="0" w:color="D9D9D9"/>
             </w:tcBorders>
             <w:tcMar>
               <w:top w:w="90" w:type="dxa"/>
@@ -2708,15 +2370,15 @@
               <w:bottom w:w="90" w:type="dxa"/>
               <w:right w:w="90" w:type="dxa"/>
             </w:tcMar>
-          </w:tcPr>
-          <w:p>
-            <w:pPr>
-              <w:spacing w:after="20" w:before="20" w:line="240" w:lineRule="auto"/>
+            <w:vAlign w:val="center"/>
+          </w:tcPr>
+          <w:p>
+            <w:pPr>
+              <w:spacing w:before="20" w:after="20" w:line="240" w:lineRule="auto"/>
             </w:pPr>
             <w:r>
               <w:rPr>
                 <w:b/>
-                <w:i w:val="0"/>
                 <w:sz w:val="20"/>
               </w:rPr>
               <w:t>100%</w:t>
@@ -2725,13 +2387,12 @@
         </w:tc>
         <w:tc>
           <w:tcPr>
-            <w:tcW w:type="dxa" w:w="3312"/>
-            <w:vAlign w:val="center"/>
-            <w:tcBorders>
-              <w:top w:val="single" w:sz="4" w:color="D9D9D9"/>
-              <w:left w:val="single" w:sz="4" w:color="D9D9D9"/>
-              <w:bottom w:val="single" w:sz="4" w:color="D9D9D9"/>
-              <w:right w:val="single" w:sz="4" w:color="D9D9D9"/>
+            <w:tcW w:w="3312" w:type="dxa"/>
+            <w:tcBorders>
+              <w:top w:val="single" w:sz="4" w:space="0" w:color="D9D9D9"/>
+              <w:left w:val="single" w:sz="4" w:space="0" w:color="D9D9D9"/>
+              <w:bottom w:val="single" w:sz="4" w:space="0" w:color="D9D9D9"/>
+              <w:right w:val="single" w:sz="4" w:space="0" w:color="D9D9D9"/>
             </w:tcBorders>
             <w:tcMar>
               <w:top w:w="90" w:type="dxa"/>
@@ -2739,10 +2400,11 @@
               <w:bottom w:w="90" w:type="dxa"/>
               <w:right w:w="90" w:type="dxa"/>
             </w:tcMar>
-          </w:tcPr>
-          <w:p>
-            <w:pPr>
-              <w:spacing w:after="20" w:before="20" w:line="240" w:lineRule="auto"/>
+            <w:vAlign w:val="center"/>
+          </w:tcPr>
+          <w:p>
+            <w:pPr>
+              <w:spacing w:before="20" w:after="20" w:line="240" w:lineRule="auto"/>
             </w:pPr>
           </w:p>
         </w:tc>
@@ -2755,40 +2417,159 @@
     </w:p>
     <w:p>
       <w:r>
-        <w:rPr>
-          <w:b w:val="0"/>
-          <w:i w:val="0"/>
-        </w:rPr>
         <w:t xml:space="preserve">All proposed submissions are due at </w:t>
       </w:r>
       <w:r>
         <w:rPr>
           <w:b/>
-          <w:i w:val="0"/>
         </w:rPr>
         <w:t>11:59 PM Central Time</w:t>
       </w:r>
       <w:r>
-        <w:rPr>
-          <w:b w:val="0"/>
-          <w:i w:val="0"/>
-        </w:rPr>
-        <w:t xml:space="preserve"> through Canvas. These dates are a planning recommendation, not an assigned examination schedule. </w:t>
+        <w:t xml:space="preserve"> through Canvas. </w:t>
+      </w:r>
+      <w:r>
+        <w:t>The final literature review deadline is confirmed as Tuesday 15 December 2026 at 11:59 PM Central. Other dates remain planning recommendations.</w:t>
+      </w:r>
+    </w:p>
+    <w:p>
+      <w:pPr>
+        <w:pStyle w:val="Heading2"/>
+      </w:pPr>
+      <w:r>
+        <w:t>Baseline reflection</w:t>
+      </w:r>
+    </w:p>
+    <w:p>
+      <w:r>
+        <w:t>Before or during the first seminar, write a short, ungraded account of your project:</w:t>
+      </w:r>
+    </w:p>
+    <w:p>
+      <w:pPr>
+        <w:pStyle w:val="ListBullet"/>
+      </w:pPr>
+      <w:r>
+        <w:t>What question do you want to investigate, and why does it matter?</w:t>
+      </w:r>
+    </w:p>
+    <w:p>
+      <w:pPr>
+        <w:pStyle w:val="ListBullet"/>
+      </w:pPr>
+      <w:r>
+        <w:t>What do you already know about the relevant literature?</w:t>
+      </w:r>
+    </w:p>
+    <w:p>
+      <w:pPr>
+        <w:pStyle w:val="ListBullet"/>
+      </w:pPr>
+      <w:r>
+        <w:t>What would change your current understanding?</w:t>
+      </w:r>
+    </w:p>
+    <w:p>
+      <w:pPr>
+        <w:pStyle w:val="ListBullet"/>
+      </w:pPr>
+      <w:r>
+        <w:lastRenderedPageBreak/>
+        <w:t>How have you used AI in research, and what are you uncertain about?</w:t>
+      </w:r>
+    </w:p>
+    <w:p>
+      <w:r>
+        <w:t>This reflection establishes a starting point for comparison with your final work.</w:t>
+      </w:r>
+    </w:p>
+    <w:p>
+      <w:pPr>
+        <w:pStyle w:val="Heading2"/>
+      </w:pPr>
+      <w:r>
+        <w:t>Weekly research and revision cycle</w:t>
+      </w:r>
+    </w:p>
+    <w:p>
+      <w:r>
+        <w:t>For each staged task:</w:t>
+      </w:r>
+    </w:p>
+    <w:p>
+      <w:pPr>
+        <w:pStyle w:val="ListParagraph"/>
+      </w:pPr>
+      <w:r>
+        <w:t>1. Read and annotate relevant course material and literature in your field.</w:t>
+      </w:r>
+    </w:p>
+    <w:p>
+      <w:pPr>
+        <w:pStyle w:val="ListParagraph"/>
+      </w:pPr>
+      <w:r>
+        <w:t>2. Try the week's method on your own project.</w:t>
+      </w:r>
+    </w:p>
+    <w:p>
+      <w:pPr>
+        <w:pStyle w:val="ListParagraph"/>
+      </w:pPr>
+      <w:r>
+        <w:t>3. Check sources and claims, including any suggested by AI.</w:t>
+      </w:r>
+    </w:p>
+    <w:p>
+      <w:pPr>
+        <w:pStyle w:val="ListParagraph"/>
+      </w:pPr>
+      <w:r>
+        <w:t>4. Bring a question, draft, or map to the workshop.</w:t>
+      </w:r>
+    </w:p>
+    <w:p>
+      <w:pPr>
+        <w:pStyle w:val="ListParagraph"/>
+      </w:pPr>
+      <w:r>
+        <w:t>5. Revise the relevant part of your review.</w:t>
+      </w:r>
+    </w:p>
+    <w:p>
+      <w:pPr>
+        <w:pStyle w:val="ListParagraph"/>
+      </w:pPr>
+      <w:r>
+        <w:t>6. Submit the task with a brief account of what changed and how AI contributed, if used.</w:t>
+      </w:r>
+    </w:p>
+    <w:p>
+      <w:r>
+        <w:t>Self-reflection helps explain your decisions. It does not automatically determine your grade. The 479 self-grading scheme and separately weighted peer-commentary components have been replaced by 590's staged assignments.</w:t>
+      </w:r>
+    </w:p>
+    <w:p>
+      <w:pPr>
+        <w:pStyle w:val="Heading2"/>
+      </w:pPr>
+      <w:r>
+        <w:t>1 Research topic and question</w:t>
+      </w:r>
+    </w:p>
+    <w:p>
+      <w:r>
+        <w:t xml:space="preserve">State a provisional question and explain its significance, feasibility, and relationship to an initial set of sources. Identify what you would need to read or discover to refine it. </w:t>
       </w:r>
       <w:r>
         <w:rPr>
           <w:b/>
-          <w:i w:val="0"/>
           <w:highlight w:val="yellow"/>
         </w:rPr>
         <w:t>[TO CONFIRM]</w:t>
       </w:r>
       <w:r>
-        <w:rPr>
-          <w:b w:val="0"/>
-          <w:i w:val="0"/>
-        </w:rPr>
-        <w:t xml:space="preserve"> Final submission arrangements against the section's schedule and applicable University requirements.</w:t>
+        <w:t xml:space="preserve"> Length and minimum source expectations.</w:t>
       </w:r>
     </w:p>
     <w:p>
@@ -2796,73 +2577,12 @@
         <w:pStyle w:val="Heading2"/>
       </w:pPr>
       <w:r>
-        <w:t>Baseline reflection</w:t>
-      </w:r>
-    </w:p>
-    <w:p>
-      <w:r>
-        <w:rPr>
-          <w:b w:val="0"/>
-          <w:i w:val="0"/>
-        </w:rPr>
-        <w:t>Before or during the first seminar, write a short, ungraded account of your project:</w:t>
-      </w:r>
-    </w:p>
-    <w:p>
-      <w:pPr>
-        <w:pStyle w:val="ListBullet"/>
-      </w:pPr>
-      <w:r>
-        <w:rPr>
-          <w:b w:val="0"/>
-          <w:i w:val="0"/>
-        </w:rPr>
-        <w:t>What question do you want to investigate, and why does it matter?</w:t>
-      </w:r>
-    </w:p>
-    <w:p>
-      <w:pPr>
-        <w:pStyle w:val="ListBullet"/>
-      </w:pPr>
-      <w:r>
-        <w:rPr>
-          <w:b w:val="0"/>
-          <w:i w:val="0"/>
-        </w:rPr>
-        <w:t>What do you already know about the relevant literature?</w:t>
-      </w:r>
-    </w:p>
-    <w:p>
-      <w:pPr>
-        <w:pStyle w:val="ListBullet"/>
-      </w:pPr>
-      <w:r>
-        <w:rPr>
-          <w:b w:val="0"/>
-          <w:i w:val="0"/>
-        </w:rPr>
-        <w:t>What would change your current understanding?</w:t>
-      </w:r>
-    </w:p>
-    <w:p>
-      <w:pPr>
-        <w:pStyle w:val="ListBullet"/>
-      </w:pPr>
-      <w:r>
-        <w:rPr>
-          <w:b w:val="0"/>
-          <w:i w:val="0"/>
-        </w:rPr>
-        <w:t>How have you used AI in research, and what are you uncertain about?</w:t>
-      </w:r>
-    </w:p>
-    <w:p>
-      <w:r>
-        <w:rPr>
-          <w:b w:val="0"/>
-          <w:i w:val="0"/>
-        </w:rPr>
-        <w:t>This reflection establishes a starting point for comparison with your final work.</w:t>
+        <w:t>2 Review design method and scope</w:t>
+      </w:r>
+    </w:p>
+    <w:p>
+      <w:r>
+        <w:t>Explain the review's purpose, audience, boundaries, search approach, selection criteria, and proposed organization. Distinguish an exploratory course review from any claim to have completed a systematic review. Include enough detail for a reader to understand how the collection was assembled.</w:t>
       </w:r>
     </w:p>
     <w:p>
@@ -2870,97 +2590,12 @@
         <w:pStyle w:val="Heading2"/>
       </w:pPr>
       <w:r>
-        <w:t>Weekly research and revision cycle</w:t>
-      </w:r>
-    </w:p>
-    <w:p>
-      <w:r>
-        <w:rPr>
-          <w:b w:val="0"/>
-          <w:i w:val="0"/>
-        </w:rPr>
-        <w:t>For each staged task:</w:t>
-      </w:r>
-    </w:p>
-    <w:p>
-      <w:pPr>
-        <w:pStyle w:val="ListParagraph"/>
-      </w:pPr>
-      <w:r>
-        <w:rPr>
-          <w:b w:val="0"/>
-          <w:i w:val="0"/>
-        </w:rPr>
-        <w:t>1. Read and annotate relevant course material and literature in your field.</w:t>
-      </w:r>
-    </w:p>
-    <w:p>
-      <w:pPr>
-        <w:pStyle w:val="ListParagraph"/>
-      </w:pPr>
-      <w:r>
-        <w:rPr>
-          <w:b w:val="0"/>
-          <w:i w:val="0"/>
-        </w:rPr>
-        <w:t>2. Try the week's method on your own project.</w:t>
-      </w:r>
-    </w:p>
-    <w:p>
-      <w:pPr>
-        <w:pStyle w:val="ListParagraph"/>
-      </w:pPr>
-      <w:r>
-        <w:rPr>
-          <w:b w:val="0"/>
-          <w:i w:val="0"/>
-        </w:rPr>
-        <w:t>3. Check sources and claims, including any suggested by AI.</w:t>
-      </w:r>
-    </w:p>
-    <w:p>
-      <w:pPr>
-        <w:pStyle w:val="ListParagraph"/>
-      </w:pPr>
-      <w:r>
-        <w:rPr>
-          <w:b w:val="0"/>
-          <w:i w:val="0"/>
-        </w:rPr>
-        <w:t>4. Bring a question, draft, or map to the workshop.</w:t>
-      </w:r>
-    </w:p>
-    <w:p>
-      <w:pPr>
-        <w:pStyle w:val="ListParagraph"/>
-      </w:pPr>
-      <w:r>
-        <w:rPr>
-          <w:b w:val="0"/>
-          <w:i w:val="0"/>
-        </w:rPr>
-        <w:t>5. Revise the relevant part of your review.</w:t>
-      </w:r>
-    </w:p>
-    <w:p>
-      <w:pPr>
-        <w:pStyle w:val="ListParagraph"/>
-      </w:pPr>
-      <w:r>
-        <w:rPr>
-          <w:b w:val="0"/>
-          <w:i w:val="0"/>
-        </w:rPr>
-        <w:t>6. Submit the task with a brief account of what changed and how AI contributed, if used.</w:t>
-      </w:r>
-    </w:p>
-    <w:p>
-      <w:r>
-        <w:rPr>
-          <w:b w:val="0"/>
-          <w:i w:val="0"/>
-        </w:rPr>
-        <w:t>Self-reflection helps explain your decisions. It does not automatically determine your grade. The 479 self-grading scheme and separately weighted peer-commentary components have been replaced by 590's staged assignments.</w:t>
+        <w:t>3 Conceptual map of the literature</w:t>
+      </w:r>
+    </w:p>
+    <w:p>
+      <w:r>
+        <w:t>Represent the main concepts, debates, approaches, or historical developments in your field. Link important relationships to sources and identify uncertainties or omissions. Accompany the map with a short explanation of how it affects your question and search.</w:t>
       </w:r>
     </w:p>
     <w:p>
@@ -2968,31 +2603,22 @@
         <w:pStyle w:val="Heading2"/>
       </w:pPr>
       <w:r>
-        <w:t>1 Research topic and question</w:t>
-      </w:r>
-    </w:p>
-    <w:p>
-      <w:r>
-        <w:rPr>
-          <w:b w:val="0"/>
-          <w:i w:val="0"/>
-        </w:rPr>
-        <w:t xml:space="preserve">State a provisional question and explain its significance, feasibility, and relationship to an initial set of sources. Identify what you would need to read or discover to refine it. </w:t>
+        <w:t>4 Literature review writing sample</w:t>
+      </w:r>
+    </w:p>
+    <w:p>
+      <w:r>
+        <w:t xml:space="preserve">Develop a section that synthesizes literature rather than describing articles one at a time. Compare scientific and humanities modes of framing or interpretation; explain which choices serve your question and audience. </w:t>
       </w:r>
       <w:r>
         <w:rPr>
           <w:b/>
-          <w:i w:val="0"/>
           <w:highlight w:val="yellow"/>
         </w:rPr>
         <w:t>[TO CONFIRM]</w:t>
       </w:r>
       <w:r>
-        <w:rPr>
-          <w:b w:val="0"/>
-          <w:i w:val="0"/>
-        </w:rPr>
-        <w:t xml:space="preserve"> Length and minimum source expectations.</w:t>
+        <w:t xml:space="preserve"> Whether students submit two short versions or one version with commentary.</w:t>
       </w:r>
     </w:p>
     <w:p>
@@ -3000,16 +2626,12 @@
         <w:pStyle w:val="Heading2"/>
       </w:pPr>
       <w:r>
-        <w:t>2 Review design method and scope</w:t>
-      </w:r>
-    </w:p>
-    <w:p>
-      <w:r>
-        <w:rPr>
-          <w:b w:val="0"/>
-          <w:i w:val="0"/>
-        </w:rPr>
-        <w:t>Explain the review's purpose, audience, boundaries, search approach, selection criteria, and proposed organization. Distinguish an exploratory course review from any claim to have completed a systematic review. Include enough detail for a reader to understand how the collection was assembled.</w:t>
+        <w:t>5 Structured draft and signposting</w:t>
+      </w:r>
+    </w:p>
+    <w:p>
+      <w:r>
+        <w:t>Submit an outline and a developed draft section showing the review's organizing argument. Use headings, transitions, and metadiscourse to make relationships explicit. Explain one structural revision and how it improves the reader's understanding.</w:t>
       </w:r>
     </w:p>
     <w:p>
@@ -3017,16 +2639,13 @@
         <w:pStyle w:val="Heading2"/>
       </w:pPr>
       <w:r>
-        <w:t>3 Conceptual map of the literature</w:t>
-      </w:r>
-    </w:p>
-    <w:p>
-      <w:r>
-        <w:rPr>
-          <w:b w:val="0"/>
-          <w:i w:val="0"/>
-        </w:rPr>
-        <w:t>Represent the main concepts, debates, approaches, or historical developments in your field. Link important relationships to sources and identify uncertainties or omissions. Accompany the map with a short explanation of how it affects your question and search.</w:t>
+        <w:lastRenderedPageBreak/>
+        <w:t>6 AI use and reflexive commentary</w:t>
+      </w:r>
+    </w:p>
+    <w:p>
+      <w:r>
+        <w:t>Explain where AI influenced searching, reading, mapping, or writing; what you checked; what you rejected; and what responsibility you retained. Connect your position as a researcher to a specific choice in the review. Include selected examples where useful, without requiring publication of private conversations or irrelevant personal information.</w:t>
       </w:r>
     </w:p>
     <w:p>
@@ -3034,31 +2653,38 @@
         <w:pStyle w:val="Heading2"/>
       </w:pPr>
       <w:r>
-        <w:t>4 Literature review writing sample</w:t>
-      </w:r>
-    </w:p>
-    <w:p>
-      <w:r>
-        <w:rPr>
-          <w:b w:val="0"/>
-          <w:i w:val="0"/>
-        </w:rPr>
-        <w:t xml:space="preserve">Develop a section that synthesizes literature rather than describing articles one at a time. Compare scientific and humanities modes of framing or interpretation; explain which choices serve your question and audience. </w:t>
+        <w:t>7 Final literature review</w:t>
+      </w:r>
+    </w:p>
+    <w:p>
+      <w:r>
+        <w:t>Submit a coherent review that develops a defensible contribution from the staged work. It should establish a question and scope, synthesize relevant literature, explain relationships and disagreements, and identify a plausible gap or a different way to frame the problem.</w:t>
+      </w:r>
+    </w:p>
+    <w:p>
+      <w:r>
+        <w:t xml:space="preserve">Include an AI-use statement and a short revision memo explaining how the review changed in response to evidence and feedback. </w:t>
       </w:r>
       <w:r>
         <w:rPr>
           <w:b/>
-          <w:i w:val="0"/>
           <w:highlight w:val="yellow"/>
         </w:rPr>
         <w:t>[TO CONFIRM]</w:t>
       </w:r>
       <w:r>
-        <w:rPr>
-          <w:b w:val="0"/>
-          <w:i w:val="0"/>
-        </w:rPr>
-        <w:t xml:space="preserve"> Whether students submit two short versions or one version with commentary.</w:t>
+        <w:t xml:space="preserve"> Word range, citation expectations, submission format, memo length, and the detailed rubric.</w:t>
+      </w:r>
+    </w:p>
+    <w:p>
+      <w:r>
+        <w:t xml:space="preserve">The final seminar is a workshop for this submission. Aim to arrive with a complete working draft. </w:t>
+      </w:r>
+      <w:r>
+        <w:t>The confirmed 15 December deadline</w:t>
+      </w:r>
+      <w:r>
+        <w:t xml:space="preserve"> allows revision after that workshop.</w:t>
       </w:r>
     </w:p>
     <w:p>
@@ -3066,83 +2692,75 @@
         <w:pStyle w:val="Heading2"/>
       </w:pPr>
       <w:r>
-        <w:t>5 Structured draft and signposting</w:t>
-      </w:r>
-    </w:p>
-    <w:p>
-      <w:r>
-        <w:rPr>
-          <w:b w:val="0"/>
-          <w:i w:val="0"/>
-        </w:rPr>
-        <w:t>Submit an outline and a developed draft section showing the review's organizing argument. Use headings, transitions, and metadiscourse to make relationships explicit. Explain one structural revision and how it improves the reader's understanding.</w:t>
-      </w:r>
-    </w:p>
-    <w:p>
-      <w:pPr>
-        <w:pStyle w:val="Heading2"/>
-      </w:pPr>
-      <w:r>
-        <w:t>6 AI use and reflexive commentary</w:t>
-      </w:r>
-    </w:p>
-    <w:p>
-      <w:r>
-        <w:rPr>
-          <w:b w:val="0"/>
-          <w:i w:val="0"/>
-        </w:rPr>
-        <w:t>Explain where AI influenced searching, reading, mapping, or writing; what you checked; what you rejected; and what responsibility you retained. Connect your position as a researcher to a specific choice in the review. Include selected examples where useful, without requiring publication of private conversations or irrelevant personal information.</w:t>
-      </w:r>
-    </w:p>
-    <w:p>
-      <w:pPr>
-        <w:pStyle w:val="Heading2"/>
-      </w:pPr>
-      <w:r>
-        <w:t>7 Final literature review</w:t>
-      </w:r>
-    </w:p>
-    <w:p>
-      <w:r>
-        <w:rPr>
-          <w:b w:val="0"/>
-          <w:i w:val="0"/>
-        </w:rPr>
-        <w:t>Submit a coherent review that develops a defensible contribution from the staged work. It should establish a question and scope, synthesize relevant literature, explain relationships and disagreements, and identify a plausible gap or a different way to frame the problem.</w:t>
-      </w:r>
-    </w:p>
-    <w:p>
-      <w:r>
-        <w:rPr>
-          <w:b w:val="0"/>
-          <w:i w:val="0"/>
-        </w:rPr>
-        <w:t xml:space="preserve">Include an AI-use statement and a short revision memo explaining how the review changed in response to evidence and feedback. </w:t>
+        <w:t>Assessment criteria</w:t>
+      </w:r>
+    </w:p>
+    <w:p>
+      <w:r>
+        <w:t>The common criteria are:</w:t>
+      </w:r>
+    </w:p>
+    <w:p>
+      <w:pPr>
+        <w:pStyle w:val="ListBullet"/>
+      </w:pPr>
+      <w:r>
+        <w:t>significance and feasibility of the question;</w:t>
+      </w:r>
+    </w:p>
+    <w:p>
+      <w:pPr>
+        <w:pStyle w:val="ListBullet"/>
+      </w:pPr>
+      <w:r>
+        <w:t>relevance and traceability of sources;</w:t>
+      </w:r>
+    </w:p>
+    <w:p>
+      <w:pPr>
+        <w:pStyle w:val="ListBullet"/>
+      </w:pPr>
+      <w:r>
+        <w:t>quality of interpretation and synthesis;</w:t>
+      </w:r>
+    </w:p>
+    <w:p>
+      <w:pPr>
+        <w:pStyle w:val="ListBullet"/>
+      </w:pPr>
+      <w:r>
+        <w:t>clarity of organization, framing, and scholarly voice;</w:t>
+      </w:r>
+    </w:p>
+    <w:p>
+      <w:pPr>
+        <w:pStyle w:val="ListBullet"/>
+      </w:pPr>
+      <w:r>
+        <w:t>reflexivity and responsible, transparent AI use;</w:t>
+      </w:r>
+    </w:p>
+    <w:p>
+      <w:pPr>
+        <w:pStyle w:val="ListBullet"/>
+      </w:pPr>
+      <w:r>
+        <w:t>responsiveness to evidence and feedback.</w:t>
+      </w:r>
+    </w:p>
+    <w:p>
+      <w:r>
+        <w:t xml:space="preserve">The staged tasks emphasize development and reasoned decisions. The final review emphasizes how those decisions work together in the completed argument. </w:t>
       </w:r>
       <w:r>
         <w:rPr>
           <w:b/>
-          <w:i w:val="0"/>
           <w:highlight w:val="yellow"/>
         </w:rPr>
         <w:t>[TO CONFIRM]</w:t>
       </w:r>
       <w:r>
-        <w:rPr>
-          <w:b w:val="0"/>
-          <w:i w:val="0"/>
-        </w:rPr>
-        <w:t xml:space="preserve"> Word range, citation expectations, submission format, memo length, and the detailed rubric.</w:t>
-      </w:r>
-    </w:p>
-    <w:p>
-      <w:r>
-        <w:rPr>
-          <w:b w:val="0"/>
-          <w:i w:val="0"/>
-        </w:rPr>
-        <w:t>The final seminar is a workshop for this submission. Aim to arrive with a complete working draft. The proposed 15 December deadline allows revision after that workshop.</w:t>
+        <w:t xml:space="preserve"> Task-specific descriptors and allocation of marks.</w:t>
       </w:r>
     </w:p>
     <w:p>
@@ -3150,112 +2768,27 @@
         <w:pStyle w:val="Heading2"/>
       </w:pPr>
       <w:r>
-        <w:t>Assessment criteria</w:t>
-      </w:r>
-    </w:p>
-    <w:p>
-      <w:r>
-        <w:rPr>
-          <w:b w:val="0"/>
-          <w:i w:val="0"/>
-        </w:rPr>
-        <w:t>The common criteria are:</w:t>
-      </w:r>
-    </w:p>
-    <w:p>
-      <w:pPr>
-        <w:pStyle w:val="ListBullet"/>
-      </w:pPr>
-      <w:r>
-        <w:rPr>
-          <w:b w:val="0"/>
-          <w:i w:val="0"/>
-        </w:rPr>
-        <w:t>significance and feasibility of the question;</w:t>
-      </w:r>
-    </w:p>
-    <w:p>
-      <w:pPr>
-        <w:pStyle w:val="ListBullet"/>
-      </w:pPr>
-      <w:r>
-        <w:rPr>
-          <w:b w:val="0"/>
-          <w:i w:val="0"/>
-        </w:rPr>
-        <w:t>relevance and traceability of sources;</w:t>
-      </w:r>
-    </w:p>
-    <w:p>
-      <w:pPr>
-        <w:pStyle w:val="ListBullet"/>
-      </w:pPr>
-      <w:r>
-        <w:rPr>
-          <w:b w:val="0"/>
-          <w:i w:val="0"/>
-        </w:rPr>
-        <w:t>quality of interpretation and synthesis;</w:t>
-      </w:r>
-    </w:p>
-    <w:p>
-      <w:pPr>
-        <w:pStyle w:val="ListBullet"/>
-      </w:pPr>
-      <w:r>
-        <w:rPr>
-          <w:b w:val="0"/>
-          <w:i w:val="0"/>
-        </w:rPr>
-        <w:t>clarity of organization, framing, and scholarly voice;</w:t>
-      </w:r>
-    </w:p>
-    <w:p>
-      <w:pPr>
-        <w:pStyle w:val="ListBullet"/>
-      </w:pPr>
-      <w:r>
-        <w:rPr>
-          <w:b w:val="0"/>
-          <w:i w:val="0"/>
-        </w:rPr>
-        <w:t>reflexivity and responsible, transparent AI use;</w:t>
-      </w:r>
-    </w:p>
-    <w:p>
-      <w:pPr>
-        <w:pStyle w:val="ListBullet"/>
-      </w:pPr>
-      <w:r>
-        <w:rPr>
-          <w:b w:val="0"/>
-          <w:i w:val="0"/>
-        </w:rPr>
-        <w:t>responsiveness to evidence and feedback.</w:t>
-      </w:r>
-    </w:p>
-    <w:p>
-      <w:r>
-        <w:rPr>
-          <w:b w:val="0"/>
-          <w:i w:val="0"/>
-        </w:rPr>
-        <w:t xml:space="preserve">The staged tasks emphasize development and reasoned decisions. The final review emphasizes how those decisions work together in the completed argument. </w:t>
+        <w:t>Peer commentary</w:t>
+      </w:r>
+    </w:p>
+    <w:p>
+      <w:r>
+        <w:t>Peer workshops are proposed in Sessions 4 and 6, with instructor feedback on the map and structured draft. Peer commentary supports revision and carries no separate percentage in this starting assessment structure.</w:t>
+      </w:r>
+    </w:p>
+    <w:p>
+      <w:r>
+        <w:t xml:space="preserve">Share only the material needed for the exercise. Use named recipients and institution-supported arrangements. Students may use an anonymized extract or an instructor-mediated alternative. Keep grades and private instructor comments in Canvas. </w:t>
       </w:r>
       <w:r>
         <w:rPr>
           <w:b/>
-          <w:i w:val="0"/>
           <w:highlight w:val="yellow"/>
         </w:rPr>
         <w:t>[TO CONFIRM]</w:t>
       </w:r>
       <w:r>
-        <w:rPr>
-          <w:b w:val="0"/>
-          <w:i w:val="0"/>
-        </w:rPr>
-        <w:t xml:space="preserve"> Task-specific descriptors and allocation of marks.</w:t>
+        <w:t xml:space="preserve"> Pairing, access arrangements, and an accessible alternative before the first workshop.</w:t>
       </w:r>
     </w:p>
     <w:p>
@@ -3263,40 +2796,68 @@
         <w:pStyle w:val="Heading2"/>
       </w:pPr>
       <w:r>
-        <w:t>Peer commentary</w:t>
-      </w:r>
-    </w:p>
-    <w:p>
-      <w:r>
-        <w:rPr>
-          <w:b w:val="0"/>
-          <w:i w:val="0"/>
-        </w:rPr>
-        <w:t>Peer workshops are proposed in Sessions 4 and 6, with instructor feedback on the map and structured draft. Peer commentary supports revision and carries no separate percentage in this starting assessment structure.</w:t>
-      </w:r>
-    </w:p>
-    <w:p>
-      <w:r>
-        <w:rPr>
-          <w:b w:val="0"/>
-          <w:i w:val="0"/>
-        </w:rPr>
-        <w:t xml:space="preserve">Share only the material needed for the exercise. Use named recipients and institution-supported arrangements. Students may use an anonymized extract or an instructor-mediated alternative. Keep grades and private instructor comments in Canvas. </w:t>
+        <w:lastRenderedPageBreak/>
+        <w:t>Use of AI in this course</w:t>
+      </w:r>
+    </w:p>
+    <w:p>
+      <w:r>
+        <w:t>AI is an object of study and a possible research tool. Use it in ways that make your own judgment more visible.</w:t>
+      </w:r>
+    </w:p>
+    <w:p>
+      <w:pPr>
+        <w:pStyle w:val="ListBullet"/>
+      </w:pPr>
+      <w:r>
+        <w:t>Explore interpretations, test arguments, compare organizational choices, and generate search leads.</w:t>
+      </w:r>
+    </w:p>
+    <w:p>
+      <w:pPr>
+        <w:pStyle w:val="ListBullet"/>
+      </w:pPr>
+      <w:r>
+        <w:t>Verify citations against the actual source. Read enough to establish what the source supports.</w:t>
+      </w:r>
+    </w:p>
+    <w:p>
+      <w:pPr>
+        <w:pStyle w:val="ListBullet"/>
+      </w:pPr>
+      <w:r>
+        <w:t>Describe consequential AI use in each submission; retain selected examples of useful outputs and errors.</w:t>
+      </w:r>
+    </w:p>
+    <w:p>
+      <w:pPr>
+        <w:pStyle w:val="ListBullet"/>
+      </w:pPr>
+      <w:r>
+        <w:t>Distinguish the author's claim, your interpretation, and an AI-generated suggestion.</w:t>
+      </w:r>
+    </w:p>
+    <w:p>
+      <w:pPr>
+        <w:pStyle w:val="ListBullet"/>
+      </w:pPr>
+      <w:r>
+        <w:t>Do not present fabricated references, unverified quotations, or generated analysis you cannot explain as established scholarship.</w:t>
+      </w:r>
+    </w:p>
+    <w:p>
+      <w:r>
+        <w:t xml:space="preserve">A polished output is not sufficient evidence of learning. Be prepared to explain why a source belongs in the review, how a claim follows from it, and what you changed. </w:t>
       </w:r>
       <w:r>
         <w:rPr>
           <w:b/>
-          <w:i w:val="0"/>
           <w:highlight w:val="yellow"/>
         </w:rPr>
         <w:t>[TO CONFIRM]</w:t>
       </w:r>
       <w:r>
-        <w:rPr>
-          <w:b w:val="0"/>
-          <w:i w:val="0"/>
-        </w:rPr>
-        <w:t xml:space="preserve"> Pairing, access arrangements, and an accessible alternative before the first workshop.</w:t>
+        <w:t xml:space="preserve"> Final course AI policy and current University academic-integrity wording.</w:t>
       </w:r>
     </w:p>
     <w:p>
@@ -3304,140 +2865,30 @@
         <w:pStyle w:val="Heading2"/>
       </w:pPr>
       <w:r>
-        <w:t>Use of AI in this course</w:t>
-      </w:r>
-    </w:p>
-    <w:p>
-      <w:r>
-        <w:rPr>
-          <w:b w:val="0"/>
-          <w:i w:val="0"/>
-        </w:rPr>
-        <w:t>AI is an object of study and a possible research tool. Use it in ways that make your own judgment more visible.</w:t>
-      </w:r>
-    </w:p>
-    <w:p>
-      <w:pPr>
-        <w:pStyle w:val="ListBullet"/>
-      </w:pPr>
-      <w:r>
-        <w:rPr>
-          <w:b w:val="0"/>
-          <w:i w:val="0"/>
-        </w:rPr>
-        <w:t>Explore interpretations, test arguments, compare organizational choices, and generate search leads.</w:t>
-      </w:r>
-    </w:p>
-    <w:p>
-      <w:pPr>
-        <w:pStyle w:val="ListBullet"/>
-      </w:pPr>
-      <w:r>
-        <w:rPr>
-          <w:b w:val="0"/>
-          <w:i w:val="0"/>
-        </w:rPr>
-        <w:t>Verify citations against the actual source. Read enough to establish what the source supports.</w:t>
-      </w:r>
-    </w:p>
-    <w:p>
-      <w:pPr>
-        <w:pStyle w:val="ListBullet"/>
-      </w:pPr>
-      <w:r>
-        <w:rPr>
-          <w:b w:val="0"/>
-          <w:i w:val="0"/>
-        </w:rPr>
-        <w:t>Describe consequential AI use in each submission; retain selected examples of useful outputs and errors.</w:t>
-      </w:r>
-    </w:p>
-    <w:p>
-      <w:pPr>
-        <w:pStyle w:val="ListBullet"/>
-      </w:pPr>
-      <w:r>
-        <w:rPr>
-          <w:b w:val="0"/>
-          <w:i w:val="0"/>
-        </w:rPr>
-        <w:t>Distinguish the author's claim, your interpretation, and an AI-generated suggestion.</w:t>
-      </w:r>
-    </w:p>
-    <w:p>
-      <w:pPr>
-        <w:pStyle w:val="ListBullet"/>
-      </w:pPr>
-      <w:r>
-        <w:rPr>
-          <w:b w:val="0"/>
-          <w:i w:val="0"/>
-        </w:rPr>
-        <w:t>Do not present fabricated references, unverified quotations, or generated analysis you cannot explain as established scholarship.</w:t>
-      </w:r>
-    </w:p>
-    <w:p>
-      <w:r>
-        <w:rPr>
-          <w:b w:val="0"/>
-          <w:i w:val="0"/>
-        </w:rPr>
-        <w:t xml:space="preserve">A polished output is not sufficient evidence of learning. Be prepared to explain why a source belongs in the review, how a claim follows from it, and what you changed. </w:t>
+        <w:t>Grading Scale</w:t>
+      </w:r>
+    </w:p>
+    <w:p>
+      <w:r>
+        <w:t xml:space="preserve">The scale below is retained from the 479 syllabus as a draft starting point. </w:t>
       </w:r>
       <w:r>
         <w:rPr>
           <w:b/>
-          <w:i w:val="0"/>
           <w:highlight w:val="yellow"/>
         </w:rPr>
         <w:t>[TO CONFIRM]</w:t>
       </w:r>
       <w:r>
-        <w:rPr>
-          <w:b w:val="0"/>
-          <w:i w:val="0"/>
-        </w:rPr>
-        <w:t xml:space="preserve"> Final course AI policy and current University academic-integrity wording.</w:t>
-      </w:r>
-    </w:p>
-    <w:p>
-      <w:pPr>
-        <w:pStyle w:val="Heading2"/>
-      </w:pPr>
-      <w:r>
-        <w:t>Grading Scale</w:t>
-      </w:r>
-    </w:p>
-    <w:p>
-      <w:r>
-        <w:rPr>
-          <w:b w:val="0"/>
-          <w:i w:val="0"/>
-        </w:rPr>
-        <w:t xml:space="preserve">The scale below is retained from the 479 syllabus as a draft starting point. </w:t>
-      </w:r>
-      <w:r>
-        <w:rPr>
-          <w:b/>
-          <w:i w:val="0"/>
-          <w:highlight w:val="yellow"/>
-        </w:rPr>
-        <w:t>[TO CONFIRM]</w:t>
-      </w:r>
-      <w:r>
-        <w:rPr>
-          <w:b w:val="0"/>
-          <w:i w:val="0"/>
-        </w:rPr>
         <w:t xml:space="preserve"> Final course and program grading arrangements.</w:t>
       </w:r>
     </w:p>
     <w:tbl>
       <w:tblPr>
-        <w:tblW w:type="auto" w:w="0"/>
+        <w:tblW w:w="0" w:type="auto"/>
         <w:jc w:val="center"/>
         <w:tblLayout w:type="fixed"/>
-        <w:tblLook w:firstColumn="1" w:firstRow="1" w:lastColumn="0" w:lastRow="0" w:noHBand="0" w:noVBand="1" w:val="04A0"/>
+        <w:tblLook w:val="04A0" w:firstRow="1" w:lastRow="0" w:firstColumn="1" w:lastColumn="0" w:noHBand="0" w:noVBand="1"/>
       </w:tblPr>
       <w:tblGrid>
         <w:gridCol w:w="2448"/>
@@ -3445,35 +2896,35 @@
       </w:tblGrid>
       <w:tr>
         <w:trPr>
+          <w:cantSplit/>
           <w:tblHeader/>
-          <w:cantSplit/>
+          <w:jc w:val="center"/>
         </w:trPr>
         <w:tc>
           <w:tcPr>
-            <w:tcW w:type="dxa" w:w="2448"/>
-            <w:vAlign w:val="center"/>
-            <w:tcBorders>
-              <w:top w:val="single" w:sz="4" w:color="D9D9D9"/>
-              <w:left w:val="single" w:sz="4" w:color="D9D9D9"/>
-              <w:bottom w:val="single" w:sz="4" w:color="D9D9D9"/>
-              <w:right w:val="single" w:sz="4" w:color="D9D9D9"/>
-            </w:tcBorders>
+            <w:tcW w:w="2448" w:type="dxa"/>
+            <w:tcBorders>
+              <w:top w:val="single" w:sz="4" w:space="0" w:color="D9D9D9"/>
+              <w:left w:val="single" w:sz="4" w:space="0" w:color="D9D9D9"/>
+              <w:bottom w:val="single" w:sz="4" w:space="0" w:color="D9D9D9"/>
+              <w:right w:val="single" w:sz="4" w:space="0" w:color="D9D9D9"/>
+            </w:tcBorders>
+            <w:shd w:val="clear" w:color="auto" w:fill="E8ECF0"/>
             <w:tcMar>
               <w:top w:w="45" w:type="dxa"/>
               <w:left w:w="90" w:type="dxa"/>
               <w:bottom w:w="45" w:type="dxa"/>
               <w:right w:w="90" w:type="dxa"/>
             </w:tcMar>
-            <w:shd w:fill="E8ECF0"/>
-          </w:tcPr>
-          <w:p>
-            <w:pPr>
-              <w:spacing w:after="20" w:before="20" w:line="240" w:lineRule="auto"/>
+            <w:vAlign w:val="center"/>
+          </w:tcPr>
+          <w:p>
+            <w:pPr>
+              <w:spacing w:before="20" w:after="20" w:line="240" w:lineRule="auto"/>
             </w:pPr>
             <w:r>
               <w:rPr>
                 <w:b/>
-                <w:i w:val="0"/>
                 <w:sz w:val="20"/>
               </w:rPr>
               <w:t>Grade</w:t>
@@ -3482,30 +2933,29 @@
         </w:tc>
         <w:tc>
           <w:tcPr>
-            <w:tcW w:type="dxa" w:w="3312"/>
-            <w:vAlign w:val="center"/>
-            <w:tcBorders>
-              <w:top w:val="single" w:sz="4" w:color="D9D9D9"/>
-              <w:left w:val="single" w:sz="4" w:color="D9D9D9"/>
-              <w:bottom w:val="single" w:sz="4" w:color="D9D9D9"/>
-              <w:right w:val="single" w:sz="4" w:color="D9D9D9"/>
-            </w:tcBorders>
+            <w:tcW w:w="3312" w:type="dxa"/>
+            <w:tcBorders>
+              <w:top w:val="single" w:sz="4" w:space="0" w:color="D9D9D9"/>
+              <w:left w:val="single" w:sz="4" w:space="0" w:color="D9D9D9"/>
+              <w:bottom w:val="single" w:sz="4" w:space="0" w:color="D9D9D9"/>
+              <w:right w:val="single" w:sz="4" w:space="0" w:color="D9D9D9"/>
+            </w:tcBorders>
+            <w:shd w:val="clear" w:color="auto" w:fill="E8ECF0"/>
             <w:tcMar>
               <w:top w:w="45" w:type="dxa"/>
               <w:left w:w="90" w:type="dxa"/>
               <w:bottom w:w="45" w:type="dxa"/>
               <w:right w:w="90" w:type="dxa"/>
             </w:tcMar>
-            <w:shd w:fill="E8ECF0"/>
-          </w:tcPr>
-          <w:p>
-            <w:pPr>
-              <w:spacing w:after="20" w:before="20" w:line="240" w:lineRule="auto"/>
+            <w:vAlign w:val="center"/>
+          </w:tcPr>
+          <w:p>
+            <w:pPr>
+              <w:spacing w:before="20" w:after="20" w:line="240" w:lineRule="auto"/>
             </w:pPr>
             <w:r>
               <w:rPr>
                 <w:b/>
-                <w:i w:val="0"/>
                 <w:sz w:val="20"/>
               </w:rPr>
               <w:t>Percentage</w:t>
@@ -3516,16 +2966,16 @@
       <w:tr>
         <w:trPr>
           <w:cantSplit/>
+          <w:jc w:val="center"/>
         </w:trPr>
         <w:tc>
           <w:tcPr>
-            <w:tcW w:type="dxa" w:w="2448"/>
-            <w:vAlign w:val="center"/>
-            <w:tcBorders>
-              <w:top w:val="single" w:sz="4" w:color="D9D9D9"/>
-              <w:left w:val="single" w:sz="4" w:color="D9D9D9"/>
-              <w:bottom w:val="single" w:sz="4" w:color="D9D9D9"/>
-              <w:right w:val="single" w:sz="4" w:color="D9D9D9"/>
+            <w:tcW w:w="2448" w:type="dxa"/>
+            <w:tcBorders>
+              <w:top w:val="single" w:sz="4" w:space="0" w:color="D9D9D9"/>
+              <w:left w:val="single" w:sz="4" w:space="0" w:color="D9D9D9"/>
+              <w:bottom w:val="single" w:sz="4" w:space="0" w:color="D9D9D9"/>
+              <w:right w:val="single" w:sz="4" w:space="0" w:color="D9D9D9"/>
             </w:tcBorders>
             <w:tcMar>
               <w:top w:w="45" w:type="dxa"/>
@@ -3533,15 +2983,14 @@
               <w:bottom w:w="45" w:type="dxa"/>
               <w:right w:w="90" w:type="dxa"/>
             </w:tcMar>
-          </w:tcPr>
-          <w:p>
-            <w:pPr>
-              <w:spacing w:after="20" w:before="20" w:line="240" w:lineRule="auto"/>
-            </w:pPr>
-            <w:r>
-              <w:rPr>
-                <w:b w:val="0"/>
-                <w:i w:val="0"/>
+            <w:vAlign w:val="center"/>
+          </w:tcPr>
+          <w:p>
+            <w:pPr>
+              <w:spacing w:before="20" w:after="20" w:line="240" w:lineRule="auto"/>
+            </w:pPr>
+            <w:r>
+              <w:rPr>
                 <w:sz w:val="20"/>
               </w:rPr>
               <w:t>A+</w:t>
@@ -3550,13 +2999,12 @@
         </w:tc>
         <w:tc>
           <w:tcPr>
-            <w:tcW w:type="dxa" w:w="3312"/>
-            <w:vAlign w:val="center"/>
-            <w:tcBorders>
-              <w:top w:val="single" w:sz="4" w:color="D9D9D9"/>
-              <w:left w:val="single" w:sz="4" w:color="D9D9D9"/>
-              <w:bottom w:val="single" w:sz="4" w:color="D9D9D9"/>
-              <w:right w:val="single" w:sz="4" w:color="D9D9D9"/>
+            <w:tcW w:w="3312" w:type="dxa"/>
+            <w:tcBorders>
+              <w:top w:val="single" w:sz="4" w:space="0" w:color="D9D9D9"/>
+              <w:left w:val="single" w:sz="4" w:space="0" w:color="D9D9D9"/>
+              <w:bottom w:val="single" w:sz="4" w:space="0" w:color="D9D9D9"/>
+              <w:right w:val="single" w:sz="4" w:space="0" w:color="D9D9D9"/>
             </w:tcBorders>
             <w:tcMar>
               <w:top w:w="45" w:type="dxa"/>
@@ -3564,15 +3012,14 @@
               <w:bottom w:w="45" w:type="dxa"/>
               <w:right w:w="90" w:type="dxa"/>
             </w:tcMar>
-          </w:tcPr>
-          <w:p>
-            <w:pPr>
-              <w:spacing w:after="20" w:before="20" w:line="240" w:lineRule="auto"/>
-            </w:pPr>
-            <w:r>
-              <w:rPr>
-                <w:b w:val="0"/>
-                <w:i w:val="0"/>
+            <w:vAlign w:val="center"/>
+          </w:tcPr>
+          <w:p>
+            <w:pPr>
+              <w:spacing w:before="20" w:after="20" w:line="240" w:lineRule="auto"/>
+            </w:pPr>
+            <w:r>
+              <w:rPr>
                 <w:sz w:val="20"/>
               </w:rPr>
               <w:t>96.0–100</w:t>
@@ -3583,16 +3030,16 @@
       <w:tr>
         <w:trPr>
           <w:cantSplit/>
+          <w:jc w:val="center"/>
         </w:trPr>
         <w:tc>
           <w:tcPr>
-            <w:tcW w:type="dxa" w:w="2448"/>
-            <w:vAlign w:val="center"/>
-            <w:tcBorders>
-              <w:top w:val="single" w:sz="4" w:color="D9D9D9"/>
-              <w:left w:val="single" w:sz="4" w:color="D9D9D9"/>
-              <w:bottom w:val="single" w:sz="4" w:color="D9D9D9"/>
-              <w:right w:val="single" w:sz="4" w:color="D9D9D9"/>
+            <w:tcW w:w="2448" w:type="dxa"/>
+            <w:tcBorders>
+              <w:top w:val="single" w:sz="4" w:space="0" w:color="D9D9D9"/>
+              <w:left w:val="single" w:sz="4" w:space="0" w:color="D9D9D9"/>
+              <w:bottom w:val="single" w:sz="4" w:space="0" w:color="D9D9D9"/>
+              <w:right w:val="single" w:sz="4" w:space="0" w:color="D9D9D9"/>
             </w:tcBorders>
             <w:tcMar>
               <w:top w:w="45" w:type="dxa"/>
@@ -3600,15 +3047,14 @@
               <w:bottom w:w="45" w:type="dxa"/>
               <w:right w:w="90" w:type="dxa"/>
             </w:tcMar>
-          </w:tcPr>
-          <w:p>
-            <w:pPr>
-              <w:spacing w:after="20" w:before="20" w:line="240" w:lineRule="auto"/>
-            </w:pPr>
-            <w:r>
-              <w:rPr>
-                <w:b w:val="0"/>
-                <w:i w:val="0"/>
+            <w:vAlign w:val="center"/>
+          </w:tcPr>
+          <w:p>
+            <w:pPr>
+              <w:spacing w:before="20" w:after="20" w:line="240" w:lineRule="auto"/>
+            </w:pPr>
+            <w:r>
+              <w:rPr>
                 <w:sz w:val="20"/>
               </w:rPr>
               <w:t>A</w:t>
@@ -3617,13 +3063,12 @@
         </w:tc>
         <w:tc>
           <w:tcPr>
-            <w:tcW w:type="dxa" w:w="3312"/>
-            <w:vAlign w:val="center"/>
-            <w:tcBorders>
-              <w:top w:val="single" w:sz="4" w:color="D9D9D9"/>
-              <w:left w:val="single" w:sz="4" w:color="D9D9D9"/>
-              <w:bottom w:val="single" w:sz="4" w:color="D9D9D9"/>
-              <w:right w:val="single" w:sz="4" w:color="D9D9D9"/>
+            <w:tcW w:w="3312" w:type="dxa"/>
+            <w:tcBorders>
+              <w:top w:val="single" w:sz="4" w:space="0" w:color="D9D9D9"/>
+              <w:left w:val="single" w:sz="4" w:space="0" w:color="D9D9D9"/>
+              <w:bottom w:val="single" w:sz="4" w:space="0" w:color="D9D9D9"/>
+              <w:right w:val="single" w:sz="4" w:space="0" w:color="D9D9D9"/>
             </w:tcBorders>
             <w:tcMar>
               <w:top w:w="45" w:type="dxa"/>
@@ -3631,15 +3076,14 @@
               <w:bottom w:w="45" w:type="dxa"/>
               <w:right w:w="90" w:type="dxa"/>
             </w:tcMar>
-          </w:tcPr>
-          <w:p>
-            <w:pPr>
-              <w:spacing w:after="20" w:before="20" w:line="240" w:lineRule="auto"/>
-            </w:pPr>
-            <w:r>
-              <w:rPr>
-                <w:b w:val="0"/>
-                <w:i w:val="0"/>
+            <w:vAlign w:val="center"/>
+          </w:tcPr>
+          <w:p>
+            <w:pPr>
+              <w:spacing w:before="20" w:after="20" w:line="240" w:lineRule="auto"/>
+            </w:pPr>
+            <w:r>
+              <w:rPr>
                 <w:sz w:val="20"/>
               </w:rPr>
               <w:t>93.0–95.9</w:t>
@@ -3650,16 +3094,16 @@
       <w:tr>
         <w:trPr>
           <w:cantSplit/>
+          <w:jc w:val="center"/>
         </w:trPr>
         <w:tc>
           <w:tcPr>
-            <w:tcW w:type="dxa" w:w="2448"/>
-            <w:vAlign w:val="center"/>
-            <w:tcBorders>
-              <w:top w:val="single" w:sz="4" w:color="D9D9D9"/>
-              <w:left w:val="single" w:sz="4" w:color="D9D9D9"/>
-              <w:bottom w:val="single" w:sz="4" w:color="D9D9D9"/>
-              <w:right w:val="single" w:sz="4" w:color="D9D9D9"/>
+            <w:tcW w:w="2448" w:type="dxa"/>
+            <w:tcBorders>
+              <w:top w:val="single" w:sz="4" w:space="0" w:color="D9D9D9"/>
+              <w:left w:val="single" w:sz="4" w:space="0" w:color="D9D9D9"/>
+              <w:bottom w:val="single" w:sz="4" w:space="0" w:color="D9D9D9"/>
+              <w:right w:val="single" w:sz="4" w:space="0" w:color="D9D9D9"/>
             </w:tcBorders>
             <w:tcMar>
               <w:top w:w="45" w:type="dxa"/>
@@ -3667,15 +3111,14 @@
               <w:bottom w:w="45" w:type="dxa"/>
               <w:right w:w="90" w:type="dxa"/>
             </w:tcMar>
-          </w:tcPr>
-          <w:p>
-            <w:pPr>
-              <w:spacing w:after="20" w:before="20" w:line="240" w:lineRule="auto"/>
-            </w:pPr>
-            <w:r>
-              <w:rPr>
-                <w:b w:val="0"/>
-                <w:i w:val="0"/>
+            <w:vAlign w:val="center"/>
+          </w:tcPr>
+          <w:p>
+            <w:pPr>
+              <w:spacing w:before="20" w:after="20" w:line="240" w:lineRule="auto"/>
+            </w:pPr>
+            <w:r>
+              <w:rPr>
                 <w:sz w:val="20"/>
               </w:rPr>
               <w:t>A−</w:t>
@@ -3684,13 +3127,12 @@
         </w:tc>
         <w:tc>
           <w:tcPr>
-            <w:tcW w:type="dxa" w:w="3312"/>
-            <w:vAlign w:val="center"/>
-            <w:tcBorders>
-              <w:top w:val="single" w:sz="4" w:color="D9D9D9"/>
-              <w:left w:val="single" w:sz="4" w:color="D9D9D9"/>
-              <w:bottom w:val="single" w:sz="4" w:color="D9D9D9"/>
-              <w:right w:val="single" w:sz="4" w:color="D9D9D9"/>
+            <w:tcW w:w="3312" w:type="dxa"/>
+            <w:tcBorders>
+              <w:top w:val="single" w:sz="4" w:space="0" w:color="D9D9D9"/>
+              <w:left w:val="single" w:sz="4" w:space="0" w:color="D9D9D9"/>
+              <w:bottom w:val="single" w:sz="4" w:space="0" w:color="D9D9D9"/>
+              <w:right w:val="single" w:sz="4" w:space="0" w:color="D9D9D9"/>
             </w:tcBorders>
             <w:tcMar>
               <w:top w:w="45" w:type="dxa"/>
@@ -3698,15 +3140,14 @@
               <w:bottom w:w="45" w:type="dxa"/>
               <w:right w:w="90" w:type="dxa"/>
             </w:tcMar>
-          </w:tcPr>
-          <w:p>
-            <w:pPr>
-              <w:spacing w:after="20" w:before="20" w:line="240" w:lineRule="auto"/>
-            </w:pPr>
-            <w:r>
-              <w:rPr>
-                <w:b w:val="0"/>
-                <w:i w:val="0"/>
+            <w:vAlign w:val="center"/>
+          </w:tcPr>
+          <w:p>
+            <w:pPr>
+              <w:spacing w:before="20" w:after="20" w:line="240" w:lineRule="auto"/>
+            </w:pPr>
+            <w:r>
+              <w:rPr>
                 <w:sz w:val="20"/>
               </w:rPr>
               <w:t>90.0–92.9</w:t>
@@ -3717,16 +3158,16 @@
       <w:tr>
         <w:trPr>
           <w:cantSplit/>
+          <w:jc w:val="center"/>
         </w:trPr>
         <w:tc>
           <w:tcPr>
-            <w:tcW w:type="dxa" w:w="2448"/>
-            <w:vAlign w:val="center"/>
-            <w:tcBorders>
-              <w:top w:val="single" w:sz="4" w:color="D9D9D9"/>
-              <w:left w:val="single" w:sz="4" w:color="D9D9D9"/>
-              <w:bottom w:val="single" w:sz="4" w:color="D9D9D9"/>
-              <w:right w:val="single" w:sz="4" w:color="D9D9D9"/>
+            <w:tcW w:w="2448" w:type="dxa"/>
+            <w:tcBorders>
+              <w:top w:val="single" w:sz="4" w:space="0" w:color="D9D9D9"/>
+              <w:left w:val="single" w:sz="4" w:space="0" w:color="D9D9D9"/>
+              <w:bottom w:val="single" w:sz="4" w:space="0" w:color="D9D9D9"/>
+              <w:right w:val="single" w:sz="4" w:space="0" w:color="D9D9D9"/>
             </w:tcBorders>
             <w:tcMar>
               <w:top w:w="45" w:type="dxa"/>
@@ -3734,15 +3175,14 @@
               <w:bottom w:w="45" w:type="dxa"/>
               <w:right w:w="90" w:type="dxa"/>
             </w:tcMar>
-          </w:tcPr>
-          <w:p>
-            <w:pPr>
-              <w:spacing w:after="20" w:before="20" w:line="240" w:lineRule="auto"/>
-            </w:pPr>
-            <w:r>
-              <w:rPr>
-                <w:b w:val="0"/>
-                <w:i w:val="0"/>
+            <w:vAlign w:val="center"/>
+          </w:tcPr>
+          <w:p>
+            <w:pPr>
+              <w:spacing w:before="20" w:after="20" w:line="240" w:lineRule="auto"/>
+            </w:pPr>
+            <w:r>
+              <w:rPr>
                 <w:sz w:val="20"/>
               </w:rPr>
               <w:t>B+</w:t>
@@ -3751,13 +3191,12 @@
         </w:tc>
         <w:tc>
           <w:tcPr>
-            <w:tcW w:type="dxa" w:w="3312"/>
-            <w:vAlign w:val="center"/>
-            <w:tcBorders>
-              <w:top w:val="single" w:sz="4" w:color="D9D9D9"/>
-              <w:left w:val="single" w:sz="4" w:color="D9D9D9"/>
-              <w:bottom w:val="single" w:sz="4" w:color="D9D9D9"/>
-              <w:right w:val="single" w:sz="4" w:color="D9D9D9"/>
+            <w:tcW w:w="3312" w:type="dxa"/>
+            <w:tcBorders>
+              <w:top w:val="single" w:sz="4" w:space="0" w:color="D9D9D9"/>
+              <w:left w:val="single" w:sz="4" w:space="0" w:color="D9D9D9"/>
+              <w:bottom w:val="single" w:sz="4" w:space="0" w:color="D9D9D9"/>
+              <w:right w:val="single" w:sz="4" w:space="0" w:color="D9D9D9"/>
             </w:tcBorders>
             <w:tcMar>
               <w:top w:w="45" w:type="dxa"/>
@@ -3765,15 +3204,14 @@
               <w:bottom w:w="45" w:type="dxa"/>
               <w:right w:w="90" w:type="dxa"/>
             </w:tcMar>
-          </w:tcPr>
-          <w:p>
-            <w:pPr>
-              <w:spacing w:after="20" w:before="20" w:line="240" w:lineRule="auto"/>
-            </w:pPr>
-            <w:r>
-              <w:rPr>
-                <w:b w:val="0"/>
-                <w:i w:val="0"/>
+            <w:vAlign w:val="center"/>
+          </w:tcPr>
+          <w:p>
+            <w:pPr>
+              <w:spacing w:before="20" w:after="20" w:line="240" w:lineRule="auto"/>
+            </w:pPr>
+            <w:r>
+              <w:rPr>
                 <w:sz w:val="20"/>
               </w:rPr>
               <w:t>86.0–89.9</w:t>
@@ -3784,16 +3222,16 @@
       <w:tr>
         <w:trPr>
           <w:cantSplit/>
+          <w:jc w:val="center"/>
         </w:trPr>
         <w:tc>
           <w:tcPr>
-            <w:tcW w:type="dxa" w:w="2448"/>
-            <w:vAlign w:val="center"/>
-            <w:tcBorders>
-              <w:top w:val="single" w:sz="4" w:color="D9D9D9"/>
-              <w:left w:val="single" w:sz="4" w:color="D9D9D9"/>
-              <w:bottom w:val="single" w:sz="4" w:color="D9D9D9"/>
-              <w:right w:val="single" w:sz="4" w:color="D9D9D9"/>
+            <w:tcW w:w="2448" w:type="dxa"/>
+            <w:tcBorders>
+              <w:top w:val="single" w:sz="4" w:space="0" w:color="D9D9D9"/>
+              <w:left w:val="single" w:sz="4" w:space="0" w:color="D9D9D9"/>
+              <w:bottom w:val="single" w:sz="4" w:space="0" w:color="D9D9D9"/>
+              <w:right w:val="single" w:sz="4" w:space="0" w:color="D9D9D9"/>
             </w:tcBorders>
             <w:tcMar>
               <w:top w:w="45" w:type="dxa"/>
@@ -3801,15 +3239,14 @@
               <w:bottom w:w="45" w:type="dxa"/>
               <w:right w:w="90" w:type="dxa"/>
             </w:tcMar>
-          </w:tcPr>
-          <w:p>
-            <w:pPr>
-              <w:spacing w:after="20" w:before="20" w:line="240" w:lineRule="auto"/>
-            </w:pPr>
-            <w:r>
-              <w:rPr>
-                <w:b w:val="0"/>
-                <w:i w:val="0"/>
+            <w:vAlign w:val="center"/>
+          </w:tcPr>
+          <w:p>
+            <w:pPr>
+              <w:spacing w:before="20" w:after="20" w:line="240" w:lineRule="auto"/>
+            </w:pPr>
+            <w:r>
+              <w:rPr>
                 <w:sz w:val="20"/>
               </w:rPr>
               <w:t>B</w:t>
@@ -3818,13 +3255,12 @@
         </w:tc>
         <w:tc>
           <w:tcPr>
-            <w:tcW w:type="dxa" w:w="3312"/>
-            <w:vAlign w:val="center"/>
-            <w:tcBorders>
-              <w:top w:val="single" w:sz="4" w:color="D9D9D9"/>
-              <w:left w:val="single" w:sz="4" w:color="D9D9D9"/>
-              <w:bottom w:val="single" w:sz="4" w:color="D9D9D9"/>
-              <w:right w:val="single" w:sz="4" w:color="D9D9D9"/>
+            <w:tcW w:w="3312" w:type="dxa"/>
+            <w:tcBorders>
+              <w:top w:val="single" w:sz="4" w:space="0" w:color="D9D9D9"/>
+              <w:left w:val="single" w:sz="4" w:space="0" w:color="D9D9D9"/>
+              <w:bottom w:val="single" w:sz="4" w:space="0" w:color="D9D9D9"/>
+              <w:right w:val="single" w:sz="4" w:space="0" w:color="D9D9D9"/>
             </w:tcBorders>
             <w:tcMar>
               <w:top w:w="45" w:type="dxa"/>
@@ -3832,15 +3268,14 @@
               <w:bottom w:w="45" w:type="dxa"/>
               <w:right w:w="90" w:type="dxa"/>
             </w:tcMar>
-          </w:tcPr>
-          <w:p>
-            <w:pPr>
-              <w:spacing w:after="20" w:before="20" w:line="240" w:lineRule="auto"/>
-            </w:pPr>
-            <w:r>
-              <w:rPr>
-                <w:b w:val="0"/>
-                <w:i w:val="0"/>
+            <w:vAlign w:val="center"/>
+          </w:tcPr>
+          <w:p>
+            <w:pPr>
+              <w:spacing w:before="20" w:after="20" w:line="240" w:lineRule="auto"/>
+            </w:pPr>
+            <w:r>
+              <w:rPr>
                 <w:sz w:val="20"/>
               </w:rPr>
               <w:t>83.0–85.9</w:t>
@@ -3851,16 +3286,16 @@
       <w:tr>
         <w:trPr>
           <w:cantSplit/>
+          <w:jc w:val="center"/>
         </w:trPr>
         <w:tc>
           <w:tcPr>
-            <w:tcW w:type="dxa" w:w="2448"/>
-            <w:vAlign w:val="center"/>
-            <w:tcBorders>
-              <w:top w:val="single" w:sz="4" w:color="D9D9D9"/>
-              <w:left w:val="single" w:sz="4" w:color="D9D9D9"/>
-              <w:bottom w:val="single" w:sz="4" w:color="D9D9D9"/>
-              <w:right w:val="single" w:sz="4" w:color="D9D9D9"/>
+            <w:tcW w:w="2448" w:type="dxa"/>
+            <w:tcBorders>
+              <w:top w:val="single" w:sz="4" w:space="0" w:color="D9D9D9"/>
+              <w:left w:val="single" w:sz="4" w:space="0" w:color="D9D9D9"/>
+              <w:bottom w:val="single" w:sz="4" w:space="0" w:color="D9D9D9"/>
+              <w:right w:val="single" w:sz="4" w:space="0" w:color="D9D9D9"/>
             </w:tcBorders>
             <w:tcMar>
               <w:top w:w="45" w:type="dxa"/>
@@ -3868,15 +3303,14 @@
               <w:bottom w:w="45" w:type="dxa"/>
               <w:right w:w="90" w:type="dxa"/>
             </w:tcMar>
-          </w:tcPr>
-          <w:p>
-            <w:pPr>
-              <w:spacing w:after="20" w:before="20" w:line="240" w:lineRule="auto"/>
-            </w:pPr>
-            <w:r>
-              <w:rPr>
-                <w:b w:val="0"/>
-                <w:i w:val="0"/>
+            <w:vAlign w:val="center"/>
+          </w:tcPr>
+          <w:p>
+            <w:pPr>
+              <w:spacing w:before="20" w:after="20" w:line="240" w:lineRule="auto"/>
+            </w:pPr>
+            <w:r>
+              <w:rPr>
                 <w:sz w:val="20"/>
               </w:rPr>
               <w:t>B−</w:t>
@@ -3885,13 +3319,12 @@
         </w:tc>
         <w:tc>
           <w:tcPr>
-            <w:tcW w:type="dxa" w:w="3312"/>
-            <w:vAlign w:val="center"/>
-            <w:tcBorders>
-              <w:top w:val="single" w:sz="4" w:color="D9D9D9"/>
-              <w:left w:val="single" w:sz="4" w:color="D9D9D9"/>
-              <w:bottom w:val="single" w:sz="4" w:color="D9D9D9"/>
-              <w:right w:val="single" w:sz="4" w:color="D9D9D9"/>
+            <w:tcW w:w="3312" w:type="dxa"/>
+            <w:tcBorders>
+              <w:top w:val="single" w:sz="4" w:space="0" w:color="D9D9D9"/>
+              <w:left w:val="single" w:sz="4" w:space="0" w:color="D9D9D9"/>
+              <w:bottom w:val="single" w:sz="4" w:space="0" w:color="D9D9D9"/>
+              <w:right w:val="single" w:sz="4" w:space="0" w:color="D9D9D9"/>
             </w:tcBorders>
             <w:tcMar>
               <w:top w:w="45" w:type="dxa"/>
@@ -3899,15 +3332,14 @@
               <w:bottom w:w="45" w:type="dxa"/>
               <w:right w:w="90" w:type="dxa"/>
             </w:tcMar>
-          </w:tcPr>
-          <w:p>
-            <w:pPr>
-              <w:spacing w:after="20" w:before="20" w:line="240" w:lineRule="auto"/>
-            </w:pPr>
-            <w:r>
-              <w:rPr>
-                <w:b w:val="0"/>
-                <w:i w:val="0"/>
+            <w:vAlign w:val="center"/>
+          </w:tcPr>
+          <w:p>
+            <w:pPr>
+              <w:spacing w:before="20" w:after="20" w:line="240" w:lineRule="auto"/>
+            </w:pPr>
+            <w:r>
+              <w:rPr>
                 <w:sz w:val="20"/>
               </w:rPr>
               <w:t>80.0–82.9</w:t>
@@ -3918,16 +3350,16 @@
       <w:tr>
         <w:trPr>
           <w:cantSplit/>
+          <w:jc w:val="center"/>
         </w:trPr>
         <w:tc>
           <w:tcPr>
-            <w:tcW w:type="dxa" w:w="2448"/>
-            <w:vAlign w:val="center"/>
-            <w:tcBorders>
-              <w:top w:val="single" w:sz="4" w:color="D9D9D9"/>
-              <w:left w:val="single" w:sz="4" w:color="D9D9D9"/>
-              <w:bottom w:val="single" w:sz="4" w:color="D9D9D9"/>
-              <w:right w:val="single" w:sz="4" w:color="D9D9D9"/>
+            <w:tcW w:w="2448" w:type="dxa"/>
+            <w:tcBorders>
+              <w:top w:val="single" w:sz="4" w:space="0" w:color="D9D9D9"/>
+              <w:left w:val="single" w:sz="4" w:space="0" w:color="D9D9D9"/>
+              <w:bottom w:val="single" w:sz="4" w:space="0" w:color="D9D9D9"/>
+              <w:right w:val="single" w:sz="4" w:space="0" w:color="D9D9D9"/>
             </w:tcBorders>
             <w:tcMar>
               <w:top w:w="45" w:type="dxa"/>
@@ -3935,15 +3367,14 @@
               <w:bottom w:w="45" w:type="dxa"/>
               <w:right w:w="90" w:type="dxa"/>
             </w:tcMar>
-          </w:tcPr>
-          <w:p>
-            <w:pPr>
-              <w:spacing w:after="20" w:before="20" w:line="240" w:lineRule="auto"/>
-            </w:pPr>
-            <w:r>
-              <w:rPr>
-                <w:b w:val="0"/>
-                <w:i w:val="0"/>
+            <w:vAlign w:val="center"/>
+          </w:tcPr>
+          <w:p>
+            <w:pPr>
+              <w:spacing w:before="20" w:after="20" w:line="240" w:lineRule="auto"/>
+            </w:pPr>
+            <w:r>
+              <w:rPr>
                 <w:sz w:val="20"/>
               </w:rPr>
               <w:t>C+</w:t>
@@ -3952,13 +3383,12 @@
         </w:tc>
         <w:tc>
           <w:tcPr>
-            <w:tcW w:type="dxa" w:w="3312"/>
-            <w:vAlign w:val="center"/>
-            <w:tcBorders>
-              <w:top w:val="single" w:sz="4" w:color="D9D9D9"/>
-              <w:left w:val="single" w:sz="4" w:color="D9D9D9"/>
-              <w:bottom w:val="single" w:sz="4" w:color="D9D9D9"/>
-              <w:right w:val="single" w:sz="4" w:color="D9D9D9"/>
+            <w:tcW w:w="3312" w:type="dxa"/>
+            <w:tcBorders>
+              <w:top w:val="single" w:sz="4" w:space="0" w:color="D9D9D9"/>
+              <w:left w:val="single" w:sz="4" w:space="0" w:color="D9D9D9"/>
+              <w:bottom w:val="single" w:sz="4" w:space="0" w:color="D9D9D9"/>
+              <w:right w:val="single" w:sz="4" w:space="0" w:color="D9D9D9"/>
             </w:tcBorders>
             <w:tcMar>
               <w:top w:w="45" w:type="dxa"/>
@@ -3966,15 +3396,14 @@
               <w:bottom w:w="45" w:type="dxa"/>
               <w:right w:w="90" w:type="dxa"/>
             </w:tcMar>
-          </w:tcPr>
-          <w:p>
-            <w:pPr>
-              <w:spacing w:after="20" w:before="20" w:line="240" w:lineRule="auto"/>
-            </w:pPr>
-            <w:r>
-              <w:rPr>
-                <w:b w:val="0"/>
-                <w:i w:val="0"/>
+            <w:vAlign w:val="center"/>
+          </w:tcPr>
+          <w:p>
+            <w:pPr>
+              <w:spacing w:before="20" w:after="20" w:line="240" w:lineRule="auto"/>
+            </w:pPr>
+            <w:r>
+              <w:rPr>
                 <w:sz w:val="20"/>
               </w:rPr>
               <w:t>76.0–79.9</w:t>
@@ -3985,16 +3414,16 @@
       <w:tr>
         <w:trPr>
           <w:cantSplit/>
+          <w:jc w:val="center"/>
         </w:trPr>
         <w:tc>
           <w:tcPr>
-            <w:tcW w:type="dxa" w:w="2448"/>
-            <w:vAlign w:val="center"/>
-            <w:tcBorders>
-              <w:top w:val="single" w:sz="4" w:color="D9D9D9"/>
-              <w:left w:val="single" w:sz="4" w:color="D9D9D9"/>
-              <w:bottom w:val="single" w:sz="4" w:color="D9D9D9"/>
-              <w:right w:val="single" w:sz="4" w:color="D9D9D9"/>
+            <w:tcW w:w="2448" w:type="dxa"/>
+            <w:tcBorders>
+              <w:top w:val="single" w:sz="4" w:space="0" w:color="D9D9D9"/>
+              <w:left w:val="single" w:sz="4" w:space="0" w:color="D9D9D9"/>
+              <w:bottom w:val="single" w:sz="4" w:space="0" w:color="D9D9D9"/>
+              <w:right w:val="single" w:sz="4" w:space="0" w:color="D9D9D9"/>
             </w:tcBorders>
             <w:tcMar>
               <w:top w:w="45" w:type="dxa"/>
@@ -4002,15 +3431,14 @@
               <w:bottom w:w="45" w:type="dxa"/>
               <w:right w:w="90" w:type="dxa"/>
             </w:tcMar>
-          </w:tcPr>
-          <w:p>
-            <w:pPr>
-              <w:spacing w:after="20" w:before="20" w:line="240" w:lineRule="auto"/>
-            </w:pPr>
-            <w:r>
-              <w:rPr>
-                <w:b w:val="0"/>
-                <w:i w:val="0"/>
+            <w:vAlign w:val="center"/>
+          </w:tcPr>
+          <w:p>
+            <w:pPr>
+              <w:spacing w:before="20" w:after="20" w:line="240" w:lineRule="auto"/>
+            </w:pPr>
+            <w:r>
+              <w:rPr>
                 <w:sz w:val="20"/>
               </w:rPr>
               <w:t>C</w:t>
@@ -4019,13 +3447,12 @@
         </w:tc>
         <w:tc>
           <w:tcPr>
-            <w:tcW w:type="dxa" w:w="3312"/>
-            <w:vAlign w:val="center"/>
-            <w:tcBorders>
-              <w:top w:val="single" w:sz="4" w:color="D9D9D9"/>
-              <w:left w:val="single" w:sz="4" w:color="D9D9D9"/>
-              <w:bottom w:val="single" w:sz="4" w:color="D9D9D9"/>
-              <w:right w:val="single" w:sz="4" w:color="D9D9D9"/>
+            <w:tcW w:w="3312" w:type="dxa"/>
+            <w:tcBorders>
+              <w:top w:val="single" w:sz="4" w:space="0" w:color="D9D9D9"/>
+              <w:left w:val="single" w:sz="4" w:space="0" w:color="D9D9D9"/>
+              <w:bottom w:val="single" w:sz="4" w:space="0" w:color="D9D9D9"/>
+              <w:right w:val="single" w:sz="4" w:space="0" w:color="D9D9D9"/>
             </w:tcBorders>
             <w:tcMar>
               <w:top w:w="45" w:type="dxa"/>
@@ -4033,15 +3460,14 @@
               <w:bottom w:w="45" w:type="dxa"/>
               <w:right w:w="90" w:type="dxa"/>
             </w:tcMar>
-          </w:tcPr>
-          <w:p>
-            <w:pPr>
-              <w:spacing w:after="20" w:before="20" w:line="240" w:lineRule="auto"/>
-            </w:pPr>
-            <w:r>
-              <w:rPr>
-                <w:b w:val="0"/>
-                <w:i w:val="0"/>
+            <w:vAlign w:val="center"/>
+          </w:tcPr>
+          <w:p>
+            <w:pPr>
+              <w:spacing w:before="20" w:after="20" w:line="240" w:lineRule="auto"/>
+            </w:pPr>
+            <w:r>
+              <w:rPr>
                 <w:sz w:val="20"/>
               </w:rPr>
               <w:t>73.0–75.9</w:t>
@@ -4052,16 +3478,16 @@
       <w:tr>
         <w:trPr>
           <w:cantSplit/>
+          <w:jc w:val="center"/>
         </w:trPr>
         <w:tc>
           <w:tcPr>
-            <w:tcW w:type="dxa" w:w="2448"/>
-            <w:vAlign w:val="center"/>
-            <w:tcBorders>
-              <w:top w:val="single" w:sz="4" w:color="D9D9D9"/>
-              <w:left w:val="single" w:sz="4" w:color="D9D9D9"/>
-              <w:bottom w:val="single" w:sz="4" w:color="D9D9D9"/>
-              <w:right w:val="single" w:sz="4" w:color="D9D9D9"/>
+            <w:tcW w:w="2448" w:type="dxa"/>
+            <w:tcBorders>
+              <w:top w:val="single" w:sz="4" w:space="0" w:color="D9D9D9"/>
+              <w:left w:val="single" w:sz="4" w:space="0" w:color="D9D9D9"/>
+              <w:bottom w:val="single" w:sz="4" w:space="0" w:color="D9D9D9"/>
+              <w:right w:val="single" w:sz="4" w:space="0" w:color="D9D9D9"/>
             </w:tcBorders>
             <w:tcMar>
               <w:top w:w="45" w:type="dxa"/>
@@ -4069,15 +3495,14 @@
               <w:bottom w:w="45" w:type="dxa"/>
               <w:right w:w="90" w:type="dxa"/>
             </w:tcMar>
-          </w:tcPr>
-          <w:p>
-            <w:pPr>
-              <w:spacing w:after="20" w:before="20" w:line="240" w:lineRule="auto"/>
-            </w:pPr>
-            <w:r>
-              <w:rPr>
-                <w:b w:val="0"/>
-                <w:i w:val="0"/>
+            <w:vAlign w:val="center"/>
+          </w:tcPr>
+          <w:p>
+            <w:pPr>
+              <w:spacing w:before="20" w:after="20" w:line="240" w:lineRule="auto"/>
+            </w:pPr>
+            <w:r>
+              <w:rPr>
                 <w:sz w:val="20"/>
               </w:rPr>
               <w:t>C−</w:t>
@@ -4086,13 +3511,12 @@
         </w:tc>
         <w:tc>
           <w:tcPr>
-            <w:tcW w:type="dxa" w:w="3312"/>
-            <w:vAlign w:val="center"/>
-            <w:tcBorders>
-              <w:top w:val="single" w:sz="4" w:color="D9D9D9"/>
-              <w:left w:val="single" w:sz="4" w:color="D9D9D9"/>
-              <w:bottom w:val="single" w:sz="4" w:color="D9D9D9"/>
-              <w:right w:val="single" w:sz="4" w:color="D9D9D9"/>
+            <w:tcW w:w="3312" w:type="dxa"/>
+            <w:tcBorders>
+              <w:top w:val="single" w:sz="4" w:space="0" w:color="D9D9D9"/>
+              <w:left w:val="single" w:sz="4" w:space="0" w:color="D9D9D9"/>
+              <w:bottom w:val="single" w:sz="4" w:space="0" w:color="D9D9D9"/>
+              <w:right w:val="single" w:sz="4" w:space="0" w:color="D9D9D9"/>
             </w:tcBorders>
             <w:tcMar>
               <w:top w:w="45" w:type="dxa"/>
@@ -4100,15 +3524,14 @@
               <w:bottom w:w="45" w:type="dxa"/>
               <w:right w:w="90" w:type="dxa"/>
             </w:tcMar>
-          </w:tcPr>
-          <w:p>
-            <w:pPr>
-              <w:spacing w:after="20" w:before="20" w:line="240" w:lineRule="auto"/>
-            </w:pPr>
-            <w:r>
-              <w:rPr>
-                <w:b w:val="0"/>
-                <w:i w:val="0"/>
+            <w:vAlign w:val="center"/>
+          </w:tcPr>
+          <w:p>
+            <w:pPr>
+              <w:spacing w:before="20" w:after="20" w:line="240" w:lineRule="auto"/>
+            </w:pPr>
+            <w:r>
+              <w:rPr>
                 <w:sz w:val="20"/>
               </w:rPr>
               <w:t>70.0–72.9</w:t>
@@ -4119,16 +3542,16 @@
       <w:tr>
         <w:trPr>
           <w:cantSplit/>
+          <w:jc w:val="center"/>
         </w:trPr>
         <w:tc>
           <w:tcPr>
-            <w:tcW w:type="dxa" w:w="2448"/>
-            <w:vAlign w:val="center"/>
-            <w:tcBorders>
-              <w:top w:val="single" w:sz="4" w:color="D9D9D9"/>
-              <w:left w:val="single" w:sz="4" w:color="D9D9D9"/>
-              <w:bottom w:val="single" w:sz="4" w:color="D9D9D9"/>
-              <w:right w:val="single" w:sz="4" w:color="D9D9D9"/>
+            <w:tcW w:w="2448" w:type="dxa"/>
+            <w:tcBorders>
+              <w:top w:val="single" w:sz="4" w:space="0" w:color="D9D9D9"/>
+              <w:left w:val="single" w:sz="4" w:space="0" w:color="D9D9D9"/>
+              <w:bottom w:val="single" w:sz="4" w:space="0" w:color="D9D9D9"/>
+              <w:right w:val="single" w:sz="4" w:space="0" w:color="D9D9D9"/>
             </w:tcBorders>
             <w:tcMar>
               <w:top w:w="45" w:type="dxa"/>
@@ -4136,15 +3559,14 @@
               <w:bottom w:w="45" w:type="dxa"/>
               <w:right w:w="90" w:type="dxa"/>
             </w:tcMar>
-          </w:tcPr>
-          <w:p>
-            <w:pPr>
-              <w:spacing w:after="20" w:before="20" w:line="240" w:lineRule="auto"/>
-            </w:pPr>
-            <w:r>
-              <w:rPr>
-                <w:b w:val="0"/>
-                <w:i w:val="0"/>
+            <w:vAlign w:val="center"/>
+          </w:tcPr>
+          <w:p>
+            <w:pPr>
+              <w:spacing w:before="20" w:after="20" w:line="240" w:lineRule="auto"/>
+            </w:pPr>
+            <w:r>
+              <w:rPr>
                 <w:sz w:val="20"/>
               </w:rPr>
               <w:t>D+</w:t>
@@ -4153,13 +3575,12 @@
         </w:tc>
         <w:tc>
           <w:tcPr>
-            <w:tcW w:type="dxa" w:w="3312"/>
-            <w:vAlign w:val="center"/>
-            <w:tcBorders>
-              <w:top w:val="single" w:sz="4" w:color="D9D9D9"/>
-              <w:left w:val="single" w:sz="4" w:color="D9D9D9"/>
-              <w:bottom w:val="single" w:sz="4" w:color="D9D9D9"/>
-              <w:right w:val="single" w:sz="4" w:color="D9D9D9"/>
+            <w:tcW w:w="3312" w:type="dxa"/>
+            <w:tcBorders>
+              <w:top w:val="single" w:sz="4" w:space="0" w:color="D9D9D9"/>
+              <w:left w:val="single" w:sz="4" w:space="0" w:color="D9D9D9"/>
+              <w:bottom w:val="single" w:sz="4" w:space="0" w:color="D9D9D9"/>
+              <w:right w:val="single" w:sz="4" w:space="0" w:color="D9D9D9"/>
             </w:tcBorders>
             <w:tcMar>
               <w:top w:w="45" w:type="dxa"/>
@@ -4167,15 +3588,14 @@
               <w:bottom w:w="45" w:type="dxa"/>
               <w:right w:w="90" w:type="dxa"/>
             </w:tcMar>
-          </w:tcPr>
-          <w:p>
-            <w:pPr>
-              <w:spacing w:after="20" w:before="20" w:line="240" w:lineRule="auto"/>
-            </w:pPr>
-            <w:r>
-              <w:rPr>
-                <w:b w:val="0"/>
-                <w:i w:val="0"/>
+            <w:vAlign w:val="center"/>
+          </w:tcPr>
+          <w:p>
+            <w:pPr>
+              <w:spacing w:before="20" w:after="20" w:line="240" w:lineRule="auto"/>
+            </w:pPr>
+            <w:r>
+              <w:rPr>
                 <w:sz w:val="20"/>
               </w:rPr>
               <w:t>66.0–69.9</w:t>
@@ -4186,16 +3606,16 @@
       <w:tr>
         <w:trPr>
           <w:cantSplit/>
+          <w:jc w:val="center"/>
         </w:trPr>
         <w:tc>
           <w:tcPr>
-            <w:tcW w:type="dxa" w:w="2448"/>
-            <w:vAlign w:val="center"/>
-            <w:tcBorders>
-              <w:top w:val="single" w:sz="4" w:color="D9D9D9"/>
-              <w:left w:val="single" w:sz="4" w:color="D9D9D9"/>
-              <w:bottom w:val="single" w:sz="4" w:color="D9D9D9"/>
-              <w:right w:val="single" w:sz="4" w:color="D9D9D9"/>
+            <w:tcW w:w="2448" w:type="dxa"/>
+            <w:tcBorders>
+              <w:top w:val="single" w:sz="4" w:space="0" w:color="D9D9D9"/>
+              <w:left w:val="single" w:sz="4" w:space="0" w:color="D9D9D9"/>
+              <w:bottom w:val="single" w:sz="4" w:space="0" w:color="D9D9D9"/>
+              <w:right w:val="single" w:sz="4" w:space="0" w:color="D9D9D9"/>
             </w:tcBorders>
             <w:tcMar>
               <w:top w:w="45" w:type="dxa"/>
@@ -4203,15 +3623,14 @@
               <w:bottom w:w="45" w:type="dxa"/>
               <w:right w:w="90" w:type="dxa"/>
             </w:tcMar>
-          </w:tcPr>
-          <w:p>
-            <w:pPr>
-              <w:spacing w:after="20" w:before="20" w:line="240" w:lineRule="auto"/>
-            </w:pPr>
-            <w:r>
-              <w:rPr>
-                <w:b w:val="0"/>
-                <w:i w:val="0"/>
+            <w:vAlign w:val="center"/>
+          </w:tcPr>
+          <w:p>
+            <w:pPr>
+              <w:spacing w:before="20" w:after="20" w:line="240" w:lineRule="auto"/>
+            </w:pPr>
+            <w:r>
+              <w:rPr>
                 <w:sz w:val="20"/>
               </w:rPr>
               <w:t>D</w:t>
@@ -4220,13 +3639,12 @@
         </w:tc>
         <w:tc>
           <w:tcPr>
-            <w:tcW w:type="dxa" w:w="3312"/>
-            <w:vAlign w:val="center"/>
-            <w:tcBorders>
-              <w:top w:val="single" w:sz="4" w:color="D9D9D9"/>
-              <w:left w:val="single" w:sz="4" w:color="D9D9D9"/>
-              <w:bottom w:val="single" w:sz="4" w:color="D9D9D9"/>
-              <w:right w:val="single" w:sz="4" w:color="D9D9D9"/>
+            <w:tcW w:w="3312" w:type="dxa"/>
+            <w:tcBorders>
+              <w:top w:val="single" w:sz="4" w:space="0" w:color="D9D9D9"/>
+              <w:left w:val="single" w:sz="4" w:space="0" w:color="D9D9D9"/>
+              <w:bottom w:val="single" w:sz="4" w:space="0" w:color="D9D9D9"/>
+              <w:right w:val="single" w:sz="4" w:space="0" w:color="D9D9D9"/>
             </w:tcBorders>
             <w:tcMar>
               <w:top w:w="45" w:type="dxa"/>
@@ -4234,15 +3652,14 @@
               <w:bottom w:w="45" w:type="dxa"/>
               <w:right w:w="90" w:type="dxa"/>
             </w:tcMar>
-          </w:tcPr>
-          <w:p>
-            <w:pPr>
-              <w:spacing w:after="20" w:before="20" w:line="240" w:lineRule="auto"/>
-            </w:pPr>
-            <w:r>
-              <w:rPr>
-                <w:b w:val="0"/>
-                <w:i w:val="0"/>
+            <w:vAlign w:val="center"/>
+          </w:tcPr>
+          <w:p>
+            <w:pPr>
+              <w:spacing w:before="20" w:after="20" w:line="240" w:lineRule="auto"/>
+            </w:pPr>
+            <w:r>
+              <w:rPr>
                 <w:sz w:val="20"/>
               </w:rPr>
               <w:t>63.0–65.9</w:t>
@@ -4253,16 +3670,16 @@
       <w:tr>
         <w:trPr>
           <w:cantSplit/>
+          <w:jc w:val="center"/>
         </w:trPr>
         <w:tc>
           <w:tcPr>
-            <w:tcW w:type="dxa" w:w="2448"/>
-            <w:vAlign w:val="center"/>
-            <w:tcBorders>
-              <w:top w:val="single" w:sz="4" w:color="D9D9D9"/>
-              <w:left w:val="single" w:sz="4" w:color="D9D9D9"/>
-              <w:bottom w:val="single" w:sz="4" w:color="D9D9D9"/>
-              <w:right w:val="single" w:sz="4" w:color="D9D9D9"/>
+            <w:tcW w:w="2448" w:type="dxa"/>
+            <w:tcBorders>
+              <w:top w:val="single" w:sz="4" w:space="0" w:color="D9D9D9"/>
+              <w:left w:val="single" w:sz="4" w:space="0" w:color="D9D9D9"/>
+              <w:bottom w:val="single" w:sz="4" w:space="0" w:color="D9D9D9"/>
+              <w:right w:val="single" w:sz="4" w:space="0" w:color="D9D9D9"/>
             </w:tcBorders>
             <w:tcMar>
               <w:top w:w="45" w:type="dxa"/>
@@ -4270,15 +3687,14 @@
               <w:bottom w:w="45" w:type="dxa"/>
               <w:right w:w="90" w:type="dxa"/>
             </w:tcMar>
-          </w:tcPr>
-          <w:p>
-            <w:pPr>
-              <w:spacing w:after="20" w:before="20" w:line="240" w:lineRule="auto"/>
-            </w:pPr>
-            <w:r>
-              <w:rPr>
-                <w:b w:val="0"/>
-                <w:i w:val="0"/>
+            <w:vAlign w:val="center"/>
+          </w:tcPr>
+          <w:p>
+            <w:pPr>
+              <w:spacing w:before="20" w:after="20" w:line="240" w:lineRule="auto"/>
+            </w:pPr>
+            <w:r>
+              <w:rPr>
                 <w:sz w:val="20"/>
               </w:rPr>
               <w:t>D−</w:t>
@@ -4287,13 +3703,12 @@
         </w:tc>
         <w:tc>
           <w:tcPr>
-            <w:tcW w:type="dxa" w:w="3312"/>
-            <w:vAlign w:val="center"/>
-            <w:tcBorders>
-              <w:top w:val="single" w:sz="4" w:color="D9D9D9"/>
-              <w:left w:val="single" w:sz="4" w:color="D9D9D9"/>
-              <w:bottom w:val="single" w:sz="4" w:color="D9D9D9"/>
-              <w:right w:val="single" w:sz="4" w:color="D9D9D9"/>
+            <w:tcW w:w="3312" w:type="dxa"/>
+            <w:tcBorders>
+              <w:top w:val="single" w:sz="4" w:space="0" w:color="D9D9D9"/>
+              <w:left w:val="single" w:sz="4" w:space="0" w:color="D9D9D9"/>
+              <w:bottom w:val="single" w:sz="4" w:space="0" w:color="D9D9D9"/>
+              <w:right w:val="single" w:sz="4" w:space="0" w:color="D9D9D9"/>
             </w:tcBorders>
             <w:tcMar>
               <w:top w:w="45" w:type="dxa"/>
@@ -4301,15 +3716,14 @@
               <w:bottom w:w="45" w:type="dxa"/>
               <w:right w:w="90" w:type="dxa"/>
             </w:tcMar>
-          </w:tcPr>
-          <w:p>
-            <w:pPr>
-              <w:spacing w:after="20" w:before="20" w:line="240" w:lineRule="auto"/>
-            </w:pPr>
-            <w:r>
-              <w:rPr>
-                <w:b w:val="0"/>
-                <w:i w:val="0"/>
+            <w:vAlign w:val="center"/>
+          </w:tcPr>
+          <w:p>
+            <w:pPr>
+              <w:spacing w:before="20" w:after="20" w:line="240" w:lineRule="auto"/>
+            </w:pPr>
+            <w:r>
+              <w:rPr>
                 <w:sz w:val="20"/>
               </w:rPr>
               <w:t>60.0–62.9</w:t>
@@ -4320,16 +3734,16 @@
       <w:tr>
         <w:trPr>
           <w:cantSplit/>
+          <w:jc w:val="center"/>
         </w:trPr>
         <w:tc>
           <w:tcPr>
-            <w:tcW w:type="dxa" w:w="2448"/>
-            <w:vAlign w:val="center"/>
-            <w:tcBorders>
-              <w:top w:val="single" w:sz="4" w:color="D9D9D9"/>
-              <w:left w:val="single" w:sz="4" w:color="D9D9D9"/>
-              <w:bottom w:val="single" w:sz="4" w:color="D9D9D9"/>
-              <w:right w:val="single" w:sz="4" w:color="D9D9D9"/>
+            <w:tcW w:w="2448" w:type="dxa"/>
+            <w:tcBorders>
+              <w:top w:val="single" w:sz="4" w:space="0" w:color="D9D9D9"/>
+              <w:left w:val="single" w:sz="4" w:space="0" w:color="D9D9D9"/>
+              <w:bottom w:val="single" w:sz="4" w:space="0" w:color="D9D9D9"/>
+              <w:right w:val="single" w:sz="4" w:space="0" w:color="D9D9D9"/>
             </w:tcBorders>
             <w:tcMar>
               <w:top w:w="45" w:type="dxa"/>
@@ -4337,15 +3751,14 @@
               <w:bottom w:w="45" w:type="dxa"/>
               <w:right w:w="90" w:type="dxa"/>
             </w:tcMar>
-          </w:tcPr>
-          <w:p>
-            <w:pPr>
-              <w:spacing w:after="20" w:before="20" w:line="240" w:lineRule="auto"/>
-            </w:pPr>
-            <w:r>
-              <w:rPr>
-                <w:b w:val="0"/>
-                <w:i w:val="0"/>
+            <w:vAlign w:val="center"/>
+          </w:tcPr>
+          <w:p>
+            <w:pPr>
+              <w:spacing w:before="20" w:after="20" w:line="240" w:lineRule="auto"/>
+            </w:pPr>
+            <w:r>
+              <w:rPr>
                 <w:sz w:val="20"/>
               </w:rPr>
               <w:t>F</w:t>
@@ -4354,13 +3767,12 @@
         </w:tc>
         <w:tc>
           <w:tcPr>
-            <w:tcW w:type="dxa" w:w="3312"/>
-            <w:vAlign w:val="center"/>
-            <w:tcBorders>
-              <w:top w:val="single" w:sz="4" w:color="D9D9D9"/>
-              <w:left w:val="single" w:sz="4" w:color="D9D9D9"/>
-              <w:bottom w:val="single" w:sz="4" w:color="D9D9D9"/>
-              <w:right w:val="single" w:sz="4" w:color="D9D9D9"/>
+            <w:tcW w:w="3312" w:type="dxa"/>
+            <w:tcBorders>
+              <w:top w:val="single" w:sz="4" w:space="0" w:color="D9D9D9"/>
+              <w:left w:val="single" w:sz="4" w:space="0" w:color="D9D9D9"/>
+              <w:bottom w:val="single" w:sz="4" w:space="0" w:color="D9D9D9"/>
+              <w:right w:val="single" w:sz="4" w:space="0" w:color="D9D9D9"/>
             </w:tcBorders>
             <w:tcMar>
               <w:top w:w="45" w:type="dxa"/>
@@ -4368,15 +3780,14 @@
               <w:bottom w:w="45" w:type="dxa"/>
               <w:right w:w="90" w:type="dxa"/>
             </w:tcMar>
-          </w:tcPr>
-          <w:p>
-            <w:pPr>
-              <w:spacing w:after="20" w:before="20" w:line="240" w:lineRule="auto"/>
-            </w:pPr>
-            <w:r>
-              <w:rPr>
-                <w:b w:val="0"/>
-                <w:i w:val="0"/>
+            <w:vAlign w:val="center"/>
+          </w:tcPr>
+          <w:p>
+            <w:pPr>
+              <w:spacing w:before="20" w:after="20" w:line="240" w:lineRule="auto"/>
+            </w:pPr>
+            <w:r>
+              <w:rPr>
                 <w:sz w:val="20"/>
               </w:rPr>
               <w:t>Below 60.0</w:t>
@@ -4394,16 +3805,11 @@
       <w:r>
         <w:rPr>
           <w:b/>
-          <w:i w:val="0"/>
           <w:highlight w:val="yellow"/>
         </w:rPr>
         <w:t>[TO CONFIRM]</w:t>
       </w:r>
       <w:r>
-        <w:rPr>
-          <w:b w:val="0"/>
-          <w:i w:val="0"/>
-        </w:rPr>
         <w:t xml:space="preserve"> Rounding rule, treatment of fractional boundary values, and whether this scale is appropriate for the enrolled sections.</w:t>
       </w:r>
     </w:p>
@@ -4412,6 +3818,7 @@
         <w:pStyle w:val="Heading1"/>
       </w:pPr>
       <w:r>
+        <w:lastRenderedPageBreak/>
         <w:t>Campus Academic Policies and Course Arrangements</w:t>
       </w:r>
     </w:p>
@@ -4419,30 +3826,20 @@
       <w:r>
         <w:rPr>
           <w:b/>
-          <w:i w:val="0"/>
         </w:rPr>
         <w:t>Attendance.</w:t>
       </w:r>
       <w:r>
-        <w:rPr>
-          <w:b w:val="0"/>
-          <w:i w:val="0"/>
-        </w:rPr>
         <w:t xml:space="preserve"> Participate in the scheduled seminars and collaborative activities. If you must miss a session, contact me to arrange an equivalent way to engage with the work. </w:t>
       </w:r>
       <w:r>
         <w:rPr>
           <w:b/>
-          <w:i w:val="0"/>
           <w:highlight w:val="yellow"/>
         </w:rPr>
         <w:t>[TO CONFIRM]</w:t>
       </w:r>
       <w:r>
-        <w:rPr>
-          <w:b w:val="0"/>
-          <w:i w:val="0"/>
-        </w:rPr>
         <w:t xml:space="preserve"> Attendance and participation requirements.</w:t>
       </w:r>
     </w:p>
@@ -4450,44 +3847,29 @@
       <w:r>
         <w:rPr>
           <w:b/>
-          <w:i w:val="0"/>
         </w:rPr>
         <w:t>Late work.</w:t>
       </w:r>
       <w:r>
-        <w:rPr>
-          <w:b w:val="0"/>
-          <w:i w:val="0"/>
-        </w:rPr>
         <w:t xml:space="preserve"> Contact me early if a deadline creates a problem. Staged tasks support later work, so an extension should include a realistic plan for catching up. </w:t>
       </w:r>
       <w:r>
         <w:rPr>
           <w:b/>
-          <w:i w:val="0"/>
           <w:highlight w:val="yellow"/>
         </w:rPr>
         <w:t>[TO CONFIRM]</w:t>
       </w:r>
       <w:r>
-        <w:rPr>
-          <w:b w:val="0"/>
-          <w:i w:val="0"/>
-        </w:rPr>
         <w:t xml:space="preserve"> Any penalties, extension procedure, and the final submission cutoff. The Registrar lists the faculty grade-reporting deadline as </w:t>
       </w:r>
       <w:r>
         <w:rPr>
           <w:b/>
-          <w:i w:val="0"/>
         </w:rPr>
         <w:t>22 December 2026 at 2:00 PM</w:t>
       </w:r>
       <w:r>
-        <w:rPr>
-          <w:b w:val="0"/>
-          <w:i w:val="0"/>
-        </w:rPr>
         <w:t>; this is an instructor deadline, not a student submission date.</w:t>
       </w:r>
     </w:p>
@@ -4495,18 +3877,13 @@
       <w:r>
         <w:rPr>
           <w:b/>
-          <w:i w:val="0"/>
         </w:rPr>
         <w:t>Accessibility.</w:t>
       </w:r>
       <w:r>
-        <w:rPr>
-          <w:b w:val="0"/>
-          <w:i w:val="0"/>
-        </w:rPr>
         <w:t xml:space="preserve"> Contact the instructor about access needs and consult </w:t>
       </w:r>
-      <w:hyperlink r:id="rId54">
+      <w:hyperlink r:id="rId8">
         <w:r>
           <w:rPr>
             <w:u w:val="single"/>
@@ -4515,25 +3892,16 @@
         </w:r>
       </w:hyperlink>
       <w:r>
-        <w:rPr>
-          <w:b w:val="0"/>
-          <w:i w:val="0"/>
-        </w:rPr>
         <w:t xml:space="preserve">. </w:t>
       </w:r>
       <w:r>
         <w:rPr>
           <w:b/>
-          <w:i w:val="0"/>
           <w:highlight w:val="yellow"/>
         </w:rPr>
         <w:t>[TO CONFIRM]</w:t>
       </w:r>
       <w:r>
-        <w:rPr>
-          <w:b w:val="0"/>
-          <w:i w:val="0"/>
-        </w:rPr>
         <w:t xml:space="preserve"> Insert the current approved accommodations statement and check that readings, documents, maps, and activities have accessible alternatives.</w:t>
       </w:r>
     </w:p>
@@ -4541,30 +3909,20 @@
       <w:r>
         <w:rPr>
           <w:b/>
-          <w:i w:val="0"/>
         </w:rPr>
         <w:t>Recording and sharing.</w:t>
       </w:r>
       <w:r>
-        <w:rPr>
-          <w:b w:val="0"/>
-          <w:i w:val="0"/>
-        </w:rPr>
         <w:t xml:space="preserve"> </w:t>
       </w:r>
       <w:r>
         <w:rPr>
           <w:b/>
-          <w:i w:val="0"/>
           <w:highlight w:val="yellow"/>
         </w:rPr>
         <w:t>[TO CONFIRM]</w:t>
       </w:r>
       <w:r>
-        <w:rPr>
-          <w:b w:val="0"/>
-          <w:i w:val="0"/>
-        </w:rPr>
         <w:t xml:space="preserve"> Whether seminars will be recorded, the consent and access arrangements, and retention. Do not assume that a class recording or peer document may be shared outside the course.</w:t>
       </w:r>
     </w:p>
@@ -4572,18 +3930,13 @@
       <w:r>
         <w:rPr>
           <w:b/>
-          <w:i w:val="0"/>
         </w:rPr>
         <w:t>Academic integrity.</w:t>
       </w:r>
       <w:r>
-        <w:rPr>
-          <w:b w:val="0"/>
-          <w:i w:val="0"/>
-        </w:rPr>
         <w:t xml:space="preserve"> The </w:t>
       </w:r>
-      <w:hyperlink r:id="rId55">
+      <w:hyperlink r:id="rId9">
         <w:r>
           <w:rPr>
             <w:u w:val="single"/>
@@ -4592,25 +3945,16 @@
         </w:r>
       </w:hyperlink>
       <w:r>
-        <w:rPr>
-          <w:b w:val="0"/>
-          <w:i w:val="0"/>
-        </w:rPr>
         <w:t xml:space="preserve"> apply alongside the course's AI-use instructions. </w:t>
       </w:r>
       <w:r>
         <w:rPr>
           <w:b/>
-          <w:i w:val="0"/>
           <w:highlight w:val="yellow"/>
         </w:rPr>
         <w:t>[TO CONFIRM]</w:t>
       </w:r>
       <w:r>
-        <w:rPr>
-          <w:b w:val="0"/>
-          <w:i w:val="0"/>
-        </w:rPr>
         <w:t xml:space="preserve"> Current required institutional wording and procedures.</w:t>
       </w:r>
     </w:p>
@@ -4618,18 +3962,13 @@
       <w:r>
         <w:rPr>
           <w:b/>
-          <w:i w:val="0"/>
         </w:rPr>
         <w:t>Student support.</w:t>
       </w:r>
       <w:r>
-        <w:rPr>
-          <w:b w:val="0"/>
-          <w:i w:val="0"/>
-        </w:rPr>
         <w:t xml:space="preserve"> Support information is available through the </w:t>
       </w:r>
-      <w:hyperlink r:id="rId56">
+      <w:hyperlink r:id="rId10">
         <w:r>
           <w:rPr>
             <w:u w:val="single"/>
@@ -4638,25 +3977,16 @@
         </w:r>
       </w:hyperlink>
       <w:r>
-        <w:rPr>
-          <w:b w:val="0"/>
-          <w:i w:val="0"/>
-        </w:rPr>
         <w:t xml:space="preserve">. </w:t>
       </w:r>
       <w:r>
         <w:rPr>
           <w:b/>
-          <w:i w:val="0"/>
           <w:highlight w:val="yellow"/>
         </w:rPr>
         <w:t>[TO CONFIRM]</w:t>
       </w:r>
       <w:r>
-        <w:rPr>
-          <w:b w:val="0"/>
-          <w:i w:val="0"/>
-        </w:rPr>
         <w:t xml:space="preserve"> Add current College and University syllabus statements and links.</w:t>
       </w:r>
     </w:p>
@@ -4670,57 +4000,39 @@
     </w:p>
     <w:p>
       <w:r>
-        <w:rPr>
-          <w:b w:val="0"/>
-          <w:i w:val="0"/>
-        </w:rPr>
         <w:t>Term B is designated as eight weeks. Its instruction period spans eight calendar-week blocks, including fall break and a partial final week. That leaves seven teaching-week blocks.</w:t>
       </w:r>
     </w:p>
     <w:p>
       <w:r>
-        <w:rPr>
-          <w:b w:val="0"/>
-          <w:i w:val="0"/>
-        </w:rPr>
         <w:t xml:space="preserve">The date ranges below do not assume a meeting day. If the seminar meets on Mondays, the candidate dates are </w:t>
       </w:r>
       <w:r>
         <w:rPr>
           <w:b/>
-          <w:i w:val="0"/>
         </w:rPr>
         <w:t>19 October, 26 October, 2 November, 9 November, 16 November, 30 November, and 7 December</w:t>
       </w:r>
       <w:r>
-        <w:rPr>
-          <w:b w:val="0"/>
-          <w:i w:val="0"/>
-        </w:rPr>
         <w:t xml:space="preserve">. </w:t>
       </w:r>
       <w:r>
         <w:rPr>
           <w:b/>
-          <w:i w:val="0"/>
           <w:highlight w:val="yellow"/>
         </w:rPr>
         <w:t>[TO CONFIRM]</w:t>
       </w:r>
       <w:r>
-        <w:rPr>
-          <w:b w:val="0"/>
-          <w:i w:val="0"/>
-        </w:rPr>
         <w:t xml:space="preserve"> Actual section meeting day and time.</w:t>
       </w:r>
     </w:p>
     <w:tbl>
       <w:tblPr>
-        <w:tblW w:type="auto" w:w="0"/>
+        <w:tblW w:w="0" w:type="auto"/>
         <w:jc w:val="center"/>
         <w:tblLayout w:type="fixed"/>
-        <w:tblLook w:firstColumn="1" w:firstRow="1" w:lastColumn="0" w:lastRow="0" w:noHBand="0" w:noVBand="1" w:val="04A0"/>
+        <w:tblLook w:val="04A0" w:firstRow="1" w:lastRow="0" w:firstColumn="1" w:lastColumn="0" w:noHBand="0" w:noVBand="1"/>
       </w:tblPr>
       <w:tblGrid>
         <w:gridCol w:w="1080"/>
@@ -4731,35 +4043,35 @@
       </w:tblGrid>
       <w:tr>
         <w:trPr>
+          <w:cantSplit/>
           <w:tblHeader/>
-          <w:cantSplit/>
+          <w:jc w:val="center"/>
         </w:trPr>
         <w:tc>
           <w:tcPr>
-            <w:tcW w:type="dxa" w:w="1080"/>
-            <w:vAlign w:val="center"/>
-            <w:tcBorders>
-              <w:top w:val="single" w:sz="4" w:color="D9D9D9"/>
-              <w:left w:val="single" w:sz="4" w:color="D9D9D9"/>
-              <w:bottom w:val="single" w:sz="4" w:color="D9D9D9"/>
-              <w:right w:val="single" w:sz="4" w:color="D9D9D9"/>
-            </w:tcBorders>
+            <w:tcW w:w="1080" w:type="dxa"/>
+            <w:tcBorders>
+              <w:top w:val="single" w:sz="4" w:space="0" w:color="D9D9D9"/>
+              <w:left w:val="single" w:sz="4" w:space="0" w:color="D9D9D9"/>
+              <w:bottom w:val="single" w:sz="4" w:space="0" w:color="D9D9D9"/>
+              <w:right w:val="single" w:sz="4" w:space="0" w:color="D9D9D9"/>
+            </w:tcBorders>
+            <w:shd w:val="clear" w:color="auto" w:fill="E8ECF0"/>
             <w:tcMar>
               <w:top w:w="90" w:type="dxa"/>
               <w:left w:w="90" w:type="dxa"/>
               <w:bottom w:w="90" w:type="dxa"/>
               <w:right w:w="90" w:type="dxa"/>
             </w:tcMar>
-            <w:shd w:fill="E8ECF0"/>
-          </w:tcPr>
-          <w:p>
-            <w:pPr>
-              <w:spacing w:after="20" w:before="20" w:line="240" w:lineRule="auto"/>
+            <w:vAlign w:val="center"/>
+          </w:tcPr>
+          <w:p>
+            <w:pPr>
+              <w:spacing w:before="20" w:after="20" w:line="240" w:lineRule="auto"/>
             </w:pPr>
             <w:r>
               <w:rPr>
                 <w:b/>
-                <w:i w:val="0"/>
                 <w:sz w:val="19"/>
               </w:rPr>
               <w:t>Session</w:t>
@@ -4768,30 +4080,29 @@
         </w:tc>
         <w:tc>
           <w:tcPr>
-            <w:tcW w:type="dxa" w:w="1512"/>
-            <w:vAlign w:val="center"/>
-            <w:tcBorders>
-              <w:top w:val="single" w:sz="4" w:color="D9D9D9"/>
-              <w:left w:val="single" w:sz="4" w:color="D9D9D9"/>
-              <w:bottom w:val="single" w:sz="4" w:color="D9D9D9"/>
-              <w:right w:val="single" w:sz="4" w:color="D9D9D9"/>
-            </w:tcBorders>
+            <w:tcW w:w="1512" w:type="dxa"/>
+            <w:tcBorders>
+              <w:top w:val="single" w:sz="4" w:space="0" w:color="D9D9D9"/>
+              <w:left w:val="single" w:sz="4" w:space="0" w:color="D9D9D9"/>
+              <w:bottom w:val="single" w:sz="4" w:space="0" w:color="D9D9D9"/>
+              <w:right w:val="single" w:sz="4" w:space="0" w:color="D9D9D9"/>
+            </w:tcBorders>
+            <w:shd w:val="clear" w:color="auto" w:fill="E8ECF0"/>
             <w:tcMar>
               <w:top w:w="90" w:type="dxa"/>
               <w:left w:w="90" w:type="dxa"/>
               <w:bottom w:w="90" w:type="dxa"/>
               <w:right w:w="90" w:type="dxa"/>
             </w:tcMar>
-            <w:shd w:fill="E8ECF0"/>
-          </w:tcPr>
-          <w:p>
-            <w:pPr>
-              <w:spacing w:after="20" w:before="20" w:line="240" w:lineRule="auto"/>
+            <w:vAlign w:val="center"/>
+          </w:tcPr>
+          <w:p>
+            <w:pPr>
+              <w:spacing w:before="20" w:after="20" w:line="240" w:lineRule="auto"/>
             </w:pPr>
             <w:r>
               <w:rPr>
                 <w:b/>
-                <w:i w:val="0"/>
                 <w:sz w:val="19"/>
               </w:rPr>
               <w:t>Teaching week</w:t>
@@ -4800,30 +4111,29 @@
         </w:tc>
         <w:tc>
           <w:tcPr>
-            <w:tcW w:type="dxa" w:w="2088"/>
-            <w:vAlign w:val="center"/>
-            <w:tcBorders>
-              <w:top w:val="single" w:sz="4" w:color="D9D9D9"/>
-              <w:left w:val="single" w:sz="4" w:color="D9D9D9"/>
-              <w:bottom w:val="single" w:sz="4" w:color="D9D9D9"/>
-              <w:right w:val="single" w:sz="4" w:color="D9D9D9"/>
-            </w:tcBorders>
+            <w:tcW w:w="2088" w:type="dxa"/>
+            <w:tcBorders>
+              <w:top w:val="single" w:sz="4" w:space="0" w:color="D9D9D9"/>
+              <w:left w:val="single" w:sz="4" w:space="0" w:color="D9D9D9"/>
+              <w:bottom w:val="single" w:sz="4" w:space="0" w:color="D9D9D9"/>
+              <w:right w:val="single" w:sz="4" w:space="0" w:color="D9D9D9"/>
+            </w:tcBorders>
+            <w:shd w:val="clear" w:color="auto" w:fill="E8ECF0"/>
             <w:tcMar>
               <w:top w:w="90" w:type="dxa"/>
               <w:left w:w="90" w:type="dxa"/>
               <w:bottom w:w="90" w:type="dxa"/>
               <w:right w:w="90" w:type="dxa"/>
             </w:tcMar>
-            <w:shd w:fill="E8ECF0"/>
-          </w:tcPr>
-          <w:p>
-            <w:pPr>
-              <w:spacing w:after="20" w:before="20" w:line="240" w:lineRule="auto"/>
+            <w:vAlign w:val="center"/>
+          </w:tcPr>
+          <w:p>
+            <w:pPr>
+              <w:spacing w:before="20" w:after="20" w:line="240" w:lineRule="auto"/>
             </w:pPr>
             <w:r>
               <w:rPr>
                 <w:b/>
-                <w:i w:val="0"/>
                 <w:sz w:val="19"/>
               </w:rPr>
               <w:t>Focus</w:t>
@@ -4832,30 +4142,29 @@
         </w:tc>
         <w:tc>
           <w:tcPr>
-            <w:tcW w:type="dxa" w:w="2592"/>
-            <w:vAlign w:val="center"/>
-            <w:tcBorders>
-              <w:top w:val="single" w:sz="4" w:color="D9D9D9"/>
-              <w:left w:val="single" w:sz="4" w:color="D9D9D9"/>
-              <w:bottom w:val="single" w:sz="4" w:color="D9D9D9"/>
-              <w:right w:val="single" w:sz="4" w:color="D9D9D9"/>
-            </w:tcBorders>
+            <w:tcW w:w="2592" w:type="dxa"/>
+            <w:tcBorders>
+              <w:top w:val="single" w:sz="4" w:space="0" w:color="D9D9D9"/>
+              <w:left w:val="single" w:sz="4" w:space="0" w:color="D9D9D9"/>
+              <w:bottom w:val="single" w:sz="4" w:space="0" w:color="D9D9D9"/>
+              <w:right w:val="single" w:sz="4" w:space="0" w:color="D9D9D9"/>
+            </w:tcBorders>
+            <w:shd w:val="clear" w:color="auto" w:fill="E8ECF0"/>
             <w:tcMar>
               <w:top w:w="90" w:type="dxa"/>
               <w:left w:w="90" w:type="dxa"/>
               <w:bottom w:w="90" w:type="dxa"/>
               <w:right w:w="90" w:type="dxa"/>
             </w:tcMar>
-            <w:shd w:fill="E8ECF0"/>
-          </w:tcPr>
-          <w:p>
-            <w:pPr>
-              <w:spacing w:after="20" w:before="20" w:line="240" w:lineRule="auto"/>
+            <w:vAlign w:val="center"/>
+          </w:tcPr>
+          <w:p>
+            <w:pPr>
+              <w:spacing w:before="20" w:after="20" w:line="240" w:lineRule="auto"/>
             </w:pPr>
             <w:r>
               <w:rPr>
                 <w:b/>
-                <w:i w:val="0"/>
                 <w:sz w:val="19"/>
               </w:rPr>
               <w:t>Reading and preparation</w:t>
@@ -4864,30 +4173,29 @@
         </w:tc>
         <w:tc>
           <w:tcPr>
-            <w:tcW w:type="dxa" w:w="2088"/>
-            <w:vAlign w:val="center"/>
-            <w:tcBorders>
-              <w:top w:val="single" w:sz="4" w:color="D9D9D9"/>
-              <w:left w:val="single" w:sz="4" w:color="D9D9D9"/>
-              <w:bottom w:val="single" w:sz="4" w:color="D9D9D9"/>
-              <w:right w:val="single" w:sz="4" w:color="D9D9D9"/>
-            </w:tcBorders>
+            <w:tcW w:w="2088" w:type="dxa"/>
+            <w:tcBorders>
+              <w:top w:val="single" w:sz="4" w:space="0" w:color="D9D9D9"/>
+              <w:left w:val="single" w:sz="4" w:space="0" w:color="D9D9D9"/>
+              <w:bottom w:val="single" w:sz="4" w:space="0" w:color="D9D9D9"/>
+              <w:right w:val="single" w:sz="4" w:space="0" w:color="D9D9D9"/>
+            </w:tcBorders>
+            <w:shd w:val="clear" w:color="auto" w:fill="E8ECF0"/>
             <w:tcMar>
               <w:top w:w="90" w:type="dxa"/>
               <w:left w:w="90" w:type="dxa"/>
               <w:bottom w:w="90" w:type="dxa"/>
               <w:right w:w="90" w:type="dxa"/>
             </w:tcMar>
-            <w:shd w:fill="E8ECF0"/>
-          </w:tcPr>
-          <w:p>
-            <w:pPr>
-              <w:spacing w:after="20" w:before="20" w:line="240" w:lineRule="auto"/>
+            <w:vAlign w:val="center"/>
+          </w:tcPr>
+          <w:p>
+            <w:pPr>
+              <w:spacing w:before="20" w:after="20" w:line="240" w:lineRule="auto"/>
             </w:pPr>
             <w:r>
               <w:rPr>
                 <w:b/>
-                <w:i w:val="0"/>
                 <w:sz w:val="19"/>
               </w:rPr>
               <w:t>Milestone</w:t>
@@ -4898,16 +4206,16 @@
       <w:tr>
         <w:trPr>
           <w:cantSplit/>
+          <w:jc w:val="center"/>
         </w:trPr>
         <w:tc>
           <w:tcPr>
-            <w:tcW w:type="dxa" w:w="1080"/>
-            <w:vAlign w:val="center"/>
-            <w:tcBorders>
-              <w:top w:val="single" w:sz="4" w:color="D9D9D9"/>
-              <w:left w:val="single" w:sz="4" w:color="D9D9D9"/>
-              <w:bottom w:val="single" w:sz="4" w:color="D9D9D9"/>
-              <w:right w:val="single" w:sz="4" w:color="D9D9D9"/>
+            <w:tcW w:w="1080" w:type="dxa"/>
+            <w:tcBorders>
+              <w:top w:val="single" w:sz="4" w:space="0" w:color="D9D9D9"/>
+              <w:left w:val="single" w:sz="4" w:space="0" w:color="D9D9D9"/>
+              <w:bottom w:val="single" w:sz="4" w:space="0" w:color="D9D9D9"/>
+              <w:right w:val="single" w:sz="4" w:space="0" w:color="D9D9D9"/>
             </w:tcBorders>
             <w:tcMar>
               <w:top w:w="90" w:type="dxa"/>
@@ -4915,15 +4223,14 @@
               <w:bottom w:w="90" w:type="dxa"/>
               <w:right w:w="90" w:type="dxa"/>
             </w:tcMar>
-          </w:tcPr>
-          <w:p>
-            <w:pPr>
-              <w:spacing w:after="20" w:before="20" w:line="240" w:lineRule="auto"/>
-            </w:pPr>
-            <w:r>
-              <w:rPr>
-                <w:b w:val="0"/>
-                <w:i w:val="0"/>
+            <w:vAlign w:val="center"/>
+          </w:tcPr>
+          <w:p>
+            <w:pPr>
+              <w:spacing w:before="20" w:after="20" w:line="240" w:lineRule="auto"/>
+            </w:pPr>
+            <w:r>
+              <w:rPr>
                 <w:sz w:val="19"/>
               </w:rPr>
               <w:t>1</w:t>
@@ -4932,13 +4239,12 @@
         </w:tc>
         <w:tc>
           <w:tcPr>
-            <w:tcW w:type="dxa" w:w="1512"/>
-            <w:vAlign w:val="center"/>
-            <w:tcBorders>
-              <w:top w:val="single" w:sz="4" w:color="D9D9D9"/>
-              <w:left w:val="single" w:sz="4" w:color="D9D9D9"/>
-              <w:bottom w:val="single" w:sz="4" w:color="D9D9D9"/>
-              <w:right w:val="single" w:sz="4" w:color="D9D9D9"/>
+            <w:tcW w:w="1512" w:type="dxa"/>
+            <w:tcBorders>
+              <w:top w:val="single" w:sz="4" w:space="0" w:color="D9D9D9"/>
+              <w:left w:val="single" w:sz="4" w:space="0" w:color="D9D9D9"/>
+              <w:bottom w:val="single" w:sz="4" w:space="0" w:color="D9D9D9"/>
+              <w:right w:val="single" w:sz="4" w:space="0" w:color="D9D9D9"/>
             </w:tcBorders>
             <w:tcMar>
               <w:top w:w="90" w:type="dxa"/>
@@ -4946,15 +4252,14 @@
               <w:bottom w:w="90" w:type="dxa"/>
               <w:right w:w="90" w:type="dxa"/>
             </w:tcMar>
-          </w:tcPr>
-          <w:p>
-            <w:pPr>
-              <w:spacing w:after="20" w:before="20" w:line="240" w:lineRule="auto"/>
-            </w:pPr>
-            <w:r>
-              <w:rPr>
-                <w:b w:val="0"/>
-                <w:i w:val="0"/>
+            <w:vAlign w:val="center"/>
+          </w:tcPr>
+          <w:p>
+            <w:pPr>
+              <w:spacing w:before="20" w:after="20" w:line="240" w:lineRule="auto"/>
+            </w:pPr>
+            <w:r>
+              <w:rPr>
                 <w:sz w:val="19"/>
               </w:rPr>
               <w:t>19–23 October</w:t>
@@ -4963,13 +4268,12 @@
         </w:tc>
         <w:tc>
           <w:tcPr>
-            <w:tcW w:type="dxa" w:w="2088"/>
-            <w:vAlign w:val="center"/>
-            <w:tcBorders>
-              <w:top w:val="single" w:sz="4" w:color="D9D9D9"/>
-              <w:left w:val="single" w:sz="4" w:color="D9D9D9"/>
-              <w:bottom w:val="single" w:sz="4" w:color="D9D9D9"/>
-              <w:right w:val="single" w:sz="4" w:color="D9D9D9"/>
+            <w:tcW w:w="2088" w:type="dxa"/>
+            <w:tcBorders>
+              <w:top w:val="single" w:sz="4" w:space="0" w:color="D9D9D9"/>
+              <w:left w:val="single" w:sz="4" w:space="0" w:color="D9D9D9"/>
+              <w:bottom w:val="single" w:sz="4" w:space="0" w:color="D9D9D9"/>
+              <w:right w:val="single" w:sz="4" w:space="0" w:color="D9D9D9"/>
             </w:tcBorders>
             <w:tcMar>
               <w:top w:w="90" w:type="dxa"/>
@@ -4977,15 +4281,14 @@
               <w:bottom w:w="90" w:type="dxa"/>
               <w:right w:w="90" w:type="dxa"/>
             </w:tcMar>
-          </w:tcPr>
-          <w:p>
-            <w:pPr>
-              <w:spacing w:after="20" w:before="20" w:line="240" w:lineRule="auto"/>
-            </w:pPr>
-            <w:r>
-              <w:rPr>
-                <w:b w:val="0"/>
-                <w:i w:val="0"/>
+            <w:vAlign w:val="center"/>
+          </w:tcPr>
+          <w:p>
+            <w:pPr>
+              <w:spacing w:before="20" w:after="20" w:line="240" w:lineRule="auto"/>
+            </w:pPr>
+            <w:r>
+              <w:rPr>
                 <w:sz w:val="19"/>
               </w:rPr>
               <w:t>Research questions and academic literature</w:t>
@@ -4994,13 +4297,12 @@
         </w:tc>
         <w:tc>
           <w:tcPr>
-            <w:tcW w:type="dxa" w:w="2592"/>
-            <w:vAlign w:val="center"/>
-            <w:tcBorders>
-              <w:top w:val="single" w:sz="4" w:color="D9D9D9"/>
-              <w:left w:val="single" w:sz="4" w:color="D9D9D9"/>
-              <w:bottom w:val="single" w:sz="4" w:color="D9D9D9"/>
-              <w:right w:val="single" w:sz="4" w:color="D9D9D9"/>
+            <w:tcW w:w="2592" w:type="dxa"/>
+            <w:tcBorders>
+              <w:top w:val="single" w:sz="4" w:space="0" w:color="D9D9D9"/>
+              <w:left w:val="single" w:sz="4" w:space="0" w:color="D9D9D9"/>
+              <w:bottom w:val="single" w:sz="4" w:space="0" w:color="D9D9D9"/>
+              <w:right w:val="single" w:sz="4" w:space="0" w:color="D9D9D9"/>
             </w:tcBorders>
             <w:tcMar>
               <w:top w:w="90" w:type="dxa"/>
@@ -5008,15 +4310,14 @@
               <w:bottom w:w="90" w:type="dxa"/>
               <w:right w:w="90" w:type="dxa"/>
             </w:tcMar>
-          </w:tcPr>
-          <w:p>
-            <w:pPr>
-              <w:spacing w:after="20" w:before="20" w:line="240" w:lineRule="auto"/>
-            </w:pPr>
-            <w:r>
-              <w:rPr>
-                <w:b w:val="0"/>
-                <w:i w:val="0"/>
+            <w:vAlign w:val="center"/>
+          </w:tcPr>
+          <w:p>
+            <w:pPr>
+              <w:spacing w:before="20" w:after="20" w:line="240" w:lineRule="auto"/>
+            </w:pPr>
+            <w:r>
+              <w:rPr>
                 <w:sz w:val="19"/>
               </w:rPr>
               <w:t>Baseline reflection; research-question guide; Weber candidate excerpt</w:t>
@@ -5025,13 +4326,12 @@
         </w:tc>
         <w:tc>
           <w:tcPr>
-            <w:tcW w:type="dxa" w:w="2088"/>
-            <w:vAlign w:val="center"/>
-            <w:tcBorders>
-              <w:top w:val="single" w:sz="4" w:color="D9D9D9"/>
-              <w:left w:val="single" w:sz="4" w:color="D9D9D9"/>
-              <w:bottom w:val="single" w:sz="4" w:color="D9D9D9"/>
-              <w:right w:val="single" w:sz="4" w:color="D9D9D9"/>
+            <w:tcW w:w="2088" w:type="dxa"/>
+            <w:tcBorders>
+              <w:top w:val="single" w:sz="4" w:space="0" w:color="D9D9D9"/>
+              <w:left w:val="single" w:sz="4" w:space="0" w:color="D9D9D9"/>
+              <w:bottom w:val="single" w:sz="4" w:space="0" w:color="D9D9D9"/>
+              <w:right w:val="single" w:sz="4" w:space="0" w:color="D9D9D9"/>
             </w:tcBorders>
             <w:tcMar>
               <w:top w:w="90" w:type="dxa"/>
@@ -5039,15 +4339,14 @@
               <w:bottom w:w="90" w:type="dxa"/>
               <w:right w:w="90" w:type="dxa"/>
             </w:tcMar>
-          </w:tcPr>
-          <w:p>
-            <w:pPr>
-              <w:spacing w:after="20" w:before="20" w:line="240" w:lineRule="auto"/>
-            </w:pPr>
-            <w:r>
-              <w:rPr>
-                <w:b w:val="0"/>
-                <w:i w:val="0"/>
+            <w:vAlign w:val="center"/>
+          </w:tcPr>
+          <w:p>
+            <w:pPr>
+              <w:spacing w:before="20" w:after="20" w:line="240" w:lineRule="auto"/>
+            </w:pPr>
+            <w:r>
+              <w:rPr>
                 <w:sz w:val="19"/>
               </w:rPr>
               <w:t>Topic and question, 23 October</w:t>
@@ -5058,16 +4357,16 @@
       <w:tr>
         <w:trPr>
           <w:cantSplit/>
+          <w:jc w:val="center"/>
         </w:trPr>
         <w:tc>
           <w:tcPr>
-            <w:tcW w:type="dxa" w:w="1080"/>
-            <w:vAlign w:val="center"/>
-            <w:tcBorders>
-              <w:top w:val="single" w:sz="4" w:color="D9D9D9"/>
-              <w:left w:val="single" w:sz="4" w:color="D9D9D9"/>
-              <w:bottom w:val="single" w:sz="4" w:color="D9D9D9"/>
-              <w:right w:val="single" w:sz="4" w:color="D9D9D9"/>
+            <w:tcW w:w="1080" w:type="dxa"/>
+            <w:tcBorders>
+              <w:top w:val="single" w:sz="4" w:space="0" w:color="D9D9D9"/>
+              <w:left w:val="single" w:sz="4" w:space="0" w:color="D9D9D9"/>
+              <w:bottom w:val="single" w:sz="4" w:space="0" w:color="D9D9D9"/>
+              <w:right w:val="single" w:sz="4" w:space="0" w:color="D9D9D9"/>
             </w:tcBorders>
             <w:tcMar>
               <w:top w:w="90" w:type="dxa"/>
@@ -5075,15 +4374,14 @@
               <w:bottom w:w="90" w:type="dxa"/>
               <w:right w:w="90" w:type="dxa"/>
             </w:tcMar>
-          </w:tcPr>
-          <w:p>
-            <w:pPr>
-              <w:spacing w:after="20" w:before="20" w:line="240" w:lineRule="auto"/>
-            </w:pPr>
-            <w:r>
-              <w:rPr>
-                <w:b w:val="0"/>
-                <w:i w:val="0"/>
+            <w:vAlign w:val="center"/>
+          </w:tcPr>
+          <w:p>
+            <w:pPr>
+              <w:spacing w:before="20" w:after="20" w:line="240" w:lineRule="auto"/>
+            </w:pPr>
+            <w:r>
+              <w:rPr>
                 <w:sz w:val="19"/>
               </w:rPr>
               <w:t>2</w:t>
@@ -5092,13 +4390,12 @@
         </w:tc>
         <w:tc>
           <w:tcPr>
-            <w:tcW w:type="dxa" w:w="1512"/>
-            <w:vAlign w:val="center"/>
-            <w:tcBorders>
-              <w:top w:val="single" w:sz="4" w:color="D9D9D9"/>
-              <w:left w:val="single" w:sz="4" w:color="D9D9D9"/>
-              <w:bottom w:val="single" w:sz="4" w:color="D9D9D9"/>
-              <w:right w:val="single" w:sz="4" w:color="D9D9D9"/>
+            <w:tcW w:w="1512" w:type="dxa"/>
+            <w:tcBorders>
+              <w:top w:val="single" w:sz="4" w:space="0" w:color="D9D9D9"/>
+              <w:left w:val="single" w:sz="4" w:space="0" w:color="D9D9D9"/>
+              <w:bottom w:val="single" w:sz="4" w:space="0" w:color="D9D9D9"/>
+              <w:right w:val="single" w:sz="4" w:space="0" w:color="D9D9D9"/>
             </w:tcBorders>
             <w:tcMar>
               <w:top w:w="90" w:type="dxa"/>
@@ -5106,15 +4403,14 @@
               <w:bottom w:w="90" w:type="dxa"/>
               <w:right w:w="90" w:type="dxa"/>
             </w:tcMar>
-          </w:tcPr>
-          <w:p>
-            <w:pPr>
-              <w:spacing w:after="20" w:before="20" w:line="240" w:lineRule="auto"/>
-            </w:pPr>
-            <w:r>
-              <w:rPr>
-                <w:b w:val="0"/>
-                <w:i w:val="0"/>
+            <w:vAlign w:val="center"/>
+          </w:tcPr>
+          <w:p>
+            <w:pPr>
+              <w:spacing w:before="20" w:after="20" w:line="240" w:lineRule="auto"/>
+            </w:pPr>
+            <w:r>
+              <w:rPr>
                 <w:sz w:val="19"/>
               </w:rPr>
               <w:t>26–30 October</w:t>
@@ -5123,13 +4419,12 @@
         </w:tc>
         <w:tc>
           <w:tcPr>
-            <w:tcW w:type="dxa" w:w="2088"/>
-            <w:vAlign w:val="center"/>
-            <w:tcBorders>
-              <w:top w:val="single" w:sz="4" w:color="D9D9D9"/>
-              <w:left w:val="single" w:sz="4" w:color="D9D9D9"/>
-              <w:bottom w:val="single" w:sz="4" w:color="D9D9D9"/>
-              <w:right w:val="single" w:sz="4" w:color="D9D9D9"/>
+            <w:tcW w:w="2088" w:type="dxa"/>
+            <w:tcBorders>
+              <w:top w:val="single" w:sz="4" w:space="0" w:color="D9D9D9"/>
+              <w:left w:val="single" w:sz="4" w:space="0" w:color="D9D9D9"/>
+              <w:bottom w:val="single" w:sz="4" w:space="0" w:color="D9D9D9"/>
+              <w:right w:val="single" w:sz="4" w:space="0" w:color="D9D9D9"/>
             </w:tcBorders>
             <w:tcMar>
               <w:top w:w="90" w:type="dxa"/>
@@ -5137,15 +4432,14 @@
               <w:bottom w:w="90" w:type="dxa"/>
               <w:right w:w="90" w:type="dxa"/>
             </w:tcMar>
-          </w:tcPr>
-          <w:p>
-            <w:pPr>
-              <w:spacing w:after="20" w:before="20" w:line="240" w:lineRule="auto"/>
-            </w:pPr>
-            <w:r>
-              <w:rPr>
-                <w:b w:val="0"/>
-                <w:i w:val="0"/>
+            <w:vAlign w:val="center"/>
+          </w:tcPr>
+          <w:p>
+            <w:pPr>
+              <w:spacing w:before="20" w:after="20" w:line="240" w:lineRule="auto"/>
+            </w:pPr>
+            <w:r>
+              <w:rPr>
                 <w:sz w:val="19"/>
               </w:rPr>
               <w:t>Article anatomy review design and mapping a field</w:t>
@@ -5154,13 +4448,12 @@
         </w:tc>
         <w:tc>
           <w:tcPr>
-            <w:tcW w:type="dxa" w:w="2592"/>
-            <w:vAlign w:val="center"/>
-            <w:tcBorders>
-              <w:top w:val="single" w:sz="4" w:color="D9D9D9"/>
-              <w:left w:val="single" w:sz="4" w:color="D9D9D9"/>
-              <w:bottom w:val="single" w:sz="4" w:color="D9D9D9"/>
-              <w:right w:val="single" w:sz="4" w:color="D9D9D9"/>
+            <w:tcW w:w="2592" w:type="dxa"/>
+            <w:tcBorders>
+              <w:top w:val="single" w:sz="4" w:space="0" w:color="D9D9D9"/>
+              <w:left w:val="single" w:sz="4" w:space="0" w:color="D9D9D9"/>
+              <w:bottom w:val="single" w:sz="4" w:space="0" w:color="D9D9D9"/>
+              <w:right w:val="single" w:sz="4" w:space="0" w:color="D9D9D9"/>
             </w:tcBorders>
             <w:tcMar>
               <w:top w:w="90" w:type="dxa"/>
@@ -5168,15 +4461,14 @@
               <w:bottom w:w="90" w:type="dxa"/>
               <w:right w:w="90" w:type="dxa"/>
             </w:tcMar>
-          </w:tcPr>
-          <w:p>
-            <w:pPr>
-              <w:spacing w:after="20" w:before="20" w:line="240" w:lineRule="auto"/>
-            </w:pPr>
-            <w:r>
-              <w:rPr>
-                <w:b w:val="0"/>
-                <w:i w:val="0"/>
+            <w:vAlign w:val="center"/>
+          </w:tcPr>
+          <w:p>
+            <w:pPr>
+              <w:spacing w:before="20" w:after="20" w:line="240" w:lineRule="auto"/>
+            </w:pPr>
+            <w:r>
+              <w:rPr>
                 <w:sz w:val="19"/>
               </w:rPr>
               <w:t>Compare articles from your field; review-method guidance</w:t>
@@ -5185,13 +4477,12 @@
         </w:tc>
         <w:tc>
           <w:tcPr>
-            <w:tcW w:type="dxa" w:w="2088"/>
-            <w:vAlign w:val="center"/>
-            <w:tcBorders>
-              <w:top w:val="single" w:sz="4" w:color="D9D9D9"/>
-              <w:left w:val="single" w:sz="4" w:color="D9D9D9"/>
-              <w:bottom w:val="single" w:sz="4" w:color="D9D9D9"/>
-              <w:right w:val="single" w:sz="4" w:color="D9D9D9"/>
+            <w:tcW w:w="2088" w:type="dxa"/>
+            <w:tcBorders>
+              <w:top w:val="single" w:sz="4" w:space="0" w:color="D9D9D9"/>
+              <w:left w:val="single" w:sz="4" w:space="0" w:color="D9D9D9"/>
+              <w:bottom w:val="single" w:sz="4" w:space="0" w:color="D9D9D9"/>
+              <w:right w:val="single" w:sz="4" w:space="0" w:color="D9D9D9"/>
             </w:tcBorders>
             <w:tcMar>
               <w:top w:w="90" w:type="dxa"/>
@@ -5199,15 +4490,14 @@
               <w:bottom w:w="90" w:type="dxa"/>
               <w:right w:w="90" w:type="dxa"/>
             </w:tcMar>
-          </w:tcPr>
-          <w:p>
-            <w:pPr>
-              <w:spacing w:after="20" w:before="20" w:line="240" w:lineRule="auto"/>
-            </w:pPr>
-            <w:r>
-              <w:rPr>
-                <w:b w:val="0"/>
-                <w:i w:val="0"/>
+            <w:vAlign w:val="center"/>
+          </w:tcPr>
+          <w:p>
+            <w:pPr>
+              <w:spacing w:before="20" w:after="20" w:line="240" w:lineRule="auto"/>
+            </w:pPr>
+            <w:r>
+              <w:rPr>
                 <w:sz w:val="19"/>
               </w:rPr>
               <w:t>Review plan, 30 October</w:t>
@@ -5218,16 +4508,16 @@
       <w:tr>
         <w:trPr>
           <w:cantSplit/>
+          <w:jc w:val="center"/>
         </w:trPr>
         <w:tc>
           <w:tcPr>
-            <w:tcW w:type="dxa" w:w="1080"/>
-            <w:vAlign w:val="center"/>
-            <w:tcBorders>
-              <w:top w:val="single" w:sz="4" w:color="D9D9D9"/>
-              <w:left w:val="single" w:sz="4" w:color="D9D9D9"/>
-              <w:bottom w:val="single" w:sz="4" w:color="D9D9D9"/>
-              <w:right w:val="single" w:sz="4" w:color="D9D9D9"/>
+            <w:tcW w:w="1080" w:type="dxa"/>
+            <w:tcBorders>
+              <w:top w:val="single" w:sz="4" w:space="0" w:color="D9D9D9"/>
+              <w:left w:val="single" w:sz="4" w:space="0" w:color="D9D9D9"/>
+              <w:bottom w:val="single" w:sz="4" w:space="0" w:color="D9D9D9"/>
+              <w:right w:val="single" w:sz="4" w:space="0" w:color="D9D9D9"/>
             </w:tcBorders>
             <w:tcMar>
               <w:top w:w="90" w:type="dxa"/>
@@ -5235,15 +4525,14 @@
               <w:bottom w:w="90" w:type="dxa"/>
               <w:right w:w="90" w:type="dxa"/>
             </w:tcMar>
-          </w:tcPr>
-          <w:p>
-            <w:pPr>
-              <w:spacing w:after="20" w:before="20" w:line="240" w:lineRule="auto"/>
-            </w:pPr>
-            <w:r>
-              <w:rPr>
-                <w:b w:val="0"/>
-                <w:i w:val="0"/>
+            <w:vAlign w:val="center"/>
+          </w:tcPr>
+          <w:p>
+            <w:pPr>
+              <w:spacing w:before="20" w:after="20" w:line="240" w:lineRule="auto"/>
+            </w:pPr>
+            <w:r>
+              <w:rPr>
                 <w:sz w:val="19"/>
               </w:rPr>
               <w:t>3</w:t>
@@ -5252,13 +4541,12 @@
         </w:tc>
         <w:tc>
           <w:tcPr>
-            <w:tcW w:type="dxa" w:w="1512"/>
-            <w:vAlign w:val="center"/>
-            <w:tcBorders>
-              <w:top w:val="single" w:sz="4" w:color="D9D9D9"/>
-              <w:left w:val="single" w:sz="4" w:color="D9D9D9"/>
-              <w:bottom w:val="single" w:sz="4" w:color="D9D9D9"/>
-              <w:right w:val="single" w:sz="4" w:color="D9D9D9"/>
+            <w:tcW w:w="1512" w:type="dxa"/>
+            <w:tcBorders>
+              <w:top w:val="single" w:sz="4" w:space="0" w:color="D9D9D9"/>
+              <w:left w:val="single" w:sz="4" w:space="0" w:color="D9D9D9"/>
+              <w:bottom w:val="single" w:sz="4" w:space="0" w:color="D9D9D9"/>
+              <w:right w:val="single" w:sz="4" w:space="0" w:color="D9D9D9"/>
             </w:tcBorders>
             <w:tcMar>
               <w:top w:w="90" w:type="dxa"/>
@@ -5266,15 +4554,14 @@
               <w:bottom w:w="90" w:type="dxa"/>
               <w:right w:w="90" w:type="dxa"/>
             </w:tcMar>
-          </w:tcPr>
-          <w:p>
-            <w:pPr>
-              <w:spacing w:after="20" w:before="20" w:line="240" w:lineRule="auto"/>
-            </w:pPr>
-            <w:r>
-              <w:rPr>
-                <w:b w:val="0"/>
-                <w:i w:val="0"/>
+            <w:vAlign w:val="center"/>
+          </w:tcPr>
+          <w:p>
+            <w:pPr>
+              <w:spacing w:before="20" w:after="20" w:line="240" w:lineRule="auto"/>
+            </w:pPr>
+            <w:r>
+              <w:rPr>
                 <w:sz w:val="19"/>
               </w:rPr>
               <w:t>2–6 November</w:t>
@@ -5283,13 +4570,12 @@
         </w:tc>
         <w:tc>
           <w:tcPr>
-            <w:tcW w:type="dxa" w:w="2088"/>
-            <w:vAlign w:val="center"/>
-            <w:tcBorders>
-              <w:top w:val="single" w:sz="4" w:color="D9D9D9"/>
-              <w:left w:val="single" w:sz="4" w:color="D9D9D9"/>
-              <w:bottom w:val="single" w:sz="4" w:color="D9D9D9"/>
-              <w:right w:val="single" w:sz="4" w:color="D9D9D9"/>
+            <w:tcW w:w="2088" w:type="dxa"/>
+            <w:tcBorders>
+              <w:top w:val="single" w:sz="4" w:space="0" w:color="D9D9D9"/>
+              <w:left w:val="single" w:sz="4" w:space="0" w:color="D9D9D9"/>
+              <w:bottom w:val="single" w:sz="4" w:space="0" w:color="D9D9D9"/>
+              <w:right w:val="single" w:sz="4" w:space="0" w:color="D9D9D9"/>
             </w:tcBorders>
             <w:tcMar>
               <w:top w:w="90" w:type="dxa"/>
@@ -5297,15 +4583,14 @@
               <w:bottom w:w="90" w:type="dxa"/>
               <w:right w:w="90" w:type="dxa"/>
             </w:tcMar>
-          </w:tcPr>
-          <w:p>
-            <w:pPr>
-              <w:spacing w:after="20" w:before="20" w:line="240" w:lineRule="auto"/>
-            </w:pPr>
-            <w:r>
-              <w:rPr>
-                <w:b w:val="0"/>
-                <w:i w:val="0"/>
+            <w:vAlign w:val="center"/>
+          </w:tcPr>
+          <w:p>
+            <w:pPr>
+              <w:spacing w:before="20" w:after="20" w:line="240" w:lineRule="auto"/>
+            </w:pPr>
+            <w:r>
+              <w:rPr>
                 <w:sz w:val="19"/>
               </w:rPr>
               <w:t>AI-assisted close and distant reading</w:t>
@@ -5314,13 +4599,12 @@
         </w:tc>
         <w:tc>
           <w:tcPr>
-            <w:tcW w:type="dxa" w:w="2592"/>
-            <w:vAlign w:val="center"/>
-            <w:tcBorders>
-              <w:top w:val="single" w:sz="4" w:color="D9D9D9"/>
-              <w:left w:val="single" w:sz="4" w:color="D9D9D9"/>
-              <w:bottom w:val="single" w:sz="4" w:color="D9D9D9"/>
-              <w:right w:val="single" w:sz="4" w:color="D9D9D9"/>
+            <w:tcW w:w="2592" w:type="dxa"/>
+            <w:tcBorders>
+              <w:top w:val="single" w:sz="4" w:space="0" w:color="D9D9D9"/>
+              <w:left w:val="single" w:sz="4" w:space="0" w:color="D9D9D9"/>
+              <w:bottom w:val="single" w:sz="4" w:space="0" w:color="D9D9D9"/>
+              <w:right w:val="single" w:sz="4" w:space="0" w:color="D9D9D9"/>
             </w:tcBorders>
             <w:tcMar>
               <w:top w:w="90" w:type="dxa"/>
@@ -5328,15 +4612,14 @@
               <w:bottom w:w="90" w:type="dxa"/>
               <w:right w:w="90" w:type="dxa"/>
             </w:tcMar>
-          </w:tcPr>
-          <w:p>
-            <w:pPr>
-              <w:spacing w:after="20" w:before="20" w:line="240" w:lineRule="auto"/>
-            </w:pPr>
-            <w:r>
-              <w:rPr>
-                <w:b w:val="0"/>
-                <w:i w:val="0"/>
+            <w:vAlign w:val="center"/>
+          </w:tcPr>
+          <w:p>
+            <w:pPr>
+              <w:spacing w:before="20" w:after="20" w:line="240" w:lineRule="auto"/>
+            </w:pPr>
+            <w:r>
+              <w:rPr>
                 <w:sz w:val="19"/>
               </w:rPr>
               <w:t>Annotate a difficult passage; prepare a source-backed conceptual map</w:t>
@@ -5345,13 +4628,12 @@
         </w:tc>
         <w:tc>
           <w:tcPr>
-            <w:tcW w:type="dxa" w:w="2088"/>
-            <w:vAlign w:val="center"/>
-            <w:tcBorders>
-              <w:top w:val="single" w:sz="4" w:color="D9D9D9"/>
-              <w:left w:val="single" w:sz="4" w:color="D9D9D9"/>
-              <w:bottom w:val="single" w:sz="4" w:color="D9D9D9"/>
-              <w:right w:val="single" w:sz="4" w:color="D9D9D9"/>
+            <w:tcW w:w="2088" w:type="dxa"/>
+            <w:tcBorders>
+              <w:top w:val="single" w:sz="4" w:space="0" w:color="D9D9D9"/>
+              <w:left w:val="single" w:sz="4" w:space="0" w:color="D9D9D9"/>
+              <w:bottom w:val="single" w:sz="4" w:space="0" w:color="D9D9D9"/>
+              <w:right w:val="single" w:sz="4" w:space="0" w:color="D9D9D9"/>
             </w:tcBorders>
             <w:tcMar>
               <w:top w:w="90" w:type="dxa"/>
@@ -5359,15 +4641,14 @@
               <w:bottom w:w="90" w:type="dxa"/>
               <w:right w:w="90" w:type="dxa"/>
             </w:tcMar>
-          </w:tcPr>
-          <w:p>
-            <w:pPr>
-              <w:spacing w:after="20" w:before="20" w:line="240" w:lineRule="auto"/>
-            </w:pPr>
-            <w:r>
-              <w:rPr>
-                <w:b w:val="0"/>
-                <w:i w:val="0"/>
+            <w:vAlign w:val="center"/>
+          </w:tcPr>
+          <w:p>
+            <w:pPr>
+              <w:spacing w:before="20" w:after="20" w:line="240" w:lineRule="auto"/>
+            </w:pPr>
+            <w:r>
+              <w:rPr>
                 <w:sz w:val="19"/>
               </w:rPr>
               <w:t>Conceptual map, 6 November</w:t>
@@ -5378,16 +4659,16 @@
       <w:tr>
         <w:trPr>
           <w:cantSplit/>
+          <w:jc w:val="center"/>
         </w:trPr>
         <w:tc>
           <w:tcPr>
-            <w:tcW w:type="dxa" w:w="1080"/>
-            <w:vAlign w:val="center"/>
-            <w:tcBorders>
-              <w:top w:val="single" w:sz="4" w:color="D9D9D9"/>
-              <w:left w:val="single" w:sz="4" w:color="D9D9D9"/>
-              <w:bottom w:val="single" w:sz="4" w:color="D9D9D9"/>
-              <w:right w:val="single" w:sz="4" w:color="D9D9D9"/>
+            <w:tcW w:w="1080" w:type="dxa"/>
+            <w:tcBorders>
+              <w:top w:val="single" w:sz="4" w:space="0" w:color="D9D9D9"/>
+              <w:left w:val="single" w:sz="4" w:space="0" w:color="D9D9D9"/>
+              <w:bottom w:val="single" w:sz="4" w:space="0" w:color="D9D9D9"/>
+              <w:right w:val="single" w:sz="4" w:space="0" w:color="D9D9D9"/>
             </w:tcBorders>
             <w:tcMar>
               <w:top w:w="90" w:type="dxa"/>
@@ -5395,30 +4676,29 @@
               <w:bottom w:w="90" w:type="dxa"/>
               <w:right w:w="90" w:type="dxa"/>
             </w:tcMar>
-          </w:tcPr>
-          <w:p>
-            <w:pPr>
-              <w:spacing w:after="20" w:before="20" w:line="240" w:lineRule="auto"/>
-            </w:pPr>
-            <w:r>
-              <w:rPr>
-                <w:b w:val="0"/>
-                <w:i w:val="0"/>
+            <w:vAlign w:val="center"/>
+          </w:tcPr>
+          <w:p>
+            <w:pPr>
+              <w:spacing w:before="20" w:after="20" w:line="240" w:lineRule="auto"/>
+            </w:pPr>
+            <w:r>
+              <w:rPr>
                 <w:sz w:val="19"/>
               </w:rPr>
+              <w:lastRenderedPageBreak/>
               <w:t>4</w:t>
             </w:r>
           </w:p>
         </w:tc>
         <w:tc>
           <w:tcPr>
-            <w:tcW w:type="dxa" w:w="1512"/>
-            <w:vAlign w:val="center"/>
-            <w:tcBorders>
-              <w:top w:val="single" w:sz="4" w:color="D9D9D9"/>
-              <w:left w:val="single" w:sz="4" w:color="D9D9D9"/>
-              <w:bottom w:val="single" w:sz="4" w:color="D9D9D9"/>
-              <w:right w:val="single" w:sz="4" w:color="D9D9D9"/>
+            <w:tcW w:w="1512" w:type="dxa"/>
+            <w:tcBorders>
+              <w:top w:val="single" w:sz="4" w:space="0" w:color="D9D9D9"/>
+              <w:left w:val="single" w:sz="4" w:space="0" w:color="D9D9D9"/>
+              <w:bottom w:val="single" w:sz="4" w:space="0" w:color="D9D9D9"/>
+              <w:right w:val="single" w:sz="4" w:space="0" w:color="D9D9D9"/>
             </w:tcBorders>
             <w:tcMar>
               <w:top w:w="90" w:type="dxa"/>
@@ -5426,15 +4706,14 @@
               <w:bottom w:w="90" w:type="dxa"/>
               <w:right w:w="90" w:type="dxa"/>
             </w:tcMar>
-          </w:tcPr>
-          <w:p>
-            <w:pPr>
-              <w:spacing w:after="20" w:before="20" w:line="240" w:lineRule="auto"/>
-            </w:pPr>
-            <w:r>
-              <w:rPr>
-                <w:b w:val="0"/>
-                <w:i w:val="0"/>
+            <w:vAlign w:val="center"/>
+          </w:tcPr>
+          <w:p>
+            <w:pPr>
+              <w:spacing w:before="20" w:after="20" w:line="240" w:lineRule="auto"/>
+            </w:pPr>
+            <w:r>
+              <w:rPr>
                 <w:sz w:val="19"/>
               </w:rPr>
               <w:t>9–13 November</w:t>
@@ -5443,13 +4722,12 @@
         </w:tc>
         <w:tc>
           <w:tcPr>
-            <w:tcW w:type="dxa" w:w="2088"/>
-            <w:vAlign w:val="center"/>
-            <w:tcBorders>
-              <w:top w:val="single" w:sz="4" w:color="D9D9D9"/>
-              <w:left w:val="single" w:sz="4" w:color="D9D9D9"/>
-              <w:bottom w:val="single" w:sz="4" w:color="D9D9D9"/>
-              <w:right w:val="single" w:sz="4" w:color="D9D9D9"/>
+            <w:tcW w:w="2088" w:type="dxa"/>
+            <w:tcBorders>
+              <w:top w:val="single" w:sz="4" w:space="0" w:color="D9D9D9"/>
+              <w:left w:val="single" w:sz="4" w:space="0" w:color="D9D9D9"/>
+              <w:bottom w:val="single" w:sz="4" w:space="0" w:color="D9D9D9"/>
+              <w:right w:val="single" w:sz="4" w:space="0" w:color="D9D9D9"/>
             </w:tcBorders>
             <w:tcMar>
               <w:top w:w="90" w:type="dxa"/>
@@ -5457,15 +4735,14 @@
               <w:bottom w:w="90" w:type="dxa"/>
               <w:right w:w="90" w:type="dxa"/>
             </w:tcMar>
-          </w:tcPr>
-          <w:p>
-            <w:pPr>
-              <w:spacing w:after="20" w:before="20" w:line="240" w:lineRule="auto"/>
-            </w:pPr>
-            <w:r>
-              <w:rPr>
-                <w:b w:val="0"/>
-                <w:i w:val="0"/>
+            <w:vAlign w:val="center"/>
+          </w:tcPr>
+          <w:p>
+            <w:pPr>
+              <w:spacing w:before="20" w:after="20" w:line="240" w:lineRule="auto"/>
+            </w:pPr>
+            <w:r>
+              <w:rPr>
                 <w:sz w:val="19"/>
               </w:rPr>
               <w:t>Difficult texts audiences and scholarly voice</w:t>
@@ -5474,13 +4751,12 @@
         </w:tc>
         <w:tc>
           <w:tcPr>
-            <w:tcW w:type="dxa" w:w="2592"/>
-            <w:vAlign w:val="center"/>
-            <w:tcBorders>
-              <w:top w:val="single" w:sz="4" w:color="D9D9D9"/>
-              <w:left w:val="single" w:sz="4" w:color="D9D9D9"/>
-              <w:bottom w:val="single" w:sz="4" w:color="D9D9D9"/>
-              <w:right w:val="single" w:sz="4" w:color="D9D9D9"/>
+            <w:tcW w:w="2592" w:type="dxa"/>
+            <w:tcBorders>
+              <w:top w:val="single" w:sz="4" w:space="0" w:color="D9D9D9"/>
+              <w:left w:val="single" w:sz="4" w:space="0" w:color="D9D9D9"/>
+              <w:bottom w:val="single" w:sz="4" w:space="0" w:color="D9D9D9"/>
+              <w:right w:val="single" w:sz="4" w:space="0" w:color="D9D9D9"/>
             </w:tcBorders>
             <w:tcMar>
               <w:top w:w="90" w:type="dxa"/>
@@ -5488,15 +4764,14 @@
               <w:bottom w:w="90" w:type="dxa"/>
               <w:right w:w="90" w:type="dxa"/>
             </w:tcMar>
-          </w:tcPr>
-          <w:p>
-            <w:pPr>
-              <w:spacing w:after="20" w:before="20" w:line="240" w:lineRule="auto"/>
-            </w:pPr>
-            <w:r>
-              <w:rPr>
-                <w:b w:val="0"/>
-                <w:i w:val="0"/>
+            <w:vAlign w:val="center"/>
+          </w:tcPr>
+          <w:p>
+            <w:pPr>
+              <w:spacing w:before="20" w:after="20" w:line="240" w:lineRule="auto"/>
+            </w:pPr>
+            <w:r>
+              <w:rPr>
                 <w:sz w:val="19"/>
               </w:rPr>
               <w:t>Spivak candidate excerpt; bring a writing sample</w:t>
@@ -5505,13 +4780,12 @@
         </w:tc>
         <w:tc>
           <w:tcPr>
-            <w:tcW w:type="dxa" w:w="2088"/>
-            <w:vAlign w:val="center"/>
-            <w:tcBorders>
-              <w:top w:val="single" w:sz="4" w:color="D9D9D9"/>
-              <w:left w:val="single" w:sz="4" w:color="D9D9D9"/>
-              <w:bottom w:val="single" w:sz="4" w:color="D9D9D9"/>
-              <w:right w:val="single" w:sz="4" w:color="D9D9D9"/>
+            <w:tcW w:w="2088" w:type="dxa"/>
+            <w:tcBorders>
+              <w:top w:val="single" w:sz="4" w:space="0" w:color="D9D9D9"/>
+              <w:left w:val="single" w:sz="4" w:space="0" w:color="D9D9D9"/>
+              <w:bottom w:val="single" w:sz="4" w:space="0" w:color="D9D9D9"/>
+              <w:right w:val="single" w:sz="4" w:space="0" w:color="D9D9D9"/>
             </w:tcBorders>
             <w:tcMar>
               <w:top w:w="90" w:type="dxa"/>
@@ -5519,15 +4793,14 @@
               <w:bottom w:w="90" w:type="dxa"/>
               <w:right w:w="90" w:type="dxa"/>
             </w:tcMar>
-          </w:tcPr>
-          <w:p>
-            <w:pPr>
-              <w:spacing w:after="20" w:before="20" w:line="240" w:lineRule="auto"/>
-            </w:pPr>
-            <w:r>
-              <w:rPr>
-                <w:b w:val="0"/>
-                <w:i w:val="0"/>
+            <w:vAlign w:val="center"/>
+          </w:tcPr>
+          <w:p>
+            <w:pPr>
+              <w:spacing w:before="20" w:after="20" w:line="240" w:lineRule="auto"/>
+            </w:pPr>
+            <w:r>
+              <w:rPr>
                 <w:sz w:val="19"/>
               </w:rPr>
               <w:t>Writing sample, 13 November; peer workshop</w:t>
@@ -5538,16 +4811,16 @@
       <w:tr>
         <w:trPr>
           <w:cantSplit/>
+          <w:jc w:val="center"/>
         </w:trPr>
         <w:tc>
           <w:tcPr>
-            <w:tcW w:type="dxa" w:w="1080"/>
-            <w:vAlign w:val="center"/>
-            <w:tcBorders>
-              <w:top w:val="single" w:sz="4" w:color="D9D9D9"/>
-              <w:left w:val="single" w:sz="4" w:color="D9D9D9"/>
-              <w:bottom w:val="single" w:sz="4" w:color="D9D9D9"/>
-              <w:right w:val="single" w:sz="4" w:color="D9D9D9"/>
+            <w:tcW w:w="1080" w:type="dxa"/>
+            <w:tcBorders>
+              <w:top w:val="single" w:sz="4" w:space="0" w:color="D9D9D9"/>
+              <w:left w:val="single" w:sz="4" w:space="0" w:color="D9D9D9"/>
+              <w:bottom w:val="single" w:sz="4" w:space="0" w:color="D9D9D9"/>
+              <w:right w:val="single" w:sz="4" w:space="0" w:color="D9D9D9"/>
             </w:tcBorders>
             <w:tcMar>
               <w:top w:w="90" w:type="dxa"/>
@@ -5555,15 +4828,14 @@
               <w:bottom w:w="90" w:type="dxa"/>
               <w:right w:w="90" w:type="dxa"/>
             </w:tcMar>
-          </w:tcPr>
-          <w:p>
-            <w:pPr>
-              <w:spacing w:after="20" w:before="20" w:line="240" w:lineRule="auto"/>
-            </w:pPr>
-            <w:r>
-              <w:rPr>
-                <w:b w:val="0"/>
-                <w:i w:val="0"/>
+            <w:vAlign w:val="center"/>
+          </w:tcPr>
+          <w:p>
+            <w:pPr>
+              <w:spacing w:before="20" w:after="20" w:line="240" w:lineRule="auto"/>
+            </w:pPr>
+            <w:r>
+              <w:rPr>
                 <w:sz w:val="19"/>
               </w:rPr>
               <w:t>5</w:t>
@@ -5572,13 +4844,12 @@
         </w:tc>
         <w:tc>
           <w:tcPr>
-            <w:tcW w:type="dxa" w:w="1512"/>
-            <w:vAlign w:val="center"/>
-            <w:tcBorders>
-              <w:top w:val="single" w:sz="4" w:color="D9D9D9"/>
-              <w:left w:val="single" w:sz="4" w:color="D9D9D9"/>
-              <w:bottom w:val="single" w:sz="4" w:color="D9D9D9"/>
-              <w:right w:val="single" w:sz="4" w:color="D9D9D9"/>
+            <w:tcW w:w="1512" w:type="dxa"/>
+            <w:tcBorders>
+              <w:top w:val="single" w:sz="4" w:space="0" w:color="D9D9D9"/>
+              <w:left w:val="single" w:sz="4" w:space="0" w:color="D9D9D9"/>
+              <w:bottom w:val="single" w:sz="4" w:space="0" w:color="D9D9D9"/>
+              <w:right w:val="single" w:sz="4" w:space="0" w:color="D9D9D9"/>
             </w:tcBorders>
             <w:tcMar>
               <w:top w:w="90" w:type="dxa"/>
@@ -5586,15 +4857,14 @@
               <w:bottom w:w="90" w:type="dxa"/>
               <w:right w:w="90" w:type="dxa"/>
             </w:tcMar>
-          </w:tcPr>
-          <w:p>
-            <w:pPr>
-              <w:spacing w:after="20" w:before="20" w:line="240" w:lineRule="auto"/>
-            </w:pPr>
-            <w:r>
-              <w:rPr>
-                <w:b w:val="0"/>
-                <w:i w:val="0"/>
+            <w:vAlign w:val="center"/>
+          </w:tcPr>
+          <w:p>
+            <w:pPr>
+              <w:spacing w:before="20" w:after="20" w:line="240" w:lineRule="auto"/>
+            </w:pPr>
+            <w:r>
+              <w:rPr>
                 <w:sz w:val="19"/>
               </w:rPr>
               <w:t>16–20 November</w:t>
@@ -5603,13 +4873,12 @@
         </w:tc>
         <w:tc>
           <w:tcPr>
-            <w:tcW w:type="dxa" w:w="2088"/>
-            <w:vAlign w:val="center"/>
-            <w:tcBorders>
-              <w:top w:val="single" w:sz="4" w:color="D9D9D9"/>
-              <w:left w:val="single" w:sz="4" w:color="D9D9D9"/>
-              <w:bottom w:val="single" w:sz="4" w:color="D9D9D9"/>
-              <w:right w:val="single" w:sz="4" w:color="D9D9D9"/>
+            <w:tcW w:w="2088" w:type="dxa"/>
+            <w:tcBorders>
+              <w:top w:val="single" w:sz="4" w:space="0" w:color="D9D9D9"/>
+              <w:left w:val="single" w:sz="4" w:space="0" w:color="D9D9D9"/>
+              <w:bottom w:val="single" w:sz="4" w:space="0" w:color="D9D9D9"/>
+              <w:right w:val="single" w:sz="4" w:space="0" w:color="D9D9D9"/>
             </w:tcBorders>
             <w:tcMar>
               <w:top w:w="90" w:type="dxa"/>
@@ -5617,15 +4886,14 @@
               <w:bottom w:w="90" w:type="dxa"/>
               <w:right w:w="90" w:type="dxa"/>
             </w:tcMar>
-          </w:tcPr>
-          <w:p>
-            <w:pPr>
-              <w:spacing w:after="20" w:before="20" w:line="240" w:lineRule="auto"/>
-            </w:pPr>
-            <w:r>
-              <w:rPr>
-                <w:b w:val="0"/>
-                <w:i w:val="0"/>
+            <w:vAlign w:val="center"/>
+          </w:tcPr>
+          <w:p>
+            <w:pPr>
+              <w:spacing w:before="20" w:after="20" w:line="240" w:lineRule="auto"/>
+            </w:pPr>
+            <w:r>
+              <w:rPr>
                 <w:sz w:val="19"/>
               </w:rPr>
               <w:t>Structure signposting and scholarly communities</w:t>
@@ -5634,13 +4902,12 @@
         </w:tc>
         <w:tc>
           <w:tcPr>
-            <w:tcW w:type="dxa" w:w="2592"/>
-            <w:vAlign w:val="center"/>
-            <w:tcBorders>
-              <w:top w:val="single" w:sz="4" w:color="D9D9D9"/>
-              <w:left w:val="single" w:sz="4" w:color="D9D9D9"/>
-              <w:bottom w:val="single" w:sz="4" w:color="D9D9D9"/>
-              <w:right w:val="single" w:sz="4" w:color="D9D9D9"/>
+            <w:tcW w:w="2592" w:type="dxa"/>
+            <w:tcBorders>
+              <w:top w:val="single" w:sz="4" w:space="0" w:color="D9D9D9"/>
+              <w:left w:val="single" w:sz="4" w:space="0" w:color="D9D9D9"/>
+              <w:bottom w:val="single" w:sz="4" w:space="0" w:color="D9D9D9"/>
+              <w:right w:val="single" w:sz="4" w:space="0" w:color="D9D9D9"/>
             </w:tcBorders>
             <w:tcMar>
               <w:top w:w="90" w:type="dxa"/>
@@ -5648,15 +4915,14 @@
               <w:bottom w:w="90" w:type="dxa"/>
               <w:right w:w="90" w:type="dxa"/>
             </w:tcMar>
-          </w:tcPr>
-          <w:p>
-            <w:pPr>
-              <w:spacing w:after="20" w:before="20" w:line="240" w:lineRule="auto"/>
-            </w:pPr>
-            <w:r>
-              <w:rPr>
-                <w:b w:val="0"/>
-                <w:i w:val="0"/>
+            <w:vAlign w:val="center"/>
+          </w:tcPr>
+          <w:p>
+            <w:pPr>
+              <w:spacing w:before="20" w:after="20" w:line="240" w:lineRule="auto"/>
+            </w:pPr>
+            <w:r>
+              <w:rPr>
                 <w:sz w:val="19"/>
               </w:rPr>
               <w:t>Bring an outline and draft; sociology-of-knowledge reading to be selected</w:t>
@@ -5665,13 +4931,12 @@
         </w:tc>
         <w:tc>
           <w:tcPr>
-            <w:tcW w:type="dxa" w:w="2088"/>
-            <w:vAlign w:val="center"/>
-            <w:tcBorders>
-              <w:top w:val="single" w:sz="4" w:color="D9D9D9"/>
-              <w:left w:val="single" w:sz="4" w:color="D9D9D9"/>
-              <w:bottom w:val="single" w:sz="4" w:color="D9D9D9"/>
-              <w:right w:val="single" w:sz="4" w:color="D9D9D9"/>
+            <w:tcW w:w="2088" w:type="dxa"/>
+            <w:tcBorders>
+              <w:top w:val="single" w:sz="4" w:space="0" w:color="D9D9D9"/>
+              <w:left w:val="single" w:sz="4" w:space="0" w:color="D9D9D9"/>
+              <w:bottom w:val="single" w:sz="4" w:space="0" w:color="D9D9D9"/>
+              <w:right w:val="single" w:sz="4" w:space="0" w:color="D9D9D9"/>
             </w:tcBorders>
             <w:tcMar>
               <w:top w:w="90" w:type="dxa"/>
@@ -5679,15 +4944,14 @@
               <w:bottom w:w="90" w:type="dxa"/>
               <w:right w:w="90" w:type="dxa"/>
             </w:tcMar>
-          </w:tcPr>
-          <w:p>
-            <w:pPr>
-              <w:spacing w:after="20" w:before="20" w:line="240" w:lineRule="auto"/>
-            </w:pPr>
-            <w:r>
-              <w:rPr>
-                <w:b w:val="0"/>
-                <w:i w:val="0"/>
+            <w:vAlign w:val="center"/>
+          </w:tcPr>
+          <w:p>
+            <w:pPr>
+              <w:spacing w:before="20" w:after="20" w:line="240" w:lineRule="auto"/>
+            </w:pPr>
+            <w:r>
+              <w:rPr>
                 <w:sz w:val="19"/>
               </w:rPr>
               <w:t>Structured draft, 20 November</w:t>
@@ -5698,16 +4962,16 @@
       <w:tr>
         <w:trPr>
           <w:cantSplit/>
+          <w:jc w:val="center"/>
         </w:trPr>
         <w:tc>
           <w:tcPr>
-            <w:tcW w:type="dxa" w:w="1080"/>
-            <w:vAlign w:val="center"/>
-            <w:tcBorders>
-              <w:top w:val="single" w:sz="4" w:color="D9D9D9"/>
-              <w:left w:val="single" w:sz="4" w:color="D9D9D9"/>
-              <w:bottom w:val="single" w:sz="4" w:color="D9D9D9"/>
-              <w:right w:val="single" w:sz="4" w:color="D9D9D9"/>
+            <w:tcW w:w="1080" w:type="dxa"/>
+            <w:tcBorders>
+              <w:top w:val="single" w:sz="4" w:space="0" w:color="D9D9D9"/>
+              <w:left w:val="single" w:sz="4" w:space="0" w:color="D9D9D9"/>
+              <w:bottom w:val="single" w:sz="4" w:space="0" w:color="D9D9D9"/>
+              <w:right w:val="single" w:sz="4" w:space="0" w:color="D9D9D9"/>
             </w:tcBorders>
             <w:tcMar>
               <w:top w:w="90" w:type="dxa"/>
@@ -5715,15 +4979,14 @@
               <w:bottom w:w="90" w:type="dxa"/>
               <w:right w:w="90" w:type="dxa"/>
             </w:tcMar>
-          </w:tcPr>
-          <w:p>
-            <w:pPr>
-              <w:spacing w:after="20" w:before="20" w:line="240" w:lineRule="auto"/>
-            </w:pPr>
-            <w:r>
-              <w:rPr>
-                <w:b w:val="0"/>
-                <w:i w:val="0"/>
+            <w:vAlign w:val="center"/>
+          </w:tcPr>
+          <w:p>
+            <w:pPr>
+              <w:spacing w:before="20" w:after="20" w:line="240" w:lineRule="auto"/>
+            </w:pPr>
+            <w:r>
+              <w:rPr>
                 <w:sz w:val="19"/>
               </w:rPr>
               <w:t>—</w:t>
@@ -5732,13 +4995,12 @@
         </w:tc>
         <w:tc>
           <w:tcPr>
-            <w:tcW w:type="dxa" w:w="1512"/>
-            <w:vAlign w:val="center"/>
-            <w:tcBorders>
-              <w:top w:val="single" w:sz="4" w:color="D9D9D9"/>
-              <w:left w:val="single" w:sz="4" w:color="D9D9D9"/>
-              <w:bottom w:val="single" w:sz="4" w:color="D9D9D9"/>
-              <w:right w:val="single" w:sz="4" w:color="D9D9D9"/>
+            <w:tcW w:w="1512" w:type="dxa"/>
+            <w:tcBorders>
+              <w:top w:val="single" w:sz="4" w:space="0" w:color="D9D9D9"/>
+              <w:left w:val="single" w:sz="4" w:space="0" w:color="D9D9D9"/>
+              <w:bottom w:val="single" w:sz="4" w:space="0" w:color="D9D9D9"/>
+              <w:right w:val="single" w:sz="4" w:space="0" w:color="D9D9D9"/>
             </w:tcBorders>
             <w:tcMar>
               <w:top w:w="90" w:type="dxa"/>
@@ -5746,15 +5008,14 @@
               <w:bottom w:w="90" w:type="dxa"/>
               <w:right w:w="90" w:type="dxa"/>
             </w:tcMar>
-          </w:tcPr>
-          <w:p>
-            <w:pPr>
-              <w:spacing w:after="20" w:before="20" w:line="240" w:lineRule="auto"/>
-            </w:pPr>
-            <w:r>
-              <w:rPr>
-                <w:b w:val="0"/>
-                <w:i w:val="0"/>
+            <w:vAlign w:val="center"/>
+          </w:tcPr>
+          <w:p>
+            <w:pPr>
+              <w:spacing w:before="20" w:after="20" w:line="240" w:lineRule="auto"/>
+            </w:pPr>
+            <w:r>
+              <w:rPr>
                 <w:sz w:val="19"/>
               </w:rPr>
               <w:t>21–29 November</w:t>
@@ -5763,13 +5024,12 @@
         </w:tc>
         <w:tc>
           <w:tcPr>
-            <w:tcW w:type="dxa" w:w="2088"/>
-            <w:vAlign w:val="center"/>
-            <w:tcBorders>
-              <w:top w:val="single" w:sz="4" w:color="D9D9D9"/>
-              <w:left w:val="single" w:sz="4" w:color="D9D9D9"/>
-              <w:bottom w:val="single" w:sz="4" w:color="D9D9D9"/>
-              <w:right w:val="single" w:sz="4" w:color="D9D9D9"/>
+            <w:tcW w:w="2088" w:type="dxa"/>
+            <w:tcBorders>
+              <w:top w:val="single" w:sz="4" w:space="0" w:color="D9D9D9"/>
+              <w:left w:val="single" w:sz="4" w:space="0" w:color="D9D9D9"/>
+              <w:bottom w:val="single" w:sz="4" w:space="0" w:color="D9D9D9"/>
+              <w:right w:val="single" w:sz="4" w:space="0" w:color="D9D9D9"/>
             </w:tcBorders>
             <w:tcMar>
               <w:top w:w="90" w:type="dxa"/>
@@ -5777,15 +5037,14 @@
               <w:bottom w:w="90" w:type="dxa"/>
               <w:right w:w="90" w:type="dxa"/>
             </w:tcMar>
-          </w:tcPr>
-          <w:p>
-            <w:pPr>
-              <w:spacing w:after="20" w:before="20" w:line="240" w:lineRule="auto"/>
-            </w:pPr>
-            <w:r>
-              <w:rPr>
-                <w:b w:val="0"/>
-                <w:i w:val="0"/>
+            <w:vAlign w:val="center"/>
+          </w:tcPr>
+          <w:p>
+            <w:pPr>
+              <w:spacing w:before="20" w:after="20" w:line="240" w:lineRule="auto"/>
+            </w:pPr>
+            <w:r>
+              <w:rPr>
                 <w:sz w:val="19"/>
               </w:rPr>
               <w:t>Fall break</w:t>
@@ -5794,13 +5053,12 @@
         </w:tc>
         <w:tc>
           <w:tcPr>
-            <w:tcW w:type="dxa" w:w="2592"/>
-            <w:vAlign w:val="center"/>
-            <w:tcBorders>
-              <w:top w:val="single" w:sz="4" w:color="D9D9D9"/>
-              <w:left w:val="single" w:sz="4" w:color="D9D9D9"/>
-              <w:bottom w:val="single" w:sz="4" w:color="D9D9D9"/>
-              <w:right w:val="single" w:sz="4" w:color="D9D9D9"/>
+            <w:tcW w:w="2592" w:type="dxa"/>
+            <w:tcBorders>
+              <w:top w:val="single" w:sz="4" w:space="0" w:color="D9D9D9"/>
+              <w:left w:val="single" w:sz="4" w:space="0" w:color="D9D9D9"/>
+              <w:bottom w:val="single" w:sz="4" w:space="0" w:color="D9D9D9"/>
+              <w:right w:val="single" w:sz="4" w:space="0" w:color="D9D9D9"/>
             </w:tcBorders>
             <w:tcMar>
               <w:top w:w="90" w:type="dxa"/>
@@ -5808,15 +5066,14 @@
               <w:bottom w:w="90" w:type="dxa"/>
               <w:right w:w="90" w:type="dxa"/>
             </w:tcMar>
-          </w:tcPr>
-          <w:p>
-            <w:pPr>
-              <w:spacing w:after="20" w:before="20" w:line="240" w:lineRule="auto"/>
-            </w:pPr>
-            <w:r>
-              <w:rPr>
-                <w:b w:val="0"/>
-                <w:i w:val="0"/>
+            <w:vAlign w:val="center"/>
+          </w:tcPr>
+          <w:p>
+            <w:pPr>
+              <w:spacing w:before="20" w:after="20" w:line="240" w:lineRule="auto"/>
+            </w:pPr>
+            <w:r>
+              <w:rPr>
                 <w:sz w:val="19"/>
               </w:rPr>
               <w:t>No new required submission</w:t>
@@ -5825,13 +5082,12 @@
         </w:tc>
         <w:tc>
           <w:tcPr>
-            <w:tcW w:type="dxa" w:w="2088"/>
-            <w:vAlign w:val="center"/>
-            <w:tcBorders>
-              <w:top w:val="single" w:sz="4" w:color="D9D9D9"/>
-              <w:left w:val="single" w:sz="4" w:color="D9D9D9"/>
-              <w:bottom w:val="single" w:sz="4" w:color="D9D9D9"/>
-              <w:right w:val="single" w:sz="4" w:color="D9D9D9"/>
+            <w:tcW w:w="2088" w:type="dxa"/>
+            <w:tcBorders>
+              <w:top w:val="single" w:sz="4" w:space="0" w:color="D9D9D9"/>
+              <w:left w:val="single" w:sz="4" w:space="0" w:color="D9D9D9"/>
+              <w:bottom w:val="single" w:sz="4" w:space="0" w:color="D9D9D9"/>
+              <w:right w:val="single" w:sz="4" w:space="0" w:color="D9D9D9"/>
             </w:tcBorders>
             <w:tcMar>
               <w:top w:w="90" w:type="dxa"/>
@@ -5839,15 +5095,14 @@
               <w:bottom w:w="90" w:type="dxa"/>
               <w:right w:w="90" w:type="dxa"/>
             </w:tcMar>
-          </w:tcPr>
-          <w:p>
-            <w:pPr>
-              <w:spacing w:after="20" w:before="20" w:line="240" w:lineRule="auto"/>
-            </w:pPr>
-            <w:r>
-              <w:rPr>
-                <w:b w:val="0"/>
-                <w:i w:val="0"/>
+            <w:vAlign w:val="center"/>
+          </w:tcPr>
+          <w:p>
+            <w:pPr>
+              <w:spacing w:before="20" w:after="20" w:line="240" w:lineRule="auto"/>
+            </w:pPr>
+            <w:r>
+              <w:rPr>
                 <w:sz w:val="19"/>
               </w:rPr>
               <w:t>No seminar or deadline</w:t>
@@ -5858,16 +5113,16 @@
       <w:tr>
         <w:trPr>
           <w:cantSplit/>
+          <w:jc w:val="center"/>
         </w:trPr>
         <w:tc>
           <w:tcPr>
-            <w:tcW w:type="dxa" w:w="1080"/>
-            <w:vAlign w:val="center"/>
-            <w:tcBorders>
-              <w:top w:val="single" w:sz="4" w:color="D9D9D9"/>
-              <w:left w:val="single" w:sz="4" w:color="D9D9D9"/>
-              <w:bottom w:val="single" w:sz="4" w:color="D9D9D9"/>
-              <w:right w:val="single" w:sz="4" w:color="D9D9D9"/>
+            <w:tcW w:w="1080" w:type="dxa"/>
+            <w:tcBorders>
+              <w:top w:val="single" w:sz="4" w:space="0" w:color="D9D9D9"/>
+              <w:left w:val="single" w:sz="4" w:space="0" w:color="D9D9D9"/>
+              <w:bottom w:val="single" w:sz="4" w:space="0" w:color="D9D9D9"/>
+              <w:right w:val="single" w:sz="4" w:space="0" w:color="D9D9D9"/>
             </w:tcBorders>
             <w:tcMar>
               <w:top w:w="90" w:type="dxa"/>
@@ -5875,15 +5130,14 @@
               <w:bottom w:w="90" w:type="dxa"/>
               <w:right w:w="90" w:type="dxa"/>
             </w:tcMar>
-          </w:tcPr>
-          <w:p>
-            <w:pPr>
-              <w:spacing w:after="20" w:before="20" w:line="240" w:lineRule="auto"/>
-            </w:pPr>
-            <w:r>
-              <w:rPr>
-                <w:b w:val="0"/>
-                <w:i w:val="0"/>
+            <w:vAlign w:val="center"/>
+          </w:tcPr>
+          <w:p>
+            <w:pPr>
+              <w:spacing w:before="20" w:after="20" w:line="240" w:lineRule="auto"/>
+            </w:pPr>
+            <w:r>
+              <w:rPr>
                 <w:sz w:val="19"/>
               </w:rPr>
               <w:t>6</w:t>
@@ -5892,13 +5146,12 @@
         </w:tc>
         <w:tc>
           <w:tcPr>
-            <w:tcW w:type="dxa" w:w="1512"/>
-            <w:vAlign w:val="center"/>
-            <w:tcBorders>
-              <w:top w:val="single" w:sz="4" w:color="D9D9D9"/>
-              <w:left w:val="single" w:sz="4" w:color="D9D9D9"/>
-              <w:bottom w:val="single" w:sz="4" w:color="D9D9D9"/>
-              <w:right w:val="single" w:sz="4" w:color="D9D9D9"/>
+            <w:tcW w:w="1512" w:type="dxa"/>
+            <w:tcBorders>
+              <w:top w:val="single" w:sz="4" w:space="0" w:color="D9D9D9"/>
+              <w:left w:val="single" w:sz="4" w:space="0" w:color="D9D9D9"/>
+              <w:bottom w:val="single" w:sz="4" w:space="0" w:color="D9D9D9"/>
+              <w:right w:val="single" w:sz="4" w:space="0" w:color="D9D9D9"/>
             </w:tcBorders>
             <w:tcMar>
               <w:top w:w="90" w:type="dxa"/>
@@ -5906,15 +5159,14 @@
               <w:bottom w:w="90" w:type="dxa"/>
               <w:right w:w="90" w:type="dxa"/>
             </w:tcMar>
-          </w:tcPr>
-          <w:p>
-            <w:pPr>
-              <w:spacing w:after="20" w:before="20" w:line="240" w:lineRule="auto"/>
-            </w:pPr>
-            <w:r>
-              <w:rPr>
-                <w:b w:val="0"/>
-                <w:i w:val="0"/>
+            <w:vAlign w:val="center"/>
+          </w:tcPr>
+          <w:p>
+            <w:pPr>
+              <w:spacing w:before="20" w:after="20" w:line="240" w:lineRule="auto"/>
+            </w:pPr>
+            <w:r>
+              <w:rPr>
                 <w:sz w:val="19"/>
               </w:rPr>
               <w:t>30 November–4 December</w:t>
@@ -5923,13 +5175,12 @@
         </w:tc>
         <w:tc>
           <w:tcPr>
-            <w:tcW w:type="dxa" w:w="2088"/>
-            <w:vAlign w:val="center"/>
-            <w:tcBorders>
-              <w:top w:val="single" w:sz="4" w:color="D9D9D9"/>
-              <w:left w:val="single" w:sz="4" w:color="D9D9D9"/>
-              <w:bottom w:val="single" w:sz="4" w:color="D9D9D9"/>
-              <w:right w:val="single" w:sz="4" w:color="D9D9D9"/>
+            <w:tcW w:w="2088" w:type="dxa"/>
+            <w:tcBorders>
+              <w:top w:val="single" w:sz="4" w:space="0" w:color="D9D9D9"/>
+              <w:left w:val="single" w:sz="4" w:space="0" w:color="D9D9D9"/>
+              <w:bottom w:val="single" w:sz="4" w:space="0" w:color="D9D9D9"/>
+              <w:right w:val="single" w:sz="4" w:space="0" w:color="D9D9D9"/>
             </w:tcBorders>
             <w:tcMar>
               <w:top w:w="90" w:type="dxa"/>
@@ -5937,15 +5188,14 @@
               <w:bottom w:w="90" w:type="dxa"/>
               <w:right w:w="90" w:type="dxa"/>
             </w:tcMar>
-          </w:tcPr>
-          <w:p>
-            <w:pPr>
-              <w:spacing w:after="20" w:before="20" w:line="240" w:lineRule="auto"/>
-            </w:pPr>
-            <w:r>
-              <w:rPr>
-                <w:b w:val="0"/>
-                <w:i w:val="0"/>
+            <w:vAlign w:val="center"/>
+          </w:tcPr>
+          <w:p>
+            <w:pPr>
+              <w:spacing w:before="20" w:after="20" w:line="240" w:lineRule="auto"/>
+            </w:pPr>
+            <w:r>
+              <w:rPr>
                 <w:sz w:val="19"/>
               </w:rPr>
               <w:t>Reflexivity positionality and AI in scholarship</w:t>
@@ -5954,13 +5204,12 @@
         </w:tc>
         <w:tc>
           <w:tcPr>
-            <w:tcW w:type="dxa" w:w="2592"/>
-            <w:vAlign w:val="center"/>
-            <w:tcBorders>
-              <w:top w:val="single" w:sz="4" w:color="D9D9D9"/>
-              <w:left w:val="single" w:sz="4" w:color="D9D9D9"/>
-              <w:bottom w:val="single" w:sz="4" w:color="D9D9D9"/>
-              <w:right w:val="single" w:sz="4" w:color="D9D9D9"/>
+            <w:tcW w:w="2592" w:type="dxa"/>
+            <w:tcBorders>
+              <w:top w:val="single" w:sz="4" w:space="0" w:color="D9D9D9"/>
+              <w:left w:val="single" w:sz="4" w:space="0" w:color="D9D9D9"/>
+              <w:bottom w:val="single" w:sz="4" w:space="0" w:color="D9D9D9"/>
+              <w:right w:val="single" w:sz="4" w:space="0" w:color="D9D9D9"/>
             </w:tcBorders>
             <w:tcMar>
               <w:top w:w="90" w:type="dxa"/>
@@ -5968,15 +5217,14 @@
               <w:bottom w:w="90" w:type="dxa"/>
               <w:right w:w="90" w:type="dxa"/>
             </w:tcMar>
-          </w:tcPr>
-          <w:p>
-            <w:pPr>
-              <w:spacing w:after="20" w:before="20" w:line="240" w:lineRule="auto"/>
-            </w:pPr>
-            <w:r>
-              <w:rPr>
-                <w:b w:val="0"/>
-                <w:i w:val="0"/>
+            <w:vAlign w:val="center"/>
+          </w:tcPr>
+          <w:p>
+            <w:pPr>
+              <w:spacing w:before="20" w:after="20" w:line="240" w:lineRule="auto"/>
+            </w:pPr>
+            <w:r>
+              <w:rPr>
                 <w:sz w:val="19"/>
               </w:rPr>
               <w:t>Revisit the draft and AI-use record; reflection reading to be selected</w:t>
@@ -5985,13 +5233,12 @@
         </w:tc>
         <w:tc>
           <w:tcPr>
-            <w:tcW w:type="dxa" w:w="2088"/>
-            <w:vAlign w:val="center"/>
-            <w:tcBorders>
-              <w:top w:val="single" w:sz="4" w:color="D9D9D9"/>
-              <w:left w:val="single" w:sz="4" w:color="D9D9D9"/>
-              <w:bottom w:val="single" w:sz="4" w:color="D9D9D9"/>
-              <w:right w:val="single" w:sz="4" w:color="D9D9D9"/>
+            <w:tcW w:w="2088" w:type="dxa"/>
+            <w:tcBorders>
+              <w:top w:val="single" w:sz="4" w:space="0" w:color="D9D9D9"/>
+              <w:left w:val="single" w:sz="4" w:space="0" w:color="D9D9D9"/>
+              <w:bottom w:val="single" w:sz="4" w:space="0" w:color="D9D9D9"/>
+              <w:right w:val="single" w:sz="4" w:space="0" w:color="D9D9D9"/>
             </w:tcBorders>
             <w:tcMar>
               <w:top w:w="90" w:type="dxa"/>
@@ -5999,15 +5246,14 @@
               <w:bottom w:w="90" w:type="dxa"/>
               <w:right w:w="90" w:type="dxa"/>
             </w:tcMar>
-          </w:tcPr>
-          <w:p>
-            <w:pPr>
-              <w:spacing w:after="20" w:before="20" w:line="240" w:lineRule="auto"/>
-            </w:pPr>
-            <w:r>
-              <w:rPr>
-                <w:b w:val="0"/>
-                <w:i w:val="0"/>
+            <w:vAlign w:val="center"/>
+          </w:tcPr>
+          <w:p>
+            <w:pPr>
+              <w:spacing w:before="20" w:after="20" w:line="240" w:lineRule="auto"/>
+            </w:pPr>
+            <w:r>
+              <w:rPr>
                 <w:sz w:val="19"/>
               </w:rPr>
               <w:t>AI and reflexivity statement, 4 December; peer workshop</w:t>
@@ -6018,16 +5264,16 @@
       <w:tr>
         <w:trPr>
           <w:cantSplit/>
+          <w:jc w:val="center"/>
         </w:trPr>
         <w:tc>
           <w:tcPr>
-            <w:tcW w:type="dxa" w:w="1080"/>
-            <w:vAlign w:val="center"/>
-            <w:tcBorders>
-              <w:top w:val="single" w:sz="4" w:color="D9D9D9"/>
-              <w:left w:val="single" w:sz="4" w:color="D9D9D9"/>
-              <w:bottom w:val="single" w:sz="4" w:color="D9D9D9"/>
-              <w:right w:val="single" w:sz="4" w:color="D9D9D9"/>
+            <w:tcW w:w="1080" w:type="dxa"/>
+            <w:tcBorders>
+              <w:top w:val="single" w:sz="4" w:space="0" w:color="D9D9D9"/>
+              <w:left w:val="single" w:sz="4" w:space="0" w:color="D9D9D9"/>
+              <w:bottom w:val="single" w:sz="4" w:space="0" w:color="D9D9D9"/>
+              <w:right w:val="single" w:sz="4" w:space="0" w:color="D9D9D9"/>
             </w:tcBorders>
             <w:tcMar>
               <w:top w:w="90" w:type="dxa"/>
@@ -6035,15 +5281,14 @@
               <w:bottom w:w="90" w:type="dxa"/>
               <w:right w:w="90" w:type="dxa"/>
             </w:tcMar>
-          </w:tcPr>
-          <w:p>
-            <w:pPr>
-              <w:spacing w:after="20" w:before="20" w:line="240" w:lineRule="auto"/>
-            </w:pPr>
-            <w:r>
-              <w:rPr>
-                <w:b w:val="0"/>
-                <w:i w:val="0"/>
+            <w:vAlign w:val="center"/>
+          </w:tcPr>
+          <w:p>
+            <w:pPr>
+              <w:spacing w:before="20" w:after="20" w:line="240" w:lineRule="auto"/>
+            </w:pPr>
+            <w:r>
+              <w:rPr>
                 <w:sz w:val="19"/>
               </w:rPr>
               <w:t>7</w:t>
@@ -6052,13 +5297,12 @@
         </w:tc>
         <w:tc>
           <w:tcPr>
-            <w:tcW w:type="dxa" w:w="1512"/>
-            <w:vAlign w:val="center"/>
-            <w:tcBorders>
-              <w:top w:val="single" w:sz="4" w:color="D9D9D9"/>
-              <w:left w:val="single" w:sz="4" w:color="D9D9D9"/>
-              <w:bottom w:val="single" w:sz="4" w:color="D9D9D9"/>
-              <w:right w:val="single" w:sz="4" w:color="D9D9D9"/>
+            <w:tcW w:w="1512" w:type="dxa"/>
+            <w:tcBorders>
+              <w:top w:val="single" w:sz="4" w:space="0" w:color="D9D9D9"/>
+              <w:left w:val="single" w:sz="4" w:space="0" w:color="D9D9D9"/>
+              <w:bottom w:val="single" w:sz="4" w:space="0" w:color="D9D9D9"/>
+              <w:right w:val="single" w:sz="4" w:space="0" w:color="D9D9D9"/>
             </w:tcBorders>
             <w:tcMar>
               <w:top w:w="90" w:type="dxa"/>
@@ -6066,15 +5310,14 @@
               <w:bottom w:w="90" w:type="dxa"/>
               <w:right w:w="90" w:type="dxa"/>
             </w:tcMar>
-          </w:tcPr>
-          <w:p>
-            <w:pPr>
-              <w:spacing w:after="20" w:before="20" w:line="240" w:lineRule="auto"/>
-            </w:pPr>
-            <w:r>
-              <w:rPr>
-                <w:b w:val="0"/>
-                <w:i w:val="0"/>
+            <w:vAlign w:val="center"/>
+          </w:tcPr>
+          <w:p>
+            <w:pPr>
+              <w:spacing w:before="20" w:after="20" w:line="240" w:lineRule="auto"/>
+            </w:pPr>
+            <w:r>
+              <w:rPr>
                 <w:sz w:val="19"/>
               </w:rPr>
               <w:t>7–9 December</w:t>
@@ -6083,13 +5326,12 @@
         </w:tc>
         <w:tc>
           <w:tcPr>
-            <w:tcW w:type="dxa" w:w="2088"/>
-            <w:vAlign w:val="center"/>
-            <w:tcBorders>
-              <w:top w:val="single" w:sz="4" w:color="D9D9D9"/>
-              <w:left w:val="single" w:sz="4" w:color="D9D9D9"/>
-              <w:bottom w:val="single" w:sz="4" w:color="D9D9D9"/>
-              <w:right w:val="single" w:sz="4" w:color="D9D9D9"/>
+            <w:tcW w:w="2088" w:type="dxa"/>
+            <w:tcBorders>
+              <w:top w:val="single" w:sz="4" w:space="0" w:color="D9D9D9"/>
+              <w:left w:val="single" w:sz="4" w:space="0" w:color="D9D9D9"/>
+              <w:bottom w:val="single" w:sz="4" w:space="0" w:color="D9D9D9"/>
+              <w:right w:val="single" w:sz="4" w:space="0" w:color="D9D9D9"/>
             </w:tcBorders>
             <w:tcMar>
               <w:top w:w="90" w:type="dxa"/>
@@ -6097,15 +5339,14 @@
               <w:bottom w:w="90" w:type="dxa"/>
               <w:right w:w="90" w:type="dxa"/>
             </w:tcMar>
-          </w:tcPr>
-          <w:p>
-            <w:pPr>
-              <w:spacing w:after="20" w:before="20" w:line="240" w:lineRule="auto"/>
-            </w:pPr>
-            <w:r>
-              <w:rPr>
-                <w:b w:val="0"/>
-                <w:i w:val="0"/>
+            <w:vAlign w:val="center"/>
+          </w:tcPr>
+          <w:p>
+            <w:pPr>
+              <w:spacing w:before="20" w:after="20" w:line="240" w:lineRule="auto"/>
+            </w:pPr>
+            <w:r>
+              <w:rPr>
                 <w:sz w:val="19"/>
               </w:rPr>
               <w:t>The future of scholarship and final review workshop</w:t>
@@ -6114,13 +5355,12 @@
         </w:tc>
         <w:tc>
           <w:tcPr>
-            <w:tcW w:type="dxa" w:w="2592"/>
-            <w:vAlign w:val="center"/>
-            <w:tcBorders>
-              <w:top w:val="single" w:sz="4" w:color="D9D9D9"/>
-              <w:left w:val="single" w:sz="4" w:color="D9D9D9"/>
-              <w:bottom w:val="single" w:sz="4" w:color="D9D9D9"/>
-              <w:right w:val="single" w:sz="4" w:color="D9D9D9"/>
+            <w:tcW w:w="2592" w:type="dxa"/>
+            <w:tcBorders>
+              <w:top w:val="single" w:sz="4" w:space="0" w:color="D9D9D9"/>
+              <w:left w:val="single" w:sz="4" w:space="0" w:color="D9D9D9"/>
+              <w:bottom w:val="single" w:sz="4" w:space="0" w:color="D9D9D9"/>
+              <w:right w:val="single" w:sz="4" w:space="0" w:color="D9D9D9"/>
             </w:tcBorders>
             <w:tcMar>
               <w:top w:w="90" w:type="dxa"/>
@@ -6128,15 +5368,14 @@
               <w:bottom w:w="90" w:type="dxa"/>
               <w:right w:w="90" w:type="dxa"/>
             </w:tcMar>
-          </w:tcPr>
-          <w:p>
-            <w:pPr>
-              <w:spacing w:after="20" w:before="20" w:line="240" w:lineRule="auto"/>
-            </w:pPr>
-            <w:r>
-              <w:rPr>
-                <w:b w:val="0"/>
-                <w:i w:val="0"/>
+            <w:vAlign w:val="center"/>
+          </w:tcPr>
+          <w:p>
+            <w:pPr>
+              <w:spacing w:before="20" w:after="20" w:line="240" w:lineRule="auto"/>
+            </w:pPr>
+            <w:r>
+              <w:rPr>
                 <w:sz w:val="19"/>
               </w:rPr>
               <w:t>Bring a complete working draft; selected case on automation</w:t>
@@ -6145,13 +5384,12 @@
         </w:tc>
         <w:tc>
           <w:tcPr>
-            <w:tcW w:type="dxa" w:w="2088"/>
-            <w:vAlign w:val="center"/>
-            <w:tcBorders>
-              <w:top w:val="single" w:sz="4" w:color="D9D9D9"/>
-              <w:left w:val="single" w:sz="4" w:color="D9D9D9"/>
-              <w:bottom w:val="single" w:sz="4" w:color="D9D9D9"/>
-              <w:right w:val="single" w:sz="4" w:color="D9D9D9"/>
+            <w:tcW w:w="2088" w:type="dxa"/>
+            <w:tcBorders>
+              <w:top w:val="single" w:sz="4" w:space="0" w:color="D9D9D9"/>
+              <w:left w:val="single" w:sz="4" w:space="0" w:color="D9D9D9"/>
+              <w:bottom w:val="single" w:sz="4" w:space="0" w:color="D9D9D9"/>
+              <w:right w:val="single" w:sz="4" w:space="0" w:color="D9D9D9"/>
             </w:tcBorders>
             <w:tcMar>
               <w:top w:w="90" w:type="dxa"/>
@@ -6159,15 +5397,14 @@
               <w:bottom w:w="90" w:type="dxa"/>
               <w:right w:w="90" w:type="dxa"/>
             </w:tcMar>
-          </w:tcPr>
-          <w:p>
-            <w:pPr>
-              <w:spacing w:after="20" w:before="20" w:line="240" w:lineRule="auto"/>
-            </w:pPr>
-            <w:r>
-              <w:rPr>
-                <w:b w:val="0"/>
-                <w:i w:val="0"/>
+            <w:vAlign w:val="center"/>
+          </w:tcPr>
+          <w:p>
+            <w:pPr>
+              <w:spacing w:before="20" w:after="20" w:line="240" w:lineRule="auto"/>
+            </w:pPr>
+            <w:r>
+              <w:rPr>
                 <w:sz w:val="19"/>
               </w:rPr>
               <w:t>Final review workshop</w:t>
@@ -6178,16 +5415,16 @@
       <w:tr>
         <w:trPr>
           <w:cantSplit/>
+          <w:jc w:val="center"/>
         </w:trPr>
         <w:tc>
           <w:tcPr>
-            <w:tcW w:type="dxa" w:w="1080"/>
-            <w:vAlign w:val="center"/>
-            <w:tcBorders>
-              <w:top w:val="single" w:sz="4" w:color="D9D9D9"/>
-              <w:left w:val="single" w:sz="4" w:color="D9D9D9"/>
-              <w:bottom w:val="single" w:sz="4" w:color="D9D9D9"/>
-              <w:right w:val="single" w:sz="4" w:color="D9D9D9"/>
+            <w:tcW w:w="1080" w:type="dxa"/>
+            <w:tcBorders>
+              <w:top w:val="single" w:sz="4" w:space="0" w:color="D9D9D9"/>
+              <w:left w:val="single" w:sz="4" w:space="0" w:color="D9D9D9"/>
+              <w:bottom w:val="single" w:sz="4" w:space="0" w:color="D9D9D9"/>
+              <w:right w:val="single" w:sz="4" w:space="0" w:color="D9D9D9"/>
             </w:tcBorders>
             <w:tcMar>
               <w:top w:w="90" w:type="dxa"/>
@@ -6195,15 +5432,14 @@
               <w:bottom w:w="90" w:type="dxa"/>
               <w:right w:w="90" w:type="dxa"/>
             </w:tcMar>
-          </w:tcPr>
-          <w:p>
-            <w:pPr>
-              <w:spacing w:after="20" w:before="20" w:line="240" w:lineRule="auto"/>
-            </w:pPr>
-            <w:r>
-              <w:rPr>
-                <w:b w:val="0"/>
-                <w:i w:val="0"/>
+            <w:vAlign w:val="center"/>
+          </w:tcPr>
+          <w:p>
+            <w:pPr>
+              <w:spacing w:before="20" w:after="20" w:line="240" w:lineRule="auto"/>
+            </w:pPr>
+            <w:r>
+              <w:rPr>
                 <w:sz w:val="19"/>
               </w:rPr>
               <w:t>—</w:t>
@@ -6212,13 +5448,12 @@
         </w:tc>
         <w:tc>
           <w:tcPr>
-            <w:tcW w:type="dxa" w:w="1512"/>
-            <w:vAlign w:val="center"/>
-            <w:tcBorders>
-              <w:top w:val="single" w:sz="4" w:color="D9D9D9"/>
-              <w:left w:val="single" w:sz="4" w:color="D9D9D9"/>
-              <w:bottom w:val="single" w:sz="4" w:color="D9D9D9"/>
-              <w:right w:val="single" w:sz="4" w:color="D9D9D9"/>
+            <w:tcW w:w="1512" w:type="dxa"/>
+            <w:tcBorders>
+              <w:top w:val="single" w:sz="4" w:space="0" w:color="D9D9D9"/>
+              <w:left w:val="single" w:sz="4" w:space="0" w:color="D9D9D9"/>
+              <w:bottom w:val="single" w:sz="4" w:space="0" w:color="D9D9D9"/>
+              <w:right w:val="single" w:sz="4" w:space="0" w:color="D9D9D9"/>
             </w:tcBorders>
             <w:tcMar>
               <w:top w:w="90" w:type="dxa"/>
@@ -6226,15 +5461,14 @@
               <w:bottom w:w="90" w:type="dxa"/>
               <w:right w:w="90" w:type="dxa"/>
             </w:tcMar>
-          </w:tcPr>
-          <w:p>
-            <w:pPr>
-              <w:spacing w:after="20" w:before="20" w:line="240" w:lineRule="auto"/>
-            </w:pPr>
-            <w:r>
-              <w:rPr>
-                <w:b w:val="0"/>
-                <w:i w:val="0"/>
+            <w:vAlign w:val="center"/>
+          </w:tcPr>
+          <w:p>
+            <w:pPr>
+              <w:spacing w:before="20" w:after="20" w:line="240" w:lineRule="auto"/>
+            </w:pPr>
+            <w:r>
+              <w:rPr>
                 <w:sz w:val="19"/>
               </w:rPr>
               <w:t>15 December</w:t>
@@ -6243,13 +5477,12 @@
         </w:tc>
         <w:tc>
           <w:tcPr>
-            <w:tcW w:type="dxa" w:w="2088"/>
-            <w:vAlign w:val="center"/>
-            <w:tcBorders>
-              <w:top w:val="single" w:sz="4" w:color="D9D9D9"/>
-              <w:left w:val="single" w:sz="4" w:color="D9D9D9"/>
-              <w:bottom w:val="single" w:sz="4" w:color="D9D9D9"/>
-              <w:right w:val="single" w:sz="4" w:color="D9D9D9"/>
+            <w:tcW w:w="2088" w:type="dxa"/>
+            <w:tcBorders>
+              <w:top w:val="single" w:sz="4" w:space="0" w:color="D9D9D9"/>
+              <w:left w:val="single" w:sz="4" w:space="0" w:color="D9D9D9"/>
+              <w:bottom w:val="single" w:sz="4" w:space="0" w:color="D9D9D9"/>
+              <w:right w:val="single" w:sz="4" w:space="0" w:color="D9D9D9"/>
             </w:tcBorders>
             <w:tcMar>
               <w:top w:w="90" w:type="dxa"/>
@@ -6257,30 +5490,28 @@
               <w:bottom w:w="90" w:type="dxa"/>
               <w:right w:w="90" w:type="dxa"/>
             </w:tcMar>
-          </w:tcPr>
-          <w:p>
-            <w:pPr>
-              <w:spacing w:after="20" w:before="20" w:line="240" w:lineRule="auto"/>
-            </w:pPr>
-            <w:r>
-              <w:rPr>
-                <w:b w:val="0"/>
-                <w:i w:val="0"/>
+            <w:vAlign w:val="center"/>
+          </w:tcPr>
+          <w:p>
+            <w:pPr>
+              <w:spacing w:before="20" w:after="20" w:line="240" w:lineRule="auto"/>
+            </w:pPr>
+            <w:r>
+              <w:rPr>
                 <w:sz w:val="19"/>
               </w:rPr>
-              <w:t>Proposed final submission</w:t>
-            </w:r>
-          </w:p>
-        </w:tc>
-        <w:tc>
-          <w:tcPr>
-            <w:tcW w:type="dxa" w:w="2592"/>
-            <w:vAlign w:val="center"/>
-            <w:tcBorders>
-              <w:top w:val="single" w:sz="4" w:color="D9D9D9"/>
-              <w:left w:val="single" w:sz="4" w:color="D9D9D9"/>
-              <w:bottom w:val="single" w:sz="4" w:color="D9D9D9"/>
-              <w:right w:val="single" w:sz="4" w:color="D9D9D9"/>
+              <w:t>Final submission</w:t>
+            </w:r>
+          </w:p>
+        </w:tc>
+        <w:tc>
+          <w:tcPr>
+            <w:tcW w:w="2592" w:type="dxa"/>
+            <w:tcBorders>
+              <w:top w:val="single" w:sz="4" w:space="0" w:color="D9D9D9"/>
+              <w:left w:val="single" w:sz="4" w:space="0" w:color="D9D9D9"/>
+              <w:bottom w:val="single" w:sz="4" w:space="0" w:color="D9D9D9"/>
+              <w:right w:val="single" w:sz="4" w:space="0" w:color="D9D9D9"/>
             </w:tcBorders>
             <w:tcMar>
               <w:top w:w="90" w:type="dxa"/>
@@ -6288,15 +5519,14 @@
               <w:bottom w:w="90" w:type="dxa"/>
               <w:right w:w="90" w:type="dxa"/>
             </w:tcMar>
-          </w:tcPr>
-          <w:p>
-            <w:pPr>
-              <w:spacing w:after="20" w:before="20" w:line="240" w:lineRule="auto"/>
-            </w:pPr>
-            <w:r>
-              <w:rPr>
-                <w:b w:val="0"/>
-                <w:i w:val="0"/>
+            <w:vAlign w:val="center"/>
+          </w:tcPr>
+          <w:p>
+            <w:pPr>
+              <w:spacing w:before="20" w:after="20" w:line="240" w:lineRule="auto"/>
+            </w:pPr>
+            <w:r>
+              <w:rPr>
                 <w:sz w:val="19"/>
               </w:rPr>
               <w:t>Revision memo and AI-use statement accompany the review</w:t>
@@ -6305,13 +5535,12 @@
         </w:tc>
         <w:tc>
           <w:tcPr>
-            <w:tcW w:type="dxa" w:w="2088"/>
-            <w:vAlign w:val="center"/>
-            <w:tcBorders>
-              <w:top w:val="single" w:sz="4" w:color="D9D9D9"/>
-              <w:left w:val="single" w:sz="4" w:color="D9D9D9"/>
-              <w:bottom w:val="single" w:sz="4" w:color="D9D9D9"/>
-              <w:right w:val="single" w:sz="4" w:color="D9D9D9"/>
+            <w:tcW w:w="2088" w:type="dxa"/>
+            <w:tcBorders>
+              <w:top w:val="single" w:sz="4" w:space="0" w:color="D9D9D9"/>
+              <w:left w:val="single" w:sz="4" w:space="0" w:color="D9D9D9"/>
+              <w:bottom w:val="single" w:sz="4" w:space="0" w:color="D9D9D9"/>
+              <w:right w:val="single" w:sz="4" w:space="0" w:color="D9D9D9"/>
             </w:tcBorders>
             <w:tcMar>
               <w:top w:w="90" w:type="dxa"/>
@@ -6319,15 +5548,14 @@
               <w:bottom w:w="90" w:type="dxa"/>
               <w:right w:w="90" w:type="dxa"/>
             </w:tcMar>
-          </w:tcPr>
-          <w:p>
-            <w:pPr>
-              <w:spacing w:after="20" w:before="20" w:line="240" w:lineRule="auto"/>
-            </w:pPr>
-            <w:r>
-              <w:rPr>
-                <w:b w:val="0"/>
-                <w:i w:val="0"/>
+            <w:vAlign w:val="center"/>
+          </w:tcPr>
+          <w:p>
+            <w:pPr>
+              <w:spacing w:before="20" w:after="20" w:line="240" w:lineRule="auto"/>
+            </w:pPr>
+            <w:r>
+              <w:rPr>
                 <w:sz w:val="19"/>
               </w:rPr>
               <w:t>Final literature review, 40%</w:t>
@@ -6345,24 +5573,15 @@
       <w:r>
         <w:rPr>
           <w:b/>
-          <w:i w:val="0"/>
         </w:rPr>
         <w:t>Proposed seminar format:</w:t>
       </w:r>
       <w:r>
-        <w:rPr>
-          <w:b w:val="0"/>
-          <w:i w:val="0"/>
-        </w:rPr>
         <w:t xml:space="preserve"> three hours, with ten-minute breaks between the hours. Start with discussion of current research problems and previous work; combine short lectures and close reading with a workshop on the week's task. The balance can vary with the project stage.</w:t>
       </w:r>
     </w:p>
     <w:p>
       <w:r>
-        <w:rPr>
-          <w:b w:val="0"/>
-          <w:i w:val="0"/>
-        </w:rPr>
         <w:t>Session 7 prioritizes the final review. Future-facing AI demonstrations should be selected to clarify a scholarly problem, leaving enough time for feedback and revision.</w:t>
       </w:r>
     </w:p>
@@ -6379,10 +5598,6 @@
         <w:pStyle w:val="ListBullet"/>
       </w:pPr>
       <w:r>
-        <w:rPr>
-          <w:b w:val="0"/>
-          <w:i w:val="0"/>
-        </w:rPr>
         <w:t>[ ] Confirm course code, credit hours, sections, meeting pattern, and modality.</w:t>
       </w:r>
     </w:p>
@@ -6390,12 +5605,16 @@
       <w:pPr>
         <w:pStyle w:val="ListBullet"/>
       </w:pPr>
-      <w:r>
-        <w:rPr>
-          <w:b w:val="0"/>
-          <w:i w:val="0"/>
-        </w:rPr>
-        <w:t>[ ] Confirm the proposed 15 December final deadline against section arrangements.</w:t>
+      <w:proofErr w:type="gramStart"/>
+      <w:r>
+        <w:t>[ ]</w:t>
+      </w:r>
+      <w:proofErr w:type="gramEnd"/>
+      <w:r>
+        <w:t xml:space="preserve"> </w:t>
+      </w:r>
+      <w:r>
+        <w:t>Final literature review due Tuesday 15 December 2026 at 11:59 PM Central.</w:t>
       </w:r>
     </w:p>
     <w:p>
@@ -6403,10 +5622,6 @@
         <w:pStyle w:val="ListBullet"/>
       </w:pPr>
       <w:r>
-        <w:rPr>
-          <w:b w:val="0"/>
-          <w:i w:val="0"/>
-        </w:rPr>
         <w:t>[ ] Set lengths, source expectations, submission formats, and task rubrics.</w:t>
       </w:r>
     </w:p>
@@ -6415,10 +5630,6 @@
         <w:pStyle w:val="ListBullet"/>
       </w:pPr>
       <w:r>
-        <w:rPr>
-          <w:b w:val="0"/>
-          <w:i w:val="0"/>
-        </w:rPr>
         <w:t>[ ] Choose readings and update AI examples before each seminar.</w:t>
       </w:r>
     </w:p>
@@ -6427,10 +5638,6 @@
         <w:pStyle w:val="ListBullet"/>
       </w:pPr>
       <w:r>
-        <w:rPr>
-          <w:b w:val="0"/>
-          <w:i w:val="0"/>
-        </w:rPr>
         <w:t>[ ] Confirm the feedback schedule and peer-work alternatives.</w:t>
       </w:r>
     </w:p>
@@ -6439,10 +5646,6 @@
         <w:pStyle w:val="ListBullet"/>
       </w:pPr>
       <w:r>
-        <w:rPr>
-          <w:b w:val="0"/>
-          <w:i w:val="0"/>
-        </w:rPr>
         <w:t>[ ] Create fresh collaborative documents and check student access.</w:t>
       </w:r>
     </w:p>
@@ -6451,10 +5654,6 @@
         <w:pStyle w:val="ListBullet"/>
       </w:pPr>
       <w:r>
-        <w:rPr>
-          <w:b w:val="0"/>
-          <w:i w:val="0"/>
-        </w:rPr>
         <w:t>[ ] Complete the grading, AI, accessibility, recording, and support policies.</w:t>
       </w:r>
     </w:p>
@@ -6463,10 +5662,6 @@
         <w:pStyle w:val="ListBullet"/>
       </w:pPr>
       <w:r>
-        <w:rPr>
-          <w:b w:val="0"/>
-          <w:i w:val="0"/>
-        </w:rPr>
         <w:t>[ ] Create Canvas assignments with weights and dates totaling 100%.</w:t>
       </w:r>
     </w:p>
@@ -6475,18 +5670,15 @@
         <w:pStyle w:val="Heading1"/>
       </w:pPr>
       <w:r>
+        <w:lastRenderedPageBreak/>
         <w:t>Adaptation and Calendar Sources</w:t>
       </w:r>
     </w:p>
     <w:p>
       <w:r>
-        <w:rPr>
-          <w:b w:val="0"/>
-          <w:i w:val="0"/>
-        </w:rPr>
         <w:t xml:space="preserve">Structure adapted from </w:t>
       </w:r>
-      <w:hyperlink r:id="rId57">
+      <w:hyperlink r:id="rId11">
         <w:r>
           <w:rPr>
             <w:u w:val="single"/>
@@ -6495,13 +5687,9 @@
         </w:r>
       </w:hyperlink>
       <w:r>
-        <w:rPr>
-          <w:b w:val="0"/>
-          <w:i w:val="0"/>
-        </w:rPr>
         <w:t xml:space="preserve">. Course content and starting weights come from the </w:t>
       </w:r>
-      <w:hyperlink r:id="rId58">
+      <w:hyperlink r:id="rId12">
         <w:r>
           <w:rPr>
             <w:u w:val="single"/>
@@ -6510,22 +5698,14 @@
         </w:r>
       </w:hyperlink>
       <w:r>
-        <w:rPr>
-          <w:b w:val="0"/>
-          <w:i w:val="0"/>
-        </w:rPr>
         <w:t>.</w:t>
       </w:r>
     </w:p>
     <w:p>
       <w:r>
-        <w:rPr>
-          <w:b w:val="0"/>
-          <w:i w:val="0"/>
-        </w:rPr>
         <w:t xml:space="preserve">Official calendar anchors: </w:t>
       </w:r>
-      <w:hyperlink r:id="rId59">
+      <w:hyperlink r:id="rId13">
         <w:r>
           <w:rPr>
             <w:u w:val="single"/>
@@ -6534,18 +5714,17 @@
         </w:r>
       </w:hyperlink>
       <w:r>
-        <w:rPr>
-          <w:b w:val="0"/>
-          <w:i w:val="0"/>
-        </w:rPr>
-        <w:t>: Term B begins 19 October; fall break is 21–29 November; instruction ends 9 December; reading day is 10 December; final examinations run on weekdays 11–17 December; faculty grades are due 22 December at 2:00 PM. Milestone dates and the 15 December final review are proposed course choices.</w:t>
+        <w:t xml:space="preserve">: Term B begins 19 October; fall break is 21–29 November; instruction ends 9 December; reading day is 10 December; final examinations run on weekdays 11–17 December; faculty grades are due 22 December at 2:00 PM. </w:t>
+      </w:r>
+      <w:r>
+        <w:t>The final review deadline is confirmed as 15 December 2026 at 11:59 PM Central. Other milestone dates remain proposed.</w:t>
       </w:r>
     </w:p>
     <w:sectPr>
-      <w:headerReference w:type="default" r:id="rId48"/>
-      <w:footerReference w:type="even" r:id="rId49"/>
-      <w:footerReference w:type="default" r:id="rId50"/>
-      <w:footerReference w:type="first" r:id="rId51"/>
+      <w:headerReference w:type="default" r:id="rId14"/>
+      <w:footerReference w:type="even" r:id="rId15"/>
+      <w:footerReference w:type="default" r:id="rId16"/>
+      <w:footerReference w:type="first" r:id="rId17"/>
       <w:pgSz w:w="12240" w:h="15840"/>
       <w:pgMar w:top="1440" w:right="1440" w:bottom="1440" w:left="1440" w:header="144" w:footer="288" w:gutter="0"/>
       <w:cols w:space="720"/>
@@ -6656,9 +5835,40 @@
       <w:rPr>
         <w:sz w:val="18"/>
       </w:rPr>
-      <w:t xml:space="preserve">ERAM 590 · Fall 2026 · Draft  |  </w:t>
+      <w:t xml:space="preserve">ERAM 590 · Fall 2026 · </w:t>
     </w:r>
-    <w:fldSimple w:instr="PAGE"/>
+    <w:proofErr w:type="gramStart"/>
+    <w:r>
+      <w:rPr>
+        <w:sz w:val="18"/>
+      </w:rPr>
+      <w:t>Draft  |</w:t>
+    </w:r>
+    <w:proofErr w:type="gramEnd"/>
+    <w:r>
+      <w:rPr>
+        <w:sz w:val="18"/>
+      </w:rPr>
+      <w:t xml:space="preserve">  </w:t>
+    </w:r>
+    <w:r>
+      <w:fldChar w:fldCharType="begin"/>
+    </w:r>
+    <w:r>
+      <w:instrText>PAGE</w:instrText>
+    </w:r>
+    <w:r>
+      <w:fldChar w:fldCharType="separate"/>
+    </w:r>
+    <w:r>
+      <w:rPr>
+        <w:noProof/>
+      </w:rPr>
+      <w:t>1</w:t>
+    </w:r>
+    <w:r>
+      <w:fldChar w:fldCharType="end"/>
+    </w:r>
   </w:p>
   <w:p>
     <w:pPr>
@@ -11895,8 +11105,7 @@
     <w:qFormat/>
     <w:rsid w:val="00032B7C"/>
     <w:pPr>
-      <w:widowControl/>
-      <w:spacing w:before="0" w:after="140" w:line="259" w:lineRule="auto"/>
+      <w:spacing w:after="140" w:line="259" w:lineRule="auto"/>
     </w:pPr>
     <w:rPr>
       <w:rFonts w:ascii="Arial" w:hAnsi="Arial"/>
@@ -11920,9 +11129,8 @@
       <w:outlineLvl w:val="0"/>
     </w:pPr>
     <w:rPr>
-      <w:rFonts w:ascii="Arial" w:eastAsiaTheme="majorEastAsia" w:hAnsi="Arial" w:cstheme="majorBidi"/>
+      <w:rFonts w:eastAsiaTheme="majorEastAsia" w:cstheme="majorBidi"/>
       <w:b/>
-      <w:color w:val="000000"/>
       <w:sz w:val="34"/>
       <w:szCs w:val="32"/>
     </w:rPr>
@@ -11943,9 +11151,8 @@
       <w:outlineLvl w:val="1"/>
     </w:pPr>
     <w:rPr>
-      <w:rFonts w:eastAsiaTheme="majorEastAsia" w:cstheme="majorBidi" w:ascii="Arial" w:hAnsi="Arial"/>
+      <w:rFonts w:eastAsiaTheme="majorEastAsia" w:cstheme="majorBidi"/>
       <w:b/>
-      <w:color w:val="000000"/>
       <w:sz w:val="26"/>
       <w:szCs w:val="26"/>
     </w:rPr>
@@ -11966,10 +11173,8 @@
       <w:outlineLvl w:val="2"/>
     </w:pPr>
     <w:rPr>
-      <w:rFonts w:eastAsiaTheme="majorEastAsia" w:cstheme="majorBidi" w:ascii="Arial" w:hAnsi="Arial"/>
+      <w:rFonts w:eastAsiaTheme="majorEastAsia" w:cstheme="majorBidi"/>
       <w:b/>
-      <w:color w:val="000000"/>
-      <w:sz w:val="22"/>
     </w:rPr>
   </w:style>
   <w:style w:type="paragraph" w:styleId="Heading4">
@@ -12041,6 +11246,7 @@
   <w:style w:type="character" w:default="1" w:styleId="DefaultParagraphFont">
     <w:name w:val="Default Paragraph Font"/>
     <w:uiPriority w:val="1"/>
+    <w:semiHidden/>
     <w:unhideWhenUsed/>
   </w:style>
   <w:style w:type="table" w:default="1" w:styleId="TableNormal">
@@ -12175,13 +11381,12 @@
     <w:rsid w:val="0013206C"/>
     <w:pPr>
       <w:keepNext/>
-      <w:spacing w:after="120" w:before="0"/>
+      <w:spacing w:after="120"/>
       <w:contextualSpacing/>
     </w:pPr>
     <w:rPr>
-      <w:rFonts w:ascii="Arial" w:eastAsiaTheme="majorEastAsia" w:hAnsi="Arial" w:cstheme="majorBidi"/>
+      <w:rFonts w:eastAsiaTheme="majorEastAsia" w:cstheme="majorBidi"/>
       <w:b/>
-      <w:color w:val="000000"/>
       <w:spacing w:val="-10"/>
       <w:kern w:val="28"/>
       <w:sz w:val="44"/>
@@ -12245,16 +11450,9 @@
     <w:qFormat/>
     <w:rsid w:val="007341F8"/>
     <w:pPr>
-      <w:widowControl/>
-      <w:spacing w:before="0" w:after="140" w:line="259" w:lineRule="auto"/>
       <w:ind w:left="720"/>
       <w:contextualSpacing/>
     </w:pPr>
-    <w:rPr>
-      <w:rFonts w:ascii="Arial" w:hAnsi="Arial"/>
-      <w:color w:val="000000"/>
-      <w:sz w:val="22"/>
-    </w:rPr>
   </w:style>
   <w:style w:type="character" w:customStyle="1" w:styleId="Heading3Char">
     <w:name w:val="Heading 3 Char"/>
@@ -12309,12 +11507,10 @@
       <w:numPr>
         <w:ilvl w:val="1"/>
       </w:numPr>
-      <w:spacing w:after="120" w:before="280"/>
+      <w:spacing w:before="280" w:after="120"/>
     </w:pPr>
     <w:rPr>
-      <w:rFonts w:asciiTheme="minorHAnsi" w:eastAsiaTheme="minorEastAsia" w:hAnsiTheme="minorHAnsi" w:ascii="Arial" w:hAnsi="Arial"/>
-      <w:b w:val="0"/>
-      <w:color w:val="000000"/>
+      <w:rFonts w:asciiTheme="minorHAnsi" w:eastAsiaTheme="minorEastAsia" w:hAnsiTheme="minorHAnsi"/>
       <w:spacing w:val="15"/>
       <w:sz w:val="24"/>
       <w:szCs w:val="22"/>
@@ -12342,17 +11538,13 @@
     <w:qFormat/>
     <w:rsid w:val="00893A10"/>
     <w:pPr>
-      <w:widowControl/>
       <w:autoSpaceDE w:val="0"/>
       <w:autoSpaceDN w:val="0"/>
-      <w:spacing w:after="140" w:before="0" w:line="259" w:lineRule="auto"/>
     </w:pPr>
     <w:rPr>
-      <w:rFonts w:ascii="Arial" w:eastAsia="Times New Roman" w:hAnsi="Arial" w:cs="Times New Roman"/>
-      <w:color w:val="000000"/>
+      <w:rFonts w:eastAsia="Times New Roman" w:cs="Times New Roman"/>
       <w:kern w:val="0"/>
       <w14:ligatures w14:val="none"/>
-      <w:sz w:val="22"/>
     </w:rPr>
   </w:style>
   <w:style w:type="character" w:customStyle="1" w:styleId="BodyTextChar">
@@ -12440,17 +11632,13 @@
     <w:unhideWhenUsed/>
     <w:rsid w:val="00711B4E"/>
     <w:pPr>
-      <w:widowControl/>
       <w:numPr>
         <w:numId w:val="32"/>
       </w:numPr>
-      <w:spacing w:after="140" w:before="0" w:line="259" w:lineRule="auto"/>
     </w:pPr>
     <w:rPr>
-      <w:rFonts w:cs="Times New Roman" w:ascii="Arial" w:hAnsi="Arial"/>
-      <w:color w:val="000000"/>
+      <w:rFonts w:cs="Times New Roman"/>
       <w:kern w:val="0"/>
-      <w:sz w:val="22"/>
       <w:szCs w:val="20"/>
       <w14:ligatures w14:val="none"/>
     </w:rPr>

--- a/courses/590-fall-2026/syllabus/University-of-Illinois-Urbana-Champaign-Syllabus-590-Fall-2026-Draft.docx
+++ b/courses/590-fall-2026/syllabus/University-of-Illinois-Urbana-Champaign-Syllabus-590-Fall-2026-Draft.docx
@@ -15,7 +15,7 @@
         <w:pStyle w:val="Subtitle"/>
       </w:pPr>
       <w:r>
-        <w:t>ERAM 590 · Fall 2026 Term B · Syllabus Draft</w:t>
+        <w:t>EPOL 590 · Fall 2026 Term B · Syllabus Draft</w:t>
       </w:r>
     </w:p>
     <w:p>
@@ -203,17 +203,15 @@
             </w:pPr>
             <w:r>
               <w:rPr>
-                <w:b/>
                 <w:sz w:val="20"/>
-                <w:highlight w:val="yellow"/>
-              </w:rPr>
-              <w:t>[TO CONFIRM]</w:t>
+              </w:rPr>
+              <w:t xml:space="preserve">Mondays, 5:00–7:50 PM Central Time (America/Chicago)</w:t>
             </w:r>
             <w:r>
               <w:rPr>
                 <w:sz w:val="20"/>
               </w:rPr>
-              <w:t xml:space="preserve"> Day and time, Central Time</w:t>
+              <w:t/>
             </w:r>
           </w:p>
         </w:tc>
@@ -277,7 +275,7 @@
               <w:rPr>
                 <w:sz w:val="20"/>
               </w:rPr>
-              <w:t>Proposed: live online seminar with asynchronous reading, research, and writing</w:t>
+              <w:t xml:space="preserve">Live online seminar with asynchronous reading, research, and writing</w:t>
             </w:r>
           </w:p>
         </w:tc>
@@ -339,17 +337,15 @@
             </w:pPr>
             <w:r>
               <w:rPr>
-                <w:b/>
                 <w:sz w:val="20"/>
-                <w:highlight w:val="yellow"/>
-              </w:rPr>
-              <w:t>[TO CONFIRM]</w:t>
+              </w:rPr>
+              <w:t xml:space="preserve">Online via Zoom. [TO CONFIRM] Meeting link; access information on Canvas</w:t>
             </w:r>
             <w:r>
               <w:rPr>
                 <w:sz w:val="20"/>
               </w:rPr>
-              <w:t xml:space="preserve"> Zoom link or room; access information on Canvas</w:t>
+              <w:t/>
             </w:r>
           </w:p>
         </w:tc>
@@ -448,7 +444,7 @@
               <w:rPr>
                 <w:sz w:val="20"/>
               </w:rPr>
-              <w:t>Sections and CRNs</w:t>
+              <w:t xml:space="preserve">Section and CRN</w:t>
             </w:r>
           </w:p>
         </w:tc>
@@ -475,11 +471,9 @@
             </w:pPr>
             <w:r>
               <w:rPr>
-                <w:b/>
                 <w:sz w:val="20"/>
-                <w:highlight w:val="yellow"/>
-              </w:rPr>
-              <w:t>[TO CONFIRM]</w:t>
+              </w:rPr>
+              <w:t xml:space="preserve">Section AIL · CRN 73886 · 4 credit hours</w:t>
             </w:r>
           </w:p>
         </w:tc>
@@ -539,25 +533,26 @@
             <w:pPr>
               <w:spacing w:before="20" w:after="20" w:line="240" w:lineRule="auto"/>
             </w:pPr>
-            <w:r>
-              <w:rPr>
-                <w:sz w:val="20"/>
-              </w:rPr>
-              <w:t xml:space="preserve">Canvas — </w:t>
-            </w:r>
+            <w:hyperlink r:id="rIdCourseCanvas5902026">
+              <w:r>
+                <w:rPr>
+                  <w:sz w:val="20"/>
+                </w:rPr>
+                <w:t xml:space="preserve">https://canvas.illinois.edu/courses/75598</w:t>
+              </w:r>
+            </w:hyperlink>
             <w:r>
               <w:rPr>
                 <w:b/>
                 <w:sz w:val="20"/>
-                <w:highlight w:val="yellow"/>
-              </w:rPr>
-              <w:t>[TO CONFIRM]</w:t>
+              </w:rPr>
+              <w:t/>
             </w:r>
             <w:r>
               <w:rPr>
                 <w:sz w:val="20"/>
               </w:rPr>
-              <w:t xml:space="preserve"> insert course URL</w:t>
+              <w:t/>
             </w:r>
           </w:p>
         </w:tc>
@@ -659,20 +654,19 @@
         <w:rPr>
           <w:b/>
         </w:rPr>
-        <w:t>Office hours:</w:t>
-      </w:r>
-      <w:r>
-        <w:t xml:space="preserve"> by appointment; email me to arrange a time. </w:t>
+        <w:t xml:space="preserve">Office hours: meetings by appointment; email lmagee@illinois.edu to arrange a time.</w:t>
+      </w:r>
+      <w:r>
+        <w:t/>
       </w:r>
       <w:r>
         <w:rPr>
           <w:b/>
-          <w:highlight w:val="yellow"/>
         </w:rPr>
-        <w:t>[TO CONFIRM]</w:t>
-      </w:r>
-      <w:r>
-        <w:t xml:space="preserve"> Any regular office-hour slot.</w:t>
+        <w:t/>
+      </w:r>
+      <w:r>
+        <w:t/>
       </w:r>
     </w:p>
     <w:p>
@@ -701,12 +695,11 @@
       <w:r>
         <w:rPr>
           <w:b/>
-          <w:highlight w:val="yellow"/>
         </w:rPr>
-        <w:t>[TO CONFIRM]</w:t>
-      </w:r>
-      <w:r>
-        <w:t xml:space="preserve"> Insert the official catalog description, course designation, credit hours, and any formal prerequisites. The description above is the working course description.</w:t>
+        <w:t xml:space="preserve">[TO CONFIRM] Insert the official catalog description and any formal prerequisites. The description above is the working course description.</w:t>
+      </w:r>
+      <w:r>
+        <w:t/>
       </w:r>
     </w:p>
     <w:p>
@@ -4005,26 +3998,25 @@
     </w:p>
     <w:p>
       <w:r>
-        <w:t xml:space="preserve">The date ranges below do not assume a meeting day. If the seminar meets on Mondays, the candidate dates are </w:t>
+        <w:t xml:space="preserve">Seminars meet online on Mondays, 5:00–7:50 PM Central Time (America/Chicago): 19 October, 26 October, 2 November, 9 November, 16 November, 30 November, and 7 December 2026. There is no seminar on 23 November during fall break.</w:t>
       </w:r>
       <w:r>
         <w:rPr>
           <w:b/>
         </w:rPr>
-        <w:t>19 October, 26 October, 2 November, 9 November, 16 November, 30 November, and 7 December</w:t>
-      </w:r>
-      <w:r>
-        <w:t xml:space="preserve">. </w:t>
+        <w:t/>
+      </w:r>
+      <w:r>
+        <w:t/>
       </w:r>
       <w:r>
         <w:rPr>
           <w:b/>
-          <w:highlight w:val="yellow"/>
         </w:rPr>
-        <w:t>[TO CONFIRM]</w:t>
-      </w:r>
-      <w:r>
-        <w:t xml:space="preserve"> Actual section meeting day and time.</w:t>
+        <w:t/>
+      </w:r>
+      <w:r>
+        <w:t/>
       </w:r>
     </w:p>
     <w:tbl>
@@ -5598,7 +5590,7 @@
         <w:pStyle w:val="ListBullet"/>
       </w:pPr>
       <w:r>
-        <w:t>[ ] Confirm course code, credit hours, sections, meeting pattern, and modality.</w:t>
+        <w:t xml:space="preserve">[x] EPOL 590, Section AIL, CRN 73886, 4 credit hours; online Mondays 5:00–7:50 PM Central.</w:t>
       </w:r>
     </w:p>
     <w:p>

--- a/courses/590-fall-2026/syllabus/University-of-Illinois-Urbana-Champaign-Syllabus-590-Fall-2026-Draft.docx
+++ b/courses/590-fall-2026/syllabus/University-of-Illinois-Urbana-Champaign-Syllabus-590-Fall-2026-Draft.docx
@@ -2656,7 +2656,7 @@
     </w:p>
     <w:p>
       <w:r>
-        <w:t xml:space="preserve">Include an AI-use statement and a short revision memo explaining how the review changed in response to evidence and feedback. </w:t>
+        <w:t xml:space="preserve">The final literature review is 1,500–2,000 words. Include an AI-use statement and a short revision memo explaining how the review changed in response to evidence and feedback. </w:t>
       </w:r>
       <w:r>
         <w:rPr>
@@ -2666,7 +2666,7 @@
         <w:t>[TO CONFIRM]</w:t>
       </w:r>
       <w:r>
-        <w:t xml:space="preserve"> Word range, citation expectations, submission format, memo length, and the detailed rubric.</w:t>
+        <w:t xml:space="preserve"> Citation expectations, submission format, memo length, and the detailed rubric.</w:t>
       </w:r>
     </w:p>
     <w:p>

--- a/courses/590-fall-2026/syllabus/University-of-Illinois-Urbana-Champaign-Syllabus-590-Fall-2026-Draft.docx
+++ b/courses/590-fall-2026/syllabus/University-of-Illinois-Urbana-Champaign-Syllabus-590-Fall-2026-Draft.docx
@@ -15,11 +15,10 @@
         <w:pStyle w:val="Subtitle"/>
       </w:pPr>
       <w:r>
-        <w:t>ERAM 590 · Fall 2026 Term B · Syllabus Draft</w:t>
-      </w:r>
-    </w:p>
-    <w:p>
-      <w:pPr/>
+        <w:t>EPOL 590 · Fall 2026 Term B · Syllabus Draft</w:t>
+      </w:r>
+    </w:p>
+    <w:p>
       <w:r>
         <w:t>University of Illinois Urbana-Champaign</w:t>
       </w:r>
@@ -36,7 +35,6 @@
       <w:r>
         <w:rPr>
           <w:b/>
-          <w:i w:val="0"/>
         </w:rPr>
         <w:t>Developing Literature Reviews in the Age of AI</w:t>
       </w:r>
@@ -45,39 +43,35 @@
       <w:r>
         <w:rPr>
           <w:b/>
-          <w:i w:val="0"/>
         </w:rPr>
         <w:t>Instructor working draft.</w:t>
       </w:r>
       <w:r>
-        <w:rPr>
-          <w:b w:val="0"/>
-          <w:i w:val="0"/>
-        </w:rPr>
-        <w:t xml:space="preserve"> Proposed course arrangements and assignment dates are ready for revision. Items marked </w:t>
+        <w:t xml:space="preserve"> </w:t>
+      </w:r>
+      <w:r>
+        <w:t>The final literature review is due Tuesday 15 December 2026 at 11:59 PM Central. Other course arrangements and assignment dates remain ready for revision.</w:t>
+      </w:r>
+      <w:r>
+        <w:t xml:space="preserve"> Items marked </w:t>
       </w:r>
       <w:r>
         <w:rPr>
           <w:b/>
-          <w:i w:val="0"/>
           <w:highlight w:val="yellow"/>
         </w:rPr>
         <w:t>[TO CONFIRM]</w:t>
       </w:r>
       <w:r>
-        <w:rPr>
-          <w:b w:val="0"/>
-          <w:i w:val="0"/>
-        </w:rPr>
         <w:t xml:space="preserve"> need completion before release to students.</w:t>
       </w:r>
     </w:p>
     <w:tbl>
       <w:tblPr>
-        <w:tblW w:type="auto" w:w="0"/>
+        <w:tblW w:w="0" w:type="auto"/>
         <w:jc w:val="center"/>
         <w:tblLayout w:type="fixed"/>
-        <w:tblLook w:firstColumn="1" w:firstRow="1" w:lastColumn="0" w:lastRow="0" w:noHBand="0" w:noVBand="1" w:val="04A0"/>
+        <w:tblLook w:val="04A0" w:firstRow="1" w:lastRow="0" w:firstColumn="1" w:lastColumn="0" w:noHBand="0" w:noVBand="1"/>
       </w:tblPr>
       <w:tblGrid>
         <w:gridCol w:w="2880"/>
@@ -85,35 +79,35 @@
       </w:tblGrid>
       <w:tr>
         <w:trPr>
+          <w:cantSplit/>
           <w:tblHeader/>
-          <w:cantSplit/>
+          <w:jc w:val="center"/>
         </w:trPr>
         <w:tc>
           <w:tcPr>
-            <w:tcW w:type="dxa" w:w="2880"/>
-            <w:vAlign w:val="center"/>
-            <w:tcBorders>
-              <w:top w:val="single" w:sz="4" w:color="D9D9D9"/>
-              <w:left w:val="single" w:sz="4" w:color="D9D9D9"/>
-              <w:bottom w:val="single" w:sz="4" w:color="D9D9D9"/>
-              <w:right w:val="single" w:sz="4" w:color="D9D9D9"/>
-            </w:tcBorders>
+            <w:tcW w:w="2880" w:type="dxa"/>
+            <w:tcBorders>
+              <w:top w:val="single" w:sz="4" w:space="0" w:color="D9D9D9"/>
+              <w:left w:val="single" w:sz="4" w:space="0" w:color="D9D9D9"/>
+              <w:bottom w:val="single" w:sz="4" w:space="0" w:color="D9D9D9"/>
+              <w:right w:val="single" w:sz="4" w:space="0" w:color="D9D9D9"/>
+            </w:tcBorders>
+            <w:shd w:val="clear" w:color="auto" w:fill="E8ECF0"/>
             <w:tcMar>
               <w:top w:w="90" w:type="dxa"/>
               <w:left w:w="90" w:type="dxa"/>
               <w:bottom w:w="90" w:type="dxa"/>
               <w:right w:w="90" w:type="dxa"/>
             </w:tcMar>
-            <w:shd w:fill="E8ECF0"/>
-          </w:tcPr>
-          <w:p>
-            <w:pPr>
-              <w:spacing w:after="20" w:before="20" w:line="240" w:lineRule="auto"/>
+            <w:vAlign w:val="center"/>
+          </w:tcPr>
+          <w:p>
+            <w:pPr>
+              <w:spacing w:before="20" w:after="20" w:line="240" w:lineRule="auto"/>
             </w:pPr>
             <w:r>
               <w:rPr>
                 <w:b/>
-                <w:i w:val="0"/>
                 <w:sz w:val="20"/>
               </w:rPr>
               <w:t>Course detail</w:t>
@@ -122,30 +116,29 @@
         </w:tc>
         <w:tc>
           <w:tcPr>
-            <w:tcW w:type="dxa" w:w="6480"/>
-            <w:vAlign w:val="center"/>
-            <w:tcBorders>
-              <w:top w:val="single" w:sz="4" w:color="D9D9D9"/>
-              <w:left w:val="single" w:sz="4" w:color="D9D9D9"/>
-              <w:bottom w:val="single" w:sz="4" w:color="D9D9D9"/>
-              <w:right w:val="single" w:sz="4" w:color="D9D9D9"/>
-            </w:tcBorders>
+            <w:tcW w:w="6480" w:type="dxa"/>
+            <w:tcBorders>
+              <w:top w:val="single" w:sz="4" w:space="0" w:color="D9D9D9"/>
+              <w:left w:val="single" w:sz="4" w:space="0" w:color="D9D9D9"/>
+              <w:bottom w:val="single" w:sz="4" w:space="0" w:color="D9D9D9"/>
+              <w:right w:val="single" w:sz="4" w:space="0" w:color="D9D9D9"/>
+            </w:tcBorders>
+            <w:shd w:val="clear" w:color="auto" w:fill="E8ECF0"/>
             <w:tcMar>
               <w:top w:w="90" w:type="dxa"/>
               <w:left w:w="90" w:type="dxa"/>
               <w:bottom w:w="90" w:type="dxa"/>
               <w:right w:w="90" w:type="dxa"/>
             </w:tcMar>
-            <w:shd w:fill="E8ECF0"/>
-          </w:tcPr>
-          <w:p>
-            <w:pPr>
-              <w:spacing w:after="20" w:before="20" w:line="240" w:lineRule="auto"/>
+            <w:vAlign w:val="center"/>
+          </w:tcPr>
+          <w:p>
+            <w:pPr>
+              <w:spacing w:before="20" w:after="20" w:line="240" w:lineRule="auto"/>
             </w:pPr>
             <w:r>
               <w:rPr>
                 <w:b/>
-                <w:i w:val="0"/>
                 <w:sz w:val="20"/>
               </w:rPr>
               <w:t>Arrangement</w:t>
@@ -156,16 +149,16 @@
       <w:tr>
         <w:trPr>
           <w:cantSplit/>
+          <w:jc w:val="center"/>
         </w:trPr>
         <w:tc>
           <w:tcPr>
-            <w:tcW w:type="dxa" w:w="2880"/>
-            <w:vAlign w:val="center"/>
-            <w:tcBorders>
-              <w:top w:val="single" w:sz="4" w:color="D9D9D9"/>
-              <w:left w:val="single" w:sz="4" w:color="D9D9D9"/>
-              <w:bottom w:val="single" w:sz="4" w:color="D9D9D9"/>
-              <w:right w:val="single" w:sz="4" w:color="D9D9D9"/>
+            <w:tcW w:w="2880" w:type="dxa"/>
+            <w:tcBorders>
+              <w:top w:val="single" w:sz="4" w:space="0" w:color="D9D9D9"/>
+              <w:left w:val="single" w:sz="4" w:space="0" w:color="D9D9D9"/>
+              <w:bottom w:val="single" w:sz="4" w:space="0" w:color="D9D9D9"/>
+              <w:right w:val="single" w:sz="4" w:space="0" w:color="D9D9D9"/>
             </w:tcBorders>
             <w:tcMar>
               <w:top w:w="90" w:type="dxa"/>
@@ -173,15 +166,14 @@
               <w:bottom w:w="90" w:type="dxa"/>
               <w:right w:w="90" w:type="dxa"/>
             </w:tcMar>
-          </w:tcPr>
-          <w:p>
-            <w:pPr>
-              <w:spacing w:after="20" w:before="20" w:line="240" w:lineRule="auto"/>
-            </w:pPr>
-            <w:r>
-              <w:rPr>
-                <w:b w:val="0"/>
-                <w:i w:val="0"/>
+            <w:vAlign w:val="center"/>
+          </w:tcPr>
+          <w:p>
+            <w:pPr>
+              <w:spacing w:before="20" w:after="20" w:line="240" w:lineRule="auto"/>
+            </w:pPr>
+            <w:r>
+              <w:rPr>
                 <w:sz w:val="20"/>
               </w:rPr>
               <w:t>Meeting time</w:t>
@@ -190,13 +182,12 @@
         </w:tc>
         <w:tc>
           <w:tcPr>
-            <w:tcW w:type="dxa" w:w="6480"/>
-            <w:vAlign w:val="center"/>
-            <w:tcBorders>
-              <w:top w:val="single" w:sz="4" w:color="D9D9D9"/>
-              <w:left w:val="single" w:sz="4" w:color="D9D9D9"/>
-              <w:bottom w:val="single" w:sz="4" w:color="D9D9D9"/>
-              <w:right w:val="single" w:sz="4" w:color="D9D9D9"/>
+            <w:tcW w:w="6480" w:type="dxa"/>
+            <w:tcBorders>
+              <w:top w:val="single" w:sz="4" w:space="0" w:color="D9D9D9"/>
+              <w:left w:val="single" w:sz="4" w:space="0" w:color="D9D9D9"/>
+              <w:bottom w:val="single" w:sz="4" w:space="0" w:color="D9D9D9"/>
+              <w:right w:val="single" w:sz="4" w:space="0" w:color="D9D9D9"/>
             </w:tcBorders>
             <w:tcMar>
               <w:top w:w="90" w:type="dxa"/>
@@ -204,27 +195,23 @@
               <w:bottom w:w="90" w:type="dxa"/>
               <w:right w:w="90" w:type="dxa"/>
             </w:tcMar>
-          </w:tcPr>
-          <w:p>
-            <w:pPr>
-              <w:spacing w:after="20" w:before="20" w:line="240" w:lineRule="auto"/>
-            </w:pPr>
-            <w:r>
-              <w:rPr>
-                <w:b/>
-                <w:i w:val="0"/>
+            <w:vAlign w:val="center"/>
+          </w:tcPr>
+          <w:p>
+            <w:pPr>
+              <w:spacing w:before="20" w:after="20" w:line="240" w:lineRule="auto"/>
+            </w:pPr>
+            <w:r>
+              <w:rPr>
                 <w:sz w:val="20"/>
-                <w:highlight w:val="yellow"/>
-              </w:rPr>
-              <w:t>[TO CONFIRM]</w:t>
-            </w:r>
-            <w:r>
-              <w:rPr>
-                <w:b w:val="0"/>
-                <w:i w:val="0"/>
+              </w:rPr>
+              <w:t xml:space="preserve">Mondays, 5:00–7:50 PM Central Time (America/Chicago)</w:t>
+            </w:r>
+            <w:r>
+              <w:rPr>
                 <w:sz w:val="20"/>
               </w:rPr>
-              <w:t xml:space="preserve"> Day and time, Central Time</w:t>
+              <w:t/>
             </w:r>
           </w:p>
         </w:tc>
@@ -232,16 +219,16 @@
       <w:tr>
         <w:trPr>
           <w:cantSplit/>
+          <w:jc w:val="center"/>
         </w:trPr>
         <w:tc>
           <w:tcPr>
-            <w:tcW w:type="dxa" w:w="2880"/>
-            <w:vAlign w:val="center"/>
-            <w:tcBorders>
-              <w:top w:val="single" w:sz="4" w:color="D9D9D9"/>
-              <w:left w:val="single" w:sz="4" w:color="D9D9D9"/>
-              <w:bottom w:val="single" w:sz="4" w:color="D9D9D9"/>
-              <w:right w:val="single" w:sz="4" w:color="D9D9D9"/>
+            <w:tcW w:w="2880" w:type="dxa"/>
+            <w:tcBorders>
+              <w:top w:val="single" w:sz="4" w:space="0" w:color="D9D9D9"/>
+              <w:left w:val="single" w:sz="4" w:space="0" w:color="D9D9D9"/>
+              <w:bottom w:val="single" w:sz="4" w:space="0" w:color="D9D9D9"/>
+              <w:right w:val="single" w:sz="4" w:space="0" w:color="D9D9D9"/>
             </w:tcBorders>
             <w:tcMar>
               <w:top w:w="90" w:type="dxa"/>
@@ -249,15 +236,14 @@
               <w:bottom w:w="90" w:type="dxa"/>
               <w:right w:w="90" w:type="dxa"/>
             </w:tcMar>
-          </w:tcPr>
-          <w:p>
-            <w:pPr>
-              <w:spacing w:after="20" w:before="20" w:line="240" w:lineRule="auto"/>
-            </w:pPr>
-            <w:r>
-              <w:rPr>
-                <w:b w:val="0"/>
-                <w:i w:val="0"/>
+            <w:vAlign w:val="center"/>
+          </w:tcPr>
+          <w:p>
+            <w:pPr>
+              <w:spacing w:before="20" w:after="20" w:line="240" w:lineRule="auto"/>
+            </w:pPr>
+            <w:r>
+              <w:rPr>
                 <w:sz w:val="20"/>
               </w:rPr>
               <w:t>Format</w:t>
@@ -266,13 +252,12 @@
         </w:tc>
         <w:tc>
           <w:tcPr>
-            <w:tcW w:type="dxa" w:w="6480"/>
-            <w:vAlign w:val="center"/>
-            <w:tcBorders>
-              <w:top w:val="single" w:sz="4" w:color="D9D9D9"/>
-              <w:left w:val="single" w:sz="4" w:color="D9D9D9"/>
-              <w:bottom w:val="single" w:sz="4" w:color="D9D9D9"/>
-              <w:right w:val="single" w:sz="4" w:color="D9D9D9"/>
+            <w:tcW w:w="6480" w:type="dxa"/>
+            <w:tcBorders>
+              <w:top w:val="single" w:sz="4" w:space="0" w:color="D9D9D9"/>
+              <w:left w:val="single" w:sz="4" w:space="0" w:color="D9D9D9"/>
+              <w:bottom w:val="single" w:sz="4" w:space="0" w:color="D9D9D9"/>
+              <w:right w:val="single" w:sz="4" w:space="0" w:color="D9D9D9"/>
             </w:tcBorders>
             <w:tcMar>
               <w:top w:w="90" w:type="dxa"/>
@@ -280,18 +265,17 @@
               <w:bottom w:w="90" w:type="dxa"/>
               <w:right w:w="90" w:type="dxa"/>
             </w:tcMar>
-          </w:tcPr>
-          <w:p>
-            <w:pPr>
-              <w:spacing w:after="20" w:before="20" w:line="240" w:lineRule="auto"/>
-            </w:pPr>
-            <w:r>
-              <w:rPr>
-                <w:b w:val="0"/>
-                <w:i w:val="0"/>
+            <w:vAlign w:val="center"/>
+          </w:tcPr>
+          <w:p>
+            <w:pPr>
+              <w:spacing w:before="20" w:after="20" w:line="240" w:lineRule="auto"/>
+            </w:pPr>
+            <w:r>
+              <w:rPr>
                 <w:sz w:val="20"/>
               </w:rPr>
-              <w:t>Proposed: live online seminar with asynchronous reading, research, and writing</w:t>
+              <w:t xml:space="preserve">Live online seminar with asynchronous reading, research, and writing</w:t>
             </w:r>
           </w:p>
         </w:tc>
@@ -299,16 +283,16 @@
       <w:tr>
         <w:trPr>
           <w:cantSplit/>
+          <w:jc w:val="center"/>
         </w:trPr>
         <w:tc>
           <w:tcPr>
-            <w:tcW w:type="dxa" w:w="2880"/>
-            <w:vAlign w:val="center"/>
-            <w:tcBorders>
-              <w:top w:val="single" w:sz="4" w:color="D9D9D9"/>
-              <w:left w:val="single" w:sz="4" w:color="D9D9D9"/>
-              <w:bottom w:val="single" w:sz="4" w:color="D9D9D9"/>
-              <w:right w:val="single" w:sz="4" w:color="D9D9D9"/>
+            <w:tcW w:w="2880" w:type="dxa"/>
+            <w:tcBorders>
+              <w:top w:val="single" w:sz="4" w:space="0" w:color="D9D9D9"/>
+              <w:left w:val="single" w:sz="4" w:space="0" w:color="D9D9D9"/>
+              <w:bottom w:val="single" w:sz="4" w:space="0" w:color="D9D9D9"/>
+              <w:right w:val="single" w:sz="4" w:space="0" w:color="D9D9D9"/>
             </w:tcBorders>
             <w:tcMar>
               <w:top w:w="90" w:type="dxa"/>
@@ -316,15 +300,14 @@
               <w:bottom w:w="90" w:type="dxa"/>
               <w:right w:w="90" w:type="dxa"/>
             </w:tcMar>
-          </w:tcPr>
-          <w:p>
-            <w:pPr>
-              <w:spacing w:after="20" w:before="20" w:line="240" w:lineRule="auto"/>
-            </w:pPr>
-            <w:r>
-              <w:rPr>
-                <w:b w:val="0"/>
-                <w:i w:val="0"/>
+            <w:vAlign w:val="center"/>
+          </w:tcPr>
+          <w:p>
+            <w:pPr>
+              <w:spacing w:before="20" w:after="20" w:line="240" w:lineRule="auto"/>
+            </w:pPr>
+            <w:r>
+              <w:rPr>
                 <w:sz w:val="20"/>
               </w:rPr>
               <w:t>Location</w:t>
@@ -333,13 +316,12 @@
         </w:tc>
         <w:tc>
           <w:tcPr>
-            <w:tcW w:type="dxa" w:w="6480"/>
-            <w:vAlign w:val="center"/>
-            <w:tcBorders>
-              <w:top w:val="single" w:sz="4" w:color="D9D9D9"/>
-              <w:left w:val="single" w:sz="4" w:color="D9D9D9"/>
-              <w:bottom w:val="single" w:sz="4" w:color="D9D9D9"/>
-              <w:right w:val="single" w:sz="4" w:color="D9D9D9"/>
+            <w:tcW w:w="6480" w:type="dxa"/>
+            <w:tcBorders>
+              <w:top w:val="single" w:sz="4" w:space="0" w:color="D9D9D9"/>
+              <w:left w:val="single" w:sz="4" w:space="0" w:color="D9D9D9"/>
+              <w:bottom w:val="single" w:sz="4" w:space="0" w:color="D9D9D9"/>
+              <w:right w:val="single" w:sz="4" w:space="0" w:color="D9D9D9"/>
             </w:tcBorders>
             <w:tcMar>
               <w:top w:w="90" w:type="dxa"/>
@@ -347,27 +329,23 @@
               <w:bottom w:w="90" w:type="dxa"/>
               <w:right w:w="90" w:type="dxa"/>
             </w:tcMar>
-          </w:tcPr>
-          <w:p>
-            <w:pPr>
-              <w:spacing w:after="20" w:before="20" w:line="240" w:lineRule="auto"/>
-            </w:pPr>
-            <w:r>
-              <w:rPr>
-                <w:b/>
-                <w:i w:val="0"/>
+            <w:vAlign w:val="center"/>
+          </w:tcPr>
+          <w:p>
+            <w:pPr>
+              <w:spacing w:before="20" w:after="20" w:line="240" w:lineRule="auto"/>
+            </w:pPr>
+            <w:r>
+              <w:rPr>
                 <w:sz w:val="20"/>
-                <w:highlight w:val="yellow"/>
-              </w:rPr>
-              <w:t>[TO CONFIRM]</w:t>
-            </w:r>
-            <w:r>
-              <w:rPr>
-                <w:b w:val="0"/>
-                <w:i w:val="0"/>
+              </w:rPr>
+              <w:t xml:space="preserve">Online via Zoom. [TO CONFIRM] Meeting link; access information on Canvas</w:t>
+            </w:r>
+            <w:r>
+              <w:rPr>
                 <w:sz w:val="20"/>
               </w:rPr>
-              <w:t xml:space="preserve"> Zoom link or room; access information on Canvas</w:t>
+              <w:t/>
             </w:r>
           </w:p>
         </w:tc>
@@ -375,16 +353,16 @@
       <w:tr>
         <w:trPr>
           <w:cantSplit/>
+          <w:jc w:val="center"/>
         </w:trPr>
         <w:tc>
           <w:tcPr>
-            <w:tcW w:type="dxa" w:w="2880"/>
-            <w:vAlign w:val="center"/>
-            <w:tcBorders>
-              <w:top w:val="single" w:sz="4" w:color="D9D9D9"/>
-              <w:left w:val="single" w:sz="4" w:color="D9D9D9"/>
-              <w:bottom w:val="single" w:sz="4" w:color="D9D9D9"/>
-              <w:right w:val="single" w:sz="4" w:color="D9D9D9"/>
+            <w:tcW w:w="2880" w:type="dxa"/>
+            <w:tcBorders>
+              <w:top w:val="single" w:sz="4" w:space="0" w:color="D9D9D9"/>
+              <w:left w:val="single" w:sz="4" w:space="0" w:color="D9D9D9"/>
+              <w:bottom w:val="single" w:sz="4" w:space="0" w:color="D9D9D9"/>
+              <w:right w:val="single" w:sz="4" w:space="0" w:color="D9D9D9"/>
             </w:tcBorders>
             <w:tcMar>
               <w:top w:w="90" w:type="dxa"/>
@@ -392,15 +370,14 @@
               <w:bottom w:w="90" w:type="dxa"/>
               <w:right w:w="90" w:type="dxa"/>
             </w:tcMar>
-          </w:tcPr>
-          <w:p>
-            <w:pPr>
-              <w:spacing w:after="20" w:before="20" w:line="240" w:lineRule="auto"/>
-            </w:pPr>
-            <w:r>
-              <w:rPr>
-                <w:b w:val="0"/>
-                <w:i w:val="0"/>
+            <w:vAlign w:val="center"/>
+          </w:tcPr>
+          <w:p>
+            <w:pPr>
+              <w:spacing w:before="20" w:after="20" w:line="240" w:lineRule="auto"/>
+            </w:pPr>
+            <w:r>
+              <w:rPr>
                 <w:sz w:val="20"/>
               </w:rPr>
               <w:t>Term</w:t>
@@ -409,13 +386,12 @@
         </w:tc>
         <w:tc>
           <w:tcPr>
-            <w:tcW w:type="dxa" w:w="6480"/>
-            <w:vAlign w:val="center"/>
-            <w:tcBorders>
-              <w:top w:val="single" w:sz="4" w:color="D9D9D9"/>
-              <w:left w:val="single" w:sz="4" w:color="D9D9D9"/>
-              <w:bottom w:val="single" w:sz="4" w:color="D9D9D9"/>
-              <w:right w:val="single" w:sz="4" w:color="D9D9D9"/>
+            <w:tcW w:w="6480" w:type="dxa"/>
+            <w:tcBorders>
+              <w:top w:val="single" w:sz="4" w:space="0" w:color="D9D9D9"/>
+              <w:left w:val="single" w:sz="4" w:space="0" w:color="D9D9D9"/>
+              <w:bottom w:val="single" w:sz="4" w:space="0" w:color="D9D9D9"/>
+              <w:right w:val="single" w:sz="4" w:space="0" w:color="D9D9D9"/>
             </w:tcBorders>
             <w:tcMar>
               <w:top w:w="90" w:type="dxa"/>
@@ -423,15 +399,14 @@
               <w:bottom w:w="90" w:type="dxa"/>
               <w:right w:w="90" w:type="dxa"/>
             </w:tcMar>
-          </w:tcPr>
-          <w:p>
-            <w:pPr>
-              <w:spacing w:after="20" w:before="20" w:line="240" w:lineRule="auto"/>
-            </w:pPr>
-            <w:r>
-              <w:rPr>
-                <w:b w:val="0"/>
-                <w:i w:val="0"/>
+            <w:vAlign w:val="center"/>
+          </w:tcPr>
+          <w:p>
+            <w:pPr>
+              <w:spacing w:before="20" w:after="20" w:line="240" w:lineRule="auto"/>
+            </w:pPr>
+            <w:r>
+              <w:rPr>
                 <w:sz w:val="20"/>
               </w:rPr>
               <w:t>Term B instruction: 19 October–9 December 2026; fall break: 21–29 November</w:t>
@@ -442,16 +417,16 @@
       <w:tr>
         <w:trPr>
           <w:cantSplit/>
+          <w:jc w:val="center"/>
         </w:trPr>
         <w:tc>
           <w:tcPr>
-            <w:tcW w:type="dxa" w:w="2880"/>
-            <w:vAlign w:val="center"/>
-            <w:tcBorders>
-              <w:top w:val="single" w:sz="4" w:color="D9D9D9"/>
-              <w:left w:val="single" w:sz="4" w:color="D9D9D9"/>
-              <w:bottom w:val="single" w:sz="4" w:color="D9D9D9"/>
-              <w:right w:val="single" w:sz="4" w:color="D9D9D9"/>
+            <w:tcW w:w="2880" w:type="dxa"/>
+            <w:tcBorders>
+              <w:top w:val="single" w:sz="4" w:space="0" w:color="D9D9D9"/>
+              <w:left w:val="single" w:sz="4" w:space="0" w:color="D9D9D9"/>
+              <w:bottom w:val="single" w:sz="4" w:space="0" w:color="D9D9D9"/>
+              <w:right w:val="single" w:sz="4" w:space="0" w:color="D9D9D9"/>
             </w:tcBorders>
             <w:tcMar>
               <w:top w:w="90" w:type="dxa"/>
@@ -459,30 +434,28 @@
               <w:bottom w:w="90" w:type="dxa"/>
               <w:right w:w="90" w:type="dxa"/>
             </w:tcMar>
-          </w:tcPr>
-          <w:p>
-            <w:pPr>
-              <w:spacing w:after="20" w:before="20" w:line="240" w:lineRule="auto"/>
-            </w:pPr>
-            <w:r>
-              <w:rPr>
-                <w:b w:val="0"/>
-                <w:i w:val="0"/>
+            <w:vAlign w:val="center"/>
+          </w:tcPr>
+          <w:p>
+            <w:pPr>
+              <w:spacing w:before="20" w:after="20" w:line="240" w:lineRule="auto"/>
+            </w:pPr>
+            <w:r>
+              <w:rPr>
                 <w:sz w:val="20"/>
               </w:rPr>
-              <w:t>Sections and CRNs</w:t>
-            </w:r>
-          </w:p>
-        </w:tc>
-        <w:tc>
-          <w:tcPr>
-            <w:tcW w:type="dxa" w:w="6480"/>
-            <w:vAlign w:val="center"/>
-            <w:tcBorders>
-              <w:top w:val="single" w:sz="4" w:color="D9D9D9"/>
-              <w:left w:val="single" w:sz="4" w:color="D9D9D9"/>
-              <w:bottom w:val="single" w:sz="4" w:color="D9D9D9"/>
-              <w:right w:val="single" w:sz="4" w:color="D9D9D9"/>
+              <w:t xml:space="preserve">Section and CRN</w:t>
+            </w:r>
+          </w:p>
+        </w:tc>
+        <w:tc>
+          <w:tcPr>
+            <w:tcW w:w="6480" w:type="dxa"/>
+            <w:tcBorders>
+              <w:top w:val="single" w:sz="4" w:space="0" w:color="D9D9D9"/>
+              <w:left w:val="single" w:sz="4" w:space="0" w:color="D9D9D9"/>
+              <w:bottom w:val="single" w:sz="4" w:space="0" w:color="D9D9D9"/>
+              <w:right w:val="single" w:sz="4" w:space="0" w:color="D9D9D9"/>
             </w:tcBorders>
             <w:tcMar>
               <w:top w:w="90" w:type="dxa"/>
@@ -490,19 +463,17 @@
               <w:bottom w:w="90" w:type="dxa"/>
               <w:right w:w="90" w:type="dxa"/>
             </w:tcMar>
-          </w:tcPr>
-          <w:p>
-            <w:pPr>
-              <w:spacing w:after="20" w:before="20" w:line="240" w:lineRule="auto"/>
-            </w:pPr>
-            <w:r>
-              <w:rPr>
-                <w:b/>
-                <w:i w:val="0"/>
+            <w:vAlign w:val="center"/>
+          </w:tcPr>
+          <w:p>
+            <w:pPr>
+              <w:spacing w:before="20" w:after="20" w:line="240" w:lineRule="auto"/>
+            </w:pPr>
+            <w:r>
+              <w:rPr>
                 <w:sz w:val="20"/>
-                <w:highlight w:val="yellow"/>
-              </w:rPr>
-              <w:t>[TO CONFIRM]</w:t>
+              </w:rPr>
+              <w:t xml:space="preserve">Section AIL · CRN 73886 · 4 credit hours</w:t>
             </w:r>
           </w:p>
         </w:tc>
@@ -510,16 +481,16 @@
       <w:tr>
         <w:trPr>
           <w:cantSplit/>
+          <w:jc w:val="center"/>
         </w:trPr>
         <w:tc>
           <w:tcPr>
-            <w:tcW w:type="dxa" w:w="2880"/>
-            <w:vAlign w:val="center"/>
-            <w:tcBorders>
-              <w:top w:val="single" w:sz="4" w:color="D9D9D9"/>
-              <w:left w:val="single" w:sz="4" w:color="D9D9D9"/>
-              <w:bottom w:val="single" w:sz="4" w:color="D9D9D9"/>
-              <w:right w:val="single" w:sz="4" w:color="D9D9D9"/>
+            <w:tcW w:w="2880" w:type="dxa"/>
+            <w:tcBorders>
+              <w:top w:val="single" w:sz="4" w:space="0" w:color="D9D9D9"/>
+              <w:left w:val="single" w:sz="4" w:space="0" w:color="D9D9D9"/>
+              <w:bottom w:val="single" w:sz="4" w:space="0" w:color="D9D9D9"/>
+              <w:right w:val="single" w:sz="4" w:space="0" w:color="D9D9D9"/>
             </w:tcBorders>
             <w:tcMar>
               <w:top w:w="90" w:type="dxa"/>
@@ -527,15 +498,14 @@
               <w:bottom w:w="90" w:type="dxa"/>
               <w:right w:w="90" w:type="dxa"/>
             </w:tcMar>
-          </w:tcPr>
-          <w:p>
-            <w:pPr>
-              <w:spacing w:after="20" w:before="20" w:line="240" w:lineRule="auto"/>
-            </w:pPr>
-            <w:r>
-              <w:rPr>
-                <w:b w:val="0"/>
-                <w:i w:val="0"/>
+            <w:vAlign w:val="center"/>
+          </w:tcPr>
+          <w:p>
+            <w:pPr>
+              <w:spacing w:before="20" w:after="20" w:line="240" w:lineRule="auto"/>
+            </w:pPr>
+            <w:r>
+              <w:rPr>
                 <w:sz w:val="20"/>
               </w:rPr>
               <w:t>Course site</w:t>
@@ -544,13 +514,12 @@
         </w:tc>
         <w:tc>
           <w:tcPr>
-            <w:tcW w:type="dxa" w:w="6480"/>
-            <w:vAlign w:val="center"/>
-            <w:tcBorders>
-              <w:top w:val="single" w:sz="4" w:color="D9D9D9"/>
-              <w:left w:val="single" w:sz="4" w:color="D9D9D9"/>
-              <w:bottom w:val="single" w:sz="4" w:color="D9D9D9"/>
-              <w:right w:val="single" w:sz="4" w:color="D9D9D9"/>
+            <w:tcW w:w="6480" w:type="dxa"/>
+            <w:tcBorders>
+              <w:top w:val="single" w:sz="4" w:space="0" w:color="D9D9D9"/>
+              <w:left w:val="single" w:sz="4" w:space="0" w:color="D9D9D9"/>
+              <w:bottom w:val="single" w:sz="4" w:space="0" w:color="D9D9D9"/>
+              <w:right w:val="single" w:sz="4" w:space="0" w:color="D9D9D9"/>
             </w:tcBorders>
             <w:tcMar>
               <w:top w:w="90" w:type="dxa"/>
@@ -558,35 +527,32 @@
               <w:bottom w:w="90" w:type="dxa"/>
               <w:right w:w="90" w:type="dxa"/>
             </w:tcMar>
-          </w:tcPr>
-          <w:p>
-            <w:pPr>
-              <w:spacing w:after="20" w:before="20" w:line="240" w:lineRule="auto"/>
-            </w:pPr>
-            <w:r>
-              <w:rPr>
-                <w:b w:val="0"/>
-                <w:i w:val="0"/>
+            <w:vAlign w:val="center"/>
+          </w:tcPr>
+          <w:p>
+            <w:pPr>
+              <w:spacing w:before="20" w:after="20" w:line="240" w:lineRule="auto"/>
+            </w:pPr>
+            <w:hyperlink r:id="rIdCourseCanvas5902026">
+              <w:r>
+                <w:rPr>
+                  <w:sz w:val="20"/>
+                </w:rPr>
+                <w:t xml:space="preserve">https://canvas.illinois.edu/courses/75598</w:t>
+              </w:r>
+            </w:hyperlink>
+            <w:r>
+              <w:rPr>
+                <w:b/>
                 <w:sz w:val="20"/>
               </w:rPr>
-              <w:t xml:space="preserve">Canvas — </w:t>
-            </w:r>
-            <w:r>
-              <w:rPr>
-                <w:b/>
-                <w:i w:val="0"/>
+              <w:t/>
+            </w:r>
+            <w:r>
+              <w:rPr>
                 <w:sz w:val="20"/>
-                <w:highlight w:val="yellow"/>
-              </w:rPr>
-              <w:t>[TO CONFIRM]</w:t>
-            </w:r>
-            <w:r>
-              <w:rPr>
-                <w:b w:val="0"/>
-                <w:i w:val="0"/>
-                <w:sz w:val="20"/>
-              </w:rPr>
-              <w:t xml:space="preserve"> insert course URL</w:t>
+              </w:rPr>
+              <w:t/>
             </w:r>
           </w:p>
         </w:tc>
@@ -594,16 +560,16 @@
       <w:tr>
         <w:trPr>
           <w:cantSplit/>
+          <w:jc w:val="center"/>
         </w:trPr>
         <w:tc>
           <w:tcPr>
-            <w:tcW w:type="dxa" w:w="2880"/>
-            <w:vAlign w:val="center"/>
-            <w:tcBorders>
-              <w:top w:val="single" w:sz="4" w:color="D9D9D9"/>
-              <w:left w:val="single" w:sz="4" w:color="D9D9D9"/>
-              <w:bottom w:val="single" w:sz="4" w:color="D9D9D9"/>
-              <w:right w:val="single" w:sz="4" w:color="D9D9D9"/>
+            <w:tcW w:w="2880" w:type="dxa"/>
+            <w:tcBorders>
+              <w:top w:val="single" w:sz="4" w:space="0" w:color="D9D9D9"/>
+              <w:left w:val="single" w:sz="4" w:space="0" w:color="D9D9D9"/>
+              <w:bottom w:val="single" w:sz="4" w:space="0" w:color="D9D9D9"/>
+              <w:right w:val="single" w:sz="4" w:space="0" w:color="D9D9D9"/>
             </w:tcBorders>
             <w:tcMar>
               <w:top w:w="90" w:type="dxa"/>
@@ -611,15 +577,14 @@
               <w:bottom w:w="90" w:type="dxa"/>
               <w:right w:w="90" w:type="dxa"/>
             </w:tcMar>
-          </w:tcPr>
-          <w:p>
-            <w:pPr>
-              <w:spacing w:after="20" w:before="20" w:line="240" w:lineRule="auto"/>
-            </w:pPr>
-            <w:r>
-              <w:rPr>
-                <w:b w:val="0"/>
-                <w:i w:val="0"/>
+            <w:vAlign w:val="center"/>
+          </w:tcPr>
+          <w:p>
+            <w:pPr>
+              <w:spacing w:before="20" w:after="20" w:line="240" w:lineRule="auto"/>
+            </w:pPr>
+            <w:r>
+              <w:rPr>
                 <w:sz w:val="20"/>
               </w:rPr>
               <w:t>Final review</w:t>
@@ -628,13 +593,12 @@
         </w:tc>
         <w:tc>
           <w:tcPr>
-            <w:tcW w:type="dxa" w:w="6480"/>
-            <w:vAlign w:val="center"/>
-            <w:tcBorders>
-              <w:top w:val="single" w:sz="4" w:color="D9D9D9"/>
-              <w:left w:val="single" w:sz="4" w:color="D9D9D9"/>
-              <w:bottom w:val="single" w:sz="4" w:color="D9D9D9"/>
-              <w:right w:val="single" w:sz="4" w:color="D9D9D9"/>
+            <w:tcW w:w="6480" w:type="dxa"/>
+            <w:tcBorders>
+              <w:top w:val="single" w:sz="4" w:space="0" w:color="D9D9D9"/>
+              <w:left w:val="single" w:sz="4" w:space="0" w:color="D9D9D9"/>
+              <w:bottom w:val="single" w:sz="4" w:space="0" w:color="D9D9D9"/>
+              <w:right w:val="single" w:sz="4" w:space="0" w:color="D9D9D9"/>
             </w:tcBorders>
             <w:tcMar>
               <w:top w:w="90" w:type="dxa"/>
@@ -642,18 +606,17 @@
               <w:bottom w:w="90" w:type="dxa"/>
               <w:right w:w="90" w:type="dxa"/>
             </w:tcMar>
-          </w:tcPr>
-          <w:p>
-            <w:pPr>
-              <w:spacing w:after="20" w:before="20" w:line="240" w:lineRule="auto"/>
-            </w:pPr>
-            <w:r>
-              <w:rPr>
-                <w:b w:val="0"/>
-                <w:i w:val="0"/>
+            <w:vAlign w:val="center"/>
+          </w:tcPr>
+          <w:p>
+            <w:pPr>
+              <w:spacing w:before="20" w:after="20" w:line="240" w:lineRule="auto"/>
+            </w:pPr>
+            <w:r>
+              <w:rPr>
                 <w:sz w:val="20"/>
               </w:rPr>
-              <w:t>Proposed: Tuesday 15 December 2026, 11:59 PM Central</w:t>
+              <w:t>Tuesday 15 December 2026, 11:59 PM Central</w:t>
             </w:r>
           </w:p>
         </w:tc>
@@ -668,15 +631,10 @@
       <w:r>
         <w:rPr>
           <w:b/>
-          <w:i w:val="0"/>
         </w:rPr>
         <w:t>Instructor:</w:t>
       </w:r>
       <w:r>
-        <w:rPr>
-          <w:b w:val="0"/>
-          <w:i w:val="0"/>
-        </w:rPr>
         <w:t xml:space="preserve"> Professor Liam Magee, Department of Education Policy, Organization and Leadership, College of Education</w:t>
       </w:r>
     </w:p>
@@ -684,605 +642,406 @@
       <w:r>
         <w:rPr>
           <w:b/>
-          <w:i w:val="0"/>
         </w:rPr>
         <w:t>Email:</w:t>
       </w:r>
       <w:r>
-        <w:rPr>
-          <w:b w:val="0"/>
-          <w:i w:val="0"/>
-        </w:rPr>
-        <w:t xml:space="preserve"> </w:t>
-      </w:r>
-      <w:r>
-        <w:rPr>
-          <w:b w:val="0"/>
-          <w:i w:val="0"/>
-        </w:rPr>
-        <w:t>lmagee@illinois.edu</w:t>
-      </w:r>
-      <w:r>
-        <w:rPr>
-          <w:b w:val="0"/>
-          <w:i w:val="0"/>
-        </w:rPr>
-        <w:t xml:space="preserve"> — the best way to reach me</w:t>
+        <w:t xml:space="preserve"> lmagee@illinois.edu — the best way to reach me</w:t>
       </w:r>
     </w:p>
     <w:p>
       <w:r>
         <w:rPr>
           <w:b/>
-          <w:i w:val="0"/>
         </w:rPr>
-        <w:t>Office hours:</w:t>
-      </w:r>
-      <w:r>
-        <w:rPr>
-          <w:b w:val="0"/>
-          <w:i w:val="0"/>
-        </w:rPr>
-        <w:t xml:space="preserve"> by appointment; email me to arrange a time. </w:t>
+        <w:t xml:space="preserve">Office hours: meetings by appointment; email lmagee@illinois.edu to arrange a time.</w:t>
+      </w:r>
+      <w:r>
+        <w:t/>
       </w:r>
       <w:r>
         <w:rPr>
           <w:b/>
-          <w:i w:val="0"/>
+        </w:rPr>
+        <w:t/>
+      </w:r>
+      <w:r>
+        <w:t/>
+      </w:r>
+    </w:p>
+    <w:p>
+      <w:pPr>
+        <w:pStyle w:val="Heading2"/>
+      </w:pPr>
+      <w:r>
+        <w:t>Course Description</w:t>
+      </w:r>
+    </w:p>
+    <w:p>
+      <w:r>
+        <w:t>How do we conduct scholarly research in an era of generative AI? This graduate course combines the fundamentals of a rigorous literature review with a critical examination of AI-assisted scholarship. You will develop a research question, locate and organize relevant literature, read closely and across a field, and turn that work into a persuasive scholarly argument.</w:t>
+      </w:r>
+    </w:p>
+    <w:p>
+      <w:r>
+        <w:t xml:space="preserve">The practical work and the critical questions belong together. AI can produce a summary, propose a conceptual map, or suggest a gap. We will ask how those outputs were made, whose </w:t>
+      </w:r>
+      <w:r>
+        <w:lastRenderedPageBreak/>
+        <w:t>knowledge they privilege, what they miss, and what responsibility remains with the researcher. The aim is to develop better scholarly judgment while learning to use these tools.</w:t>
+      </w:r>
+    </w:p>
+    <w:p>
+      <w:r>
+        <w:rPr>
+          <w:b/>
+        </w:rPr>
+        <w:t xml:space="preserve">[TO CONFIRM] Insert the official catalog description and any formal prerequisites. The description above is the working course description.</w:t>
+      </w:r>
+      <w:r>
+        <w:t/>
+      </w:r>
+    </w:p>
+    <w:p>
+      <w:pPr>
+        <w:pStyle w:val="Heading2"/>
+      </w:pPr>
+      <w:r>
+        <w:t>Learning Outcomes</w:t>
+      </w:r>
+    </w:p>
+    <w:p>
+      <w:r>
+        <w:t>By the end of the course, you should be able to:</w:t>
+      </w:r>
+    </w:p>
+    <w:p>
+      <w:pPr>
+        <w:pStyle w:val="ListParagraph"/>
+      </w:pPr>
+      <w:r>
+        <w:t>1. Develop and revise a significant, feasible research question through engagement with literature.</w:t>
+      </w:r>
+    </w:p>
+    <w:p>
+      <w:pPr>
+        <w:pStyle w:val="ListParagraph"/>
+      </w:pPr>
+      <w:r>
+        <w:t>2. Design a transparent approach to finding, selecting, and organizing sources.</w:t>
+      </w:r>
+    </w:p>
+    <w:p>
+      <w:pPr>
+        <w:pStyle w:val="ListParagraph"/>
+      </w:pPr>
+      <w:r>
+        <w:t>3. Use close reading and mapping to analyze relationships, disagreements, omissions, and possible contributions.</w:t>
+      </w:r>
+    </w:p>
+    <w:p>
+      <w:pPr>
+        <w:pStyle w:val="ListParagraph"/>
+      </w:pPr>
+      <w:r>
+        <w:t>4. Write a coherent synthesis appropriate to a scholarly audience, with effective structure, citation, and signposting.</w:t>
+      </w:r>
+    </w:p>
+    <w:p>
+      <w:pPr>
+        <w:pStyle w:val="ListParagraph"/>
+      </w:pPr>
+      <w:r>
+        <w:t>5. Explain how positionality and knowledge communities shape research questions and interpretation.</w:t>
+      </w:r>
+    </w:p>
+    <w:p>
+      <w:pPr>
+        <w:pStyle w:val="ListParagraph"/>
+      </w:pPr>
+      <w:r>
+        <w:t>6. Evaluate AI-assisted research outputs, verify their sources, and account for how AI influenced the work.</w:t>
+      </w:r>
+    </w:p>
+    <w:p>
+      <w:pPr>
+        <w:pStyle w:val="Heading2"/>
+      </w:pPr>
+      <w:r>
+        <w:t>Course Outline</w:t>
+      </w:r>
+    </w:p>
+    <w:p>
+      <w:r>
+        <w:t>The course develops a cumulative literature review through seven connected activities:</w:t>
+      </w:r>
+    </w:p>
+    <w:p>
+      <w:pPr>
+        <w:pStyle w:val="ListParagraph"/>
+      </w:pPr>
+      <w:r>
+        <w:t xml:space="preserve">1. </w:t>
+      </w:r>
+      <w:r>
+        <w:rPr>
+          <w:b/>
+        </w:rPr>
+        <w:t>Question</w:t>
+      </w:r>
+      <w:r>
+        <w:t xml:space="preserve"> — define a significant, feasible research topic and provisional question.</w:t>
+      </w:r>
+    </w:p>
+    <w:p>
+      <w:pPr>
+        <w:pStyle w:val="ListParagraph"/>
+      </w:pPr>
+      <w:r>
+        <w:t xml:space="preserve">2. </w:t>
+      </w:r>
+      <w:r>
+        <w:rPr>
+          <w:b/>
+        </w:rPr>
+        <w:t>Design</w:t>
+      </w:r>
+      <w:r>
+        <w:t xml:space="preserve"> — set the review's purpose, scope, search approach, and audience.</w:t>
+      </w:r>
+    </w:p>
+    <w:p>
+      <w:pPr>
+        <w:pStyle w:val="ListParagraph"/>
+      </w:pPr>
+      <w:r>
+        <w:t xml:space="preserve">3. </w:t>
+      </w:r>
+      <w:r>
+        <w:rPr>
+          <w:b/>
+        </w:rPr>
+        <w:t>Map</w:t>
+      </w:r>
+      <w:r>
+        <w:t xml:space="preserve"> — identify relationships, disagreements, and gaps in the literature.</w:t>
+      </w:r>
+    </w:p>
+    <w:p>
+      <w:pPr>
+        <w:pStyle w:val="ListParagraph"/>
+      </w:pPr>
+      <w:r>
+        <w:t xml:space="preserve">4. </w:t>
+      </w:r>
+      <w:r>
+        <w:rPr>
+          <w:b/>
+        </w:rPr>
+        <w:t>Interpret and write</w:t>
+      </w:r>
+      <w:r>
+        <w:t xml:space="preserve"> — read difficult texts and compare scientific and humanities writing conventions.</w:t>
+      </w:r>
+    </w:p>
+    <w:p>
+      <w:pPr>
+        <w:pStyle w:val="ListParagraph"/>
+      </w:pPr>
+      <w:r>
+        <w:t xml:space="preserve">5. </w:t>
+      </w:r>
+      <w:r>
+        <w:rPr>
+          <w:b/>
+        </w:rPr>
+        <w:t>Structure</w:t>
+      </w:r>
+      <w:r>
+        <w:t xml:space="preserve"> — organize a synthesis and guide the reader with framing and signposting.</w:t>
+      </w:r>
+    </w:p>
+    <w:p>
+      <w:pPr>
+        <w:pStyle w:val="ListParagraph"/>
+      </w:pPr>
+      <w:r>
+        <w:t xml:space="preserve">6. </w:t>
+      </w:r>
+      <w:r>
+        <w:rPr>
+          <w:b/>
+        </w:rPr>
+        <w:t>Reflect</w:t>
+      </w:r>
+      <w:r>
+        <w:t xml:space="preserve"> — examine positionality, knowledge communities, and AI's role in the work.</w:t>
+      </w:r>
+    </w:p>
+    <w:p>
+      <w:pPr>
+        <w:pStyle w:val="ListParagraph"/>
+      </w:pPr>
+      <w:r>
+        <w:t xml:space="preserve">7. </w:t>
+      </w:r>
+      <w:r>
+        <w:rPr>
+          <w:b/>
+        </w:rPr>
+        <w:t>Synthesize</w:t>
+      </w:r>
+      <w:r>
+        <w:t xml:space="preserve"> — revise a complete review and defend its contribution.</w:t>
+      </w:r>
+    </w:p>
+    <w:p>
+      <w:r>
+        <w:t>You may work on a dissertation, journal article, or another research project. An exploratory or “mock” review is also welcome. The task is to learn how to build and revise a defensible account of a field; the final document may serve another purpose, but it does not have to.</w:t>
+      </w:r>
+    </w:p>
+    <w:p>
+      <w:r>
+        <w:t>The review is provisional throughout. A map can change the question. A difficult text can change the categories. Writing can reveal that the apparent gap was the wrong one. Keep those changes visible.</w:t>
+      </w:r>
+    </w:p>
+    <w:p>
+      <w:pPr>
+        <w:pStyle w:val="Heading1"/>
+      </w:pPr>
+      <w:r>
+        <w:t>Course Materials</w:t>
+      </w:r>
+    </w:p>
+    <w:p>
+      <w:r>
+        <w:t xml:space="preserve">No book purchase is proposed. Required readings and access information will be posted on Canvas. </w:t>
+      </w:r>
+      <w:r>
+        <w:rPr>
+          <w:b/>
           <w:highlight w:val="yellow"/>
         </w:rPr>
         <w:t>[TO CONFIRM]</w:t>
       </w:r>
       <w:r>
+        <w:t xml:space="preserve"> The final reading list, editions, excerpts, and student access.</w:t>
+      </w:r>
+    </w:p>
+    <w:p>
+      <w:r>
+        <w:t xml:space="preserve">Starting points carried over from 590 include Weber's </w:t>
+      </w:r>
+      <w:r>
         <w:rPr>
-          <w:b w:val="0"/>
-          <w:i w:val="0"/>
+          <w:i/>
         </w:rPr>
-        <w:t xml:space="preserve"> Any regular office-hour slot.</w:t>
-      </w:r>
-    </w:p>
-    <w:p>
-      <w:pPr>
-        <w:pStyle w:val="Heading2"/>
-      </w:pPr>
-      <w:r>
-        <w:t>Course Description</w:t>
-      </w:r>
-    </w:p>
-    <w:p>
+        <w:t>Science as a Vocation</w:t>
+      </w:r>
+      <w:r>
+        <w:t xml:space="preserve">, guidance on developing research questions and literature reviews, Spivak's </w:t>
+      </w:r>
       <w:r>
         <w:rPr>
-          <w:b w:val="0"/>
-          <w:i w:val="0"/>
+          <w:i/>
         </w:rPr>
-        <w:t>How do we conduct scholarly research in an era of generative AI? This graduate course combines the fundamentals of a rigorous literature review with a critical examination of AI-assisted scholarship. You will develop a research question, locate and organize relevant literature, read closely and across a field, and turn that work into a persuasive scholarly argument.</w:t>
-      </w:r>
-    </w:p>
-    <w:p>
-      <w:r>
-        <w:rPr>
-          <w:b w:val="0"/>
-          <w:i w:val="0"/>
-        </w:rPr>
-        <w:t>The practical work and the critical questions belong together. AI can produce a summary, propose a conceptual map, or suggest a gap. We will ask how those outputs were made, whose knowledge they privilege, what they miss, and what responsibility remains with the researcher. The aim is to develop better scholarly judgment while learning to use these tools.</w:t>
+        <w:t>Can the Subaltern Speak?</w:t>
+      </w:r>
+      <w:r>
+        <w:t xml:space="preserve">, and </w:t>
+      </w:r>
+      <w:r>
+        <w:lastRenderedPageBreak/>
+        <w:t>material on the sociology of knowledge, positionality, and AI in scholarship. These are candidates for the revised reading sequence, not a finalized reading list.</w:t>
       </w:r>
     </w:p>
     <w:p>
       <w:r>
         <w:rPr>
           <w:b/>
-          <w:i w:val="0"/>
+        </w:rPr>
+        <w:t>Canvas</w:t>
+      </w:r>
+      <w:r>
+        <w:t xml:space="preserve"> carries announcements, materials, assignment instructions, submissions, grades, and private instructor comments. A running document may be used for drafting and collaboration. </w:t>
+      </w:r>
+      <w:r>
+        <w:rPr>
+          <w:b/>
           <w:highlight w:val="yellow"/>
         </w:rPr>
         <w:t>[TO CONFIRM]</w:t>
       </w:r>
       <w:r>
-        <w:rPr>
-          <w:b w:val="0"/>
-          <w:i w:val="0"/>
-        </w:rPr>
-        <w:t xml:space="preserve"> Insert the official catalog description, course designation, credit hours, and any formal prerequisites. The description above is the working course description.</w:t>
-      </w:r>
-    </w:p>
-    <w:p>
-      <w:pPr>
-        <w:pStyle w:val="Heading2"/>
-      </w:pPr>
-      <w:r>
-        <w:t>Learning Outcomes</w:t>
-      </w:r>
-    </w:p>
-    <w:p>
-      <w:r>
-        <w:rPr>
-          <w:b w:val="0"/>
-          <w:i w:val="0"/>
-        </w:rPr>
-        <w:t>By the end of the course, you should be able to:</w:t>
-      </w:r>
-    </w:p>
-    <w:p>
-      <w:pPr>
-        <w:pStyle w:val="ListParagraph"/>
-      </w:pPr>
-      <w:r>
-        <w:rPr>
-          <w:b w:val="0"/>
-          <w:i w:val="0"/>
-        </w:rPr>
-        <w:t>1. Develop and revise a significant, feasible research question through engagement with literature.</w:t>
-      </w:r>
-    </w:p>
-    <w:p>
-      <w:pPr>
-        <w:pStyle w:val="ListParagraph"/>
-      </w:pPr>
-      <w:r>
-        <w:rPr>
-          <w:b w:val="0"/>
-          <w:i w:val="0"/>
-        </w:rPr>
-        <w:t>2. Design a transparent approach to finding, selecting, and organizing sources.</w:t>
-      </w:r>
-    </w:p>
-    <w:p>
-      <w:pPr>
-        <w:pStyle w:val="ListParagraph"/>
-      </w:pPr>
-      <w:r>
-        <w:rPr>
-          <w:b w:val="0"/>
-          <w:i w:val="0"/>
-        </w:rPr>
-        <w:t>3. Use close reading and mapping to analyze relationships, disagreements, omissions, and possible contributions.</w:t>
-      </w:r>
-    </w:p>
-    <w:p>
-      <w:pPr>
-        <w:pStyle w:val="ListParagraph"/>
-      </w:pPr>
-      <w:r>
-        <w:rPr>
-          <w:b w:val="0"/>
-          <w:i w:val="0"/>
-        </w:rPr>
-        <w:t>4. Write a coherent synthesis appropriate to a scholarly audience, with effective structure, citation, and signposting.</w:t>
-      </w:r>
-    </w:p>
-    <w:p>
-      <w:pPr>
-        <w:pStyle w:val="ListParagraph"/>
-      </w:pPr>
-      <w:r>
-        <w:rPr>
-          <w:b w:val="0"/>
-          <w:i w:val="0"/>
-        </w:rPr>
-        <w:t>5. Explain how positionality and knowledge communities shape research questions and interpretation.</w:t>
-      </w:r>
-    </w:p>
-    <w:p>
-      <w:pPr>
-        <w:pStyle w:val="ListParagraph"/>
-      </w:pPr>
-      <w:r>
-        <w:rPr>
-          <w:b w:val="0"/>
-          <w:i w:val="0"/>
-        </w:rPr>
-        <w:t>6. Evaluate AI-assisted research outputs, verify their sources, and account for how AI influenced the work.</w:t>
-      </w:r>
-    </w:p>
-    <w:p>
-      <w:pPr>
-        <w:pStyle w:val="Heading2"/>
-      </w:pPr>
-      <w:r>
-        <w:t>Course Outline</w:t>
-      </w:r>
-    </w:p>
-    <w:p>
-      <w:r>
-        <w:rPr>
-          <w:b w:val="0"/>
-          <w:i w:val="0"/>
-        </w:rPr>
-        <w:t>The course develops a cumulative literature review through seven connected activities:</w:t>
-      </w:r>
-    </w:p>
-    <w:p>
-      <w:pPr>
-        <w:pStyle w:val="ListParagraph"/>
-      </w:pPr>
-      <w:r>
-        <w:rPr>
-          <w:b w:val="0"/>
-          <w:i w:val="0"/>
-        </w:rPr>
-        <w:t xml:space="preserve">1. </w:t>
+        <w:t xml:space="preserve"> Create a new class workspace; do not reuse last year's shared document.</w:t>
+      </w:r>
+    </w:p>
+    <w:p>
+      <w:r>
+        <w:t xml:space="preserve">Use a reference manager or another reliable way to retain full citations and notes. AI-supported exercises are part of the proposed seminar design. </w:t>
       </w:r>
       <w:r>
         <w:rPr>
           <w:b/>
-          <w:i w:val="0"/>
-        </w:rPr>
-        <w:t>Question</w:t>
-      </w:r>
-      <w:r>
-        <w:rPr>
-          <w:b w:val="0"/>
-          <w:i w:val="0"/>
-        </w:rPr>
-        <w:t xml:space="preserve"> — define a significant, feasible research topic and provisional question.</w:t>
-      </w:r>
-    </w:p>
-    <w:p>
-      <w:pPr>
-        <w:pStyle w:val="ListParagraph"/>
-      </w:pPr>
-      <w:r>
-        <w:rPr>
-          <w:b w:val="0"/>
-          <w:i w:val="0"/>
-        </w:rPr>
-        <w:t xml:space="preserve">2. </w:t>
-      </w:r>
-      <w:r>
-        <w:rPr>
-          <w:b/>
-          <w:i w:val="0"/>
-        </w:rPr>
-        <w:t>Design</w:t>
-      </w:r>
-      <w:r>
-        <w:rPr>
-          <w:b w:val="0"/>
-          <w:i w:val="0"/>
-        </w:rPr>
-        <w:t xml:space="preserve"> — set the review's purpose, scope, search approach, and audience.</w:t>
-      </w:r>
-    </w:p>
-    <w:p>
-      <w:pPr>
-        <w:pStyle w:val="ListParagraph"/>
-      </w:pPr>
-      <w:r>
-        <w:rPr>
-          <w:b w:val="0"/>
-          <w:i w:val="0"/>
-        </w:rPr>
-        <w:t xml:space="preserve">3. </w:t>
-      </w:r>
-      <w:r>
-        <w:rPr>
-          <w:b/>
-          <w:i w:val="0"/>
-        </w:rPr>
-        <w:t>Map</w:t>
-      </w:r>
-      <w:r>
-        <w:rPr>
-          <w:b w:val="0"/>
-          <w:i w:val="0"/>
-        </w:rPr>
-        <w:t xml:space="preserve"> — identify relationships, disagreements, and gaps in the literature.</w:t>
-      </w:r>
-    </w:p>
-    <w:p>
-      <w:pPr>
-        <w:pStyle w:val="ListParagraph"/>
-      </w:pPr>
-      <w:r>
-        <w:rPr>
-          <w:b w:val="0"/>
-          <w:i w:val="0"/>
-        </w:rPr>
-        <w:t xml:space="preserve">4. </w:t>
-      </w:r>
-      <w:r>
-        <w:rPr>
-          <w:b/>
-          <w:i w:val="0"/>
-        </w:rPr>
-        <w:t>Interpret and write</w:t>
-      </w:r>
-      <w:r>
-        <w:rPr>
-          <w:b w:val="0"/>
-          <w:i w:val="0"/>
-        </w:rPr>
-        <w:t xml:space="preserve"> — read difficult texts and compare scientific and humanities writing conventions.</w:t>
-      </w:r>
-    </w:p>
-    <w:p>
-      <w:pPr>
-        <w:pStyle w:val="ListParagraph"/>
-      </w:pPr>
-      <w:r>
-        <w:rPr>
-          <w:b w:val="0"/>
-          <w:i w:val="0"/>
-        </w:rPr>
-        <w:t xml:space="preserve">5. </w:t>
-      </w:r>
-      <w:r>
-        <w:rPr>
-          <w:b/>
-          <w:i w:val="0"/>
-        </w:rPr>
-        <w:t>Structure</w:t>
-      </w:r>
-      <w:r>
-        <w:rPr>
-          <w:b w:val="0"/>
-          <w:i w:val="0"/>
-        </w:rPr>
-        <w:t xml:space="preserve"> — organize a synthesis and guide the reader with framing and signposting.</w:t>
-      </w:r>
-    </w:p>
-    <w:p>
-      <w:pPr>
-        <w:pStyle w:val="ListParagraph"/>
-      </w:pPr>
-      <w:r>
-        <w:rPr>
-          <w:b w:val="0"/>
-          <w:i w:val="0"/>
-        </w:rPr>
-        <w:t xml:space="preserve">6. </w:t>
-      </w:r>
-      <w:r>
-        <w:rPr>
-          <w:b/>
-          <w:i w:val="0"/>
-        </w:rPr>
-        <w:t>Reflect</w:t>
-      </w:r>
-      <w:r>
-        <w:rPr>
-          <w:b w:val="0"/>
-          <w:i w:val="0"/>
-        </w:rPr>
-        <w:t xml:space="preserve"> — examine positionality, knowledge communities, and AI's role in the work.</w:t>
-      </w:r>
-    </w:p>
-    <w:p>
-      <w:pPr>
-        <w:pStyle w:val="ListParagraph"/>
-      </w:pPr>
-      <w:r>
-        <w:rPr>
-          <w:b w:val="0"/>
-          <w:i w:val="0"/>
-        </w:rPr>
-        <w:t xml:space="preserve">7. </w:t>
-      </w:r>
-      <w:r>
-        <w:rPr>
-          <w:b/>
-          <w:i w:val="0"/>
-        </w:rPr>
-        <w:t>Synthesize</w:t>
-      </w:r>
-      <w:r>
-        <w:rPr>
-          <w:b w:val="0"/>
-          <w:i w:val="0"/>
-        </w:rPr>
-        <w:t xml:space="preserve"> — revise a complete review and defend its contribution.</w:t>
-      </w:r>
-    </w:p>
-    <w:p>
-      <w:r>
-        <w:rPr>
-          <w:b w:val="0"/>
-          <w:i w:val="0"/>
-        </w:rPr>
-        <w:t>You may work on a dissertation, journal article, or another research project. An exploratory or “mock” review is also welcome. The task is to learn how to build and revise a defensible account of a field; the final document may serve another purpose, but it does not have to.</w:t>
-      </w:r>
-    </w:p>
-    <w:p>
-      <w:r>
-        <w:rPr>
-          <w:b w:val="0"/>
-          <w:i w:val="0"/>
-        </w:rPr>
-        <w:t>The review is provisional throughout. A map can change the question. A difficult text can change the categories. Writing can reveal that the apparent gap was the wrong one. Keep those changes visible.</w:t>
-      </w:r>
-    </w:p>
-    <w:p>
-      <w:pPr>
-        <w:pStyle w:val="Heading1"/>
-      </w:pPr>
-      <w:r>
-        <w:t>Course Materials</w:t>
-      </w:r>
-    </w:p>
-    <w:p>
-      <w:r>
-        <w:rPr>
-          <w:b w:val="0"/>
-          <w:i w:val="0"/>
-        </w:rPr>
-        <w:t xml:space="preserve">No book purchase is proposed. Required readings and access information will be posted on Canvas. </w:t>
-      </w:r>
-      <w:r>
-        <w:rPr>
-          <w:b/>
-          <w:i w:val="0"/>
           <w:highlight w:val="yellow"/>
         </w:rPr>
         <w:t>[TO CONFIRM]</w:t>
       </w:r>
       <w:r>
-        <w:rPr>
-          <w:b w:val="0"/>
-          <w:i w:val="0"/>
-        </w:rPr>
-        <w:t xml:space="preserve"> The final reading list, editions, excerpts, and student access.</w:t>
-      </w:r>
-    </w:p>
-    <w:p>
-      <w:r>
-        <w:rPr>
-          <w:b w:val="0"/>
-          <w:i w:val="0"/>
-        </w:rPr>
-        <w:t xml:space="preserve">Starting points carried over from 590 include Weber's </w:t>
-      </w:r>
-      <w:r>
-        <w:rPr>
-          <w:b w:val="0"/>
-          <w:i/>
-        </w:rPr>
-        <w:t>Science as a Vocation</w:t>
-      </w:r>
-      <w:r>
-        <w:rPr>
-          <w:b w:val="0"/>
-          <w:i w:val="0"/>
-        </w:rPr>
-        <w:t xml:space="preserve">, guidance on developing research questions and literature reviews, Spivak's </w:t>
-      </w:r>
-      <w:r>
-        <w:rPr>
-          <w:b w:val="0"/>
-          <w:i/>
-        </w:rPr>
-        <w:t>Can the Subaltern Speak?</w:t>
-      </w:r>
-      <w:r>
-        <w:rPr>
-          <w:b w:val="0"/>
-          <w:i w:val="0"/>
-        </w:rPr>
-        <w:t>, and material on the sociology of knowledge, positionality, and AI in scholarship. These are candidates for the revised reading sequence, not a finalized reading list.</w:t>
-      </w:r>
-    </w:p>
-    <w:p>
+        <w:t xml:space="preserve"> Available tools and equivalent alternatives where access, cost, privacy, or accessibility would create a barrier. No paid AI subscription is required by this draft.</w:t>
+      </w:r>
+    </w:p>
+    <w:p>
+      <w:r>
+        <w:t>Do not put confidential, identifiable, or restricted material into an AI service. Use public or appropriately permitted materials for experiments and check the relevant institutional guidance before using research data.</w:t>
+      </w:r>
+    </w:p>
+    <w:p>
+      <w:pPr>
+        <w:pStyle w:val="Heading1"/>
+      </w:pPr>
+      <w:r>
+        <w:t>Course Requirements and Policies</w:t>
+      </w:r>
+    </w:p>
+    <w:p>
+      <w:pPr>
+        <w:pStyle w:val="Heading2"/>
+      </w:pPr>
+      <w:r>
+        <w:t>What I Expect from You</w:t>
+      </w:r>
+    </w:p>
+    <w:p>
+      <w:r>
+        <w:t xml:space="preserve">For planning, allow approximately </w:t>
+      </w:r>
       <w:r>
         <w:rPr>
           <w:b/>
-          <w:i w:val="0"/>
         </w:rPr>
-        <w:t>Canvas</w:t>
-      </w:r>
-      <w:r>
-        <w:rPr>
-          <w:b w:val="0"/>
-          <w:i w:val="0"/>
-        </w:rPr>
-        <w:t xml:space="preserve"> carries announcements, materials, assignment instructions, submissions, grades, and private instructor comments. A running document may be used for drafting and collaboration. </w:t>
+        <w:t>20 hours per active teaching week</w:t>
+      </w:r>
+      <w:r>
+        <w:t xml:space="preserve">, including the seminar. This is a proposed workload for the four-credit compressed format; </w:t>
       </w:r>
       <w:r>
         <w:rPr>
           <w:b/>
-          <w:i w:val="0"/>
           <w:highlight w:val="yellow"/>
         </w:rPr>
         <w:t>[TO CONFIRM]</w:t>
       </w:r>
       <w:r>
-        <w:rPr>
-          <w:b w:val="0"/>
-          <w:i w:val="0"/>
-        </w:rPr>
-        <w:t xml:space="preserve"> Create a new class workspace; do not reuse last year's shared document.</w:t>
-      </w:r>
-    </w:p>
-    <w:p>
-      <w:r>
-        <w:rPr>
-          <w:b w:val="0"/>
-          <w:i w:val="0"/>
-        </w:rPr>
-        <w:t xml:space="preserve">Use a reference manager or another reliable way to retain full citations and notes. AI-supported exercises are part of the proposed seminar design. </w:t>
-      </w:r>
-      <w:r>
-        <w:rPr>
-          <w:b/>
-          <w:i w:val="0"/>
-          <w:highlight w:val="yellow"/>
-        </w:rPr>
-        <w:t>[TO CONFIRM]</w:t>
-      </w:r>
-      <w:r>
-        <w:rPr>
-          <w:b w:val="0"/>
-          <w:i w:val="0"/>
-        </w:rPr>
-        <w:t xml:space="preserve"> Available tools and equivalent alternatives where access, cost, privacy, or accessibility would create a barrier. No paid AI subscription is required by this draft.</w:t>
-      </w:r>
-    </w:p>
-    <w:p>
-      <w:r>
-        <w:rPr>
-          <w:b w:val="0"/>
-          <w:i w:val="0"/>
-        </w:rPr>
-        <w:t>Do not put confidential, identifiable, or restricted material into an AI service. Use public or appropriately permitted materials for experiments and check the relevant institutional guidance before using research data.</w:t>
-      </w:r>
-    </w:p>
-    <w:p>
-      <w:pPr>
-        <w:pStyle w:val="Heading1"/>
-      </w:pPr>
-      <w:r>
-        <w:t>Course Requirements and Policies</w:t>
-      </w:r>
-    </w:p>
-    <w:p>
-      <w:pPr>
-        <w:pStyle w:val="Heading2"/>
-      </w:pPr>
-      <w:r>
-        <w:t>What I Expect from You</w:t>
-      </w:r>
-    </w:p>
-    <w:p>
-      <w:r>
-        <w:rPr>
-          <w:b w:val="0"/>
-          <w:i w:val="0"/>
-        </w:rPr>
-        <w:t xml:space="preserve">For planning, allow approximately </w:t>
-      </w:r>
-      <w:r>
-        <w:rPr>
-          <w:b/>
-          <w:i w:val="0"/>
-        </w:rPr>
-        <w:t>20 hours per active teaching week</w:t>
-      </w:r>
-      <w:r>
-        <w:rPr>
-          <w:b w:val="0"/>
-          <w:i w:val="0"/>
-        </w:rPr>
-        <w:t xml:space="preserve">, including the seminar. This is a proposed workload for the four-credit compressed format; </w:t>
-      </w:r>
-      <w:r>
-        <w:rPr>
-          <w:b/>
-          <w:i w:val="0"/>
-          <w:highlight w:val="yellow"/>
-        </w:rPr>
-        <w:t>[TO CONFIRM]</w:t>
-      </w:r>
-      <w:r>
-        <w:rPr>
-          <w:b w:val="0"/>
-          <w:i w:val="0"/>
-        </w:rPr>
         <w:t xml:space="preserve"> the final credit and workload expectations.</w:t>
       </w:r>
     </w:p>
     <w:tbl>
       <w:tblPr>
-        <w:tblW w:type="auto" w:w="0"/>
+        <w:tblW w:w="0" w:type="auto"/>
         <w:jc w:val="center"/>
         <w:tblLayout w:type="fixed"/>
-        <w:tblLook w:firstColumn="1" w:firstRow="1" w:lastColumn="0" w:lastRow="0" w:noHBand="0" w:noVBand="1" w:val="04A0"/>
+        <w:tblLook w:val="04A0" w:firstRow="1" w:lastRow="0" w:firstColumn="1" w:lastColumn="0" w:noHBand="0" w:noVBand="1"/>
       </w:tblPr>
       <w:tblGrid>
         <w:gridCol w:w="7056"/>
@@ -1290,35 +1049,35 @@
       </w:tblGrid>
       <w:tr>
         <w:trPr>
+          <w:cantSplit/>
           <w:tblHeader/>
-          <w:cantSplit/>
+          <w:jc w:val="center"/>
         </w:trPr>
         <w:tc>
           <w:tcPr>
-            <w:tcW w:type="dxa" w:w="7056"/>
-            <w:vAlign w:val="center"/>
-            <w:tcBorders>
-              <w:top w:val="single" w:sz="4" w:color="D9D9D9"/>
-              <w:left w:val="single" w:sz="4" w:color="D9D9D9"/>
-              <w:bottom w:val="single" w:sz="4" w:color="D9D9D9"/>
-              <w:right w:val="single" w:sz="4" w:color="D9D9D9"/>
-            </w:tcBorders>
+            <w:tcW w:w="7056" w:type="dxa"/>
+            <w:tcBorders>
+              <w:top w:val="single" w:sz="4" w:space="0" w:color="D9D9D9"/>
+              <w:left w:val="single" w:sz="4" w:space="0" w:color="D9D9D9"/>
+              <w:bottom w:val="single" w:sz="4" w:space="0" w:color="D9D9D9"/>
+              <w:right w:val="single" w:sz="4" w:space="0" w:color="D9D9D9"/>
+            </w:tcBorders>
+            <w:shd w:val="clear" w:color="auto" w:fill="E8ECF0"/>
             <w:tcMar>
               <w:top w:w="90" w:type="dxa"/>
               <w:left w:w="90" w:type="dxa"/>
               <w:bottom w:w="90" w:type="dxa"/>
               <w:right w:w="90" w:type="dxa"/>
             </w:tcMar>
-            <w:shd w:fill="E8ECF0"/>
-          </w:tcPr>
-          <w:p>
-            <w:pPr>
-              <w:spacing w:after="20" w:before="20" w:line="240" w:lineRule="auto"/>
+            <w:vAlign w:val="center"/>
+          </w:tcPr>
+          <w:p>
+            <w:pPr>
+              <w:spacing w:before="20" w:after="20" w:line="240" w:lineRule="auto"/>
             </w:pPr>
             <w:r>
               <w:rPr>
                 <w:b/>
-                <w:i w:val="0"/>
                 <w:sz w:val="20"/>
               </w:rPr>
               <w:t>Activity</w:t>
@@ -1327,30 +1086,29 @@
         </w:tc>
         <w:tc>
           <w:tcPr>
-            <w:tcW w:type="dxa" w:w="2304"/>
-            <w:vAlign w:val="center"/>
-            <w:tcBorders>
-              <w:top w:val="single" w:sz="4" w:color="D9D9D9"/>
-              <w:left w:val="single" w:sz="4" w:color="D9D9D9"/>
-              <w:bottom w:val="single" w:sz="4" w:color="D9D9D9"/>
-              <w:right w:val="single" w:sz="4" w:color="D9D9D9"/>
-            </w:tcBorders>
+            <w:tcW w:w="2304" w:type="dxa"/>
+            <w:tcBorders>
+              <w:top w:val="single" w:sz="4" w:space="0" w:color="D9D9D9"/>
+              <w:left w:val="single" w:sz="4" w:space="0" w:color="D9D9D9"/>
+              <w:bottom w:val="single" w:sz="4" w:space="0" w:color="D9D9D9"/>
+              <w:right w:val="single" w:sz="4" w:space="0" w:color="D9D9D9"/>
+            </w:tcBorders>
+            <w:shd w:val="clear" w:color="auto" w:fill="E8ECF0"/>
             <w:tcMar>
               <w:top w:w="90" w:type="dxa"/>
               <w:left w:w="90" w:type="dxa"/>
               <w:bottom w:w="90" w:type="dxa"/>
               <w:right w:w="90" w:type="dxa"/>
             </w:tcMar>
-            <w:shd w:fill="E8ECF0"/>
-          </w:tcPr>
-          <w:p>
-            <w:pPr>
-              <w:spacing w:after="20" w:before="20" w:line="240" w:lineRule="auto"/>
+            <w:vAlign w:val="center"/>
+          </w:tcPr>
+          <w:p>
+            <w:pPr>
+              <w:spacing w:before="20" w:after="20" w:line="240" w:lineRule="auto"/>
             </w:pPr>
             <w:r>
               <w:rPr>
                 <w:b/>
-                <w:i w:val="0"/>
                 <w:sz w:val="20"/>
               </w:rPr>
               <w:t>Planning allowance per active week</w:t>
@@ -1361,16 +1119,16 @@
       <w:tr>
         <w:trPr>
           <w:cantSplit/>
+          <w:jc w:val="center"/>
         </w:trPr>
         <w:tc>
           <w:tcPr>
-            <w:tcW w:type="dxa" w:w="7056"/>
-            <w:vAlign w:val="center"/>
-            <w:tcBorders>
-              <w:top w:val="single" w:sz="4" w:color="D9D9D9"/>
-              <w:left w:val="single" w:sz="4" w:color="D9D9D9"/>
-              <w:bottom w:val="single" w:sz="4" w:color="D9D9D9"/>
-              <w:right w:val="single" w:sz="4" w:color="D9D9D9"/>
+            <w:tcW w:w="7056" w:type="dxa"/>
+            <w:tcBorders>
+              <w:top w:val="single" w:sz="4" w:space="0" w:color="D9D9D9"/>
+              <w:left w:val="single" w:sz="4" w:space="0" w:color="D9D9D9"/>
+              <w:bottom w:val="single" w:sz="4" w:space="0" w:color="D9D9D9"/>
+              <w:right w:val="single" w:sz="4" w:space="0" w:color="D9D9D9"/>
             </w:tcBorders>
             <w:tcMar>
               <w:top w:w="90" w:type="dxa"/>
@@ -1378,15 +1136,14 @@
               <w:bottom w:w="90" w:type="dxa"/>
               <w:right w:w="90" w:type="dxa"/>
             </w:tcMar>
-          </w:tcPr>
-          <w:p>
-            <w:pPr>
-              <w:spacing w:after="20" w:before="20" w:line="240" w:lineRule="auto"/>
-            </w:pPr>
-            <w:r>
-              <w:rPr>
-                <w:b w:val="0"/>
-                <w:i w:val="0"/>
+            <w:vAlign w:val="center"/>
+          </w:tcPr>
+          <w:p>
+            <w:pPr>
+              <w:spacing w:before="20" w:after="20" w:line="240" w:lineRule="auto"/>
+            </w:pPr>
+            <w:r>
+              <w:rPr>
                 <w:sz w:val="20"/>
               </w:rPr>
               <w:t>Seminar and collaborative workshop</w:t>
@@ -1395,13 +1152,12 @@
         </w:tc>
         <w:tc>
           <w:tcPr>
-            <w:tcW w:type="dxa" w:w="2304"/>
-            <w:vAlign w:val="center"/>
-            <w:tcBorders>
-              <w:top w:val="single" w:sz="4" w:color="D9D9D9"/>
-              <w:left w:val="single" w:sz="4" w:color="D9D9D9"/>
-              <w:bottom w:val="single" w:sz="4" w:color="D9D9D9"/>
-              <w:right w:val="single" w:sz="4" w:color="D9D9D9"/>
+            <w:tcW w:w="2304" w:type="dxa"/>
+            <w:tcBorders>
+              <w:top w:val="single" w:sz="4" w:space="0" w:color="D9D9D9"/>
+              <w:left w:val="single" w:sz="4" w:space="0" w:color="D9D9D9"/>
+              <w:bottom w:val="single" w:sz="4" w:space="0" w:color="D9D9D9"/>
+              <w:right w:val="single" w:sz="4" w:space="0" w:color="D9D9D9"/>
             </w:tcBorders>
             <w:tcMar>
               <w:top w:w="90" w:type="dxa"/>
@@ -1409,15 +1165,14 @@
               <w:bottom w:w="90" w:type="dxa"/>
               <w:right w:w="90" w:type="dxa"/>
             </w:tcMar>
-          </w:tcPr>
-          <w:p>
-            <w:pPr>
-              <w:spacing w:after="20" w:before="20" w:line="240" w:lineRule="auto"/>
-            </w:pPr>
-            <w:r>
-              <w:rPr>
-                <w:b w:val="0"/>
-                <w:i w:val="0"/>
+            <w:vAlign w:val="center"/>
+          </w:tcPr>
+          <w:p>
+            <w:pPr>
+              <w:spacing w:before="20" w:after="20" w:line="240" w:lineRule="auto"/>
+            </w:pPr>
+            <w:r>
+              <w:rPr>
                 <w:sz w:val="20"/>
               </w:rPr>
               <w:t>About 3 hours</w:t>
@@ -1428,16 +1183,16 @@
       <w:tr>
         <w:trPr>
           <w:cantSplit/>
+          <w:jc w:val="center"/>
         </w:trPr>
         <w:tc>
           <w:tcPr>
-            <w:tcW w:type="dxa" w:w="7056"/>
-            <w:vAlign w:val="center"/>
-            <w:tcBorders>
-              <w:top w:val="single" w:sz="4" w:color="D9D9D9"/>
-              <w:left w:val="single" w:sz="4" w:color="D9D9D9"/>
-              <w:bottom w:val="single" w:sz="4" w:color="D9D9D9"/>
-              <w:right w:val="single" w:sz="4" w:color="D9D9D9"/>
+            <w:tcW w:w="7056" w:type="dxa"/>
+            <w:tcBorders>
+              <w:top w:val="single" w:sz="4" w:space="0" w:color="D9D9D9"/>
+              <w:left w:val="single" w:sz="4" w:space="0" w:color="D9D9D9"/>
+              <w:bottom w:val="single" w:sz="4" w:space="0" w:color="D9D9D9"/>
+              <w:right w:val="single" w:sz="4" w:space="0" w:color="D9D9D9"/>
             </w:tcBorders>
             <w:tcMar>
               <w:top w:w="90" w:type="dxa"/>
@@ -1445,15 +1200,14 @@
               <w:bottom w:w="90" w:type="dxa"/>
               <w:right w:w="90" w:type="dxa"/>
             </w:tcMar>
-          </w:tcPr>
-          <w:p>
-            <w:pPr>
-              <w:spacing w:after="20" w:before="20" w:line="240" w:lineRule="auto"/>
-            </w:pPr>
-            <w:r>
-              <w:rPr>
-                <w:b w:val="0"/>
-                <w:i w:val="0"/>
+            <w:vAlign w:val="center"/>
+          </w:tcPr>
+          <w:p>
+            <w:pPr>
+              <w:spacing w:before="20" w:after="20" w:line="240" w:lineRule="auto"/>
+            </w:pPr>
+            <w:r>
+              <w:rPr>
                 <w:sz w:val="20"/>
               </w:rPr>
               <w:t>Reading and annotation</w:t>
@@ -1462,13 +1216,12 @@
         </w:tc>
         <w:tc>
           <w:tcPr>
-            <w:tcW w:type="dxa" w:w="2304"/>
-            <w:vAlign w:val="center"/>
-            <w:tcBorders>
-              <w:top w:val="single" w:sz="4" w:color="D9D9D9"/>
-              <w:left w:val="single" w:sz="4" w:color="D9D9D9"/>
-              <w:bottom w:val="single" w:sz="4" w:color="D9D9D9"/>
-              <w:right w:val="single" w:sz="4" w:color="D9D9D9"/>
+            <w:tcW w:w="2304" w:type="dxa"/>
+            <w:tcBorders>
+              <w:top w:val="single" w:sz="4" w:space="0" w:color="D9D9D9"/>
+              <w:left w:val="single" w:sz="4" w:space="0" w:color="D9D9D9"/>
+              <w:bottom w:val="single" w:sz="4" w:space="0" w:color="D9D9D9"/>
+              <w:right w:val="single" w:sz="4" w:space="0" w:color="D9D9D9"/>
             </w:tcBorders>
             <w:tcMar>
               <w:top w:w="90" w:type="dxa"/>
@@ -1476,15 +1229,14 @@
               <w:bottom w:w="90" w:type="dxa"/>
               <w:right w:w="90" w:type="dxa"/>
             </w:tcMar>
-          </w:tcPr>
-          <w:p>
-            <w:pPr>
-              <w:spacing w:after="20" w:before="20" w:line="240" w:lineRule="auto"/>
-            </w:pPr>
-            <w:r>
-              <w:rPr>
-                <w:b w:val="0"/>
-                <w:i w:val="0"/>
+            <w:vAlign w:val="center"/>
+          </w:tcPr>
+          <w:p>
+            <w:pPr>
+              <w:spacing w:before="20" w:after="20" w:line="240" w:lineRule="auto"/>
+            </w:pPr>
+            <w:r>
+              <w:rPr>
                 <w:sz w:val="20"/>
               </w:rPr>
               <w:t>About 5 hours</w:t>
@@ -1495,16 +1247,16 @@
       <w:tr>
         <w:trPr>
           <w:cantSplit/>
+          <w:jc w:val="center"/>
         </w:trPr>
         <w:tc>
           <w:tcPr>
-            <w:tcW w:type="dxa" w:w="7056"/>
-            <w:vAlign w:val="center"/>
-            <w:tcBorders>
-              <w:top w:val="single" w:sz="4" w:color="D9D9D9"/>
-              <w:left w:val="single" w:sz="4" w:color="D9D9D9"/>
-              <w:bottom w:val="single" w:sz="4" w:color="D9D9D9"/>
-              <w:right w:val="single" w:sz="4" w:color="D9D9D9"/>
+            <w:tcW w:w="7056" w:type="dxa"/>
+            <w:tcBorders>
+              <w:top w:val="single" w:sz="4" w:space="0" w:color="D9D9D9"/>
+              <w:left w:val="single" w:sz="4" w:space="0" w:color="D9D9D9"/>
+              <w:bottom w:val="single" w:sz="4" w:space="0" w:color="D9D9D9"/>
+              <w:right w:val="single" w:sz="4" w:space="0" w:color="D9D9D9"/>
             </w:tcBorders>
             <w:tcMar>
               <w:top w:w="90" w:type="dxa"/>
@@ -1512,15 +1264,14 @@
               <w:bottom w:w="90" w:type="dxa"/>
               <w:right w:w="90" w:type="dxa"/>
             </w:tcMar>
-          </w:tcPr>
-          <w:p>
-            <w:pPr>
-              <w:spacing w:after="20" w:before="20" w:line="240" w:lineRule="auto"/>
-            </w:pPr>
-            <w:r>
-              <w:rPr>
-                <w:b w:val="0"/>
-                <w:i w:val="0"/>
+            <w:vAlign w:val="center"/>
+          </w:tcPr>
+          <w:p>
+            <w:pPr>
+              <w:spacing w:before="20" w:after="20" w:line="240" w:lineRule="auto"/>
+            </w:pPr>
+            <w:r>
+              <w:rPr>
                 <w:sz w:val="20"/>
               </w:rPr>
               <w:t>Literature searching, source verification, and mapping</w:t>
@@ -1529,13 +1280,12 @@
         </w:tc>
         <w:tc>
           <w:tcPr>
-            <w:tcW w:type="dxa" w:w="2304"/>
-            <w:vAlign w:val="center"/>
-            <w:tcBorders>
-              <w:top w:val="single" w:sz="4" w:color="D9D9D9"/>
-              <w:left w:val="single" w:sz="4" w:color="D9D9D9"/>
-              <w:bottom w:val="single" w:sz="4" w:color="D9D9D9"/>
-              <w:right w:val="single" w:sz="4" w:color="D9D9D9"/>
+            <w:tcW w:w="2304" w:type="dxa"/>
+            <w:tcBorders>
+              <w:top w:val="single" w:sz="4" w:space="0" w:color="D9D9D9"/>
+              <w:left w:val="single" w:sz="4" w:space="0" w:color="D9D9D9"/>
+              <w:bottom w:val="single" w:sz="4" w:space="0" w:color="D9D9D9"/>
+              <w:right w:val="single" w:sz="4" w:space="0" w:color="D9D9D9"/>
             </w:tcBorders>
             <w:tcMar>
               <w:top w:w="90" w:type="dxa"/>
@@ -1543,15 +1293,14 @@
               <w:bottom w:w="90" w:type="dxa"/>
               <w:right w:w="90" w:type="dxa"/>
             </w:tcMar>
-          </w:tcPr>
-          <w:p>
-            <w:pPr>
-              <w:spacing w:after="20" w:before="20" w:line="240" w:lineRule="auto"/>
-            </w:pPr>
-            <w:r>
-              <w:rPr>
-                <w:b w:val="0"/>
-                <w:i w:val="0"/>
+            <w:vAlign w:val="center"/>
+          </w:tcPr>
+          <w:p>
+            <w:pPr>
+              <w:spacing w:before="20" w:after="20" w:line="240" w:lineRule="auto"/>
+            </w:pPr>
+            <w:r>
+              <w:rPr>
                 <w:sz w:val="20"/>
               </w:rPr>
               <w:t>About 4 hours</w:t>
@@ -1562,16 +1311,16 @@
       <w:tr>
         <w:trPr>
           <w:cantSplit/>
+          <w:jc w:val="center"/>
         </w:trPr>
         <w:tc>
           <w:tcPr>
-            <w:tcW w:type="dxa" w:w="7056"/>
-            <w:vAlign w:val="center"/>
-            <w:tcBorders>
-              <w:top w:val="single" w:sz="4" w:color="D9D9D9"/>
-              <w:left w:val="single" w:sz="4" w:color="D9D9D9"/>
-              <w:bottom w:val="single" w:sz="4" w:color="D9D9D9"/>
-              <w:right w:val="single" w:sz="4" w:color="D9D9D9"/>
+            <w:tcW w:w="7056" w:type="dxa"/>
+            <w:tcBorders>
+              <w:top w:val="single" w:sz="4" w:space="0" w:color="D9D9D9"/>
+              <w:left w:val="single" w:sz="4" w:space="0" w:color="D9D9D9"/>
+              <w:bottom w:val="single" w:sz="4" w:space="0" w:color="D9D9D9"/>
+              <w:right w:val="single" w:sz="4" w:space="0" w:color="D9D9D9"/>
             </w:tcBorders>
             <w:tcMar>
               <w:top w:w="90" w:type="dxa"/>
@@ -1579,15 +1328,14 @@
               <w:bottom w:w="90" w:type="dxa"/>
               <w:right w:w="90" w:type="dxa"/>
             </w:tcMar>
-          </w:tcPr>
-          <w:p>
-            <w:pPr>
-              <w:spacing w:after="20" w:before="20" w:line="240" w:lineRule="auto"/>
-            </w:pPr>
-            <w:r>
-              <w:rPr>
-                <w:b w:val="0"/>
-                <w:i w:val="0"/>
+            <w:vAlign w:val="center"/>
+          </w:tcPr>
+          <w:p>
+            <w:pPr>
+              <w:spacing w:before="20" w:after="20" w:line="240" w:lineRule="auto"/>
+            </w:pPr>
+            <w:r>
+              <w:rPr>
                 <w:sz w:val="20"/>
               </w:rPr>
               <w:t>Writing and revising the cumulative review</w:t>
@@ -1596,13 +1344,12 @@
         </w:tc>
         <w:tc>
           <w:tcPr>
-            <w:tcW w:type="dxa" w:w="2304"/>
-            <w:vAlign w:val="center"/>
-            <w:tcBorders>
-              <w:top w:val="single" w:sz="4" w:color="D9D9D9"/>
-              <w:left w:val="single" w:sz="4" w:color="D9D9D9"/>
-              <w:bottom w:val="single" w:sz="4" w:color="D9D9D9"/>
-              <w:right w:val="single" w:sz="4" w:color="D9D9D9"/>
+            <w:tcW w:w="2304" w:type="dxa"/>
+            <w:tcBorders>
+              <w:top w:val="single" w:sz="4" w:space="0" w:color="D9D9D9"/>
+              <w:left w:val="single" w:sz="4" w:space="0" w:color="D9D9D9"/>
+              <w:bottom w:val="single" w:sz="4" w:space="0" w:color="D9D9D9"/>
+              <w:right w:val="single" w:sz="4" w:space="0" w:color="D9D9D9"/>
             </w:tcBorders>
             <w:tcMar>
               <w:top w:w="90" w:type="dxa"/>
@@ -1610,15 +1357,14 @@
               <w:bottom w:w="90" w:type="dxa"/>
               <w:right w:w="90" w:type="dxa"/>
             </w:tcMar>
-          </w:tcPr>
-          <w:p>
-            <w:pPr>
-              <w:spacing w:after="20" w:before="20" w:line="240" w:lineRule="auto"/>
-            </w:pPr>
-            <w:r>
-              <w:rPr>
-                <w:b w:val="0"/>
-                <w:i w:val="0"/>
+            <w:vAlign w:val="center"/>
+          </w:tcPr>
+          <w:p>
+            <w:pPr>
+              <w:spacing w:before="20" w:after="20" w:line="240" w:lineRule="auto"/>
+            </w:pPr>
+            <w:r>
+              <w:rPr>
                 <w:sz w:val="20"/>
               </w:rPr>
               <w:t>About 6 hours</w:t>
@@ -1629,16 +1375,16 @@
       <w:tr>
         <w:trPr>
           <w:cantSplit/>
+          <w:jc w:val="center"/>
         </w:trPr>
         <w:tc>
           <w:tcPr>
-            <w:tcW w:type="dxa" w:w="7056"/>
-            <w:vAlign w:val="center"/>
-            <w:tcBorders>
-              <w:top w:val="single" w:sz="4" w:color="D9D9D9"/>
-              <w:left w:val="single" w:sz="4" w:color="D9D9D9"/>
-              <w:bottom w:val="single" w:sz="4" w:color="D9D9D9"/>
-              <w:right w:val="single" w:sz="4" w:color="D9D9D9"/>
+            <w:tcW w:w="7056" w:type="dxa"/>
+            <w:tcBorders>
+              <w:top w:val="single" w:sz="4" w:space="0" w:color="D9D9D9"/>
+              <w:left w:val="single" w:sz="4" w:space="0" w:color="D9D9D9"/>
+              <w:bottom w:val="single" w:sz="4" w:space="0" w:color="D9D9D9"/>
+              <w:right w:val="single" w:sz="4" w:space="0" w:color="D9D9D9"/>
             </w:tcBorders>
             <w:tcMar>
               <w:top w:w="90" w:type="dxa"/>
@@ -1646,15 +1392,14 @@
               <w:bottom w:w="90" w:type="dxa"/>
               <w:right w:w="90" w:type="dxa"/>
             </w:tcMar>
-          </w:tcPr>
-          <w:p>
-            <w:pPr>
-              <w:spacing w:after="20" w:before="20" w:line="240" w:lineRule="auto"/>
-            </w:pPr>
-            <w:r>
-              <w:rPr>
-                <w:b w:val="0"/>
-                <w:i w:val="0"/>
+            <w:vAlign w:val="center"/>
+          </w:tcPr>
+          <w:p>
+            <w:pPr>
+              <w:spacing w:before="20" w:after="20" w:line="240" w:lineRule="auto"/>
+            </w:pPr>
+            <w:r>
+              <w:rPr>
                 <w:sz w:val="20"/>
               </w:rPr>
               <w:t>AI experiments and a brief process record</w:t>
@@ -1663,13 +1408,12 @@
         </w:tc>
         <w:tc>
           <w:tcPr>
-            <w:tcW w:type="dxa" w:w="2304"/>
-            <w:vAlign w:val="center"/>
-            <w:tcBorders>
-              <w:top w:val="single" w:sz="4" w:color="D9D9D9"/>
-              <w:left w:val="single" w:sz="4" w:color="D9D9D9"/>
-              <w:bottom w:val="single" w:sz="4" w:color="D9D9D9"/>
-              <w:right w:val="single" w:sz="4" w:color="D9D9D9"/>
+            <w:tcW w:w="2304" w:type="dxa"/>
+            <w:tcBorders>
+              <w:top w:val="single" w:sz="4" w:space="0" w:color="D9D9D9"/>
+              <w:left w:val="single" w:sz="4" w:space="0" w:color="D9D9D9"/>
+              <w:bottom w:val="single" w:sz="4" w:space="0" w:color="D9D9D9"/>
+              <w:right w:val="single" w:sz="4" w:space="0" w:color="D9D9D9"/>
             </w:tcBorders>
             <w:tcMar>
               <w:top w:w="90" w:type="dxa"/>
@@ -1677,15 +1421,14 @@
               <w:bottom w:w="90" w:type="dxa"/>
               <w:right w:w="90" w:type="dxa"/>
             </w:tcMar>
-          </w:tcPr>
-          <w:p>
-            <w:pPr>
-              <w:spacing w:after="20" w:before="20" w:line="240" w:lineRule="auto"/>
-            </w:pPr>
-            <w:r>
-              <w:rPr>
-                <w:b w:val="0"/>
-                <w:i w:val="0"/>
+            <w:vAlign w:val="center"/>
+          </w:tcPr>
+          <w:p>
+            <w:pPr>
+              <w:spacing w:before="20" w:after="20" w:line="240" w:lineRule="auto"/>
+            </w:pPr>
+            <w:r>
+              <w:rPr>
                 <w:sz w:val="20"/>
               </w:rPr>
               <w:t>About 2 hours</w:t>
@@ -1701,43 +1444,26 @@
     </w:p>
     <w:p>
       <w:r>
-        <w:rPr>
-          <w:b w:val="0"/>
-          <w:i w:val="0"/>
-        </w:rPr>
         <w:t>Come with material to work on: an article, an uncertain interpretation, a draft section, or a problem in your search. Much of the seminar will be practical, but the work depends on what you have read and prepared outside class.</w:t>
       </w:r>
     </w:p>
     <w:p>
       <w:r>
-        <w:rPr>
-          <w:b w:val="0"/>
-          <w:i w:val="0"/>
-        </w:rPr>
         <w:t xml:space="preserve">Keep a research record containing your question, search decisions, source notes, maps, drafts, feedback, and AI-use notes. The record should let you explain why the review changed. We will not require a particular commercial tool; </w:t>
       </w:r>
       <w:r>
         <w:rPr>
           <w:b/>
-          <w:i w:val="0"/>
           <w:highlight w:val="yellow"/>
         </w:rPr>
         <w:t>[TO CONFIRM]</w:t>
       </w:r>
       <w:r>
-        <w:rPr>
-          <w:b w:val="0"/>
-          <w:i w:val="0"/>
-        </w:rPr>
         <w:t xml:space="preserve"> the preferred document and reference-management arrangements.</w:t>
       </w:r>
     </w:p>
     <w:p>
       <w:r>
-        <w:rPr>
-          <w:b w:val="0"/>
-          <w:i w:val="0"/>
-        </w:rPr>
         <w:t>Fall break has no scheduled seminar or submission in the proposed plan. Start the Week 6 reflection before the break if useful, but plan to complete it after teaching resumes.</w:t>
       </w:r>
     </w:p>
@@ -1746,6 +1472,7 @@
         <w:pStyle w:val="Heading2"/>
       </w:pPr>
       <w:r>
+        <w:lastRenderedPageBreak/>
         <w:t>What You Should Expect from Me</w:t>
       </w:r>
     </w:p>
@@ -1754,10 +1481,6 @@
         <w:pStyle w:val="ListBullet"/>
       </w:pPr>
       <w:r>
-        <w:rPr>
-          <w:b w:val="0"/>
-          <w:i w:val="0"/>
-        </w:rPr>
         <w:t>I will make time to discuss your project and help you identify a workable scope.</w:t>
       </w:r>
     </w:p>
@@ -1766,10 +1489,6 @@
         <w:pStyle w:val="ListBullet"/>
       </w:pPr>
       <w:r>
-        <w:rPr>
-          <w:b w:val="0"/>
-          <w:i w:val="0"/>
-        </w:rPr>
         <w:t>I will give feedback on the development of your thinking, your use of evidence, and your revisions.</w:t>
       </w:r>
     </w:p>
@@ -1778,10 +1497,6 @@
         <w:pStyle w:val="ListBullet"/>
       </w:pPr>
       <w:r>
-        <w:rPr>
-          <w:b w:val="0"/>
-          <w:i w:val="0"/>
-        </w:rPr>
         <w:t>I will distinguish a defensible scholarly disagreement from an unsupported claim.</w:t>
       </w:r>
     </w:p>
@@ -1790,10 +1505,6 @@
         <w:pStyle w:val="ListBullet"/>
       </w:pPr>
       <w:r>
-        <w:rPr>
-          <w:b w:val="0"/>
-          <w:i w:val="0"/>
-        </w:rPr>
         <w:t>I will clarify assignments when a difficulty affects the class as a whole.</w:t>
       </w:r>
     </w:p>
@@ -1802,10 +1513,6 @@
         <w:pStyle w:val="ListBullet"/>
       </w:pPr>
       <w:r>
-        <w:rPr>
-          <w:b w:val="0"/>
-          <w:i w:val="0"/>
-        </w:rPr>
         <w:t>I will treat patterns of difficulty as information about the teaching as well as the work.</w:t>
       </w:r>
     </w:p>
@@ -1813,30 +1520,20 @@
       <w:r>
         <w:rPr>
           <w:b/>
-          <w:i w:val="0"/>
         </w:rPr>
         <w:t>Proposed feedback arrangements:</w:t>
       </w:r>
       <w:r>
-        <w:rPr>
-          <w:b w:val="0"/>
-          <w:i w:val="0"/>
-        </w:rPr>
         <w:t xml:space="preserve"> email responses within two working days and feedback on staged submissions within one week. </w:t>
       </w:r>
       <w:r>
         <w:rPr>
           <w:b/>
-          <w:i w:val="0"/>
           <w:highlight w:val="yellow"/>
         </w:rPr>
         <w:t>[TO CONFIRM]</w:t>
       </w:r>
       <w:r>
-        <w:rPr>
-          <w:b w:val="0"/>
-          <w:i w:val="0"/>
-        </w:rPr>
         <w:t xml:space="preserve"> Response times and feedback capacity. Plan substantive instructor feedback after the conceptual map and after the structured draft; use peer workshops to support revision between these points.</w:t>
       </w:r>
     </w:p>
@@ -1850,19 +1547,15 @@
     </w:p>
     <w:p>
       <w:r>
-        <w:rPr>
-          <w:b w:val="0"/>
-          <w:i w:val="0"/>
-        </w:rPr>
         <w:t>The starting assessment structure retains the six staged tasks and final review from the previous 590 course.</w:t>
       </w:r>
     </w:p>
     <w:tbl>
       <w:tblPr>
-        <w:tblW w:type="auto" w:w="0"/>
+        <w:tblW w:w="0" w:type="auto"/>
         <w:jc w:val="center"/>
         <w:tblLayout w:type="fixed"/>
-        <w:tblLook w:firstColumn="1" w:firstRow="1" w:lastColumn="0" w:lastRow="0" w:noHBand="0" w:noVBand="1" w:val="04A0"/>
+        <w:tblLook w:val="04A0" w:firstRow="1" w:lastRow="0" w:firstColumn="1" w:lastColumn="0" w:noHBand="0" w:noVBand="1"/>
       </w:tblPr>
       <w:tblGrid>
         <w:gridCol w:w="5112"/>
@@ -1871,35 +1564,35 @@
       </w:tblGrid>
       <w:tr>
         <w:trPr>
+          <w:cantSplit/>
           <w:tblHeader/>
-          <w:cantSplit/>
+          <w:jc w:val="center"/>
         </w:trPr>
         <w:tc>
           <w:tcPr>
-            <w:tcW w:type="dxa" w:w="5112"/>
-            <w:vAlign w:val="center"/>
-            <w:tcBorders>
-              <w:top w:val="single" w:sz="4" w:color="D9D9D9"/>
-              <w:left w:val="single" w:sz="4" w:color="D9D9D9"/>
-              <w:bottom w:val="single" w:sz="4" w:color="D9D9D9"/>
-              <w:right w:val="single" w:sz="4" w:color="D9D9D9"/>
-            </w:tcBorders>
+            <w:tcW w:w="5112" w:type="dxa"/>
+            <w:tcBorders>
+              <w:top w:val="single" w:sz="4" w:space="0" w:color="D9D9D9"/>
+              <w:left w:val="single" w:sz="4" w:space="0" w:color="D9D9D9"/>
+              <w:bottom w:val="single" w:sz="4" w:space="0" w:color="D9D9D9"/>
+              <w:right w:val="single" w:sz="4" w:space="0" w:color="D9D9D9"/>
+            </w:tcBorders>
+            <w:shd w:val="clear" w:color="auto" w:fill="E8ECF0"/>
             <w:tcMar>
               <w:top w:w="90" w:type="dxa"/>
               <w:left w:w="90" w:type="dxa"/>
               <w:bottom w:w="90" w:type="dxa"/>
               <w:right w:w="90" w:type="dxa"/>
             </w:tcMar>
-            <w:shd w:fill="E8ECF0"/>
-          </w:tcPr>
-          <w:p>
-            <w:pPr>
-              <w:spacing w:after="20" w:before="20" w:line="240" w:lineRule="auto"/>
+            <w:vAlign w:val="center"/>
+          </w:tcPr>
+          <w:p>
+            <w:pPr>
+              <w:spacing w:before="20" w:after="20" w:line="240" w:lineRule="auto"/>
             </w:pPr>
             <w:r>
               <w:rPr>
                 <w:b/>
-                <w:i w:val="0"/>
                 <w:sz w:val="20"/>
               </w:rPr>
               <w:t>Component</w:t>
@@ -1908,30 +1601,29 @@
         </w:tc>
         <w:tc>
           <w:tcPr>
-            <w:tcW w:type="dxa" w:w="936"/>
-            <w:vAlign w:val="center"/>
-            <w:tcBorders>
-              <w:top w:val="single" w:sz="4" w:color="D9D9D9"/>
-              <w:left w:val="single" w:sz="4" w:color="D9D9D9"/>
-              <w:bottom w:val="single" w:sz="4" w:color="D9D9D9"/>
-              <w:right w:val="single" w:sz="4" w:color="D9D9D9"/>
-            </w:tcBorders>
+            <w:tcW w:w="936" w:type="dxa"/>
+            <w:tcBorders>
+              <w:top w:val="single" w:sz="4" w:space="0" w:color="D9D9D9"/>
+              <w:left w:val="single" w:sz="4" w:space="0" w:color="D9D9D9"/>
+              <w:bottom w:val="single" w:sz="4" w:space="0" w:color="D9D9D9"/>
+              <w:right w:val="single" w:sz="4" w:space="0" w:color="D9D9D9"/>
+            </w:tcBorders>
+            <w:shd w:val="clear" w:color="auto" w:fill="E8ECF0"/>
             <w:tcMar>
               <w:top w:w="90" w:type="dxa"/>
               <w:left w:w="90" w:type="dxa"/>
               <w:bottom w:w="90" w:type="dxa"/>
               <w:right w:w="90" w:type="dxa"/>
             </w:tcMar>
-            <w:shd w:fill="E8ECF0"/>
-          </w:tcPr>
-          <w:p>
-            <w:pPr>
-              <w:spacing w:after="20" w:before="20" w:line="240" w:lineRule="auto"/>
+            <w:vAlign w:val="center"/>
+          </w:tcPr>
+          <w:p>
+            <w:pPr>
+              <w:spacing w:before="20" w:after="20" w:line="240" w:lineRule="auto"/>
             </w:pPr>
             <w:r>
               <w:rPr>
                 <w:b/>
-                <w:i w:val="0"/>
                 <w:sz w:val="20"/>
               </w:rPr>
               <w:t>Weight</w:t>
@@ -1940,30 +1632,29 @@
         </w:tc>
         <w:tc>
           <w:tcPr>
-            <w:tcW w:type="dxa" w:w="3312"/>
-            <w:vAlign w:val="center"/>
-            <w:tcBorders>
-              <w:top w:val="single" w:sz="4" w:color="D9D9D9"/>
-              <w:left w:val="single" w:sz="4" w:color="D9D9D9"/>
-              <w:bottom w:val="single" w:sz="4" w:color="D9D9D9"/>
-              <w:right w:val="single" w:sz="4" w:color="D9D9D9"/>
-            </w:tcBorders>
+            <w:tcW w:w="3312" w:type="dxa"/>
+            <w:tcBorders>
+              <w:top w:val="single" w:sz="4" w:space="0" w:color="D9D9D9"/>
+              <w:left w:val="single" w:sz="4" w:space="0" w:color="D9D9D9"/>
+              <w:bottom w:val="single" w:sz="4" w:space="0" w:color="D9D9D9"/>
+              <w:right w:val="single" w:sz="4" w:space="0" w:color="D9D9D9"/>
+            </w:tcBorders>
+            <w:shd w:val="clear" w:color="auto" w:fill="E8ECF0"/>
             <w:tcMar>
               <w:top w:w="90" w:type="dxa"/>
               <w:left w:w="90" w:type="dxa"/>
               <w:bottom w:w="90" w:type="dxa"/>
               <w:right w:w="90" w:type="dxa"/>
             </w:tcMar>
-            <w:shd w:fill="E8ECF0"/>
-          </w:tcPr>
-          <w:p>
-            <w:pPr>
-              <w:spacing w:after="20" w:before="20" w:line="240" w:lineRule="auto"/>
+            <w:vAlign w:val="center"/>
+          </w:tcPr>
+          <w:p>
+            <w:pPr>
+              <w:spacing w:before="20" w:after="20" w:line="240" w:lineRule="auto"/>
             </w:pPr>
             <w:r>
               <w:rPr>
                 <w:b/>
-                <w:i w:val="0"/>
                 <w:sz w:val="20"/>
               </w:rPr>
               <w:t>Proposed due date</w:t>
@@ -1974,16 +1665,16 @@
       <w:tr>
         <w:trPr>
           <w:cantSplit/>
+          <w:jc w:val="center"/>
         </w:trPr>
         <w:tc>
           <w:tcPr>
-            <w:tcW w:type="dxa" w:w="5112"/>
-            <w:vAlign w:val="center"/>
-            <w:tcBorders>
-              <w:top w:val="single" w:sz="4" w:color="D9D9D9"/>
-              <w:left w:val="single" w:sz="4" w:color="D9D9D9"/>
-              <w:bottom w:val="single" w:sz="4" w:color="D9D9D9"/>
-              <w:right w:val="single" w:sz="4" w:color="D9D9D9"/>
+            <w:tcW w:w="5112" w:type="dxa"/>
+            <w:tcBorders>
+              <w:top w:val="single" w:sz="4" w:space="0" w:color="D9D9D9"/>
+              <w:left w:val="single" w:sz="4" w:space="0" w:color="D9D9D9"/>
+              <w:bottom w:val="single" w:sz="4" w:space="0" w:color="D9D9D9"/>
+              <w:right w:val="single" w:sz="4" w:space="0" w:color="D9D9D9"/>
             </w:tcBorders>
             <w:tcMar>
               <w:top w:w="90" w:type="dxa"/>
@@ -1991,15 +1682,14 @@
               <w:bottom w:w="90" w:type="dxa"/>
               <w:right w:w="90" w:type="dxa"/>
             </w:tcMar>
-          </w:tcPr>
-          <w:p>
-            <w:pPr>
-              <w:spacing w:after="20" w:before="20" w:line="240" w:lineRule="auto"/>
-            </w:pPr>
-            <w:r>
-              <w:rPr>
-                <w:b w:val="0"/>
-                <w:i w:val="0"/>
+            <w:vAlign w:val="center"/>
+          </w:tcPr>
+          <w:p>
+            <w:pPr>
+              <w:spacing w:before="20" w:after="20" w:line="240" w:lineRule="auto"/>
+            </w:pPr>
+            <w:r>
+              <w:rPr>
                 <w:sz w:val="20"/>
               </w:rPr>
               <w:t>1 Research topic and question</w:t>
@@ -2008,13 +1698,12 @@
         </w:tc>
         <w:tc>
           <w:tcPr>
-            <w:tcW w:type="dxa" w:w="936"/>
-            <w:vAlign w:val="center"/>
-            <w:tcBorders>
-              <w:top w:val="single" w:sz="4" w:color="D9D9D9"/>
-              <w:left w:val="single" w:sz="4" w:color="D9D9D9"/>
-              <w:bottom w:val="single" w:sz="4" w:color="D9D9D9"/>
-              <w:right w:val="single" w:sz="4" w:color="D9D9D9"/>
+            <w:tcW w:w="936" w:type="dxa"/>
+            <w:tcBorders>
+              <w:top w:val="single" w:sz="4" w:space="0" w:color="D9D9D9"/>
+              <w:left w:val="single" w:sz="4" w:space="0" w:color="D9D9D9"/>
+              <w:bottom w:val="single" w:sz="4" w:space="0" w:color="D9D9D9"/>
+              <w:right w:val="single" w:sz="4" w:space="0" w:color="D9D9D9"/>
             </w:tcBorders>
             <w:tcMar>
               <w:top w:w="90" w:type="dxa"/>
@@ -2022,15 +1711,14 @@
               <w:bottom w:w="90" w:type="dxa"/>
               <w:right w:w="90" w:type="dxa"/>
             </w:tcMar>
-          </w:tcPr>
-          <w:p>
-            <w:pPr>
-              <w:spacing w:after="20" w:before="20" w:line="240" w:lineRule="auto"/>
-            </w:pPr>
-            <w:r>
-              <w:rPr>
-                <w:b w:val="0"/>
-                <w:i w:val="0"/>
+            <w:vAlign w:val="center"/>
+          </w:tcPr>
+          <w:p>
+            <w:pPr>
+              <w:spacing w:before="20" w:after="20" w:line="240" w:lineRule="auto"/>
+            </w:pPr>
+            <w:r>
+              <w:rPr>
                 <w:sz w:val="20"/>
               </w:rPr>
               <w:t>10%</w:t>
@@ -2039,13 +1727,12 @@
         </w:tc>
         <w:tc>
           <w:tcPr>
-            <w:tcW w:type="dxa" w:w="3312"/>
-            <w:vAlign w:val="center"/>
-            <w:tcBorders>
-              <w:top w:val="single" w:sz="4" w:color="D9D9D9"/>
-              <w:left w:val="single" w:sz="4" w:color="D9D9D9"/>
-              <w:bottom w:val="single" w:sz="4" w:color="D9D9D9"/>
-              <w:right w:val="single" w:sz="4" w:color="D9D9D9"/>
+            <w:tcW w:w="3312" w:type="dxa"/>
+            <w:tcBorders>
+              <w:top w:val="single" w:sz="4" w:space="0" w:color="D9D9D9"/>
+              <w:left w:val="single" w:sz="4" w:space="0" w:color="D9D9D9"/>
+              <w:bottom w:val="single" w:sz="4" w:space="0" w:color="D9D9D9"/>
+              <w:right w:val="single" w:sz="4" w:space="0" w:color="D9D9D9"/>
             </w:tcBorders>
             <w:tcMar>
               <w:top w:w="90" w:type="dxa"/>
@@ -2053,15 +1740,14 @@
               <w:bottom w:w="90" w:type="dxa"/>
               <w:right w:w="90" w:type="dxa"/>
             </w:tcMar>
-          </w:tcPr>
-          <w:p>
-            <w:pPr>
-              <w:spacing w:after="20" w:before="20" w:line="240" w:lineRule="auto"/>
-            </w:pPr>
-            <w:r>
-              <w:rPr>
-                <w:b w:val="0"/>
-                <w:i w:val="0"/>
+            <w:vAlign w:val="center"/>
+          </w:tcPr>
+          <w:p>
+            <w:pPr>
+              <w:spacing w:before="20" w:after="20" w:line="240" w:lineRule="auto"/>
+            </w:pPr>
+            <w:r>
+              <w:rPr>
                 <w:sz w:val="20"/>
               </w:rPr>
               <w:t>Friday 23 October</w:t>
@@ -2072,16 +1758,16 @@
       <w:tr>
         <w:trPr>
           <w:cantSplit/>
+          <w:jc w:val="center"/>
         </w:trPr>
         <w:tc>
           <w:tcPr>
-            <w:tcW w:type="dxa" w:w="5112"/>
-            <w:vAlign w:val="center"/>
-            <w:tcBorders>
-              <w:top w:val="single" w:sz="4" w:color="D9D9D9"/>
-              <w:left w:val="single" w:sz="4" w:color="D9D9D9"/>
-              <w:bottom w:val="single" w:sz="4" w:color="D9D9D9"/>
-              <w:right w:val="single" w:sz="4" w:color="D9D9D9"/>
+            <w:tcW w:w="5112" w:type="dxa"/>
+            <w:tcBorders>
+              <w:top w:val="single" w:sz="4" w:space="0" w:color="D9D9D9"/>
+              <w:left w:val="single" w:sz="4" w:space="0" w:color="D9D9D9"/>
+              <w:bottom w:val="single" w:sz="4" w:space="0" w:color="D9D9D9"/>
+              <w:right w:val="single" w:sz="4" w:space="0" w:color="D9D9D9"/>
             </w:tcBorders>
             <w:tcMar>
               <w:top w:w="90" w:type="dxa"/>
@@ -2089,15 +1775,14 @@
               <w:bottom w:w="90" w:type="dxa"/>
               <w:right w:w="90" w:type="dxa"/>
             </w:tcMar>
-          </w:tcPr>
-          <w:p>
-            <w:pPr>
-              <w:spacing w:after="20" w:before="20" w:line="240" w:lineRule="auto"/>
-            </w:pPr>
-            <w:r>
-              <w:rPr>
-                <w:b w:val="0"/>
-                <w:i w:val="0"/>
+            <w:vAlign w:val="center"/>
+          </w:tcPr>
+          <w:p>
+            <w:pPr>
+              <w:spacing w:before="20" w:after="20" w:line="240" w:lineRule="auto"/>
+            </w:pPr>
+            <w:r>
+              <w:rPr>
                 <w:sz w:val="20"/>
               </w:rPr>
               <w:t>2 Review design method and scope</w:t>
@@ -2106,13 +1791,12 @@
         </w:tc>
         <w:tc>
           <w:tcPr>
-            <w:tcW w:type="dxa" w:w="936"/>
-            <w:vAlign w:val="center"/>
-            <w:tcBorders>
-              <w:top w:val="single" w:sz="4" w:color="D9D9D9"/>
-              <w:left w:val="single" w:sz="4" w:color="D9D9D9"/>
-              <w:bottom w:val="single" w:sz="4" w:color="D9D9D9"/>
-              <w:right w:val="single" w:sz="4" w:color="D9D9D9"/>
+            <w:tcW w:w="936" w:type="dxa"/>
+            <w:tcBorders>
+              <w:top w:val="single" w:sz="4" w:space="0" w:color="D9D9D9"/>
+              <w:left w:val="single" w:sz="4" w:space="0" w:color="D9D9D9"/>
+              <w:bottom w:val="single" w:sz="4" w:space="0" w:color="D9D9D9"/>
+              <w:right w:val="single" w:sz="4" w:space="0" w:color="D9D9D9"/>
             </w:tcBorders>
             <w:tcMar>
               <w:top w:w="90" w:type="dxa"/>
@@ -2120,15 +1804,14 @@
               <w:bottom w:w="90" w:type="dxa"/>
               <w:right w:w="90" w:type="dxa"/>
             </w:tcMar>
-          </w:tcPr>
-          <w:p>
-            <w:pPr>
-              <w:spacing w:after="20" w:before="20" w:line="240" w:lineRule="auto"/>
-            </w:pPr>
-            <w:r>
-              <w:rPr>
-                <w:b w:val="0"/>
-                <w:i w:val="0"/>
+            <w:vAlign w:val="center"/>
+          </w:tcPr>
+          <w:p>
+            <w:pPr>
+              <w:spacing w:before="20" w:after="20" w:line="240" w:lineRule="auto"/>
+            </w:pPr>
+            <w:r>
+              <w:rPr>
                 <w:sz w:val="20"/>
               </w:rPr>
               <w:t>10%</w:t>
@@ -2137,13 +1820,12 @@
         </w:tc>
         <w:tc>
           <w:tcPr>
-            <w:tcW w:type="dxa" w:w="3312"/>
-            <w:vAlign w:val="center"/>
-            <w:tcBorders>
-              <w:top w:val="single" w:sz="4" w:color="D9D9D9"/>
-              <w:left w:val="single" w:sz="4" w:color="D9D9D9"/>
-              <w:bottom w:val="single" w:sz="4" w:color="D9D9D9"/>
-              <w:right w:val="single" w:sz="4" w:color="D9D9D9"/>
+            <w:tcW w:w="3312" w:type="dxa"/>
+            <w:tcBorders>
+              <w:top w:val="single" w:sz="4" w:space="0" w:color="D9D9D9"/>
+              <w:left w:val="single" w:sz="4" w:space="0" w:color="D9D9D9"/>
+              <w:bottom w:val="single" w:sz="4" w:space="0" w:color="D9D9D9"/>
+              <w:right w:val="single" w:sz="4" w:space="0" w:color="D9D9D9"/>
             </w:tcBorders>
             <w:tcMar>
               <w:top w:w="90" w:type="dxa"/>
@@ -2151,15 +1833,14 @@
               <w:bottom w:w="90" w:type="dxa"/>
               <w:right w:w="90" w:type="dxa"/>
             </w:tcMar>
-          </w:tcPr>
-          <w:p>
-            <w:pPr>
-              <w:spacing w:after="20" w:before="20" w:line="240" w:lineRule="auto"/>
-            </w:pPr>
-            <w:r>
-              <w:rPr>
-                <w:b w:val="0"/>
-                <w:i w:val="0"/>
+            <w:vAlign w:val="center"/>
+          </w:tcPr>
+          <w:p>
+            <w:pPr>
+              <w:spacing w:before="20" w:after="20" w:line="240" w:lineRule="auto"/>
+            </w:pPr>
+            <w:r>
+              <w:rPr>
                 <w:sz w:val="20"/>
               </w:rPr>
               <w:t>Friday 30 October</w:t>
@@ -2170,16 +1851,16 @@
       <w:tr>
         <w:trPr>
           <w:cantSplit/>
+          <w:jc w:val="center"/>
         </w:trPr>
         <w:tc>
           <w:tcPr>
-            <w:tcW w:type="dxa" w:w="5112"/>
-            <w:vAlign w:val="center"/>
-            <w:tcBorders>
-              <w:top w:val="single" w:sz="4" w:color="D9D9D9"/>
-              <w:left w:val="single" w:sz="4" w:color="D9D9D9"/>
-              <w:bottom w:val="single" w:sz="4" w:color="D9D9D9"/>
-              <w:right w:val="single" w:sz="4" w:color="D9D9D9"/>
+            <w:tcW w:w="5112" w:type="dxa"/>
+            <w:tcBorders>
+              <w:top w:val="single" w:sz="4" w:space="0" w:color="D9D9D9"/>
+              <w:left w:val="single" w:sz="4" w:space="0" w:color="D9D9D9"/>
+              <w:bottom w:val="single" w:sz="4" w:space="0" w:color="D9D9D9"/>
+              <w:right w:val="single" w:sz="4" w:space="0" w:color="D9D9D9"/>
             </w:tcBorders>
             <w:tcMar>
               <w:top w:w="90" w:type="dxa"/>
@@ -2187,15 +1868,14 @@
               <w:bottom w:w="90" w:type="dxa"/>
               <w:right w:w="90" w:type="dxa"/>
             </w:tcMar>
-          </w:tcPr>
-          <w:p>
-            <w:pPr>
-              <w:spacing w:after="20" w:before="20" w:line="240" w:lineRule="auto"/>
-            </w:pPr>
-            <w:r>
-              <w:rPr>
-                <w:b w:val="0"/>
-                <w:i w:val="0"/>
+            <w:vAlign w:val="center"/>
+          </w:tcPr>
+          <w:p>
+            <w:pPr>
+              <w:spacing w:before="20" w:after="20" w:line="240" w:lineRule="auto"/>
+            </w:pPr>
+            <w:r>
+              <w:rPr>
                 <w:sz w:val="20"/>
               </w:rPr>
               <w:t>3 Conceptual map of the literature</w:t>
@@ -2204,13 +1884,12 @@
         </w:tc>
         <w:tc>
           <w:tcPr>
-            <w:tcW w:type="dxa" w:w="936"/>
-            <w:vAlign w:val="center"/>
-            <w:tcBorders>
-              <w:top w:val="single" w:sz="4" w:color="D9D9D9"/>
-              <w:left w:val="single" w:sz="4" w:color="D9D9D9"/>
-              <w:bottom w:val="single" w:sz="4" w:color="D9D9D9"/>
-              <w:right w:val="single" w:sz="4" w:color="D9D9D9"/>
+            <w:tcW w:w="936" w:type="dxa"/>
+            <w:tcBorders>
+              <w:top w:val="single" w:sz="4" w:space="0" w:color="D9D9D9"/>
+              <w:left w:val="single" w:sz="4" w:space="0" w:color="D9D9D9"/>
+              <w:bottom w:val="single" w:sz="4" w:space="0" w:color="D9D9D9"/>
+              <w:right w:val="single" w:sz="4" w:space="0" w:color="D9D9D9"/>
             </w:tcBorders>
             <w:tcMar>
               <w:top w:w="90" w:type="dxa"/>
@@ -2218,15 +1897,14 @@
               <w:bottom w:w="90" w:type="dxa"/>
               <w:right w:w="90" w:type="dxa"/>
             </w:tcMar>
-          </w:tcPr>
-          <w:p>
-            <w:pPr>
-              <w:spacing w:after="20" w:before="20" w:line="240" w:lineRule="auto"/>
-            </w:pPr>
-            <w:r>
-              <w:rPr>
-                <w:b w:val="0"/>
-                <w:i w:val="0"/>
+            <w:vAlign w:val="center"/>
+          </w:tcPr>
+          <w:p>
+            <w:pPr>
+              <w:spacing w:before="20" w:after="20" w:line="240" w:lineRule="auto"/>
+            </w:pPr>
+            <w:r>
+              <w:rPr>
                 <w:sz w:val="20"/>
               </w:rPr>
               <w:t>10%</w:t>
@@ -2235,13 +1913,12 @@
         </w:tc>
         <w:tc>
           <w:tcPr>
-            <w:tcW w:type="dxa" w:w="3312"/>
-            <w:vAlign w:val="center"/>
-            <w:tcBorders>
-              <w:top w:val="single" w:sz="4" w:color="D9D9D9"/>
-              <w:left w:val="single" w:sz="4" w:color="D9D9D9"/>
-              <w:bottom w:val="single" w:sz="4" w:color="D9D9D9"/>
-              <w:right w:val="single" w:sz="4" w:color="D9D9D9"/>
+            <w:tcW w:w="3312" w:type="dxa"/>
+            <w:tcBorders>
+              <w:top w:val="single" w:sz="4" w:space="0" w:color="D9D9D9"/>
+              <w:left w:val="single" w:sz="4" w:space="0" w:color="D9D9D9"/>
+              <w:bottom w:val="single" w:sz="4" w:space="0" w:color="D9D9D9"/>
+              <w:right w:val="single" w:sz="4" w:space="0" w:color="D9D9D9"/>
             </w:tcBorders>
             <w:tcMar>
               <w:top w:w="90" w:type="dxa"/>
@@ -2249,15 +1926,14 @@
               <w:bottom w:w="90" w:type="dxa"/>
               <w:right w:w="90" w:type="dxa"/>
             </w:tcMar>
-          </w:tcPr>
-          <w:p>
-            <w:pPr>
-              <w:spacing w:after="20" w:before="20" w:line="240" w:lineRule="auto"/>
-            </w:pPr>
-            <w:r>
-              <w:rPr>
-                <w:b w:val="0"/>
-                <w:i w:val="0"/>
+            <w:vAlign w:val="center"/>
+          </w:tcPr>
+          <w:p>
+            <w:pPr>
+              <w:spacing w:before="20" w:after="20" w:line="240" w:lineRule="auto"/>
+            </w:pPr>
+            <w:r>
+              <w:rPr>
                 <w:sz w:val="20"/>
               </w:rPr>
               <w:t>Friday 6 November</w:t>
@@ -2268,16 +1944,16 @@
       <w:tr>
         <w:trPr>
           <w:cantSplit/>
+          <w:jc w:val="center"/>
         </w:trPr>
         <w:tc>
           <w:tcPr>
-            <w:tcW w:type="dxa" w:w="5112"/>
-            <w:vAlign w:val="center"/>
-            <w:tcBorders>
-              <w:top w:val="single" w:sz="4" w:color="D9D9D9"/>
-              <w:left w:val="single" w:sz="4" w:color="D9D9D9"/>
-              <w:bottom w:val="single" w:sz="4" w:color="D9D9D9"/>
-              <w:right w:val="single" w:sz="4" w:color="D9D9D9"/>
+            <w:tcW w:w="5112" w:type="dxa"/>
+            <w:tcBorders>
+              <w:top w:val="single" w:sz="4" w:space="0" w:color="D9D9D9"/>
+              <w:left w:val="single" w:sz="4" w:space="0" w:color="D9D9D9"/>
+              <w:bottom w:val="single" w:sz="4" w:space="0" w:color="D9D9D9"/>
+              <w:right w:val="single" w:sz="4" w:space="0" w:color="D9D9D9"/>
             </w:tcBorders>
             <w:tcMar>
               <w:top w:w="90" w:type="dxa"/>
@@ -2285,15 +1961,14 @@
               <w:bottom w:w="90" w:type="dxa"/>
               <w:right w:w="90" w:type="dxa"/>
             </w:tcMar>
-          </w:tcPr>
-          <w:p>
-            <w:pPr>
-              <w:spacing w:after="20" w:before="20" w:line="240" w:lineRule="auto"/>
-            </w:pPr>
-            <w:r>
-              <w:rPr>
-                <w:b w:val="0"/>
-                <w:i w:val="0"/>
+            <w:vAlign w:val="center"/>
+          </w:tcPr>
+          <w:p>
+            <w:pPr>
+              <w:spacing w:before="20" w:after="20" w:line="240" w:lineRule="auto"/>
+            </w:pPr>
+            <w:r>
+              <w:rPr>
                 <w:sz w:val="20"/>
               </w:rPr>
               <w:t>4 Literature review writing sample</w:t>
@@ -2302,13 +1977,12 @@
         </w:tc>
         <w:tc>
           <w:tcPr>
-            <w:tcW w:type="dxa" w:w="936"/>
-            <w:vAlign w:val="center"/>
-            <w:tcBorders>
-              <w:top w:val="single" w:sz="4" w:color="D9D9D9"/>
-              <w:left w:val="single" w:sz="4" w:color="D9D9D9"/>
-              <w:bottom w:val="single" w:sz="4" w:color="D9D9D9"/>
-              <w:right w:val="single" w:sz="4" w:color="D9D9D9"/>
+            <w:tcW w:w="936" w:type="dxa"/>
+            <w:tcBorders>
+              <w:top w:val="single" w:sz="4" w:space="0" w:color="D9D9D9"/>
+              <w:left w:val="single" w:sz="4" w:space="0" w:color="D9D9D9"/>
+              <w:bottom w:val="single" w:sz="4" w:space="0" w:color="D9D9D9"/>
+              <w:right w:val="single" w:sz="4" w:space="0" w:color="D9D9D9"/>
             </w:tcBorders>
             <w:tcMar>
               <w:top w:w="90" w:type="dxa"/>
@@ -2316,15 +1990,14 @@
               <w:bottom w:w="90" w:type="dxa"/>
               <w:right w:w="90" w:type="dxa"/>
             </w:tcMar>
-          </w:tcPr>
-          <w:p>
-            <w:pPr>
-              <w:spacing w:after="20" w:before="20" w:line="240" w:lineRule="auto"/>
-            </w:pPr>
-            <w:r>
-              <w:rPr>
-                <w:b w:val="0"/>
-                <w:i w:val="0"/>
+            <w:vAlign w:val="center"/>
+          </w:tcPr>
+          <w:p>
+            <w:pPr>
+              <w:spacing w:before="20" w:after="20" w:line="240" w:lineRule="auto"/>
+            </w:pPr>
+            <w:r>
+              <w:rPr>
                 <w:sz w:val="20"/>
               </w:rPr>
               <w:t>10%</w:t>
@@ -2333,13 +2006,12 @@
         </w:tc>
         <w:tc>
           <w:tcPr>
-            <w:tcW w:type="dxa" w:w="3312"/>
-            <w:vAlign w:val="center"/>
-            <w:tcBorders>
-              <w:top w:val="single" w:sz="4" w:color="D9D9D9"/>
-              <w:left w:val="single" w:sz="4" w:color="D9D9D9"/>
-              <w:bottom w:val="single" w:sz="4" w:color="D9D9D9"/>
-              <w:right w:val="single" w:sz="4" w:color="D9D9D9"/>
+            <w:tcW w:w="3312" w:type="dxa"/>
+            <w:tcBorders>
+              <w:top w:val="single" w:sz="4" w:space="0" w:color="D9D9D9"/>
+              <w:left w:val="single" w:sz="4" w:space="0" w:color="D9D9D9"/>
+              <w:bottom w:val="single" w:sz="4" w:space="0" w:color="D9D9D9"/>
+              <w:right w:val="single" w:sz="4" w:space="0" w:color="D9D9D9"/>
             </w:tcBorders>
             <w:tcMar>
               <w:top w:w="90" w:type="dxa"/>
@@ -2347,15 +2019,14 @@
               <w:bottom w:w="90" w:type="dxa"/>
               <w:right w:w="90" w:type="dxa"/>
             </w:tcMar>
-          </w:tcPr>
-          <w:p>
-            <w:pPr>
-              <w:spacing w:after="20" w:before="20" w:line="240" w:lineRule="auto"/>
-            </w:pPr>
-            <w:r>
-              <w:rPr>
-                <w:b w:val="0"/>
-                <w:i w:val="0"/>
+            <w:vAlign w:val="center"/>
+          </w:tcPr>
+          <w:p>
+            <w:pPr>
+              <w:spacing w:before="20" w:after="20" w:line="240" w:lineRule="auto"/>
+            </w:pPr>
+            <w:r>
+              <w:rPr>
                 <w:sz w:val="20"/>
               </w:rPr>
               <w:t>Friday 13 November</w:t>
@@ -2366,16 +2037,16 @@
       <w:tr>
         <w:trPr>
           <w:cantSplit/>
+          <w:jc w:val="center"/>
         </w:trPr>
         <w:tc>
           <w:tcPr>
-            <w:tcW w:type="dxa" w:w="5112"/>
-            <w:vAlign w:val="center"/>
-            <w:tcBorders>
-              <w:top w:val="single" w:sz="4" w:color="D9D9D9"/>
-              <w:left w:val="single" w:sz="4" w:color="D9D9D9"/>
-              <w:bottom w:val="single" w:sz="4" w:color="D9D9D9"/>
-              <w:right w:val="single" w:sz="4" w:color="D9D9D9"/>
+            <w:tcW w:w="5112" w:type="dxa"/>
+            <w:tcBorders>
+              <w:top w:val="single" w:sz="4" w:space="0" w:color="D9D9D9"/>
+              <w:left w:val="single" w:sz="4" w:space="0" w:color="D9D9D9"/>
+              <w:bottom w:val="single" w:sz="4" w:space="0" w:color="D9D9D9"/>
+              <w:right w:val="single" w:sz="4" w:space="0" w:color="D9D9D9"/>
             </w:tcBorders>
             <w:tcMar>
               <w:top w:w="90" w:type="dxa"/>
@@ -2383,15 +2054,14 @@
               <w:bottom w:w="90" w:type="dxa"/>
               <w:right w:w="90" w:type="dxa"/>
             </w:tcMar>
-          </w:tcPr>
-          <w:p>
-            <w:pPr>
-              <w:spacing w:after="20" w:before="20" w:line="240" w:lineRule="auto"/>
-            </w:pPr>
-            <w:r>
-              <w:rPr>
-                <w:b w:val="0"/>
-                <w:i w:val="0"/>
+            <w:vAlign w:val="center"/>
+          </w:tcPr>
+          <w:p>
+            <w:pPr>
+              <w:spacing w:before="20" w:after="20" w:line="240" w:lineRule="auto"/>
+            </w:pPr>
+            <w:r>
+              <w:rPr>
                 <w:sz w:val="20"/>
               </w:rPr>
               <w:t>5 Structured draft and signposting</w:t>
@@ -2400,13 +2070,12 @@
         </w:tc>
         <w:tc>
           <w:tcPr>
-            <w:tcW w:type="dxa" w:w="936"/>
-            <w:vAlign w:val="center"/>
-            <w:tcBorders>
-              <w:top w:val="single" w:sz="4" w:color="D9D9D9"/>
-              <w:left w:val="single" w:sz="4" w:color="D9D9D9"/>
-              <w:bottom w:val="single" w:sz="4" w:color="D9D9D9"/>
-              <w:right w:val="single" w:sz="4" w:color="D9D9D9"/>
+            <w:tcW w:w="936" w:type="dxa"/>
+            <w:tcBorders>
+              <w:top w:val="single" w:sz="4" w:space="0" w:color="D9D9D9"/>
+              <w:left w:val="single" w:sz="4" w:space="0" w:color="D9D9D9"/>
+              <w:bottom w:val="single" w:sz="4" w:space="0" w:color="D9D9D9"/>
+              <w:right w:val="single" w:sz="4" w:space="0" w:color="D9D9D9"/>
             </w:tcBorders>
             <w:tcMar>
               <w:top w:w="90" w:type="dxa"/>
@@ -2414,15 +2083,14 @@
               <w:bottom w:w="90" w:type="dxa"/>
               <w:right w:w="90" w:type="dxa"/>
             </w:tcMar>
-          </w:tcPr>
-          <w:p>
-            <w:pPr>
-              <w:spacing w:after="20" w:before="20" w:line="240" w:lineRule="auto"/>
-            </w:pPr>
-            <w:r>
-              <w:rPr>
-                <w:b w:val="0"/>
-                <w:i w:val="0"/>
+            <w:vAlign w:val="center"/>
+          </w:tcPr>
+          <w:p>
+            <w:pPr>
+              <w:spacing w:before="20" w:after="20" w:line="240" w:lineRule="auto"/>
+            </w:pPr>
+            <w:r>
+              <w:rPr>
                 <w:sz w:val="20"/>
               </w:rPr>
               <w:t>10%</w:t>
@@ -2431,13 +2099,12 @@
         </w:tc>
         <w:tc>
           <w:tcPr>
-            <w:tcW w:type="dxa" w:w="3312"/>
-            <w:vAlign w:val="center"/>
-            <w:tcBorders>
-              <w:top w:val="single" w:sz="4" w:color="D9D9D9"/>
-              <w:left w:val="single" w:sz="4" w:color="D9D9D9"/>
-              <w:bottom w:val="single" w:sz="4" w:color="D9D9D9"/>
-              <w:right w:val="single" w:sz="4" w:color="D9D9D9"/>
+            <w:tcW w:w="3312" w:type="dxa"/>
+            <w:tcBorders>
+              <w:top w:val="single" w:sz="4" w:space="0" w:color="D9D9D9"/>
+              <w:left w:val="single" w:sz="4" w:space="0" w:color="D9D9D9"/>
+              <w:bottom w:val="single" w:sz="4" w:space="0" w:color="D9D9D9"/>
+              <w:right w:val="single" w:sz="4" w:space="0" w:color="D9D9D9"/>
             </w:tcBorders>
             <w:tcMar>
               <w:top w:w="90" w:type="dxa"/>
@@ -2445,15 +2112,14 @@
               <w:bottom w:w="90" w:type="dxa"/>
               <w:right w:w="90" w:type="dxa"/>
             </w:tcMar>
-          </w:tcPr>
-          <w:p>
-            <w:pPr>
-              <w:spacing w:after="20" w:before="20" w:line="240" w:lineRule="auto"/>
-            </w:pPr>
-            <w:r>
-              <w:rPr>
-                <w:b w:val="0"/>
-                <w:i w:val="0"/>
+            <w:vAlign w:val="center"/>
+          </w:tcPr>
+          <w:p>
+            <w:pPr>
+              <w:spacing w:before="20" w:after="20" w:line="240" w:lineRule="auto"/>
+            </w:pPr>
+            <w:r>
+              <w:rPr>
                 <w:sz w:val="20"/>
               </w:rPr>
               <w:t>Friday 20 November</w:t>
@@ -2464,16 +2130,16 @@
       <w:tr>
         <w:trPr>
           <w:cantSplit/>
+          <w:jc w:val="center"/>
         </w:trPr>
         <w:tc>
           <w:tcPr>
-            <w:tcW w:type="dxa" w:w="5112"/>
-            <w:vAlign w:val="center"/>
-            <w:tcBorders>
-              <w:top w:val="single" w:sz="4" w:color="D9D9D9"/>
-              <w:left w:val="single" w:sz="4" w:color="D9D9D9"/>
-              <w:bottom w:val="single" w:sz="4" w:color="D9D9D9"/>
-              <w:right w:val="single" w:sz="4" w:color="D9D9D9"/>
+            <w:tcW w:w="5112" w:type="dxa"/>
+            <w:tcBorders>
+              <w:top w:val="single" w:sz="4" w:space="0" w:color="D9D9D9"/>
+              <w:left w:val="single" w:sz="4" w:space="0" w:color="D9D9D9"/>
+              <w:bottom w:val="single" w:sz="4" w:space="0" w:color="D9D9D9"/>
+              <w:right w:val="single" w:sz="4" w:space="0" w:color="D9D9D9"/>
             </w:tcBorders>
             <w:tcMar>
               <w:top w:w="90" w:type="dxa"/>
@@ -2481,15 +2147,14 @@
               <w:bottom w:w="90" w:type="dxa"/>
               <w:right w:w="90" w:type="dxa"/>
             </w:tcMar>
-          </w:tcPr>
-          <w:p>
-            <w:pPr>
-              <w:spacing w:after="20" w:before="20" w:line="240" w:lineRule="auto"/>
-            </w:pPr>
-            <w:r>
-              <w:rPr>
-                <w:b w:val="0"/>
-                <w:i w:val="0"/>
+            <w:vAlign w:val="center"/>
+          </w:tcPr>
+          <w:p>
+            <w:pPr>
+              <w:spacing w:before="20" w:after="20" w:line="240" w:lineRule="auto"/>
+            </w:pPr>
+            <w:r>
+              <w:rPr>
                 <w:sz w:val="20"/>
               </w:rPr>
               <w:t>6 AI-use statement and reflexive commentary</w:t>
@@ -2498,13 +2163,12 @@
         </w:tc>
         <w:tc>
           <w:tcPr>
-            <w:tcW w:type="dxa" w:w="936"/>
-            <w:vAlign w:val="center"/>
-            <w:tcBorders>
-              <w:top w:val="single" w:sz="4" w:color="D9D9D9"/>
-              <w:left w:val="single" w:sz="4" w:color="D9D9D9"/>
-              <w:bottom w:val="single" w:sz="4" w:color="D9D9D9"/>
-              <w:right w:val="single" w:sz="4" w:color="D9D9D9"/>
+            <w:tcW w:w="936" w:type="dxa"/>
+            <w:tcBorders>
+              <w:top w:val="single" w:sz="4" w:space="0" w:color="D9D9D9"/>
+              <w:left w:val="single" w:sz="4" w:space="0" w:color="D9D9D9"/>
+              <w:bottom w:val="single" w:sz="4" w:space="0" w:color="D9D9D9"/>
+              <w:right w:val="single" w:sz="4" w:space="0" w:color="D9D9D9"/>
             </w:tcBorders>
             <w:tcMar>
               <w:top w:w="90" w:type="dxa"/>
@@ -2512,15 +2176,14 @@
               <w:bottom w:w="90" w:type="dxa"/>
               <w:right w:w="90" w:type="dxa"/>
             </w:tcMar>
-          </w:tcPr>
-          <w:p>
-            <w:pPr>
-              <w:spacing w:after="20" w:before="20" w:line="240" w:lineRule="auto"/>
-            </w:pPr>
-            <w:r>
-              <w:rPr>
-                <w:b w:val="0"/>
-                <w:i w:val="0"/>
+            <w:vAlign w:val="center"/>
+          </w:tcPr>
+          <w:p>
+            <w:pPr>
+              <w:spacing w:before="20" w:after="20" w:line="240" w:lineRule="auto"/>
+            </w:pPr>
+            <w:r>
+              <w:rPr>
                 <w:sz w:val="20"/>
               </w:rPr>
               <w:t>10%</w:t>
@@ -2529,13 +2192,12 @@
         </w:tc>
         <w:tc>
           <w:tcPr>
-            <w:tcW w:type="dxa" w:w="3312"/>
-            <w:vAlign w:val="center"/>
-            <w:tcBorders>
-              <w:top w:val="single" w:sz="4" w:color="D9D9D9"/>
-              <w:left w:val="single" w:sz="4" w:color="D9D9D9"/>
-              <w:bottom w:val="single" w:sz="4" w:color="D9D9D9"/>
-              <w:right w:val="single" w:sz="4" w:color="D9D9D9"/>
+            <w:tcW w:w="3312" w:type="dxa"/>
+            <w:tcBorders>
+              <w:top w:val="single" w:sz="4" w:space="0" w:color="D9D9D9"/>
+              <w:left w:val="single" w:sz="4" w:space="0" w:color="D9D9D9"/>
+              <w:bottom w:val="single" w:sz="4" w:space="0" w:color="D9D9D9"/>
+              <w:right w:val="single" w:sz="4" w:space="0" w:color="D9D9D9"/>
             </w:tcBorders>
             <w:tcMar>
               <w:top w:w="90" w:type="dxa"/>
@@ -2543,15 +2205,14 @@
               <w:bottom w:w="90" w:type="dxa"/>
               <w:right w:w="90" w:type="dxa"/>
             </w:tcMar>
-          </w:tcPr>
-          <w:p>
-            <w:pPr>
-              <w:spacing w:after="20" w:before="20" w:line="240" w:lineRule="auto"/>
-            </w:pPr>
-            <w:r>
-              <w:rPr>
-                <w:b w:val="0"/>
-                <w:i w:val="0"/>
+            <w:vAlign w:val="center"/>
+          </w:tcPr>
+          <w:p>
+            <w:pPr>
+              <w:spacing w:before="20" w:after="20" w:line="240" w:lineRule="auto"/>
+            </w:pPr>
+            <w:r>
+              <w:rPr>
                 <w:sz w:val="20"/>
               </w:rPr>
               <w:t>Friday 4 December</w:t>
@@ -2562,16 +2223,16 @@
       <w:tr>
         <w:trPr>
           <w:cantSplit/>
+          <w:jc w:val="center"/>
         </w:trPr>
         <w:tc>
           <w:tcPr>
-            <w:tcW w:type="dxa" w:w="5112"/>
-            <w:vAlign w:val="center"/>
-            <w:tcBorders>
-              <w:top w:val="single" w:sz="4" w:color="D9D9D9"/>
-              <w:left w:val="single" w:sz="4" w:color="D9D9D9"/>
-              <w:bottom w:val="single" w:sz="4" w:color="D9D9D9"/>
-              <w:right w:val="single" w:sz="4" w:color="D9D9D9"/>
+            <w:tcW w:w="5112" w:type="dxa"/>
+            <w:tcBorders>
+              <w:top w:val="single" w:sz="4" w:space="0" w:color="D9D9D9"/>
+              <w:left w:val="single" w:sz="4" w:space="0" w:color="D9D9D9"/>
+              <w:bottom w:val="single" w:sz="4" w:space="0" w:color="D9D9D9"/>
+              <w:right w:val="single" w:sz="4" w:space="0" w:color="D9D9D9"/>
             </w:tcBorders>
             <w:tcMar>
               <w:top w:w="90" w:type="dxa"/>
@@ -2579,15 +2240,14 @@
               <w:bottom w:w="90" w:type="dxa"/>
               <w:right w:w="90" w:type="dxa"/>
             </w:tcMar>
-          </w:tcPr>
-          <w:p>
-            <w:pPr>
-              <w:spacing w:after="20" w:before="20" w:line="240" w:lineRule="auto"/>
-            </w:pPr>
-            <w:r>
-              <w:rPr>
-                <w:b w:val="0"/>
-                <w:i w:val="0"/>
+            <w:vAlign w:val="center"/>
+          </w:tcPr>
+          <w:p>
+            <w:pPr>
+              <w:spacing w:before="20" w:after="20" w:line="240" w:lineRule="auto"/>
+            </w:pPr>
+            <w:r>
+              <w:rPr>
                 <w:sz w:val="20"/>
               </w:rPr>
               <w:t>7 Final literature review</w:t>
@@ -2596,13 +2256,12 @@
         </w:tc>
         <w:tc>
           <w:tcPr>
-            <w:tcW w:type="dxa" w:w="936"/>
-            <w:vAlign w:val="center"/>
-            <w:tcBorders>
-              <w:top w:val="single" w:sz="4" w:color="D9D9D9"/>
-              <w:left w:val="single" w:sz="4" w:color="D9D9D9"/>
-              <w:bottom w:val="single" w:sz="4" w:color="D9D9D9"/>
-              <w:right w:val="single" w:sz="4" w:color="D9D9D9"/>
+            <w:tcW w:w="936" w:type="dxa"/>
+            <w:tcBorders>
+              <w:top w:val="single" w:sz="4" w:space="0" w:color="D9D9D9"/>
+              <w:left w:val="single" w:sz="4" w:space="0" w:color="D9D9D9"/>
+              <w:bottom w:val="single" w:sz="4" w:space="0" w:color="D9D9D9"/>
+              <w:right w:val="single" w:sz="4" w:space="0" w:color="D9D9D9"/>
             </w:tcBorders>
             <w:tcMar>
               <w:top w:w="90" w:type="dxa"/>
@@ -2610,15 +2269,14 @@
               <w:bottom w:w="90" w:type="dxa"/>
               <w:right w:w="90" w:type="dxa"/>
             </w:tcMar>
-          </w:tcPr>
-          <w:p>
-            <w:pPr>
-              <w:spacing w:after="20" w:before="20" w:line="240" w:lineRule="auto"/>
-            </w:pPr>
-            <w:r>
-              <w:rPr>
-                <w:b w:val="0"/>
-                <w:i w:val="0"/>
+            <w:vAlign w:val="center"/>
+          </w:tcPr>
+          <w:p>
+            <w:pPr>
+              <w:spacing w:before="20" w:after="20" w:line="240" w:lineRule="auto"/>
+            </w:pPr>
+            <w:r>
+              <w:rPr>
                 <w:sz w:val="20"/>
               </w:rPr>
               <w:t>40%</w:t>
@@ -2627,13 +2285,12 @@
         </w:tc>
         <w:tc>
           <w:tcPr>
-            <w:tcW w:type="dxa" w:w="3312"/>
-            <w:vAlign w:val="center"/>
-            <w:tcBorders>
-              <w:top w:val="single" w:sz="4" w:color="D9D9D9"/>
-              <w:left w:val="single" w:sz="4" w:color="D9D9D9"/>
-              <w:bottom w:val="single" w:sz="4" w:color="D9D9D9"/>
-              <w:right w:val="single" w:sz="4" w:color="D9D9D9"/>
+            <w:tcW w:w="3312" w:type="dxa"/>
+            <w:tcBorders>
+              <w:top w:val="single" w:sz="4" w:space="0" w:color="D9D9D9"/>
+              <w:left w:val="single" w:sz="4" w:space="0" w:color="D9D9D9"/>
+              <w:bottom w:val="single" w:sz="4" w:space="0" w:color="D9D9D9"/>
+              <w:right w:val="single" w:sz="4" w:space="0" w:color="D9D9D9"/>
             </w:tcBorders>
             <w:tcMar>
               <w:top w:w="90" w:type="dxa"/>
@@ -2641,15 +2298,14 @@
               <w:bottom w:w="90" w:type="dxa"/>
               <w:right w:w="90" w:type="dxa"/>
             </w:tcMar>
-          </w:tcPr>
-          <w:p>
-            <w:pPr>
-              <w:spacing w:after="20" w:before="20" w:line="240" w:lineRule="auto"/>
-            </w:pPr>
-            <w:r>
-              <w:rPr>
-                <w:b w:val="0"/>
-                <w:i w:val="0"/>
+            <w:vAlign w:val="center"/>
+          </w:tcPr>
+          <w:p>
+            <w:pPr>
+              <w:spacing w:before="20" w:after="20" w:line="240" w:lineRule="auto"/>
+            </w:pPr>
+            <w:r>
+              <w:rPr>
                 <w:sz w:val="20"/>
               </w:rPr>
               <w:t>Tuesday 15 December</w:t>
@@ -2660,16 +2316,16 @@
       <w:tr>
         <w:trPr>
           <w:cantSplit/>
+          <w:jc w:val="center"/>
         </w:trPr>
         <w:tc>
           <w:tcPr>
-            <w:tcW w:type="dxa" w:w="5112"/>
-            <w:vAlign w:val="center"/>
-            <w:tcBorders>
-              <w:top w:val="single" w:sz="4" w:color="D9D9D9"/>
-              <w:left w:val="single" w:sz="4" w:color="D9D9D9"/>
-              <w:bottom w:val="single" w:sz="4" w:color="D9D9D9"/>
-              <w:right w:val="single" w:sz="4" w:color="D9D9D9"/>
+            <w:tcW w:w="5112" w:type="dxa"/>
+            <w:tcBorders>
+              <w:top w:val="single" w:sz="4" w:space="0" w:color="D9D9D9"/>
+              <w:left w:val="single" w:sz="4" w:space="0" w:color="D9D9D9"/>
+              <w:bottom w:val="single" w:sz="4" w:space="0" w:color="D9D9D9"/>
+              <w:right w:val="single" w:sz="4" w:space="0" w:color="D9D9D9"/>
             </w:tcBorders>
             <w:tcMar>
               <w:top w:w="90" w:type="dxa"/>
@@ -2677,15 +2333,15 @@
               <w:bottom w:w="90" w:type="dxa"/>
               <w:right w:w="90" w:type="dxa"/>
             </w:tcMar>
-          </w:tcPr>
-          <w:p>
-            <w:pPr>
-              <w:spacing w:after="20" w:before="20" w:line="240" w:lineRule="auto"/>
+            <w:vAlign w:val="center"/>
+          </w:tcPr>
+          <w:p>
+            <w:pPr>
+              <w:spacing w:before="20" w:after="20" w:line="240" w:lineRule="auto"/>
             </w:pPr>
             <w:r>
               <w:rPr>
                 <w:b/>
-                <w:i w:val="0"/>
                 <w:sz w:val="20"/>
               </w:rPr>
               <w:t>Total</w:t>
@@ -2694,13 +2350,12 @@
         </w:tc>
         <w:tc>
           <w:tcPr>
-            <w:tcW w:type="dxa" w:w="936"/>
-            <w:vAlign w:val="center"/>
-            <w:tcBorders>
-              <w:top w:val="single" w:sz="4" w:color="D9D9D9"/>
-              <w:left w:val="single" w:sz="4" w:color="D9D9D9"/>
-              <w:bottom w:val="single" w:sz="4" w:color="D9D9D9"/>
-              <w:right w:val="single" w:sz="4" w:color="D9D9D9"/>
+            <w:tcW w:w="936" w:type="dxa"/>
+            <w:tcBorders>
+              <w:top w:val="single" w:sz="4" w:space="0" w:color="D9D9D9"/>
+              <w:left w:val="single" w:sz="4" w:space="0" w:color="D9D9D9"/>
+              <w:bottom w:val="single" w:sz="4" w:space="0" w:color="D9D9D9"/>
+              <w:right w:val="single" w:sz="4" w:space="0" w:color="D9D9D9"/>
             </w:tcBorders>
             <w:tcMar>
               <w:top w:w="90" w:type="dxa"/>
@@ -2708,15 +2363,15 @@
               <w:bottom w:w="90" w:type="dxa"/>
               <w:right w:w="90" w:type="dxa"/>
             </w:tcMar>
-          </w:tcPr>
-          <w:p>
-            <w:pPr>
-              <w:spacing w:after="20" w:before="20" w:line="240" w:lineRule="auto"/>
+            <w:vAlign w:val="center"/>
+          </w:tcPr>
+          <w:p>
+            <w:pPr>
+              <w:spacing w:before="20" w:after="20" w:line="240" w:lineRule="auto"/>
             </w:pPr>
             <w:r>
               <w:rPr>
                 <w:b/>
-                <w:i w:val="0"/>
                 <w:sz w:val="20"/>
               </w:rPr>
               <w:t>100%</w:t>
@@ -2725,13 +2380,12 @@
         </w:tc>
         <w:tc>
           <w:tcPr>
-            <w:tcW w:type="dxa" w:w="3312"/>
-            <w:vAlign w:val="center"/>
-            <w:tcBorders>
-              <w:top w:val="single" w:sz="4" w:color="D9D9D9"/>
-              <w:left w:val="single" w:sz="4" w:color="D9D9D9"/>
-              <w:bottom w:val="single" w:sz="4" w:color="D9D9D9"/>
-              <w:right w:val="single" w:sz="4" w:color="D9D9D9"/>
+            <w:tcW w:w="3312" w:type="dxa"/>
+            <w:tcBorders>
+              <w:top w:val="single" w:sz="4" w:space="0" w:color="D9D9D9"/>
+              <w:left w:val="single" w:sz="4" w:space="0" w:color="D9D9D9"/>
+              <w:bottom w:val="single" w:sz="4" w:space="0" w:color="D9D9D9"/>
+              <w:right w:val="single" w:sz="4" w:space="0" w:color="D9D9D9"/>
             </w:tcBorders>
             <w:tcMar>
               <w:top w:w="90" w:type="dxa"/>
@@ -2739,10 +2393,11 @@
               <w:bottom w:w="90" w:type="dxa"/>
               <w:right w:w="90" w:type="dxa"/>
             </w:tcMar>
-          </w:tcPr>
-          <w:p>
-            <w:pPr>
-              <w:spacing w:after="20" w:before="20" w:line="240" w:lineRule="auto"/>
+            <w:vAlign w:val="center"/>
+          </w:tcPr>
+          <w:p>
+            <w:pPr>
+              <w:spacing w:before="20" w:after="20" w:line="240" w:lineRule="auto"/>
             </w:pPr>
           </w:p>
         </w:tc>
@@ -2755,40 +2410,159 @@
     </w:p>
     <w:p>
       <w:r>
-        <w:rPr>
-          <w:b w:val="0"/>
-          <w:i w:val="0"/>
-        </w:rPr>
         <w:t xml:space="preserve">All proposed submissions are due at </w:t>
       </w:r>
       <w:r>
         <w:rPr>
           <w:b/>
-          <w:i w:val="0"/>
         </w:rPr>
         <w:t>11:59 PM Central Time</w:t>
       </w:r>
       <w:r>
-        <w:rPr>
-          <w:b w:val="0"/>
-          <w:i w:val="0"/>
-        </w:rPr>
-        <w:t xml:space="preserve"> through Canvas. These dates are a planning recommendation, not an assigned examination schedule. </w:t>
+        <w:t xml:space="preserve"> through Canvas. </w:t>
+      </w:r>
+      <w:r>
+        <w:t>The final literature review deadline is confirmed as Tuesday 15 December 2026 at 11:59 PM Central. Other dates remain planning recommendations.</w:t>
+      </w:r>
+    </w:p>
+    <w:p>
+      <w:pPr>
+        <w:pStyle w:val="Heading2"/>
+      </w:pPr>
+      <w:r>
+        <w:t>Baseline reflection</w:t>
+      </w:r>
+    </w:p>
+    <w:p>
+      <w:r>
+        <w:t>Before or during the first seminar, write a short, ungraded account of your project:</w:t>
+      </w:r>
+    </w:p>
+    <w:p>
+      <w:pPr>
+        <w:pStyle w:val="ListBullet"/>
+      </w:pPr>
+      <w:r>
+        <w:t>What question do you want to investigate, and why does it matter?</w:t>
+      </w:r>
+    </w:p>
+    <w:p>
+      <w:pPr>
+        <w:pStyle w:val="ListBullet"/>
+      </w:pPr>
+      <w:r>
+        <w:t>What do you already know about the relevant literature?</w:t>
+      </w:r>
+    </w:p>
+    <w:p>
+      <w:pPr>
+        <w:pStyle w:val="ListBullet"/>
+      </w:pPr>
+      <w:r>
+        <w:t>What would change your current understanding?</w:t>
+      </w:r>
+    </w:p>
+    <w:p>
+      <w:pPr>
+        <w:pStyle w:val="ListBullet"/>
+      </w:pPr>
+      <w:r>
+        <w:lastRenderedPageBreak/>
+        <w:t>How have you used AI in research, and what are you uncertain about?</w:t>
+      </w:r>
+    </w:p>
+    <w:p>
+      <w:r>
+        <w:t>This reflection establishes a starting point for comparison with your final work.</w:t>
+      </w:r>
+    </w:p>
+    <w:p>
+      <w:pPr>
+        <w:pStyle w:val="Heading2"/>
+      </w:pPr>
+      <w:r>
+        <w:t>Weekly research and revision cycle</w:t>
+      </w:r>
+    </w:p>
+    <w:p>
+      <w:r>
+        <w:t>For each staged task:</w:t>
+      </w:r>
+    </w:p>
+    <w:p>
+      <w:pPr>
+        <w:pStyle w:val="ListParagraph"/>
+      </w:pPr>
+      <w:r>
+        <w:t>1. Read and annotate relevant course material and literature in your field.</w:t>
+      </w:r>
+    </w:p>
+    <w:p>
+      <w:pPr>
+        <w:pStyle w:val="ListParagraph"/>
+      </w:pPr>
+      <w:r>
+        <w:t>2. Try the week's method on your own project.</w:t>
+      </w:r>
+    </w:p>
+    <w:p>
+      <w:pPr>
+        <w:pStyle w:val="ListParagraph"/>
+      </w:pPr>
+      <w:r>
+        <w:t>3. Check sources and claims, including any suggested by AI.</w:t>
+      </w:r>
+    </w:p>
+    <w:p>
+      <w:pPr>
+        <w:pStyle w:val="ListParagraph"/>
+      </w:pPr>
+      <w:r>
+        <w:t>4. Bring a question, draft, or map to the workshop.</w:t>
+      </w:r>
+    </w:p>
+    <w:p>
+      <w:pPr>
+        <w:pStyle w:val="ListParagraph"/>
+      </w:pPr>
+      <w:r>
+        <w:t>5. Revise the relevant part of your review.</w:t>
+      </w:r>
+    </w:p>
+    <w:p>
+      <w:pPr>
+        <w:pStyle w:val="ListParagraph"/>
+      </w:pPr>
+      <w:r>
+        <w:t>6. Submit the task with a brief account of what changed and how AI contributed, if used.</w:t>
+      </w:r>
+    </w:p>
+    <w:p>
+      <w:r>
+        <w:t>Self-reflection helps explain your decisions. It does not automatically determine your grade. The 479 self-grading scheme and separately weighted peer-commentary components have been replaced by 590's staged assignments.</w:t>
+      </w:r>
+    </w:p>
+    <w:p>
+      <w:pPr>
+        <w:pStyle w:val="Heading2"/>
+      </w:pPr>
+      <w:r>
+        <w:t>1 Research topic and question</w:t>
+      </w:r>
+    </w:p>
+    <w:p>
+      <w:r>
+        <w:t xml:space="preserve">State a provisional question and explain its significance, feasibility, and relationship to an initial set of sources. Identify what you would need to read or discover to refine it. </w:t>
       </w:r>
       <w:r>
         <w:rPr>
           <w:b/>
-          <w:i w:val="0"/>
           <w:highlight w:val="yellow"/>
         </w:rPr>
         <w:t>[TO CONFIRM]</w:t>
       </w:r>
       <w:r>
-        <w:rPr>
-          <w:b w:val="0"/>
-          <w:i w:val="0"/>
-        </w:rPr>
-        <w:t xml:space="preserve"> Final submission arrangements against the section's schedule and applicable University requirements.</w:t>
+        <w:t xml:space="preserve"> Length and minimum source expectations.</w:t>
       </w:r>
     </w:p>
     <w:p>
@@ -2796,73 +2570,12 @@
         <w:pStyle w:val="Heading2"/>
       </w:pPr>
       <w:r>
-        <w:t>Baseline reflection</w:t>
-      </w:r>
-    </w:p>
-    <w:p>
-      <w:r>
-        <w:rPr>
-          <w:b w:val="0"/>
-          <w:i w:val="0"/>
-        </w:rPr>
-        <w:t>Before or during the first seminar, write a short, ungraded account of your project:</w:t>
-      </w:r>
-    </w:p>
-    <w:p>
-      <w:pPr>
-        <w:pStyle w:val="ListBullet"/>
-      </w:pPr>
-      <w:r>
-        <w:rPr>
-          <w:b w:val="0"/>
-          <w:i w:val="0"/>
-        </w:rPr>
-        <w:t>What question do you want to investigate, and why does it matter?</w:t>
-      </w:r>
-    </w:p>
-    <w:p>
-      <w:pPr>
-        <w:pStyle w:val="ListBullet"/>
-      </w:pPr>
-      <w:r>
-        <w:rPr>
-          <w:b w:val="0"/>
-          <w:i w:val="0"/>
-        </w:rPr>
-        <w:t>What do you already know about the relevant literature?</w:t>
-      </w:r>
-    </w:p>
-    <w:p>
-      <w:pPr>
-        <w:pStyle w:val="ListBullet"/>
-      </w:pPr>
-      <w:r>
-        <w:rPr>
-          <w:b w:val="0"/>
-          <w:i w:val="0"/>
-        </w:rPr>
-        <w:t>What would change your current understanding?</w:t>
-      </w:r>
-    </w:p>
-    <w:p>
-      <w:pPr>
-        <w:pStyle w:val="ListBullet"/>
-      </w:pPr>
-      <w:r>
-        <w:rPr>
-          <w:b w:val="0"/>
-          <w:i w:val="0"/>
-        </w:rPr>
-        <w:t>How have you used AI in research, and what are you uncertain about?</w:t>
-      </w:r>
-    </w:p>
-    <w:p>
-      <w:r>
-        <w:rPr>
-          <w:b w:val="0"/>
-          <w:i w:val="0"/>
-        </w:rPr>
-        <w:t>This reflection establishes a starting point for comparison with your final work.</w:t>
+        <w:t>2 Review design method and scope</w:t>
+      </w:r>
+    </w:p>
+    <w:p>
+      <w:r>
+        <w:t>Explain the review's purpose, audience, boundaries, search approach, selection criteria, and proposed organization. Distinguish an exploratory course review from any claim to have completed a systematic review. Include enough detail for a reader to understand how the collection was assembled.</w:t>
       </w:r>
     </w:p>
     <w:p>
@@ -2870,97 +2583,12 @@
         <w:pStyle w:val="Heading2"/>
       </w:pPr>
       <w:r>
-        <w:t>Weekly research and revision cycle</w:t>
-      </w:r>
-    </w:p>
-    <w:p>
-      <w:r>
-        <w:rPr>
-          <w:b w:val="0"/>
-          <w:i w:val="0"/>
-        </w:rPr>
-        <w:t>For each staged task:</w:t>
-      </w:r>
-    </w:p>
-    <w:p>
-      <w:pPr>
-        <w:pStyle w:val="ListParagraph"/>
-      </w:pPr>
-      <w:r>
-        <w:rPr>
-          <w:b w:val="0"/>
-          <w:i w:val="0"/>
-        </w:rPr>
-        <w:t>1. Read and annotate relevant course material and literature in your field.</w:t>
-      </w:r>
-    </w:p>
-    <w:p>
-      <w:pPr>
-        <w:pStyle w:val="ListParagraph"/>
-      </w:pPr>
-      <w:r>
-        <w:rPr>
-          <w:b w:val="0"/>
-          <w:i w:val="0"/>
-        </w:rPr>
-        <w:t>2. Try the week's method on your own project.</w:t>
-      </w:r>
-    </w:p>
-    <w:p>
-      <w:pPr>
-        <w:pStyle w:val="ListParagraph"/>
-      </w:pPr>
-      <w:r>
-        <w:rPr>
-          <w:b w:val="0"/>
-          <w:i w:val="0"/>
-        </w:rPr>
-        <w:t>3. Check sources and claims, including any suggested by AI.</w:t>
-      </w:r>
-    </w:p>
-    <w:p>
-      <w:pPr>
-        <w:pStyle w:val="ListParagraph"/>
-      </w:pPr>
-      <w:r>
-        <w:rPr>
-          <w:b w:val="0"/>
-          <w:i w:val="0"/>
-        </w:rPr>
-        <w:t>4. Bring a question, draft, or map to the workshop.</w:t>
-      </w:r>
-    </w:p>
-    <w:p>
-      <w:pPr>
-        <w:pStyle w:val="ListParagraph"/>
-      </w:pPr>
-      <w:r>
-        <w:rPr>
-          <w:b w:val="0"/>
-          <w:i w:val="0"/>
-        </w:rPr>
-        <w:t>5. Revise the relevant part of your review.</w:t>
-      </w:r>
-    </w:p>
-    <w:p>
-      <w:pPr>
-        <w:pStyle w:val="ListParagraph"/>
-      </w:pPr>
-      <w:r>
-        <w:rPr>
-          <w:b w:val="0"/>
-          <w:i w:val="0"/>
-        </w:rPr>
-        <w:t>6. Submit the task with a brief account of what changed and how AI contributed, if used.</w:t>
-      </w:r>
-    </w:p>
-    <w:p>
-      <w:r>
-        <w:rPr>
-          <w:b w:val="0"/>
-          <w:i w:val="0"/>
-        </w:rPr>
-        <w:t>Self-reflection helps explain your decisions. It does not automatically determine your grade. The 479 self-grading scheme and separately weighted peer-commentary components have been replaced by 590's staged assignments.</w:t>
+        <w:t>3 Conceptual map of the literature</w:t>
+      </w:r>
+    </w:p>
+    <w:p>
+      <w:r>
+        <w:t>Represent the main concepts, debates, approaches, or historical developments in your field. Link important relationships to sources and identify uncertainties or omissions. Accompany the map with a short explanation of how it affects your question and search.</w:t>
       </w:r>
     </w:p>
     <w:p>
@@ -2968,31 +2596,22 @@
         <w:pStyle w:val="Heading2"/>
       </w:pPr>
       <w:r>
-        <w:t>1 Research topic and question</w:t>
-      </w:r>
-    </w:p>
-    <w:p>
-      <w:r>
-        <w:rPr>
-          <w:b w:val="0"/>
-          <w:i w:val="0"/>
-        </w:rPr>
-        <w:t xml:space="preserve">State a provisional question and explain its significance, feasibility, and relationship to an initial set of sources. Identify what you would need to read or discover to refine it. </w:t>
+        <w:t>4 Literature review writing sample</w:t>
+      </w:r>
+    </w:p>
+    <w:p>
+      <w:r>
+        <w:t xml:space="preserve">Develop a section that synthesizes literature rather than describing articles one at a time. Compare scientific and humanities modes of framing or interpretation; explain which choices serve your question and audience. </w:t>
       </w:r>
       <w:r>
         <w:rPr>
           <w:b/>
-          <w:i w:val="0"/>
           <w:highlight w:val="yellow"/>
         </w:rPr>
         <w:t>[TO CONFIRM]</w:t>
       </w:r>
       <w:r>
-        <w:rPr>
-          <w:b w:val="0"/>
-          <w:i w:val="0"/>
-        </w:rPr>
-        <w:t xml:space="preserve"> Length and minimum source expectations.</w:t>
+        <w:t xml:space="preserve"> Whether students submit two short versions or one version with commentary.</w:t>
       </w:r>
     </w:p>
     <w:p>
@@ -3000,16 +2619,12 @@
         <w:pStyle w:val="Heading2"/>
       </w:pPr>
       <w:r>
-        <w:t>2 Review design method and scope</w:t>
-      </w:r>
-    </w:p>
-    <w:p>
-      <w:r>
-        <w:rPr>
-          <w:b w:val="0"/>
-          <w:i w:val="0"/>
-        </w:rPr>
-        <w:t>Explain the review's purpose, audience, boundaries, search approach, selection criteria, and proposed organization. Distinguish an exploratory course review from any claim to have completed a systematic review. Include enough detail for a reader to understand how the collection was assembled.</w:t>
+        <w:t>5 Structured draft and signposting</w:t>
+      </w:r>
+    </w:p>
+    <w:p>
+      <w:r>
+        <w:t>Submit an outline and a developed draft section showing the review's organizing argument. Use headings, transitions, and metadiscourse to make relationships explicit. Explain one structural revision and how it improves the reader's understanding.</w:t>
       </w:r>
     </w:p>
     <w:p>
@@ -3017,16 +2632,13 @@
         <w:pStyle w:val="Heading2"/>
       </w:pPr>
       <w:r>
-        <w:t>3 Conceptual map of the literature</w:t>
-      </w:r>
-    </w:p>
-    <w:p>
-      <w:r>
-        <w:rPr>
-          <w:b w:val="0"/>
-          <w:i w:val="0"/>
-        </w:rPr>
-        <w:t>Represent the main concepts, debates, approaches, or historical developments in your field. Link important relationships to sources and identify uncertainties or omissions. Accompany the map with a short explanation of how it affects your question and search.</w:t>
+        <w:lastRenderedPageBreak/>
+        <w:t>6 AI use and reflexive commentary</w:t>
+      </w:r>
+    </w:p>
+    <w:p>
+      <w:r>
+        <w:t>Explain where AI influenced searching, reading, mapping, or writing; what you checked; what you rejected; and what responsibility you retained. Connect your position as a researcher to a specific choice in the review. Include selected examples where useful, without requiring publication of private conversations or irrelevant personal information.</w:t>
       </w:r>
     </w:p>
     <w:p>
@@ -3034,31 +2646,38 @@
         <w:pStyle w:val="Heading2"/>
       </w:pPr>
       <w:r>
-        <w:t>4 Literature review writing sample</w:t>
-      </w:r>
-    </w:p>
-    <w:p>
-      <w:r>
-        <w:rPr>
-          <w:b w:val="0"/>
-          <w:i w:val="0"/>
-        </w:rPr>
-        <w:t xml:space="preserve">Develop a section that synthesizes literature rather than describing articles one at a time. Compare scientific and humanities modes of framing or interpretation; explain which choices serve your question and audience. </w:t>
+        <w:t>7 Final literature review</w:t>
+      </w:r>
+    </w:p>
+    <w:p>
+      <w:r>
+        <w:t>Submit a coherent review that develops a defensible contribution from the staged work. It should establish a question and scope, synthesize relevant literature, explain relationships and disagreements, and identify a plausible gap or a different way to frame the problem.</w:t>
+      </w:r>
+    </w:p>
+    <w:p>
+      <w:r>
+        <w:t xml:space="preserve">The final literature review is 1,500–2,000 words. Include an AI-use statement and a short revision memo explaining how the review changed in response to evidence and feedback. </w:t>
       </w:r>
       <w:r>
         <w:rPr>
           <w:b/>
-          <w:i w:val="0"/>
           <w:highlight w:val="yellow"/>
         </w:rPr>
         <w:t>[TO CONFIRM]</w:t>
       </w:r>
       <w:r>
-        <w:rPr>
-          <w:b w:val="0"/>
-          <w:i w:val="0"/>
-        </w:rPr>
-        <w:t xml:space="preserve"> Whether students submit two short versions or one version with commentary.</w:t>
+        <w:t xml:space="preserve"> Citation expectations, submission format, memo length, and the detailed rubric.</w:t>
+      </w:r>
+    </w:p>
+    <w:p>
+      <w:r>
+        <w:t xml:space="preserve">The final seminar is a workshop for this submission. Aim to arrive with a complete working draft. </w:t>
+      </w:r>
+      <w:r>
+        <w:t>The confirmed 15 December deadline</w:t>
+      </w:r>
+      <w:r>
+        <w:t xml:space="preserve"> allows revision after that workshop.</w:t>
       </w:r>
     </w:p>
     <w:p>
@@ -3066,83 +2685,75 @@
         <w:pStyle w:val="Heading2"/>
       </w:pPr>
       <w:r>
-        <w:t>5 Structured draft and signposting</w:t>
-      </w:r>
-    </w:p>
-    <w:p>
-      <w:r>
-        <w:rPr>
-          <w:b w:val="0"/>
-          <w:i w:val="0"/>
-        </w:rPr>
-        <w:t>Submit an outline and a developed draft section showing the review's organizing argument. Use headings, transitions, and metadiscourse to make relationships explicit. Explain one structural revision and how it improves the reader's understanding.</w:t>
-      </w:r>
-    </w:p>
-    <w:p>
-      <w:pPr>
-        <w:pStyle w:val="Heading2"/>
-      </w:pPr>
-      <w:r>
-        <w:t>6 AI use and reflexive commentary</w:t>
-      </w:r>
-    </w:p>
-    <w:p>
-      <w:r>
-        <w:rPr>
-          <w:b w:val="0"/>
-          <w:i w:val="0"/>
-        </w:rPr>
-        <w:t>Explain where AI influenced searching, reading, mapping, or writing; what you checked; what you rejected; and what responsibility you retained. Connect your position as a researcher to a specific choice in the review. Include selected examples where useful, without requiring publication of private conversations or irrelevant personal information.</w:t>
-      </w:r>
-    </w:p>
-    <w:p>
-      <w:pPr>
-        <w:pStyle w:val="Heading2"/>
-      </w:pPr>
-      <w:r>
-        <w:t>7 Final literature review</w:t>
-      </w:r>
-    </w:p>
-    <w:p>
-      <w:r>
-        <w:rPr>
-          <w:b w:val="0"/>
-          <w:i w:val="0"/>
-        </w:rPr>
-        <w:t>Submit a coherent review that develops a defensible contribution from the staged work. It should establish a question and scope, synthesize relevant literature, explain relationships and disagreements, and identify a plausible gap or a different way to frame the problem.</w:t>
-      </w:r>
-    </w:p>
-    <w:p>
-      <w:r>
-        <w:rPr>
-          <w:b w:val="0"/>
-          <w:i w:val="0"/>
-        </w:rPr>
-        <w:t xml:space="preserve">Include an AI-use statement and a short revision memo explaining how the review changed in response to evidence and feedback. </w:t>
+        <w:t>Assessment criteria</w:t>
+      </w:r>
+    </w:p>
+    <w:p>
+      <w:r>
+        <w:t>The common criteria are:</w:t>
+      </w:r>
+    </w:p>
+    <w:p>
+      <w:pPr>
+        <w:pStyle w:val="ListBullet"/>
+      </w:pPr>
+      <w:r>
+        <w:t>significance and feasibility of the question;</w:t>
+      </w:r>
+    </w:p>
+    <w:p>
+      <w:pPr>
+        <w:pStyle w:val="ListBullet"/>
+      </w:pPr>
+      <w:r>
+        <w:t>relevance and traceability of sources;</w:t>
+      </w:r>
+    </w:p>
+    <w:p>
+      <w:pPr>
+        <w:pStyle w:val="ListBullet"/>
+      </w:pPr>
+      <w:r>
+        <w:t>quality of interpretation and synthesis;</w:t>
+      </w:r>
+    </w:p>
+    <w:p>
+      <w:pPr>
+        <w:pStyle w:val="ListBullet"/>
+      </w:pPr>
+      <w:r>
+        <w:t>clarity of organization, framing, and scholarly voice;</w:t>
+      </w:r>
+    </w:p>
+    <w:p>
+      <w:pPr>
+        <w:pStyle w:val="ListBullet"/>
+      </w:pPr>
+      <w:r>
+        <w:t>reflexivity and responsible, transparent AI use;</w:t>
+      </w:r>
+    </w:p>
+    <w:p>
+      <w:pPr>
+        <w:pStyle w:val="ListBullet"/>
+      </w:pPr>
+      <w:r>
+        <w:t>responsiveness to evidence and feedback.</w:t>
+      </w:r>
+    </w:p>
+    <w:p>
+      <w:r>
+        <w:t xml:space="preserve">The staged tasks emphasize development and reasoned decisions. The final review emphasizes how those decisions work together in the completed argument. </w:t>
       </w:r>
       <w:r>
         <w:rPr>
           <w:b/>
-          <w:i w:val="0"/>
           <w:highlight w:val="yellow"/>
         </w:rPr>
         <w:t>[TO CONFIRM]</w:t>
       </w:r>
       <w:r>
-        <w:rPr>
-          <w:b w:val="0"/>
-          <w:i w:val="0"/>
-        </w:rPr>
-        <w:t xml:space="preserve"> Word range, citation expectations, submission format, memo length, and the detailed rubric.</w:t>
-      </w:r>
-    </w:p>
-    <w:p>
-      <w:r>
-        <w:rPr>
-          <w:b w:val="0"/>
-          <w:i w:val="0"/>
-        </w:rPr>
-        <w:t>The final seminar is a workshop for this submission. Aim to arrive with a complete working draft. The proposed 15 December deadline allows revision after that workshop.</w:t>
+        <w:t xml:space="preserve"> Task-specific descriptors and allocation of marks.</w:t>
       </w:r>
     </w:p>
     <w:p>
@@ -3150,112 +2761,27 @@
         <w:pStyle w:val="Heading2"/>
       </w:pPr>
       <w:r>
-        <w:t>Assessment criteria</w:t>
-      </w:r>
-    </w:p>
-    <w:p>
-      <w:r>
-        <w:rPr>
-          <w:b w:val="0"/>
-          <w:i w:val="0"/>
-        </w:rPr>
-        <w:t>The common criteria are:</w:t>
-      </w:r>
-    </w:p>
-    <w:p>
-      <w:pPr>
-        <w:pStyle w:val="ListBullet"/>
-      </w:pPr>
-      <w:r>
-        <w:rPr>
-          <w:b w:val="0"/>
-          <w:i w:val="0"/>
-        </w:rPr>
-        <w:t>significance and feasibility of the question;</w:t>
-      </w:r>
-    </w:p>
-    <w:p>
-      <w:pPr>
-        <w:pStyle w:val="ListBullet"/>
-      </w:pPr>
-      <w:r>
-        <w:rPr>
-          <w:b w:val="0"/>
-          <w:i w:val="0"/>
-        </w:rPr>
-        <w:t>relevance and traceability of sources;</w:t>
-      </w:r>
-    </w:p>
-    <w:p>
-      <w:pPr>
-        <w:pStyle w:val="ListBullet"/>
-      </w:pPr>
-      <w:r>
-        <w:rPr>
-          <w:b w:val="0"/>
-          <w:i w:val="0"/>
-        </w:rPr>
-        <w:t>quality of interpretation and synthesis;</w:t>
-      </w:r>
-    </w:p>
-    <w:p>
-      <w:pPr>
-        <w:pStyle w:val="ListBullet"/>
-      </w:pPr>
-      <w:r>
-        <w:rPr>
-          <w:b w:val="0"/>
-          <w:i w:val="0"/>
-        </w:rPr>
-        <w:t>clarity of organization, framing, and scholarly voice;</w:t>
-      </w:r>
-    </w:p>
-    <w:p>
-      <w:pPr>
-        <w:pStyle w:val="ListBullet"/>
-      </w:pPr>
-      <w:r>
-        <w:rPr>
-          <w:b w:val="0"/>
-          <w:i w:val="0"/>
-        </w:rPr>
-        <w:t>reflexivity and responsible, transparent AI use;</w:t>
-      </w:r>
-    </w:p>
-    <w:p>
-      <w:pPr>
-        <w:pStyle w:val="ListBullet"/>
-      </w:pPr>
-      <w:r>
-        <w:rPr>
-          <w:b w:val="0"/>
-          <w:i w:val="0"/>
-        </w:rPr>
-        <w:t>responsiveness to evidence and feedback.</w:t>
-      </w:r>
-    </w:p>
-    <w:p>
-      <w:r>
-        <w:rPr>
-          <w:b w:val="0"/>
-          <w:i w:val="0"/>
-        </w:rPr>
-        <w:t xml:space="preserve">The staged tasks emphasize development and reasoned decisions. The final review emphasizes how those decisions work together in the completed argument. </w:t>
+        <w:t>Peer commentary</w:t>
+      </w:r>
+    </w:p>
+    <w:p>
+      <w:r>
+        <w:t>Peer workshops are proposed in Sessions 4 and 6, with instructor feedback on the map and structured draft. Peer commentary supports revision and carries no separate percentage in this starting assessment structure.</w:t>
+      </w:r>
+    </w:p>
+    <w:p>
+      <w:r>
+        <w:t xml:space="preserve">Share only the material needed for the exercise. Use named recipients and institution-supported arrangements. Students may use an anonymized extract or an instructor-mediated alternative. Keep grades and private instructor comments in Canvas. </w:t>
       </w:r>
       <w:r>
         <w:rPr>
           <w:b/>
-          <w:i w:val="0"/>
           <w:highlight w:val="yellow"/>
         </w:rPr>
         <w:t>[TO CONFIRM]</w:t>
       </w:r>
       <w:r>
-        <w:rPr>
-          <w:b w:val="0"/>
-          <w:i w:val="0"/>
-        </w:rPr>
-        <w:t xml:space="preserve"> Task-specific descriptors and allocation of marks.</w:t>
+        <w:t xml:space="preserve"> Pairing, access arrangements, and an accessible alternative before the first workshop.</w:t>
       </w:r>
     </w:p>
     <w:p>
@@ -3263,40 +2789,68 @@
         <w:pStyle w:val="Heading2"/>
       </w:pPr>
       <w:r>
-        <w:t>Peer commentary</w:t>
-      </w:r>
-    </w:p>
-    <w:p>
-      <w:r>
-        <w:rPr>
-          <w:b w:val="0"/>
-          <w:i w:val="0"/>
-        </w:rPr>
-        <w:t>Peer workshops are proposed in Sessions 4 and 6, with instructor feedback on the map and structured draft. Peer commentary supports revision and carries no separate percentage in this starting assessment structure.</w:t>
-      </w:r>
-    </w:p>
-    <w:p>
-      <w:r>
-        <w:rPr>
-          <w:b w:val="0"/>
-          <w:i w:val="0"/>
-        </w:rPr>
-        <w:t xml:space="preserve">Share only the material needed for the exercise. Use named recipients and institution-supported arrangements. Students may use an anonymized extract or an instructor-mediated alternative. Keep grades and private instructor comments in Canvas. </w:t>
+        <w:lastRenderedPageBreak/>
+        <w:t>Use of AI in this course</w:t>
+      </w:r>
+    </w:p>
+    <w:p>
+      <w:r>
+        <w:t>AI is an object of study and a possible research tool. Use it in ways that make your own judgment more visible.</w:t>
+      </w:r>
+    </w:p>
+    <w:p>
+      <w:pPr>
+        <w:pStyle w:val="ListBullet"/>
+      </w:pPr>
+      <w:r>
+        <w:t>Explore interpretations, test arguments, compare organizational choices, and generate search leads.</w:t>
+      </w:r>
+    </w:p>
+    <w:p>
+      <w:pPr>
+        <w:pStyle w:val="ListBullet"/>
+      </w:pPr>
+      <w:r>
+        <w:t>Verify citations against the actual source. Read enough to establish what the source supports.</w:t>
+      </w:r>
+    </w:p>
+    <w:p>
+      <w:pPr>
+        <w:pStyle w:val="ListBullet"/>
+      </w:pPr>
+      <w:r>
+        <w:t>Describe consequential AI use in each submission; retain selected examples of useful outputs and errors.</w:t>
+      </w:r>
+    </w:p>
+    <w:p>
+      <w:pPr>
+        <w:pStyle w:val="ListBullet"/>
+      </w:pPr>
+      <w:r>
+        <w:t>Distinguish the author's claim, your interpretation, and an AI-generated suggestion.</w:t>
+      </w:r>
+    </w:p>
+    <w:p>
+      <w:pPr>
+        <w:pStyle w:val="ListBullet"/>
+      </w:pPr>
+      <w:r>
+        <w:t>Do not present fabricated references, unverified quotations, or generated analysis you cannot explain as established scholarship.</w:t>
+      </w:r>
+    </w:p>
+    <w:p>
+      <w:r>
+        <w:t xml:space="preserve">A polished output is not sufficient evidence of learning. Be prepared to explain why a source belongs in the review, how a claim follows from it, and what you changed. </w:t>
       </w:r>
       <w:r>
         <w:rPr>
           <w:b/>
-          <w:i w:val="0"/>
           <w:highlight w:val="yellow"/>
         </w:rPr>
         <w:t>[TO CONFIRM]</w:t>
       </w:r>
       <w:r>
-        <w:rPr>
-          <w:b w:val="0"/>
-          <w:i w:val="0"/>
-        </w:rPr>
-        <w:t xml:space="preserve"> Pairing, access arrangements, and an accessible alternative before the first workshop.</w:t>
+        <w:t xml:space="preserve"> Final course AI policy and current University academic-integrity wording.</w:t>
       </w:r>
     </w:p>
     <w:p>
@@ -3304,140 +2858,30 @@
         <w:pStyle w:val="Heading2"/>
       </w:pPr>
       <w:r>
-        <w:t>Use of AI in this course</w:t>
-      </w:r>
-    </w:p>
-    <w:p>
-      <w:r>
-        <w:rPr>
-          <w:b w:val="0"/>
-          <w:i w:val="0"/>
-        </w:rPr>
-        <w:t>AI is an object of study and a possible research tool. Use it in ways that make your own judgment more visible.</w:t>
-      </w:r>
-    </w:p>
-    <w:p>
-      <w:pPr>
-        <w:pStyle w:val="ListBullet"/>
-      </w:pPr>
-      <w:r>
-        <w:rPr>
-          <w:b w:val="0"/>
-          <w:i w:val="0"/>
-        </w:rPr>
-        <w:t>Explore interpretations, test arguments, compare organizational choices, and generate search leads.</w:t>
-      </w:r>
-    </w:p>
-    <w:p>
-      <w:pPr>
-        <w:pStyle w:val="ListBullet"/>
-      </w:pPr>
-      <w:r>
-        <w:rPr>
-          <w:b w:val="0"/>
-          <w:i w:val="0"/>
-        </w:rPr>
-        <w:t>Verify citations against the actual source. Read enough to establish what the source supports.</w:t>
-      </w:r>
-    </w:p>
-    <w:p>
-      <w:pPr>
-        <w:pStyle w:val="ListBullet"/>
-      </w:pPr>
-      <w:r>
-        <w:rPr>
-          <w:b w:val="0"/>
-          <w:i w:val="0"/>
-        </w:rPr>
-        <w:t>Describe consequential AI use in each submission; retain selected examples of useful outputs and errors.</w:t>
-      </w:r>
-    </w:p>
-    <w:p>
-      <w:pPr>
-        <w:pStyle w:val="ListBullet"/>
-      </w:pPr>
-      <w:r>
-        <w:rPr>
-          <w:b w:val="0"/>
-          <w:i w:val="0"/>
-        </w:rPr>
-        <w:t>Distinguish the author's claim, your interpretation, and an AI-generated suggestion.</w:t>
-      </w:r>
-    </w:p>
-    <w:p>
-      <w:pPr>
-        <w:pStyle w:val="ListBullet"/>
-      </w:pPr>
-      <w:r>
-        <w:rPr>
-          <w:b w:val="0"/>
-          <w:i w:val="0"/>
-        </w:rPr>
-        <w:t>Do not present fabricated references, unverified quotations, or generated analysis you cannot explain as established scholarship.</w:t>
-      </w:r>
-    </w:p>
-    <w:p>
-      <w:r>
-        <w:rPr>
-          <w:b w:val="0"/>
-          <w:i w:val="0"/>
-        </w:rPr>
-        <w:t xml:space="preserve">A polished output is not sufficient evidence of learning. Be prepared to explain why a source belongs in the review, how a claim follows from it, and what you changed. </w:t>
+        <w:t>Grading Scale</w:t>
+      </w:r>
+    </w:p>
+    <w:p>
+      <w:r>
+        <w:t xml:space="preserve">The scale below is retained from the 479 syllabus as a draft starting point. </w:t>
       </w:r>
       <w:r>
         <w:rPr>
           <w:b/>
-          <w:i w:val="0"/>
           <w:highlight w:val="yellow"/>
         </w:rPr>
         <w:t>[TO CONFIRM]</w:t>
       </w:r>
       <w:r>
-        <w:rPr>
-          <w:b w:val="0"/>
-          <w:i w:val="0"/>
-        </w:rPr>
-        <w:t xml:space="preserve"> Final course AI policy and current University academic-integrity wording.</w:t>
-      </w:r>
-    </w:p>
-    <w:p>
-      <w:pPr>
-        <w:pStyle w:val="Heading2"/>
-      </w:pPr>
-      <w:r>
-        <w:t>Grading Scale</w:t>
-      </w:r>
-    </w:p>
-    <w:p>
-      <w:r>
-        <w:rPr>
-          <w:b w:val="0"/>
-          <w:i w:val="0"/>
-        </w:rPr>
-        <w:t xml:space="preserve">The scale below is retained from the 479 syllabus as a draft starting point. </w:t>
-      </w:r>
-      <w:r>
-        <w:rPr>
-          <w:b/>
-          <w:i w:val="0"/>
-          <w:highlight w:val="yellow"/>
-        </w:rPr>
-        <w:t>[TO CONFIRM]</w:t>
-      </w:r>
-      <w:r>
-        <w:rPr>
-          <w:b w:val="0"/>
-          <w:i w:val="0"/>
-        </w:rPr>
         <w:t xml:space="preserve"> Final course and program grading arrangements.</w:t>
       </w:r>
     </w:p>
     <w:tbl>
       <w:tblPr>
-        <w:tblW w:type="auto" w:w="0"/>
+        <w:tblW w:w="0" w:type="auto"/>
         <w:jc w:val="center"/>
         <w:tblLayout w:type="fixed"/>
-        <w:tblLook w:firstColumn="1" w:firstRow="1" w:lastColumn="0" w:lastRow="0" w:noHBand="0" w:noVBand="1" w:val="04A0"/>
+        <w:tblLook w:val="04A0" w:firstRow="1" w:lastRow="0" w:firstColumn="1" w:lastColumn="0" w:noHBand="0" w:noVBand="1"/>
       </w:tblPr>
       <w:tblGrid>
         <w:gridCol w:w="2448"/>
@@ -3445,35 +2889,35 @@
       </w:tblGrid>
       <w:tr>
         <w:trPr>
+          <w:cantSplit/>
           <w:tblHeader/>
-          <w:cantSplit/>
+          <w:jc w:val="center"/>
         </w:trPr>
         <w:tc>
           <w:tcPr>
-            <w:tcW w:type="dxa" w:w="2448"/>
-            <w:vAlign w:val="center"/>
-            <w:tcBorders>
-              <w:top w:val="single" w:sz="4" w:color="D9D9D9"/>
-              <w:left w:val="single" w:sz="4" w:color="D9D9D9"/>
-              <w:bottom w:val="single" w:sz="4" w:color="D9D9D9"/>
-              <w:right w:val="single" w:sz="4" w:color="D9D9D9"/>
-            </w:tcBorders>
+            <w:tcW w:w="2448" w:type="dxa"/>
+            <w:tcBorders>
+              <w:top w:val="single" w:sz="4" w:space="0" w:color="D9D9D9"/>
+              <w:left w:val="single" w:sz="4" w:space="0" w:color="D9D9D9"/>
+              <w:bottom w:val="single" w:sz="4" w:space="0" w:color="D9D9D9"/>
+              <w:right w:val="single" w:sz="4" w:space="0" w:color="D9D9D9"/>
+            </w:tcBorders>
+            <w:shd w:val="clear" w:color="auto" w:fill="E8ECF0"/>
             <w:tcMar>
               <w:top w:w="45" w:type="dxa"/>
               <w:left w:w="90" w:type="dxa"/>
               <w:bottom w:w="45" w:type="dxa"/>
               <w:right w:w="90" w:type="dxa"/>
             </w:tcMar>
-            <w:shd w:fill="E8ECF0"/>
-          </w:tcPr>
-          <w:p>
-            <w:pPr>
-              <w:spacing w:after="20" w:before="20" w:line="240" w:lineRule="auto"/>
+            <w:vAlign w:val="center"/>
+          </w:tcPr>
+          <w:p>
+            <w:pPr>
+              <w:spacing w:before="20" w:after="20" w:line="240" w:lineRule="auto"/>
             </w:pPr>
             <w:r>
               <w:rPr>
                 <w:b/>
-                <w:i w:val="0"/>
                 <w:sz w:val="20"/>
               </w:rPr>
               <w:t>Grade</w:t>
@@ -3482,30 +2926,29 @@
         </w:tc>
         <w:tc>
           <w:tcPr>
-            <w:tcW w:type="dxa" w:w="3312"/>
-            <w:vAlign w:val="center"/>
-            <w:tcBorders>
-              <w:top w:val="single" w:sz="4" w:color="D9D9D9"/>
-              <w:left w:val="single" w:sz="4" w:color="D9D9D9"/>
-              <w:bottom w:val="single" w:sz="4" w:color="D9D9D9"/>
-              <w:right w:val="single" w:sz="4" w:color="D9D9D9"/>
-            </w:tcBorders>
+            <w:tcW w:w="3312" w:type="dxa"/>
+            <w:tcBorders>
+              <w:top w:val="single" w:sz="4" w:space="0" w:color="D9D9D9"/>
+              <w:left w:val="single" w:sz="4" w:space="0" w:color="D9D9D9"/>
+              <w:bottom w:val="single" w:sz="4" w:space="0" w:color="D9D9D9"/>
+              <w:right w:val="single" w:sz="4" w:space="0" w:color="D9D9D9"/>
+            </w:tcBorders>
+            <w:shd w:val="clear" w:color="auto" w:fill="E8ECF0"/>
             <w:tcMar>
               <w:top w:w="45" w:type="dxa"/>
               <w:left w:w="90" w:type="dxa"/>
               <w:bottom w:w="45" w:type="dxa"/>
               <w:right w:w="90" w:type="dxa"/>
             </w:tcMar>
-            <w:shd w:fill="E8ECF0"/>
-          </w:tcPr>
-          <w:p>
-            <w:pPr>
-              <w:spacing w:after="20" w:before="20" w:line="240" w:lineRule="auto"/>
+            <w:vAlign w:val="center"/>
+          </w:tcPr>
+          <w:p>
+            <w:pPr>
+              <w:spacing w:before="20" w:after="20" w:line="240" w:lineRule="auto"/>
             </w:pPr>
             <w:r>
               <w:rPr>
                 <w:b/>
-                <w:i w:val="0"/>
                 <w:sz w:val="20"/>
               </w:rPr>
               <w:t>Percentage</w:t>
@@ -3516,16 +2959,16 @@
       <w:tr>
         <w:trPr>
           <w:cantSplit/>
+          <w:jc w:val="center"/>
         </w:trPr>
         <w:tc>
           <w:tcPr>
-            <w:tcW w:type="dxa" w:w="2448"/>
-            <w:vAlign w:val="center"/>
-            <w:tcBorders>
-              <w:top w:val="single" w:sz="4" w:color="D9D9D9"/>
-              <w:left w:val="single" w:sz="4" w:color="D9D9D9"/>
-              <w:bottom w:val="single" w:sz="4" w:color="D9D9D9"/>
-              <w:right w:val="single" w:sz="4" w:color="D9D9D9"/>
+            <w:tcW w:w="2448" w:type="dxa"/>
+            <w:tcBorders>
+              <w:top w:val="single" w:sz="4" w:space="0" w:color="D9D9D9"/>
+              <w:left w:val="single" w:sz="4" w:space="0" w:color="D9D9D9"/>
+              <w:bottom w:val="single" w:sz="4" w:space="0" w:color="D9D9D9"/>
+              <w:right w:val="single" w:sz="4" w:space="0" w:color="D9D9D9"/>
             </w:tcBorders>
             <w:tcMar>
               <w:top w:w="45" w:type="dxa"/>
@@ -3533,15 +2976,14 @@
               <w:bottom w:w="45" w:type="dxa"/>
               <w:right w:w="90" w:type="dxa"/>
             </w:tcMar>
-          </w:tcPr>
-          <w:p>
-            <w:pPr>
-              <w:spacing w:after="20" w:before="20" w:line="240" w:lineRule="auto"/>
-            </w:pPr>
-            <w:r>
-              <w:rPr>
-                <w:b w:val="0"/>
-                <w:i w:val="0"/>
+            <w:vAlign w:val="center"/>
+          </w:tcPr>
+          <w:p>
+            <w:pPr>
+              <w:spacing w:before="20" w:after="20" w:line="240" w:lineRule="auto"/>
+            </w:pPr>
+            <w:r>
+              <w:rPr>
                 <w:sz w:val="20"/>
               </w:rPr>
               <w:t>A+</w:t>
@@ -3550,13 +2992,12 @@
         </w:tc>
         <w:tc>
           <w:tcPr>
-            <w:tcW w:type="dxa" w:w="3312"/>
-            <w:vAlign w:val="center"/>
-            <w:tcBorders>
-              <w:top w:val="single" w:sz="4" w:color="D9D9D9"/>
-              <w:left w:val="single" w:sz="4" w:color="D9D9D9"/>
-              <w:bottom w:val="single" w:sz="4" w:color="D9D9D9"/>
-              <w:right w:val="single" w:sz="4" w:color="D9D9D9"/>
+            <w:tcW w:w="3312" w:type="dxa"/>
+            <w:tcBorders>
+              <w:top w:val="single" w:sz="4" w:space="0" w:color="D9D9D9"/>
+              <w:left w:val="single" w:sz="4" w:space="0" w:color="D9D9D9"/>
+              <w:bottom w:val="single" w:sz="4" w:space="0" w:color="D9D9D9"/>
+              <w:right w:val="single" w:sz="4" w:space="0" w:color="D9D9D9"/>
             </w:tcBorders>
             <w:tcMar>
               <w:top w:w="45" w:type="dxa"/>
@@ -3564,15 +3005,14 @@
               <w:bottom w:w="45" w:type="dxa"/>
               <w:right w:w="90" w:type="dxa"/>
             </w:tcMar>
-          </w:tcPr>
-          <w:p>
-            <w:pPr>
-              <w:spacing w:after="20" w:before="20" w:line="240" w:lineRule="auto"/>
-            </w:pPr>
-            <w:r>
-              <w:rPr>
-                <w:b w:val="0"/>
-                <w:i w:val="0"/>
+            <w:vAlign w:val="center"/>
+          </w:tcPr>
+          <w:p>
+            <w:pPr>
+              <w:spacing w:before="20" w:after="20" w:line="240" w:lineRule="auto"/>
+            </w:pPr>
+            <w:r>
+              <w:rPr>
                 <w:sz w:val="20"/>
               </w:rPr>
               <w:t>96.0–100</w:t>
@@ -3583,16 +3023,16 @@
       <w:tr>
         <w:trPr>
           <w:cantSplit/>
+          <w:jc w:val="center"/>
         </w:trPr>
         <w:tc>
           <w:tcPr>
-            <w:tcW w:type="dxa" w:w="2448"/>
-            <w:vAlign w:val="center"/>
-            <w:tcBorders>
-              <w:top w:val="single" w:sz="4" w:color="D9D9D9"/>
-              <w:left w:val="single" w:sz="4" w:color="D9D9D9"/>
-              <w:bottom w:val="single" w:sz="4" w:color="D9D9D9"/>
-              <w:right w:val="single" w:sz="4" w:color="D9D9D9"/>
+            <w:tcW w:w="2448" w:type="dxa"/>
+            <w:tcBorders>
+              <w:top w:val="single" w:sz="4" w:space="0" w:color="D9D9D9"/>
+              <w:left w:val="single" w:sz="4" w:space="0" w:color="D9D9D9"/>
+              <w:bottom w:val="single" w:sz="4" w:space="0" w:color="D9D9D9"/>
+              <w:right w:val="single" w:sz="4" w:space="0" w:color="D9D9D9"/>
             </w:tcBorders>
             <w:tcMar>
               <w:top w:w="45" w:type="dxa"/>
@@ -3600,15 +3040,14 @@
               <w:bottom w:w="45" w:type="dxa"/>
               <w:right w:w="90" w:type="dxa"/>
             </w:tcMar>
-          </w:tcPr>
-          <w:p>
-            <w:pPr>
-              <w:spacing w:after="20" w:before="20" w:line="240" w:lineRule="auto"/>
-            </w:pPr>
-            <w:r>
-              <w:rPr>
-                <w:b w:val="0"/>
-                <w:i w:val="0"/>
+            <w:vAlign w:val="center"/>
+          </w:tcPr>
+          <w:p>
+            <w:pPr>
+              <w:spacing w:before="20" w:after="20" w:line="240" w:lineRule="auto"/>
+            </w:pPr>
+            <w:r>
+              <w:rPr>
                 <w:sz w:val="20"/>
               </w:rPr>
               <w:t>A</w:t>
@@ -3617,13 +3056,12 @@
         </w:tc>
         <w:tc>
           <w:tcPr>
-            <w:tcW w:type="dxa" w:w="3312"/>
-            <w:vAlign w:val="center"/>
-            <w:tcBorders>
-              <w:top w:val="single" w:sz="4" w:color="D9D9D9"/>
-              <w:left w:val="single" w:sz="4" w:color="D9D9D9"/>
-              <w:bottom w:val="single" w:sz="4" w:color="D9D9D9"/>
-              <w:right w:val="single" w:sz="4" w:color="D9D9D9"/>
+            <w:tcW w:w="3312" w:type="dxa"/>
+            <w:tcBorders>
+              <w:top w:val="single" w:sz="4" w:space="0" w:color="D9D9D9"/>
+              <w:left w:val="single" w:sz="4" w:space="0" w:color="D9D9D9"/>
+              <w:bottom w:val="single" w:sz="4" w:space="0" w:color="D9D9D9"/>
+              <w:right w:val="single" w:sz="4" w:space="0" w:color="D9D9D9"/>
             </w:tcBorders>
             <w:tcMar>
               <w:top w:w="45" w:type="dxa"/>
@@ -3631,15 +3069,14 @@
               <w:bottom w:w="45" w:type="dxa"/>
               <w:right w:w="90" w:type="dxa"/>
             </w:tcMar>
-          </w:tcPr>
-          <w:p>
-            <w:pPr>
-              <w:spacing w:after="20" w:before="20" w:line="240" w:lineRule="auto"/>
-            </w:pPr>
-            <w:r>
-              <w:rPr>
-                <w:b w:val="0"/>
-                <w:i w:val="0"/>
+            <w:vAlign w:val="center"/>
+          </w:tcPr>
+          <w:p>
+            <w:pPr>
+              <w:spacing w:before="20" w:after="20" w:line="240" w:lineRule="auto"/>
+            </w:pPr>
+            <w:r>
+              <w:rPr>
                 <w:sz w:val="20"/>
               </w:rPr>
               <w:t>93.0–95.9</w:t>
@@ -3650,16 +3087,16 @@
       <w:tr>
         <w:trPr>
           <w:cantSplit/>
+          <w:jc w:val="center"/>
         </w:trPr>
         <w:tc>
           <w:tcPr>
-            <w:tcW w:type="dxa" w:w="2448"/>
-            <w:vAlign w:val="center"/>
-            <w:tcBorders>
-              <w:top w:val="single" w:sz="4" w:color="D9D9D9"/>
-              <w:left w:val="single" w:sz="4" w:color="D9D9D9"/>
-              <w:bottom w:val="single" w:sz="4" w:color="D9D9D9"/>
-              <w:right w:val="single" w:sz="4" w:color="D9D9D9"/>
+            <w:tcW w:w="2448" w:type="dxa"/>
+            <w:tcBorders>
+              <w:top w:val="single" w:sz="4" w:space="0" w:color="D9D9D9"/>
+              <w:left w:val="single" w:sz="4" w:space="0" w:color="D9D9D9"/>
+              <w:bottom w:val="single" w:sz="4" w:space="0" w:color="D9D9D9"/>
+              <w:right w:val="single" w:sz="4" w:space="0" w:color="D9D9D9"/>
             </w:tcBorders>
             <w:tcMar>
               <w:top w:w="45" w:type="dxa"/>
@@ -3667,15 +3104,14 @@
               <w:bottom w:w="45" w:type="dxa"/>
               <w:right w:w="90" w:type="dxa"/>
             </w:tcMar>
-          </w:tcPr>
-          <w:p>
-            <w:pPr>
-              <w:spacing w:after="20" w:before="20" w:line="240" w:lineRule="auto"/>
-            </w:pPr>
-            <w:r>
-              <w:rPr>
-                <w:b w:val="0"/>
-                <w:i w:val="0"/>
+            <w:vAlign w:val="center"/>
+          </w:tcPr>
+          <w:p>
+            <w:pPr>
+              <w:spacing w:before="20" w:after="20" w:line="240" w:lineRule="auto"/>
+            </w:pPr>
+            <w:r>
+              <w:rPr>
                 <w:sz w:val="20"/>
               </w:rPr>
               <w:t>A−</w:t>
@@ -3684,13 +3120,12 @@
         </w:tc>
         <w:tc>
           <w:tcPr>
-            <w:tcW w:type="dxa" w:w="3312"/>
-            <w:vAlign w:val="center"/>
-            <w:tcBorders>
-              <w:top w:val="single" w:sz="4" w:color="D9D9D9"/>
-              <w:left w:val="single" w:sz="4" w:color="D9D9D9"/>
-              <w:bottom w:val="single" w:sz="4" w:color="D9D9D9"/>
-              <w:right w:val="single" w:sz="4" w:color="D9D9D9"/>
+            <w:tcW w:w="3312" w:type="dxa"/>
+            <w:tcBorders>
+              <w:top w:val="single" w:sz="4" w:space="0" w:color="D9D9D9"/>
+              <w:left w:val="single" w:sz="4" w:space="0" w:color="D9D9D9"/>
+              <w:bottom w:val="single" w:sz="4" w:space="0" w:color="D9D9D9"/>
+              <w:right w:val="single" w:sz="4" w:space="0" w:color="D9D9D9"/>
             </w:tcBorders>
             <w:tcMar>
               <w:top w:w="45" w:type="dxa"/>
@@ -3698,15 +3133,14 @@
               <w:bottom w:w="45" w:type="dxa"/>
               <w:right w:w="90" w:type="dxa"/>
             </w:tcMar>
-          </w:tcPr>
-          <w:p>
-            <w:pPr>
-              <w:spacing w:after="20" w:before="20" w:line="240" w:lineRule="auto"/>
-            </w:pPr>
-            <w:r>
-              <w:rPr>
-                <w:b w:val="0"/>
-                <w:i w:val="0"/>
+            <w:vAlign w:val="center"/>
+          </w:tcPr>
+          <w:p>
+            <w:pPr>
+              <w:spacing w:before="20" w:after="20" w:line="240" w:lineRule="auto"/>
+            </w:pPr>
+            <w:r>
+              <w:rPr>
                 <w:sz w:val="20"/>
               </w:rPr>
               <w:t>90.0–92.9</w:t>
@@ -3717,16 +3151,16 @@
       <w:tr>
         <w:trPr>
           <w:cantSplit/>
+          <w:jc w:val="center"/>
         </w:trPr>
         <w:tc>
           <w:tcPr>
-            <w:tcW w:type="dxa" w:w="2448"/>
-            <w:vAlign w:val="center"/>
-            <w:tcBorders>
-              <w:top w:val="single" w:sz="4" w:color="D9D9D9"/>
-              <w:left w:val="single" w:sz="4" w:color="D9D9D9"/>
-              <w:bottom w:val="single" w:sz="4" w:color="D9D9D9"/>
-              <w:right w:val="single" w:sz="4" w:color="D9D9D9"/>
+            <w:tcW w:w="2448" w:type="dxa"/>
+            <w:tcBorders>
+              <w:top w:val="single" w:sz="4" w:space="0" w:color="D9D9D9"/>
+              <w:left w:val="single" w:sz="4" w:space="0" w:color="D9D9D9"/>
+              <w:bottom w:val="single" w:sz="4" w:space="0" w:color="D9D9D9"/>
+              <w:right w:val="single" w:sz="4" w:space="0" w:color="D9D9D9"/>
             </w:tcBorders>
             <w:tcMar>
               <w:top w:w="45" w:type="dxa"/>
@@ -3734,15 +3168,14 @@
               <w:bottom w:w="45" w:type="dxa"/>
               <w:right w:w="90" w:type="dxa"/>
             </w:tcMar>
-          </w:tcPr>
-          <w:p>
-            <w:pPr>
-              <w:spacing w:after="20" w:before="20" w:line="240" w:lineRule="auto"/>
-            </w:pPr>
-            <w:r>
-              <w:rPr>
-                <w:b w:val="0"/>
-                <w:i w:val="0"/>
+            <w:vAlign w:val="center"/>
+          </w:tcPr>
+          <w:p>
+            <w:pPr>
+              <w:spacing w:before="20" w:after="20" w:line="240" w:lineRule="auto"/>
+            </w:pPr>
+            <w:r>
+              <w:rPr>
                 <w:sz w:val="20"/>
               </w:rPr>
               <w:t>B+</w:t>
@@ -3751,13 +3184,12 @@
         </w:tc>
         <w:tc>
           <w:tcPr>
-            <w:tcW w:type="dxa" w:w="3312"/>
-            <w:vAlign w:val="center"/>
-            <w:tcBorders>
-              <w:top w:val="single" w:sz="4" w:color="D9D9D9"/>
-              <w:left w:val="single" w:sz="4" w:color="D9D9D9"/>
-              <w:bottom w:val="single" w:sz="4" w:color="D9D9D9"/>
-              <w:right w:val="single" w:sz="4" w:color="D9D9D9"/>
+            <w:tcW w:w="3312" w:type="dxa"/>
+            <w:tcBorders>
+              <w:top w:val="single" w:sz="4" w:space="0" w:color="D9D9D9"/>
+              <w:left w:val="single" w:sz="4" w:space="0" w:color="D9D9D9"/>
+              <w:bottom w:val="single" w:sz="4" w:space="0" w:color="D9D9D9"/>
+              <w:right w:val="single" w:sz="4" w:space="0" w:color="D9D9D9"/>
             </w:tcBorders>
             <w:tcMar>
               <w:top w:w="45" w:type="dxa"/>
@@ -3765,15 +3197,14 @@
               <w:bottom w:w="45" w:type="dxa"/>
               <w:right w:w="90" w:type="dxa"/>
             </w:tcMar>
-          </w:tcPr>
-          <w:p>
-            <w:pPr>
-              <w:spacing w:after="20" w:before="20" w:line="240" w:lineRule="auto"/>
-            </w:pPr>
-            <w:r>
-              <w:rPr>
-                <w:b w:val="0"/>
-                <w:i w:val="0"/>
+            <w:vAlign w:val="center"/>
+          </w:tcPr>
+          <w:p>
+            <w:pPr>
+              <w:spacing w:before="20" w:after="20" w:line="240" w:lineRule="auto"/>
+            </w:pPr>
+            <w:r>
+              <w:rPr>
                 <w:sz w:val="20"/>
               </w:rPr>
               <w:t>86.0–89.9</w:t>
@@ -3784,16 +3215,16 @@
       <w:tr>
         <w:trPr>
           <w:cantSplit/>
+          <w:jc w:val="center"/>
         </w:trPr>
         <w:tc>
           <w:tcPr>
-            <w:tcW w:type="dxa" w:w="2448"/>
-            <w:vAlign w:val="center"/>
-            <w:tcBorders>
-              <w:top w:val="single" w:sz="4" w:color="D9D9D9"/>
-              <w:left w:val="single" w:sz="4" w:color="D9D9D9"/>
-              <w:bottom w:val="single" w:sz="4" w:color="D9D9D9"/>
-              <w:right w:val="single" w:sz="4" w:color="D9D9D9"/>
+            <w:tcW w:w="2448" w:type="dxa"/>
+            <w:tcBorders>
+              <w:top w:val="single" w:sz="4" w:space="0" w:color="D9D9D9"/>
+              <w:left w:val="single" w:sz="4" w:space="0" w:color="D9D9D9"/>
+              <w:bottom w:val="single" w:sz="4" w:space="0" w:color="D9D9D9"/>
+              <w:right w:val="single" w:sz="4" w:space="0" w:color="D9D9D9"/>
             </w:tcBorders>
             <w:tcMar>
               <w:top w:w="45" w:type="dxa"/>
@@ -3801,15 +3232,14 @@
               <w:bottom w:w="45" w:type="dxa"/>
               <w:right w:w="90" w:type="dxa"/>
             </w:tcMar>
-          </w:tcPr>
-          <w:p>
-            <w:pPr>
-              <w:spacing w:after="20" w:before="20" w:line="240" w:lineRule="auto"/>
-            </w:pPr>
-            <w:r>
-              <w:rPr>
-                <w:b w:val="0"/>
-                <w:i w:val="0"/>
+            <w:vAlign w:val="center"/>
+          </w:tcPr>
+          <w:p>
+            <w:pPr>
+              <w:spacing w:before="20" w:after="20" w:line="240" w:lineRule="auto"/>
+            </w:pPr>
+            <w:r>
+              <w:rPr>
                 <w:sz w:val="20"/>
               </w:rPr>
               <w:t>B</w:t>
@@ -3818,13 +3248,12 @@
         </w:tc>
         <w:tc>
           <w:tcPr>
-            <w:tcW w:type="dxa" w:w="3312"/>
-            <w:vAlign w:val="center"/>
-            <w:tcBorders>
-              <w:top w:val="single" w:sz="4" w:color="D9D9D9"/>
-              <w:left w:val="single" w:sz="4" w:color="D9D9D9"/>
-              <w:bottom w:val="single" w:sz="4" w:color="D9D9D9"/>
-              <w:right w:val="single" w:sz="4" w:color="D9D9D9"/>
+            <w:tcW w:w="3312" w:type="dxa"/>
+            <w:tcBorders>
+              <w:top w:val="single" w:sz="4" w:space="0" w:color="D9D9D9"/>
+              <w:left w:val="single" w:sz="4" w:space="0" w:color="D9D9D9"/>
+              <w:bottom w:val="single" w:sz="4" w:space="0" w:color="D9D9D9"/>
+              <w:right w:val="single" w:sz="4" w:space="0" w:color="D9D9D9"/>
             </w:tcBorders>
             <w:tcMar>
               <w:top w:w="45" w:type="dxa"/>
@@ -3832,15 +3261,14 @@
               <w:bottom w:w="45" w:type="dxa"/>
               <w:right w:w="90" w:type="dxa"/>
             </w:tcMar>
-          </w:tcPr>
-          <w:p>
-            <w:pPr>
-              <w:spacing w:after="20" w:before="20" w:line="240" w:lineRule="auto"/>
-            </w:pPr>
-            <w:r>
-              <w:rPr>
-                <w:b w:val="0"/>
-                <w:i w:val="0"/>
+            <w:vAlign w:val="center"/>
+          </w:tcPr>
+          <w:p>
+            <w:pPr>
+              <w:spacing w:before="20" w:after="20" w:line="240" w:lineRule="auto"/>
+            </w:pPr>
+            <w:r>
+              <w:rPr>
                 <w:sz w:val="20"/>
               </w:rPr>
               <w:t>83.0–85.9</w:t>
@@ -3851,16 +3279,16 @@
       <w:tr>
         <w:trPr>
           <w:cantSplit/>
+          <w:jc w:val="center"/>
         </w:trPr>
         <w:tc>
           <w:tcPr>
-            <w:tcW w:type="dxa" w:w="2448"/>
-            <w:vAlign w:val="center"/>
-            <w:tcBorders>
-              <w:top w:val="single" w:sz="4" w:color="D9D9D9"/>
-              <w:left w:val="single" w:sz="4" w:color="D9D9D9"/>
-              <w:bottom w:val="single" w:sz="4" w:color="D9D9D9"/>
-              <w:right w:val="single" w:sz="4" w:color="D9D9D9"/>
+            <w:tcW w:w="2448" w:type="dxa"/>
+            <w:tcBorders>
+              <w:top w:val="single" w:sz="4" w:space="0" w:color="D9D9D9"/>
+              <w:left w:val="single" w:sz="4" w:space="0" w:color="D9D9D9"/>
+              <w:bottom w:val="single" w:sz="4" w:space="0" w:color="D9D9D9"/>
+              <w:right w:val="single" w:sz="4" w:space="0" w:color="D9D9D9"/>
             </w:tcBorders>
             <w:tcMar>
               <w:top w:w="45" w:type="dxa"/>
@@ -3868,15 +3296,14 @@
               <w:bottom w:w="45" w:type="dxa"/>
               <w:right w:w="90" w:type="dxa"/>
             </w:tcMar>
-          </w:tcPr>
-          <w:p>
-            <w:pPr>
-              <w:spacing w:after="20" w:before="20" w:line="240" w:lineRule="auto"/>
-            </w:pPr>
-            <w:r>
-              <w:rPr>
-                <w:b w:val="0"/>
-                <w:i w:val="0"/>
+            <w:vAlign w:val="center"/>
+          </w:tcPr>
+          <w:p>
+            <w:pPr>
+              <w:spacing w:before="20" w:after="20" w:line="240" w:lineRule="auto"/>
+            </w:pPr>
+            <w:r>
+              <w:rPr>
                 <w:sz w:val="20"/>
               </w:rPr>
               <w:t>B−</w:t>
@@ -3885,13 +3312,12 @@
         </w:tc>
         <w:tc>
           <w:tcPr>
-            <w:tcW w:type="dxa" w:w="3312"/>
-            <w:vAlign w:val="center"/>
-            <w:tcBorders>
-              <w:top w:val="single" w:sz="4" w:color="D9D9D9"/>
-              <w:left w:val="single" w:sz="4" w:color="D9D9D9"/>
-              <w:bottom w:val="single" w:sz="4" w:color="D9D9D9"/>
-              <w:right w:val="single" w:sz="4" w:color="D9D9D9"/>
+            <w:tcW w:w="3312" w:type="dxa"/>
+            <w:tcBorders>
+              <w:top w:val="single" w:sz="4" w:space="0" w:color="D9D9D9"/>
+              <w:left w:val="single" w:sz="4" w:space="0" w:color="D9D9D9"/>
+              <w:bottom w:val="single" w:sz="4" w:space="0" w:color="D9D9D9"/>
+              <w:right w:val="single" w:sz="4" w:space="0" w:color="D9D9D9"/>
             </w:tcBorders>
             <w:tcMar>
               <w:top w:w="45" w:type="dxa"/>
@@ -3899,15 +3325,14 @@
               <w:bottom w:w="45" w:type="dxa"/>
               <w:right w:w="90" w:type="dxa"/>
             </w:tcMar>
-          </w:tcPr>
-          <w:p>
-            <w:pPr>
-              <w:spacing w:after="20" w:before="20" w:line="240" w:lineRule="auto"/>
-            </w:pPr>
-            <w:r>
-              <w:rPr>
-                <w:b w:val="0"/>
-                <w:i w:val="0"/>
+            <w:vAlign w:val="center"/>
+          </w:tcPr>
+          <w:p>
+            <w:pPr>
+              <w:spacing w:before="20" w:after="20" w:line="240" w:lineRule="auto"/>
+            </w:pPr>
+            <w:r>
+              <w:rPr>
                 <w:sz w:val="20"/>
               </w:rPr>
               <w:t>80.0–82.9</w:t>
@@ -3918,16 +3343,16 @@
       <w:tr>
         <w:trPr>
           <w:cantSplit/>
+          <w:jc w:val="center"/>
         </w:trPr>
         <w:tc>
           <w:tcPr>
-            <w:tcW w:type="dxa" w:w="2448"/>
-            <w:vAlign w:val="center"/>
-            <w:tcBorders>
-              <w:top w:val="single" w:sz="4" w:color="D9D9D9"/>
-              <w:left w:val="single" w:sz="4" w:color="D9D9D9"/>
-              <w:bottom w:val="single" w:sz="4" w:color="D9D9D9"/>
-              <w:right w:val="single" w:sz="4" w:color="D9D9D9"/>
+            <w:tcW w:w="2448" w:type="dxa"/>
+            <w:tcBorders>
+              <w:top w:val="single" w:sz="4" w:space="0" w:color="D9D9D9"/>
+              <w:left w:val="single" w:sz="4" w:space="0" w:color="D9D9D9"/>
+              <w:bottom w:val="single" w:sz="4" w:space="0" w:color="D9D9D9"/>
+              <w:right w:val="single" w:sz="4" w:space="0" w:color="D9D9D9"/>
             </w:tcBorders>
             <w:tcMar>
               <w:top w:w="45" w:type="dxa"/>
@@ -3935,15 +3360,14 @@
               <w:bottom w:w="45" w:type="dxa"/>
               <w:right w:w="90" w:type="dxa"/>
             </w:tcMar>
-          </w:tcPr>
-          <w:p>
-            <w:pPr>
-              <w:spacing w:after="20" w:before="20" w:line="240" w:lineRule="auto"/>
-            </w:pPr>
-            <w:r>
-              <w:rPr>
-                <w:b w:val="0"/>
-                <w:i w:val="0"/>
+            <w:vAlign w:val="center"/>
+          </w:tcPr>
+          <w:p>
+            <w:pPr>
+              <w:spacing w:before="20" w:after="20" w:line="240" w:lineRule="auto"/>
+            </w:pPr>
+            <w:r>
+              <w:rPr>
                 <w:sz w:val="20"/>
               </w:rPr>
               <w:t>C+</w:t>
@@ -3952,13 +3376,12 @@
         </w:tc>
         <w:tc>
           <w:tcPr>
-            <w:tcW w:type="dxa" w:w="3312"/>
-            <w:vAlign w:val="center"/>
-            <w:tcBorders>
-              <w:top w:val="single" w:sz="4" w:color="D9D9D9"/>
-              <w:left w:val="single" w:sz="4" w:color="D9D9D9"/>
-              <w:bottom w:val="single" w:sz="4" w:color="D9D9D9"/>
-              <w:right w:val="single" w:sz="4" w:color="D9D9D9"/>
+            <w:tcW w:w="3312" w:type="dxa"/>
+            <w:tcBorders>
+              <w:top w:val="single" w:sz="4" w:space="0" w:color="D9D9D9"/>
+              <w:left w:val="single" w:sz="4" w:space="0" w:color="D9D9D9"/>
+              <w:bottom w:val="single" w:sz="4" w:space="0" w:color="D9D9D9"/>
+              <w:right w:val="single" w:sz="4" w:space="0" w:color="D9D9D9"/>
             </w:tcBorders>
             <w:tcMar>
               <w:top w:w="45" w:type="dxa"/>
@@ -3966,15 +3389,14 @@
               <w:bottom w:w="45" w:type="dxa"/>
               <w:right w:w="90" w:type="dxa"/>
             </w:tcMar>
-          </w:tcPr>
-          <w:p>
-            <w:pPr>
-              <w:spacing w:after="20" w:before="20" w:line="240" w:lineRule="auto"/>
-            </w:pPr>
-            <w:r>
-              <w:rPr>
-                <w:b w:val="0"/>
-                <w:i w:val="0"/>
+            <w:vAlign w:val="center"/>
+          </w:tcPr>
+          <w:p>
+            <w:pPr>
+              <w:spacing w:before="20" w:after="20" w:line="240" w:lineRule="auto"/>
+            </w:pPr>
+            <w:r>
+              <w:rPr>
                 <w:sz w:val="20"/>
               </w:rPr>
               <w:t>76.0–79.9</w:t>
@@ -3985,16 +3407,16 @@
       <w:tr>
         <w:trPr>
           <w:cantSplit/>
+          <w:jc w:val="center"/>
         </w:trPr>
         <w:tc>
           <w:tcPr>
-            <w:tcW w:type="dxa" w:w="2448"/>
-            <w:vAlign w:val="center"/>
-            <w:tcBorders>
-              <w:top w:val="single" w:sz="4" w:color="D9D9D9"/>
-              <w:left w:val="single" w:sz="4" w:color="D9D9D9"/>
-              <w:bottom w:val="single" w:sz="4" w:color="D9D9D9"/>
-              <w:right w:val="single" w:sz="4" w:color="D9D9D9"/>
+            <w:tcW w:w="2448" w:type="dxa"/>
+            <w:tcBorders>
+              <w:top w:val="single" w:sz="4" w:space="0" w:color="D9D9D9"/>
+              <w:left w:val="single" w:sz="4" w:space="0" w:color="D9D9D9"/>
+              <w:bottom w:val="single" w:sz="4" w:space="0" w:color="D9D9D9"/>
+              <w:right w:val="single" w:sz="4" w:space="0" w:color="D9D9D9"/>
             </w:tcBorders>
             <w:tcMar>
               <w:top w:w="45" w:type="dxa"/>
@@ -4002,15 +3424,14 @@
               <w:bottom w:w="45" w:type="dxa"/>
               <w:right w:w="90" w:type="dxa"/>
             </w:tcMar>
-          </w:tcPr>
-          <w:p>
-            <w:pPr>
-              <w:spacing w:after="20" w:before="20" w:line="240" w:lineRule="auto"/>
-            </w:pPr>
-            <w:r>
-              <w:rPr>
-                <w:b w:val="0"/>
-                <w:i w:val="0"/>
+            <w:vAlign w:val="center"/>
+          </w:tcPr>
+          <w:p>
+            <w:pPr>
+              <w:spacing w:before="20" w:after="20" w:line="240" w:lineRule="auto"/>
+            </w:pPr>
+            <w:r>
+              <w:rPr>
                 <w:sz w:val="20"/>
               </w:rPr>
               <w:t>C</w:t>
@@ -4019,13 +3440,12 @@
         </w:tc>
         <w:tc>
           <w:tcPr>
-            <w:tcW w:type="dxa" w:w="3312"/>
-            <w:vAlign w:val="center"/>
-            <w:tcBorders>
-              <w:top w:val="single" w:sz="4" w:color="D9D9D9"/>
-              <w:left w:val="single" w:sz="4" w:color="D9D9D9"/>
-              <w:bottom w:val="single" w:sz="4" w:color="D9D9D9"/>
-              <w:right w:val="single" w:sz="4" w:color="D9D9D9"/>
+            <w:tcW w:w="3312" w:type="dxa"/>
+            <w:tcBorders>
+              <w:top w:val="single" w:sz="4" w:space="0" w:color="D9D9D9"/>
+              <w:left w:val="single" w:sz="4" w:space="0" w:color="D9D9D9"/>
+              <w:bottom w:val="single" w:sz="4" w:space="0" w:color="D9D9D9"/>
+              <w:right w:val="single" w:sz="4" w:space="0" w:color="D9D9D9"/>
             </w:tcBorders>
             <w:tcMar>
               <w:top w:w="45" w:type="dxa"/>
@@ -4033,15 +3453,14 @@
               <w:bottom w:w="45" w:type="dxa"/>
               <w:right w:w="90" w:type="dxa"/>
             </w:tcMar>
-          </w:tcPr>
-          <w:p>
-            <w:pPr>
-              <w:spacing w:after="20" w:before="20" w:line="240" w:lineRule="auto"/>
-            </w:pPr>
-            <w:r>
-              <w:rPr>
-                <w:b w:val="0"/>
-                <w:i w:val="0"/>
+            <w:vAlign w:val="center"/>
+          </w:tcPr>
+          <w:p>
+            <w:pPr>
+              <w:spacing w:before="20" w:after="20" w:line="240" w:lineRule="auto"/>
+            </w:pPr>
+            <w:r>
+              <w:rPr>
                 <w:sz w:val="20"/>
               </w:rPr>
               <w:t>73.0–75.9</w:t>
@@ -4052,16 +3471,16 @@
       <w:tr>
         <w:trPr>
           <w:cantSplit/>
+          <w:jc w:val="center"/>
         </w:trPr>
         <w:tc>
           <w:tcPr>
-            <w:tcW w:type="dxa" w:w="2448"/>
-            <w:vAlign w:val="center"/>
-            <w:tcBorders>
-              <w:top w:val="single" w:sz="4" w:color="D9D9D9"/>
-              <w:left w:val="single" w:sz="4" w:color="D9D9D9"/>
-              <w:bottom w:val="single" w:sz="4" w:color="D9D9D9"/>
-              <w:right w:val="single" w:sz="4" w:color="D9D9D9"/>
+            <w:tcW w:w="2448" w:type="dxa"/>
+            <w:tcBorders>
+              <w:top w:val="single" w:sz="4" w:space="0" w:color="D9D9D9"/>
+              <w:left w:val="single" w:sz="4" w:space="0" w:color="D9D9D9"/>
+              <w:bottom w:val="single" w:sz="4" w:space="0" w:color="D9D9D9"/>
+              <w:right w:val="single" w:sz="4" w:space="0" w:color="D9D9D9"/>
             </w:tcBorders>
             <w:tcMar>
               <w:top w:w="45" w:type="dxa"/>
@@ -4069,15 +3488,14 @@
               <w:bottom w:w="45" w:type="dxa"/>
               <w:right w:w="90" w:type="dxa"/>
             </w:tcMar>
-          </w:tcPr>
-          <w:p>
-            <w:pPr>
-              <w:spacing w:after="20" w:before="20" w:line="240" w:lineRule="auto"/>
-            </w:pPr>
-            <w:r>
-              <w:rPr>
-                <w:b w:val="0"/>
-                <w:i w:val="0"/>
+            <w:vAlign w:val="center"/>
+          </w:tcPr>
+          <w:p>
+            <w:pPr>
+              <w:spacing w:before="20" w:after="20" w:line="240" w:lineRule="auto"/>
+            </w:pPr>
+            <w:r>
+              <w:rPr>
                 <w:sz w:val="20"/>
               </w:rPr>
               <w:t>C−</w:t>
@@ -4086,13 +3504,12 @@
         </w:tc>
         <w:tc>
           <w:tcPr>
-            <w:tcW w:type="dxa" w:w="3312"/>
-            <w:vAlign w:val="center"/>
-            <w:tcBorders>
-              <w:top w:val="single" w:sz="4" w:color="D9D9D9"/>
-              <w:left w:val="single" w:sz="4" w:color="D9D9D9"/>
-              <w:bottom w:val="single" w:sz="4" w:color="D9D9D9"/>
-              <w:right w:val="single" w:sz="4" w:color="D9D9D9"/>
+            <w:tcW w:w="3312" w:type="dxa"/>
+            <w:tcBorders>
+              <w:top w:val="single" w:sz="4" w:space="0" w:color="D9D9D9"/>
+              <w:left w:val="single" w:sz="4" w:space="0" w:color="D9D9D9"/>
+              <w:bottom w:val="single" w:sz="4" w:space="0" w:color="D9D9D9"/>
+              <w:right w:val="single" w:sz="4" w:space="0" w:color="D9D9D9"/>
             </w:tcBorders>
             <w:tcMar>
               <w:top w:w="45" w:type="dxa"/>
@@ -4100,15 +3517,14 @@
               <w:bottom w:w="45" w:type="dxa"/>
               <w:right w:w="90" w:type="dxa"/>
             </w:tcMar>
-          </w:tcPr>
-          <w:p>
-            <w:pPr>
-              <w:spacing w:after="20" w:before="20" w:line="240" w:lineRule="auto"/>
-            </w:pPr>
-            <w:r>
-              <w:rPr>
-                <w:b w:val="0"/>
-                <w:i w:val="0"/>
+            <w:vAlign w:val="center"/>
+          </w:tcPr>
+          <w:p>
+            <w:pPr>
+              <w:spacing w:before="20" w:after="20" w:line="240" w:lineRule="auto"/>
+            </w:pPr>
+            <w:r>
+              <w:rPr>
                 <w:sz w:val="20"/>
               </w:rPr>
               <w:t>70.0–72.9</w:t>
@@ -4119,16 +3535,16 @@
       <w:tr>
         <w:trPr>
           <w:cantSplit/>
+          <w:jc w:val="center"/>
         </w:trPr>
         <w:tc>
           <w:tcPr>
-            <w:tcW w:type="dxa" w:w="2448"/>
-            <w:vAlign w:val="center"/>
-            <w:tcBorders>
-              <w:top w:val="single" w:sz="4" w:color="D9D9D9"/>
-              <w:left w:val="single" w:sz="4" w:color="D9D9D9"/>
-              <w:bottom w:val="single" w:sz="4" w:color="D9D9D9"/>
-              <w:right w:val="single" w:sz="4" w:color="D9D9D9"/>
+            <w:tcW w:w="2448" w:type="dxa"/>
+            <w:tcBorders>
+              <w:top w:val="single" w:sz="4" w:space="0" w:color="D9D9D9"/>
+              <w:left w:val="single" w:sz="4" w:space="0" w:color="D9D9D9"/>
+              <w:bottom w:val="single" w:sz="4" w:space="0" w:color="D9D9D9"/>
+              <w:right w:val="single" w:sz="4" w:space="0" w:color="D9D9D9"/>
             </w:tcBorders>
             <w:tcMar>
               <w:top w:w="45" w:type="dxa"/>
@@ -4136,15 +3552,14 @@
               <w:bottom w:w="45" w:type="dxa"/>
               <w:right w:w="90" w:type="dxa"/>
             </w:tcMar>
-          </w:tcPr>
-          <w:p>
-            <w:pPr>
-              <w:spacing w:after="20" w:before="20" w:line="240" w:lineRule="auto"/>
-            </w:pPr>
-            <w:r>
-              <w:rPr>
-                <w:b w:val="0"/>
-                <w:i w:val="0"/>
+            <w:vAlign w:val="center"/>
+          </w:tcPr>
+          <w:p>
+            <w:pPr>
+              <w:spacing w:before="20" w:after="20" w:line="240" w:lineRule="auto"/>
+            </w:pPr>
+            <w:r>
+              <w:rPr>
                 <w:sz w:val="20"/>
               </w:rPr>
               <w:t>D+</w:t>
@@ -4153,13 +3568,12 @@
         </w:tc>
         <w:tc>
           <w:tcPr>
-            <w:tcW w:type="dxa" w:w="3312"/>
-            <w:vAlign w:val="center"/>
-            <w:tcBorders>
-              <w:top w:val="single" w:sz="4" w:color="D9D9D9"/>
-              <w:left w:val="single" w:sz="4" w:color="D9D9D9"/>
-              <w:bottom w:val="single" w:sz="4" w:color="D9D9D9"/>
-              <w:right w:val="single" w:sz="4" w:color="D9D9D9"/>
+            <w:tcW w:w="3312" w:type="dxa"/>
+            <w:tcBorders>
+              <w:top w:val="single" w:sz="4" w:space="0" w:color="D9D9D9"/>
+              <w:left w:val="single" w:sz="4" w:space="0" w:color="D9D9D9"/>
+              <w:bottom w:val="single" w:sz="4" w:space="0" w:color="D9D9D9"/>
+              <w:right w:val="single" w:sz="4" w:space="0" w:color="D9D9D9"/>
             </w:tcBorders>
             <w:tcMar>
               <w:top w:w="45" w:type="dxa"/>
@@ -4167,15 +3581,14 @@
               <w:bottom w:w="45" w:type="dxa"/>
               <w:right w:w="90" w:type="dxa"/>
             </w:tcMar>
-          </w:tcPr>
-          <w:p>
-            <w:pPr>
-              <w:spacing w:after="20" w:before="20" w:line="240" w:lineRule="auto"/>
-            </w:pPr>
-            <w:r>
-              <w:rPr>
-                <w:b w:val="0"/>
-                <w:i w:val="0"/>
+            <w:vAlign w:val="center"/>
+          </w:tcPr>
+          <w:p>
+            <w:pPr>
+              <w:spacing w:before="20" w:after="20" w:line="240" w:lineRule="auto"/>
+            </w:pPr>
+            <w:r>
+              <w:rPr>
                 <w:sz w:val="20"/>
               </w:rPr>
               <w:t>66.0–69.9</w:t>
@@ -4186,16 +3599,16 @@
       <w:tr>
         <w:trPr>
           <w:cantSplit/>
+          <w:jc w:val="center"/>
         </w:trPr>
         <w:tc>
           <w:tcPr>
-            <w:tcW w:type="dxa" w:w="2448"/>
-            <w:vAlign w:val="center"/>
-            <w:tcBorders>
-              <w:top w:val="single" w:sz="4" w:color="D9D9D9"/>
-              <w:left w:val="single" w:sz="4" w:color="D9D9D9"/>
-              <w:bottom w:val="single" w:sz="4" w:color="D9D9D9"/>
-              <w:right w:val="single" w:sz="4" w:color="D9D9D9"/>
+            <w:tcW w:w="2448" w:type="dxa"/>
+            <w:tcBorders>
+              <w:top w:val="single" w:sz="4" w:space="0" w:color="D9D9D9"/>
+              <w:left w:val="single" w:sz="4" w:space="0" w:color="D9D9D9"/>
+              <w:bottom w:val="single" w:sz="4" w:space="0" w:color="D9D9D9"/>
+              <w:right w:val="single" w:sz="4" w:space="0" w:color="D9D9D9"/>
             </w:tcBorders>
             <w:tcMar>
               <w:top w:w="45" w:type="dxa"/>
@@ -4203,15 +3616,14 @@
               <w:bottom w:w="45" w:type="dxa"/>
               <w:right w:w="90" w:type="dxa"/>
             </w:tcMar>
-          </w:tcPr>
-          <w:p>
-            <w:pPr>
-              <w:spacing w:after="20" w:before="20" w:line="240" w:lineRule="auto"/>
-            </w:pPr>
-            <w:r>
-              <w:rPr>
-                <w:b w:val="0"/>
-                <w:i w:val="0"/>
+            <w:vAlign w:val="center"/>
+          </w:tcPr>
+          <w:p>
+            <w:pPr>
+              <w:spacing w:before="20" w:after="20" w:line="240" w:lineRule="auto"/>
+            </w:pPr>
+            <w:r>
+              <w:rPr>
                 <w:sz w:val="20"/>
               </w:rPr>
               <w:t>D</w:t>
@@ -4220,13 +3632,12 @@
         </w:tc>
         <w:tc>
           <w:tcPr>
-            <w:tcW w:type="dxa" w:w="3312"/>
-            <w:vAlign w:val="center"/>
-            <w:tcBorders>
-              <w:top w:val="single" w:sz="4" w:color="D9D9D9"/>
-              <w:left w:val="single" w:sz="4" w:color="D9D9D9"/>
-              <w:bottom w:val="single" w:sz="4" w:color="D9D9D9"/>
-              <w:right w:val="single" w:sz="4" w:color="D9D9D9"/>
+            <w:tcW w:w="3312" w:type="dxa"/>
+            <w:tcBorders>
+              <w:top w:val="single" w:sz="4" w:space="0" w:color="D9D9D9"/>
+              <w:left w:val="single" w:sz="4" w:space="0" w:color="D9D9D9"/>
+              <w:bottom w:val="single" w:sz="4" w:space="0" w:color="D9D9D9"/>
+              <w:right w:val="single" w:sz="4" w:space="0" w:color="D9D9D9"/>
             </w:tcBorders>
             <w:tcMar>
               <w:top w:w="45" w:type="dxa"/>
@@ -4234,15 +3645,14 @@
               <w:bottom w:w="45" w:type="dxa"/>
               <w:right w:w="90" w:type="dxa"/>
             </w:tcMar>
-          </w:tcPr>
-          <w:p>
-            <w:pPr>
-              <w:spacing w:after="20" w:before="20" w:line="240" w:lineRule="auto"/>
-            </w:pPr>
-            <w:r>
-              <w:rPr>
-                <w:b w:val="0"/>
-                <w:i w:val="0"/>
+            <w:vAlign w:val="center"/>
+          </w:tcPr>
+          <w:p>
+            <w:pPr>
+              <w:spacing w:before="20" w:after="20" w:line="240" w:lineRule="auto"/>
+            </w:pPr>
+            <w:r>
+              <w:rPr>
                 <w:sz w:val="20"/>
               </w:rPr>
               <w:t>63.0–65.9</w:t>
@@ -4253,16 +3663,16 @@
       <w:tr>
         <w:trPr>
           <w:cantSplit/>
+          <w:jc w:val="center"/>
         </w:trPr>
         <w:tc>
           <w:tcPr>
-            <w:tcW w:type="dxa" w:w="2448"/>
-            <w:vAlign w:val="center"/>
-            <w:tcBorders>
-              <w:top w:val="single" w:sz="4" w:color="D9D9D9"/>
-              <w:left w:val="single" w:sz="4" w:color="D9D9D9"/>
-              <w:bottom w:val="single" w:sz="4" w:color="D9D9D9"/>
-              <w:right w:val="single" w:sz="4" w:color="D9D9D9"/>
+            <w:tcW w:w="2448" w:type="dxa"/>
+            <w:tcBorders>
+              <w:top w:val="single" w:sz="4" w:space="0" w:color="D9D9D9"/>
+              <w:left w:val="single" w:sz="4" w:space="0" w:color="D9D9D9"/>
+              <w:bottom w:val="single" w:sz="4" w:space="0" w:color="D9D9D9"/>
+              <w:right w:val="single" w:sz="4" w:space="0" w:color="D9D9D9"/>
             </w:tcBorders>
             <w:tcMar>
               <w:top w:w="45" w:type="dxa"/>
@@ -4270,15 +3680,14 @@
               <w:bottom w:w="45" w:type="dxa"/>
               <w:right w:w="90" w:type="dxa"/>
             </w:tcMar>
-          </w:tcPr>
-          <w:p>
-            <w:pPr>
-              <w:spacing w:after="20" w:before="20" w:line="240" w:lineRule="auto"/>
-            </w:pPr>
-            <w:r>
-              <w:rPr>
-                <w:b w:val="0"/>
-                <w:i w:val="0"/>
+            <w:vAlign w:val="center"/>
+          </w:tcPr>
+          <w:p>
+            <w:pPr>
+              <w:spacing w:before="20" w:after="20" w:line="240" w:lineRule="auto"/>
+            </w:pPr>
+            <w:r>
+              <w:rPr>
                 <w:sz w:val="20"/>
               </w:rPr>
               <w:t>D−</w:t>
@@ -4287,13 +3696,12 @@
         </w:tc>
         <w:tc>
           <w:tcPr>
-            <w:tcW w:type="dxa" w:w="3312"/>
-            <w:vAlign w:val="center"/>
-            <w:tcBorders>
-              <w:top w:val="single" w:sz="4" w:color="D9D9D9"/>
-              <w:left w:val="single" w:sz="4" w:color="D9D9D9"/>
-              <w:bottom w:val="single" w:sz="4" w:color="D9D9D9"/>
-              <w:right w:val="single" w:sz="4" w:color="D9D9D9"/>
+            <w:tcW w:w="3312" w:type="dxa"/>
+            <w:tcBorders>
+              <w:top w:val="single" w:sz="4" w:space="0" w:color="D9D9D9"/>
+              <w:left w:val="single" w:sz="4" w:space="0" w:color="D9D9D9"/>
+              <w:bottom w:val="single" w:sz="4" w:space="0" w:color="D9D9D9"/>
+              <w:right w:val="single" w:sz="4" w:space="0" w:color="D9D9D9"/>
             </w:tcBorders>
             <w:tcMar>
               <w:top w:w="45" w:type="dxa"/>
@@ -4301,15 +3709,14 @@
               <w:bottom w:w="45" w:type="dxa"/>
               <w:right w:w="90" w:type="dxa"/>
             </w:tcMar>
-          </w:tcPr>
-          <w:p>
-            <w:pPr>
-              <w:spacing w:after="20" w:before="20" w:line="240" w:lineRule="auto"/>
-            </w:pPr>
-            <w:r>
-              <w:rPr>
-                <w:b w:val="0"/>
-                <w:i w:val="0"/>
+            <w:vAlign w:val="center"/>
+          </w:tcPr>
+          <w:p>
+            <w:pPr>
+              <w:spacing w:before="20" w:after="20" w:line="240" w:lineRule="auto"/>
+            </w:pPr>
+            <w:r>
+              <w:rPr>
                 <w:sz w:val="20"/>
               </w:rPr>
               <w:t>60.0–62.9</w:t>
@@ -4320,16 +3727,16 @@
       <w:tr>
         <w:trPr>
           <w:cantSplit/>
+          <w:jc w:val="center"/>
         </w:trPr>
         <w:tc>
           <w:tcPr>
-            <w:tcW w:type="dxa" w:w="2448"/>
-            <w:vAlign w:val="center"/>
-            <w:tcBorders>
-              <w:top w:val="single" w:sz="4" w:color="D9D9D9"/>
-              <w:left w:val="single" w:sz="4" w:color="D9D9D9"/>
-              <w:bottom w:val="single" w:sz="4" w:color="D9D9D9"/>
-              <w:right w:val="single" w:sz="4" w:color="D9D9D9"/>
+            <w:tcW w:w="2448" w:type="dxa"/>
+            <w:tcBorders>
+              <w:top w:val="single" w:sz="4" w:space="0" w:color="D9D9D9"/>
+              <w:left w:val="single" w:sz="4" w:space="0" w:color="D9D9D9"/>
+              <w:bottom w:val="single" w:sz="4" w:space="0" w:color="D9D9D9"/>
+              <w:right w:val="single" w:sz="4" w:space="0" w:color="D9D9D9"/>
             </w:tcBorders>
             <w:tcMar>
               <w:top w:w="45" w:type="dxa"/>
@@ -4337,15 +3744,14 @@
               <w:bottom w:w="45" w:type="dxa"/>
               <w:right w:w="90" w:type="dxa"/>
             </w:tcMar>
-          </w:tcPr>
-          <w:p>
-            <w:pPr>
-              <w:spacing w:after="20" w:before="20" w:line="240" w:lineRule="auto"/>
-            </w:pPr>
-            <w:r>
-              <w:rPr>
-                <w:b w:val="0"/>
-                <w:i w:val="0"/>
+            <w:vAlign w:val="center"/>
+          </w:tcPr>
+          <w:p>
+            <w:pPr>
+              <w:spacing w:before="20" w:after="20" w:line="240" w:lineRule="auto"/>
+            </w:pPr>
+            <w:r>
+              <w:rPr>
                 <w:sz w:val="20"/>
               </w:rPr>
               <w:t>F</w:t>
@@ -4354,13 +3760,12 @@
         </w:tc>
         <w:tc>
           <w:tcPr>
-            <w:tcW w:type="dxa" w:w="3312"/>
-            <w:vAlign w:val="center"/>
-            <w:tcBorders>
-              <w:top w:val="single" w:sz="4" w:color="D9D9D9"/>
-              <w:left w:val="single" w:sz="4" w:color="D9D9D9"/>
-              <w:bottom w:val="single" w:sz="4" w:color="D9D9D9"/>
-              <w:right w:val="single" w:sz="4" w:color="D9D9D9"/>
+            <w:tcW w:w="3312" w:type="dxa"/>
+            <w:tcBorders>
+              <w:top w:val="single" w:sz="4" w:space="0" w:color="D9D9D9"/>
+              <w:left w:val="single" w:sz="4" w:space="0" w:color="D9D9D9"/>
+              <w:bottom w:val="single" w:sz="4" w:space="0" w:color="D9D9D9"/>
+              <w:right w:val="single" w:sz="4" w:space="0" w:color="D9D9D9"/>
             </w:tcBorders>
             <w:tcMar>
               <w:top w:w="45" w:type="dxa"/>
@@ -4368,15 +3773,14 @@
               <w:bottom w:w="45" w:type="dxa"/>
               <w:right w:w="90" w:type="dxa"/>
             </w:tcMar>
-          </w:tcPr>
-          <w:p>
-            <w:pPr>
-              <w:spacing w:after="20" w:before="20" w:line="240" w:lineRule="auto"/>
-            </w:pPr>
-            <w:r>
-              <w:rPr>
-                <w:b w:val="0"/>
-                <w:i w:val="0"/>
+            <w:vAlign w:val="center"/>
+          </w:tcPr>
+          <w:p>
+            <w:pPr>
+              <w:spacing w:before="20" w:after="20" w:line="240" w:lineRule="auto"/>
+            </w:pPr>
+            <w:r>
+              <w:rPr>
                 <w:sz w:val="20"/>
               </w:rPr>
               <w:t>Below 60.0</w:t>
@@ -4394,16 +3798,11 @@
       <w:r>
         <w:rPr>
           <w:b/>
-          <w:i w:val="0"/>
           <w:highlight w:val="yellow"/>
         </w:rPr>
         <w:t>[TO CONFIRM]</w:t>
       </w:r>
       <w:r>
-        <w:rPr>
-          <w:b w:val="0"/>
-          <w:i w:val="0"/>
-        </w:rPr>
         <w:t xml:space="preserve"> Rounding rule, treatment of fractional boundary values, and whether this scale is appropriate for the enrolled sections.</w:t>
       </w:r>
     </w:p>
@@ -4412,6 +3811,7 @@
         <w:pStyle w:val="Heading1"/>
       </w:pPr>
       <w:r>
+        <w:lastRenderedPageBreak/>
         <w:t>Campus Academic Policies and Course Arrangements</w:t>
       </w:r>
     </w:p>
@@ -4419,30 +3819,20 @@
       <w:r>
         <w:rPr>
           <w:b/>
-          <w:i w:val="0"/>
         </w:rPr>
         <w:t>Attendance.</w:t>
       </w:r>
       <w:r>
-        <w:rPr>
-          <w:b w:val="0"/>
-          <w:i w:val="0"/>
-        </w:rPr>
         <w:t xml:space="preserve"> Participate in the scheduled seminars and collaborative activities. If you must miss a session, contact me to arrange an equivalent way to engage with the work. </w:t>
       </w:r>
       <w:r>
         <w:rPr>
           <w:b/>
-          <w:i w:val="0"/>
           <w:highlight w:val="yellow"/>
         </w:rPr>
         <w:t>[TO CONFIRM]</w:t>
       </w:r>
       <w:r>
-        <w:rPr>
-          <w:b w:val="0"/>
-          <w:i w:val="0"/>
-        </w:rPr>
         <w:t xml:space="preserve"> Attendance and participation requirements.</w:t>
       </w:r>
     </w:p>
@@ -4450,44 +3840,29 @@
       <w:r>
         <w:rPr>
           <w:b/>
-          <w:i w:val="0"/>
         </w:rPr>
         <w:t>Late work.</w:t>
       </w:r>
       <w:r>
-        <w:rPr>
-          <w:b w:val="0"/>
-          <w:i w:val="0"/>
-        </w:rPr>
         <w:t xml:space="preserve"> Contact me early if a deadline creates a problem. Staged tasks support later work, so an extension should include a realistic plan for catching up. </w:t>
       </w:r>
       <w:r>
         <w:rPr>
           <w:b/>
-          <w:i w:val="0"/>
           <w:highlight w:val="yellow"/>
         </w:rPr>
         <w:t>[TO CONFIRM]</w:t>
       </w:r>
       <w:r>
-        <w:rPr>
-          <w:b w:val="0"/>
-          <w:i w:val="0"/>
-        </w:rPr>
         <w:t xml:space="preserve"> Any penalties, extension procedure, and the final submission cutoff. The Registrar lists the faculty grade-reporting deadline as </w:t>
       </w:r>
       <w:r>
         <w:rPr>
           <w:b/>
-          <w:i w:val="0"/>
         </w:rPr>
         <w:t>22 December 2026 at 2:00 PM</w:t>
       </w:r>
       <w:r>
-        <w:rPr>
-          <w:b w:val="0"/>
-          <w:i w:val="0"/>
-        </w:rPr>
         <w:t>; this is an instructor deadline, not a student submission date.</w:t>
       </w:r>
     </w:p>
@@ -4495,18 +3870,13 @@
       <w:r>
         <w:rPr>
           <w:b/>
-          <w:i w:val="0"/>
         </w:rPr>
         <w:t>Accessibility.</w:t>
       </w:r>
       <w:r>
-        <w:rPr>
-          <w:b w:val="0"/>
-          <w:i w:val="0"/>
-        </w:rPr>
         <w:t xml:space="preserve"> Contact the instructor about access needs and consult </w:t>
       </w:r>
-      <w:hyperlink r:id="rId54">
+      <w:hyperlink r:id="rId8">
         <w:r>
           <w:rPr>
             <w:u w:val="single"/>
@@ -4515,25 +3885,16 @@
         </w:r>
       </w:hyperlink>
       <w:r>
-        <w:rPr>
-          <w:b w:val="0"/>
-          <w:i w:val="0"/>
-        </w:rPr>
         <w:t xml:space="preserve">. </w:t>
       </w:r>
       <w:r>
         <w:rPr>
           <w:b/>
-          <w:i w:val="0"/>
           <w:highlight w:val="yellow"/>
         </w:rPr>
         <w:t>[TO CONFIRM]</w:t>
       </w:r>
       <w:r>
-        <w:rPr>
-          <w:b w:val="0"/>
-          <w:i w:val="0"/>
-        </w:rPr>
         <w:t xml:space="preserve"> Insert the current approved accommodations statement and check that readings, documents, maps, and activities have accessible alternatives.</w:t>
       </w:r>
     </w:p>
@@ -4541,30 +3902,20 @@
       <w:r>
         <w:rPr>
           <w:b/>
-          <w:i w:val="0"/>
         </w:rPr>
         <w:t>Recording and sharing.</w:t>
       </w:r>
       <w:r>
-        <w:rPr>
-          <w:b w:val="0"/>
-          <w:i w:val="0"/>
-        </w:rPr>
         <w:t xml:space="preserve"> </w:t>
       </w:r>
       <w:r>
         <w:rPr>
           <w:b/>
-          <w:i w:val="0"/>
           <w:highlight w:val="yellow"/>
         </w:rPr>
         <w:t>[TO CONFIRM]</w:t>
       </w:r>
       <w:r>
-        <w:rPr>
-          <w:b w:val="0"/>
-          <w:i w:val="0"/>
-        </w:rPr>
         <w:t xml:space="preserve"> Whether seminars will be recorded, the consent and access arrangements, and retention. Do not assume that a class recording or peer document may be shared outside the course.</w:t>
       </w:r>
     </w:p>
@@ -4572,18 +3923,13 @@
       <w:r>
         <w:rPr>
           <w:b/>
-          <w:i w:val="0"/>
         </w:rPr>
         <w:t>Academic integrity.</w:t>
       </w:r>
       <w:r>
-        <w:rPr>
-          <w:b w:val="0"/>
-          <w:i w:val="0"/>
-        </w:rPr>
         <w:t xml:space="preserve"> The </w:t>
       </w:r>
-      <w:hyperlink r:id="rId55">
+      <w:hyperlink r:id="rId9">
         <w:r>
           <w:rPr>
             <w:u w:val="single"/>
@@ -4592,25 +3938,16 @@
         </w:r>
       </w:hyperlink>
       <w:r>
-        <w:rPr>
-          <w:b w:val="0"/>
-          <w:i w:val="0"/>
-        </w:rPr>
         <w:t xml:space="preserve"> apply alongside the course's AI-use instructions. </w:t>
       </w:r>
       <w:r>
         <w:rPr>
           <w:b/>
-          <w:i w:val="0"/>
           <w:highlight w:val="yellow"/>
         </w:rPr>
         <w:t>[TO CONFIRM]</w:t>
       </w:r>
       <w:r>
-        <w:rPr>
-          <w:b w:val="0"/>
-          <w:i w:val="0"/>
-        </w:rPr>
         <w:t xml:space="preserve"> Current required institutional wording and procedures.</w:t>
       </w:r>
     </w:p>
@@ -4618,18 +3955,13 @@
       <w:r>
         <w:rPr>
           <w:b/>
-          <w:i w:val="0"/>
         </w:rPr>
         <w:t>Student support.</w:t>
       </w:r>
       <w:r>
-        <w:rPr>
-          <w:b w:val="0"/>
-          <w:i w:val="0"/>
-        </w:rPr>
         <w:t xml:space="preserve"> Support information is available through the </w:t>
       </w:r>
-      <w:hyperlink r:id="rId56">
+      <w:hyperlink r:id="rId10">
         <w:r>
           <w:rPr>
             <w:u w:val="single"/>
@@ -4638,25 +3970,16 @@
         </w:r>
       </w:hyperlink>
       <w:r>
-        <w:rPr>
-          <w:b w:val="0"/>
-          <w:i w:val="0"/>
-        </w:rPr>
         <w:t xml:space="preserve">. </w:t>
       </w:r>
       <w:r>
         <w:rPr>
           <w:b/>
-          <w:i w:val="0"/>
           <w:highlight w:val="yellow"/>
         </w:rPr>
         <w:t>[TO CONFIRM]</w:t>
       </w:r>
       <w:r>
-        <w:rPr>
-          <w:b w:val="0"/>
-          <w:i w:val="0"/>
-        </w:rPr>
         <w:t xml:space="preserve"> Add current College and University syllabus statements and links.</w:t>
       </w:r>
     </w:p>
@@ -4670,57 +3993,38 @@
     </w:p>
     <w:p>
       <w:r>
-        <w:rPr>
-          <w:b w:val="0"/>
-          <w:i w:val="0"/>
-        </w:rPr>
         <w:t>Term B is designated as eight weeks. Its instruction period spans eight calendar-week blocks, including fall break and a partial final week. That leaves seven teaching-week blocks.</w:t>
       </w:r>
     </w:p>
     <w:p>
       <w:r>
-        <w:rPr>
-          <w:b w:val="0"/>
-          <w:i w:val="0"/>
-        </w:rPr>
-        <w:t xml:space="preserve">The date ranges below do not assume a meeting day. If the seminar meets on Mondays, the candidate dates are </w:t>
+        <w:t xml:space="preserve">Seminars meet online on Mondays, 5:00–7:50 PM Central Time (America/Chicago): 19 October, 26 October, 2 November, 9 November, 16 November, 30 November, and 7 December 2026. There is no seminar on 23 November during fall break.</w:t>
       </w:r>
       <w:r>
         <w:rPr>
           <w:b/>
-          <w:i w:val="0"/>
         </w:rPr>
-        <w:t>19 October, 26 October, 2 November, 9 November, 16 November, 30 November, and 7 December</w:t>
-      </w:r>
-      <w:r>
-        <w:rPr>
-          <w:b w:val="0"/>
-          <w:i w:val="0"/>
-        </w:rPr>
-        <w:t xml:space="preserve">. </w:t>
+        <w:t/>
+      </w:r>
+      <w:r>
+        <w:t/>
       </w:r>
       <w:r>
         <w:rPr>
           <w:b/>
-          <w:i w:val="0"/>
-          <w:highlight w:val="yellow"/>
         </w:rPr>
-        <w:t>[TO CONFIRM]</w:t>
-      </w:r>
-      <w:r>
-        <w:rPr>
-          <w:b w:val="0"/>
-          <w:i w:val="0"/>
-        </w:rPr>
-        <w:t xml:space="preserve"> Actual section meeting day and time.</w:t>
+        <w:t/>
+      </w:r>
+      <w:r>
+        <w:t/>
       </w:r>
     </w:p>
     <w:tbl>
       <w:tblPr>
-        <w:tblW w:type="auto" w:w="0"/>
+        <w:tblW w:w="0" w:type="auto"/>
         <w:jc w:val="center"/>
         <w:tblLayout w:type="fixed"/>
-        <w:tblLook w:firstColumn="1" w:firstRow="1" w:lastColumn="0" w:lastRow="0" w:noHBand="0" w:noVBand="1" w:val="04A0"/>
+        <w:tblLook w:val="04A0" w:firstRow="1" w:lastRow="0" w:firstColumn="1" w:lastColumn="0" w:noHBand="0" w:noVBand="1"/>
       </w:tblPr>
       <w:tblGrid>
         <w:gridCol w:w="1080"/>
@@ -4731,35 +4035,35 @@
       </w:tblGrid>
       <w:tr>
         <w:trPr>
+          <w:cantSplit/>
           <w:tblHeader/>
-          <w:cantSplit/>
+          <w:jc w:val="center"/>
         </w:trPr>
         <w:tc>
           <w:tcPr>
-            <w:tcW w:type="dxa" w:w="1080"/>
-            <w:vAlign w:val="center"/>
-            <w:tcBorders>
-              <w:top w:val="single" w:sz="4" w:color="D9D9D9"/>
-              <w:left w:val="single" w:sz="4" w:color="D9D9D9"/>
-              <w:bottom w:val="single" w:sz="4" w:color="D9D9D9"/>
-              <w:right w:val="single" w:sz="4" w:color="D9D9D9"/>
-            </w:tcBorders>
+            <w:tcW w:w="1080" w:type="dxa"/>
+            <w:tcBorders>
+              <w:top w:val="single" w:sz="4" w:space="0" w:color="D9D9D9"/>
+              <w:left w:val="single" w:sz="4" w:space="0" w:color="D9D9D9"/>
+              <w:bottom w:val="single" w:sz="4" w:space="0" w:color="D9D9D9"/>
+              <w:right w:val="single" w:sz="4" w:space="0" w:color="D9D9D9"/>
+            </w:tcBorders>
+            <w:shd w:val="clear" w:color="auto" w:fill="E8ECF0"/>
             <w:tcMar>
               <w:top w:w="90" w:type="dxa"/>
               <w:left w:w="90" w:type="dxa"/>
               <w:bottom w:w="90" w:type="dxa"/>
               <w:right w:w="90" w:type="dxa"/>
             </w:tcMar>
-            <w:shd w:fill="E8ECF0"/>
-          </w:tcPr>
-          <w:p>
-            <w:pPr>
-              <w:spacing w:after="20" w:before="20" w:line="240" w:lineRule="auto"/>
+            <w:vAlign w:val="center"/>
+          </w:tcPr>
+          <w:p>
+            <w:pPr>
+              <w:spacing w:before="20" w:after="20" w:line="240" w:lineRule="auto"/>
             </w:pPr>
             <w:r>
               <w:rPr>
                 <w:b/>
-                <w:i w:val="0"/>
                 <w:sz w:val="19"/>
               </w:rPr>
               <w:t>Session</w:t>
@@ -4768,30 +4072,29 @@
         </w:tc>
         <w:tc>
           <w:tcPr>
-            <w:tcW w:type="dxa" w:w="1512"/>
-            <w:vAlign w:val="center"/>
-            <w:tcBorders>
-              <w:top w:val="single" w:sz="4" w:color="D9D9D9"/>
-              <w:left w:val="single" w:sz="4" w:color="D9D9D9"/>
-              <w:bottom w:val="single" w:sz="4" w:color="D9D9D9"/>
-              <w:right w:val="single" w:sz="4" w:color="D9D9D9"/>
-            </w:tcBorders>
+            <w:tcW w:w="1512" w:type="dxa"/>
+            <w:tcBorders>
+              <w:top w:val="single" w:sz="4" w:space="0" w:color="D9D9D9"/>
+              <w:left w:val="single" w:sz="4" w:space="0" w:color="D9D9D9"/>
+              <w:bottom w:val="single" w:sz="4" w:space="0" w:color="D9D9D9"/>
+              <w:right w:val="single" w:sz="4" w:space="0" w:color="D9D9D9"/>
+            </w:tcBorders>
+            <w:shd w:val="clear" w:color="auto" w:fill="E8ECF0"/>
             <w:tcMar>
               <w:top w:w="90" w:type="dxa"/>
               <w:left w:w="90" w:type="dxa"/>
               <w:bottom w:w="90" w:type="dxa"/>
               <w:right w:w="90" w:type="dxa"/>
             </w:tcMar>
-            <w:shd w:fill="E8ECF0"/>
-          </w:tcPr>
-          <w:p>
-            <w:pPr>
-              <w:spacing w:after="20" w:before="20" w:line="240" w:lineRule="auto"/>
+            <w:vAlign w:val="center"/>
+          </w:tcPr>
+          <w:p>
+            <w:pPr>
+              <w:spacing w:before="20" w:after="20" w:line="240" w:lineRule="auto"/>
             </w:pPr>
             <w:r>
               <w:rPr>
                 <w:b/>
-                <w:i w:val="0"/>
                 <w:sz w:val="19"/>
               </w:rPr>
               <w:t>Teaching week</w:t>
@@ -4800,30 +4103,29 @@
         </w:tc>
         <w:tc>
           <w:tcPr>
-            <w:tcW w:type="dxa" w:w="2088"/>
-            <w:vAlign w:val="center"/>
-            <w:tcBorders>
-              <w:top w:val="single" w:sz="4" w:color="D9D9D9"/>
-              <w:left w:val="single" w:sz="4" w:color="D9D9D9"/>
-              <w:bottom w:val="single" w:sz="4" w:color="D9D9D9"/>
-              <w:right w:val="single" w:sz="4" w:color="D9D9D9"/>
-            </w:tcBorders>
+            <w:tcW w:w="2088" w:type="dxa"/>
+            <w:tcBorders>
+              <w:top w:val="single" w:sz="4" w:space="0" w:color="D9D9D9"/>
+              <w:left w:val="single" w:sz="4" w:space="0" w:color="D9D9D9"/>
+              <w:bottom w:val="single" w:sz="4" w:space="0" w:color="D9D9D9"/>
+              <w:right w:val="single" w:sz="4" w:space="0" w:color="D9D9D9"/>
+            </w:tcBorders>
+            <w:shd w:val="clear" w:color="auto" w:fill="E8ECF0"/>
             <w:tcMar>
               <w:top w:w="90" w:type="dxa"/>
               <w:left w:w="90" w:type="dxa"/>
               <w:bottom w:w="90" w:type="dxa"/>
               <w:right w:w="90" w:type="dxa"/>
             </w:tcMar>
-            <w:shd w:fill="E8ECF0"/>
-          </w:tcPr>
-          <w:p>
-            <w:pPr>
-              <w:spacing w:after="20" w:before="20" w:line="240" w:lineRule="auto"/>
+            <w:vAlign w:val="center"/>
+          </w:tcPr>
+          <w:p>
+            <w:pPr>
+              <w:spacing w:before="20" w:after="20" w:line="240" w:lineRule="auto"/>
             </w:pPr>
             <w:r>
               <w:rPr>
                 <w:b/>
-                <w:i w:val="0"/>
                 <w:sz w:val="19"/>
               </w:rPr>
               <w:t>Focus</w:t>
@@ -4832,30 +4134,29 @@
         </w:tc>
         <w:tc>
           <w:tcPr>
-            <w:tcW w:type="dxa" w:w="2592"/>
-            <w:vAlign w:val="center"/>
-            <w:tcBorders>
-              <w:top w:val="single" w:sz="4" w:color="D9D9D9"/>
-              <w:left w:val="single" w:sz="4" w:color="D9D9D9"/>
-              <w:bottom w:val="single" w:sz="4" w:color="D9D9D9"/>
-              <w:right w:val="single" w:sz="4" w:color="D9D9D9"/>
-            </w:tcBorders>
+            <w:tcW w:w="2592" w:type="dxa"/>
+            <w:tcBorders>
+              <w:top w:val="single" w:sz="4" w:space="0" w:color="D9D9D9"/>
+              <w:left w:val="single" w:sz="4" w:space="0" w:color="D9D9D9"/>
+              <w:bottom w:val="single" w:sz="4" w:space="0" w:color="D9D9D9"/>
+              <w:right w:val="single" w:sz="4" w:space="0" w:color="D9D9D9"/>
+            </w:tcBorders>
+            <w:shd w:val="clear" w:color="auto" w:fill="E8ECF0"/>
             <w:tcMar>
               <w:top w:w="90" w:type="dxa"/>
               <w:left w:w="90" w:type="dxa"/>
               <w:bottom w:w="90" w:type="dxa"/>
               <w:right w:w="90" w:type="dxa"/>
             </w:tcMar>
-            <w:shd w:fill="E8ECF0"/>
-          </w:tcPr>
-          <w:p>
-            <w:pPr>
-              <w:spacing w:after="20" w:before="20" w:line="240" w:lineRule="auto"/>
+            <w:vAlign w:val="center"/>
+          </w:tcPr>
+          <w:p>
+            <w:pPr>
+              <w:spacing w:before="20" w:after="20" w:line="240" w:lineRule="auto"/>
             </w:pPr>
             <w:r>
               <w:rPr>
                 <w:b/>
-                <w:i w:val="0"/>
                 <w:sz w:val="19"/>
               </w:rPr>
               <w:t>Reading and preparation</w:t>
@@ -4864,30 +4165,29 @@
         </w:tc>
         <w:tc>
           <w:tcPr>
-            <w:tcW w:type="dxa" w:w="2088"/>
-            <w:vAlign w:val="center"/>
-            <w:tcBorders>
-              <w:top w:val="single" w:sz="4" w:color="D9D9D9"/>
-              <w:left w:val="single" w:sz="4" w:color="D9D9D9"/>
-              <w:bottom w:val="single" w:sz="4" w:color="D9D9D9"/>
-              <w:right w:val="single" w:sz="4" w:color="D9D9D9"/>
-            </w:tcBorders>
+            <w:tcW w:w="2088" w:type="dxa"/>
+            <w:tcBorders>
+              <w:top w:val="single" w:sz="4" w:space="0" w:color="D9D9D9"/>
+              <w:left w:val="single" w:sz="4" w:space="0" w:color="D9D9D9"/>
+              <w:bottom w:val="single" w:sz="4" w:space="0" w:color="D9D9D9"/>
+              <w:right w:val="single" w:sz="4" w:space="0" w:color="D9D9D9"/>
+            </w:tcBorders>
+            <w:shd w:val="clear" w:color="auto" w:fill="E8ECF0"/>
             <w:tcMar>
               <w:top w:w="90" w:type="dxa"/>
               <w:left w:w="90" w:type="dxa"/>
               <w:bottom w:w="90" w:type="dxa"/>
               <w:right w:w="90" w:type="dxa"/>
             </w:tcMar>
-            <w:shd w:fill="E8ECF0"/>
-          </w:tcPr>
-          <w:p>
-            <w:pPr>
-              <w:spacing w:after="20" w:before="20" w:line="240" w:lineRule="auto"/>
+            <w:vAlign w:val="center"/>
+          </w:tcPr>
+          <w:p>
+            <w:pPr>
+              <w:spacing w:before="20" w:after="20" w:line="240" w:lineRule="auto"/>
             </w:pPr>
             <w:r>
               <w:rPr>
                 <w:b/>
-                <w:i w:val="0"/>
                 <w:sz w:val="19"/>
               </w:rPr>
               <w:t>Milestone</w:t>
@@ -4898,16 +4198,16 @@
       <w:tr>
         <w:trPr>
           <w:cantSplit/>
+          <w:jc w:val="center"/>
         </w:trPr>
         <w:tc>
           <w:tcPr>
-            <w:tcW w:type="dxa" w:w="1080"/>
-            <w:vAlign w:val="center"/>
-            <w:tcBorders>
-              <w:top w:val="single" w:sz="4" w:color="D9D9D9"/>
-              <w:left w:val="single" w:sz="4" w:color="D9D9D9"/>
-              <w:bottom w:val="single" w:sz="4" w:color="D9D9D9"/>
-              <w:right w:val="single" w:sz="4" w:color="D9D9D9"/>
+            <w:tcW w:w="1080" w:type="dxa"/>
+            <w:tcBorders>
+              <w:top w:val="single" w:sz="4" w:space="0" w:color="D9D9D9"/>
+              <w:left w:val="single" w:sz="4" w:space="0" w:color="D9D9D9"/>
+              <w:bottom w:val="single" w:sz="4" w:space="0" w:color="D9D9D9"/>
+              <w:right w:val="single" w:sz="4" w:space="0" w:color="D9D9D9"/>
             </w:tcBorders>
             <w:tcMar>
               <w:top w:w="90" w:type="dxa"/>
@@ -4915,15 +4215,14 @@
               <w:bottom w:w="90" w:type="dxa"/>
               <w:right w:w="90" w:type="dxa"/>
             </w:tcMar>
-          </w:tcPr>
-          <w:p>
-            <w:pPr>
-              <w:spacing w:after="20" w:before="20" w:line="240" w:lineRule="auto"/>
-            </w:pPr>
-            <w:r>
-              <w:rPr>
-                <w:b w:val="0"/>
-                <w:i w:val="0"/>
+            <w:vAlign w:val="center"/>
+          </w:tcPr>
+          <w:p>
+            <w:pPr>
+              <w:spacing w:before="20" w:after="20" w:line="240" w:lineRule="auto"/>
+            </w:pPr>
+            <w:r>
+              <w:rPr>
                 <w:sz w:val="19"/>
               </w:rPr>
               <w:t>1</w:t>
@@ -4932,13 +4231,12 @@
         </w:tc>
         <w:tc>
           <w:tcPr>
-            <w:tcW w:type="dxa" w:w="1512"/>
-            <w:vAlign w:val="center"/>
-            <w:tcBorders>
-              <w:top w:val="single" w:sz="4" w:color="D9D9D9"/>
-              <w:left w:val="single" w:sz="4" w:color="D9D9D9"/>
-              <w:bottom w:val="single" w:sz="4" w:color="D9D9D9"/>
-              <w:right w:val="single" w:sz="4" w:color="D9D9D9"/>
+            <w:tcW w:w="1512" w:type="dxa"/>
+            <w:tcBorders>
+              <w:top w:val="single" w:sz="4" w:space="0" w:color="D9D9D9"/>
+              <w:left w:val="single" w:sz="4" w:space="0" w:color="D9D9D9"/>
+              <w:bottom w:val="single" w:sz="4" w:space="0" w:color="D9D9D9"/>
+              <w:right w:val="single" w:sz="4" w:space="0" w:color="D9D9D9"/>
             </w:tcBorders>
             <w:tcMar>
               <w:top w:w="90" w:type="dxa"/>
@@ -4946,15 +4244,14 @@
               <w:bottom w:w="90" w:type="dxa"/>
               <w:right w:w="90" w:type="dxa"/>
             </w:tcMar>
-          </w:tcPr>
-          <w:p>
-            <w:pPr>
-              <w:spacing w:after="20" w:before="20" w:line="240" w:lineRule="auto"/>
-            </w:pPr>
-            <w:r>
-              <w:rPr>
-                <w:b w:val="0"/>
-                <w:i w:val="0"/>
+            <w:vAlign w:val="center"/>
+          </w:tcPr>
+          <w:p>
+            <w:pPr>
+              <w:spacing w:before="20" w:after="20" w:line="240" w:lineRule="auto"/>
+            </w:pPr>
+            <w:r>
+              <w:rPr>
                 <w:sz w:val="19"/>
               </w:rPr>
               <w:t>19–23 October</w:t>
@@ -4963,13 +4260,12 @@
         </w:tc>
         <w:tc>
           <w:tcPr>
-            <w:tcW w:type="dxa" w:w="2088"/>
-            <w:vAlign w:val="center"/>
-            <w:tcBorders>
-              <w:top w:val="single" w:sz="4" w:color="D9D9D9"/>
-              <w:left w:val="single" w:sz="4" w:color="D9D9D9"/>
-              <w:bottom w:val="single" w:sz="4" w:color="D9D9D9"/>
-              <w:right w:val="single" w:sz="4" w:color="D9D9D9"/>
+            <w:tcW w:w="2088" w:type="dxa"/>
+            <w:tcBorders>
+              <w:top w:val="single" w:sz="4" w:space="0" w:color="D9D9D9"/>
+              <w:left w:val="single" w:sz="4" w:space="0" w:color="D9D9D9"/>
+              <w:bottom w:val="single" w:sz="4" w:space="0" w:color="D9D9D9"/>
+              <w:right w:val="single" w:sz="4" w:space="0" w:color="D9D9D9"/>
             </w:tcBorders>
             <w:tcMar>
               <w:top w:w="90" w:type="dxa"/>
@@ -4977,15 +4273,14 @@
               <w:bottom w:w="90" w:type="dxa"/>
               <w:right w:w="90" w:type="dxa"/>
             </w:tcMar>
-          </w:tcPr>
-          <w:p>
-            <w:pPr>
-              <w:spacing w:after="20" w:before="20" w:line="240" w:lineRule="auto"/>
-            </w:pPr>
-            <w:r>
-              <w:rPr>
-                <w:b w:val="0"/>
-                <w:i w:val="0"/>
+            <w:vAlign w:val="center"/>
+          </w:tcPr>
+          <w:p>
+            <w:pPr>
+              <w:spacing w:before="20" w:after="20" w:line="240" w:lineRule="auto"/>
+            </w:pPr>
+            <w:r>
+              <w:rPr>
                 <w:sz w:val="19"/>
               </w:rPr>
               <w:t>Research questions and academic literature</w:t>
@@ -4994,13 +4289,12 @@
         </w:tc>
         <w:tc>
           <w:tcPr>
-            <w:tcW w:type="dxa" w:w="2592"/>
-            <w:vAlign w:val="center"/>
-            <w:tcBorders>
-              <w:top w:val="single" w:sz="4" w:color="D9D9D9"/>
-              <w:left w:val="single" w:sz="4" w:color="D9D9D9"/>
-              <w:bottom w:val="single" w:sz="4" w:color="D9D9D9"/>
-              <w:right w:val="single" w:sz="4" w:color="D9D9D9"/>
+            <w:tcW w:w="2592" w:type="dxa"/>
+            <w:tcBorders>
+              <w:top w:val="single" w:sz="4" w:space="0" w:color="D9D9D9"/>
+              <w:left w:val="single" w:sz="4" w:space="0" w:color="D9D9D9"/>
+              <w:bottom w:val="single" w:sz="4" w:space="0" w:color="D9D9D9"/>
+              <w:right w:val="single" w:sz="4" w:space="0" w:color="D9D9D9"/>
             </w:tcBorders>
             <w:tcMar>
               <w:top w:w="90" w:type="dxa"/>
@@ -5008,15 +4302,14 @@
               <w:bottom w:w="90" w:type="dxa"/>
               <w:right w:w="90" w:type="dxa"/>
             </w:tcMar>
-          </w:tcPr>
-          <w:p>
-            <w:pPr>
-              <w:spacing w:after="20" w:before="20" w:line="240" w:lineRule="auto"/>
-            </w:pPr>
-            <w:r>
-              <w:rPr>
-                <w:b w:val="0"/>
-                <w:i w:val="0"/>
+            <w:vAlign w:val="center"/>
+          </w:tcPr>
+          <w:p>
+            <w:pPr>
+              <w:spacing w:before="20" w:after="20" w:line="240" w:lineRule="auto"/>
+            </w:pPr>
+            <w:r>
+              <w:rPr>
                 <w:sz w:val="19"/>
               </w:rPr>
               <w:t>Baseline reflection; research-question guide; Weber candidate excerpt</w:t>
@@ -5025,13 +4318,12 @@
         </w:tc>
         <w:tc>
           <w:tcPr>
-            <w:tcW w:type="dxa" w:w="2088"/>
-            <w:vAlign w:val="center"/>
-            <w:tcBorders>
-              <w:top w:val="single" w:sz="4" w:color="D9D9D9"/>
-              <w:left w:val="single" w:sz="4" w:color="D9D9D9"/>
-              <w:bottom w:val="single" w:sz="4" w:color="D9D9D9"/>
-              <w:right w:val="single" w:sz="4" w:color="D9D9D9"/>
+            <w:tcW w:w="2088" w:type="dxa"/>
+            <w:tcBorders>
+              <w:top w:val="single" w:sz="4" w:space="0" w:color="D9D9D9"/>
+              <w:left w:val="single" w:sz="4" w:space="0" w:color="D9D9D9"/>
+              <w:bottom w:val="single" w:sz="4" w:space="0" w:color="D9D9D9"/>
+              <w:right w:val="single" w:sz="4" w:space="0" w:color="D9D9D9"/>
             </w:tcBorders>
             <w:tcMar>
               <w:top w:w="90" w:type="dxa"/>
@@ -5039,15 +4331,14 @@
               <w:bottom w:w="90" w:type="dxa"/>
               <w:right w:w="90" w:type="dxa"/>
             </w:tcMar>
-          </w:tcPr>
-          <w:p>
-            <w:pPr>
-              <w:spacing w:after="20" w:before="20" w:line="240" w:lineRule="auto"/>
-            </w:pPr>
-            <w:r>
-              <w:rPr>
-                <w:b w:val="0"/>
-                <w:i w:val="0"/>
+            <w:vAlign w:val="center"/>
+          </w:tcPr>
+          <w:p>
+            <w:pPr>
+              <w:spacing w:before="20" w:after="20" w:line="240" w:lineRule="auto"/>
+            </w:pPr>
+            <w:r>
+              <w:rPr>
                 <w:sz w:val="19"/>
               </w:rPr>
               <w:t>Topic and question, 23 October</w:t>
@@ -5058,16 +4349,16 @@
       <w:tr>
         <w:trPr>
           <w:cantSplit/>
+          <w:jc w:val="center"/>
         </w:trPr>
         <w:tc>
           <w:tcPr>
-            <w:tcW w:type="dxa" w:w="1080"/>
-            <w:vAlign w:val="center"/>
-            <w:tcBorders>
-              <w:top w:val="single" w:sz="4" w:color="D9D9D9"/>
-              <w:left w:val="single" w:sz="4" w:color="D9D9D9"/>
-              <w:bottom w:val="single" w:sz="4" w:color="D9D9D9"/>
-              <w:right w:val="single" w:sz="4" w:color="D9D9D9"/>
+            <w:tcW w:w="1080" w:type="dxa"/>
+            <w:tcBorders>
+              <w:top w:val="single" w:sz="4" w:space="0" w:color="D9D9D9"/>
+              <w:left w:val="single" w:sz="4" w:space="0" w:color="D9D9D9"/>
+              <w:bottom w:val="single" w:sz="4" w:space="0" w:color="D9D9D9"/>
+              <w:right w:val="single" w:sz="4" w:space="0" w:color="D9D9D9"/>
             </w:tcBorders>
             <w:tcMar>
               <w:top w:w="90" w:type="dxa"/>
@@ -5075,15 +4366,14 @@
               <w:bottom w:w="90" w:type="dxa"/>
               <w:right w:w="90" w:type="dxa"/>
             </w:tcMar>
-          </w:tcPr>
-          <w:p>
-            <w:pPr>
-              <w:spacing w:after="20" w:before="20" w:line="240" w:lineRule="auto"/>
-            </w:pPr>
-            <w:r>
-              <w:rPr>
-                <w:b w:val="0"/>
-                <w:i w:val="0"/>
+            <w:vAlign w:val="center"/>
+          </w:tcPr>
+          <w:p>
+            <w:pPr>
+              <w:spacing w:before="20" w:after="20" w:line="240" w:lineRule="auto"/>
+            </w:pPr>
+            <w:r>
+              <w:rPr>
                 <w:sz w:val="19"/>
               </w:rPr>
               <w:t>2</w:t>
@@ -5092,13 +4382,12 @@
         </w:tc>
         <w:tc>
           <w:tcPr>
-            <w:tcW w:type="dxa" w:w="1512"/>
-            <w:vAlign w:val="center"/>
-            <w:tcBorders>
-              <w:top w:val="single" w:sz="4" w:color="D9D9D9"/>
-              <w:left w:val="single" w:sz="4" w:color="D9D9D9"/>
-              <w:bottom w:val="single" w:sz="4" w:color="D9D9D9"/>
-              <w:right w:val="single" w:sz="4" w:color="D9D9D9"/>
+            <w:tcW w:w="1512" w:type="dxa"/>
+            <w:tcBorders>
+              <w:top w:val="single" w:sz="4" w:space="0" w:color="D9D9D9"/>
+              <w:left w:val="single" w:sz="4" w:space="0" w:color="D9D9D9"/>
+              <w:bottom w:val="single" w:sz="4" w:space="0" w:color="D9D9D9"/>
+              <w:right w:val="single" w:sz="4" w:space="0" w:color="D9D9D9"/>
             </w:tcBorders>
             <w:tcMar>
               <w:top w:w="90" w:type="dxa"/>
@@ -5106,15 +4395,14 @@
               <w:bottom w:w="90" w:type="dxa"/>
               <w:right w:w="90" w:type="dxa"/>
             </w:tcMar>
-          </w:tcPr>
-          <w:p>
-            <w:pPr>
-              <w:spacing w:after="20" w:before="20" w:line="240" w:lineRule="auto"/>
-            </w:pPr>
-            <w:r>
-              <w:rPr>
-                <w:b w:val="0"/>
-                <w:i w:val="0"/>
+            <w:vAlign w:val="center"/>
+          </w:tcPr>
+          <w:p>
+            <w:pPr>
+              <w:spacing w:before="20" w:after="20" w:line="240" w:lineRule="auto"/>
+            </w:pPr>
+            <w:r>
+              <w:rPr>
                 <w:sz w:val="19"/>
               </w:rPr>
               <w:t>26–30 October</w:t>
@@ -5123,13 +4411,12 @@
         </w:tc>
         <w:tc>
           <w:tcPr>
-            <w:tcW w:type="dxa" w:w="2088"/>
-            <w:vAlign w:val="center"/>
-            <w:tcBorders>
-              <w:top w:val="single" w:sz="4" w:color="D9D9D9"/>
-              <w:left w:val="single" w:sz="4" w:color="D9D9D9"/>
-              <w:bottom w:val="single" w:sz="4" w:color="D9D9D9"/>
-              <w:right w:val="single" w:sz="4" w:color="D9D9D9"/>
+            <w:tcW w:w="2088" w:type="dxa"/>
+            <w:tcBorders>
+              <w:top w:val="single" w:sz="4" w:space="0" w:color="D9D9D9"/>
+              <w:left w:val="single" w:sz="4" w:space="0" w:color="D9D9D9"/>
+              <w:bottom w:val="single" w:sz="4" w:space="0" w:color="D9D9D9"/>
+              <w:right w:val="single" w:sz="4" w:space="0" w:color="D9D9D9"/>
             </w:tcBorders>
             <w:tcMar>
               <w:top w:w="90" w:type="dxa"/>
@@ -5137,15 +4424,14 @@
               <w:bottom w:w="90" w:type="dxa"/>
               <w:right w:w="90" w:type="dxa"/>
             </w:tcMar>
-          </w:tcPr>
-          <w:p>
-            <w:pPr>
-              <w:spacing w:after="20" w:before="20" w:line="240" w:lineRule="auto"/>
-            </w:pPr>
-            <w:r>
-              <w:rPr>
-                <w:b w:val="0"/>
-                <w:i w:val="0"/>
+            <w:vAlign w:val="center"/>
+          </w:tcPr>
+          <w:p>
+            <w:pPr>
+              <w:spacing w:before="20" w:after="20" w:line="240" w:lineRule="auto"/>
+            </w:pPr>
+            <w:r>
+              <w:rPr>
                 <w:sz w:val="19"/>
               </w:rPr>
               <w:t>Article anatomy review design and mapping a field</w:t>
@@ -5154,13 +4440,12 @@
         </w:tc>
         <w:tc>
           <w:tcPr>
-            <w:tcW w:type="dxa" w:w="2592"/>
-            <w:vAlign w:val="center"/>
-            <w:tcBorders>
-              <w:top w:val="single" w:sz="4" w:color="D9D9D9"/>
-              <w:left w:val="single" w:sz="4" w:color="D9D9D9"/>
-              <w:bottom w:val="single" w:sz="4" w:color="D9D9D9"/>
-              <w:right w:val="single" w:sz="4" w:color="D9D9D9"/>
+            <w:tcW w:w="2592" w:type="dxa"/>
+            <w:tcBorders>
+              <w:top w:val="single" w:sz="4" w:space="0" w:color="D9D9D9"/>
+              <w:left w:val="single" w:sz="4" w:space="0" w:color="D9D9D9"/>
+              <w:bottom w:val="single" w:sz="4" w:space="0" w:color="D9D9D9"/>
+              <w:right w:val="single" w:sz="4" w:space="0" w:color="D9D9D9"/>
             </w:tcBorders>
             <w:tcMar>
               <w:top w:w="90" w:type="dxa"/>
@@ -5168,15 +4453,14 @@
               <w:bottom w:w="90" w:type="dxa"/>
               <w:right w:w="90" w:type="dxa"/>
             </w:tcMar>
-          </w:tcPr>
-          <w:p>
-            <w:pPr>
-              <w:spacing w:after="20" w:before="20" w:line="240" w:lineRule="auto"/>
-            </w:pPr>
-            <w:r>
-              <w:rPr>
-                <w:b w:val="0"/>
-                <w:i w:val="0"/>
+            <w:vAlign w:val="center"/>
+          </w:tcPr>
+          <w:p>
+            <w:pPr>
+              <w:spacing w:before="20" w:after="20" w:line="240" w:lineRule="auto"/>
+            </w:pPr>
+            <w:r>
+              <w:rPr>
                 <w:sz w:val="19"/>
               </w:rPr>
               <w:t>Compare articles from your field; review-method guidance</w:t>
@@ -5185,13 +4469,12 @@
         </w:tc>
         <w:tc>
           <w:tcPr>
-            <w:tcW w:type="dxa" w:w="2088"/>
-            <w:vAlign w:val="center"/>
-            <w:tcBorders>
-              <w:top w:val="single" w:sz="4" w:color="D9D9D9"/>
-              <w:left w:val="single" w:sz="4" w:color="D9D9D9"/>
-              <w:bottom w:val="single" w:sz="4" w:color="D9D9D9"/>
-              <w:right w:val="single" w:sz="4" w:color="D9D9D9"/>
+            <w:tcW w:w="2088" w:type="dxa"/>
+            <w:tcBorders>
+              <w:top w:val="single" w:sz="4" w:space="0" w:color="D9D9D9"/>
+              <w:left w:val="single" w:sz="4" w:space="0" w:color="D9D9D9"/>
+              <w:bottom w:val="single" w:sz="4" w:space="0" w:color="D9D9D9"/>
+              <w:right w:val="single" w:sz="4" w:space="0" w:color="D9D9D9"/>
             </w:tcBorders>
             <w:tcMar>
               <w:top w:w="90" w:type="dxa"/>
@@ -5199,15 +4482,14 @@
               <w:bottom w:w="90" w:type="dxa"/>
               <w:right w:w="90" w:type="dxa"/>
             </w:tcMar>
-          </w:tcPr>
-          <w:p>
-            <w:pPr>
-              <w:spacing w:after="20" w:before="20" w:line="240" w:lineRule="auto"/>
-            </w:pPr>
-            <w:r>
-              <w:rPr>
-                <w:b w:val="0"/>
-                <w:i w:val="0"/>
+            <w:vAlign w:val="center"/>
+          </w:tcPr>
+          <w:p>
+            <w:pPr>
+              <w:spacing w:before="20" w:after="20" w:line="240" w:lineRule="auto"/>
+            </w:pPr>
+            <w:r>
+              <w:rPr>
                 <w:sz w:val="19"/>
               </w:rPr>
               <w:t>Review plan, 30 October</w:t>
@@ -5218,16 +4500,16 @@
       <w:tr>
         <w:trPr>
           <w:cantSplit/>
+          <w:jc w:val="center"/>
         </w:trPr>
         <w:tc>
           <w:tcPr>
-            <w:tcW w:type="dxa" w:w="1080"/>
-            <w:vAlign w:val="center"/>
-            <w:tcBorders>
-              <w:top w:val="single" w:sz="4" w:color="D9D9D9"/>
-              <w:left w:val="single" w:sz="4" w:color="D9D9D9"/>
-              <w:bottom w:val="single" w:sz="4" w:color="D9D9D9"/>
-              <w:right w:val="single" w:sz="4" w:color="D9D9D9"/>
+            <w:tcW w:w="1080" w:type="dxa"/>
+            <w:tcBorders>
+              <w:top w:val="single" w:sz="4" w:space="0" w:color="D9D9D9"/>
+              <w:left w:val="single" w:sz="4" w:space="0" w:color="D9D9D9"/>
+              <w:bottom w:val="single" w:sz="4" w:space="0" w:color="D9D9D9"/>
+              <w:right w:val="single" w:sz="4" w:space="0" w:color="D9D9D9"/>
             </w:tcBorders>
             <w:tcMar>
               <w:top w:w="90" w:type="dxa"/>
@@ -5235,15 +4517,14 @@
               <w:bottom w:w="90" w:type="dxa"/>
               <w:right w:w="90" w:type="dxa"/>
             </w:tcMar>
-          </w:tcPr>
-          <w:p>
-            <w:pPr>
-              <w:spacing w:after="20" w:before="20" w:line="240" w:lineRule="auto"/>
-            </w:pPr>
-            <w:r>
-              <w:rPr>
-                <w:b w:val="0"/>
-                <w:i w:val="0"/>
+            <w:vAlign w:val="center"/>
+          </w:tcPr>
+          <w:p>
+            <w:pPr>
+              <w:spacing w:before="20" w:after="20" w:line="240" w:lineRule="auto"/>
+            </w:pPr>
+            <w:r>
+              <w:rPr>
                 <w:sz w:val="19"/>
               </w:rPr>
               <w:t>3</w:t>
@@ -5252,13 +4533,12 @@
         </w:tc>
         <w:tc>
           <w:tcPr>
-            <w:tcW w:type="dxa" w:w="1512"/>
-            <w:vAlign w:val="center"/>
-            <w:tcBorders>
-              <w:top w:val="single" w:sz="4" w:color="D9D9D9"/>
-              <w:left w:val="single" w:sz="4" w:color="D9D9D9"/>
-              <w:bottom w:val="single" w:sz="4" w:color="D9D9D9"/>
-              <w:right w:val="single" w:sz="4" w:color="D9D9D9"/>
+            <w:tcW w:w="1512" w:type="dxa"/>
+            <w:tcBorders>
+              <w:top w:val="single" w:sz="4" w:space="0" w:color="D9D9D9"/>
+              <w:left w:val="single" w:sz="4" w:space="0" w:color="D9D9D9"/>
+              <w:bottom w:val="single" w:sz="4" w:space="0" w:color="D9D9D9"/>
+              <w:right w:val="single" w:sz="4" w:space="0" w:color="D9D9D9"/>
             </w:tcBorders>
             <w:tcMar>
               <w:top w:w="90" w:type="dxa"/>
@@ -5266,15 +4546,14 @@
               <w:bottom w:w="90" w:type="dxa"/>
               <w:right w:w="90" w:type="dxa"/>
             </w:tcMar>
-          </w:tcPr>
-          <w:p>
-            <w:pPr>
-              <w:spacing w:after="20" w:before="20" w:line="240" w:lineRule="auto"/>
-            </w:pPr>
-            <w:r>
-              <w:rPr>
-                <w:b w:val="0"/>
-                <w:i w:val="0"/>
+            <w:vAlign w:val="center"/>
+          </w:tcPr>
+          <w:p>
+            <w:pPr>
+              <w:spacing w:before="20" w:after="20" w:line="240" w:lineRule="auto"/>
+            </w:pPr>
+            <w:r>
+              <w:rPr>
                 <w:sz w:val="19"/>
               </w:rPr>
               <w:t>2–6 November</w:t>
@@ -5283,13 +4562,12 @@
         </w:tc>
         <w:tc>
           <w:tcPr>
-            <w:tcW w:type="dxa" w:w="2088"/>
-            <w:vAlign w:val="center"/>
-            <w:tcBorders>
-              <w:top w:val="single" w:sz="4" w:color="D9D9D9"/>
-              <w:left w:val="single" w:sz="4" w:color="D9D9D9"/>
-              <w:bottom w:val="single" w:sz="4" w:color="D9D9D9"/>
-              <w:right w:val="single" w:sz="4" w:color="D9D9D9"/>
+            <w:tcW w:w="2088" w:type="dxa"/>
+            <w:tcBorders>
+              <w:top w:val="single" w:sz="4" w:space="0" w:color="D9D9D9"/>
+              <w:left w:val="single" w:sz="4" w:space="0" w:color="D9D9D9"/>
+              <w:bottom w:val="single" w:sz="4" w:space="0" w:color="D9D9D9"/>
+              <w:right w:val="single" w:sz="4" w:space="0" w:color="D9D9D9"/>
             </w:tcBorders>
             <w:tcMar>
               <w:top w:w="90" w:type="dxa"/>
@@ -5297,15 +4575,14 @@
               <w:bottom w:w="90" w:type="dxa"/>
               <w:right w:w="90" w:type="dxa"/>
             </w:tcMar>
-          </w:tcPr>
-          <w:p>
-            <w:pPr>
-              <w:spacing w:after="20" w:before="20" w:line="240" w:lineRule="auto"/>
-            </w:pPr>
-            <w:r>
-              <w:rPr>
-                <w:b w:val="0"/>
-                <w:i w:val="0"/>
+            <w:vAlign w:val="center"/>
+          </w:tcPr>
+          <w:p>
+            <w:pPr>
+              <w:spacing w:before="20" w:after="20" w:line="240" w:lineRule="auto"/>
+            </w:pPr>
+            <w:r>
+              <w:rPr>
                 <w:sz w:val="19"/>
               </w:rPr>
               <w:t>AI-assisted close and distant reading</w:t>
@@ -5314,13 +4591,12 @@
         </w:tc>
         <w:tc>
           <w:tcPr>
-            <w:tcW w:type="dxa" w:w="2592"/>
-            <w:vAlign w:val="center"/>
-            <w:tcBorders>
-              <w:top w:val="single" w:sz="4" w:color="D9D9D9"/>
-              <w:left w:val="single" w:sz="4" w:color="D9D9D9"/>
-              <w:bottom w:val="single" w:sz="4" w:color="D9D9D9"/>
-              <w:right w:val="single" w:sz="4" w:color="D9D9D9"/>
+            <w:tcW w:w="2592" w:type="dxa"/>
+            <w:tcBorders>
+              <w:top w:val="single" w:sz="4" w:space="0" w:color="D9D9D9"/>
+              <w:left w:val="single" w:sz="4" w:space="0" w:color="D9D9D9"/>
+              <w:bottom w:val="single" w:sz="4" w:space="0" w:color="D9D9D9"/>
+              <w:right w:val="single" w:sz="4" w:space="0" w:color="D9D9D9"/>
             </w:tcBorders>
             <w:tcMar>
               <w:top w:w="90" w:type="dxa"/>
@@ -5328,15 +4604,14 @@
               <w:bottom w:w="90" w:type="dxa"/>
               <w:right w:w="90" w:type="dxa"/>
             </w:tcMar>
-          </w:tcPr>
-          <w:p>
-            <w:pPr>
-              <w:spacing w:after="20" w:before="20" w:line="240" w:lineRule="auto"/>
-            </w:pPr>
-            <w:r>
-              <w:rPr>
-                <w:b w:val="0"/>
-                <w:i w:val="0"/>
+            <w:vAlign w:val="center"/>
+          </w:tcPr>
+          <w:p>
+            <w:pPr>
+              <w:spacing w:before="20" w:after="20" w:line="240" w:lineRule="auto"/>
+            </w:pPr>
+            <w:r>
+              <w:rPr>
                 <w:sz w:val="19"/>
               </w:rPr>
               <w:t>Annotate a difficult passage; prepare a source-backed conceptual map</w:t>
@@ -5345,13 +4620,12 @@
         </w:tc>
         <w:tc>
           <w:tcPr>
-            <w:tcW w:type="dxa" w:w="2088"/>
-            <w:vAlign w:val="center"/>
-            <w:tcBorders>
-              <w:top w:val="single" w:sz="4" w:color="D9D9D9"/>
-              <w:left w:val="single" w:sz="4" w:color="D9D9D9"/>
-              <w:bottom w:val="single" w:sz="4" w:color="D9D9D9"/>
-              <w:right w:val="single" w:sz="4" w:color="D9D9D9"/>
+            <w:tcW w:w="2088" w:type="dxa"/>
+            <w:tcBorders>
+              <w:top w:val="single" w:sz="4" w:space="0" w:color="D9D9D9"/>
+              <w:left w:val="single" w:sz="4" w:space="0" w:color="D9D9D9"/>
+              <w:bottom w:val="single" w:sz="4" w:space="0" w:color="D9D9D9"/>
+              <w:right w:val="single" w:sz="4" w:space="0" w:color="D9D9D9"/>
             </w:tcBorders>
             <w:tcMar>
               <w:top w:w="90" w:type="dxa"/>
@@ -5359,15 +4633,14 @@
               <w:bottom w:w="90" w:type="dxa"/>
               <w:right w:w="90" w:type="dxa"/>
             </w:tcMar>
-          </w:tcPr>
-          <w:p>
-            <w:pPr>
-              <w:spacing w:after="20" w:before="20" w:line="240" w:lineRule="auto"/>
-            </w:pPr>
-            <w:r>
-              <w:rPr>
-                <w:b w:val="0"/>
-                <w:i w:val="0"/>
+            <w:vAlign w:val="center"/>
+          </w:tcPr>
+          <w:p>
+            <w:pPr>
+              <w:spacing w:before="20" w:after="20" w:line="240" w:lineRule="auto"/>
+            </w:pPr>
+            <w:r>
+              <w:rPr>
                 <w:sz w:val="19"/>
               </w:rPr>
               <w:t>Conceptual map, 6 November</w:t>
@@ -5378,16 +4651,16 @@
       <w:tr>
         <w:trPr>
           <w:cantSplit/>
+          <w:jc w:val="center"/>
         </w:trPr>
         <w:tc>
           <w:tcPr>
-            <w:tcW w:type="dxa" w:w="1080"/>
-            <w:vAlign w:val="center"/>
-            <w:tcBorders>
-              <w:top w:val="single" w:sz="4" w:color="D9D9D9"/>
-              <w:left w:val="single" w:sz="4" w:color="D9D9D9"/>
-              <w:bottom w:val="single" w:sz="4" w:color="D9D9D9"/>
-              <w:right w:val="single" w:sz="4" w:color="D9D9D9"/>
+            <w:tcW w:w="1080" w:type="dxa"/>
+            <w:tcBorders>
+              <w:top w:val="single" w:sz="4" w:space="0" w:color="D9D9D9"/>
+              <w:left w:val="single" w:sz="4" w:space="0" w:color="D9D9D9"/>
+              <w:bottom w:val="single" w:sz="4" w:space="0" w:color="D9D9D9"/>
+              <w:right w:val="single" w:sz="4" w:space="0" w:color="D9D9D9"/>
             </w:tcBorders>
             <w:tcMar>
               <w:top w:w="90" w:type="dxa"/>
@@ -5395,30 +4668,29 @@
               <w:bottom w:w="90" w:type="dxa"/>
               <w:right w:w="90" w:type="dxa"/>
             </w:tcMar>
-          </w:tcPr>
-          <w:p>
-            <w:pPr>
-              <w:spacing w:after="20" w:before="20" w:line="240" w:lineRule="auto"/>
-            </w:pPr>
-            <w:r>
-              <w:rPr>
-                <w:b w:val="0"/>
-                <w:i w:val="0"/>
+            <w:vAlign w:val="center"/>
+          </w:tcPr>
+          <w:p>
+            <w:pPr>
+              <w:spacing w:before="20" w:after="20" w:line="240" w:lineRule="auto"/>
+            </w:pPr>
+            <w:r>
+              <w:rPr>
                 <w:sz w:val="19"/>
               </w:rPr>
+              <w:lastRenderedPageBreak/>
               <w:t>4</w:t>
             </w:r>
           </w:p>
         </w:tc>
         <w:tc>
           <w:tcPr>
-            <w:tcW w:type="dxa" w:w="1512"/>
-            <w:vAlign w:val="center"/>
-            <w:tcBorders>
-              <w:top w:val="single" w:sz="4" w:color="D9D9D9"/>
-              <w:left w:val="single" w:sz="4" w:color="D9D9D9"/>
-              <w:bottom w:val="single" w:sz="4" w:color="D9D9D9"/>
-              <w:right w:val="single" w:sz="4" w:color="D9D9D9"/>
+            <w:tcW w:w="1512" w:type="dxa"/>
+            <w:tcBorders>
+              <w:top w:val="single" w:sz="4" w:space="0" w:color="D9D9D9"/>
+              <w:left w:val="single" w:sz="4" w:space="0" w:color="D9D9D9"/>
+              <w:bottom w:val="single" w:sz="4" w:space="0" w:color="D9D9D9"/>
+              <w:right w:val="single" w:sz="4" w:space="0" w:color="D9D9D9"/>
             </w:tcBorders>
             <w:tcMar>
               <w:top w:w="90" w:type="dxa"/>
@@ -5426,15 +4698,14 @@
               <w:bottom w:w="90" w:type="dxa"/>
               <w:right w:w="90" w:type="dxa"/>
             </w:tcMar>
-          </w:tcPr>
-          <w:p>
-            <w:pPr>
-              <w:spacing w:after="20" w:before="20" w:line="240" w:lineRule="auto"/>
-            </w:pPr>
-            <w:r>
-              <w:rPr>
-                <w:b w:val="0"/>
-                <w:i w:val="0"/>
+            <w:vAlign w:val="center"/>
+          </w:tcPr>
+          <w:p>
+            <w:pPr>
+              <w:spacing w:before="20" w:after="20" w:line="240" w:lineRule="auto"/>
+            </w:pPr>
+            <w:r>
+              <w:rPr>
                 <w:sz w:val="19"/>
               </w:rPr>
               <w:t>9–13 November</w:t>
@@ -5443,13 +4714,12 @@
         </w:tc>
         <w:tc>
           <w:tcPr>
-            <w:tcW w:type="dxa" w:w="2088"/>
-            <w:vAlign w:val="center"/>
-            <w:tcBorders>
-              <w:top w:val="single" w:sz="4" w:color="D9D9D9"/>
-              <w:left w:val="single" w:sz="4" w:color="D9D9D9"/>
-              <w:bottom w:val="single" w:sz="4" w:color="D9D9D9"/>
-              <w:right w:val="single" w:sz="4" w:color="D9D9D9"/>
+            <w:tcW w:w="2088" w:type="dxa"/>
+            <w:tcBorders>
+              <w:top w:val="single" w:sz="4" w:space="0" w:color="D9D9D9"/>
+              <w:left w:val="single" w:sz="4" w:space="0" w:color="D9D9D9"/>
+              <w:bottom w:val="single" w:sz="4" w:space="0" w:color="D9D9D9"/>
+              <w:right w:val="single" w:sz="4" w:space="0" w:color="D9D9D9"/>
             </w:tcBorders>
             <w:tcMar>
               <w:top w:w="90" w:type="dxa"/>
@@ -5457,15 +4727,14 @@
               <w:bottom w:w="90" w:type="dxa"/>
               <w:right w:w="90" w:type="dxa"/>
             </w:tcMar>
-          </w:tcPr>
-          <w:p>
-            <w:pPr>
-              <w:spacing w:after="20" w:before="20" w:line="240" w:lineRule="auto"/>
-            </w:pPr>
-            <w:r>
-              <w:rPr>
-                <w:b w:val="0"/>
-                <w:i w:val="0"/>
+            <w:vAlign w:val="center"/>
+          </w:tcPr>
+          <w:p>
+            <w:pPr>
+              <w:spacing w:before="20" w:after="20" w:line="240" w:lineRule="auto"/>
+            </w:pPr>
+            <w:r>
+              <w:rPr>
                 <w:sz w:val="19"/>
               </w:rPr>
               <w:t>Difficult texts audiences and scholarly voice</w:t>
@@ -5474,13 +4743,12 @@
         </w:tc>
         <w:tc>
           <w:tcPr>
-            <w:tcW w:type="dxa" w:w="2592"/>
-            <w:vAlign w:val="center"/>
-            <w:tcBorders>
-              <w:top w:val="single" w:sz="4" w:color="D9D9D9"/>
-              <w:left w:val="single" w:sz="4" w:color="D9D9D9"/>
-              <w:bottom w:val="single" w:sz="4" w:color="D9D9D9"/>
-              <w:right w:val="single" w:sz="4" w:color="D9D9D9"/>
+            <w:tcW w:w="2592" w:type="dxa"/>
+            <w:tcBorders>
+              <w:top w:val="single" w:sz="4" w:space="0" w:color="D9D9D9"/>
+              <w:left w:val="single" w:sz="4" w:space="0" w:color="D9D9D9"/>
+              <w:bottom w:val="single" w:sz="4" w:space="0" w:color="D9D9D9"/>
+              <w:right w:val="single" w:sz="4" w:space="0" w:color="D9D9D9"/>
             </w:tcBorders>
             <w:tcMar>
               <w:top w:w="90" w:type="dxa"/>
@@ -5488,15 +4756,14 @@
               <w:bottom w:w="90" w:type="dxa"/>
               <w:right w:w="90" w:type="dxa"/>
             </w:tcMar>
-          </w:tcPr>
-          <w:p>
-            <w:pPr>
-              <w:spacing w:after="20" w:before="20" w:line="240" w:lineRule="auto"/>
-            </w:pPr>
-            <w:r>
-              <w:rPr>
-                <w:b w:val="0"/>
-                <w:i w:val="0"/>
+            <w:vAlign w:val="center"/>
+          </w:tcPr>
+          <w:p>
+            <w:pPr>
+              <w:spacing w:before="20" w:after="20" w:line="240" w:lineRule="auto"/>
+            </w:pPr>
+            <w:r>
+              <w:rPr>
                 <w:sz w:val="19"/>
               </w:rPr>
               <w:t>Spivak candidate excerpt; bring a writing sample</w:t>
@@ -5505,13 +4772,12 @@
         </w:tc>
         <w:tc>
           <w:tcPr>
-            <w:tcW w:type="dxa" w:w="2088"/>
-            <w:vAlign w:val="center"/>
-            <w:tcBorders>
-              <w:top w:val="single" w:sz="4" w:color="D9D9D9"/>
-              <w:left w:val="single" w:sz="4" w:color="D9D9D9"/>
-              <w:bottom w:val="single" w:sz="4" w:color="D9D9D9"/>
-              <w:right w:val="single" w:sz="4" w:color="D9D9D9"/>
+            <w:tcW w:w="2088" w:type="dxa"/>
+            <w:tcBorders>
+              <w:top w:val="single" w:sz="4" w:space="0" w:color="D9D9D9"/>
+              <w:left w:val="single" w:sz="4" w:space="0" w:color="D9D9D9"/>
+              <w:bottom w:val="single" w:sz="4" w:space="0" w:color="D9D9D9"/>
+              <w:right w:val="single" w:sz="4" w:space="0" w:color="D9D9D9"/>
             </w:tcBorders>
             <w:tcMar>
               <w:top w:w="90" w:type="dxa"/>
@@ -5519,15 +4785,14 @@
               <w:bottom w:w="90" w:type="dxa"/>
               <w:right w:w="90" w:type="dxa"/>
             </w:tcMar>
-          </w:tcPr>
-          <w:p>
-            <w:pPr>
-              <w:spacing w:after="20" w:before="20" w:line="240" w:lineRule="auto"/>
-            </w:pPr>
-            <w:r>
-              <w:rPr>
-                <w:b w:val="0"/>
-                <w:i w:val="0"/>
+            <w:vAlign w:val="center"/>
+          </w:tcPr>
+          <w:p>
+            <w:pPr>
+              <w:spacing w:before="20" w:after="20" w:line="240" w:lineRule="auto"/>
+            </w:pPr>
+            <w:r>
+              <w:rPr>
                 <w:sz w:val="19"/>
               </w:rPr>
               <w:t>Writing sample, 13 November; peer workshop</w:t>
@@ -5538,16 +4803,16 @@
       <w:tr>
         <w:trPr>
           <w:cantSplit/>
+          <w:jc w:val="center"/>
         </w:trPr>
         <w:tc>
           <w:tcPr>
-            <w:tcW w:type="dxa" w:w="1080"/>
-            <w:vAlign w:val="center"/>
-            <w:tcBorders>
-              <w:top w:val="single" w:sz="4" w:color="D9D9D9"/>
-              <w:left w:val="single" w:sz="4" w:color="D9D9D9"/>
-              <w:bottom w:val="single" w:sz="4" w:color="D9D9D9"/>
-              <w:right w:val="single" w:sz="4" w:color="D9D9D9"/>
+            <w:tcW w:w="1080" w:type="dxa"/>
+            <w:tcBorders>
+              <w:top w:val="single" w:sz="4" w:space="0" w:color="D9D9D9"/>
+              <w:left w:val="single" w:sz="4" w:space="0" w:color="D9D9D9"/>
+              <w:bottom w:val="single" w:sz="4" w:space="0" w:color="D9D9D9"/>
+              <w:right w:val="single" w:sz="4" w:space="0" w:color="D9D9D9"/>
             </w:tcBorders>
             <w:tcMar>
               <w:top w:w="90" w:type="dxa"/>
@@ -5555,15 +4820,14 @@
               <w:bottom w:w="90" w:type="dxa"/>
               <w:right w:w="90" w:type="dxa"/>
             </w:tcMar>
-          </w:tcPr>
-          <w:p>
-            <w:pPr>
-              <w:spacing w:after="20" w:before="20" w:line="240" w:lineRule="auto"/>
-            </w:pPr>
-            <w:r>
-              <w:rPr>
-                <w:b w:val="0"/>
-                <w:i w:val="0"/>
+            <w:vAlign w:val="center"/>
+          </w:tcPr>
+          <w:p>
+            <w:pPr>
+              <w:spacing w:before="20" w:after="20" w:line="240" w:lineRule="auto"/>
+            </w:pPr>
+            <w:r>
+              <w:rPr>
                 <w:sz w:val="19"/>
               </w:rPr>
               <w:t>5</w:t>
@@ -5572,13 +4836,12 @@
         </w:tc>
         <w:tc>
           <w:tcPr>
-            <w:tcW w:type="dxa" w:w="1512"/>
-            <w:vAlign w:val="center"/>
-            <w:tcBorders>
-              <w:top w:val="single" w:sz="4" w:color="D9D9D9"/>
-              <w:left w:val="single" w:sz="4" w:color="D9D9D9"/>
-              <w:bottom w:val="single" w:sz="4" w:color="D9D9D9"/>
-              <w:right w:val="single" w:sz="4" w:color="D9D9D9"/>
+            <w:tcW w:w="1512" w:type="dxa"/>
+            <w:tcBorders>
+              <w:top w:val="single" w:sz="4" w:space="0" w:color="D9D9D9"/>
+              <w:left w:val="single" w:sz="4" w:space="0" w:color="D9D9D9"/>
+              <w:bottom w:val="single" w:sz="4" w:space="0" w:color="D9D9D9"/>
+              <w:right w:val="single" w:sz="4" w:space="0" w:color="D9D9D9"/>
             </w:tcBorders>
             <w:tcMar>
               <w:top w:w="90" w:type="dxa"/>
@@ -5586,15 +4849,14 @@
               <w:bottom w:w="90" w:type="dxa"/>
               <w:right w:w="90" w:type="dxa"/>
             </w:tcMar>
-          </w:tcPr>
-          <w:p>
-            <w:pPr>
-              <w:spacing w:after="20" w:before="20" w:line="240" w:lineRule="auto"/>
-            </w:pPr>
-            <w:r>
-              <w:rPr>
-                <w:b w:val="0"/>
-                <w:i w:val="0"/>
+            <w:vAlign w:val="center"/>
+          </w:tcPr>
+          <w:p>
+            <w:pPr>
+              <w:spacing w:before="20" w:after="20" w:line="240" w:lineRule="auto"/>
+            </w:pPr>
+            <w:r>
+              <w:rPr>
                 <w:sz w:val="19"/>
               </w:rPr>
               <w:t>16–20 November</w:t>
@@ -5603,13 +4865,12 @@
         </w:tc>
         <w:tc>
           <w:tcPr>
-            <w:tcW w:type="dxa" w:w="2088"/>
-            <w:vAlign w:val="center"/>
-            <w:tcBorders>
-              <w:top w:val="single" w:sz="4" w:color="D9D9D9"/>
-              <w:left w:val="single" w:sz="4" w:color="D9D9D9"/>
-              <w:bottom w:val="single" w:sz="4" w:color="D9D9D9"/>
-              <w:right w:val="single" w:sz="4" w:color="D9D9D9"/>
+            <w:tcW w:w="2088" w:type="dxa"/>
+            <w:tcBorders>
+              <w:top w:val="single" w:sz="4" w:space="0" w:color="D9D9D9"/>
+              <w:left w:val="single" w:sz="4" w:space="0" w:color="D9D9D9"/>
+              <w:bottom w:val="single" w:sz="4" w:space="0" w:color="D9D9D9"/>
+              <w:right w:val="single" w:sz="4" w:space="0" w:color="D9D9D9"/>
             </w:tcBorders>
             <w:tcMar>
               <w:top w:w="90" w:type="dxa"/>
@@ -5617,15 +4878,14 @@
               <w:bottom w:w="90" w:type="dxa"/>
               <w:right w:w="90" w:type="dxa"/>
             </w:tcMar>
-          </w:tcPr>
-          <w:p>
-            <w:pPr>
-              <w:spacing w:after="20" w:before="20" w:line="240" w:lineRule="auto"/>
-            </w:pPr>
-            <w:r>
-              <w:rPr>
-                <w:b w:val="0"/>
-                <w:i w:val="0"/>
+            <w:vAlign w:val="center"/>
+          </w:tcPr>
+          <w:p>
+            <w:pPr>
+              <w:spacing w:before="20" w:after="20" w:line="240" w:lineRule="auto"/>
+            </w:pPr>
+            <w:r>
+              <w:rPr>
                 <w:sz w:val="19"/>
               </w:rPr>
               <w:t>Structure signposting and scholarly communities</w:t>
@@ -5634,13 +4894,12 @@
         </w:tc>
         <w:tc>
           <w:tcPr>
-            <w:tcW w:type="dxa" w:w="2592"/>
-            <w:vAlign w:val="center"/>
-            <w:tcBorders>
-              <w:top w:val="single" w:sz="4" w:color="D9D9D9"/>
-              <w:left w:val="single" w:sz="4" w:color="D9D9D9"/>
-              <w:bottom w:val="single" w:sz="4" w:color="D9D9D9"/>
-              <w:right w:val="single" w:sz="4" w:color="D9D9D9"/>
+            <w:tcW w:w="2592" w:type="dxa"/>
+            <w:tcBorders>
+              <w:top w:val="single" w:sz="4" w:space="0" w:color="D9D9D9"/>
+              <w:left w:val="single" w:sz="4" w:space="0" w:color="D9D9D9"/>
+              <w:bottom w:val="single" w:sz="4" w:space="0" w:color="D9D9D9"/>
+              <w:right w:val="single" w:sz="4" w:space="0" w:color="D9D9D9"/>
             </w:tcBorders>
             <w:tcMar>
               <w:top w:w="90" w:type="dxa"/>
@@ -5648,15 +4907,14 @@
               <w:bottom w:w="90" w:type="dxa"/>
               <w:right w:w="90" w:type="dxa"/>
             </w:tcMar>
-          </w:tcPr>
-          <w:p>
-            <w:pPr>
-              <w:spacing w:after="20" w:before="20" w:line="240" w:lineRule="auto"/>
-            </w:pPr>
-            <w:r>
-              <w:rPr>
-                <w:b w:val="0"/>
-                <w:i w:val="0"/>
+            <w:vAlign w:val="center"/>
+          </w:tcPr>
+          <w:p>
+            <w:pPr>
+              <w:spacing w:before="20" w:after="20" w:line="240" w:lineRule="auto"/>
+            </w:pPr>
+            <w:r>
+              <w:rPr>
                 <w:sz w:val="19"/>
               </w:rPr>
               <w:t>Bring an outline and draft; sociology-of-knowledge reading to be selected</w:t>
@@ -5665,13 +4923,12 @@
         </w:tc>
         <w:tc>
           <w:tcPr>
-            <w:tcW w:type="dxa" w:w="2088"/>
-            <w:vAlign w:val="center"/>
-            <w:tcBorders>
-              <w:top w:val="single" w:sz="4" w:color="D9D9D9"/>
-              <w:left w:val="single" w:sz="4" w:color="D9D9D9"/>
-              <w:bottom w:val="single" w:sz="4" w:color="D9D9D9"/>
-              <w:right w:val="single" w:sz="4" w:color="D9D9D9"/>
+            <w:tcW w:w="2088" w:type="dxa"/>
+            <w:tcBorders>
+              <w:top w:val="single" w:sz="4" w:space="0" w:color="D9D9D9"/>
+              <w:left w:val="single" w:sz="4" w:space="0" w:color="D9D9D9"/>
+              <w:bottom w:val="single" w:sz="4" w:space="0" w:color="D9D9D9"/>
+              <w:right w:val="single" w:sz="4" w:space="0" w:color="D9D9D9"/>
             </w:tcBorders>
             <w:tcMar>
               <w:top w:w="90" w:type="dxa"/>
@@ -5679,15 +4936,14 @@
               <w:bottom w:w="90" w:type="dxa"/>
               <w:right w:w="90" w:type="dxa"/>
             </w:tcMar>
-          </w:tcPr>
-          <w:p>
-            <w:pPr>
-              <w:spacing w:after="20" w:before="20" w:line="240" w:lineRule="auto"/>
-            </w:pPr>
-            <w:r>
-              <w:rPr>
-                <w:b w:val="0"/>
-                <w:i w:val="0"/>
+            <w:vAlign w:val="center"/>
+          </w:tcPr>
+          <w:p>
+            <w:pPr>
+              <w:spacing w:before="20" w:after="20" w:line="240" w:lineRule="auto"/>
+            </w:pPr>
+            <w:r>
+              <w:rPr>
                 <w:sz w:val="19"/>
               </w:rPr>
               <w:t>Structured draft, 20 November</w:t>
@@ -5698,16 +4954,16 @@
       <w:tr>
         <w:trPr>
           <w:cantSplit/>
+          <w:jc w:val="center"/>
         </w:trPr>
         <w:tc>
           <w:tcPr>
-            <w:tcW w:type="dxa" w:w="1080"/>
-            <w:vAlign w:val="center"/>
-            <w:tcBorders>
-              <w:top w:val="single" w:sz="4" w:color="D9D9D9"/>
-              <w:left w:val="single" w:sz="4" w:color="D9D9D9"/>
-              <w:bottom w:val="single" w:sz="4" w:color="D9D9D9"/>
-              <w:right w:val="single" w:sz="4" w:color="D9D9D9"/>
+            <w:tcW w:w="1080" w:type="dxa"/>
+            <w:tcBorders>
+              <w:top w:val="single" w:sz="4" w:space="0" w:color="D9D9D9"/>
+              <w:left w:val="single" w:sz="4" w:space="0" w:color="D9D9D9"/>
+              <w:bottom w:val="single" w:sz="4" w:space="0" w:color="D9D9D9"/>
+              <w:right w:val="single" w:sz="4" w:space="0" w:color="D9D9D9"/>
             </w:tcBorders>
             <w:tcMar>
               <w:top w:w="90" w:type="dxa"/>
@@ -5715,15 +4971,14 @@
               <w:bottom w:w="90" w:type="dxa"/>
               <w:right w:w="90" w:type="dxa"/>
             </w:tcMar>
-          </w:tcPr>
-          <w:p>
-            <w:pPr>
-              <w:spacing w:after="20" w:before="20" w:line="240" w:lineRule="auto"/>
-            </w:pPr>
-            <w:r>
-              <w:rPr>
-                <w:b w:val="0"/>
-                <w:i w:val="0"/>
+            <w:vAlign w:val="center"/>
+          </w:tcPr>
+          <w:p>
+            <w:pPr>
+              <w:spacing w:before="20" w:after="20" w:line="240" w:lineRule="auto"/>
+            </w:pPr>
+            <w:r>
+              <w:rPr>
                 <w:sz w:val="19"/>
               </w:rPr>
               <w:t>—</w:t>
@@ -5732,13 +4987,12 @@
         </w:tc>
         <w:tc>
           <w:tcPr>
-            <w:tcW w:type="dxa" w:w="1512"/>
-            <w:vAlign w:val="center"/>
-            <w:tcBorders>
-              <w:top w:val="single" w:sz="4" w:color="D9D9D9"/>
-              <w:left w:val="single" w:sz="4" w:color="D9D9D9"/>
-              <w:bottom w:val="single" w:sz="4" w:color="D9D9D9"/>
-              <w:right w:val="single" w:sz="4" w:color="D9D9D9"/>
+            <w:tcW w:w="1512" w:type="dxa"/>
+            <w:tcBorders>
+              <w:top w:val="single" w:sz="4" w:space="0" w:color="D9D9D9"/>
+              <w:left w:val="single" w:sz="4" w:space="0" w:color="D9D9D9"/>
+              <w:bottom w:val="single" w:sz="4" w:space="0" w:color="D9D9D9"/>
+              <w:right w:val="single" w:sz="4" w:space="0" w:color="D9D9D9"/>
             </w:tcBorders>
             <w:tcMar>
               <w:top w:w="90" w:type="dxa"/>
@@ -5746,15 +5000,14 @@
               <w:bottom w:w="90" w:type="dxa"/>
               <w:right w:w="90" w:type="dxa"/>
             </w:tcMar>
-          </w:tcPr>
-          <w:p>
-            <w:pPr>
-              <w:spacing w:after="20" w:before="20" w:line="240" w:lineRule="auto"/>
-            </w:pPr>
-            <w:r>
-              <w:rPr>
-                <w:b w:val="0"/>
-                <w:i w:val="0"/>
+            <w:vAlign w:val="center"/>
+          </w:tcPr>
+          <w:p>
+            <w:pPr>
+              <w:spacing w:before="20" w:after="20" w:line="240" w:lineRule="auto"/>
+            </w:pPr>
+            <w:r>
+              <w:rPr>
                 <w:sz w:val="19"/>
               </w:rPr>
               <w:t>21–29 November</w:t>
@@ -5763,13 +5016,12 @@
         </w:tc>
         <w:tc>
           <w:tcPr>
-            <w:tcW w:type="dxa" w:w="2088"/>
-            <w:vAlign w:val="center"/>
-            <w:tcBorders>
-              <w:top w:val="single" w:sz="4" w:color="D9D9D9"/>
-              <w:left w:val="single" w:sz="4" w:color="D9D9D9"/>
-              <w:bottom w:val="single" w:sz="4" w:color="D9D9D9"/>
-              <w:right w:val="single" w:sz="4" w:color="D9D9D9"/>
+            <w:tcW w:w="2088" w:type="dxa"/>
+            <w:tcBorders>
+              <w:top w:val="single" w:sz="4" w:space="0" w:color="D9D9D9"/>
+              <w:left w:val="single" w:sz="4" w:space="0" w:color="D9D9D9"/>
+              <w:bottom w:val="single" w:sz="4" w:space="0" w:color="D9D9D9"/>
+              <w:right w:val="single" w:sz="4" w:space="0" w:color="D9D9D9"/>
             </w:tcBorders>
             <w:tcMar>
               <w:top w:w="90" w:type="dxa"/>
@@ -5777,15 +5029,14 @@
               <w:bottom w:w="90" w:type="dxa"/>
               <w:right w:w="90" w:type="dxa"/>
             </w:tcMar>
-          </w:tcPr>
-          <w:p>
-            <w:pPr>
-              <w:spacing w:after="20" w:before="20" w:line="240" w:lineRule="auto"/>
-            </w:pPr>
-            <w:r>
-              <w:rPr>
-                <w:b w:val="0"/>
-                <w:i w:val="0"/>
+            <w:vAlign w:val="center"/>
+          </w:tcPr>
+          <w:p>
+            <w:pPr>
+              <w:spacing w:before="20" w:after="20" w:line="240" w:lineRule="auto"/>
+            </w:pPr>
+            <w:r>
+              <w:rPr>
                 <w:sz w:val="19"/>
               </w:rPr>
               <w:t>Fall break</w:t>
@@ -5794,13 +5045,12 @@
         </w:tc>
         <w:tc>
           <w:tcPr>
-            <w:tcW w:type="dxa" w:w="2592"/>
-            <w:vAlign w:val="center"/>
-            <w:tcBorders>
-              <w:top w:val="single" w:sz="4" w:color="D9D9D9"/>
-              <w:left w:val="single" w:sz="4" w:color="D9D9D9"/>
-              <w:bottom w:val="single" w:sz="4" w:color="D9D9D9"/>
-              <w:right w:val="single" w:sz="4" w:color="D9D9D9"/>
+            <w:tcW w:w="2592" w:type="dxa"/>
+            <w:tcBorders>
+              <w:top w:val="single" w:sz="4" w:space="0" w:color="D9D9D9"/>
+              <w:left w:val="single" w:sz="4" w:space="0" w:color="D9D9D9"/>
+              <w:bottom w:val="single" w:sz="4" w:space="0" w:color="D9D9D9"/>
+              <w:right w:val="single" w:sz="4" w:space="0" w:color="D9D9D9"/>
             </w:tcBorders>
             <w:tcMar>
               <w:top w:w="90" w:type="dxa"/>
@@ -5808,15 +5058,14 @@
               <w:bottom w:w="90" w:type="dxa"/>
               <w:right w:w="90" w:type="dxa"/>
             </w:tcMar>
-          </w:tcPr>
-          <w:p>
-            <w:pPr>
-              <w:spacing w:after="20" w:before="20" w:line="240" w:lineRule="auto"/>
-            </w:pPr>
-            <w:r>
-              <w:rPr>
-                <w:b w:val="0"/>
-                <w:i w:val="0"/>
+            <w:vAlign w:val="center"/>
+          </w:tcPr>
+          <w:p>
+            <w:pPr>
+              <w:spacing w:before="20" w:after="20" w:line="240" w:lineRule="auto"/>
+            </w:pPr>
+            <w:r>
+              <w:rPr>
                 <w:sz w:val="19"/>
               </w:rPr>
               <w:t>No new required submission</w:t>
@@ -5825,13 +5074,12 @@
         </w:tc>
         <w:tc>
           <w:tcPr>
-            <w:tcW w:type="dxa" w:w="2088"/>
-            <w:vAlign w:val="center"/>
-            <w:tcBorders>
-              <w:top w:val="single" w:sz="4" w:color="D9D9D9"/>
-              <w:left w:val="single" w:sz="4" w:color="D9D9D9"/>
-              <w:bottom w:val="single" w:sz="4" w:color="D9D9D9"/>
-              <w:right w:val="single" w:sz="4" w:color="D9D9D9"/>
+            <w:tcW w:w="2088" w:type="dxa"/>
+            <w:tcBorders>
+              <w:top w:val="single" w:sz="4" w:space="0" w:color="D9D9D9"/>
+              <w:left w:val="single" w:sz="4" w:space="0" w:color="D9D9D9"/>
+              <w:bottom w:val="single" w:sz="4" w:space="0" w:color="D9D9D9"/>
+              <w:right w:val="single" w:sz="4" w:space="0" w:color="D9D9D9"/>
             </w:tcBorders>
             <w:tcMar>
               <w:top w:w="90" w:type="dxa"/>
@@ -5839,15 +5087,14 @@
               <w:bottom w:w="90" w:type="dxa"/>
               <w:right w:w="90" w:type="dxa"/>
             </w:tcMar>
-          </w:tcPr>
-          <w:p>
-            <w:pPr>
-              <w:spacing w:after="20" w:before="20" w:line="240" w:lineRule="auto"/>
-            </w:pPr>
-            <w:r>
-              <w:rPr>
-                <w:b w:val="0"/>
-                <w:i w:val="0"/>
+            <w:vAlign w:val="center"/>
+          </w:tcPr>
+          <w:p>
+            <w:pPr>
+              <w:spacing w:before="20" w:after="20" w:line="240" w:lineRule="auto"/>
+            </w:pPr>
+            <w:r>
+              <w:rPr>
                 <w:sz w:val="19"/>
               </w:rPr>
               <w:t>No seminar or deadline</w:t>
@@ -5858,16 +5105,16 @@
       <w:tr>
         <w:trPr>
           <w:cantSplit/>
+          <w:jc w:val="center"/>
         </w:trPr>
         <w:tc>
           <w:tcPr>
-            <w:tcW w:type="dxa" w:w="1080"/>
-            <w:vAlign w:val="center"/>
-            <w:tcBorders>
-              <w:top w:val="single" w:sz="4" w:color="D9D9D9"/>
-              <w:left w:val="single" w:sz="4" w:color="D9D9D9"/>
-              <w:bottom w:val="single" w:sz="4" w:color="D9D9D9"/>
-              <w:right w:val="single" w:sz="4" w:color="D9D9D9"/>
+            <w:tcW w:w="1080" w:type="dxa"/>
+            <w:tcBorders>
+              <w:top w:val="single" w:sz="4" w:space="0" w:color="D9D9D9"/>
+              <w:left w:val="single" w:sz="4" w:space="0" w:color="D9D9D9"/>
+              <w:bottom w:val="single" w:sz="4" w:space="0" w:color="D9D9D9"/>
+              <w:right w:val="single" w:sz="4" w:space="0" w:color="D9D9D9"/>
             </w:tcBorders>
             <w:tcMar>
               <w:top w:w="90" w:type="dxa"/>
@@ -5875,15 +5122,14 @@
               <w:bottom w:w="90" w:type="dxa"/>
               <w:right w:w="90" w:type="dxa"/>
             </w:tcMar>
-          </w:tcPr>
-          <w:p>
-            <w:pPr>
-              <w:spacing w:after="20" w:before="20" w:line="240" w:lineRule="auto"/>
-            </w:pPr>
-            <w:r>
-              <w:rPr>
-                <w:b w:val="0"/>
-                <w:i w:val="0"/>
+            <w:vAlign w:val="center"/>
+          </w:tcPr>
+          <w:p>
+            <w:pPr>
+              <w:spacing w:before="20" w:after="20" w:line="240" w:lineRule="auto"/>
+            </w:pPr>
+            <w:r>
+              <w:rPr>
                 <w:sz w:val="19"/>
               </w:rPr>
               <w:t>6</w:t>
@@ -5892,13 +5138,12 @@
         </w:tc>
         <w:tc>
           <w:tcPr>
-            <w:tcW w:type="dxa" w:w="1512"/>
-            <w:vAlign w:val="center"/>
-            <w:tcBorders>
-              <w:top w:val="single" w:sz="4" w:color="D9D9D9"/>
-              <w:left w:val="single" w:sz="4" w:color="D9D9D9"/>
-              <w:bottom w:val="single" w:sz="4" w:color="D9D9D9"/>
-              <w:right w:val="single" w:sz="4" w:color="D9D9D9"/>
+            <w:tcW w:w="1512" w:type="dxa"/>
+            <w:tcBorders>
+              <w:top w:val="single" w:sz="4" w:space="0" w:color="D9D9D9"/>
+              <w:left w:val="single" w:sz="4" w:space="0" w:color="D9D9D9"/>
+              <w:bottom w:val="single" w:sz="4" w:space="0" w:color="D9D9D9"/>
+              <w:right w:val="single" w:sz="4" w:space="0" w:color="D9D9D9"/>
             </w:tcBorders>
             <w:tcMar>
               <w:top w:w="90" w:type="dxa"/>
@@ -5906,15 +5151,14 @@
               <w:bottom w:w="90" w:type="dxa"/>
               <w:right w:w="90" w:type="dxa"/>
             </w:tcMar>
-          </w:tcPr>
-          <w:p>
-            <w:pPr>
-              <w:spacing w:after="20" w:before="20" w:line="240" w:lineRule="auto"/>
-            </w:pPr>
-            <w:r>
-              <w:rPr>
-                <w:b w:val="0"/>
-                <w:i w:val="0"/>
+            <w:vAlign w:val="center"/>
+          </w:tcPr>
+          <w:p>
+            <w:pPr>
+              <w:spacing w:before="20" w:after="20" w:line="240" w:lineRule="auto"/>
+            </w:pPr>
+            <w:r>
+              <w:rPr>
                 <w:sz w:val="19"/>
               </w:rPr>
               <w:t>30 November–4 December</w:t>
@@ -5923,13 +5167,12 @@
         </w:tc>
         <w:tc>
           <w:tcPr>
-            <w:tcW w:type="dxa" w:w="2088"/>
-            <w:vAlign w:val="center"/>
-            <w:tcBorders>
-              <w:top w:val="single" w:sz="4" w:color="D9D9D9"/>
-              <w:left w:val="single" w:sz="4" w:color="D9D9D9"/>
-              <w:bottom w:val="single" w:sz="4" w:color="D9D9D9"/>
-              <w:right w:val="single" w:sz="4" w:color="D9D9D9"/>
+            <w:tcW w:w="2088" w:type="dxa"/>
+            <w:tcBorders>
+              <w:top w:val="single" w:sz="4" w:space="0" w:color="D9D9D9"/>
+              <w:left w:val="single" w:sz="4" w:space="0" w:color="D9D9D9"/>
+              <w:bottom w:val="single" w:sz="4" w:space="0" w:color="D9D9D9"/>
+              <w:right w:val="single" w:sz="4" w:space="0" w:color="D9D9D9"/>
             </w:tcBorders>
             <w:tcMar>
               <w:top w:w="90" w:type="dxa"/>
@@ -5937,15 +5180,14 @@
               <w:bottom w:w="90" w:type="dxa"/>
               <w:right w:w="90" w:type="dxa"/>
             </w:tcMar>
-          </w:tcPr>
-          <w:p>
-            <w:pPr>
-              <w:spacing w:after="20" w:before="20" w:line="240" w:lineRule="auto"/>
-            </w:pPr>
-            <w:r>
-              <w:rPr>
-                <w:b w:val="0"/>
-                <w:i w:val="0"/>
+            <w:vAlign w:val="center"/>
+          </w:tcPr>
+          <w:p>
+            <w:pPr>
+              <w:spacing w:before="20" w:after="20" w:line="240" w:lineRule="auto"/>
+            </w:pPr>
+            <w:r>
+              <w:rPr>
                 <w:sz w:val="19"/>
               </w:rPr>
               <w:t>Reflexivity positionality and AI in scholarship</w:t>
@@ -5954,13 +5196,12 @@
         </w:tc>
         <w:tc>
           <w:tcPr>
-            <w:tcW w:type="dxa" w:w="2592"/>
-            <w:vAlign w:val="center"/>
-            <w:tcBorders>
-              <w:top w:val="single" w:sz="4" w:color="D9D9D9"/>
-              <w:left w:val="single" w:sz="4" w:color="D9D9D9"/>
-              <w:bottom w:val="single" w:sz="4" w:color="D9D9D9"/>
-              <w:right w:val="single" w:sz="4" w:color="D9D9D9"/>
+            <w:tcW w:w="2592" w:type="dxa"/>
+            <w:tcBorders>
+              <w:top w:val="single" w:sz="4" w:space="0" w:color="D9D9D9"/>
+              <w:left w:val="single" w:sz="4" w:space="0" w:color="D9D9D9"/>
+              <w:bottom w:val="single" w:sz="4" w:space="0" w:color="D9D9D9"/>
+              <w:right w:val="single" w:sz="4" w:space="0" w:color="D9D9D9"/>
             </w:tcBorders>
             <w:tcMar>
               <w:top w:w="90" w:type="dxa"/>
@@ -5968,15 +5209,14 @@
               <w:bottom w:w="90" w:type="dxa"/>
               <w:right w:w="90" w:type="dxa"/>
             </w:tcMar>
-          </w:tcPr>
-          <w:p>
-            <w:pPr>
-              <w:spacing w:after="20" w:before="20" w:line="240" w:lineRule="auto"/>
-            </w:pPr>
-            <w:r>
-              <w:rPr>
-                <w:b w:val="0"/>
-                <w:i w:val="0"/>
+            <w:vAlign w:val="center"/>
+          </w:tcPr>
+          <w:p>
+            <w:pPr>
+              <w:spacing w:before="20" w:after="20" w:line="240" w:lineRule="auto"/>
+            </w:pPr>
+            <w:r>
+              <w:rPr>
                 <w:sz w:val="19"/>
               </w:rPr>
               <w:t>Revisit the draft and AI-use record; reflection reading to be selected</w:t>
@@ -5985,13 +5225,12 @@
         </w:tc>
         <w:tc>
           <w:tcPr>
-            <w:tcW w:type="dxa" w:w="2088"/>
-            <w:vAlign w:val="center"/>
-            <w:tcBorders>
-              <w:top w:val="single" w:sz="4" w:color="D9D9D9"/>
-              <w:left w:val="single" w:sz="4" w:color="D9D9D9"/>
-              <w:bottom w:val="single" w:sz="4" w:color="D9D9D9"/>
-              <w:right w:val="single" w:sz="4" w:color="D9D9D9"/>
+            <w:tcW w:w="2088" w:type="dxa"/>
+            <w:tcBorders>
+              <w:top w:val="single" w:sz="4" w:space="0" w:color="D9D9D9"/>
+              <w:left w:val="single" w:sz="4" w:space="0" w:color="D9D9D9"/>
+              <w:bottom w:val="single" w:sz="4" w:space="0" w:color="D9D9D9"/>
+              <w:right w:val="single" w:sz="4" w:space="0" w:color="D9D9D9"/>
             </w:tcBorders>
             <w:tcMar>
               <w:top w:w="90" w:type="dxa"/>
@@ -5999,15 +5238,14 @@
               <w:bottom w:w="90" w:type="dxa"/>
               <w:right w:w="90" w:type="dxa"/>
             </w:tcMar>
-          </w:tcPr>
-          <w:p>
-            <w:pPr>
-              <w:spacing w:after="20" w:before="20" w:line="240" w:lineRule="auto"/>
-            </w:pPr>
-            <w:r>
-              <w:rPr>
-                <w:b w:val="0"/>
-                <w:i w:val="0"/>
+            <w:vAlign w:val="center"/>
+          </w:tcPr>
+          <w:p>
+            <w:pPr>
+              <w:spacing w:before="20" w:after="20" w:line="240" w:lineRule="auto"/>
+            </w:pPr>
+            <w:r>
+              <w:rPr>
                 <w:sz w:val="19"/>
               </w:rPr>
               <w:t>AI and reflexivity statement, 4 December; peer workshop</w:t>
@@ -6018,16 +5256,16 @@
       <w:tr>
         <w:trPr>
           <w:cantSplit/>
+          <w:jc w:val="center"/>
         </w:trPr>
         <w:tc>
           <w:tcPr>
-            <w:tcW w:type="dxa" w:w="1080"/>
-            <w:vAlign w:val="center"/>
-            <w:tcBorders>
-              <w:top w:val="single" w:sz="4" w:color="D9D9D9"/>
-              <w:left w:val="single" w:sz="4" w:color="D9D9D9"/>
-              <w:bottom w:val="single" w:sz="4" w:color="D9D9D9"/>
-              <w:right w:val="single" w:sz="4" w:color="D9D9D9"/>
+            <w:tcW w:w="1080" w:type="dxa"/>
+            <w:tcBorders>
+              <w:top w:val="single" w:sz="4" w:space="0" w:color="D9D9D9"/>
+              <w:left w:val="single" w:sz="4" w:space="0" w:color="D9D9D9"/>
+              <w:bottom w:val="single" w:sz="4" w:space="0" w:color="D9D9D9"/>
+              <w:right w:val="single" w:sz="4" w:space="0" w:color="D9D9D9"/>
             </w:tcBorders>
             <w:tcMar>
               <w:top w:w="90" w:type="dxa"/>
@@ -6035,15 +5273,14 @@
               <w:bottom w:w="90" w:type="dxa"/>
               <w:right w:w="90" w:type="dxa"/>
             </w:tcMar>
-          </w:tcPr>
-          <w:p>
-            <w:pPr>
-              <w:spacing w:after="20" w:before="20" w:line="240" w:lineRule="auto"/>
-            </w:pPr>
-            <w:r>
-              <w:rPr>
-                <w:b w:val="0"/>
-                <w:i w:val="0"/>
+            <w:vAlign w:val="center"/>
+          </w:tcPr>
+          <w:p>
+            <w:pPr>
+              <w:spacing w:before="20" w:after="20" w:line="240" w:lineRule="auto"/>
+            </w:pPr>
+            <w:r>
+              <w:rPr>
                 <w:sz w:val="19"/>
               </w:rPr>
               <w:t>7</w:t>
@@ -6052,13 +5289,12 @@
         </w:tc>
         <w:tc>
           <w:tcPr>
-            <w:tcW w:type="dxa" w:w="1512"/>
-            <w:vAlign w:val="center"/>
-            <w:tcBorders>
-              <w:top w:val="single" w:sz="4" w:color="D9D9D9"/>
-              <w:left w:val="single" w:sz="4" w:color="D9D9D9"/>
-              <w:bottom w:val="single" w:sz="4" w:color="D9D9D9"/>
-              <w:right w:val="single" w:sz="4" w:color="D9D9D9"/>
+            <w:tcW w:w="1512" w:type="dxa"/>
+            <w:tcBorders>
+              <w:top w:val="single" w:sz="4" w:space="0" w:color="D9D9D9"/>
+              <w:left w:val="single" w:sz="4" w:space="0" w:color="D9D9D9"/>
+              <w:bottom w:val="single" w:sz="4" w:space="0" w:color="D9D9D9"/>
+              <w:right w:val="single" w:sz="4" w:space="0" w:color="D9D9D9"/>
             </w:tcBorders>
             <w:tcMar>
               <w:top w:w="90" w:type="dxa"/>
@@ -6066,15 +5302,14 @@
               <w:bottom w:w="90" w:type="dxa"/>
               <w:right w:w="90" w:type="dxa"/>
             </w:tcMar>
-          </w:tcPr>
-          <w:p>
-            <w:pPr>
-              <w:spacing w:after="20" w:before="20" w:line="240" w:lineRule="auto"/>
-            </w:pPr>
-            <w:r>
-              <w:rPr>
-                <w:b w:val="0"/>
-                <w:i w:val="0"/>
+            <w:vAlign w:val="center"/>
+          </w:tcPr>
+          <w:p>
+            <w:pPr>
+              <w:spacing w:before="20" w:after="20" w:line="240" w:lineRule="auto"/>
+            </w:pPr>
+            <w:r>
+              <w:rPr>
                 <w:sz w:val="19"/>
               </w:rPr>
               <w:t>7–9 December</w:t>
@@ -6083,13 +5318,12 @@
         </w:tc>
         <w:tc>
           <w:tcPr>
-            <w:tcW w:type="dxa" w:w="2088"/>
-            <w:vAlign w:val="center"/>
-            <w:tcBorders>
-              <w:top w:val="single" w:sz="4" w:color="D9D9D9"/>
-              <w:left w:val="single" w:sz="4" w:color="D9D9D9"/>
-              <w:bottom w:val="single" w:sz="4" w:color="D9D9D9"/>
-              <w:right w:val="single" w:sz="4" w:color="D9D9D9"/>
+            <w:tcW w:w="2088" w:type="dxa"/>
+            <w:tcBorders>
+              <w:top w:val="single" w:sz="4" w:space="0" w:color="D9D9D9"/>
+              <w:left w:val="single" w:sz="4" w:space="0" w:color="D9D9D9"/>
+              <w:bottom w:val="single" w:sz="4" w:space="0" w:color="D9D9D9"/>
+              <w:right w:val="single" w:sz="4" w:space="0" w:color="D9D9D9"/>
             </w:tcBorders>
             <w:tcMar>
               <w:top w:w="90" w:type="dxa"/>
@@ -6097,15 +5331,14 @@
               <w:bottom w:w="90" w:type="dxa"/>
               <w:right w:w="90" w:type="dxa"/>
             </w:tcMar>
-          </w:tcPr>
-          <w:p>
-            <w:pPr>
-              <w:spacing w:after="20" w:before="20" w:line="240" w:lineRule="auto"/>
-            </w:pPr>
-            <w:r>
-              <w:rPr>
-                <w:b w:val="0"/>
-                <w:i w:val="0"/>
+            <w:vAlign w:val="center"/>
+          </w:tcPr>
+          <w:p>
+            <w:pPr>
+              <w:spacing w:before="20" w:after="20" w:line="240" w:lineRule="auto"/>
+            </w:pPr>
+            <w:r>
+              <w:rPr>
                 <w:sz w:val="19"/>
               </w:rPr>
               <w:t>The future of scholarship and final review workshop</w:t>
@@ -6114,13 +5347,12 @@
         </w:tc>
         <w:tc>
           <w:tcPr>
-            <w:tcW w:type="dxa" w:w="2592"/>
-            <w:vAlign w:val="center"/>
-            <w:tcBorders>
-              <w:top w:val="single" w:sz="4" w:color="D9D9D9"/>
-              <w:left w:val="single" w:sz="4" w:color="D9D9D9"/>
-              <w:bottom w:val="single" w:sz="4" w:color="D9D9D9"/>
-              <w:right w:val="single" w:sz="4" w:color="D9D9D9"/>
+            <w:tcW w:w="2592" w:type="dxa"/>
+            <w:tcBorders>
+              <w:top w:val="single" w:sz="4" w:space="0" w:color="D9D9D9"/>
+              <w:left w:val="single" w:sz="4" w:space="0" w:color="D9D9D9"/>
+              <w:bottom w:val="single" w:sz="4" w:space="0" w:color="D9D9D9"/>
+              <w:right w:val="single" w:sz="4" w:space="0" w:color="D9D9D9"/>
             </w:tcBorders>
             <w:tcMar>
               <w:top w:w="90" w:type="dxa"/>
@@ -6128,15 +5360,14 @@
               <w:bottom w:w="90" w:type="dxa"/>
               <w:right w:w="90" w:type="dxa"/>
             </w:tcMar>
-          </w:tcPr>
-          <w:p>
-            <w:pPr>
-              <w:spacing w:after="20" w:before="20" w:line="240" w:lineRule="auto"/>
-            </w:pPr>
-            <w:r>
-              <w:rPr>
-                <w:b w:val="0"/>
-                <w:i w:val="0"/>
+            <w:vAlign w:val="center"/>
+          </w:tcPr>
+          <w:p>
+            <w:pPr>
+              <w:spacing w:before="20" w:after="20" w:line="240" w:lineRule="auto"/>
+            </w:pPr>
+            <w:r>
+              <w:rPr>
                 <w:sz w:val="19"/>
               </w:rPr>
               <w:t>Bring a complete working draft; selected case on automation</w:t>
@@ -6145,13 +5376,12 @@
         </w:tc>
         <w:tc>
           <w:tcPr>
-            <w:tcW w:type="dxa" w:w="2088"/>
-            <w:vAlign w:val="center"/>
-            <w:tcBorders>
-              <w:top w:val="single" w:sz="4" w:color="D9D9D9"/>
-              <w:left w:val="single" w:sz="4" w:color="D9D9D9"/>
-              <w:bottom w:val="single" w:sz="4" w:color="D9D9D9"/>
-              <w:right w:val="single" w:sz="4" w:color="D9D9D9"/>
+            <w:tcW w:w="2088" w:type="dxa"/>
+            <w:tcBorders>
+              <w:top w:val="single" w:sz="4" w:space="0" w:color="D9D9D9"/>
+              <w:left w:val="single" w:sz="4" w:space="0" w:color="D9D9D9"/>
+              <w:bottom w:val="single" w:sz="4" w:space="0" w:color="D9D9D9"/>
+              <w:right w:val="single" w:sz="4" w:space="0" w:color="D9D9D9"/>
             </w:tcBorders>
             <w:tcMar>
               <w:top w:w="90" w:type="dxa"/>
@@ -6159,15 +5389,14 @@
               <w:bottom w:w="90" w:type="dxa"/>
               <w:right w:w="90" w:type="dxa"/>
             </w:tcMar>
-          </w:tcPr>
-          <w:p>
-            <w:pPr>
-              <w:spacing w:after="20" w:before="20" w:line="240" w:lineRule="auto"/>
-            </w:pPr>
-            <w:r>
-              <w:rPr>
-                <w:b w:val="0"/>
-                <w:i w:val="0"/>
+            <w:vAlign w:val="center"/>
+          </w:tcPr>
+          <w:p>
+            <w:pPr>
+              <w:spacing w:before="20" w:after="20" w:line="240" w:lineRule="auto"/>
+            </w:pPr>
+            <w:r>
+              <w:rPr>
                 <w:sz w:val="19"/>
               </w:rPr>
               <w:t>Final review workshop</w:t>
@@ -6178,16 +5407,16 @@
       <w:tr>
         <w:trPr>
           <w:cantSplit/>
+          <w:jc w:val="center"/>
         </w:trPr>
         <w:tc>
           <w:tcPr>
-            <w:tcW w:type="dxa" w:w="1080"/>
-            <w:vAlign w:val="center"/>
-            <w:tcBorders>
-              <w:top w:val="single" w:sz="4" w:color="D9D9D9"/>
-              <w:left w:val="single" w:sz="4" w:color="D9D9D9"/>
-              <w:bottom w:val="single" w:sz="4" w:color="D9D9D9"/>
-              <w:right w:val="single" w:sz="4" w:color="D9D9D9"/>
+            <w:tcW w:w="1080" w:type="dxa"/>
+            <w:tcBorders>
+              <w:top w:val="single" w:sz="4" w:space="0" w:color="D9D9D9"/>
+              <w:left w:val="single" w:sz="4" w:space="0" w:color="D9D9D9"/>
+              <w:bottom w:val="single" w:sz="4" w:space="0" w:color="D9D9D9"/>
+              <w:right w:val="single" w:sz="4" w:space="0" w:color="D9D9D9"/>
             </w:tcBorders>
             <w:tcMar>
               <w:top w:w="90" w:type="dxa"/>
@@ -6195,15 +5424,14 @@
               <w:bottom w:w="90" w:type="dxa"/>
               <w:right w:w="90" w:type="dxa"/>
             </w:tcMar>
-          </w:tcPr>
-          <w:p>
-            <w:pPr>
-              <w:spacing w:after="20" w:before="20" w:line="240" w:lineRule="auto"/>
-            </w:pPr>
-            <w:r>
-              <w:rPr>
-                <w:b w:val="0"/>
-                <w:i w:val="0"/>
+            <w:vAlign w:val="center"/>
+          </w:tcPr>
+          <w:p>
+            <w:pPr>
+              <w:spacing w:before="20" w:after="20" w:line="240" w:lineRule="auto"/>
+            </w:pPr>
+            <w:r>
+              <w:rPr>
                 <w:sz w:val="19"/>
               </w:rPr>
               <w:t>—</w:t>
@@ -6212,13 +5440,12 @@
         </w:tc>
         <w:tc>
           <w:tcPr>
-            <w:tcW w:type="dxa" w:w="1512"/>
-            <w:vAlign w:val="center"/>
-            <w:tcBorders>
-              <w:top w:val="single" w:sz="4" w:color="D9D9D9"/>
-              <w:left w:val="single" w:sz="4" w:color="D9D9D9"/>
-              <w:bottom w:val="single" w:sz="4" w:color="D9D9D9"/>
-              <w:right w:val="single" w:sz="4" w:color="D9D9D9"/>
+            <w:tcW w:w="1512" w:type="dxa"/>
+            <w:tcBorders>
+              <w:top w:val="single" w:sz="4" w:space="0" w:color="D9D9D9"/>
+              <w:left w:val="single" w:sz="4" w:space="0" w:color="D9D9D9"/>
+              <w:bottom w:val="single" w:sz="4" w:space="0" w:color="D9D9D9"/>
+              <w:right w:val="single" w:sz="4" w:space="0" w:color="D9D9D9"/>
             </w:tcBorders>
             <w:tcMar>
               <w:top w:w="90" w:type="dxa"/>
@@ -6226,15 +5453,14 @@
               <w:bottom w:w="90" w:type="dxa"/>
               <w:right w:w="90" w:type="dxa"/>
             </w:tcMar>
-          </w:tcPr>
-          <w:p>
-            <w:pPr>
-              <w:spacing w:after="20" w:before="20" w:line="240" w:lineRule="auto"/>
-            </w:pPr>
-            <w:r>
-              <w:rPr>
-                <w:b w:val="0"/>
-                <w:i w:val="0"/>
+            <w:vAlign w:val="center"/>
+          </w:tcPr>
+          <w:p>
+            <w:pPr>
+              <w:spacing w:before="20" w:after="20" w:line="240" w:lineRule="auto"/>
+            </w:pPr>
+            <w:r>
+              <w:rPr>
                 <w:sz w:val="19"/>
               </w:rPr>
               <w:t>15 December</w:t>
@@ -6243,13 +5469,12 @@
         </w:tc>
         <w:tc>
           <w:tcPr>
-            <w:tcW w:type="dxa" w:w="2088"/>
-            <w:vAlign w:val="center"/>
-            <w:tcBorders>
-              <w:top w:val="single" w:sz="4" w:color="D9D9D9"/>
-              <w:left w:val="single" w:sz="4" w:color="D9D9D9"/>
-              <w:bottom w:val="single" w:sz="4" w:color="D9D9D9"/>
-              <w:right w:val="single" w:sz="4" w:color="D9D9D9"/>
+            <w:tcW w:w="2088" w:type="dxa"/>
+            <w:tcBorders>
+              <w:top w:val="single" w:sz="4" w:space="0" w:color="D9D9D9"/>
+              <w:left w:val="single" w:sz="4" w:space="0" w:color="D9D9D9"/>
+              <w:bottom w:val="single" w:sz="4" w:space="0" w:color="D9D9D9"/>
+              <w:right w:val="single" w:sz="4" w:space="0" w:color="D9D9D9"/>
             </w:tcBorders>
             <w:tcMar>
               <w:top w:w="90" w:type="dxa"/>
@@ -6257,30 +5482,28 @@
               <w:bottom w:w="90" w:type="dxa"/>
               <w:right w:w="90" w:type="dxa"/>
             </w:tcMar>
-          </w:tcPr>
-          <w:p>
-            <w:pPr>
-              <w:spacing w:after="20" w:before="20" w:line="240" w:lineRule="auto"/>
-            </w:pPr>
-            <w:r>
-              <w:rPr>
-                <w:b w:val="0"/>
-                <w:i w:val="0"/>
+            <w:vAlign w:val="center"/>
+          </w:tcPr>
+          <w:p>
+            <w:pPr>
+              <w:spacing w:before="20" w:after="20" w:line="240" w:lineRule="auto"/>
+            </w:pPr>
+            <w:r>
+              <w:rPr>
                 <w:sz w:val="19"/>
               </w:rPr>
-              <w:t>Proposed final submission</w:t>
-            </w:r>
-          </w:p>
-        </w:tc>
-        <w:tc>
-          <w:tcPr>
-            <w:tcW w:type="dxa" w:w="2592"/>
-            <w:vAlign w:val="center"/>
-            <w:tcBorders>
-              <w:top w:val="single" w:sz="4" w:color="D9D9D9"/>
-              <w:left w:val="single" w:sz="4" w:color="D9D9D9"/>
-              <w:bottom w:val="single" w:sz="4" w:color="D9D9D9"/>
-              <w:right w:val="single" w:sz="4" w:color="D9D9D9"/>
+              <w:t>Final submission</w:t>
+            </w:r>
+          </w:p>
+        </w:tc>
+        <w:tc>
+          <w:tcPr>
+            <w:tcW w:w="2592" w:type="dxa"/>
+            <w:tcBorders>
+              <w:top w:val="single" w:sz="4" w:space="0" w:color="D9D9D9"/>
+              <w:left w:val="single" w:sz="4" w:space="0" w:color="D9D9D9"/>
+              <w:bottom w:val="single" w:sz="4" w:space="0" w:color="D9D9D9"/>
+              <w:right w:val="single" w:sz="4" w:space="0" w:color="D9D9D9"/>
             </w:tcBorders>
             <w:tcMar>
               <w:top w:w="90" w:type="dxa"/>
@@ -6288,15 +5511,14 @@
               <w:bottom w:w="90" w:type="dxa"/>
               <w:right w:w="90" w:type="dxa"/>
             </w:tcMar>
-          </w:tcPr>
-          <w:p>
-            <w:pPr>
-              <w:spacing w:after="20" w:before="20" w:line="240" w:lineRule="auto"/>
-            </w:pPr>
-            <w:r>
-              <w:rPr>
-                <w:b w:val="0"/>
-                <w:i w:val="0"/>
+            <w:vAlign w:val="center"/>
+          </w:tcPr>
+          <w:p>
+            <w:pPr>
+              <w:spacing w:before="20" w:after="20" w:line="240" w:lineRule="auto"/>
+            </w:pPr>
+            <w:r>
+              <w:rPr>
                 <w:sz w:val="19"/>
               </w:rPr>
               <w:t>Revision memo and AI-use statement accompany the review</w:t>
@@ -6305,13 +5527,12 @@
         </w:tc>
         <w:tc>
           <w:tcPr>
-            <w:tcW w:type="dxa" w:w="2088"/>
-            <w:vAlign w:val="center"/>
-            <w:tcBorders>
-              <w:top w:val="single" w:sz="4" w:color="D9D9D9"/>
-              <w:left w:val="single" w:sz="4" w:color="D9D9D9"/>
-              <w:bottom w:val="single" w:sz="4" w:color="D9D9D9"/>
-              <w:right w:val="single" w:sz="4" w:color="D9D9D9"/>
+            <w:tcW w:w="2088" w:type="dxa"/>
+            <w:tcBorders>
+              <w:top w:val="single" w:sz="4" w:space="0" w:color="D9D9D9"/>
+              <w:left w:val="single" w:sz="4" w:space="0" w:color="D9D9D9"/>
+              <w:bottom w:val="single" w:sz="4" w:space="0" w:color="D9D9D9"/>
+              <w:right w:val="single" w:sz="4" w:space="0" w:color="D9D9D9"/>
             </w:tcBorders>
             <w:tcMar>
               <w:top w:w="90" w:type="dxa"/>
@@ -6319,15 +5540,14 @@
               <w:bottom w:w="90" w:type="dxa"/>
               <w:right w:w="90" w:type="dxa"/>
             </w:tcMar>
-          </w:tcPr>
-          <w:p>
-            <w:pPr>
-              <w:spacing w:after="20" w:before="20" w:line="240" w:lineRule="auto"/>
-            </w:pPr>
-            <w:r>
-              <w:rPr>
-                <w:b w:val="0"/>
-                <w:i w:val="0"/>
+            <w:vAlign w:val="center"/>
+          </w:tcPr>
+          <w:p>
+            <w:pPr>
+              <w:spacing w:before="20" w:after="20" w:line="240" w:lineRule="auto"/>
+            </w:pPr>
+            <w:r>
+              <w:rPr>
                 <w:sz w:val="19"/>
               </w:rPr>
               <w:t>Final literature review, 40%</w:t>
@@ -6345,24 +5565,15 @@
       <w:r>
         <w:rPr>
           <w:b/>
-          <w:i w:val="0"/>
         </w:rPr>
         <w:t>Proposed seminar format:</w:t>
       </w:r>
       <w:r>
-        <w:rPr>
-          <w:b w:val="0"/>
-          <w:i w:val="0"/>
-        </w:rPr>
         <w:t xml:space="preserve"> three hours, with ten-minute breaks between the hours. Start with discussion of current research problems and previous work; combine short lectures and close reading with a workshop on the week's task. The balance can vary with the project stage.</w:t>
       </w:r>
     </w:p>
     <w:p>
       <w:r>
-        <w:rPr>
-          <w:b w:val="0"/>
-          <w:i w:val="0"/>
-        </w:rPr>
         <w:t>Session 7 prioritizes the final review. Future-facing AI demonstrations should be selected to clarify a scholarly problem, leaving enough time for feedback and revision.</w:t>
       </w:r>
     </w:p>
@@ -6379,23 +5590,23 @@
         <w:pStyle w:val="ListBullet"/>
       </w:pPr>
       <w:r>
-        <w:rPr>
-          <w:b w:val="0"/>
-          <w:i w:val="0"/>
-        </w:rPr>
-        <w:t>[ ] Confirm course code, credit hours, sections, meeting pattern, and modality.</w:t>
+        <w:t xml:space="preserve">[x] EPOL 590, Section AIL, CRN 73886, 4 credit hours; online Mondays 5:00–7:50 PM Central.</w:t>
       </w:r>
     </w:p>
     <w:p>
       <w:pPr>
         <w:pStyle w:val="ListBullet"/>
       </w:pPr>
-      <w:r>
-        <w:rPr>
-          <w:b w:val="0"/>
-          <w:i w:val="0"/>
-        </w:rPr>
-        <w:t>[ ] Confirm the proposed 15 December final deadline against section arrangements.</w:t>
+      <w:proofErr w:type="gramStart"/>
+      <w:r>
+        <w:t>[ ]</w:t>
+      </w:r>
+      <w:proofErr w:type="gramEnd"/>
+      <w:r>
+        <w:t xml:space="preserve"> </w:t>
+      </w:r>
+      <w:r>
+        <w:t>Final literature review due Tuesday 15 December 2026 at 11:59 PM Central.</w:t>
       </w:r>
     </w:p>
     <w:p>
@@ -6403,10 +5614,6 @@
         <w:pStyle w:val="ListBullet"/>
       </w:pPr>
       <w:r>
-        <w:rPr>
-          <w:b w:val="0"/>
-          <w:i w:val="0"/>
-        </w:rPr>
         <w:t>[ ] Set lengths, source expectations, submission formats, and task rubrics.</w:t>
       </w:r>
     </w:p>
@@ -6415,10 +5622,6 @@
         <w:pStyle w:val="ListBullet"/>
       </w:pPr>
       <w:r>
-        <w:rPr>
-          <w:b w:val="0"/>
-          <w:i w:val="0"/>
-        </w:rPr>
         <w:t>[ ] Choose readings and update AI examples before each seminar.</w:t>
       </w:r>
     </w:p>
@@ -6427,10 +5630,6 @@
         <w:pStyle w:val="ListBullet"/>
       </w:pPr>
       <w:r>
-        <w:rPr>
-          <w:b w:val="0"/>
-          <w:i w:val="0"/>
-        </w:rPr>
         <w:t>[ ] Confirm the feedback schedule and peer-work alternatives.</w:t>
       </w:r>
     </w:p>
@@ -6439,10 +5638,6 @@
         <w:pStyle w:val="ListBullet"/>
       </w:pPr>
       <w:r>
-        <w:rPr>
-          <w:b w:val="0"/>
-          <w:i w:val="0"/>
-        </w:rPr>
         <w:t>[ ] Create fresh collaborative documents and check student access.</w:t>
       </w:r>
     </w:p>
@@ -6451,10 +5646,6 @@
         <w:pStyle w:val="ListBullet"/>
       </w:pPr>
       <w:r>
-        <w:rPr>
-          <w:b w:val="0"/>
-          <w:i w:val="0"/>
-        </w:rPr>
         <w:t>[ ] Complete the grading, AI, accessibility, recording, and support policies.</w:t>
       </w:r>
     </w:p>
@@ -6463,10 +5654,6 @@
         <w:pStyle w:val="ListBullet"/>
       </w:pPr>
       <w:r>
-        <w:rPr>
-          <w:b w:val="0"/>
-          <w:i w:val="0"/>
-        </w:rPr>
         <w:t>[ ] Create Canvas assignments with weights and dates totaling 100%.</w:t>
       </w:r>
     </w:p>
@@ -6475,18 +5662,15 @@
         <w:pStyle w:val="Heading1"/>
       </w:pPr>
       <w:r>
+        <w:lastRenderedPageBreak/>
         <w:t>Adaptation and Calendar Sources</w:t>
       </w:r>
     </w:p>
     <w:p>
       <w:r>
-        <w:rPr>
-          <w:b w:val="0"/>
-          <w:i w:val="0"/>
-        </w:rPr>
         <w:t xml:space="preserve">Structure adapted from </w:t>
       </w:r>
-      <w:hyperlink r:id="rId57">
+      <w:hyperlink r:id="rId11">
         <w:r>
           <w:rPr>
             <w:u w:val="single"/>
@@ -6495,13 +5679,9 @@
         </w:r>
       </w:hyperlink>
       <w:r>
-        <w:rPr>
-          <w:b w:val="0"/>
-          <w:i w:val="0"/>
-        </w:rPr>
         <w:t xml:space="preserve">. Course content and starting weights come from the </w:t>
       </w:r>
-      <w:hyperlink r:id="rId58">
+      <w:hyperlink r:id="rId12">
         <w:r>
           <w:rPr>
             <w:u w:val="single"/>
@@ -6510,22 +5690,14 @@
         </w:r>
       </w:hyperlink>
       <w:r>
-        <w:rPr>
-          <w:b w:val="0"/>
-          <w:i w:val="0"/>
-        </w:rPr>
         <w:t>.</w:t>
       </w:r>
     </w:p>
     <w:p>
       <w:r>
-        <w:rPr>
-          <w:b w:val="0"/>
-          <w:i w:val="0"/>
-        </w:rPr>
         <w:t xml:space="preserve">Official calendar anchors: </w:t>
       </w:r>
-      <w:hyperlink r:id="rId59">
+      <w:hyperlink r:id="rId13">
         <w:r>
           <w:rPr>
             <w:u w:val="single"/>
@@ -6534,18 +5706,17 @@
         </w:r>
       </w:hyperlink>
       <w:r>
-        <w:rPr>
-          <w:b w:val="0"/>
-          <w:i w:val="0"/>
-        </w:rPr>
-        <w:t>: Term B begins 19 October; fall break is 21–29 November; instruction ends 9 December; reading day is 10 December; final examinations run on weekdays 11–17 December; faculty grades are due 22 December at 2:00 PM. Milestone dates and the 15 December final review are proposed course choices.</w:t>
+        <w:t xml:space="preserve">: Term B begins 19 October; fall break is 21–29 November; instruction ends 9 December; reading day is 10 December; final examinations run on weekdays 11–17 December; faculty grades are due 22 December at 2:00 PM. </w:t>
+      </w:r>
+      <w:r>
+        <w:t>The final review deadline is confirmed as 15 December 2026 at 11:59 PM Central. Other milestone dates remain proposed.</w:t>
       </w:r>
     </w:p>
     <w:sectPr>
-      <w:headerReference w:type="default" r:id="rId48"/>
-      <w:footerReference w:type="even" r:id="rId49"/>
-      <w:footerReference w:type="default" r:id="rId50"/>
-      <w:footerReference w:type="first" r:id="rId51"/>
+      <w:headerReference w:type="default" r:id="rId14"/>
+      <w:footerReference w:type="even" r:id="rId15"/>
+      <w:footerReference w:type="default" r:id="rId16"/>
+      <w:footerReference w:type="first" r:id="rId17"/>
       <w:pgSz w:w="12240" w:h="15840"/>
       <w:pgMar w:top="1440" w:right="1440" w:bottom="1440" w:left="1440" w:header="144" w:footer="288" w:gutter="0"/>
       <w:cols w:space="720"/>
@@ -6656,9 +5827,40 @@
       <w:rPr>
         <w:sz w:val="18"/>
       </w:rPr>
-      <w:t xml:space="preserve">ERAM 590 · Fall 2026 · Draft  |  </w:t>
+      <w:t xml:space="preserve">ERAM 590 · Fall 2026 · </w:t>
     </w:r>
-    <w:fldSimple w:instr="PAGE"/>
+    <w:proofErr w:type="gramStart"/>
+    <w:r>
+      <w:rPr>
+        <w:sz w:val="18"/>
+      </w:rPr>
+      <w:t>Draft  |</w:t>
+    </w:r>
+    <w:proofErr w:type="gramEnd"/>
+    <w:r>
+      <w:rPr>
+        <w:sz w:val="18"/>
+      </w:rPr>
+      <w:t xml:space="preserve">  </w:t>
+    </w:r>
+    <w:r>
+      <w:fldChar w:fldCharType="begin"/>
+    </w:r>
+    <w:r>
+      <w:instrText>PAGE</w:instrText>
+    </w:r>
+    <w:r>
+      <w:fldChar w:fldCharType="separate"/>
+    </w:r>
+    <w:r>
+      <w:rPr>
+        <w:noProof/>
+      </w:rPr>
+      <w:t>1</w:t>
+    </w:r>
+    <w:r>
+      <w:fldChar w:fldCharType="end"/>
+    </w:r>
   </w:p>
   <w:p>
     <w:pPr>
@@ -11895,8 +11097,7 @@
     <w:qFormat/>
     <w:rsid w:val="00032B7C"/>
     <w:pPr>
-      <w:widowControl/>
-      <w:spacing w:before="0" w:after="140" w:line="259" w:lineRule="auto"/>
+      <w:spacing w:after="140" w:line="259" w:lineRule="auto"/>
     </w:pPr>
     <w:rPr>
       <w:rFonts w:ascii="Arial" w:hAnsi="Arial"/>
@@ -11920,9 +11121,8 @@
       <w:outlineLvl w:val="0"/>
     </w:pPr>
     <w:rPr>
-      <w:rFonts w:ascii="Arial" w:eastAsiaTheme="majorEastAsia" w:hAnsi="Arial" w:cstheme="majorBidi"/>
+      <w:rFonts w:eastAsiaTheme="majorEastAsia" w:cstheme="majorBidi"/>
       <w:b/>
-      <w:color w:val="000000"/>
       <w:sz w:val="34"/>
       <w:szCs w:val="32"/>
     </w:rPr>
@@ -11943,9 +11143,8 @@
       <w:outlineLvl w:val="1"/>
     </w:pPr>
     <w:rPr>
-      <w:rFonts w:eastAsiaTheme="majorEastAsia" w:cstheme="majorBidi" w:ascii="Arial" w:hAnsi="Arial"/>
+      <w:rFonts w:eastAsiaTheme="majorEastAsia" w:cstheme="majorBidi"/>
       <w:b/>
-      <w:color w:val="000000"/>
       <w:sz w:val="26"/>
       <w:szCs w:val="26"/>
     </w:rPr>
@@ -11966,10 +11165,8 @@
       <w:outlineLvl w:val="2"/>
     </w:pPr>
     <w:rPr>
-      <w:rFonts w:eastAsiaTheme="majorEastAsia" w:cstheme="majorBidi" w:ascii="Arial" w:hAnsi="Arial"/>
+      <w:rFonts w:eastAsiaTheme="majorEastAsia" w:cstheme="majorBidi"/>
       <w:b/>
-      <w:color w:val="000000"/>
-      <w:sz w:val="22"/>
     </w:rPr>
   </w:style>
   <w:style w:type="paragraph" w:styleId="Heading4">
@@ -12041,6 +11238,7 @@
   <w:style w:type="character" w:default="1" w:styleId="DefaultParagraphFont">
     <w:name w:val="Default Paragraph Font"/>
     <w:uiPriority w:val="1"/>
+    <w:semiHidden/>
     <w:unhideWhenUsed/>
   </w:style>
   <w:style w:type="table" w:default="1" w:styleId="TableNormal">
@@ -12175,13 +11373,12 @@
     <w:rsid w:val="0013206C"/>
     <w:pPr>
       <w:keepNext/>
-      <w:spacing w:after="120" w:before="0"/>
+      <w:spacing w:after="120"/>
       <w:contextualSpacing/>
     </w:pPr>
     <w:rPr>
-      <w:rFonts w:ascii="Arial" w:eastAsiaTheme="majorEastAsia" w:hAnsi="Arial" w:cstheme="majorBidi"/>
+      <w:rFonts w:eastAsiaTheme="majorEastAsia" w:cstheme="majorBidi"/>
       <w:b/>
-      <w:color w:val="000000"/>
       <w:spacing w:val="-10"/>
       <w:kern w:val="28"/>
       <w:sz w:val="44"/>
@@ -12245,16 +11442,9 @@
     <w:qFormat/>
     <w:rsid w:val="007341F8"/>
     <w:pPr>
-      <w:widowControl/>
-      <w:spacing w:before="0" w:after="140" w:line="259" w:lineRule="auto"/>
       <w:ind w:left="720"/>
       <w:contextualSpacing/>
     </w:pPr>
-    <w:rPr>
-      <w:rFonts w:ascii="Arial" w:hAnsi="Arial"/>
-      <w:color w:val="000000"/>
-      <w:sz w:val="22"/>
-    </w:rPr>
   </w:style>
   <w:style w:type="character" w:customStyle="1" w:styleId="Heading3Char">
     <w:name w:val="Heading 3 Char"/>
@@ -12309,12 +11499,10 @@
       <w:numPr>
         <w:ilvl w:val="1"/>
       </w:numPr>
-      <w:spacing w:after="120" w:before="280"/>
+      <w:spacing w:before="280" w:after="120"/>
     </w:pPr>
     <w:rPr>
-      <w:rFonts w:asciiTheme="minorHAnsi" w:eastAsiaTheme="minorEastAsia" w:hAnsiTheme="minorHAnsi" w:ascii="Arial" w:hAnsi="Arial"/>
-      <w:b w:val="0"/>
-      <w:color w:val="000000"/>
+      <w:rFonts w:asciiTheme="minorHAnsi" w:eastAsiaTheme="minorEastAsia" w:hAnsiTheme="minorHAnsi"/>
       <w:spacing w:val="15"/>
       <w:sz w:val="24"/>
       <w:szCs w:val="22"/>
@@ -12342,17 +11530,13 @@
     <w:qFormat/>
     <w:rsid w:val="00893A10"/>
     <w:pPr>
-      <w:widowControl/>
       <w:autoSpaceDE w:val="0"/>
       <w:autoSpaceDN w:val="0"/>
-      <w:spacing w:after="140" w:before="0" w:line="259" w:lineRule="auto"/>
     </w:pPr>
     <w:rPr>
-      <w:rFonts w:ascii="Arial" w:eastAsia="Times New Roman" w:hAnsi="Arial" w:cs="Times New Roman"/>
-      <w:color w:val="000000"/>
+      <w:rFonts w:eastAsia="Times New Roman" w:cs="Times New Roman"/>
       <w:kern w:val="0"/>
       <w14:ligatures w14:val="none"/>
-      <w:sz w:val="22"/>
     </w:rPr>
   </w:style>
   <w:style w:type="character" w:customStyle="1" w:styleId="BodyTextChar">
@@ -12440,17 +11624,13 @@
     <w:unhideWhenUsed/>
     <w:rsid w:val="00711B4E"/>
     <w:pPr>
-      <w:widowControl/>
       <w:numPr>
         <w:numId w:val="32"/>
       </w:numPr>
-      <w:spacing w:after="140" w:before="0" w:line="259" w:lineRule="auto"/>
     </w:pPr>
     <w:rPr>
-      <w:rFonts w:cs="Times New Roman" w:ascii="Arial" w:hAnsi="Arial"/>
-      <w:color w:val="000000"/>
+      <w:rFonts w:cs="Times New Roman"/>
       <w:kern w:val="0"/>
-      <w:sz w:val="22"/>
       <w:szCs w:val="20"/>
       <w14:ligatures w14:val="none"/>
     </w:rPr>

--- a/courses/590-fall-2026/syllabus/University-of-Illinois-Urbana-Champaign-Syllabus-590-Fall-2026-Draft.docx
+++ b/courses/590-fall-2026/syllabus/University-of-Illinois-Urbana-Champaign-Syllabus-590-Fall-2026-Draft.docx
@@ -19,6 +19,7 @@
       </w:r>
     </w:p>
     <w:p>
+      <w:pPr/>
       <w:r>
         <w:t>University of Illinois Urbana-Champaign</w:t>
       </w:r>
@@ -35,6 +36,7 @@
       <w:r>
         <w:rPr>
           <w:b/>
+          <w:i w:val="0"/>
         </w:rPr>
         <w:t>Developing Literature Reviews in the Age of AI</w:t>
       </w:r>
@@ -43,35 +45,39 @@
       <w:r>
         <w:rPr>
           <w:b/>
+          <w:i w:val="0"/>
         </w:rPr>
         <w:t>Instructor working draft.</w:t>
       </w:r>
       <w:r>
-        <w:t xml:space="preserve"> </w:t>
-      </w:r>
-      <w:r>
-        <w:t>The final literature review is due Tuesday 15 December 2026 at 11:59 PM Central. Other course arrangements and assignment dates remain ready for revision.</w:t>
-      </w:r>
-      <w:r>
-        <w:t xml:space="preserve"> Items marked </w:t>
+        <w:rPr>
+          <w:b w:val="0"/>
+          <w:i w:val="0"/>
+        </w:rPr>
+        <w:t xml:space="preserve"> The final literature review is due Tuesday 15 December 2026 at 11:59 PM Central. Other course arrangements and assignment dates remain ready for revision. Items marked </w:t>
       </w:r>
       <w:r>
         <w:rPr>
           <w:b/>
+          <w:i w:val="0"/>
           <w:highlight w:val="yellow"/>
         </w:rPr>
         <w:t>[TO CONFIRM]</w:t>
       </w:r>
       <w:r>
+        <w:rPr>
+          <w:b w:val="0"/>
+          <w:i w:val="0"/>
+        </w:rPr>
         <w:t xml:space="preserve"> need completion before release to students.</w:t>
       </w:r>
     </w:p>
     <w:tbl>
       <w:tblPr>
-        <w:tblW w:w="0" w:type="auto"/>
+        <w:tblW w:type="auto" w:w="0"/>
         <w:jc w:val="center"/>
         <w:tblLayout w:type="fixed"/>
-        <w:tblLook w:val="04A0" w:firstRow="1" w:lastRow="0" w:firstColumn="1" w:lastColumn="0" w:noHBand="0" w:noVBand="1"/>
+        <w:tblLook w:firstColumn="1" w:firstRow="1" w:lastColumn="0" w:lastRow="0" w:noHBand="0" w:noVBand="1" w:val="04A0"/>
       </w:tblPr>
       <w:tblGrid>
         <w:gridCol w:w="2880"/>
@@ -79,35 +85,35 @@
       </w:tblGrid>
       <w:tr>
         <w:trPr>
+          <w:tblHeader/>
           <w:cantSplit/>
-          <w:tblHeader/>
-          <w:jc w:val="center"/>
         </w:trPr>
         <w:tc>
           <w:tcPr>
-            <w:tcW w:w="2880" w:type="dxa"/>
+            <w:tcW w:type="dxa" w:w="2880"/>
+            <w:vAlign w:val="center"/>
             <w:tcBorders>
-              <w:top w:val="single" w:sz="4" w:space="0" w:color="D9D9D9"/>
-              <w:left w:val="single" w:sz="4" w:space="0" w:color="D9D9D9"/>
-              <w:bottom w:val="single" w:sz="4" w:space="0" w:color="D9D9D9"/>
-              <w:right w:val="single" w:sz="4" w:space="0" w:color="D9D9D9"/>
+              <w:top w:val="single" w:sz="4" w:color="D9D9D9"/>
+              <w:left w:val="single" w:sz="4" w:color="D9D9D9"/>
+              <w:bottom w:val="single" w:sz="4" w:color="D9D9D9"/>
+              <w:right w:val="single" w:sz="4" w:color="D9D9D9"/>
             </w:tcBorders>
-            <w:shd w:val="clear" w:color="auto" w:fill="E8ECF0"/>
             <w:tcMar>
               <w:top w:w="90" w:type="dxa"/>
               <w:left w:w="90" w:type="dxa"/>
               <w:bottom w:w="90" w:type="dxa"/>
               <w:right w:w="90" w:type="dxa"/>
             </w:tcMar>
-            <w:vAlign w:val="center"/>
+            <w:shd w:fill="E8ECF0"/>
           </w:tcPr>
           <w:p>
             <w:pPr>
-              <w:spacing w:before="20" w:after="20" w:line="240" w:lineRule="auto"/>
+              <w:spacing w:after="20" w:before="20" w:line="240" w:lineRule="auto"/>
             </w:pPr>
             <w:r>
               <w:rPr>
                 <w:b/>
+                <w:i w:val="0"/>
                 <w:sz w:val="20"/>
               </w:rPr>
               <w:t>Course detail</w:t>
@@ -116,29 +122,30 @@
         </w:tc>
         <w:tc>
           <w:tcPr>
-            <w:tcW w:w="6480" w:type="dxa"/>
+            <w:tcW w:type="dxa" w:w="6480"/>
+            <w:vAlign w:val="center"/>
             <w:tcBorders>
-              <w:top w:val="single" w:sz="4" w:space="0" w:color="D9D9D9"/>
-              <w:left w:val="single" w:sz="4" w:space="0" w:color="D9D9D9"/>
-              <w:bottom w:val="single" w:sz="4" w:space="0" w:color="D9D9D9"/>
-              <w:right w:val="single" w:sz="4" w:space="0" w:color="D9D9D9"/>
+              <w:top w:val="single" w:sz="4" w:color="D9D9D9"/>
+              <w:left w:val="single" w:sz="4" w:color="D9D9D9"/>
+              <w:bottom w:val="single" w:sz="4" w:color="D9D9D9"/>
+              <w:right w:val="single" w:sz="4" w:color="D9D9D9"/>
             </w:tcBorders>
-            <w:shd w:val="clear" w:color="auto" w:fill="E8ECF0"/>
             <w:tcMar>
               <w:top w:w="90" w:type="dxa"/>
               <w:left w:w="90" w:type="dxa"/>
               <w:bottom w:w="90" w:type="dxa"/>
               <w:right w:w="90" w:type="dxa"/>
             </w:tcMar>
-            <w:vAlign w:val="center"/>
+            <w:shd w:fill="E8ECF0"/>
           </w:tcPr>
           <w:p>
             <w:pPr>
-              <w:spacing w:before="20" w:after="20" w:line="240" w:lineRule="auto"/>
+              <w:spacing w:after="20" w:before="20" w:line="240" w:lineRule="auto"/>
             </w:pPr>
             <w:r>
               <w:rPr>
                 <w:b/>
+                <w:i w:val="0"/>
                 <w:sz w:val="20"/>
               </w:rPr>
               <w:t>Arrangement</w:t>
@@ -149,16 +156,16 @@
       <w:tr>
         <w:trPr>
           <w:cantSplit/>
-          <w:jc w:val="center"/>
         </w:trPr>
         <w:tc>
           <w:tcPr>
-            <w:tcW w:w="2880" w:type="dxa"/>
+            <w:tcW w:type="dxa" w:w="2880"/>
+            <w:vAlign w:val="center"/>
             <w:tcBorders>
-              <w:top w:val="single" w:sz="4" w:space="0" w:color="D9D9D9"/>
-              <w:left w:val="single" w:sz="4" w:space="0" w:color="D9D9D9"/>
-              <w:bottom w:val="single" w:sz="4" w:space="0" w:color="D9D9D9"/>
-              <w:right w:val="single" w:sz="4" w:space="0" w:color="D9D9D9"/>
+              <w:top w:val="single" w:sz="4" w:color="D9D9D9"/>
+              <w:left w:val="single" w:sz="4" w:color="D9D9D9"/>
+              <w:bottom w:val="single" w:sz="4" w:color="D9D9D9"/>
+              <w:right w:val="single" w:sz="4" w:color="D9D9D9"/>
             </w:tcBorders>
             <w:tcMar>
               <w:top w:w="90" w:type="dxa"/>
@@ -166,14 +173,15 @@
               <w:bottom w:w="90" w:type="dxa"/>
               <w:right w:w="90" w:type="dxa"/>
             </w:tcMar>
-            <w:vAlign w:val="center"/>
           </w:tcPr>
           <w:p>
             <w:pPr>
-              <w:spacing w:before="20" w:after="20" w:line="240" w:lineRule="auto"/>
+              <w:spacing w:after="20" w:before="20" w:line="240" w:lineRule="auto"/>
             </w:pPr>
             <w:r>
               <w:rPr>
+                <w:b w:val="0"/>
+                <w:i w:val="0"/>
                 <w:sz w:val="20"/>
               </w:rPr>
               <w:t>Meeting time</w:t>
@@ -182,12 +190,13 @@
         </w:tc>
         <w:tc>
           <w:tcPr>
-            <w:tcW w:w="6480" w:type="dxa"/>
+            <w:tcW w:type="dxa" w:w="6480"/>
+            <w:vAlign w:val="center"/>
             <w:tcBorders>
-              <w:top w:val="single" w:sz="4" w:space="0" w:color="D9D9D9"/>
-              <w:left w:val="single" w:sz="4" w:space="0" w:color="D9D9D9"/>
-              <w:bottom w:val="single" w:sz="4" w:space="0" w:color="D9D9D9"/>
-              <w:right w:val="single" w:sz="4" w:space="0" w:color="D9D9D9"/>
+              <w:top w:val="single" w:sz="4" w:color="D9D9D9"/>
+              <w:left w:val="single" w:sz="4" w:color="D9D9D9"/>
+              <w:bottom w:val="single" w:sz="4" w:color="D9D9D9"/>
+              <w:right w:val="single" w:sz="4" w:color="D9D9D9"/>
             </w:tcBorders>
             <w:tcMar>
               <w:top w:w="90" w:type="dxa"/>
@@ -195,23 +204,18 @@
               <w:bottom w:w="90" w:type="dxa"/>
               <w:right w:w="90" w:type="dxa"/>
             </w:tcMar>
-            <w:vAlign w:val="center"/>
           </w:tcPr>
           <w:p>
             <w:pPr>
-              <w:spacing w:before="20" w:after="20" w:line="240" w:lineRule="auto"/>
+              <w:spacing w:after="20" w:before="20" w:line="240" w:lineRule="auto"/>
             </w:pPr>
             <w:r>
               <w:rPr>
+                <w:b w:val="0"/>
+                <w:i w:val="0"/>
                 <w:sz w:val="20"/>
               </w:rPr>
-              <w:t xml:space="preserve">Mondays, 5:00–7:50 PM Central Time (America/Chicago)</w:t>
-            </w:r>
-            <w:r>
-              <w:rPr>
-                <w:sz w:val="20"/>
-              </w:rPr>
-              <w:t/>
+              <w:t>Mondays, 5:00–7:50 PM Central Time (America/Chicago)</w:t>
             </w:r>
           </w:p>
         </w:tc>
@@ -219,16 +223,16 @@
       <w:tr>
         <w:trPr>
           <w:cantSplit/>
-          <w:jc w:val="center"/>
         </w:trPr>
         <w:tc>
           <w:tcPr>
-            <w:tcW w:w="2880" w:type="dxa"/>
+            <w:tcW w:type="dxa" w:w="2880"/>
+            <w:vAlign w:val="center"/>
             <w:tcBorders>
-              <w:top w:val="single" w:sz="4" w:space="0" w:color="D9D9D9"/>
-              <w:left w:val="single" w:sz="4" w:space="0" w:color="D9D9D9"/>
-              <w:bottom w:val="single" w:sz="4" w:space="0" w:color="D9D9D9"/>
-              <w:right w:val="single" w:sz="4" w:space="0" w:color="D9D9D9"/>
+              <w:top w:val="single" w:sz="4" w:color="D9D9D9"/>
+              <w:left w:val="single" w:sz="4" w:color="D9D9D9"/>
+              <w:bottom w:val="single" w:sz="4" w:color="D9D9D9"/>
+              <w:right w:val="single" w:sz="4" w:color="D9D9D9"/>
             </w:tcBorders>
             <w:tcMar>
               <w:top w:w="90" w:type="dxa"/>
@@ -236,14 +240,15 @@
               <w:bottom w:w="90" w:type="dxa"/>
               <w:right w:w="90" w:type="dxa"/>
             </w:tcMar>
-            <w:vAlign w:val="center"/>
           </w:tcPr>
           <w:p>
             <w:pPr>
-              <w:spacing w:before="20" w:after="20" w:line="240" w:lineRule="auto"/>
+              <w:spacing w:after="20" w:before="20" w:line="240" w:lineRule="auto"/>
             </w:pPr>
             <w:r>
               <w:rPr>
+                <w:b w:val="0"/>
+                <w:i w:val="0"/>
                 <w:sz w:val="20"/>
               </w:rPr>
               <w:t>Format</w:t>
@@ -252,12 +257,13 @@
         </w:tc>
         <w:tc>
           <w:tcPr>
-            <w:tcW w:w="6480" w:type="dxa"/>
+            <w:tcW w:type="dxa" w:w="6480"/>
+            <w:vAlign w:val="center"/>
             <w:tcBorders>
-              <w:top w:val="single" w:sz="4" w:space="0" w:color="D9D9D9"/>
-              <w:left w:val="single" w:sz="4" w:space="0" w:color="D9D9D9"/>
-              <w:bottom w:val="single" w:sz="4" w:space="0" w:color="D9D9D9"/>
-              <w:right w:val="single" w:sz="4" w:space="0" w:color="D9D9D9"/>
+              <w:top w:val="single" w:sz="4" w:color="D9D9D9"/>
+              <w:left w:val="single" w:sz="4" w:color="D9D9D9"/>
+              <w:bottom w:val="single" w:sz="4" w:color="D9D9D9"/>
+              <w:right w:val="single" w:sz="4" w:color="D9D9D9"/>
             </w:tcBorders>
             <w:tcMar>
               <w:top w:w="90" w:type="dxa"/>
@@ -265,17 +271,18 @@
               <w:bottom w:w="90" w:type="dxa"/>
               <w:right w:w="90" w:type="dxa"/>
             </w:tcMar>
-            <w:vAlign w:val="center"/>
           </w:tcPr>
           <w:p>
             <w:pPr>
-              <w:spacing w:before="20" w:after="20" w:line="240" w:lineRule="auto"/>
+              <w:spacing w:after="20" w:before="20" w:line="240" w:lineRule="auto"/>
             </w:pPr>
             <w:r>
               <w:rPr>
+                <w:b w:val="0"/>
+                <w:i w:val="0"/>
                 <w:sz w:val="20"/>
               </w:rPr>
-              <w:t xml:space="preserve">Live online seminar with asynchronous reading, research, and writing</w:t>
+              <w:t>Live online seminar with asynchronous reading, research, and writing</w:t>
             </w:r>
           </w:p>
         </w:tc>
@@ -283,16 +290,16 @@
       <w:tr>
         <w:trPr>
           <w:cantSplit/>
-          <w:jc w:val="center"/>
         </w:trPr>
         <w:tc>
           <w:tcPr>
-            <w:tcW w:w="2880" w:type="dxa"/>
+            <w:tcW w:type="dxa" w:w="2880"/>
+            <w:vAlign w:val="center"/>
             <w:tcBorders>
-              <w:top w:val="single" w:sz="4" w:space="0" w:color="D9D9D9"/>
-              <w:left w:val="single" w:sz="4" w:space="0" w:color="D9D9D9"/>
-              <w:bottom w:val="single" w:sz="4" w:space="0" w:color="D9D9D9"/>
-              <w:right w:val="single" w:sz="4" w:space="0" w:color="D9D9D9"/>
+              <w:top w:val="single" w:sz="4" w:color="D9D9D9"/>
+              <w:left w:val="single" w:sz="4" w:color="D9D9D9"/>
+              <w:bottom w:val="single" w:sz="4" w:color="D9D9D9"/>
+              <w:right w:val="single" w:sz="4" w:color="D9D9D9"/>
             </w:tcBorders>
             <w:tcMar>
               <w:top w:w="90" w:type="dxa"/>
@@ -300,14 +307,15 @@
               <w:bottom w:w="90" w:type="dxa"/>
               <w:right w:w="90" w:type="dxa"/>
             </w:tcMar>
-            <w:vAlign w:val="center"/>
           </w:tcPr>
           <w:p>
             <w:pPr>
-              <w:spacing w:before="20" w:after="20" w:line="240" w:lineRule="auto"/>
+              <w:spacing w:after="20" w:before="20" w:line="240" w:lineRule="auto"/>
             </w:pPr>
             <w:r>
               <w:rPr>
+                <w:b w:val="0"/>
+                <w:i w:val="0"/>
                 <w:sz w:val="20"/>
               </w:rPr>
               <w:t>Location</w:t>
@@ -316,12 +324,13 @@
         </w:tc>
         <w:tc>
           <w:tcPr>
-            <w:tcW w:w="6480" w:type="dxa"/>
+            <w:tcW w:type="dxa" w:w="6480"/>
+            <w:vAlign w:val="center"/>
             <w:tcBorders>
-              <w:top w:val="single" w:sz="4" w:space="0" w:color="D9D9D9"/>
-              <w:left w:val="single" w:sz="4" w:space="0" w:color="D9D9D9"/>
-              <w:bottom w:val="single" w:sz="4" w:space="0" w:color="D9D9D9"/>
-              <w:right w:val="single" w:sz="4" w:space="0" w:color="D9D9D9"/>
+              <w:top w:val="single" w:sz="4" w:color="D9D9D9"/>
+              <w:left w:val="single" w:sz="4" w:color="D9D9D9"/>
+              <w:bottom w:val="single" w:sz="4" w:color="D9D9D9"/>
+              <w:right w:val="single" w:sz="4" w:color="D9D9D9"/>
             </w:tcBorders>
             <w:tcMar>
               <w:top w:w="90" w:type="dxa"/>
@@ -329,23 +338,35 @@
               <w:bottom w:w="90" w:type="dxa"/>
               <w:right w:w="90" w:type="dxa"/>
             </w:tcMar>
-            <w:vAlign w:val="center"/>
           </w:tcPr>
           <w:p>
             <w:pPr>
-              <w:spacing w:before="20" w:after="20" w:line="240" w:lineRule="auto"/>
+              <w:spacing w:after="20" w:before="20" w:line="240" w:lineRule="auto"/>
             </w:pPr>
             <w:r>
               <w:rPr>
+                <w:b w:val="0"/>
+                <w:i w:val="0"/>
                 <w:sz w:val="20"/>
               </w:rPr>
-              <w:t xml:space="preserve">Online via Zoom. [TO CONFIRM] Meeting link; access information on Canvas</w:t>
+              <w:t xml:space="preserve">Online via Zoom. </w:t>
             </w:r>
             <w:r>
               <w:rPr>
+                <w:b/>
+                <w:i w:val="0"/>
+                <w:sz w:val="20"/>
+                <w:highlight w:val="yellow"/>
+              </w:rPr>
+              <w:t>[TO CONFIRM]</w:t>
+            </w:r>
+            <w:r>
+              <w:rPr>
+                <w:b w:val="0"/>
+                <w:i w:val="0"/>
                 <w:sz w:val="20"/>
               </w:rPr>
-              <w:t/>
+              <w:t xml:space="preserve"> Meeting link; access information on Canvas</w:t>
             </w:r>
           </w:p>
         </w:tc>
@@ -353,16 +374,16 @@
       <w:tr>
         <w:trPr>
           <w:cantSplit/>
-          <w:jc w:val="center"/>
         </w:trPr>
         <w:tc>
           <w:tcPr>
-            <w:tcW w:w="2880" w:type="dxa"/>
+            <w:tcW w:type="dxa" w:w="2880"/>
+            <w:vAlign w:val="center"/>
             <w:tcBorders>
-              <w:top w:val="single" w:sz="4" w:space="0" w:color="D9D9D9"/>
-              <w:left w:val="single" w:sz="4" w:space="0" w:color="D9D9D9"/>
-              <w:bottom w:val="single" w:sz="4" w:space="0" w:color="D9D9D9"/>
-              <w:right w:val="single" w:sz="4" w:space="0" w:color="D9D9D9"/>
+              <w:top w:val="single" w:sz="4" w:color="D9D9D9"/>
+              <w:left w:val="single" w:sz="4" w:color="D9D9D9"/>
+              <w:bottom w:val="single" w:sz="4" w:color="D9D9D9"/>
+              <w:right w:val="single" w:sz="4" w:color="D9D9D9"/>
             </w:tcBorders>
             <w:tcMar>
               <w:top w:w="90" w:type="dxa"/>
@@ -370,14 +391,15 @@
               <w:bottom w:w="90" w:type="dxa"/>
               <w:right w:w="90" w:type="dxa"/>
             </w:tcMar>
-            <w:vAlign w:val="center"/>
           </w:tcPr>
           <w:p>
             <w:pPr>
-              <w:spacing w:before="20" w:after="20" w:line="240" w:lineRule="auto"/>
+              <w:spacing w:after="20" w:before="20" w:line="240" w:lineRule="auto"/>
             </w:pPr>
             <w:r>
               <w:rPr>
+                <w:b w:val="0"/>
+                <w:i w:val="0"/>
                 <w:sz w:val="20"/>
               </w:rPr>
               <w:t>Term</w:t>
@@ -386,12 +408,13 @@
         </w:tc>
         <w:tc>
           <w:tcPr>
-            <w:tcW w:w="6480" w:type="dxa"/>
+            <w:tcW w:type="dxa" w:w="6480"/>
+            <w:vAlign w:val="center"/>
             <w:tcBorders>
-              <w:top w:val="single" w:sz="4" w:space="0" w:color="D9D9D9"/>
-              <w:left w:val="single" w:sz="4" w:space="0" w:color="D9D9D9"/>
-              <w:bottom w:val="single" w:sz="4" w:space="0" w:color="D9D9D9"/>
-              <w:right w:val="single" w:sz="4" w:space="0" w:color="D9D9D9"/>
+              <w:top w:val="single" w:sz="4" w:color="D9D9D9"/>
+              <w:left w:val="single" w:sz="4" w:color="D9D9D9"/>
+              <w:bottom w:val="single" w:sz="4" w:color="D9D9D9"/>
+              <w:right w:val="single" w:sz="4" w:color="D9D9D9"/>
             </w:tcBorders>
             <w:tcMar>
               <w:top w:w="90" w:type="dxa"/>
@@ -399,14 +422,15 @@
               <w:bottom w:w="90" w:type="dxa"/>
               <w:right w:w="90" w:type="dxa"/>
             </w:tcMar>
-            <w:vAlign w:val="center"/>
           </w:tcPr>
           <w:p>
             <w:pPr>
-              <w:spacing w:before="20" w:after="20" w:line="240" w:lineRule="auto"/>
+              <w:spacing w:after="20" w:before="20" w:line="240" w:lineRule="auto"/>
             </w:pPr>
             <w:r>
               <w:rPr>
+                <w:b w:val="0"/>
+                <w:i w:val="0"/>
                 <w:sz w:val="20"/>
               </w:rPr>
               <w:t>Term B instruction: 19 October–9 December 2026; fall break: 21–29 November</w:t>
@@ -417,16 +441,16 @@
       <w:tr>
         <w:trPr>
           <w:cantSplit/>
-          <w:jc w:val="center"/>
         </w:trPr>
         <w:tc>
           <w:tcPr>
-            <w:tcW w:w="2880" w:type="dxa"/>
+            <w:tcW w:type="dxa" w:w="2880"/>
+            <w:vAlign w:val="center"/>
             <w:tcBorders>
-              <w:top w:val="single" w:sz="4" w:space="0" w:color="D9D9D9"/>
-              <w:left w:val="single" w:sz="4" w:space="0" w:color="D9D9D9"/>
-              <w:bottom w:val="single" w:sz="4" w:space="0" w:color="D9D9D9"/>
-              <w:right w:val="single" w:sz="4" w:space="0" w:color="D9D9D9"/>
+              <w:top w:val="single" w:sz="4" w:color="D9D9D9"/>
+              <w:left w:val="single" w:sz="4" w:color="D9D9D9"/>
+              <w:bottom w:val="single" w:sz="4" w:color="D9D9D9"/>
+              <w:right w:val="single" w:sz="4" w:color="D9D9D9"/>
             </w:tcBorders>
             <w:tcMar>
               <w:top w:w="90" w:type="dxa"/>
@@ -434,28 +458,30 @@
               <w:bottom w:w="90" w:type="dxa"/>
               <w:right w:w="90" w:type="dxa"/>
             </w:tcMar>
-            <w:vAlign w:val="center"/>
           </w:tcPr>
           <w:p>
             <w:pPr>
-              <w:spacing w:before="20" w:after="20" w:line="240" w:lineRule="auto"/>
+              <w:spacing w:after="20" w:before="20" w:line="240" w:lineRule="auto"/>
             </w:pPr>
             <w:r>
               <w:rPr>
+                <w:b w:val="0"/>
+                <w:i w:val="0"/>
                 <w:sz w:val="20"/>
               </w:rPr>
-              <w:t xml:space="preserve">Section and CRN</w:t>
+              <w:t>Section and CRN</w:t>
             </w:r>
           </w:p>
         </w:tc>
         <w:tc>
           <w:tcPr>
-            <w:tcW w:w="6480" w:type="dxa"/>
+            <w:tcW w:type="dxa" w:w="6480"/>
+            <w:vAlign w:val="center"/>
             <w:tcBorders>
-              <w:top w:val="single" w:sz="4" w:space="0" w:color="D9D9D9"/>
-              <w:left w:val="single" w:sz="4" w:space="0" w:color="D9D9D9"/>
-              <w:bottom w:val="single" w:sz="4" w:space="0" w:color="D9D9D9"/>
-              <w:right w:val="single" w:sz="4" w:space="0" w:color="D9D9D9"/>
+              <w:top w:val="single" w:sz="4" w:color="D9D9D9"/>
+              <w:left w:val="single" w:sz="4" w:color="D9D9D9"/>
+              <w:bottom w:val="single" w:sz="4" w:color="D9D9D9"/>
+              <w:right w:val="single" w:sz="4" w:color="D9D9D9"/>
             </w:tcBorders>
             <w:tcMar>
               <w:top w:w="90" w:type="dxa"/>
@@ -463,17 +489,18 @@
               <w:bottom w:w="90" w:type="dxa"/>
               <w:right w:w="90" w:type="dxa"/>
             </w:tcMar>
-            <w:vAlign w:val="center"/>
           </w:tcPr>
           <w:p>
             <w:pPr>
-              <w:spacing w:before="20" w:after="20" w:line="240" w:lineRule="auto"/>
+              <w:spacing w:after="20" w:before="20" w:line="240" w:lineRule="auto"/>
             </w:pPr>
             <w:r>
               <w:rPr>
+                <w:b w:val="0"/>
+                <w:i w:val="0"/>
                 <w:sz w:val="20"/>
               </w:rPr>
-              <w:t xml:space="preserve">Section AIL · CRN 73886 · 4 credit hours</w:t>
+              <w:t>Section AIL · CRN 73886 · 4 credit hours</w:t>
             </w:r>
           </w:p>
         </w:tc>
@@ -481,16 +508,16 @@
       <w:tr>
         <w:trPr>
           <w:cantSplit/>
-          <w:jc w:val="center"/>
         </w:trPr>
         <w:tc>
           <w:tcPr>
-            <w:tcW w:w="2880" w:type="dxa"/>
+            <w:tcW w:type="dxa" w:w="2880"/>
+            <w:vAlign w:val="center"/>
             <w:tcBorders>
-              <w:top w:val="single" w:sz="4" w:space="0" w:color="D9D9D9"/>
-              <w:left w:val="single" w:sz="4" w:space="0" w:color="D9D9D9"/>
-              <w:bottom w:val="single" w:sz="4" w:space="0" w:color="D9D9D9"/>
-              <w:right w:val="single" w:sz="4" w:space="0" w:color="D9D9D9"/>
+              <w:top w:val="single" w:sz="4" w:color="D9D9D9"/>
+              <w:left w:val="single" w:sz="4" w:color="D9D9D9"/>
+              <w:bottom w:val="single" w:sz="4" w:color="D9D9D9"/>
+              <w:right w:val="single" w:sz="4" w:color="D9D9D9"/>
             </w:tcBorders>
             <w:tcMar>
               <w:top w:w="90" w:type="dxa"/>
@@ -498,14 +525,15 @@
               <w:bottom w:w="90" w:type="dxa"/>
               <w:right w:w="90" w:type="dxa"/>
             </w:tcMar>
-            <w:vAlign w:val="center"/>
           </w:tcPr>
           <w:p>
             <w:pPr>
-              <w:spacing w:before="20" w:after="20" w:line="240" w:lineRule="auto"/>
+              <w:spacing w:after="20" w:before="20" w:line="240" w:lineRule="auto"/>
             </w:pPr>
             <w:r>
               <w:rPr>
+                <w:b w:val="0"/>
+                <w:i w:val="0"/>
                 <w:sz w:val="20"/>
               </w:rPr>
               <w:t>Course site</w:t>
@@ -514,12 +542,13 @@
         </w:tc>
         <w:tc>
           <w:tcPr>
-            <w:tcW w:w="6480" w:type="dxa"/>
+            <w:tcW w:type="dxa" w:w="6480"/>
+            <w:vAlign w:val="center"/>
             <w:tcBorders>
-              <w:top w:val="single" w:sz="4" w:space="0" w:color="D9D9D9"/>
-              <w:left w:val="single" w:sz="4" w:space="0" w:color="D9D9D9"/>
-              <w:bottom w:val="single" w:sz="4" w:space="0" w:color="D9D9D9"/>
-              <w:right w:val="single" w:sz="4" w:space="0" w:color="D9D9D9"/>
+              <w:top w:val="single" w:sz="4" w:color="D9D9D9"/>
+              <w:left w:val="single" w:sz="4" w:color="D9D9D9"/>
+              <w:bottom w:val="single" w:sz="4" w:color="D9D9D9"/>
+              <w:right w:val="single" w:sz="4" w:color="D9D9D9"/>
             </w:tcBorders>
             <w:tcMar>
               <w:top w:w="90" w:type="dxa"/>
@@ -527,49 +556,35 @@
               <w:bottom w:w="90" w:type="dxa"/>
               <w:right w:w="90" w:type="dxa"/>
             </w:tcMar>
-            <w:vAlign w:val="center"/>
           </w:tcPr>
           <w:p>
             <w:pPr>
-              <w:spacing w:before="20" w:after="20" w:line="240" w:lineRule="auto"/>
+              <w:spacing w:after="20" w:before="20" w:line="240" w:lineRule="auto"/>
             </w:pPr>
-            <w:hyperlink r:id="rIdCourseCanvas5902026">
+            <w:hyperlink r:id="rId54">
               <w:r>
                 <w:rPr>
-                  <w:sz w:val="20"/>
+                  <w:u w:val="single"/>
                 </w:rPr>
-                <w:t xml:space="preserve">https://canvas.illinois.edu/courses/75598</w:t>
+                <w:t>Canvas course</w:t>
               </w:r>
             </w:hyperlink>
-            <w:r>
-              <w:rPr>
-                <w:b/>
-                <w:sz w:val="20"/>
-              </w:rPr>
-              <w:t/>
-            </w:r>
-            <w:r>
-              <w:rPr>
-                <w:sz w:val="20"/>
-              </w:rPr>
-              <w:t/>
-            </w:r>
           </w:p>
         </w:tc>
       </w:tr>
       <w:tr>
         <w:trPr>
           <w:cantSplit/>
-          <w:jc w:val="center"/>
         </w:trPr>
         <w:tc>
           <w:tcPr>
-            <w:tcW w:w="2880" w:type="dxa"/>
+            <w:tcW w:type="dxa" w:w="2880"/>
+            <w:vAlign w:val="center"/>
             <w:tcBorders>
-              <w:top w:val="single" w:sz="4" w:space="0" w:color="D9D9D9"/>
-              <w:left w:val="single" w:sz="4" w:space="0" w:color="D9D9D9"/>
-              <w:bottom w:val="single" w:sz="4" w:space="0" w:color="D9D9D9"/>
-              <w:right w:val="single" w:sz="4" w:space="0" w:color="D9D9D9"/>
+              <w:top w:val="single" w:sz="4" w:color="D9D9D9"/>
+              <w:left w:val="single" w:sz="4" w:color="D9D9D9"/>
+              <w:bottom w:val="single" w:sz="4" w:color="D9D9D9"/>
+              <w:right w:val="single" w:sz="4" w:color="D9D9D9"/>
             </w:tcBorders>
             <w:tcMar>
               <w:top w:w="90" w:type="dxa"/>
@@ -577,14 +592,15 @@
               <w:bottom w:w="90" w:type="dxa"/>
               <w:right w:w="90" w:type="dxa"/>
             </w:tcMar>
-            <w:vAlign w:val="center"/>
           </w:tcPr>
           <w:p>
             <w:pPr>
-              <w:spacing w:before="20" w:after="20" w:line="240" w:lineRule="auto"/>
+              <w:spacing w:after="20" w:before="20" w:line="240" w:lineRule="auto"/>
             </w:pPr>
             <w:r>
               <w:rPr>
+                <w:b w:val="0"/>
+                <w:i w:val="0"/>
                 <w:sz w:val="20"/>
               </w:rPr>
               <w:t>Final review</w:t>
@@ -593,12 +609,13 @@
         </w:tc>
         <w:tc>
           <w:tcPr>
-            <w:tcW w:w="6480" w:type="dxa"/>
+            <w:tcW w:type="dxa" w:w="6480"/>
+            <w:vAlign w:val="center"/>
             <w:tcBorders>
-              <w:top w:val="single" w:sz="4" w:space="0" w:color="D9D9D9"/>
-              <w:left w:val="single" w:sz="4" w:space="0" w:color="D9D9D9"/>
-              <w:bottom w:val="single" w:sz="4" w:space="0" w:color="D9D9D9"/>
-              <w:right w:val="single" w:sz="4" w:space="0" w:color="D9D9D9"/>
+              <w:top w:val="single" w:sz="4" w:color="D9D9D9"/>
+              <w:left w:val="single" w:sz="4" w:color="D9D9D9"/>
+              <w:bottom w:val="single" w:sz="4" w:color="D9D9D9"/>
+              <w:right w:val="single" w:sz="4" w:color="D9D9D9"/>
             </w:tcBorders>
             <w:tcMar>
               <w:top w:w="90" w:type="dxa"/>
@@ -606,14 +623,15 @@
               <w:bottom w:w="90" w:type="dxa"/>
               <w:right w:w="90" w:type="dxa"/>
             </w:tcMar>
-            <w:vAlign w:val="center"/>
           </w:tcPr>
           <w:p>
             <w:pPr>
-              <w:spacing w:before="20" w:after="20" w:line="240" w:lineRule="auto"/>
+              <w:spacing w:after="20" w:before="20" w:line="240" w:lineRule="auto"/>
             </w:pPr>
             <w:r>
               <w:rPr>
+                <w:b w:val="0"/>
+                <w:i w:val="0"/>
                 <w:sz w:val="20"/>
               </w:rPr>
               <w:t>Tuesday 15 December 2026, 11:59 PM Central</w:t>
@@ -631,10 +649,15 @@
       <w:r>
         <w:rPr>
           <w:b/>
+          <w:i w:val="0"/>
         </w:rPr>
         <w:t>Instructor:</w:t>
       </w:r>
       <w:r>
+        <w:rPr>
+          <w:b w:val="0"/>
+          <w:i w:val="0"/>
+        </w:rPr>
         <w:t xml:space="preserve"> Professor Liam Magee, Department of Education Policy, Organization and Leadership, College of Education</w:t>
       </w:r>
     </w:p>
@@ -642,31 +665,103 @@
       <w:r>
         <w:rPr>
           <w:b/>
+          <w:i w:val="0"/>
         </w:rPr>
         <w:t>Email:</w:t>
       </w:r>
       <w:r>
-        <w:t xml:space="preserve"> lmagee@illinois.edu — the best way to reach me</w:t>
+        <w:rPr>
+          <w:b w:val="0"/>
+          <w:i w:val="0"/>
+        </w:rPr>
+        <w:t xml:space="preserve"> </w:t>
+      </w:r>
+      <w:r>
+        <w:rPr>
+          <w:b w:val="0"/>
+          <w:i w:val="0"/>
+        </w:rPr>
+        <w:t>lmagee@illinois.edu</w:t>
+      </w:r>
+      <w:r>
+        <w:rPr>
+          <w:b w:val="0"/>
+          <w:i w:val="0"/>
+        </w:rPr>
+        <w:t xml:space="preserve"> — the best way to reach me</w:t>
       </w:r>
     </w:p>
     <w:p>
       <w:r>
         <w:rPr>
           <w:b/>
-        </w:rPr>
-        <w:t xml:space="preserve">Office hours: meetings by appointment; email lmagee@illinois.edu to arrange a time.</w:t>
-      </w:r>
-      <w:r>
-        <w:t/>
-      </w:r>
+          <w:i w:val="0"/>
+        </w:rPr>
+        <w:t>Office hours:</w:t>
+      </w:r>
+      <w:r>
+        <w:rPr>
+          <w:b w:val="0"/>
+          <w:i w:val="0"/>
+        </w:rPr>
+        <w:t xml:space="preserve"> meetings by appointment; email </w:t>
+      </w:r>
+      <w:r>
+        <w:rPr>
+          <w:b w:val="0"/>
+          <w:i w:val="0"/>
+        </w:rPr>
+        <w:t>lmagee@illinois.edu</w:t>
+      </w:r>
+      <w:r>
+        <w:rPr>
+          <w:b w:val="0"/>
+          <w:i w:val="0"/>
+        </w:rPr>
+        <w:t xml:space="preserve"> to arrange a time.</w:t>
+      </w:r>
+    </w:p>
+    <w:p>
+      <w:pPr>
+        <w:pStyle w:val="Heading2"/>
+      </w:pPr>
+      <w:r>
+        <w:t>Course Description</w:t>
+      </w:r>
+    </w:p>
+    <w:p>
+      <w:r>
+        <w:rPr>
+          <w:b w:val="0"/>
+          <w:i w:val="0"/>
+        </w:rPr>
+        <w:t>How do we conduct scholarly research in an era of generative AI? This graduate course combines the fundamentals of a rigorous literature review with a critical examination of AI-assisted scholarship. You will develop a research question, locate and organize relevant literature, read closely and across a field, and turn that work into a persuasive scholarly argument.</w:t>
+      </w:r>
+    </w:p>
+    <w:p>
+      <w:r>
+        <w:rPr>
+          <w:b w:val="0"/>
+          <w:i w:val="0"/>
+        </w:rPr>
+        <w:t>The practical work and the critical questions belong together. AI can produce a summary, propose a conceptual map, or suggest a gap. We will ask how those outputs were made, whose knowledge they privilege, what they miss, and what responsibility remains with the researcher. The aim is to develop better scholarly judgment while learning to use these tools.</w:t>
+      </w:r>
+    </w:p>
+    <w:p>
       <w:r>
         <w:rPr>
           <w:b/>
-        </w:rPr>
-        <w:t/>
-      </w:r>
-      <w:r>
-        <w:t/>
+          <w:i w:val="0"/>
+          <w:highlight w:val="yellow"/>
+        </w:rPr>
+        <w:t>[TO CONFIRM]</w:t>
+      </w:r>
+      <w:r>
+        <w:rPr>
+          <w:b w:val="0"/>
+          <w:i w:val="0"/>
+        </w:rPr>
+        <w:t xml:space="preserve"> Insert the official catalog description and any formal prerequisites. The description above is the working course description.</w:t>
       </w:r>
     </w:p>
     <w:p>
@@ -674,32 +769,337 @@
         <w:pStyle w:val="Heading2"/>
       </w:pPr>
       <w:r>
-        <w:t>Course Description</w:t>
-      </w:r>
-    </w:p>
-    <w:p>
-      <w:r>
-        <w:t>How do we conduct scholarly research in an era of generative AI? This graduate course combines the fundamentals of a rigorous literature review with a critical examination of AI-assisted scholarship. You will develop a research question, locate and organize relevant literature, read closely and across a field, and turn that work into a persuasive scholarly argument.</w:t>
-      </w:r>
-    </w:p>
-    <w:p>
-      <w:r>
-        <w:t xml:space="preserve">The practical work and the critical questions belong together. AI can produce a summary, propose a conceptual map, or suggest a gap. We will ask how those outputs were made, whose </w:t>
-      </w:r>
-      <w:r>
-        <w:lastRenderedPageBreak/>
-        <w:t>knowledge they privilege, what they miss, and what responsibility remains with the researcher. The aim is to develop better scholarly judgment while learning to use these tools.</w:t>
-      </w:r>
-    </w:p>
-    <w:p>
+        <w:t>Learning Outcomes</w:t>
+      </w:r>
+    </w:p>
+    <w:p>
+      <w:r>
+        <w:rPr>
+          <w:b w:val="0"/>
+          <w:i w:val="0"/>
+        </w:rPr>
+        <w:t>By the end of the course, you should be able to:</w:t>
+      </w:r>
+    </w:p>
+    <w:p>
+      <w:pPr>
+        <w:pStyle w:val="ListParagraph"/>
+      </w:pPr>
+      <w:r>
+        <w:rPr>
+          <w:b w:val="0"/>
+          <w:i w:val="0"/>
+        </w:rPr>
+        <w:t>1. Develop and revise a significant, feasible research question through engagement with literature.</w:t>
+      </w:r>
+    </w:p>
+    <w:p>
+      <w:pPr>
+        <w:pStyle w:val="ListParagraph"/>
+      </w:pPr>
+      <w:r>
+        <w:rPr>
+          <w:b w:val="0"/>
+          <w:i w:val="0"/>
+        </w:rPr>
+        <w:t>2. Design a transparent approach to finding, selecting, and organizing sources.</w:t>
+      </w:r>
+    </w:p>
+    <w:p>
+      <w:pPr>
+        <w:pStyle w:val="ListParagraph"/>
+      </w:pPr>
+      <w:r>
+        <w:rPr>
+          <w:b w:val="0"/>
+          <w:i w:val="0"/>
+        </w:rPr>
+        <w:t>3. Use close reading and mapping to analyze relationships, disagreements, omissions, and possible contributions.</w:t>
+      </w:r>
+    </w:p>
+    <w:p>
+      <w:pPr>
+        <w:pStyle w:val="ListParagraph"/>
+      </w:pPr>
+      <w:r>
+        <w:rPr>
+          <w:b w:val="0"/>
+          <w:i w:val="0"/>
+        </w:rPr>
+        <w:t>4. Write a coherent synthesis appropriate to a scholarly audience, with effective structure, citation, and signposting.</w:t>
+      </w:r>
+    </w:p>
+    <w:p>
+      <w:pPr>
+        <w:pStyle w:val="ListParagraph"/>
+      </w:pPr>
+      <w:r>
+        <w:rPr>
+          <w:b w:val="0"/>
+          <w:i w:val="0"/>
+        </w:rPr>
+        <w:t>5. Explain how positionality and knowledge communities shape research questions and interpretation.</w:t>
+      </w:r>
+    </w:p>
+    <w:p>
+      <w:pPr>
+        <w:pStyle w:val="ListParagraph"/>
+      </w:pPr>
+      <w:r>
+        <w:rPr>
+          <w:b w:val="0"/>
+          <w:i w:val="0"/>
+        </w:rPr>
+        <w:t>6. Evaluate AI-assisted research outputs, verify their sources, and account for how AI influenced the work.</w:t>
+      </w:r>
+    </w:p>
+    <w:p>
+      <w:pPr>
+        <w:pStyle w:val="Heading2"/>
+      </w:pPr>
+      <w:r>
+        <w:t>Course Outline</w:t>
+      </w:r>
+    </w:p>
+    <w:p>
+      <w:r>
+        <w:rPr>
+          <w:b w:val="0"/>
+          <w:i w:val="0"/>
+        </w:rPr>
+        <w:t>The course develops a cumulative literature review through seven connected activities:</w:t>
+      </w:r>
+    </w:p>
+    <w:p>
+      <w:pPr>
+        <w:pStyle w:val="ListParagraph"/>
+      </w:pPr>
+      <w:r>
+        <w:rPr>
+          <w:b w:val="0"/>
+          <w:i w:val="0"/>
+        </w:rPr>
+        <w:t xml:space="preserve">1. </w:t>
+      </w:r>
       <w:r>
         <w:rPr>
           <w:b/>
-        </w:rPr>
-        <w:t xml:space="preserve">[TO CONFIRM] Insert the official catalog description and any formal prerequisites. The description above is the working course description.</w:t>
-      </w:r>
-      <w:r>
-        <w:t/>
+          <w:i w:val="0"/>
+        </w:rPr>
+        <w:t>Question</w:t>
+      </w:r>
+      <w:r>
+        <w:rPr>
+          <w:b w:val="0"/>
+          <w:i w:val="0"/>
+        </w:rPr>
+        <w:t xml:space="preserve"> — define a significant, feasible research topic and provisional question.</w:t>
+      </w:r>
+    </w:p>
+    <w:p>
+      <w:pPr>
+        <w:pStyle w:val="ListParagraph"/>
+      </w:pPr>
+      <w:r>
+        <w:rPr>
+          <w:b w:val="0"/>
+          <w:i w:val="0"/>
+        </w:rPr>
+        <w:t xml:space="preserve">2. </w:t>
+      </w:r>
+      <w:r>
+        <w:rPr>
+          <w:b/>
+          <w:i w:val="0"/>
+        </w:rPr>
+        <w:t>Design</w:t>
+      </w:r>
+      <w:r>
+        <w:rPr>
+          <w:b w:val="0"/>
+          <w:i w:val="0"/>
+        </w:rPr>
+        <w:t xml:space="preserve"> — set the review's purpose, scope, search approach, and audience.</w:t>
+      </w:r>
+    </w:p>
+    <w:p>
+      <w:pPr>
+        <w:pStyle w:val="ListParagraph"/>
+      </w:pPr>
+      <w:r>
+        <w:rPr>
+          <w:b w:val="0"/>
+          <w:i w:val="0"/>
+        </w:rPr>
+        <w:t xml:space="preserve">3. </w:t>
+      </w:r>
+      <w:r>
+        <w:rPr>
+          <w:b/>
+          <w:i w:val="0"/>
+        </w:rPr>
+        <w:t>Map</w:t>
+      </w:r>
+      <w:r>
+        <w:rPr>
+          <w:b w:val="0"/>
+          <w:i w:val="0"/>
+        </w:rPr>
+        <w:t xml:space="preserve"> — identify relationships, disagreements, and gaps in the literature.</w:t>
+      </w:r>
+    </w:p>
+    <w:p>
+      <w:pPr>
+        <w:pStyle w:val="ListParagraph"/>
+      </w:pPr>
+      <w:r>
+        <w:rPr>
+          <w:b w:val="0"/>
+          <w:i w:val="0"/>
+        </w:rPr>
+        <w:t xml:space="preserve">4. </w:t>
+      </w:r>
+      <w:r>
+        <w:rPr>
+          <w:b/>
+          <w:i w:val="0"/>
+        </w:rPr>
+        <w:t>Interpret and write</w:t>
+      </w:r>
+      <w:r>
+        <w:rPr>
+          <w:b w:val="0"/>
+          <w:i w:val="0"/>
+        </w:rPr>
+        <w:t xml:space="preserve"> — read difficult texts and compare scientific and humanities writing conventions.</w:t>
+      </w:r>
+    </w:p>
+    <w:p>
+      <w:pPr>
+        <w:pStyle w:val="ListParagraph"/>
+      </w:pPr>
+      <w:r>
+        <w:rPr>
+          <w:b w:val="0"/>
+          <w:i w:val="0"/>
+        </w:rPr>
+        <w:t xml:space="preserve">5. </w:t>
+      </w:r>
+      <w:r>
+        <w:rPr>
+          <w:b/>
+          <w:i w:val="0"/>
+        </w:rPr>
+        <w:t>Structure</w:t>
+      </w:r>
+      <w:r>
+        <w:rPr>
+          <w:b w:val="0"/>
+          <w:i w:val="0"/>
+        </w:rPr>
+        <w:t xml:space="preserve"> — organize a synthesis and guide the reader with framing and signposting.</w:t>
+      </w:r>
+    </w:p>
+    <w:p>
+      <w:pPr>
+        <w:pStyle w:val="ListParagraph"/>
+      </w:pPr>
+      <w:r>
+        <w:rPr>
+          <w:b w:val="0"/>
+          <w:i w:val="0"/>
+        </w:rPr>
+        <w:t xml:space="preserve">6. </w:t>
+      </w:r>
+      <w:r>
+        <w:rPr>
+          <w:b/>
+          <w:i w:val="0"/>
+        </w:rPr>
+        <w:t>Reflect</w:t>
+      </w:r>
+      <w:r>
+        <w:rPr>
+          <w:b w:val="0"/>
+          <w:i w:val="0"/>
+        </w:rPr>
+        <w:t xml:space="preserve"> — examine positionality, knowledge communities, and AI's role in the work.</w:t>
+      </w:r>
+    </w:p>
+    <w:p>
+      <w:pPr>
+        <w:pStyle w:val="ListParagraph"/>
+      </w:pPr>
+      <w:r>
+        <w:rPr>
+          <w:b w:val="0"/>
+          <w:i w:val="0"/>
+        </w:rPr>
+        <w:t xml:space="preserve">7. </w:t>
+      </w:r>
+      <w:r>
+        <w:rPr>
+          <w:b/>
+          <w:i w:val="0"/>
+        </w:rPr>
+        <w:t>Synthesize</w:t>
+      </w:r>
+      <w:r>
+        <w:rPr>
+          <w:b w:val="0"/>
+          <w:i w:val="0"/>
+        </w:rPr>
+        <w:t xml:space="preserve"> — revise a complete review and defend its contribution.</w:t>
+      </w:r>
+    </w:p>
+    <w:p>
+      <w:r>
+        <w:rPr>
+          <w:b w:val="0"/>
+          <w:i w:val="0"/>
+        </w:rPr>
+        <w:t>You may work on a dissertation, journal article, or another research project. An exploratory or “mock” review is also welcome. The task is to learn how to build and revise a defensible account of a field; the final document may serve another purpose, but it does not have to.</w:t>
+      </w:r>
+    </w:p>
+    <w:p>
+      <w:r>
+        <w:rPr>
+          <w:b w:val="0"/>
+          <w:i w:val="0"/>
+        </w:rPr>
+        <w:t>The review is provisional throughout. A map can change the question. A difficult text can change the categories. Writing can reveal that the apparent gap was the wrong one. Keep those changes visible.</w:t>
+      </w:r>
+    </w:p>
+    <w:p>
+      <w:pPr>
+        <w:pStyle w:val="Heading1"/>
+      </w:pPr>
+      <w:r>
+        <w:t>Course Materials</w:t>
+      </w:r>
+    </w:p>
+    <w:p>
+      <w:r>
+        <w:rPr>
+          <w:b w:val="0"/>
+          <w:i w:val="0"/>
+        </w:rPr>
+        <w:t xml:space="preserve">No book purchase is required. Readings will be posted on Canvas as library links or course copies, under each session's module. Read the required readings before the seminar; the optional readings are there for students whose projects call for them. </w:t>
+      </w:r>
+      <w:r>
+        <w:rPr>
+          <w:b/>
+          <w:i w:val="0"/>
+          <w:highlight w:val="yellow"/>
+        </w:rPr>
+        <w:t>[TO CONFIRM]</w:t>
+      </w:r>
+      <w:r>
+        <w:rPr>
+          <w:b w:val="0"/>
+          <w:i w:val="0"/>
+        </w:rPr>
+        <w:t xml:space="preserve"> Editions, excerpts, page ranges, and student access.</w:t>
       </w:r>
     </w:p>
     <w:p>
@@ -707,60 +1107,60 @@
         <w:pStyle w:val="Heading2"/>
       </w:pPr>
       <w:r>
-        <w:t>Learning Outcomes</w:t>
-      </w:r>
-    </w:p>
-    <w:p>
-      <w:r>
-        <w:t>By the end of the course, you should be able to:</w:t>
-      </w:r>
-    </w:p>
-    <w:p>
-      <w:pPr>
-        <w:pStyle w:val="ListParagraph"/>
-      </w:pPr>
-      <w:r>
-        <w:t>1. Develop and revise a significant, feasible research question through engagement with literature.</w:t>
-      </w:r>
-    </w:p>
-    <w:p>
-      <w:pPr>
-        <w:pStyle w:val="ListParagraph"/>
-      </w:pPr>
-      <w:r>
-        <w:t>2. Design a transparent approach to finding, selecting, and organizing sources.</w:t>
-      </w:r>
-    </w:p>
-    <w:p>
-      <w:pPr>
-        <w:pStyle w:val="ListParagraph"/>
-      </w:pPr>
-      <w:r>
-        <w:t>3. Use close reading and mapping to analyze relationships, disagreements, omissions, and possible contributions.</w:t>
-      </w:r>
-    </w:p>
-    <w:p>
-      <w:pPr>
-        <w:pStyle w:val="ListParagraph"/>
-      </w:pPr>
-      <w:r>
-        <w:t>4. Write a coherent synthesis appropriate to a scholarly audience, with effective structure, citation, and signposting.</w:t>
-      </w:r>
-    </w:p>
-    <w:p>
-      <w:pPr>
-        <w:pStyle w:val="ListParagraph"/>
-      </w:pPr>
-      <w:r>
-        <w:t>5. Explain how positionality and knowledge communities shape research questions and interpretation.</w:t>
-      </w:r>
-    </w:p>
-    <w:p>
-      <w:pPr>
-        <w:pStyle w:val="ListParagraph"/>
-      </w:pPr>
-      <w:r>
-        <w:t>6. Evaluate AI-assisted research outputs, verify their sources, and account for how AI influenced the work.</w:t>
+        <w:t>Session 1 · Research questions and academic literature</w:t>
+      </w:r>
+    </w:p>
+    <w:p>
+      <w:pPr>
+        <w:pStyle w:val="ListBullet"/>
+      </w:pPr>
+      <w:r>
+        <w:rPr>
+          <w:b w:val="0"/>
+          <w:i w:val="0"/>
+        </w:rPr>
+        <w:t xml:space="preserve">Required: Weber, M. (1946). Science as a vocation. In H. H. Gerth &amp; C. W. Mills (Eds. &amp; Trans.), </w:t>
+      </w:r>
+      <w:r>
+        <w:rPr>
+          <w:b w:val="0"/>
+          <w:i/>
+        </w:rPr>
+        <w:t>From Max Weber: Essays in sociology</w:t>
+      </w:r>
+      <w:r>
+        <w:rPr>
+          <w:b w:val="0"/>
+          <w:i w:val="0"/>
+        </w:rPr>
+        <w:t xml:space="preserve"> (pp. 129–156). Oxford University Press.</w:t>
+      </w:r>
+    </w:p>
+    <w:p>
+      <w:pPr>
+        <w:pStyle w:val="ListBullet"/>
+      </w:pPr>
+      <w:r>
+        <w:rPr>
+          <w:b w:val="0"/>
+          <w:i w:val="0"/>
+        </w:rPr>
+        <w:t xml:space="preserve">Required: University of Minnesota Libraries. (n.d.). </w:t>
+      </w:r>
+      <w:hyperlink r:id="rId55">
+        <w:r>
+          <w:rPr>
+            <w:u w:val="single"/>
+          </w:rPr>
+          <w:t>*Characteristics of a good research question*</w:t>
+        </w:r>
+      </w:hyperlink>
+      <w:r>
+        <w:rPr>
+          <w:b w:val="0"/>
+          <w:i w:val="0"/>
+        </w:rPr>
+        <w:t>. Literature Searching research guide.</w:t>
       </w:r>
     </w:p>
     <w:p>
@@ -768,280 +1168,612 @@
         <w:pStyle w:val="Heading2"/>
       </w:pPr>
       <w:r>
-        <w:t>Course Outline</w:t>
-      </w:r>
-    </w:p>
-    <w:p>
-      <w:r>
-        <w:t>The course develops a cumulative literature review through seven connected activities:</w:t>
-      </w:r>
-    </w:p>
-    <w:p>
-      <w:pPr>
-        <w:pStyle w:val="ListParagraph"/>
-      </w:pPr>
-      <w:r>
-        <w:t xml:space="preserve">1. </w:t>
-      </w:r>
+        <w:t>Session 2 · Article anatomy, review design and mapping a field</w:t>
+      </w:r>
+    </w:p>
+    <w:p>
+      <w:pPr>
+        <w:pStyle w:val="ListBullet"/>
+      </w:pPr>
+      <w:r>
+        <w:rPr>
+          <w:b w:val="0"/>
+          <w:i w:val="0"/>
+        </w:rPr>
+        <w:t xml:space="preserve">Required: Grant, M. J., &amp; Booth, A. (2009). A typology of reviews: An analysis of 14 review types and associated methodologies. </w:t>
+      </w:r>
+      <w:r>
+        <w:rPr>
+          <w:b w:val="0"/>
+          <w:i/>
+        </w:rPr>
+        <w:t>Health Information &amp; Libraries Journal, 26</w:t>
+      </w:r>
+      <w:r>
+        <w:rPr>
+          <w:b w:val="0"/>
+          <w:i w:val="0"/>
+        </w:rPr>
+        <w:t xml:space="preserve">(2), 91–108. </w:t>
+      </w:r>
+      <w:hyperlink r:id="rId56">
+        <w:r>
+          <w:rPr>
+            <w:u w:val="single"/>
+          </w:rPr>
+          <w:t>doi:10.1111/j.1471-1842.2009.00848.x</w:t>
+        </w:r>
+      </w:hyperlink>
+    </w:p>
+    <w:p>
+      <w:pPr>
+        <w:pStyle w:val="ListBullet"/>
+      </w:pPr>
+      <w:r>
+        <w:rPr>
+          <w:b w:val="0"/>
+          <w:i w:val="0"/>
+        </w:rPr>
+        <w:t xml:space="preserve">Required: Purdue Online Writing Lab. (n.d.). </w:t>
+      </w:r>
+      <w:hyperlink r:id="rId57">
+        <w:r>
+          <w:rPr>
+            <w:u w:val="single"/>
+          </w:rPr>
+          <w:t>*Writing a literature review*</w:t>
+        </w:r>
+      </w:hyperlink>
+      <w:r>
+        <w:rPr>
+          <w:b w:val="0"/>
+          <w:i w:val="0"/>
+        </w:rPr>
+        <w:t>. Purdue University.</w:t>
+      </w:r>
+    </w:p>
+    <w:p>
+      <w:pPr>
+        <w:pStyle w:val="ListBullet"/>
+      </w:pPr>
+      <w:r>
+        <w:rPr>
+          <w:b w:val="0"/>
+          <w:i w:val="0"/>
+        </w:rPr>
+        <w:t xml:space="preserve">In class: Keerthiraj, &amp; Misra, A. (2025). Who owns the future? AI, digital sovereignty, and the politics of knowledge. </w:t>
+      </w:r>
+      <w:r>
+        <w:rPr>
+          <w:b w:val="0"/>
+          <w:i/>
+        </w:rPr>
+        <w:t>AI &amp; Society</w:t>
+      </w:r>
+      <w:r>
+        <w:rPr>
+          <w:b w:val="0"/>
+          <w:i w:val="0"/>
+        </w:rPr>
+        <w:t xml:space="preserve">. </w:t>
+      </w:r>
+      <w:hyperlink r:id="rId58">
+        <w:r>
+          <w:rPr>
+            <w:u w:val="single"/>
+          </w:rPr>
+          <w:t>doi:10.1007/s00146-025-02641-y</w:t>
+        </w:r>
+      </w:hyperlink>
+    </w:p>
+    <w:p>
+      <w:pPr>
+        <w:pStyle w:val="ListBullet"/>
+      </w:pPr>
+      <w:r>
+        <w:rPr>
+          <w:b w:val="0"/>
+          <w:i w:val="0"/>
+        </w:rPr>
+        <w:t xml:space="preserve">In class: Liu, J., Zhang, Y., Li, W., Wang, Q., Niu, P., &amp; Zhang, X. (2025). Adaptive vs. planned metacognitive scaffolding for computational thinking: Evidence from generative AI-supported programming in elementary education. </w:t>
+      </w:r>
+      <w:r>
+        <w:rPr>
+          <w:b w:val="0"/>
+          <w:i/>
+        </w:rPr>
+        <w:t>Computers &amp; Education</w:t>
+      </w:r>
+      <w:r>
+        <w:rPr>
+          <w:b w:val="0"/>
+          <w:i w:val="0"/>
+        </w:rPr>
+        <w:t xml:space="preserve">, Article 105473. </w:t>
+      </w:r>
+      <w:hyperlink r:id="rId59">
+        <w:r>
+          <w:rPr>
+            <w:u w:val="single"/>
+          </w:rPr>
+          <w:t>doi:10.1016/j.compedu.2025.105473</w:t>
+        </w:r>
+      </w:hyperlink>
+    </w:p>
+    <w:p>
+      <w:pPr>
+        <w:pStyle w:val="Heading2"/>
+      </w:pPr>
+      <w:r>
+        <w:t>Session 3 · AI-assisted close and distant reading</w:t>
+      </w:r>
+    </w:p>
+    <w:p>
+      <w:pPr>
+        <w:pStyle w:val="ListBullet"/>
+      </w:pPr>
+      <w:r>
+        <w:rPr>
+          <w:b w:val="0"/>
+          <w:i w:val="0"/>
+        </w:rPr>
+        <w:t xml:space="preserve">Required: Moretti, F. (2013). </w:t>
+      </w:r>
+      <w:r>
+        <w:rPr>
+          <w:b w:val="0"/>
+          <w:i/>
+        </w:rPr>
+        <w:t>Distant reading</w:t>
+      </w:r>
+      <w:r>
+        <w:rPr>
+          <w:b w:val="0"/>
+          <w:i w:val="0"/>
+        </w:rPr>
+        <w:t>. Verso. Two chapters: "Conjectures on world literature" and "Graphs, maps, trees".</w:t>
+      </w:r>
+    </w:p>
+    <w:p>
+      <w:pPr>
+        <w:pStyle w:val="ListBullet"/>
+      </w:pPr>
+      <w:r>
+        <w:rPr>
+          <w:b w:val="0"/>
+          <w:i w:val="0"/>
+        </w:rPr>
+        <w:t xml:space="preserve">Optional: Snow, C. P. (1959). </w:t>
+      </w:r>
+      <w:r>
+        <w:rPr>
+          <w:b w:val="0"/>
+          <w:i/>
+        </w:rPr>
+        <w:t>The two cultures and the scientific revolution</w:t>
+      </w:r>
+      <w:r>
+        <w:rPr>
+          <w:b w:val="0"/>
+          <w:i w:val="0"/>
+        </w:rPr>
+        <w:t>. Cambridge University Press.</w:t>
+      </w:r>
+    </w:p>
+    <w:p>
+      <w:pPr>
+        <w:pStyle w:val="Heading2"/>
+      </w:pPr>
+      <w:r>
+        <w:t>Session 4 · Difficult texts, audiences and scholarly voice</w:t>
+      </w:r>
+    </w:p>
+    <w:p>
+      <w:pPr>
+        <w:pStyle w:val="ListBullet"/>
+      </w:pPr>
+      <w:r>
+        <w:rPr>
+          <w:b w:val="0"/>
+          <w:i w:val="0"/>
+        </w:rPr>
+        <w:t xml:space="preserve">Required: Spivak, G. C. (1988). Can the subaltern speak? In C. Nelson &amp; L. Grossberg (Eds.), </w:t>
+      </w:r>
+      <w:r>
+        <w:rPr>
+          <w:b w:val="0"/>
+          <w:i/>
+        </w:rPr>
+        <w:t>Marxism and the interpretation of culture</w:t>
+      </w:r>
+      <w:r>
+        <w:rPr>
+          <w:b w:val="0"/>
+          <w:i w:val="0"/>
+        </w:rPr>
+        <w:t xml:space="preserve"> (pp. 271–313). University of Illinois Press.</w:t>
+      </w:r>
+    </w:p>
+    <w:p>
+      <w:pPr>
+        <w:pStyle w:val="Heading2"/>
+      </w:pPr>
+      <w:r>
+        <w:t>Session 5 · Structure, signposting and scholarly communities</w:t>
+      </w:r>
+    </w:p>
+    <w:p>
+      <w:pPr>
+        <w:pStyle w:val="ListBullet"/>
+      </w:pPr>
+      <w:r>
+        <w:rPr>
+          <w:b w:val="0"/>
+          <w:i w:val="0"/>
+        </w:rPr>
+        <w:t xml:space="preserve">Required: Hyland, K. (2005). </w:t>
+      </w:r>
+      <w:r>
+        <w:rPr>
+          <w:b w:val="0"/>
+          <w:i/>
+        </w:rPr>
+        <w:t>Metadiscourse: Exploring interaction in writing</w:t>
+      </w:r>
+      <w:r>
+        <w:rPr>
+          <w:b w:val="0"/>
+          <w:i w:val="0"/>
+        </w:rPr>
+        <w:t>. Continuum. One chapter on the interpersonal model of metadiscourse.</w:t>
+      </w:r>
+    </w:p>
+    <w:p>
+      <w:pPr>
+        <w:pStyle w:val="ListBullet"/>
+      </w:pPr>
+      <w:r>
+        <w:rPr>
+          <w:b w:val="0"/>
+          <w:i w:val="0"/>
+        </w:rPr>
+        <w:t xml:space="preserve">Required: Berger, P. L., &amp; Luckmann, T. (1966). </w:t>
+      </w:r>
+      <w:r>
+        <w:rPr>
+          <w:b w:val="0"/>
+          <w:i/>
+        </w:rPr>
+        <w:t>The social construction of reality: A treatise in the sociology of knowledge</w:t>
+      </w:r>
+      <w:r>
+        <w:rPr>
+          <w:b w:val="0"/>
+          <w:i w:val="0"/>
+        </w:rPr>
+        <w:t>. Doubleday. Introduction.</w:t>
+      </w:r>
+    </w:p>
+    <w:p>
+      <w:pPr>
+        <w:pStyle w:val="ListBullet"/>
+      </w:pPr>
+      <w:r>
+        <w:rPr>
+          <w:b w:val="0"/>
+          <w:i w:val="0"/>
+        </w:rPr>
+        <w:t xml:space="preserve">Optional: Swales, J. M. (1990). </w:t>
+      </w:r>
+      <w:r>
+        <w:rPr>
+          <w:b w:val="0"/>
+          <w:i/>
+        </w:rPr>
+        <w:t>Genre analysis: English in academic and research settings</w:t>
+      </w:r>
+      <w:r>
+        <w:rPr>
+          <w:b w:val="0"/>
+          <w:i w:val="0"/>
+        </w:rPr>
+        <w:t>. Cambridge University Press. The chapter on discourse communities.</w:t>
+      </w:r>
+    </w:p>
+    <w:p>
+      <w:pPr>
+        <w:pStyle w:val="Heading2"/>
+      </w:pPr>
+      <w:r>
+        <w:t>Session 6 · Reflexivity, positionality and AI in scholarship</w:t>
+      </w:r>
+    </w:p>
+    <w:p>
+      <w:pPr>
+        <w:pStyle w:val="ListBullet"/>
+      </w:pPr>
+      <w:r>
+        <w:rPr>
+          <w:b w:val="0"/>
+          <w:i w:val="0"/>
+        </w:rPr>
+        <w:t xml:space="preserve">Required: Haraway, D. (1988). Situated knowledges: The science question in feminism and the privilege of partial perspective. </w:t>
+      </w:r>
+      <w:r>
+        <w:rPr>
+          <w:b w:val="0"/>
+          <w:i/>
+        </w:rPr>
+        <w:t>Feminist Studies, 14</w:t>
+      </w:r>
+      <w:r>
+        <w:rPr>
+          <w:b w:val="0"/>
+          <w:i w:val="0"/>
+        </w:rPr>
+        <w:t xml:space="preserve">(3), 575–599. </w:t>
+      </w:r>
+      <w:hyperlink r:id="rId60">
+        <w:r>
+          <w:rPr>
+            <w:u w:val="single"/>
+          </w:rPr>
+          <w:t>doi:10.2307/3178066</w:t>
+        </w:r>
+      </w:hyperlink>
+    </w:p>
+    <w:p>
+      <w:pPr>
+        <w:pStyle w:val="ListBullet"/>
+      </w:pPr>
+      <w:r>
+        <w:rPr>
+          <w:b w:val="0"/>
+          <w:i w:val="0"/>
+        </w:rPr>
+        <w:t xml:space="preserve">Required: Bender, E. M., Gebru, T., McMillan-Major, A., &amp; Shmitchell, S. (2021). On the dangers of stochastic parrots: Can language models be too big? In </w:t>
+      </w:r>
+      <w:r>
+        <w:rPr>
+          <w:b w:val="0"/>
+          <w:i/>
+        </w:rPr>
+        <w:t>Proceedings of the 2021 ACM Conference on Fairness, Accountability, and Transparency</w:t>
+      </w:r>
+      <w:r>
+        <w:rPr>
+          <w:b w:val="0"/>
+          <w:i w:val="0"/>
+        </w:rPr>
+        <w:t xml:space="preserve"> (pp. 610–623). </w:t>
+      </w:r>
+      <w:hyperlink r:id="rId61">
+        <w:r>
+          <w:rPr>
+            <w:u w:val="single"/>
+          </w:rPr>
+          <w:t>doi:10.1145/3442188.3445922</w:t>
+        </w:r>
+      </w:hyperlink>
+    </w:p>
+    <w:p>
+      <w:pPr>
+        <w:pStyle w:val="ListBullet"/>
+      </w:pPr>
+      <w:r>
+        <w:rPr>
+          <w:b w:val="0"/>
+          <w:i w:val="0"/>
+        </w:rPr>
+        <w:t xml:space="preserve">Optional: Harding, S. (1992). Rethinking standpoint epistemology: What is "strong objectivity"? </w:t>
+      </w:r>
+      <w:r>
+        <w:rPr>
+          <w:b w:val="0"/>
+          <w:i/>
+        </w:rPr>
+        <w:t>The Centennial Review, 36</w:t>
+      </w:r>
+      <w:r>
+        <w:rPr>
+          <w:b w:val="0"/>
+          <w:i w:val="0"/>
+        </w:rPr>
+        <w:t>(3), 437–470.</w:t>
+      </w:r>
+    </w:p>
+    <w:p>
+      <w:pPr>
+        <w:pStyle w:val="Heading2"/>
+      </w:pPr>
+      <w:r>
+        <w:t>Session 7 · The future of scholarship and final review workshop</w:t>
+      </w:r>
+    </w:p>
+    <w:p>
+      <w:pPr>
+        <w:pStyle w:val="ListBullet"/>
+      </w:pPr>
+      <w:r>
+        <w:rPr>
+          <w:b w:val="0"/>
+          <w:i w:val="0"/>
+        </w:rPr>
+        <w:t xml:space="preserve">Required: Messeri, L., &amp; Crockett, M. J. (2024). Artificial intelligence and illusions of understanding in scientific research. </w:t>
+      </w:r>
+      <w:r>
+        <w:rPr>
+          <w:b w:val="0"/>
+          <w:i/>
+        </w:rPr>
+        <w:t>Nature, 627</w:t>
+      </w:r>
+      <w:r>
+        <w:rPr>
+          <w:b w:val="0"/>
+          <w:i w:val="0"/>
+        </w:rPr>
+        <w:t xml:space="preserve">, 49–58. </w:t>
+      </w:r>
+      <w:hyperlink r:id="rId62">
+        <w:r>
+          <w:rPr>
+            <w:u w:val="single"/>
+          </w:rPr>
+          <w:t>doi:10.1038/s41586-024-07146-0</w:t>
+        </w:r>
+      </w:hyperlink>
+    </w:p>
+    <w:p>
+      <w:pPr>
+        <w:pStyle w:val="ListBullet"/>
+      </w:pPr>
+      <w:r>
+        <w:rPr>
+          <w:b w:val="0"/>
+          <w:i w:val="0"/>
+        </w:rPr>
+        <w:t xml:space="preserve">Optional: Bush, V. (1945). As we may think. </w:t>
+      </w:r>
+      <w:r>
+        <w:rPr>
+          <w:b w:val="0"/>
+          <w:i/>
+        </w:rPr>
+        <w:t>The Atlantic Monthly, 176</w:t>
+      </w:r>
+      <w:r>
+        <w:rPr>
+          <w:b w:val="0"/>
+          <w:i w:val="0"/>
+        </w:rPr>
+        <w:t>(1), 101–108.</w:t>
+      </w:r>
+    </w:p>
+    <w:p>
       <w:r>
         <w:rPr>
           <w:b/>
-        </w:rPr>
-        <w:t>Question</w:t>
-      </w:r>
-      <w:r>
-        <w:t xml:space="preserve"> — define a significant, feasible research topic and provisional question.</w:t>
-      </w:r>
-    </w:p>
-    <w:p>
-      <w:pPr>
-        <w:pStyle w:val="ListParagraph"/>
-      </w:pPr>
-      <w:r>
-        <w:t xml:space="preserve">2. </w:t>
+          <w:i w:val="0"/>
+        </w:rPr>
+        <w:t>Canvas</w:t>
+      </w:r>
+      <w:r>
+        <w:rPr>
+          <w:b w:val="0"/>
+          <w:i w:val="0"/>
+        </w:rPr>
+        <w:t xml:space="preserve"> carries announcements, materials, assignment instructions, submissions, grades, and private instructor comments. A running document may be used for drafting and collaboration. </w:t>
       </w:r>
       <w:r>
         <w:rPr>
           <w:b/>
-        </w:rPr>
-        <w:t>Design</w:t>
-      </w:r>
-      <w:r>
-        <w:t xml:space="preserve"> — set the review's purpose, scope, search approach, and audience.</w:t>
-      </w:r>
-    </w:p>
-    <w:p>
-      <w:pPr>
-        <w:pStyle w:val="ListParagraph"/>
-      </w:pPr>
-      <w:r>
-        <w:t xml:space="preserve">3. </w:t>
+          <w:i w:val="0"/>
+          <w:highlight w:val="yellow"/>
+        </w:rPr>
+        <w:t>[TO CONFIRM]</w:t>
+      </w:r>
+      <w:r>
+        <w:rPr>
+          <w:b w:val="0"/>
+          <w:i w:val="0"/>
+        </w:rPr>
+        <w:t xml:space="preserve"> Create a new class workspace; do not reuse last year's shared document.</w:t>
+      </w:r>
+    </w:p>
+    <w:p>
+      <w:r>
+        <w:rPr>
+          <w:b w:val="0"/>
+          <w:i w:val="0"/>
+        </w:rPr>
+        <w:t xml:space="preserve">Use a reference manager or another reliable way to retain full citations and notes. AI-supported exercises are part of the proposed seminar design. </w:t>
       </w:r>
       <w:r>
         <w:rPr>
           <w:b/>
-        </w:rPr>
-        <w:t>Map</w:t>
-      </w:r>
-      <w:r>
-        <w:t xml:space="preserve"> — identify relationships, disagreements, and gaps in the literature.</w:t>
-      </w:r>
-    </w:p>
-    <w:p>
-      <w:pPr>
-        <w:pStyle w:val="ListParagraph"/>
-      </w:pPr>
-      <w:r>
-        <w:t xml:space="preserve">4. </w:t>
+          <w:i w:val="0"/>
+          <w:highlight w:val="yellow"/>
+        </w:rPr>
+        <w:t>[TO CONFIRM]</w:t>
+      </w:r>
+      <w:r>
+        <w:rPr>
+          <w:b w:val="0"/>
+          <w:i w:val="0"/>
+        </w:rPr>
+        <w:t xml:space="preserve"> Available tools and equivalent alternatives where access, cost, privacy, or accessibility would create a barrier. No paid AI subscription is required by this draft.</w:t>
+      </w:r>
+    </w:p>
+    <w:p>
+      <w:r>
+        <w:rPr>
+          <w:b w:val="0"/>
+          <w:i w:val="0"/>
+        </w:rPr>
+        <w:t>Do not put confidential, identifiable, or restricted material into an AI service. Use public or appropriately permitted materials for experiments and check the relevant institutional guidance before using research data.</w:t>
+      </w:r>
+    </w:p>
+    <w:p>
+      <w:pPr>
+        <w:pStyle w:val="Heading1"/>
+      </w:pPr>
+      <w:r>
+        <w:t>Course Requirements and Policies</w:t>
+      </w:r>
+    </w:p>
+    <w:p>
+      <w:pPr>
+        <w:pStyle w:val="Heading2"/>
+      </w:pPr>
+      <w:r>
+        <w:t>What I Expect from You</w:t>
+      </w:r>
+    </w:p>
+    <w:p>
+      <w:r>
+        <w:rPr>
+          <w:b w:val="0"/>
+          <w:i w:val="0"/>
+        </w:rPr>
+        <w:t xml:space="preserve">For planning, allow approximately </w:t>
       </w:r>
       <w:r>
         <w:rPr>
           <w:b/>
-        </w:rPr>
-        <w:t>Interpret and write</w:t>
-      </w:r>
-      <w:r>
-        <w:t xml:space="preserve"> — read difficult texts and compare scientific and humanities writing conventions.</w:t>
-      </w:r>
-    </w:p>
-    <w:p>
-      <w:pPr>
-        <w:pStyle w:val="ListParagraph"/>
-      </w:pPr>
-      <w:r>
-        <w:t xml:space="preserve">5. </w:t>
+          <w:i w:val="0"/>
+        </w:rPr>
+        <w:t>20 hours per active teaching week</w:t>
+      </w:r>
+      <w:r>
+        <w:rPr>
+          <w:b w:val="0"/>
+          <w:i w:val="0"/>
+        </w:rPr>
+        <w:t xml:space="preserve">, including the seminar. This is a proposed workload for the four-credit compressed format; </w:t>
       </w:r>
       <w:r>
         <w:rPr>
           <w:b/>
-        </w:rPr>
-        <w:t>Structure</w:t>
-      </w:r>
-      <w:r>
-        <w:t xml:space="preserve"> — organize a synthesis and guide the reader with framing and signposting.</w:t>
-      </w:r>
-    </w:p>
-    <w:p>
-      <w:pPr>
-        <w:pStyle w:val="ListParagraph"/>
-      </w:pPr>
-      <w:r>
-        <w:t xml:space="preserve">6. </w:t>
-      </w:r>
-      <w:r>
-        <w:rPr>
-          <w:b/>
-        </w:rPr>
-        <w:t>Reflect</w:t>
-      </w:r>
-      <w:r>
-        <w:t xml:space="preserve"> — examine positionality, knowledge communities, and AI's role in the work.</w:t>
-      </w:r>
-    </w:p>
-    <w:p>
-      <w:pPr>
-        <w:pStyle w:val="ListParagraph"/>
-      </w:pPr>
-      <w:r>
-        <w:t xml:space="preserve">7. </w:t>
-      </w:r>
-      <w:r>
-        <w:rPr>
-          <w:b/>
-        </w:rPr>
-        <w:t>Synthesize</w:t>
-      </w:r>
-      <w:r>
-        <w:t xml:space="preserve"> — revise a complete review and defend its contribution.</w:t>
-      </w:r>
-    </w:p>
-    <w:p>
-      <w:r>
-        <w:t>You may work on a dissertation, journal article, or another research project. An exploratory or “mock” review is also welcome. The task is to learn how to build and revise a defensible account of a field; the final document may serve another purpose, but it does not have to.</w:t>
-      </w:r>
-    </w:p>
-    <w:p>
-      <w:r>
-        <w:t>The review is provisional throughout. A map can change the question. A difficult text can change the categories. Writing can reveal that the apparent gap was the wrong one. Keep those changes visible.</w:t>
-      </w:r>
-    </w:p>
-    <w:p>
-      <w:pPr>
-        <w:pStyle w:val="Heading1"/>
-      </w:pPr>
-      <w:r>
-        <w:t>Course Materials</w:t>
-      </w:r>
-    </w:p>
-    <w:p>
-      <w:r>
-        <w:t xml:space="preserve">No book purchase is proposed. Required readings and access information will be posted on Canvas. </w:t>
-      </w:r>
-      <w:r>
-        <w:rPr>
-          <w:b/>
+          <w:i w:val="0"/>
           <w:highlight w:val="yellow"/>
         </w:rPr>
         <w:t>[TO CONFIRM]</w:t>
       </w:r>
       <w:r>
-        <w:t xml:space="preserve"> The final reading list, editions, excerpts, and student access.</w:t>
-      </w:r>
-    </w:p>
-    <w:p>
-      <w:r>
-        <w:t xml:space="preserve">Starting points carried over from 590 include Weber's </w:t>
-      </w:r>
-      <w:r>
-        <w:rPr>
-          <w:i/>
-        </w:rPr>
-        <w:t>Science as a Vocation</w:t>
-      </w:r>
-      <w:r>
-        <w:t xml:space="preserve">, guidance on developing research questions and literature reviews, Spivak's </w:t>
-      </w:r>
-      <w:r>
-        <w:rPr>
-          <w:i/>
-        </w:rPr>
-        <w:t>Can the Subaltern Speak?</w:t>
-      </w:r>
-      <w:r>
-        <w:t xml:space="preserve">, and </w:t>
-      </w:r>
-      <w:r>
-        <w:lastRenderedPageBreak/>
-        <w:t>material on the sociology of knowledge, positionality, and AI in scholarship. These are candidates for the revised reading sequence, not a finalized reading list.</w:t>
-      </w:r>
-    </w:p>
-    <w:p>
-      <w:r>
-        <w:rPr>
-          <w:b/>
-        </w:rPr>
-        <w:t>Canvas</w:t>
-      </w:r>
-      <w:r>
-        <w:t xml:space="preserve"> carries announcements, materials, assignment instructions, submissions, grades, and private instructor comments. A running document may be used for drafting and collaboration. </w:t>
-      </w:r>
-      <w:r>
-        <w:rPr>
-          <w:b/>
-          <w:highlight w:val="yellow"/>
-        </w:rPr>
-        <w:t>[TO CONFIRM]</w:t>
-      </w:r>
-      <w:r>
-        <w:t xml:space="preserve"> Create a new class workspace; do not reuse last year's shared document.</w:t>
-      </w:r>
-    </w:p>
-    <w:p>
-      <w:r>
-        <w:t xml:space="preserve">Use a reference manager or another reliable way to retain full citations and notes. AI-supported exercises are part of the proposed seminar design. </w:t>
-      </w:r>
-      <w:r>
-        <w:rPr>
-          <w:b/>
-          <w:highlight w:val="yellow"/>
-        </w:rPr>
-        <w:t>[TO CONFIRM]</w:t>
-      </w:r>
-      <w:r>
-        <w:t xml:space="preserve"> Available tools and equivalent alternatives where access, cost, privacy, or accessibility would create a barrier. No paid AI subscription is required by this draft.</w:t>
-      </w:r>
-    </w:p>
-    <w:p>
-      <w:r>
-        <w:t>Do not put confidential, identifiable, or restricted material into an AI service. Use public or appropriately permitted materials for experiments and check the relevant institutional guidance before using research data.</w:t>
-      </w:r>
-    </w:p>
-    <w:p>
-      <w:pPr>
-        <w:pStyle w:val="Heading1"/>
-      </w:pPr>
-      <w:r>
-        <w:t>Course Requirements and Policies</w:t>
-      </w:r>
-    </w:p>
-    <w:p>
-      <w:pPr>
-        <w:pStyle w:val="Heading2"/>
-      </w:pPr>
-      <w:r>
-        <w:t>What I Expect from You</w:t>
-      </w:r>
-    </w:p>
-    <w:p>
-      <w:r>
-        <w:t xml:space="preserve">For planning, allow approximately </w:t>
-      </w:r>
-      <w:r>
-        <w:rPr>
-          <w:b/>
-        </w:rPr>
-        <w:t>20 hours per active teaching week</w:t>
-      </w:r>
-      <w:r>
-        <w:t xml:space="preserve">, including the seminar. This is a proposed workload for the four-credit compressed format; </w:t>
-      </w:r>
-      <w:r>
-        <w:rPr>
-          <w:b/>
-          <w:highlight w:val="yellow"/>
-        </w:rPr>
-        <w:t>[TO CONFIRM]</w:t>
-      </w:r>
-      <w:r>
+        <w:rPr>
+          <w:b w:val="0"/>
+          <w:i w:val="0"/>
+        </w:rPr>
         <w:t xml:space="preserve"> the final credit and workload expectations.</w:t>
       </w:r>
     </w:p>
     <w:tbl>
       <w:tblPr>
-        <w:tblW w:w="0" w:type="auto"/>
+        <w:tblW w:type="auto" w:w="0"/>
         <w:jc w:val="center"/>
         <w:tblLayout w:type="fixed"/>
-        <w:tblLook w:val="04A0" w:firstRow="1" w:lastRow="0" w:firstColumn="1" w:lastColumn="0" w:noHBand="0" w:noVBand="1"/>
+        <w:tblLook w:firstColumn="1" w:firstRow="1" w:lastColumn="0" w:lastRow="0" w:noHBand="0" w:noVBand="1" w:val="04A0"/>
       </w:tblPr>
       <w:tblGrid>
         <w:gridCol w:w="7056"/>
@@ -1049,35 +1781,35 @@
       </w:tblGrid>
       <w:tr>
         <w:trPr>
+          <w:tblHeader/>
           <w:cantSplit/>
-          <w:tblHeader/>
-          <w:jc w:val="center"/>
         </w:trPr>
         <w:tc>
           <w:tcPr>
-            <w:tcW w:w="7056" w:type="dxa"/>
+            <w:tcW w:type="dxa" w:w="7056"/>
+            <w:vAlign w:val="center"/>
             <w:tcBorders>
-              <w:top w:val="single" w:sz="4" w:space="0" w:color="D9D9D9"/>
-              <w:left w:val="single" w:sz="4" w:space="0" w:color="D9D9D9"/>
-              <w:bottom w:val="single" w:sz="4" w:space="0" w:color="D9D9D9"/>
-              <w:right w:val="single" w:sz="4" w:space="0" w:color="D9D9D9"/>
+              <w:top w:val="single" w:sz="4" w:color="D9D9D9"/>
+              <w:left w:val="single" w:sz="4" w:color="D9D9D9"/>
+              <w:bottom w:val="single" w:sz="4" w:color="D9D9D9"/>
+              <w:right w:val="single" w:sz="4" w:color="D9D9D9"/>
             </w:tcBorders>
-            <w:shd w:val="clear" w:color="auto" w:fill="E8ECF0"/>
             <w:tcMar>
               <w:top w:w="90" w:type="dxa"/>
               <w:left w:w="90" w:type="dxa"/>
               <w:bottom w:w="90" w:type="dxa"/>
               <w:right w:w="90" w:type="dxa"/>
             </w:tcMar>
-            <w:vAlign w:val="center"/>
+            <w:shd w:fill="E8ECF0"/>
           </w:tcPr>
           <w:p>
             <w:pPr>
-              <w:spacing w:before="20" w:after="20" w:line="240" w:lineRule="auto"/>
+              <w:spacing w:after="20" w:before="20" w:line="240" w:lineRule="auto"/>
             </w:pPr>
             <w:r>
               <w:rPr>
                 <w:b/>
+                <w:i w:val="0"/>
                 <w:sz w:val="20"/>
               </w:rPr>
               <w:t>Activity</w:t>
@@ -1086,29 +1818,30 @@
         </w:tc>
         <w:tc>
           <w:tcPr>
-            <w:tcW w:w="2304" w:type="dxa"/>
+            <w:tcW w:type="dxa" w:w="2304"/>
+            <w:vAlign w:val="center"/>
             <w:tcBorders>
-              <w:top w:val="single" w:sz="4" w:space="0" w:color="D9D9D9"/>
-              <w:left w:val="single" w:sz="4" w:space="0" w:color="D9D9D9"/>
-              <w:bottom w:val="single" w:sz="4" w:space="0" w:color="D9D9D9"/>
-              <w:right w:val="single" w:sz="4" w:space="0" w:color="D9D9D9"/>
+              <w:top w:val="single" w:sz="4" w:color="D9D9D9"/>
+              <w:left w:val="single" w:sz="4" w:color="D9D9D9"/>
+              <w:bottom w:val="single" w:sz="4" w:color="D9D9D9"/>
+              <w:right w:val="single" w:sz="4" w:color="D9D9D9"/>
             </w:tcBorders>
-            <w:shd w:val="clear" w:color="auto" w:fill="E8ECF0"/>
             <w:tcMar>
               <w:top w:w="90" w:type="dxa"/>
               <w:left w:w="90" w:type="dxa"/>
               <w:bottom w:w="90" w:type="dxa"/>
               <w:right w:w="90" w:type="dxa"/>
             </w:tcMar>
-            <w:vAlign w:val="center"/>
+            <w:shd w:fill="E8ECF0"/>
           </w:tcPr>
           <w:p>
             <w:pPr>
-              <w:spacing w:before="20" w:after="20" w:line="240" w:lineRule="auto"/>
+              <w:spacing w:after="20" w:before="20" w:line="240" w:lineRule="auto"/>
             </w:pPr>
             <w:r>
               <w:rPr>
                 <w:b/>
+                <w:i w:val="0"/>
                 <w:sz w:val="20"/>
               </w:rPr>
               <w:t>Planning allowance per active week</w:t>
@@ -1119,16 +1852,16 @@
       <w:tr>
         <w:trPr>
           <w:cantSplit/>
-          <w:jc w:val="center"/>
         </w:trPr>
         <w:tc>
           <w:tcPr>
-            <w:tcW w:w="7056" w:type="dxa"/>
+            <w:tcW w:type="dxa" w:w="7056"/>
+            <w:vAlign w:val="center"/>
             <w:tcBorders>
-              <w:top w:val="single" w:sz="4" w:space="0" w:color="D9D9D9"/>
-              <w:left w:val="single" w:sz="4" w:space="0" w:color="D9D9D9"/>
-              <w:bottom w:val="single" w:sz="4" w:space="0" w:color="D9D9D9"/>
-              <w:right w:val="single" w:sz="4" w:space="0" w:color="D9D9D9"/>
+              <w:top w:val="single" w:sz="4" w:color="D9D9D9"/>
+              <w:left w:val="single" w:sz="4" w:color="D9D9D9"/>
+              <w:bottom w:val="single" w:sz="4" w:color="D9D9D9"/>
+              <w:right w:val="single" w:sz="4" w:color="D9D9D9"/>
             </w:tcBorders>
             <w:tcMar>
               <w:top w:w="90" w:type="dxa"/>
@@ -1136,14 +1869,15 @@
               <w:bottom w:w="90" w:type="dxa"/>
               <w:right w:w="90" w:type="dxa"/>
             </w:tcMar>
-            <w:vAlign w:val="center"/>
           </w:tcPr>
           <w:p>
             <w:pPr>
-              <w:spacing w:before="20" w:after="20" w:line="240" w:lineRule="auto"/>
+              <w:spacing w:after="20" w:before="20" w:line="240" w:lineRule="auto"/>
             </w:pPr>
             <w:r>
               <w:rPr>
+                <w:b w:val="0"/>
+                <w:i w:val="0"/>
                 <w:sz w:val="20"/>
               </w:rPr>
               <w:t>Seminar and collaborative workshop</w:t>
@@ -1152,12 +1886,13 @@
         </w:tc>
         <w:tc>
           <w:tcPr>
-            <w:tcW w:w="2304" w:type="dxa"/>
+            <w:tcW w:type="dxa" w:w="2304"/>
+            <w:vAlign w:val="center"/>
             <w:tcBorders>
-              <w:top w:val="single" w:sz="4" w:space="0" w:color="D9D9D9"/>
-              <w:left w:val="single" w:sz="4" w:space="0" w:color="D9D9D9"/>
-              <w:bottom w:val="single" w:sz="4" w:space="0" w:color="D9D9D9"/>
-              <w:right w:val="single" w:sz="4" w:space="0" w:color="D9D9D9"/>
+              <w:top w:val="single" w:sz="4" w:color="D9D9D9"/>
+              <w:left w:val="single" w:sz="4" w:color="D9D9D9"/>
+              <w:bottom w:val="single" w:sz="4" w:color="D9D9D9"/>
+              <w:right w:val="single" w:sz="4" w:color="D9D9D9"/>
             </w:tcBorders>
             <w:tcMar>
               <w:top w:w="90" w:type="dxa"/>
@@ -1165,14 +1900,15 @@
               <w:bottom w:w="90" w:type="dxa"/>
               <w:right w:w="90" w:type="dxa"/>
             </w:tcMar>
-            <w:vAlign w:val="center"/>
           </w:tcPr>
           <w:p>
             <w:pPr>
-              <w:spacing w:before="20" w:after="20" w:line="240" w:lineRule="auto"/>
+              <w:spacing w:after="20" w:before="20" w:line="240" w:lineRule="auto"/>
             </w:pPr>
             <w:r>
               <w:rPr>
+                <w:b w:val="0"/>
+                <w:i w:val="0"/>
                 <w:sz w:val="20"/>
               </w:rPr>
               <w:t>About 3 hours</w:t>
@@ -1183,16 +1919,16 @@
       <w:tr>
         <w:trPr>
           <w:cantSplit/>
-          <w:jc w:val="center"/>
         </w:trPr>
         <w:tc>
           <w:tcPr>
-            <w:tcW w:w="7056" w:type="dxa"/>
+            <w:tcW w:type="dxa" w:w="7056"/>
+            <w:vAlign w:val="center"/>
             <w:tcBorders>
-              <w:top w:val="single" w:sz="4" w:space="0" w:color="D9D9D9"/>
-              <w:left w:val="single" w:sz="4" w:space="0" w:color="D9D9D9"/>
-              <w:bottom w:val="single" w:sz="4" w:space="0" w:color="D9D9D9"/>
-              <w:right w:val="single" w:sz="4" w:space="0" w:color="D9D9D9"/>
+              <w:top w:val="single" w:sz="4" w:color="D9D9D9"/>
+              <w:left w:val="single" w:sz="4" w:color="D9D9D9"/>
+              <w:bottom w:val="single" w:sz="4" w:color="D9D9D9"/>
+              <w:right w:val="single" w:sz="4" w:color="D9D9D9"/>
             </w:tcBorders>
             <w:tcMar>
               <w:top w:w="90" w:type="dxa"/>
@@ -1200,14 +1936,15 @@
               <w:bottom w:w="90" w:type="dxa"/>
               <w:right w:w="90" w:type="dxa"/>
             </w:tcMar>
-            <w:vAlign w:val="center"/>
           </w:tcPr>
           <w:p>
             <w:pPr>
-              <w:spacing w:before="20" w:after="20" w:line="240" w:lineRule="auto"/>
+              <w:spacing w:after="20" w:before="20" w:line="240" w:lineRule="auto"/>
             </w:pPr>
             <w:r>
               <w:rPr>
+                <w:b w:val="0"/>
+                <w:i w:val="0"/>
                 <w:sz w:val="20"/>
               </w:rPr>
               <w:t>Reading and annotation</w:t>
@@ -1216,12 +1953,13 @@
         </w:tc>
         <w:tc>
           <w:tcPr>
-            <w:tcW w:w="2304" w:type="dxa"/>
+            <w:tcW w:type="dxa" w:w="2304"/>
+            <w:vAlign w:val="center"/>
             <w:tcBorders>
-              <w:top w:val="single" w:sz="4" w:space="0" w:color="D9D9D9"/>
-              <w:left w:val="single" w:sz="4" w:space="0" w:color="D9D9D9"/>
-              <w:bottom w:val="single" w:sz="4" w:space="0" w:color="D9D9D9"/>
-              <w:right w:val="single" w:sz="4" w:space="0" w:color="D9D9D9"/>
+              <w:top w:val="single" w:sz="4" w:color="D9D9D9"/>
+              <w:left w:val="single" w:sz="4" w:color="D9D9D9"/>
+              <w:bottom w:val="single" w:sz="4" w:color="D9D9D9"/>
+              <w:right w:val="single" w:sz="4" w:color="D9D9D9"/>
             </w:tcBorders>
             <w:tcMar>
               <w:top w:w="90" w:type="dxa"/>
@@ -1229,14 +1967,15 @@
               <w:bottom w:w="90" w:type="dxa"/>
               <w:right w:w="90" w:type="dxa"/>
             </w:tcMar>
-            <w:vAlign w:val="center"/>
           </w:tcPr>
           <w:p>
             <w:pPr>
-              <w:spacing w:before="20" w:after="20" w:line="240" w:lineRule="auto"/>
+              <w:spacing w:after="20" w:before="20" w:line="240" w:lineRule="auto"/>
             </w:pPr>
             <w:r>
               <w:rPr>
+                <w:b w:val="0"/>
+                <w:i w:val="0"/>
                 <w:sz w:val="20"/>
               </w:rPr>
               <w:t>About 5 hours</w:t>
@@ -1247,16 +1986,16 @@
       <w:tr>
         <w:trPr>
           <w:cantSplit/>
-          <w:jc w:val="center"/>
         </w:trPr>
         <w:tc>
           <w:tcPr>
-            <w:tcW w:w="7056" w:type="dxa"/>
+            <w:tcW w:type="dxa" w:w="7056"/>
+            <w:vAlign w:val="center"/>
             <w:tcBorders>
-              <w:top w:val="single" w:sz="4" w:space="0" w:color="D9D9D9"/>
-              <w:left w:val="single" w:sz="4" w:space="0" w:color="D9D9D9"/>
-              <w:bottom w:val="single" w:sz="4" w:space="0" w:color="D9D9D9"/>
-              <w:right w:val="single" w:sz="4" w:space="0" w:color="D9D9D9"/>
+              <w:top w:val="single" w:sz="4" w:color="D9D9D9"/>
+              <w:left w:val="single" w:sz="4" w:color="D9D9D9"/>
+              <w:bottom w:val="single" w:sz="4" w:color="D9D9D9"/>
+              <w:right w:val="single" w:sz="4" w:color="D9D9D9"/>
             </w:tcBorders>
             <w:tcMar>
               <w:top w:w="90" w:type="dxa"/>
@@ -1264,14 +2003,15 @@
               <w:bottom w:w="90" w:type="dxa"/>
               <w:right w:w="90" w:type="dxa"/>
             </w:tcMar>
-            <w:vAlign w:val="center"/>
           </w:tcPr>
           <w:p>
             <w:pPr>
-              <w:spacing w:before="20" w:after="20" w:line="240" w:lineRule="auto"/>
+              <w:spacing w:after="20" w:before="20" w:line="240" w:lineRule="auto"/>
             </w:pPr>
             <w:r>
               <w:rPr>
+                <w:b w:val="0"/>
+                <w:i w:val="0"/>
                 <w:sz w:val="20"/>
               </w:rPr>
               <w:t>Literature searching, source verification, and mapping</w:t>
@@ -1280,12 +2020,13 @@
         </w:tc>
         <w:tc>
           <w:tcPr>
-            <w:tcW w:w="2304" w:type="dxa"/>
+            <w:tcW w:type="dxa" w:w="2304"/>
+            <w:vAlign w:val="center"/>
             <w:tcBorders>
-              <w:top w:val="single" w:sz="4" w:space="0" w:color="D9D9D9"/>
-              <w:left w:val="single" w:sz="4" w:space="0" w:color="D9D9D9"/>
-              <w:bottom w:val="single" w:sz="4" w:space="0" w:color="D9D9D9"/>
-              <w:right w:val="single" w:sz="4" w:space="0" w:color="D9D9D9"/>
+              <w:top w:val="single" w:sz="4" w:color="D9D9D9"/>
+              <w:left w:val="single" w:sz="4" w:color="D9D9D9"/>
+              <w:bottom w:val="single" w:sz="4" w:color="D9D9D9"/>
+              <w:right w:val="single" w:sz="4" w:color="D9D9D9"/>
             </w:tcBorders>
             <w:tcMar>
               <w:top w:w="90" w:type="dxa"/>
@@ -1293,14 +2034,15 @@
               <w:bottom w:w="90" w:type="dxa"/>
               <w:right w:w="90" w:type="dxa"/>
             </w:tcMar>
-            <w:vAlign w:val="center"/>
           </w:tcPr>
           <w:p>
             <w:pPr>
-              <w:spacing w:before="20" w:after="20" w:line="240" w:lineRule="auto"/>
+              <w:spacing w:after="20" w:before="20" w:line="240" w:lineRule="auto"/>
             </w:pPr>
             <w:r>
               <w:rPr>
+                <w:b w:val="0"/>
+                <w:i w:val="0"/>
                 <w:sz w:val="20"/>
               </w:rPr>
               <w:t>About 4 hours</w:t>
@@ -1311,16 +2053,16 @@
       <w:tr>
         <w:trPr>
           <w:cantSplit/>
-          <w:jc w:val="center"/>
         </w:trPr>
         <w:tc>
           <w:tcPr>
-            <w:tcW w:w="7056" w:type="dxa"/>
+            <w:tcW w:type="dxa" w:w="7056"/>
+            <w:vAlign w:val="center"/>
             <w:tcBorders>
-              <w:top w:val="single" w:sz="4" w:space="0" w:color="D9D9D9"/>
-              <w:left w:val="single" w:sz="4" w:space="0" w:color="D9D9D9"/>
-              <w:bottom w:val="single" w:sz="4" w:space="0" w:color="D9D9D9"/>
-              <w:right w:val="single" w:sz="4" w:space="0" w:color="D9D9D9"/>
+              <w:top w:val="single" w:sz="4" w:color="D9D9D9"/>
+              <w:left w:val="single" w:sz="4" w:color="D9D9D9"/>
+              <w:bottom w:val="single" w:sz="4" w:color="D9D9D9"/>
+              <w:right w:val="single" w:sz="4" w:color="D9D9D9"/>
             </w:tcBorders>
             <w:tcMar>
               <w:top w:w="90" w:type="dxa"/>
@@ -1328,14 +2070,15 @@
               <w:bottom w:w="90" w:type="dxa"/>
               <w:right w:w="90" w:type="dxa"/>
             </w:tcMar>
-            <w:vAlign w:val="center"/>
           </w:tcPr>
           <w:p>
             <w:pPr>
-              <w:spacing w:before="20" w:after="20" w:line="240" w:lineRule="auto"/>
+              <w:spacing w:after="20" w:before="20" w:line="240" w:lineRule="auto"/>
             </w:pPr>
             <w:r>
               <w:rPr>
+                <w:b w:val="0"/>
+                <w:i w:val="0"/>
                 <w:sz w:val="20"/>
               </w:rPr>
               <w:t>Writing and revising the cumulative review</w:t>
@@ -1344,12 +2087,13 @@
         </w:tc>
         <w:tc>
           <w:tcPr>
-            <w:tcW w:w="2304" w:type="dxa"/>
+            <w:tcW w:type="dxa" w:w="2304"/>
+            <w:vAlign w:val="center"/>
             <w:tcBorders>
-              <w:top w:val="single" w:sz="4" w:space="0" w:color="D9D9D9"/>
-              <w:left w:val="single" w:sz="4" w:space="0" w:color="D9D9D9"/>
-              <w:bottom w:val="single" w:sz="4" w:space="0" w:color="D9D9D9"/>
-              <w:right w:val="single" w:sz="4" w:space="0" w:color="D9D9D9"/>
+              <w:top w:val="single" w:sz="4" w:color="D9D9D9"/>
+              <w:left w:val="single" w:sz="4" w:color="D9D9D9"/>
+              <w:bottom w:val="single" w:sz="4" w:color="D9D9D9"/>
+              <w:right w:val="single" w:sz="4" w:color="D9D9D9"/>
             </w:tcBorders>
             <w:tcMar>
               <w:top w:w="90" w:type="dxa"/>
@@ -1357,14 +2101,15 @@
               <w:bottom w:w="90" w:type="dxa"/>
               <w:right w:w="90" w:type="dxa"/>
             </w:tcMar>
-            <w:vAlign w:val="center"/>
           </w:tcPr>
           <w:p>
             <w:pPr>
-              <w:spacing w:before="20" w:after="20" w:line="240" w:lineRule="auto"/>
+              <w:spacing w:after="20" w:before="20" w:line="240" w:lineRule="auto"/>
             </w:pPr>
             <w:r>
               <w:rPr>
+                <w:b w:val="0"/>
+                <w:i w:val="0"/>
                 <w:sz w:val="20"/>
               </w:rPr>
               <w:t>About 6 hours</w:t>
@@ -1375,16 +2120,16 @@
       <w:tr>
         <w:trPr>
           <w:cantSplit/>
-          <w:jc w:val="center"/>
         </w:trPr>
         <w:tc>
           <w:tcPr>
-            <w:tcW w:w="7056" w:type="dxa"/>
+            <w:tcW w:type="dxa" w:w="7056"/>
+            <w:vAlign w:val="center"/>
             <w:tcBorders>
-              <w:top w:val="single" w:sz="4" w:space="0" w:color="D9D9D9"/>
-              <w:left w:val="single" w:sz="4" w:space="0" w:color="D9D9D9"/>
-              <w:bottom w:val="single" w:sz="4" w:space="0" w:color="D9D9D9"/>
-              <w:right w:val="single" w:sz="4" w:space="0" w:color="D9D9D9"/>
+              <w:top w:val="single" w:sz="4" w:color="D9D9D9"/>
+              <w:left w:val="single" w:sz="4" w:color="D9D9D9"/>
+              <w:bottom w:val="single" w:sz="4" w:color="D9D9D9"/>
+              <w:right w:val="single" w:sz="4" w:color="D9D9D9"/>
             </w:tcBorders>
             <w:tcMar>
               <w:top w:w="90" w:type="dxa"/>
@@ -1392,14 +2137,15 @@
               <w:bottom w:w="90" w:type="dxa"/>
               <w:right w:w="90" w:type="dxa"/>
             </w:tcMar>
-            <w:vAlign w:val="center"/>
           </w:tcPr>
           <w:p>
             <w:pPr>
-              <w:spacing w:before="20" w:after="20" w:line="240" w:lineRule="auto"/>
+              <w:spacing w:after="20" w:before="20" w:line="240" w:lineRule="auto"/>
             </w:pPr>
             <w:r>
               <w:rPr>
+                <w:b w:val="0"/>
+                <w:i w:val="0"/>
                 <w:sz w:val="20"/>
               </w:rPr>
               <w:t>AI experiments and a brief process record</w:t>
@@ -1408,12 +2154,13 @@
         </w:tc>
         <w:tc>
           <w:tcPr>
-            <w:tcW w:w="2304" w:type="dxa"/>
+            <w:tcW w:type="dxa" w:w="2304"/>
+            <w:vAlign w:val="center"/>
             <w:tcBorders>
-              <w:top w:val="single" w:sz="4" w:space="0" w:color="D9D9D9"/>
-              <w:left w:val="single" w:sz="4" w:space="0" w:color="D9D9D9"/>
-              <w:bottom w:val="single" w:sz="4" w:space="0" w:color="D9D9D9"/>
-              <w:right w:val="single" w:sz="4" w:space="0" w:color="D9D9D9"/>
+              <w:top w:val="single" w:sz="4" w:color="D9D9D9"/>
+              <w:left w:val="single" w:sz="4" w:color="D9D9D9"/>
+              <w:bottom w:val="single" w:sz="4" w:color="D9D9D9"/>
+              <w:right w:val="single" w:sz="4" w:color="D9D9D9"/>
             </w:tcBorders>
             <w:tcMar>
               <w:top w:w="90" w:type="dxa"/>
@@ -1421,14 +2168,15 @@
               <w:bottom w:w="90" w:type="dxa"/>
               <w:right w:w="90" w:type="dxa"/>
             </w:tcMar>
-            <w:vAlign w:val="center"/>
           </w:tcPr>
           <w:p>
             <w:pPr>
-              <w:spacing w:before="20" w:after="20" w:line="240" w:lineRule="auto"/>
+              <w:spacing w:after="20" w:before="20" w:line="240" w:lineRule="auto"/>
             </w:pPr>
             <w:r>
               <w:rPr>
+                <w:b w:val="0"/>
+                <w:i w:val="0"/>
                 <w:sz w:val="20"/>
               </w:rPr>
               <w:t>About 2 hours</w:t>
@@ -1444,26 +2192,43 @@
     </w:p>
     <w:p>
       <w:r>
+        <w:rPr>
+          <w:b w:val="0"/>
+          <w:i w:val="0"/>
+        </w:rPr>
         <w:t>Come with material to work on: an article, an uncertain interpretation, a draft section, or a problem in your search. Much of the seminar will be practical, but the work depends on what you have read and prepared outside class.</w:t>
       </w:r>
     </w:p>
     <w:p>
       <w:r>
+        <w:rPr>
+          <w:b w:val="0"/>
+          <w:i w:val="0"/>
+        </w:rPr>
         <w:t xml:space="preserve">Keep a research record containing your question, search decisions, source notes, maps, drafts, feedback, and AI-use notes. The record should let you explain why the review changed. We will not require a particular commercial tool; </w:t>
       </w:r>
       <w:r>
         <w:rPr>
           <w:b/>
+          <w:i w:val="0"/>
           <w:highlight w:val="yellow"/>
         </w:rPr>
         <w:t>[TO CONFIRM]</w:t>
       </w:r>
       <w:r>
+        <w:rPr>
+          <w:b w:val="0"/>
+          <w:i w:val="0"/>
+        </w:rPr>
         <w:t xml:space="preserve"> the preferred document and reference-management arrangements.</w:t>
       </w:r>
     </w:p>
     <w:p>
       <w:r>
+        <w:rPr>
+          <w:b w:val="0"/>
+          <w:i w:val="0"/>
+        </w:rPr>
         <w:t>Fall break has no scheduled seminar or submission in the proposed plan. Start the Week 6 reflection before the break if useful, but plan to complete it after teaching resumes.</w:t>
       </w:r>
     </w:p>
@@ -1472,7 +2237,6 @@
         <w:pStyle w:val="Heading2"/>
       </w:pPr>
       <w:r>
-        <w:lastRenderedPageBreak/>
         <w:t>What You Should Expect from Me</w:t>
       </w:r>
     </w:p>
@@ -1481,6 +2245,10 @@
         <w:pStyle w:val="ListBullet"/>
       </w:pPr>
       <w:r>
+        <w:rPr>
+          <w:b w:val="0"/>
+          <w:i w:val="0"/>
+        </w:rPr>
         <w:t>I will make time to discuss your project and help you identify a workable scope.</w:t>
       </w:r>
     </w:p>
@@ -1489,6 +2257,10 @@
         <w:pStyle w:val="ListBullet"/>
       </w:pPr>
       <w:r>
+        <w:rPr>
+          <w:b w:val="0"/>
+          <w:i w:val="0"/>
+        </w:rPr>
         <w:t>I will give feedback on the development of your thinking, your use of evidence, and your revisions.</w:t>
       </w:r>
     </w:p>
@@ -1497,6 +2269,10 @@
         <w:pStyle w:val="ListBullet"/>
       </w:pPr>
       <w:r>
+        <w:rPr>
+          <w:b w:val="0"/>
+          <w:i w:val="0"/>
+        </w:rPr>
         <w:t>I will distinguish a defensible scholarly disagreement from an unsupported claim.</w:t>
       </w:r>
     </w:p>
@@ -1505,6 +2281,10 @@
         <w:pStyle w:val="ListBullet"/>
       </w:pPr>
       <w:r>
+        <w:rPr>
+          <w:b w:val="0"/>
+          <w:i w:val="0"/>
+        </w:rPr>
         <w:t>I will clarify assignments when a difficulty affects the class as a whole.</w:t>
       </w:r>
     </w:p>
@@ -1513,6 +2293,10 @@
         <w:pStyle w:val="ListBullet"/>
       </w:pPr>
       <w:r>
+        <w:rPr>
+          <w:b w:val="0"/>
+          <w:i w:val="0"/>
+        </w:rPr>
         <w:t>I will treat patterns of difficulty as information about the teaching as well as the work.</w:t>
       </w:r>
     </w:p>
@@ -1520,20 +2304,30 @@
       <w:r>
         <w:rPr>
           <w:b/>
+          <w:i w:val="0"/>
         </w:rPr>
         <w:t>Proposed feedback arrangements:</w:t>
       </w:r>
       <w:r>
+        <w:rPr>
+          <w:b w:val="0"/>
+          <w:i w:val="0"/>
+        </w:rPr>
         <w:t xml:space="preserve"> email responses within two working days and feedback on staged submissions within one week. </w:t>
       </w:r>
       <w:r>
         <w:rPr>
           <w:b/>
+          <w:i w:val="0"/>
           <w:highlight w:val="yellow"/>
         </w:rPr>
         <w:t>[TO CONFIRM]</w:t>
       </w:r>
       <w:r>
+        <w:rPr>
+          <w:b w:val="0"/>
+          <w:i w:val="0"/>
+        </w:rPr>
         <w:t xml:space="preserve"> Response times and feedback capacity. Plan substantive instructor feedback after the conceptual map and after the structured draft; use peer workshops to support revision between these points.</w:t>
       </w:r>
     </w:p>
@@ -1547,15 +2341,19 @@
     </w:p>
     <w:p>
       <w:r>
+        <w:rPr>
+          <w:b w:val="0"/>
+          <w:i w:val="0"/>
+        </w:rPr>
         <w:t>The starting assessment structure retains the six staged tasks and final review from the previous 590 course.</w:t>
       </w:r>
     </w:p>
     <w:tbl>
       <w:tblPr>
-        <w:tblW w:w="0" w:type="auto"/>
+        <w:tblW w:type="auto" w:w="0"/>
         <w:jc w:val="center"/>
         <w:tblLayout w:type="fixed"/>
-        <w:tblLook w:val="04A0" w:firstRow="1" w:lastRow="0" w:firstColumn="1" w:lastColumn="0" w:noHBand="0" w:noVBand="1"/>
+        <w:tblLook w:firstColumn="1" w:firstRow="1" w:lastColumn="0" w:lastRow="0" w:noHBand="0" w:noVBand="1" w:val="04A0"/>
       </w:tblPr>
       <w:tblGrid>
         <w:gridCol w:w="5112"/>
@@ -1564,35 +2362,35 @@
       </w:tblGrid>
       <w:tr>
         <w:trPr>
+          <w:tblHeader/>
           <w:cantSplit/>
-          <w:tblHeader/>
-          <w:jc w:val="center"/>
         </w:trPr>
         <w:tc>
           <w:tcPr>
-            <w:tcW w:w="5112" w:type="dxa"/>
+            <w:tcW w:type="dxa" w:w="5112"/>
+            <w:vAlign w:val="center"/>
             <w:tcBorders>
-              <w:top w:val="single" w:sz="4" w:space="0" w:color="D9D9D9"/>
-              <w:left w:val="single" w:sz="4" w:space="0" w:color="D9D9D9"/>
-              <w:bottom w:val="single" w:sz="4" w:space="0" w:color="D9D9D9"/>
-              <w:right w:val="single" w:sz="4" w:space="0" w:color="D9D9D9"/>
+              <w:top w:val="single" w:sz="4" w:color="D9D9D9"/>
+              <w:left w:val="single" w:sz="4" w:color="D9D9D9"/>
+              <w:bottom w:val="single" w:sz="4" w:color="D9D9D9"/>
+              <w:right w:val="single" w:sz="4" w:color="D9D9D9"/>
             </w:tcBorders>
-            <w:shd w:val="clear" w:color="auto" w:fill="E8ECF0"/>
             <w:tcMar>
               <w:top w:w="90" w:type="dxa"/>
               <w:left w:w="90" w:type="dxa"/>
               <w:bottom w:w="90" w:type="dxa"/>
               <w:right w:w="90" w:type="dxa"/>
             </w:tcMar>
-            <w:vAlign w:val="center"/>
+            <w:shd w:fill="E8ECF0"/>
           </w:tcPr>
           <w:p>
             <w:pPr>
-              <w:spacing w:before="20" w:after="20" w:line="240" w:lineRule="auto"/>
+              <w:spacing w:after="20" w:before="20" w:line="240" w:lineRule="auto"/>
             </w:pPr>
             <w:r>
               <w:rPr>
                 <w:b/>
+                <w:i w:val="0"/>
                 <w:sz w:val="20"/>
               </w:rPr>
               <w:t>Component</w:t>
@@ -1601,29 +2399,30 @@
         </w:tc>
         <w:tc>
           <w:tcPr>
-            <w:tcW w:w="936" w:type="dxa"/>
+            <w:tcW w:type="dxa" w:w="936"/>
+            <w:vAlign w:val="center"/>
             <w:tcBorders>
-              <w:top w:val="single" w:sz="4" w:space="0" w:color="D9D9D9"/>
-              <w:left w:val="single" w:sz="4" w:space="0" w:color="D9D9D9"/>
-              <w:bottom w:val="single" w:sz="4" w:space="0" w:color="D9D9D9"/>
-              <w:right w:val="single" w:sz="4" w:space="0" w:color="D9D9D9"/>
+              <w:top w:val="single" w:sz="4" w:color="D9D9D9"/>
+              <w:left w:val="single" w:sz="4" w:color="D9D9D9"/>
+              <w:bottom w:val="single" w:sz="4" w:color="D9D9D9"/>
+              <w:right w:val="single" w:sz="4" w:color="D9D9D9"/>
             </w:tcBorders>
-            <w:shd w:val="clear" w:color="auto" w:fill="E8ECF0"/>
             <w:tcMar>
               <w:top w:w="90" w:type="dxa"/>
               <w:left w:w="90" w:type="dxa"/>
               <w:bottom w:w="90" w:type="dxa"/>
               <w:right w:w="90" w:type="dxa"/>
             </w:tcMar>
-            <w:vAlign w:val="center"/>
+            <w:shd w:fill="E8ECF0"/>
           </w:tcPr>
           <w:p>
             <w:pPr>
-              <w:spacing w:before="20" w:after="20" w:line="240" w:lineRule="auto"/>
+              <w:spacing w:after="20" w:before="20" w:line="240" w:lineRule="auto"/>
             </w:pPr>
             <w:r>
               <w:rPr>
                 <w:b/>
+                <w:i w:val="0"/>
                 <w:sz w:val="20"/>
               </w:rPr>
               <w:t>Weight</w:t>
@@ -1632,29 +2431,30 @@
         </w:tc>
         <w:tc>
           <w:tcPr>
-            <w:tcW w:w="3312" w:type="dxa"/>
+            <w:tcW w:type="dxa" w:w="3312"/>
+            <w:vAlign w:val="center"/>
             <w:tcBorders>
-              <w:top w:val="single" w:sz="4" w:space="0" w:color="D9D9D9"/>
-              <w:left w:val="single" w:sz="4" w:space="0" w:color="D9D9D9"/>
-              <w:bottom w:val="single" w:sz="4" w:space="0" w:color="D9D9D9"/>
-              <w:right w:val="single" w:sz="4" w:space="0" w:color="D9D9D9"/>
+              <w:top w:val="single" w:sz="4" w:color="D9D9D9"/>
+              <w:left w:val="single" w:sz="4" w:color="D9D9D9"/>
+              <w:bottom w:val="single" w:sz="4" w:color="D9D9D9"/>
+              <w:right w:val="single" w:sz="4" w:color="D9D9D9"/>
             </w:tcBorders>
-            <w:shd w:val="clear" w:color="auto" w:fill="E8ECF0"/>
             <w:tcMar>
               <w:top w:w="90" w:type="dxa"/>
               <w:left w:w="90" w:type="dxa"/>
               <w:bottom w:w="90" w:type="dxa"/>
               <w:right w:w="90" w:type="dxa"/>
             </w:tcMar>
-            <w:vAlign w:val="center"/>
+            <w:shd w:fill="E8ECF0"/>
           </w:tcPr>
           <w:p>
             <w:pPr>
-              <w:spacing w:before="20" w:after="20" w:line="240" w:lineRule="auto"/>
+              <w:spacing w:after="20" w:before="20" w:line="240" w:lineRule="auto"/>
             </w:pPr>
             <w:r>
               <w:rPr>
                 <w:b/>
+                <w:i w:val="0"/>
                 <w:sz w:val="20"/>
               </w:rPr>
               <w:t>Proposed due date</w:t>
@@ -1665,16 +2465,16 @@
       <w:tr>
         <w:trPr>
           <w:cantSplit/>
-          <w:jc w:val="center"/>
         </w:trPr>
         <w:tc>
           <w:tcPr>
-            <w:tcW w:w="5112" w:type="dxa"/>
+            <w:tcW w:type="dxa" w:w="5112"/>
+            <w:vAlign w:val="center"/>
             <w:tcBorders>
-              <w:top w:val="single" w:sz="4" w:space="0" w:color="D9D9D9"/>
-              <w:left w:val="single" w:sz="4" w:space="0" w:color="D9D9D9"/>
-              <w:bottom w:val="single" w:sz="4" w:space="0" w:color="D9D9D9"/>
-              <w:right w:val="single" w:sz="4" w:space="0" w:color="D9D9D9"/>
+              <w:top w:val="single" w:sz="4" w:color="D9D9D9"/>
+              <w:left w:val="single" w:sz="4" w:color="D9D9D9"/>
+              <w:bottom w:val="single" w:sz="4" w:color="D9D9D9"/>
+              <w:right w:val="single" w:sz="4" w:color="D9D9D9"/>
             </w:tcBorders>
             <w:tcMar>
               <w:top w:w="90" w:type="dxa"/>
@@ -1682,14 +2482,15 @@
               <w:bottom w:w="90" w:type="dxa"/>
               <w:right w:w="90" w:type="dxa"/>
             </w:tcMar>
-            <w:vAlign w:val="center"/>
           </w:tcPr>
           <w:p>
             <w:pPr>
-              <w:spacing w:before="20" w:after="20" w:line="240" w:lineRule="auto"/>
+              <w:spacing w:after="20" w:before="20" w:line="240" w:lineRule="auto"/>
             </w:pPr>
             <w:r>
               <w:rPr>
+                <w:b w:val="0"/>
+                <w:i w:val="0"/>
                 <w:sz w:val="20"/>
               </w:rPr>
               <w:t>1 Research topic and question</w:t>
@@ -1698,12 +2499,13 @@
         </w:tc>
         <w:tc>
           <w:tcPr>
-            <w:tcW w:w="936" w:type="dxa"/>
+            <w:tcW w:type="dxa" w:w="936"/>
+            <w:vAlign w:val="center"/>
             <w:tcBorders>
-              <w:top w:val="single" w:sz="4" w:space="0" w:color="D9D9D9"/>
-              <w:left w:val="single" w:sz="4" w:space="0" w:color="D9D9D9"/>
-              <w:bottom w:val="single" w:sz="4" w:space="0" w:color="D9D9D9"/>
-              <w:right w:val="single" w:sz="4" w:space="0" w:color="D9D9D9"/>
+              <w:top w:val="single" w:sz="4" w:color="D9D9D9"/>
+              <w:left w:val="single" w:sz="4" w:color="D9D9D9"/>
+              <w:bottom w:val="single" w:sz="4" w:color="D9D9D9"/>
+              <w:right w:val="single" w:sz="4" w:color="D9D9D9"/>
             </w:tcBorders>
             <w:tcMar>
               <w:top w:w="90" w:type="dxa"/>
@@ -1711,14 +2513,15 @@
               <w:bottom w:w="90" w:type="dxa"/>
               <w:right w:w="90" w:type="dxa"/>
             </w:tcMar>
-            <w:vAlign w:val="center"/>
           </w:tcPr>
           <w:p>
             <w:pPr>
-              <w:spacing w:before="20" w:after="20" w:line="240" w:lineRule="auto"/>
+              <w:spacing w:after="20" w:before="20" w:line="240" w:lineRule="auto"/>
             </w:pPr>
             <w:r>
               <w:rPr>
+                <w:b w:val="0"/>
+                <w:i w:val="0"/>
                 <w:sz w:val="20"/>
               </w:rPr>
               <w:t>10%</w:t>
@@ -1727,12 +2530,13 @@
         </w:tc>
         <w:tc>
           <w:tcPr>
-            <w:tcW w:w="3312" w:type="dxa"/>
+            <w:tcW w:type="dxa" w:w="3312"/>
+            <w:vAlign w:val="center"/>
             <w:tcBorders>
-              <w:top w:val="single" w:sz="4" w:space="0" w:color="D9D9D9"/>
-              <w:left w:val="single" w:sz="4" w:space="0" w:color="D9D9D9"/>
-              <w:bottom w:val="single" w:sz="4" w:space="0" w:color="D9D9D9"/>
-              <w:right w:val="single" w:sz="4" w:space="0" w:color="D9D9D9"/>
+              <w:top w:val="single" w:sz="4" w:color="D9D9D9"/>
+              <w:left w:val="single" w:sz="4" w:color="D9D9D9"/>
+              <w:bottom w:val="single" w:sz="4" w:color="D9D9D9"/>
+              <w:right w:val="single" w:sz="4" w:color="D9D9D9"/>
             </w:tcBorders>
             <w:tcMar>
               <w:top w:w="90" w:type="dxa"/>
@@ -1740,14 +2544,15 @@
               <w:bottom w:w="90" w:type="dxa"/>
               <w:right w:w="90" w:type="dxa"/>
             </w:tcMar>
-            <w:vAlign w:val="center"/>
           </w:tcPr>
           <w:p>
             <w:pPr>
-              <w:spacing w:before="20" w:after="20" w:line="240" w:lineRule="auto"/>
+              <w:spacing w:after="20" w:before="20" w:line="240" w:lineRule="auto"/>
             </w:pPr>
             <w:r>
               <w:rPr>
+                <w:b w:val="0"/>
+                <w:i w:val="0"/>
                 <w:sz w:val="20"/>
               </w:rPr>
               <w:t>Friday 23 October</w:t>
@@ -1758,16 +2563,16 @@
       <w:tr>
         <w:trPr>
           <w:cantSplit/>
-          <w:jc w:val="center"/>
         </w:trPr>
         <w:tc>
           <w:tcPr>
-            <w:tcW w:w="5112" w:type="dxa"/>
+            <w:tcW w:type="dxa" w:w="5112"/>
+            <w:vAlign w:val="center"/>
             <w:tcBorders>
-              <w:top w:val="single" w:sz="4" w:space="0" w:color="D9D9D9"/>
-              <w:left w:val="single" w:sz="4" w:space="0" w:color="D9D9D9"/>
-              <w:bottom w:val="single" w:sz="4" w:space="0" w:color="D9D9D9"/>
-              <w:right w:val="single" w:sz="4" w:space="0" w:color="D9D9D9"/>
+              <w:top w:val="single" w:sz="4" w:color="D9D9D9"/>
+              <w:left w:val="single" w:sz="4" w:color="D9D9D9"/>
+              <w:bottom w:val="single" w:sz="4" w:color="D9D9D9"/>
+              <w:right w:val="single" w:sz="4" w:color="D9D9D9"/>
             </w:tcBorders>
             <w:tcMar>
               <w:top w:w="90" w:type="dxa"/>
@@ -1775,14 +2580,15 @@
               <w:bottom w:w="90" w:type="dxa"/>
               <w:right w:w="90" w:type="dxa"/>
             </w:tcMar>
-            <w:vAlign w:val="center"/>
           </w:tcPr>
           <w:p>
             <w:pPr>
-              <w:spacing w:before="20" w:after="20" w:line="240" w:lineRule="auto"/>
+              <w:spacing w:after="20" w:before="20" w:line="240" w:lineRule="auto"/>
             </w:pPr>
             <w:r>
               <w:rPr>
+                <w:b w:val="0"/>
+                <w:i w:val="0"/>
                 <w:sz w:val="20"/>
               </w:rPr>
               <w:t>2 Review design method and scope</w:t>
@@ -1791,12 +2597,13 @@
         </w:tc>
         <w:tc>
           <w:tcPr>
-            <w:tcW w:w="936" w:type="dxa"/>
+            <w:tcW w:type="dxa" w:w="936"/>
+            <w:vAlign w:val="center"/>
             <w:tcBorders>
-              <w:top w:val="single" w:sz="4" w:space="0" w:color="D9D9D9"/>
-              <w:left w:val="single" w:sz="4" w:space="0" w:color="D9D9D9"/>
-              <w:bottom w:val="single" w:sz="4" w:space="0" w:color="D9D9D9"/>
-              <w:right w:val="single" w:sz="4" w:space="0" w:color="D9D9D9"/>
+              <w:top w:val="single" w:sz="4" w:color="D9D9D9"/>
+              <w:left w:val="single" w:sz="4" w:color="D9D9D9"/>
+              <w:bottom w:val="single" w:sz="4" w:color="D9D9D9"/>
+              <w:right w:val="single" w:sz="4" w:color="D9D9D9"/>
             </w:tcBorders>
             <w:tcMar>
               <w:top w:w="90" w:type="dxa"/>
@@ -1804,14 +2611,15 @@
               <w:bottom w:w="90" w:type="dxa"/>
               <w:right w:w="90" w:type="dxa"/>
             </w:tcMar>
-            <w:vAlign w:val="center"/>
           </w:tcPr>
           <w:p>
             <w:pPr>
-              <w:spacing w:before="20" w:after="20" w:line="240" w:lineRule="auto"/>
+              <w:spacing w:after="20" w:before="20" w:line="240" w:lineRule="auto"/>
             </w:pPr>
             <w:r>
               <w:rPr>
+                <w:b w:val="0"/>
+                <w:i w:val="0"/>
                 <w:sz w:val="20"/>
               </w:rPr>
               <w:t>10%</w:t>
@@ -1820,12 +2628,13 @@
         </w:tc>
         <w:tc>
           <w:tcPr>
-            <w:tcW w:w="3312" w:type="dxa"/>
+            <w:tcW w:type="dxa" w:w="3312"/>
+            <w:vAlign w:val="center"/>
             <w:tcBorders>
-              <w:top w:val="single" w:sz="4" w:space="0" w:color="D9D9D9"/>
-              <w:left w:val="single" w:sz="4" w:space="0" w:color="D9D9D9"/>
-              <w:bottom w:val="single" w:sz="4" w:space="0" w:color="D9D9D9"/>
-              <w:right w:val="single" w:sz="4" w:space="0" w:color="D9D9D9"/>
+              <w:top w:val="single" w:sz="4" w:color="D9D9D9"/>
+              <w:left w:val="single" w:sz="4" w:color="D9D9D9"/>
+              <w:bottom w:val="single" w:sz="4" w:color="D9D9D9"/>
+              <w:right w:val="single" w:sz="4" w:color="D9D9D9"/>
             </w:tcBorders>
             <w:tcMar>
               <w:top w:w="90" w:type="dxa"/>
@@ -1833,14 +2642,15 @@
               <w:bottom w:w="90" w:type="dxa"/>
               <w:right w:w="90" w:type="dxa"/>
             </w:tcMar>
-            <w:vAlign w:val="center"/>
           </w:tcPr>
           <w:p>
             <w:pPr>
-              <w:spacing w:before="20" w:after="20" w:line="240" w:lineRule="auto"/>
+              <w:spacing w:after="20" w:before="20" w:line="240" w:lineRule="auto"/>
             </w:pPr>
             <w:r>
               <w:rPr>
+                <w:b w:val="0"/>
+                <w:i w:val="0"/>
                 <w:sz w:val="20"/>
               </w:rPr>
               <w:t>Friday 30 October</w:t>
@@ -1851,16 +2661,16 @@
       <w:tr>
         <w:trPr>
           <w:cantSplit/>
-          <w:jc w:val="center"/>
         </w:trPr>
         <w:tc>
           <w:tcPr>
-            <w:tcW w:w="5112" w:type="dxa"/>
+            <w:tcW w:type="dxa" w:w="5112"/>
+            <w:vAlign w:val="center"/>
             <w:tcBorders>
-              <w:top w:val="single" w:sz="4" w:space="0" w:color="D9D9D9"/>
-              <w:left w:val="single" w:sz="4" w:space="0" w:color="D9D9D9"/>
-              <w:bottom w:val="single" w:sz="4" w:space="0" w:color="D9D9D9"/>
-              <w:right w:val="single" w:sz="4" w:space="0" w:color="D9D9D9"/>
+              <w:top w:val="single" w:sz="4" w:color="D9D9D9"/>
+              <w:left w:val="single" w:sz="4" w:color="D9D9D9"/>
+              <w:bottom w:val="single" w:sz="4" w:color="D9D9D9"/>
+              <w:right w:val="single" w:sz="4" w:color="D9D9D9"/>
             </w:tcBorders>
             <w:tcMar>
               <w:top w:w="90" w:type="dxa"/>
@@ -1868,14 +2678,15 @@
               <w:bottom w:w="90" w:type="dxa"/>
               <w:right w:w="90" w:type="dxa"/>
             </w:tcMar>
-            <w:vAlign w:val="center"/>
           </w:tcPr>
           <w:p>
             <w:pPr>
-              <w:spacing w:before="20" w:after="20" w:line="240" w:lineRule="auto"/>
+              <w:spacing w:after="20" w:before="20" w:line="240" w:lineRule="auto"/>
             </w:pPr>
             <w:r>
               <w:rPr>
+                <w:b w:val="0"/>
+                <w:i w:val="0"/>
                 <w:sz w:val="20"/>
               </w:rPr>
               <w:t>3 Conceptual map of the literature</w:t>
@@ -1884,12 +2695,13 @@
         </w:tc>
         <w:tc>
           <w:tcPr>
-            <w:tcW w:w="936" w:type="dxa"/>
+            <w:tcW w:type="dxa" w:w="936"/>
+            <w:vAlign w:val="center"/>
             <w:tcBorders>
-              <w:top w:val="single" w:sz="4" w:space="0" w:color="D9D9D9"/>
-              <w:left w:val="single" w:sz="4" w:space="0" w:color="D9D9D9"/>
-              <w:bottom w:val="single" w:sz="4" w:space="0" w:color="D9D9D9"/>
-              <w:right w:val="single" w:sz="4" w:space="0" w:color="D9D9D9"/>
+              <w:top w:val="single" w:sz="4" w:color="D9D9D9"/>
+              <w:left w:val="single" w:sz="4" w:color="D9D9D9"/>
+              <w:bottom w:val="single" w:sz="4" w:color="D9D9D9"/>
+              <w:right w:val="single" w:sz="4" w:color="D9D9D9"/>
             </w:tcBorders>
             <w:tcMar>
               <w:top w:w="90" w:type="dxa"/>
@@ -1897,14 +2709,15 @@
               <w:bottom w:w="90" w:type="dxa"/>
               <w:right w:w="90" w:type="dxa"/>
             </w:tcMar>
-            <w:vAlign w:val="center"/>
           </w:tcPr>
           <w:p>
             <w:pPr>
-              <w:spacing w:before="20" w:after="20" w:line="240" w:lineRule="auto"/>
+              <w:spacing w:after="20" w:before="20" w:line="240" w:lineRule="auto"/>
             </w:pPr>
             <w:r>
               <w:rPr>
+                <w:b w:val="0"/>
+                <w:i w:val="0"/>
                 <w:sz w:val="20"/>
               </w:rPr>
               <w:t>10%</w:t>
@@ -1913,12 +2726,13 @@
         </w:tc>
         <w:tc>
           <w:tcPr>
-            <w:tcW w:w="3312" w:type="dxa"/>
+            <w:tcW w:type="dxa" w:w="3312"/>
+            <w:vAlign w:val="center"/>
             <w:tcBorders>
-              <w:top w:val="single" w:sz="4" w:space="0" w:color="D9D9D9"/>
-              <w:left w:val="single" w:sz="4" w:space="0" w:color="D9D9D9"/>
-              <w:bottom w:val="single" w:sz="4" w:space="0" w:color="D9D9D9"/>
-              <w:right w:val="single" w:sz="4" w:space="0" w:color="D9D9D9"/>
+              <w:top w:val="single" w:sz="4" w:color="D9D9D9"/>
+              <w:left w:val="single" w:sz="4" w:color="D9D9D9"/>
+              <w:bottom w:val="single" w:sz="4" w:color="D9D9D9"/>
+              <w:right w:val="single" w:sz="4" w:color="D9D9D9"/>
             </w:tcBorders>
             <w:tcMar>
               <w:top w:w="90" w:type="dxa"/>
@@ -1926,14 +2740,15 @@
               <w:bottom w:w="90" w:type="dxa"/>
               <w:right w:w="90" w:type="dxa"/>
             </w:tcMar>
-            <w:vAlign w:val="center"/>
           </w:tcPr>
           <w:p>
             <w:pPr>
-              <w:spacing w:before="20" w:after="20" w:line="240" w:lineRule="auto"/>
+              <w:spacing w:after="20" w:before="20" w:line="240" w:lineRule="auto"/>
             </w:pPr>
             <w:r>
               <w:rPr>
+                <w:b w:val="0"/>
+                <w:i w:val="0"/>
                 <w:sz w:val="20"/>
               </w:rPr>
               <w:t>Friday 6 November</w:t>
@@ -1944,16 +2759,16 @@
       <w:tr>
         <w:trPr>
           <w:cantSplit/>
-          <w:jc w:val="center"/>
         </w:trPr>
         <w:tc>
           <w:tcPr>
-            <w:tcW w:w="5112" w:type="dxa"/>
+            <w:tcW w:type="dxa" w:w="5112"/>
+            <w:vAlign w:val="center"/>
             <w:tcBorders>
-              <w:top w:val="single" w:sz="4" w:space="0" w:color="D9D9D9"/>
-              <w:left w:val="single" w:sz="4" w:space="0" w:color="D9D9D9"/>
-              <w:bottom w:val="single" w:sz="4" w:space="0" w:color="D9D9D9"/>
-              <w:right w:val="single" w:sz="4" w:space="0" w:color="D9D9D9"/>
+              <w:top w:val="single" w:sz="4" w:color="D9D9D9"/>
+              <w:left w:val="single" w:sz="4" w:color="D9D9D9"/>
+              <w:bottom w:val="single" w:sz="4" w:color="D9D9D9"/>
+              <w:right w:val="single" w:sz="4" w:color="D9D9D9"/>
             </w:tcBorders>
             <w:tcMar>
               <w:top w:w="90" w:type="dxa"/>
@@ -1961,14 +2776,15 @@
               <w:bottom w:w="90" w:type="dxa"/>
               <w:right w:w="90" w:type="dxa"/>
             </w:tcMar>
-            <w:vAlign w:val="center"/>
           </w:tcPr>
           <w:p>
             <w:pPr>
-              <w:spacing w:before="20" w:after="20" w:line="240" w:lineRule="auto"/>
+              <w:spacing w:after="20" w:before="20" w:line="240" w:lineRule="auto"/>
             </w:pPr>
             <w:r>
               <w:rPr>
+                <w:b w:val="0"/>
+                <w:i w:val="0"/>
                 <w:sz w:val="20"/>
               </w:rPr>
               <w:t>4 Literature review writing sample</w:t>
@@ -1977,12 +2793,13 @@
         </w:tc>
         <w:tc>
           <w:tcPr>
-            <w:tcW w:w="936" w:type="dxa"/>
+            <w:tcW w:type="dxa" w:w="936"/>
+            <w:vAlign w:val="center"/>
             <w:tcBorders>
-              <w:top w:val="single" w:sz="4" w:space="0" w:color="D9D9D9"/>
-              <w:left w:val="single" w:sz="4" w:space="0" w:color="D9D9D9"/>
-              <w:bottom w:val="single" w:sz="4" w:space="0" w:color="D9D9D9"/>
-              <w:right w:val="single" w:sz="4" w:space="0" w:color="D9D9D9"/>
+              <w:top w:val="single" w:sz="4" w:color="D9D9D9"/>
+              <w:left w:val="single" w:sz="4" w:color="D9D9D9"/>
+              <w:bottom w:val="single" w:sz="4" w:color="D9D9D9"/>
+              <w:right w:val="single" w:sz="4" w:color="D9D9D9"/>
             </w:tcBorders>
             <w:tcMar>
               <w:top w:w="90" w:type="dxa"/>
@@ -1990,14 +2807,15 @@
               <w:bottom w:w="90" w:type="dxa"/>
               <w:right w:w="90" w:type="dxa"/>
             </w:tcMar>
-            <w:vAlign w:val="center"/>
           </w:tcPr>
           <w:p>
             <w:pPr>
-              <w:spacing w:before="20" w:after="20" w:line="240" w:lineRule="auto"/>
+              <w:spacing w:after="20" w:before="20" w:line="240" w:lineRule="auto"/>
             </w:pPr>
             <w:r>
               <w:rPr>
+                <w:b w:val="0"/>
+                <w:i w:val="0"/>
                 <w:sz w:val="20"/>
               </w:rPr>
               <w:t>10%</w:t>
@@ -2006,12 +2824,13 @@
         </w:tc>
         <w:tc>
           <w:tcPr>
-            <w:tcW w:w="3312" w:type="dxa"/>
+            <w:tcW w:type="dxa" w:w="3312"/>
+            <w:vAlign w:val="center"/>
             <w:tcBorders>
-              <w:top w:val="single" w:sz="4" w:space="0" w:color="D9D9D9"/>
-              <w:left w:val="single" w:sz="4" w:space="0" w:color="D9D9D9"/>
-              <w:bottom w:val="single" w:sz="4" w:space="0" w:color="D9D9D9"/>
-              <w:right w:val="single" w:sz="4" w:space="0" w:color="D9D9D9"/>
+              <w:top w:val="single" w:sz="4" w:color="D9D9D9"/>
+              <w:left w:val="single" w:sz="4" w:color="D9D9D9"/>
+              <w:bottom w:val="single" w:sz="4" w:color="D9D9D9"/>
+              <w:right w:val="single" w:sz="4" w:color="D9D9D9"/>
             </w:tcBorders>
             <w:tcMar>
               <w:top w:w="90" w:type="dxa"/>
@@ -2019,14 +2838,15 @@
               <w:bottom w:w="90" w:type="dxa"/>
               <w:right w:w="90" w:type="dxa"/>
             </w:tcMar>
-            <w:vAlign w:val="center"/>
           </w:tcPr>
           <w:p>
             <w:pPr>
-              <w:spacing w:before="20" w:after="20" w:line="240" w:lineRule="auto"/>
+              <w:spacing w:after="20" w:before="20" w:line="240" w:lineRule="auto"/>
             </w:pPr>
             <w:r>
               <w:rPr>
+                <w:b w:val="0"/>
+                <w:i w:val="0"/>
                 <w:sz w:val="20"/>
               </w:rPr>
               <w:t>Friday 13 November</w:t>
@@ -2037,16 +2857,16 @@
       <w:tr>
         <w:trPr>
           <w:cantSplit/>
-          <w:jc w:val="center"/>
         </w:trPr>
         <w:tc>
           <w:tcPr>
-            <w:tcW w:w="5112" w:type="dxa"/>
+            <w:tcW w:type="dxa" w:w="5112"/>
+            <w:vAlign w:val="center"/>
             <w:tcBorders>
-              <w:top w:val="single" w:sz="4" w:space="0" w:color="D9D9D9"/>
-              <w:left w:val="single" w:sz="4" w:space="0" w:color="D9D9D9"/>
-              <w:bottom w:val="single" w:sz="4" w:space="0" w:color="D9D9D9"/>
-              <w:right w:val="single" w:sz="4" w:space="0" w:color="D9D9D9"/>
+              <w:top w:val="single" w:sz="4" w:color="D9D9D9"/>
+              <w:left w:val="single" w:sz="4" w:color="D9D9D9"/>
+              <w:bottom w:val="single" w:sz="4" w:color="D9D9D9"/>
+              <w:right w:val="single" w:sz="4" w:color="D9D9D9"/>
             </w:tcBorders>
             <w:tcMar>
               <w:top w:w="90" w:type="dxa"/>
@@ -2054,14 +2874,15 @@
               <w:bottom w:w="90" w:type="dxa"/>
               <w:right w:w="90" w:type="dxa"/>
             </w:tcMar>
-            <w:vAlign w:val="center"/>
           </w:tcPr>
           <w:p>
             <w:pPr>
-              <w:spacing w:before="20" w:after="20" w:line="240" w:lineRule="auto"/>
+              <w:spacing w:after="20" w:before="20" w:line="240" w:lineRule="auto"/>
             </w:pPr>
             <w:r>
               <w:rPr>
+                <w:b w:val="0"/>
+                <w:i w:val="0"/>
                 <w:sz w:val="20"/>
               </w:rPr>
               <w:t>5 Structured draft and signposting</w:t>
@@ -2070,12 +2891,13 @@
         </w:tc>
         <w:tc>
           <w:tcPr>
-            <w:tcW w:w="936" w:type="dxa"/>
+            <w:tcW w:type="dxa" w:w="936"/>
+            <w:vAlign w:val="center"/>
             <w:tcBorders>
-              <w:top w:val="single" w:sz="4" w:space="0" w:color="D9D9D9"/>
-              <w:left w:val="single" w:sz="4" w:space="0" w:color="D9D9D9"/>
-              <w:bottom w:val="single" w:sz="4" w:space="0" w:color="D9D9D9"/>
-              <w:right w:val="single" w:sz="4" w:space="0" w:color="D9D9D9"/>
+              <w:top w:val="single" w:sz="4" w:color="D9D9D9"/>
+              <w:left w:val="single" w:sz="4" w:color="D9D9D9"/>
+              <w:bottom w:val="single" w:sz="4" w:color="D9D9D9"/>
+              <w:right w:val="single" w:sz="4" w:color="D9D9D9"/>
             </w:tcBorders>
             <w:tcMar>
               <w:top w:w="90" w:type="dxa"/>
@@ -2083,14 +2905,15 @@
               <w:bottom w:w="90" w:type="dxa"/>
               <w:right w:w="90" w:type="dxa"/>
             </w:tcMar>
-            <w:vAlign w:val="center"/>
           </w:tcPr>
           <w:p>
             <w:pPr>
-              <w:spacing w:before="20" w:after="20" w:line="240" w:lineRule="auto"/>
+              <w:spacing w:after="20" w:before="20" w:line="240" w:lineRule="auto"/>
             </w:pPr>
             <w:r>
               <w:rPr>
+                <w:b w:val="0"/>
+                <w:i w:val="0"/>
                 <w:sz w:val="20"/>
               </w:rPr>
               <w:t>10%</w:t>
@@ -2099,12 +2922,13 @@
         </w:tc>
         <w:tc>
           <w:tcPr>
-            <w:tcW w:w="3312" w:type="dxa"/>
+            <w:tcW w:type="dxa" w:w="3312"/>
+            <w:vAlign w:val="center"/>
             <w:tcBorders>
-              <w:top w:val="single" w:sz="4" w:space="0" w:color="D9D9D9"/>
-              <w:left w:val="single" w:sz="4" w:space="0" w:color="D9D9D9"/>
-              <w:bottom w:val="single" w:sz="4" w:space="0" w:color="D9D9D9"/>
-              <w:right w:val="single" w:sz="4" w:space="0" w:color="D9D9D9"/>
+              <w:top w:val="single" w:sz="4" w:color="D9D9D9"/>
+              <w:left w:val="single" w:sz="4" w:color="D9D9D9"/>
+              <w:bottom w:val="single" w:sz="4" w:color="D9D9D9"/>
+              <w:right w:val="single" w:sz="4" w:color="D9D9D9"/>
             </w:tcBorders>
             <w:tcMar>
               <w:top w:w="90" w:type="dxa"/>
@@ -2112,14 +2936,15 @@
               <w:bottom w:w="90" w:type="dxa"/>
               <w:right w:w="90" w:type="dxa"/>
             </w:tcMar>
-            <w:vAlign w:val="center"/>
           </w:tcPr>
           <w:p>
             <w:pPr>
-              <w:spacing w:before="20" w:after="20" w:line="240" w:lineRule="auto"/>
+              <w:spacing w:after="20" w:before="20" w:line="240" w:lineRule="auto"/>
             </w:pPr>
             <w:r>
               <w:rPr>
+                <w:b w:val="0"/>
+                <w:i w:val="0"/>
                 <w:sz w:val="20"/>
               </w:rPr>
               <w:t>Friday 20 November</w:t>
@@ -2130,16 +2955,16 @@
       <w:tr>
         <w:trPr>
           <w:cantSplit/>
-          <w:jc w:val="center"/>
         </w:trPr>
         <w:tc>
           <w:tcPr>
-            <w:tcW w:w="5112" w:type="dxa"/>
+            <w:tcW w:type="dxa" w:w="5112"/>
+            <w:vAlign w:val="center"/>
             <w:tcBorders>
-              <w:top w:val="single" w:sz="4" w:space="0" w:color="D9D9D9"/>
-              <w:left w:val="single" w:sz="4" w:space="0" w:color="D9D9D9"/>
-              <w:bottom w:val="single" w:sz="4" w:space="0" w:color="D9D9D9"/>
-              <w:right w:val="single" w:sz="4" w:space="0" w:color="D9D9D9"/>
+              <w:top w:val="single" w:sz="4" w:color="D9D9D9"/>
+              <w:left w:val="single" w:sz="4" w:color="D9D9D9"/>
+              <w:bottom w:val="single" w:sz="4" w:color="D9D9D9"/>
+              <w:right w:val="single" w:sz="4" w:color="D9D9D9"/>
             </w:tcBorders>
             <w:tcMar>
               <w:top w:w="90" w:type="dxa"/>
@@ -2147,14 +2972,15 @@
               <w:bottom w:w="90" w:type="dxa"/>
               <w:right w:w="90" w:type="dxa"/>
             </w:tcMar>
-            <w:vAlign w:val="center"/>
           </w:tcPr>
           <w:p>
             <w:pPr>
-              <w:spacing w:before="20" w:after="20" w:line="240" w:lineRule="auto"/>
+              <w:spacing w:after="20" w:before="20" w:line="240" w:lineRule="auto"/>
             </w:pPr>
             <w:r>
               <w:rPr>
+                <w:b w:val="0"/>
+                <w:i w:val="0"/>
                 <w:sz w:val="20"/>
               </w:rPr>
               <w:t>6 AI-use statement and reflexive commentary</w:t>
@@ -2163,12 +2989,13 @@
         </w:tc>
         <w:tc>
           <w:tcPr>
-            <w:tcW w:w="936" w:type="dxa"/>
+            <w:tcW w:type="dxa" w:w="936"/>
+            <w:vAlign w:val="center"/>
             <w:tcBorders>
-              <w:top w:val="single" w:sz="4" w:space="0" w:color="D9D9D9"/>
-              <w:left w:val="single" w:sz="4" w:space="0" w:color="D9D9D9"/>
-              <w:bottom w:val="single" w:sz="4" w:space="0" w:color="D9D9D9"/>
-              <w:right w:val="single" w:sz="4" w:space="0" w:color="D9D9D9"/>
+              <w:top w:val="single" w:sz="4" w:color="D9D9D9"/>
+              <w:left w:val="single" w:sz="4" w:color="D9D9D9"/>
+              <w:bottom w:val="single" w:sz="4" w:color="D9D9D9"/>
+              <w:right w:val="single" w:sz="4" w:color="D9D9D9"/>
             </w:tcBorders>
             <w:tcMar>
               <w:top w:w="90" w:type="dxa"/>
@@ -2176,14 +3003,15 @@
               <w:bottom w:w="90" w:type="dxa"/>
               <w:right w:w="90" w:type="dxa"/>
             </w:tcMar>
-            <w:vAlign w:val="center"/>
           </w:tcPr>
           <w:p>
             <w:pPr>
-              <w:spacing w:before="20" w:after="20" w:line="240" w:lineRule="auto"/>
+              <w:spacing w:after="20" w:before="20" w:line="240" w:lineRule="auto"/>
             </w:pPr>
             <w:r>
               <w:rPr>
+                <w:b w:val="0"/>
+                <w:i w:val="0"/>
                 <w:sz w:val="20"/>
               </w:rPr>
               <w:t>10%</w:t>
@@ -2192,12 +3020,13 @@
         </w:tc>
         <w:tc>
           <w:tcPr>
-            <w:tcW w:w="3312" w:type="dxa"/>
+            <w:tcW w:type="dxa" w:w="3312"/>
+            <w:vAlign w:val="center"/>
             <w:tcBorders>
-              <w:top w:val="single" w:sz="4" w:space="0" w:color="D9D9D9"/>
-              <w:left w:val="single" w:sz="4" w:space="0" w:color="D9D9D9"/>
-              <w:bottom w:val="single" w:sz="4" w:space="0" w:color="D9D9D9"/>
-              <w:right w:val="single" w:sz="4" w:space="0" w:color="D9D9D9"/>
+              <w:top w:val="single" w:sz="4" w:color="D9D9D9"/>
+              <w:left w:val="single" w:sz="4" w:color="D9D9D9"/>
+              <w:bottom w:val="single" w:sz="4" w:color="D9D9D9"/>
+              <w:right w:val="single" w:sz="4" w:color="D9D9D9"/>
             </w:tcBorders>
             <w:tcMar>
               <w:top w:w="90" w:type="dxa"/>
@@ -2205,14 +3034,15 @@
               <w:bottom w:w="90" w:type="dxa"/>
               <w:right w:w="90" w:type="dxa"/>
             </w:tcMar>
-            <w:vAlign w:val="center"/>
           </w:tcPr>
           <w:p>
             <w:pPr>
-              <w:spacing w:before="20" w:after="20" w:line="240" w:lineRule="auto"/>
+              <w:spacing w:after="20" w:before="20" w:line="240" w:lineRule="auto"/>
             </w:pPr>
             <w:r>
               <w:rPr>
+                <w:b w:val="0"/>
+                <w:i w:val="0"/>
                 <w:sz w:val="20"/>
               </w:rPr>
               <w:t>Friday 4 December</w:t>
@@ -2223,16 +3053,16 @@
       <w:tr>
         <w:trPr>
           <w:cantSplit/>
-          <w:jc w:val="center"/>
         </w:trPr>
         <w:tc>
           <w:tcPr>
-            <w:tcW w:w="5112" w:type="dxa"/>
+            <w:tcW w:type="dxa" w:w="5112"/>
+            <w:vAlign w:val="center"/>
             <w:tcBorders>
-              <w:top w:val="single" w:sz="4" w:space="0" w:color="D9D9D9"/>
-              <w:left w:val="single" w:sz="4" w:space="0" w:color="D9D9D9"/>
-              <w:bottom w:val="single" w:sz="4" w:space="0" w:color="D9D9D9"/>
-              <w:right w:val="single" w:sz="4" w:space="0" w:color="D9D9D9"/>
+              <w:top w:val="single" w:sz="4" w:color="D9D9D9"/>
+              <w:left w:val="single" w:sz="4" w:color="D9D9D9"/>
+              <w:bottom w:val="single" w:sz="4" w:color="D9D9D9"/>
+              <w:right w:val="single" w:sz="4" w:color="D9D9D9"/>
             </w:tcBorders>
             <w:tcMar>
               <w:top w:w="90" w:type="dxa"/>
@@ -2240,14 +3070,15 @@
               <w:bottom w:w="90" w:type="dxa"/>
               <w:right w:w="90" w:type="dxa"/>
             </w:tcMar>
-            <w:vAlign w:val="center"/>
           </w:tcPr>
           <w:p>
             <w:pPr>
-              <w:spacing w:before="20" w:after="20" w:line="240" w:lineRule="auto"/>
+              <w:spacing w:after="20" w:before="20" w:line="240" w:lineRule="auto"/>
             </w:pPr>
             <w:r>
               <w:rPr>
+                <w:b w:val="0"/>
+                <w:i w:val="0"/>
                 <w:sz w:val="20"/>
               </w:rPr>
               <w:t>7 Final literature review</w:t>
@@ -2256,12 +3087,13 @@
         </w:tc>
         <w:tc>
           <w:tcPr>
-            <w:tcW w:w="936" w:type="dxa"/>
+            <w:tcW w:type="dxa" w:w="936"/>
+            <w:vAlign w:val="center"/>
             <w:tcBorders>
-              <w:top w:val="single" w:sz="4" w:space="0" w:color="D9D9D9"/>
-              <w:left w:val="single" w:sz="4" w:space="0" w:color="D9D9D9"/>
-              <w:bottom w:val="single" w:sz="4" w:space="0" w:color="D9D9D9"/>
-              <w:right w:val="single" w:sz="4" w:space="0" w:color="D9D9D9"/>
+              <w:top w:val="single" w:sz="4" w:color="D9D9D9"/>
+              <w:left w:val="single" w:sz="4" w:color="D9D9D9"/>
+              <w:bottom w:val="single" w:sz="4" w:color="D9D9D9"/>
+              <w:right w:val="single" w:sz="4" w:color="D9D9D9"/>
             </w:tcBorders>
             <w:tcMar>
               <w:top w:w="90" w:type="dxa"/>
@@ -2269,14 +3101,15 @@
               <w:bottom w:w="90" w:type="dxa"/>
               <w:right w:w="90" w:type="dxa"/>
             </w:tcMar>
-            <w:vAlign w:val="center"/>
           </w:tcPr>
           <w:p>
             <w:pPr>
-              <w:spacing w:before="20" w:after="20" w:line="240" w:lineRule="auto"/>
+              <w:spacing w:after="20" w:before="20" w:line="240" w:lineRule="auto"/>
             </w:pPr>
             <w:r>
               <w:rPr>
+                <w:b w:val="0"/>
+                <w:i w:val="0"/>
                 <w:sz w:val="20"/>
               </w:rPr>
               <w:t>40%</w:t>
@@ -2285,12 +3118,13 @@
         </w:tc>
         <w:tc>
           <w:tcPr>
-            <w:tcW w:w="3312" w:type="dxa"/>
+            <w:tcW w:type="dxa" w:w="3312"/>
+            <w:vAlign w:val="center"/>
             <w:tcBorders>
-              <w:top w:val="single" w:sz="4" w:space="0" w:color="D9D9D9"/>
-              <w:left w:val="single" w:sz="4" w:space="0" w:color="D9D9D9"/>
-              <w:bottom w:val="single" w:sz="4" w:space="0" w:color="D9D9D9"/>
-              <w:right w:val="single" w:sz="4" w:space="0" w:color="D9D9D9"/>
+              <w:top w:val="single" w:sz="4" w:color="D9D9D9"/>
+              <w:left w:val="single" w:sz="4" w:color="D9D9D9"/>
+              <w:bottom w:val="single" w:sz="4" w:color="D9D9D9"/>
+              <w:right w:val="single" w:sz="4" w:color="D9D9D9"/>
             </w:tcBorders>
             <w:tcMar>
               <w:top w:w="90" w:type="dxa"/>
@@ -2298,14 +3132,15 @@
               <w:bottom w:w="90" w:type="dxa"/>
               <w:right w:w="90" w:type="dxa"/>
             </w:tcMar>
-            <w:vAlign w:val="center"/>
           </w:tcPr>
           <w:p>
             <w:pPr>
-              <w:spacing w:before="20" w:after="20" w:line="240" w:lineRule="auto"/>
+              <w:spacing w:after="20" w:before="20" w:line="240" w:lineRule="auto"/>
             </w:pPr>
             <w:r>
               <w:rPr>
+                <w:b w:val="0"/>
+                <w:i w:val="0"/>
                 <w:sz w:val="20"/>
               </w:rPr>
               <w:t>Tuesday 15 December</w:t>
@@ -2316,16 +3151,16 @@
       <w:tr>
         <w:trPr>
           <w:cantSplit/>
-          <w:jc w:val="center"/>
         </w:trPr>
         <w:tc>
           <w:tcPr>
-            <w:tcW w:w="5112" w:type="dxa"/>
+            <w:tcW w:type="dxa" w:w="5112"/>
+            <w:vAlign w:val="center"/>
             <w:tcBorders>
-              <w:top w:val="single" w:sz="4" w:space="0" w:color="D9D9D9"/>
-              <w:left w:val="single" w:sz="4" w:space="0" w:color="D9D9D9"/>
-              <w:bottom w:val="single" w:sz="4" w:space="0" w:color="D9D9D9"/>
-              <w:right w:val="single" w:sz="4" w:space="0" w:color="D9D9D9"/>
+              <w:top w:val="single" w:sz="4" w:color="D9D9D9"/>
+              <w:left w:val="single" w:sz="4" w:color="D9D9D9"/>
+              <w:bottom w:val="single" w:sz="4" w:color="D9D9D9"/>
+              <w:right w:val="single" w:sz="4" w:color="D9D9D9"/>
             </w:tcBorders>
             <w:tcMar>
               <w:top w:w="90" w:type="dxa"/>
@@ -2333,15 +3168,15 @@
               <w:bottom w:w="90" w:type="dxa"/>
               <w:right w:w="90" w:type="dxa"/>
             </w:tcMar>
-            <w:vAlign w:val="center"/>
           </w:tcPr>
           <w:p>
             <w:pPr>
-              <w:spacing w:before="20" w:after="20" w:line="240" w:lineRule="auto"/>
+              <w:spacing w:after="20" w:before="20" w:line="240" w:lineRule="auto"/>
             </w:pPr>
             <w:r>
               <w:rPr>
                 <w:b/>
+                <w:i w:val="0"/>
                 <w:sz w:val="20"/>
               </w:rPr>
               <w:t>Total</w:t>
@@ -2350,12 +3185,13 @@
         </w:tc>
         <w:tc>
           <w:tcPr>
-            <w:tcW w:w="936" w:type="dxa"/>
+            <w:tcW w:type="dxa" w:w="936"/>
+            <w:vAlign w:val="center"/>
             <w:tcBorders>
-              <w:top w:val="single" w:sz="4" w:space="0" w:color="D9D9D9"/>
-              <w:left w:val="single" w:sz="4" w:space="0" w:color="D9D9D9"/>
-              <w:bottom w:val="single" w:sz="4" w:space="0" w:color="D9D9D9"/>
-              <w:right w:val="single" w:sz="4" w:space="0" w:color="D9D9D9"/>
+              <w:top w:val="single" w:sz="4" w:color="D9D9D9"/>
+              <w:left w:val="single" w:sz="4" w:color="D9D9D9"/>
+              <w:bottom w:val="single" w:sz="4" w:color="D9D9D9"/>
+              <w:right w:val="single" w:sz="4" w:color="D9D9D9"/>
             </w:tcBorders>
             <w:tcMar>
               <w:top w:w="90" w:type="dxa"/>
@@ -2363,15 +3199,15 @@
               <w:bottom w:w="90" w:type="dxa"/>
               <w:right w:w="90" w:type="dxa"/>
             </w:tcMar>
-            <w:vAlign w:val="center"/>
           </w:tcPr>
           <w:p>
             <w:pPr>
-              <w:spacing w:before="20" w:after="20" w:line="240" w:lineRule="auto"/>
+              <w:spacing w:after="20" w:before="20" w:line="240" w:lineRule="auto"/>
             </w:pPr>
             <w:r>
               <w:rPr>
                 <w:b/>
+                <w:i w:val="0"/>
                 <w:sz w:val="20"/>
               </w:rPr>
               <w:t>100%</w:t>
@@ -2380,12 +3216,13 @@
         </w:tc>
         <w:tc>
           <w:tcPr>
-            <w:tcW w:w="3312" w:type="dxa"/>
+            <w:tcW w:type="dxa" w:w="3312"/>
+            <w:vAlign w:val="center"/>
             <w:tcBorders>
-              <w:top w:val="single" w:sz="4" w:space="0" w:color="D9D9D9"/>
-              <w:left w:val="single" w:sz="4" w:space="0" w:color="D9D9D9"/>
-              <w:bottom w:val="single" w:sz="4" w:space="0" w:color="D9D9D9"/>
-              <w:right w:val="single" w:sz="4" w:space="0" w:color="D9D9D9"/>
+              <w:top w:val="single" w:sz="4" w:color="D9D9D9"/>
+              <w:left w:val="single" w:sz="4" w:color="D9D9D9"/>
+              <w:bottom w:val="single" w:sz="4" w:color="D9D9D9"/>
+              <w:right w:val="single" w:sz="4" w:color="D9D9D9"/>
             </w:tcBorders>
             <w:tcMar>
               <w:top w:w="90" w:type="dxa"/>
@@ -2393,11 +3230,10 @@
               <w:bottom w:w="90" w:type="dxa"/>
               <w:right w:w="90" w:type="dxa"/>
             </w:tcMar>
-            <w:vAlign w:val="center"/>
           </w:tcPr>
           <w:p>
             <w:pPr>
-              <w:spacing w:before="20" w:after="20" w:line="240" w:lineRule="auto"/>
+              <w:spacing w:after="20" w:before="20" w:line="240" w:lineRule="auto"/>
             </w:pPr>
           </w:p>
         </w:tc>
@@ -2410,19 +3246,25 @@
     </w:p>
     <w:p>
       <w:r>
+        <w:rPr>
+          <w:b w:val="0"/>
+          <w:i w:val="0"/>
+        </w:rPr>
         <w:t xml:space="preserve">All proposed submissions are due at </w:t>
       </w:r>
       <w:r>
         <w:rPr>
           <w:b/>
+          <w:i w:val="0"/>
         </w:rPr>
         <w:t>11:59 PM Central Time</w:t>
       </w:r>
       <w:r>
-        <w:t xml:space="preserve"> through Canvas. </w:t>
-      </w:r>
-      <w:r>
-        <w:t>The final literature review deadline is confirmed as Tuesday 15 December 2026 at 11:59 PM Central. Other dates remain planning recommendations.</w:t>
+        <w:rPr>
+          <w:b w:val="0"/>
+          <w:i w:val="0"/>
+        </w:rPr>
+        <w:t xml:space="preserve"> through Canvas. The final literature review deadline is confirmed as Tuesday 15 December 2026 at 11:59 PM Central. Other dates remain planning recommendations.</w:t>
       </w:r>
     </w:p>
     <w:p>
@@ -2435,6 +3277,10 @@
     </w:p>
     <w:p>
       <w:r>
+        <w:rPr>
+          <w:b w:val="0"/>
+          <w:i w:val="0"/>
+        </w:rPr>
         <w:t>Before or during the first seminar, write a short, ungraded account of your project:</w:t>
       </w:r>
     </w:p>
@@ -2443,6 +3289,10 @@
         <w:pStyle w:val="ListBullet"/>
       </w:pPr>
       <w:r>
+        <w:rPr>
+          <w:b w:val="0"/>
+          <w:i w:val="0"/>
+        </w:rPr>
         <w:t>What question do you want to investigate, and why does it matter?</w:t>
       </w:r>
     </w:p>
@@ -2451,6 +3301,10 @@
         <w:pStyle w:val="ListBullet"/>
       </w:pPr>
       <w:r>
+        <w:rPr>
+          <w:b w:val="0"/>
+          <w:i w:val="0"/>
+        </w:rPr>
         <w:t>What do you already know about the relevant literature?</w:t>
       </w:r>
     </w:p>
@@ -2459,6 +3313,10 @@
         <w:pStyle w:val="ListBullet"/>
       </w:pPr>
       <w:r>
+        <w:rPr>
+          <w:b w:val="0"/>
+          <w:i w:val="0"/>
+        </w:rPr>
         <w:t>What would change your current understanding?</w:t>
       </w:r>
     </w:p>
@@ -2467,12 +3325,19 @@
         <w:pStyle w:val="ListBullet"/>
       </w:pPr>
       <w:r>
-        <w:lastRenderedPageBreak/>
+        <w:rPr>
+          <w:b w:val="0"/>
+          <w:i w:val="0"/>
+        </w:rPr>
         <w:t>How have you used AI in research, and what are you uncertain about?</w:t>
       </w:r>
     </w:p>
     <w:p>
       <w:r>
+        <w:rPr>
+          <w:b w:val="0"/>
+          <w:i w:val="0"/>
+        </w:rPr>
         <w:t>This reflection establishes a starting point for comparison with your final work.</w:t>
       </w:r>
     </w:p>
@@ -2486,6 +3351,10 @@
     </w:p>
     <w:p>
       <w:r>
+        <w:rPr>
+          <w:b w:val="0"/>
+          <w:i w:val="0"/>
+        </w:rPr>
         <w:t>For each staged task:</w:t>
       </w:r>
     </w:p>
@@ -2494,6 +3363,10 @@
         <w:pStyle w:val="ListParagraph"/>
       </w:pPr>
       <w:r>
+        <w:rPr>
+          <w:b w:val="0"/>
+          <w:i w:val="0"/>
+        </w:rPr>
         <w:t>1. Read and annotate relevant course material and literature in your field.</w:t>
       </w:r>
     </w:p>
@@ -2502,6 +3375,10 @@
         <w:pStyle w:val="ListParagraph"/>
       </w:pPr>
       <w:r>
+        <w:rPr>
+          <w:b w:val="0"/>
+          <w:i w:val="0"/>
+        </w:rPr>
         <w:t>2. Try the week's method on your own project.</w:t>
       </w:r>
     </w:p>
@@ -2510,6 +3387,10 @@
         <w:pStyle w:val="ListParagraph"/>
       </w:pPr>
       <w:r>
+        <w:rPr>
+          <w:b w:val="0"/>
+          <w:i w:val="0"/>
+        </w:rPr>
         <w:t>3. Check sources and claims, including any suggested by AI.</w:t>
       </w:r>
     </w:p>
@@ -2518,6 +3399,10 @@
         <w:pStyle w:val="ListParagraph"/>
       </w:pPr>
       <w:r>
+        <w:rPr>
+          <w:b w:val="0"/>
+          <w:i w:val="0"/>
+        </w:rPr>
         <w:t>4. Bring a question, draft, or map to the workshop.</w:t>
       </w:r>
     </w:p>
@@ -2526,6 +3411,10 @@
         <w:pStyle w:val="ListParagraph"/>
       </w:pPr>
       <w:r>
+        <w:rPr>
+          <w:b w:val="0"/>
+          <w:i w:val="0"/>
+        </w:rPr>
         <w:t>5. Revise the relevant part of your review.</w:t>
       </w:r>
     </w:p>
@@ -2534,11 +3423,19 @@
         <w:pStyle w:val="ListParagraph"/>
       </w:pPr>
       <w:r>
+        <w:rPr>
+          <w:b w:val="0"/>
+          <w:i w:val="0"/>
+        </w:rPr>
         <w:t>6. Submit the task with a brief account of what changed and how AI contributed, if used.</w:t>
       </w:r>
     </w:p>
     <w:p>
       <w:r>
+        <w:rPr>
+          <w:b w:val="0"/>
+          <w:i w:val="0"/>
+        </w:rPr>
         <w:t>Self-reflection helps explain your decisions. It does not automatically determine your grade. The 479 self-grading scheme and separately weighted peer-commentary components have been replaced by 590's staged assignments.</w:t>
       </w:r>
     </w:p>
@@ -2552,16 +3449,25 @@
     </w:p>
     <w:p>
       <w:r>
+        <w:rPr>
+          <w:b w:val="0"/>
+          <w:i w:val="0"/>
+        </w:rPr>
         <w:t xml:space="preserve">State a provisional question and explain its significance, feasibility, and relationship to an initial set of sources. Identify what you would need to read or discover to refine it. </w:t>
       </w:r>
       <w:r>
         <w:rPr>
           <w:b/>
+          <w:i w:val="0"/>
           <w:highlight w:val="yellow"/>
         </w:rPr>
         <w:t>[TO CONFIRM]</w:t>
       </w:r>
       <w:r>
+        <w:rPr>
+          <w:b w:val="0"/>
+          <w:i w:val="0"/>
+        </w:rPr>
         <w:t xml:space="preserve"> Length and minimum source expectations.</w:t>
       </w:r>
     </w:p>
@@ -2575,6 +3481,10 @@
     </w:p>
     <w:p>
       <w:r>
+        <w:rPr>
+          <w:b w:val="0"/>
+          <w:i w:val="0"/>
+        </w:rPr>
         <w:t>Explain the review's purpose, audience, boundaries, search approach, selection criteria, and proposed organization. Distinguish an exploratory course review from any claim to have completed a systematic review. Include enough detail for a reader to understand how the collection was assembled.</w:t>
       </w:r>
     </w:p>
@@ -2588,6 +3498,10 @@
     </w:p>
     <w:p>
       <w:r>
+        <w:rPr>
+          <w:b w:val="0"/>
+          <w:i w:val="0"/>
+        </w:rPr>
         <w:t>Represent the main concepts, debates, approaches, or historical developments in your field. Link important relationships to sources and identify uncertainties or omissions. Accompany the map with a short explanation of how it affects your question and search.</w:t>
       </w:r>
     </w:p>
@@ -2601,16 +3515,25 @@
     </w:p>
     <w:p>
       <w:r>
+        <w:rPr>
+          <w:b w:val="0"/>
+          <w:i w:val="0"/>
+        </w:rPr>
         <w:t xml:space="preserve">Develop a section that synthesizes literature rather than describing articles one at a time. Compare scientific and humanities modes of framing or interpretation; explain which choices serve your question and audience. </w:t>
       </w:r>
       <w:r>
         <w:rPr>
           <w:b/>
+          <w:i w:val="0"/>
           <w:highlight w:val="yellow"/>
         </w:rPr>
         <w:t>[TO CONFIRM]</w:t>
       </w:r>
       <w:r>
+        <w:rPr>
+          <w:b w:val="0"/>
+          <w:i w:val="0"/>
+        </w:rPr>
         <w:t xml:space="preserve"> Whether students submit two short versions or one version with commentary.</w:t>
       </w:r>
     </w:p>
@@ -2624,6 +3547,10 @@
     </w:p>
     <w:p>
       <w:r>
+        <w:rPr>
+          <w:b w:val="0"/>
+          <w:i w:val="0"/>
+        </w:rPr>
         <w:t>Submit an outline and a developed draft section showing the review's organizing argument. Use headings, transitions, and metadiscourse to make relationships explicit. Explain one structural revision and how it improves the reader's understanding.</w:t>
       </w:r>
     </w:p>
@@ -2632,12 +3559,15 @@
         <w:pStyle w:val="Heading2"/>
       </w:pPr>
       <w:r>
-        <w:lastRenderedPageBreak/>
         <w:t>6 AI use and reflexive commentary</w:t>
       </w:r>
     </w:p>
     <w:p>
       <w:r>
+        <w:rPr>
+          <w:b w:val="0"/>
+          <w:i w:val="0"/>
+        </w:rPr>
         <w:t>Explain where AI influenced searching, reading, mapping, or writing; what you checked; what you rejected; and what responsibility you retained. Connect your position as a researcher to a specific choice in the review. Include selected examples where useful, without requiring publication of private conversations or irrelevant personal information.</w:t>
       </w:r>
     </w:p>
@@ -2651,33 +3581,44 @@
     </w:p>
     <w:p>
       <w:r>
+        <w:rPr>
+          <w:b w:val="0"/>
+          <w:i w:val="0"/>
+        </w:rPr>
         <w:t>Submit a coherent review that develops a defensible contribution from the staged work. It should establish a question and scope, synthesize relevant literature, explain relationships and disagreements, and identify a plausible gap or a different way to frame the problem.</w:t>
       </w:r>
     </w:p>
     <w:p>
       <w:r>
+        <w:rPr>
+          <w:b w:val="0"/>
+          <w:i w:val="0"/>
+        </w:rPr>
         <w:t xml:space="preserve">The final literature review is 1,500–2,000 words. Include an AI-use statement and a short revision memo explaining how the review changed in response to evidence and feedback. </w:t>
       </w:r>
       <w:r>
         <w:rPr>
           <w:b/>
+          <w:i w:val="0"/>
           <w:highlight w:val="yellow"/>
         </w:rPr>
         <w:t>[TO CONFIRM]</w:t>
       </w:r>
       <w:r>
+        <w:rPr>
+          <w:b w:val="0"/>
+          <w:i w:val="0"/>
+        </w:rPr>
         <w:t xml:space="preserve"> Citation expectations, submission format, memo length, and the detailed rubric.</w:t>
       </w:r>
     </w:p>
     <w:p>
       <w:r>
-        <w:t xml:space="preserve">The final seminar is a workshop for this submission. Aim to arrive with a complete working draft. </w:t>
-      </w:r>
-      <w:r>
-        <w:t>The confirmed 15 December deadline</w:t>
-      </w:r>
-      <w:r>
-        <w:t xml:space="preserve"> allows revision after that workshop.</w:t>
+        <w:rPr>
+          <w:b w:val="0"/>
+          <w:i w:val="0"/>
+        </w:rPr>
+        <w:t>The final seminar is a workshop for this submission. Aim to arrive with a complete working draft. The confirmed 15 December deadline allows revision after that workshop.</w:t>
       </w:r>
     </w:p>
     <w:p>
@@ -2690,6 +3631,10 @@
     </w:p>
     <w:p>
       <w:r>
+        <w:rPr>
+          <w:b w:val="0"/>
+          <w:i w:val="0"/>
+        </w:rPr>
         <w:t>The common criteria are:</w:t>
       </w:r>
     </w:p>
@@ -2698,6 +3643,10 @@
         <w:pStyle w:val="ListBullet"/>
       </w:pPr>
       <w:r>
+        <w:rPr>
+          <w:b w:val="0"/>
+          <w:i w:val="0"/>
+        </w:rPr>
         <w:t>significance and feasibility of the question;</w:t>
       </w:r>
     </w:p>
@@ -2706,6 +3655,10 @@
         <w:pStyle w:val="ListBullet"/>
       </w:pPr>
       <w:r>
+        <w:rPr>
+          <w:b w:val="0"/>
+          <w:i w:val="0"/>
+        </w:rPr>
         <w:t>relevance and traceability of sources;</w:t>
       </w:r>
     </w:p>
@@ -2714,6 +3667,10 @@
         <w:pStyle w:val="ListBullet"/>
       </w:pPr>
       <w:r>
+        <w:rPr>
+          <w:b w:val="0"/>
+          <w:i w:val="0"/>
+        </w:rPr>
         <w:t>quality of interpretation and synthesis;</w:t>
       </w:r>
     </w:p>
@@ -2722,6 +3679,10 @@
         <w:pStyle w:val="ListBullet"/>
       </w:pPr>
       <w:r>
+        <w:rPr>
+          <w:b w:val="0"/>
+          <w:i w:val="0"/>
+        </w:rPr>
         <w:t>clarity of organization, framing, and scholarly voice;</w:t>
       </w:r>
     </w:p>
@@ -2730,6 +3691,10 @@
         <w:pStyle w:val="ListBullet"/>
       </w:pPr>
       <w:r>
+        <w:rPr>
+          <w:b w:val="0"/>
+          <w:i w:val="0"/>
+        </w:rPr>
         <w:t>reflexivity and responsible, transparent AI use;</w:t>
       </w:r>
     </w:p>
@@ -2738,21 +3703,34 @@
         <w:pStyle w:val="ListBullet"/>
       </w:pPr>
       <w:r>
+        <w:rPr>
+          <w:b w:val="0"/>
+          <w:i w:val="0"/>
+        </w:rPr>
         <w:t>responsiveness to evidence and feedback.</w:t>
       </w:r>
     </w:p>
     <w:p>
       <w:r>
+        <w:rPr>
+          <w:b w:val="0"/>
+          <w:i w:val="0"/>
+        </w:rPr>
         <w:t xml:space="preserve">The staged tasks emphasize development and reasoned decisions. The final review emphasizes how those decisions work together in the completed argument. </w:t>
       </w:r>
       <w:r>
         <w:rPr>
           <w:b/>
+          <w:i w:val="0"/>
           <w:highlight w:val="yellow"/>
         </w:rPr>
         <w:t>[TO CONFIRM]</w:t>
       </w:r>
       <w:r>
+        <w:rPr>
+          <w:b w:val="0"/>
+          <w:i w:val="0"/>
+        </w:rPr>
         <w:t xml:space="preserve"> Task-specific descriptors and allocation of marks.</w:t>
       </w:r>
     </w:p>
@@ -2766,21 +3744,34 @@
     </w:p>
     <w:p>
       <w:r>
+        <w:rPr>
+          <w:b w:val="0"/>
+          <w:i w:val="0"/>
+        </w:rPr>
         <w:t>Peer workshops are proposed in Sessions 4 and 6, with instructor feedback on the map and structured draft. Peer commentary supports revision and carries no separate percentage in this starting assessment structure.</w:t>
       </w:r>
     </w:p>
     <w:p>
       <w:r>
+        <w:rPr>
+          <w:b w:val="0"/>
+          <w:i w:val="0"/>
+        </w:rPr>
         <w:t xml:space="preserve">Share only the material needed for the exercise. Use named recipients and institution-supported arrangements. Students may use an anonymized extract or an instructor-mediated alternative. Keep grades and private instructor comments in Canvas. </w:t>
       </w:r>
       <w:r>
         <w:rPr>
           <w:b/>
+          <w:i w:val="0"/>
           <w:highlight w:val="yellow"/>
         </w:rPr>
         <w:t>[TO CONFIRM]</w:t>
       </w:r>
       <w:r>
+        <w:rPr>
+          <w:b w:val="0"/>
+          <w:i w:val="0"/>
+        </w:rPr>
         <w:t xml:space="preserve"> Pairing, access arrangements, and an accessible alternative before the first workshop.</w:t>
       </w:r>
     </w:p>
@@ -2789,12 +3780,15 @@
         <w:pStyle w:val="Heading2"/>
       </w:pPr>
       <w:r>
-        <w:lastRenderedPageBreak/>
         <w:t>Use of AI in this course</w:t>
       </w:r>
     </w:p>
     <w:p>
       <w:r>
+        <w:rPr>
+          <w:b w:val="0"/>
+          <w:i w:val="0"/>
+        </w:rPr>
         <w:t>AI is an object of study and a possible research tool. Use it in ways that make your own judgment more visible.</w:t>
       </w:r>
     </w:p>
@@ -2803,6 +3797,10 @@
         <w:pStyle w:val="ListBullet"/>
       </w:pPr>
       <w:r>
+        <w:rPr>
+          <w:b w:val="0"/>
+          <w:i w:val="0"/>
+        </w:rPr>
         <w:t>Explore interpretations, test arguments, compare organizational choices, and generate search leads.</w:t>
       </w:r>
     </w:p>
@@ -2811,6 +3809,10 @@
         <w:pStyle w:val="ListBullet"/>
       </w:pPr>
       <w:r>
+        <w:rPr>
+          <w:b w:val="0"/>
+          <w:i w:val="0"/>
+        </w:rPr>
         <w:t>Verify citations against the actual source. Read enough to establish what the source supports.</w:t>
       </w:r>
     </w:p>
@@ -2819,6 +3821,10 @@
         <w:pStyle w:val="ListBullet"/>
       </w:pPr>
       <w:r>
+        <w:rPr>
+          <w:b w:val="0"/>
+          <w:i w:val="0"/>
+        </w:rPr>
         <w:t>Describe consequential AI use in each submission; retain selected examples of useful outputs and errors.</w:t>
       </w:r>
     </w:p>
@@ -2827,6 +3833,10 @@
         <w:pStyle w:val="ListBullet"/>
       </w:pPr>
       <w:r>
+        <w:rPr>
+          <w:b w:val="0"/>
+          <w:i w:val="0"/>
+        </w:rPr>
         <w:t>Distinguish the author's claim, your interpretation, and an AI-generated suggestion.</w:t>
       </w:r>
     </w:p>
@@ -2835,21 +3845,34 @@
         <w:pStyle w:val="ListBullet"/>
       </w:pPr>
       <w:r>
+        <w:rPr>
+          <w:b w:val="0"/>
+          <w:i w:val="0"/>
+        </w:rPr>
         <w:t>Do not present fabricated references, unverified quotations, or generated analysis you cannot explain as established scholarship.</w:t>
       </w:r>
     </w:p>
     <w:p>
       <w:r>
+        <w:rPr>
+          <w:b w:val="0"/>
+          <w:i w:val="0"/>
+        </w:rPr>
         <w:t xml:space="preserve">A polished output is not sufficient evidence of learning. Be prepared to explain why a source belongs in the review, how a claim follows from it, and what you changed. </w:t>
       </w:r>
       <w:r>
         <w:rPr>
           <w:b/>
+          <w:i w:val="0"/>
           <w:highlight w:val="yellow"/>
         </w:rPr>
         <w:t>[TO CONFIRM]</w:t>
       </w:r>
       <w:r>
+        <w:rPr>
+          <w:b w:val="0"/>
+          <w:i w:val="0"/>
+        </w:rPr>
         <w:t xml:space="preserve"> Final course AI policy and current University academic-integrity wording.</w:t>
       </w:r>
     </w:p>
@@ -2863,25 +3886,34 @@
     </w:p>
     <w:p>
       <w:r>
+        <w:rPr>
+          <w:b w:val="0"/>
+          <w:i w:val="0"/>
+        </w:rPr>
         <w:t xml:space="preserve">The scale below is retained from the 479 syllabus as a draft starting point. </w:t>
       </w:r>
       <w:r>
         <w:rPr>
           <w:b/>
+          <w:i w:val="0"/>
           <w:highlight w:val="yellow"/>
         </w:rPr>
         <w:t>[TO CONFIRM]</w:t>
       </w:r>
       <w:r>
+        <w:rPr>
+          <w:b w:val="0"/>
+          <w:i w:val="0"/>
+        </w:rPr>
         <w:t xml:space="preserve"> Final course and program grading arrangements.</w:t>
       </w:r>
     </w:p>
     <w:tbl>
       <w:tblPr>
-        <w:tblW w:w="0" w:type="auto"/>
+        <w:tblW w:type="auto" w:w="0"/>
         <w:jc w:val="center"/>
         <w:tblLayout w:type="fixed"/>
-        <w:tblLook w:val="04A0" w:firstRow="1" w:lastRow="0" w:firstColumn="1" w:lastColumn="0" w:noHBand="0" w:noVBand="1"/>
+        <w:tblLook w:firstColumn="1" w:firstRow="1" w:lastColumn="0" w:lastRow="0" w:noHBand="0" w:noVBand="1" w:val="04A0"/>
       </w:tblPr>
       <w:tblGrid>
         <w:gridCol w:w="2448"/>
@@ -2889,35 +3921,35 @@
       </w:tblGrid>
       <w:tr>
         <w:trPr>
+          <w:tblHeader/>
           <w:cantSplit/>
-          <w:tblHeader/>
-          <w:jc w:val="center"/>
         </w:trPr>
         <w:tc>
           <w:tcPr>
-            <w:tcW w:w="2448" w:type="dxa"/>
+            <w:tcW w:type="dxa" w:w="2448"/>
+            <w:vAlign w:val="center"/>
             <w:tcBorders>
-              <w:top w:val="single" w:sz="4" w:space="0" w:color="D9D9D9"/>
-              <w:left w:val="single" w:sz="4" w:space="0" w:color="D9D9D9"/>
-              <w:bottom w:val="single" w:sz="4" w:space="0" w:color="D9D9D9"/>
-              <w:right w:val="single" w:sz="4" w:space="0" w:color="D9D9D9"/>
+              <w:top w:val="single" w:sz="4" w:color="D9D9D9"/>
+              <w:left w:val="single" w:sz="4" w:color="D9D9D9"/>
+              <w:bottom w:val="single" w:sz="4" w:color="D9D9D9"/>
+              <w:right w:val="single" w:sz="4" w:color="D9D9D9"/>
             </w:tcBorders>
-            <w:shd w:val="clear" w:color="auto" w:fill="E8ECF0"/>
             <w:tcMar>
               <w:top w:w="45" w:type="dxa"/>
               <w:left w:w="90" w:type="dxa"/>
               <w:bottom w:w="45" w:type="dxa"/>
               <w:right w:w="90" w:type="dxa"/>
             </w:tcMar>
-            <w:vAlign w:val="center"/>
+            <w:shd w:fill="E8ECF0"/>
           </w:tcPr>
           <w:p>
             <w:pPr>
-              <w:spacing w:before="20" w:after="20" w:line="240" w:lineRule="auto"/>
+              <w:spacing w:after="20" w:before="20" w:line="240" w:lineRule="auto"/>
             </w:pPr>
             <w:r>
               <w:rPr>
                 <w:b/>
+                <w:i w:val="0"/>
                 <w:sz w:val="20"/>
               </w:rPr>
               <w:t>Grade</w:t>
@@ -2926,29 +3958,30 @@
         </w:tc>
         <w:tc>
           <w:tcPr>
-            <w:tcW w:w="3312" w:type="dxa"/>
+            <w:tcW w:type="dxa" w:w="3312"/>
+            <w:vAlign w:val="center"/>
             <w:tcBorders>
-              <w:top w:val="single" w:sz="4" w:space="0" w:color="D9D9D9"/>
-              <w:left w:val="single" w:sz="4" w:space="0" w:color="D9D9D9"/>
-              <w:bottom w:val="single" w:sz="4" w:space="0" w:color="D9D9D9"/>
-              <w:right w:val="single" w:sz="4" w:space="0" w:color="D9D9D9"/>
+              <w:top w:val="single" w:sz="4" w:color="D9D9D9"/>
+              <w:left w:val="single" w:sz="4" w:color="D9D9D9"/>
+              <w:bottom w:val="single" w:sz="4" w:color="D9D9D9"/>
+              <w:right w:val="single" w:sz="4" w:color="D9D9D9"/>
             </w:tcBorders>
-            <w:shd w:val="clear" w:color="auto" w:fill="E8ECF0"/>
             <w:tcMar>
               <w:top w:w="45" w:type="dxa"/>
               <w:left w:w="90" w:type="dxa"/>
               <w:bottom w:w="45" w:type="dxa"/>
               <w:right w:w="90" w:type="dxa"/>
             </w:tcMar>
-            <w:vAlign w:val="center"/>
+            <w:shd w:fill="E8ECF0"/>
           </w:tcPr>
           <w:p>
             <w:pPr>
-              <w:spacing w:before="20" w:after="20" w:line="240" w:lineRule="auto"/>
+              <w:spacing w:after="20" w:before="20" w:line="240" w:lineRule="auto"/>
             </w:pPr>
             <w:r>
               <w:rPr>
                 <w:b/>
+                <w:i w:val="0"/>
                 <w:sz w:val="20"/>
               </w:rPr>
               <w:t>Percentage</w:t>
@@ -2959,16 +3992,16 @@
       <w:tr>
         <w:trPr>
           <w:cantSplit/>
-          <w:jc w:val="center"/>
         </w:trPr>
         <w:tc>
           <w:tcPr>
-            <w:tcW w:w="2448" w:type="dxa"/>
+            <w:tcW w:type="dxa" w:w="2448"/>
+            <w:vAlign w:val="center"/>
             <w:tcBorders>
-              <w:top w:val="single" w:sz="4" w:space="0" w:color="D9D9D9"/>
-              <w:left w:val="single" w:sz="4" w:space="0" w:color="D9D9D9"/>
-              <w:bottom w:val="single" w:sz="4" w:space="0" w:color="D9D9D9"/>
-              <w:right w:val="single" w:sz="4" w:space="0" w:color="D9D9D9"/>
+              <w:top w:val="single" w:sz="4" w:color="D9D9D9"/>
+              <w:left w:val="single" w:sz="4" w:color="D9D9D9"/>
+              <w:bottom w:val="single" w:sz="4" w:color="D9D9D9"/>
+              <w:right w:val="single" w:sz="4" w:color="D9D9D9"/>
             </w:tcBorders>
             <w:tcMar>
               <w:top w:w="45" w:type="dxa"/>
@@ -2976,14 +4009,15 @@
               <w:bottom w:w="45" w:type="dxa"/>
               <w:right w:w="90" w:type="dxa"/>
             </w:tcMar>
-            <w:vAlign w:val="center"/>
           </w:tcPr>
           <w:p>
             <w:pPr>
-              <w:spacing w:before="20" w:after="20" w:line="240" w:lineRule="auto"/>
+              <w:spacing w:after="20" w:before="20" w:line="240" w:lineRule="auto"/>
             </w:pPr>
             <w:r>
               <w:rPr>
+                <w:b w:val="0"/>
+                <w:i w:val="0"/>
                 <w:sz w:val="20"/>
               </w:rPr>
               <w:t>A+</w:t>
@@ -2992,12 +4026,13 @@
         </w:tc>
         <w:tc>
           <w:tcPr>
-            <w:tcW w:w="3312" w:type="dxa"/>
+            <w:tcW w:type="dxa" w:w="3312"/>
+            <w:vAlign w:val="center"/>
             <w:tcBorders>
-              <w:top w:val="single" w:sz="4" w:space="0" w:color="D9D9D9"/>
-              <w:left w:val="single" w:sz="4" w:space="0" w:color="D9D9D9"/>
-              <w:bottom w:val="single" w:sz="4" w:space="0" w:color="D9D9D9"/>
-              <w:right w:val="single" w:sz="4" w:space="0" w:color="D9D9D9"/>
+              <w:top w:val="single" w:sz="4" w:color="D9D9D9"/>
+              <w:left w:val="single" w:sz="4" w:color="D9D9D9"/>
+              <w:bottom w:val="single" w:sz="4" w:color="D9D9D9"/>
+              <w:right w:val="single" w:sz="4" w:color="D9D9D9"/>
             </w:tcBorders>
             <w:tcMar>
               <w:top w:w="45" w:type="dxa"/>
@@ -3005,14 +4040,15 @@
               <w:bottom w:w="45" w:type="dxa"/>
               <w:right w:w="90" w:type="dxa"/>
             </w:tcMar>
-            <w:vAlign w:val="center"/>
           </w:tcPr>
           <w:p>
             <w:pPr>
-              <w:spacing w:before="20" w:after="20" w:line="240" w:lineRule="auto"/>
+              <w:spacing w:after="20" w:before="20" w:line="240" w:lineRule="auto"/>
             </w:pPr>
             <w:r>
               <w:rPr>
+                <w:b w:val="0"/>
+                <w:i w:val="0"/>
                 <w:sz w:val="20"/>
               </w:rPr>
               <w:t>96.0–100</w:t>
@@ -3023,16 +4059,16 @@
       <w:tr>
         <w:trPr>
           <w:cantSplit/>
-          <w:jc w:val="center"/>
         </w:trPr>
         <w:tc>
           <w:tcPr>
-            <w:tcW w:w="2448" w:type="dxa"/>
+            <w:tcW w:type="dxa" w:w="2448"/>
+            <w:vAlign w:val="center"/>
             <w:tcBorders>
-              <w:top w:val="single" w:sz="4" w:space="0" w:color="D9D9D9"/>
-              <w:left w:val="single" w:sz="4" w:space="0" w:color="D9D9D9"/>
-              <w:bottom w:val="single" w:sz="4" w:space="0" w:color="D9D9D9"/>
-              <w:right w:val="single" w:sz="4" w:space="0" w:color="D9D9D9"/>
+              <w:top w:val="single" w:sz="4" w:color="D9D9D9"/>
+              <w:left w:val="single" w:sz="4" w:color="D9D9D9"/>
+              <w:bottom w:val="single" w:sz="4" w:color="D9D9D9"/>
+              <w:right w:val="single" w:sz="4" w:color="D9D9D9"/>
             </w:tcBorders>
             <w:tcMar>
               <w:top w:w="45" w:type="dxa"/>
@@ -3040,14 +4076,15 @@
               <w:bottom w:w="45" w:type="dxa"/>
               <w:right w:w="90" w:type="dxa"/>
             </w:tcMar>
-            <w:vAlign w:val="center"/>
           </w:tcPr>
           <w:p>
             <w:pPr>
-              <w:spacing w:before="20" w:after="20" w:line="240" w:lineRule="auto"/>
+              <w:spacing w:after="20" w:before="20" w:line="240" w:lineRule="auto"/>
             </w:pPr>
             <w:r>
               <w:rPr>
+                <w:b w:val="0"/>
+                <w:i w:val="0"/>
                 <w:sz w:val="20"/>
               </w:rPr>
               <w:t>A</w:t>
@@ -3056,12 +4093,13 @@
         </w:tc>
         <w:tc>
           <w:tcPr>
-            <w:tcW w:w="3312" w:type="dxa"/>
+            <w:tcW w:type="dxa" w:w="3312"/>
+            <w:vAlign w:val="center"/>
             <w:tcBorders>
-              <w:top w:val="single" w:sz="4" w:space="0" w:color="D9D9D9"/>
-              <w:left w:val="single" w:sz="4" w:space="0" w:color="D9D9D9"/>
-              <w:bottom w:val="single" w:sz="4" w:space="0" w:color="D9D9D9"/>
-              <w:right w:val="single" w:sz="4" w:space="0" w:color="D9D9D9"/>
+              <w:top w:val="single" w:sz="4" w:color="D9D9D9"/>
+              <w:left w:val="single" w:sz="4" w:color="D9D9D9"/>
+              <w:bottom w:val="single" w:sz="4" w:color="D9D9D9"/>
+              <w:right w:val="single" w:sz="4" w:color="D9D9D9"/>
             </w:tcBorders>
             <w:tcMar>
               <w:top w:w="45" w:type="dxa"/>
@@ -3069,14 +4107,15 @@
               <w:bottom w:w="45" w:type="dxa"/>
               <w:right w:w="90" w:type="dxa"/>
             </w:tcMar>
-            <w:vAlign w:val="center"/>
           </w:tcPr>
           <w:p>
             <w:pPr>
-              <w:spacing w:before="20" w:after="20" w:line="240" w:lineRule="auto"/>
+              <w:spacing w:after="20" w:before="20" w:line="240" w:lineRule="auto"/>
             </w:pPr>
             <w:r>
               <w:rPr>
+                <w:b w:val="0"/>
+                <w:i w:val="0"/>
                 <w:sz w:val="20"/>
               </w:rPr>
               <w:t>93.0–95.9</w:t>
@@ -3087,16 +4126,16 @@
       <w:tr>
         <w:trPr>
           <w:cantSplit/>
-          <w:jc w:val="center"/>
         </w:trPr>
         <w:tc>
           <w:tcPr>
-            <w:tcW w:w="2448" w:type="dxa"/>
+            <w:tcW w:type="dxa" w:w="2448"/>
+            <w:vAlign w:val="center"/>
             <w:tcBorders>
-              <w:top w:val="single" w:sz="4" w:space="0" w:color="D9D9D9"/>
-              <w:left w:val="single" w:sz="4" w:space="0" w:color="D9D9D9"/>
-              <w:bottom w:val="single" w:sz="4" w:space="0" w:color="D9D9D9"/>
-              <w:right w:val="single" w:sz="4" w:space="0" w:color="D9D9D9"/>
+              <w:top w:val="single" w:sz="4" w:color="D9D9D9"/>
+              <w:left w:val="single" w:sz="4" w:color="D9D9D9"/>
+              <w:bottom w:val="single" w:sz="4" w:color="D9D9D9"/>
+              <w:right w:val="single" w:sz="4" w:color="D9D9D9"/>
             </w:tcBorders>
             <w:tcMar>
               <w:top w:w="45" w:type="dxa"/>
@@ -3104,14 +4143,15 @@
               <w:bottom w:w="45" w:type="dxa"/>
               <w:right w:w="90" w:type="dxa"/>
             </w:tcMar>
-            <w:vAlign w:val="center"/>
           </w:tcPr>
           <w:p>
             <w:pPr>
-              <w:spacing w:before="20" w:after="20" w:line="240" w:lineRule="auto"/>
+              <w:spacing w:after="20" w:before="20" w:line="240" w:lineRule="auto"/>
             </w:pPr>
             <w:r>
               <w:rPr>
+                <w:b w:val="0"/>
+                <w:i w:val="0"/>
                 <w:sz w:val="20"/>
               </w:rPr>
               <w:t>A−</w:t>
@@ -3120,12 +4160,13 @@
         </w:tc>
         <w:tc>
           <w:tcPr>
-            <w:tcW w:w="3312" w:type="dxa"/>
+            <w:tcW w:type="dxa" w:w="3312"/>
+            <w:vAlign w:val="center"/>
             <w:tcBorders>
-              <w:top w:val="single" w:sz="4" w:space="0" w:color="D9D9D9"/>
-              <w:left w:val="single" w:sz="4" w:space="0" w:color="D9D9D9"/>
-              <w:bottom w:val="single" w:sz="4" w:space="0" w:color="D9D9D9"/>
-              <w:right w:val="single" w:sz="4" w:space="0" w:color="D9D9D9"/>
+              <w:top w:val="single" w:sz="4" w:color="D9D9D9"/>
+              <w:left w:val="single" w:sz="4" w:color="D9D9D9"/>
+              <w:bottom w:val="single" w:sz="4" w:color="D9D9D9"/>
+              <w:right w:val="single" w:sz="4" w:color="D9D9D9"/>
             </w:tcBorders>
             <w:tcMar>
               <w:top w:w="45" w:type="dxa"/>
@@ -3133,14 +4174,15 @@
               <w:bottom w:w="45" w:type="dxa"/>
               <w:right w:w="90" w:type="dxa"/>
             </w:tcMar>
-            <w:vAlign w:val="center"/>
           </w:tcPr>
           <w:p>
             <w:pPr>
-              <w:spacing w:before="20" w:after="20" w:line="240" w:lineRule="auto"/>
+              <w:spacing w:after="20" w:before="20" w:line="240" w:lineRule="auto"/>
             </w:pPr>
             <w:r>
               <w:rPr>
+                <w:b w:val="0"/>
+                <w:i w:val="0"/>
                 <w:sz w:val="20"/>
               </w:rPr>
               <w:t>90.0–92.9</w:t>
@@ -3151,16 +4193,16 @@
       <w:tr>
         <w:trPr>
           <w:cantSplit/>
-          <w:jc w:val="center"/>
         </w:trPr>
         <w:tc>
           <w:tcPr>
-            <w:tcW w:w="2448" w:type="dxa"/>
+            <w:tcW w:type="dxa" w:w="2448"/>
+            <w:vAlign w:val="center"/>
             <w:tcBorders>
-              <w:top w:val="single" w:sz="4" w:space="0" w:color="D9D9D9"/>
-              <w:left w:val="single" w:sz="4" w:space="0" w:color="D9D9D9"/>
-              <w:bottom w:val="single" w:sz="4" w:space="0" w:color="D9D9D9"/>
-              <w:right w:val="single" w:sz="4" w:space="0" w:color="D9D9D9"/>
+              <w:top w:val="single" w:sz="4" w:color="D9D9D9"/>
+              <w:left w:val="single" w:sz="4" w:color="D9D9D9"/>
+              <w:bottom w:val="single" w:sz="4" w:color="D9D9D9"/>
+              <w:right w:val="single" w:sz="4" w:color="D9D9D9"/>
             </w:tcBorders>
             <w:tcMar>
               <w:top w:w="45" w:type="dxa"/>
@@ -3168,14 +4210,15 @@
               <w:bottom w:w="45" w:type="dxa"/>
               <w:right w:w="90" w:type="dxa"/>
             </w:tcMar>
-            <w:vAlign w:val="center"/>
           </w:tcPr>
           <w:p>
             <w:pPr>
-              <w:spacing w:before="20" w:after="20" w:line="240" w:lineRule="auto"/>
+              <w:spacing w:after="20" w:before="20" w:line="240" w:lineRule="auto"/>
             </w:pPr>
             <w:r>
               <w:rPr>
+                <w:b w:val="0"/>
+                <w:i w:val="0"/>
                 <w:sz w:val="20"/>
               </w:rPr>
               <w:t>B+</w:t>
@@ -3184,12 +4227,13 @@
         </w:tc>
         <w:tc>
           <w:tcPr>
-            <w:tcW w:w="3312" w:type="dxa"/>
+            <w:tcW w:type="dxa" w:w="3312"/>
+            <w:vAlign w:val="center"/>
             <w:tcBorders>
-              <w:top w:val="single" w:sz="4" w:space="0" w:color="D9D9D9"/>
-              <w:left w:val="single" w:sz="4" w:space="0" w:color="D9D9D9"/>
-              <w:bottom w:val="single" w:sz="4" w:space="0" w:color="D9D9D9"/>
-              <w:right w:val="single" w:sz="4" w:space="0" w:color="D9D9D9"/>
+              <w:top w:val="single" w:sz="4" w:color="D9D9D9"/>
+              <w:left w:val="single" w:sz="4" w:color="D9D9D9"/>
+              <w:bottom w:val="single" w:sz="4" w:color="D9D9D9"/>
+              <w:right w:val="single" w:sz="4" w:color="D9D9D9"/>
             </w:tcBorders>
             <w:tcMar>
               <w:top w:w="45" w:type="dxa"/>
@@ -3197,14 +4241,15 @@
               <w:bottom w:w="45" w:type="dxa"/>
               <w:right w:w="90" w:type="dxa"/>
             </w:tcMar>
-            <w:vAlign w:val="center"/>
           </w:tcPr>
           <w:p>
             <w:pPr>
-              <w:spacing w:before="20" w:after="20" w:line="240" w:lineRule="auto"/>
+              <w:spacing w:after="20" w:before="20" w:line="240" w:lineRule="auto"/>
             </w:pPr>
             <w:r>
               <w:rPr>
+                <w:b w:val="0"/>
+                <w:i w:val="0"/>
                 <w:sz w:val="20"/>
               </w:rPr>
               <w:t>86.0–89.9</w:t>
@@ -3215,16 +4260,16 @@
       <w:tr>
         <w:trPr>
           <w:cantSplit/>
-          <w:jc w:val="center"/>
         </w:trPr>
         <w:tc>
           <w:tcPr>
-            <w:tcW w:w="2448" w:type="dxa"/>
+            <w:tcW w:type="dxa" w:w="2448"/>
+            <w:vAlign w:val="center"/>
             <w:tcBorders>
-              <w:top w:val="single" w:sz="4" w:space="0" w:color="D9D9D9"/>
-              <w:left w:val="single" w:sz="4" w:space="0" w:color="D9D9D9"/>
-              <w:bottom w:val="single" w:sz="4" w:space="0" w:color="D9D9D9"/>
-              <w:right w:val="single" w:sz="4" w:space="0" w:color="D9D9D9"/>
+              <w:top w:val="single" w:sz="4" w:color="D9D9D9"/>
+              <w:left w:val="single" w:sz="4" w:color="D9D9D9"/>
+              <w:bottom w:val="single" w:sz="4" w:color="D9D9D9"/>
+              <w:right w:val="single" w:sz="4" w:color="D9D9D9"/>
             </w:tcBorders>
             <w:tcMar>
               <w:top w:w="45" w:type="dxa"/>
@@ -3232,14 +4277,15 @@
               <w:bottom w:w="45" w:type="dxa"/>
               <w:right w:w="90" w:type="dxa"/>
             </w:tcMar>
-            <w:vAlign w:val="center"/>
           </w:tcPr>
           <w:p>
             <w:pPr>
-              <w:spacing w:before="20" w:after="20" w:line="240" w:lineRule="auto"/>
+              <w:spacing w:after="20" w:before="20" w:line="240" w:lineRule="auto"/>
             </w:pPr>
             <w:r>
               <w:rPr>
+                <w:b w:val="0"/>
+                <w:i w:val="0"/>
                 <w:sz w:val="20"/>
               </w:rPr>
               <w:t>B</w:t>
@@ -3248,12 +4294,13 @@
         </w:tc>
         <w:tc>
           <w:tcPr>
-            <w:tcW w:w="3312" w:type="dxa"/>
+            <w:tcW w:type="dxa" w:w="3312"/>
+            <w:vAlign w:val="center"/>
             <w:tcBorders>
-              <w:top w:val="single" w:sz="4" w:space="0" w:color="D9D9D9"/>
-              <w:left w:val="single" w:sz="4" w:space="0" w:color="D9D9D9"/>
-              <w:bottom w:val="single" w:sz="4" w:space="0" w:color="D9D9D9"/>
-              <w:right w:val="single" w:sz="4" w:space="0" w:color="D9D9D9"/>
+              <w:top w:val="single" w:sz="4" w:color="D9D9D9"/>
+              <w:left w:val="single" w:sz="4" w:color="D9D9D9"/>
+              <w:bottom w:val="single" w:sz="4" w:color="D9D9D9"/>
+              <w:right w:val="single" w:sz="4" w:color="D9D9D9"/>
             </w:tcBorders>
             <w:tcMar>
               <w:top w:w="45" w:type="dxa"/>
@@ -3261,14 +4308,15 @@
               <w:bottom w:w="45" w:type="dxa"/>
               <w:right w:w="90" w:type="dxa"/>
             </w:tcMar>
-            <w:vAlign w:val="center"/>
           </w:tcPr>
           <w:p>
             <w:pPr>
-              <w:spacing w:before="20" w:after="20" w:line="240" w:lineRule="auto"/>
+              <w:spacing w:after="20" w:before="20" w:line="240" w:lineRule="auto"/>
             </w:pPr>
             <w:r>
               <w:rPr>
+                <w:b w:val="0"/>
+                <w:i w:val="0"/>
                 <w:sz w:val="20"/>
               </w:rPr>
               <w:t>83.0–85.9</w:t>
@@ -3279,16 +4327,16 @@
       <w:tr>
         <w:trPr>
           <w:cantSplit/>
-          <w:jc w:val="center"/>
         </w:trPr>
         <w:tc>
           <w:tcPr>
-            <w:tcW w:w="2448" w:type="dxa"/>
+            <w:tcW w:type="dxa" w:w="2448"/>
+            <w:vAlign w:val="center"/>
             <w:tcBorders>
-              <w:top w:val="single" w:sz="4" w:space="0" w:color="D9D9D9"/>
-              <w:left w:val="single" w:sz="4" w:space="0" w:color="D9D9D9"/>
-              <w:bottom w:val="single" w:sz="4" w:space="0" w:color="D9D9D9"/>
-              <w:right w:val="single" w:sz="4" w:space="0" w:color="D9D9D9"/>
+              <w:top w:val="single" w:sz="4" w:color="D9D9D9"/>
+              <w:left w:val="single" w:sz="4" w:color="D9D9D9"/>
+              <w:bottom w:val="single" w:sz="4" w:color="D9D9D9"/>
+              <w:right w:val="single" w:sz="4" w:color="D9D9D9"/>
             </w:tcBorders>
             <w:tcMar>
               <w:top w:w="45" w:type="dxa"/>
@@ -3296,14 +4344,15 @@
               <w:bottom w:w="45" w:type="dxa"/>
               <w:right w:w="90" w:type="dxa"/>
             </w:tcMar>
-            <w:vAlign w:val="center"/>
           </w:tcPr>
           <w:p>
             <w:pPr>
-              <w:spacing w:before="20" w:after="20" w:line="240" w:lineRule="auto"/>
+              <w:spacing w:after="20" w:before="20" w:line="240" w:lineRule="auto"/>
             </w:pPr>
             <w:r>
               <w:rPr>
+                <w:b w:val="0"/>
+                <w:i w:val="0"/>
                 <w:sz w:val="20"/>
               </w:rPr>
               <w:t>B−</w:t>
@@ -3312,12 +4361,13 @@
         </w:tc>
         <w:tc>
           <w:tcPr>
-            <w:tcW w:w="3312" w:type="dxa"/>
+            <w:tcW w:type="dxa" w:w="3312"/>
+            <w:vAlign w:val="center"/>
             <w:tcBorders>
-              <w:top w:val="single" w:sz="4" w:space="0" w:color="D9D9D9"/>
-              <w:left w:val="single" w:sz="4" w:space="0" w:color="D9D9D9"/>
-              <w:bottom w:val="single" w:sz="4" w:space="0" w:color="D9D9D9"/>
-              <w:right w:val="single" w:sz="4" w:space="0" w:color="D9D9D9"/>
+              <w:top w:val="single" w:sz="4" w:color="D9D9D9"/>
+              <w:left w:val="single" w:sz="4" w:color="D9D9D9"/>
+              <w:bottom w:val="single" w:sz="4" w:color="D9D9D9"/>
+              <w:right w:val="single" w:sz="4" w:color="D9D9D9"/>
             </w:tcBorders>
             <w:tcMar>
               <w:top w:w="45" w:type="dxa"/>
@@ -3325,14 +4375,15 @@
               <w:bottom w:w="45" w:type="dxa"/>
               <w:right w:w="90" w:type="dxa"/>
             </w:tcMar>
-            <w:vAlign w:val="center"/>
           </w:tcPr>
           <w:p>
             <w:pPr>
-              <w:spacing w:before="20" w:after="20" w:line="240" w:lineRule="auto"/>
+              <w:spacing w:after="20" w:before="20" w:line="240" w:lineRule="auto"/>
             </w:pPr>
             <w:r>
               <w:rPr>
+                <w:b w:val="0"/>
+                <w:i w:val="0"/>
                 <w:sz w:val="20"/>
               </w:rPr>
               <w:t>80.0–82.9</w:t>
@@ -3343,16 +4394,16 @@
       <w:tr>
         <w:trPr>
           <w:cantSplit/>
-          <w:jc w:val="center"/>
         </w:trPr>
         <w:tc>
           <w:tcPr>
-            <w:tcW w:w="2448" w:type="dxa"/>
+            <w:tcW w:type="dxa" w:w="2448"/>
+            <w:vAlign w:val="center"/>
             <w:tcBorders>
-              <w:top w:val="single" w:sz="4" w:space="0" w:color="D9D9D9"/>
-              <w:left w:val="single" w:sz="4" w:space="0" w:color="D9D9D9"/>
-              <w:bottom w:val="single" w:sz="4" w:space="0" w:color="D9D9D9"/>
-              <w:right w:val="single" w:sz="4" w:space="0" w:color="D9D9D9"/>
+              <w:top w:val="single" w:sz="4" w:color="D9D9D9"/>
+              <w:left w:val="single" w:sz="4" w:color="D9D9D9"/>
+              <w:bottom w:val="single" w:sz="4" w:color="D9D9D9"/>
+              <w:right w:val="single" w:sz="4" w:color="D9D9D9"/>
             </w:tcBorders>
             <w:tcMar>
               <w:top w:w="45" w:type="dxa"/>
@@ -3360,14 +4411,15 @@
               <w:bottom w:w="45" w:type="dxa"/>
               <w:right w:w="90" w:type="dxa"/>
             </w:tcMar>
-            <w:vAlign w:val="center"/>
           </w:tcPr>
           <w:p>
             <w:pPr>
-              <w:spacing w:before="20" w:after="20" w:line="240" w:lineRule="auto"/>
+              <w:spacing w:after="20" w:before="20" w:line="240" w:lineRule="auto"/>
             </w:pPr>
             <w:r>
               <w:rPr>
+                <w:b w:val="0"/>
+                <w:i w:val="0"/>
                 <w:sz w:val="20"/>
               </w:rPr>
               <w:t>C+</w:t>
@@ -3376,12 +4428,13 @@
         </w:tc>
         <w:tc>
           <w:tcPr>
-            <w:tcW w:w="3312" w:type="dxa"/>
+            <w:tcW w:type="dxa" w:w="3312"/>
+            <w:vAlign w:val="center"/>
             <w:tcBorders>
-              <w:top w:val="single" w:sz="4" w:space="0" w:color="D9D9D9"/>
-              <w:left w:val="single" w:sz="4" w:space="0" w:color="D9D9D9"/>
-              <w:bottom w:val="single" w:sz="4" w:space="0" w:color="D9D9D9"/>
-              <w:right w:val="single" w:sz="4" w:space="0" w:color="D9D9D9"/>
+              <w:top w:val="single" w:sz="4" w:color="D9D9D9"/>
+              <w:left w:val="single" w:sz="4" w:color="D9D9D9"/>
+              <w:bottom w:val="single" w:sz="4" w:color="D9D9D9"/>
+              <w:right w:val="single" w:sz="4" w:color="D9D9D9"/>
             </w:tcBorders>
             <w:tcMar>
               <w:top w:w="45" w:type="dxa"/>
@@ -3389,14 +4442,15 @@
               <w:bottom w:w="45" w:type="dxa"/>
               <w:right w:w="90" w:type="dxa"/>
             </w:tcMar>
-            <w:vAlign w:val="center"/>
           </w:tcPr>
           <w:p>
             <w:pPr>
-              <w:spacing w:before="20" w:after="20" w:line="240" w:lineRule="auto"/>
+              <w:spacing w:after="20" w:before="20" w:line="240" w:lineRule="auto"/>
             </w:pPr>
             <w:r>
               <w:rPr>
+                <w:b w:val="0"/>
+                <w:i w:val="0"/>
                 <w:sz w:val="20"/>
               </w:rPr>
               <w:t>76.0–79.9</w:t>
@@ -3407,16 +4461,16 @@
       <w:tr>
         <w:trPr>
           <w:cantSplit/>
-          <w:jc w:val="center"/>
         </w:trPr>
         <w:tc>
           <w:tcPr>
-            <w:tcW w:w="2448" w:type="dxa"/>
+            <w:tcW w:type="dxa" w:w="2448"/>
+            <w:vAlign w:val="center"/>
             <w:tcBorders>
-              <w:top w:val="single" w:sz="4" w:space="0" w:color="D9D9D9"/>
-              <w:left w:val="single" w:sz="4" w:space="0" w:color="D9D9D9"/>
-              <w:bottom w:val="single" w:sz="4" w:space="0" w:color="D9D9D9"/>
-              <w:right w:val="single" w:sz="4" w:space="0" w:color="D9D9D9"/>
+              <w:top w:val="single" w:sz="4" w:color="D9D9D9"/>
+              <w:left w:val="single" w:sz="4" w:color="D9D9D9"/>
+              <w:bottom w:val="single" w:sz="4" w:color="D9D9D9"/>
+              <w:right w:val="single" w:sz="4" w:color="D9D9D9"/>
             </w:tcBorders>
             <w:tcMar>
               <w:top w:w="45" w:type="dxa"/>
@@ -3424,14 +4478,15 @@
               <w:bottom w:w="45" w:type="dxa"/>
               <w:right w:w="90" w:type="dxa"/>
             </w:tcMar>
-            <w:vAlign w:val="center"/>
           </w:tcPr>
           <w:p>
             <w:pPr>
-              <w:spacing w:before="20" w:after="20" w:line="240" w:lineRule="auto"/>
+              <w:spacing w:after="20" w:before="20" w:line="240" w:lineRule="auto"/>
             </w:pPr>
             <w:r>
               <w:rPr>
+                <w:b w:val="0"/>
+                <w:i w:val="0"/>
                 <w:sz w:val="20"/>
               </w:rPr>
               <w:t>C</w:t>
@@ -3440,12 +4495,13 @@
         </w:tc>
         <w:tc>
           <w:tcPr>
-            <w:tcW w:w="3312" w:type="dxa"/>
+            <w:tcW w:type="dxa" w:w="3312"/>
+            <w:vAlign w:val="center"/>
             <w:tcBorders>
-              <w:top w:val="single" w:sz="4" w:space="0" w:color="D9D9D9"/>
-              <w:left w:val="single" w:sz="4" w:space="0" w:color="D9D9D9"/>
-              <w:bottom w:val="single" w:sz="4" w:space="0" w:color="D9D9D9"/>
-              <w:right w:val="single" w:sz="4" w:space="0" w:color="D9D9D9"/>
+              <w:top w:val="single" w:sz="4" w:color="D9D9D9"/>
+              <w:left w:val="single" w:sz="4" w:color="D9D9D9"/>
+              <w:bottom w:val="single" w:sz="4" w:color="D9D9D9"/>
+              <w:right w:val="single" w:sz="4" w:color="D9D9D9"/>
             </w:tcBorders>
             <w:tcMar>
               <w:top w:w="45" w:type="dxa"/>
@@ -3453,14 +4509,15 @@
               <w:bottom w:w="45" w:type="dxa"/>
               <w:right w:w="90" w:type="dxa"/>
             </w:tcMar>
-            <w:vAlign w:val="center"/>
           </w:tcPr>
           <w:p>
             <w:pPr>
-              <w:spacing w:before="20" w:after="20" w:line="240" w:lineRule="auto"/>
+              <w:spacing w:after="20" w:before="20" w:line="240" w:lineRule="auto"/>
             </w:pPr>
             <w:r>
               <w:rPr>
+                <w:b w:val="0"/>
+                <w:i w:val="0"/>
                 <w:sz w:val="20"/>
               </w:rPr>
               <w:t>73.0–75.9</w:t>
@@ -3471,16 +4528,16 @@
       <w:tr>
         <w:trPr>
           <w:cantSplit/>
-          <w:jc w:val="center"/>
         </w:trPr>
         <w:tc>
           <w:tcPr>
-            <w:tcW w:w="2448" w:type="dxa"/>
+            <w:tcW w:type="dxa" w:w="2448"/>
+            <w:vAlign w:val="center"/>
             <w:tcBorders>
-              <w:top w:val="single" w:sz="4" w:space="0" w:color="D9D9D9"/>
-              <w:left w:val="single" w:sz="4" w:space="0" w:color="D9D9D9"/>
-              <w:bottom w:val="single" w:sz="4" w:space="0" w:color="D9D9D9"/>
-              <w:right w:val="single" w:sz="4" w:space="0" w:color="D9D9D9"/>
+              <w:top w:val="single" w:sz="4" w:color="D9D9D9"/>
+              <w:left w:val="single" w:sz="4" w:color="D9D9D9"/>
+              <w:bottom w:val="single" w:sz="4" w:color="D9D9D9"/>
+              <w:right w:val="single" w:sz="4" w:color="D9D9D9"/>
             </w:tcBorders>
             <w:tcMar>
               <w:top w:w="45" w:type="dxa"/>
@@ -3488,14 +4545,15 @@
               <w:bottom w:w="45" w:type="dxa"/>
               <w:right w:w="90" w:type="dxa"/>
             </w:tcMar>
-            <w:vAlign w:val="center"/>
           </w:tcPr>
           <w:p>
             <w:pPr>
-              <w:spacing w:before="20" w:after="20" w:line="240" w:lineRule="auto"/>
+              <w:spacing w:after="20" w:before="20" w:line="240" w:lineRule="auto"/>
             </w:pPr>
             <w:r>
               <w:rPr>
+                <w:b w:val="0"/>
+                <w:i w:val="0"/>
                 <w:sz w:val="20"/>
               </w:rPr>
               <w:t>C−</w:t>
@@ -3504,12 +4562,13 @@
         </w:tc>
         <w:tc>
           <w:tcPr>
-            <w:tcW w:w="3312" w:type="dxa"/>
+            <w:tcW w:type="dxa" w:w="3312"/>
+            <w:vAlign w:val="center"/>
             <w:tcBorders>
-              <w:top w:val="single" w:sz="4" w:space="0" w:color="D9D9D9"/>
-              <w:left w:val="single" w:sz="4" w:space="0" w:color="D9D9D9"/>
-              <w:bottom w:val="single" w:sz="4" w:space="0" w:color="D9D9D9"/>
-              <w:right w:val="single" w:sz="4" w:space="0" w:color="D9D9D9"/>
+              <w:top w:val="single" w:sz="4" w:color="D9D9D9"/>
+              <w:left w:val="single" w:sz="4" w:color="D9D9D9"/>
+              <w:bottom w:val="single" w:sz="4" w:color="D9D9D9"/>
+              <w:right w:val="single" w:sz="4" w:color="D9D9D9"/>
             </w:tcBorders>
             <w:tcMar>
               <w:top w:w="45" w:type="dxa"/>
@@ -3517,14 +4576,15 @@
               <w:bottom w:w="45" w:type="dxa"/>
               <w:right w:w="90" w:type="dxa"/>
             </w:tcMar>
-            <w:vAlign w:val="center"/>
           </w:tcPr>
           <w:p>
             <w:pPr>
-              <w:spacing w:before="20" w:after="20" w:line="240" w:lineRule="auto"/>
+              <w:spacing w:after="20" w:before="20" w:line="240" w:lineRule="auto"/>
             </w:pPr>
             <w:r>
               <w:rPr>
+                <w:b w:val="0"/>
+                <w:i w:val="0"/>
                 <w:sz w:val="20"/>
               </w:rPr>
               <w:t>70.0–72.9</w:t>
@@ -3535,16 +4595,16 @@
       <w:tr>
         <w:trPr>
           <w:cantSplit/>
-          <w:jc w:val="center"/>
         </w:trPr>
         <w:tc>
           <w:tcPr>
-            <w:tcW w:w="2448" w:type="dxa"/>
+            <w:tcW w:type="dxa" w:w="2448"/>
+            <w:vAlign w:val="center"/>
             <w:tcBorders>
-              <w:top w:val="single" w:sz="4" w:space="0" w:color="D9D9D9"/>
-              <w:left w:val="single" w:sz="4" w:space="0" w:color="D9D9D9"/>
-              <w:bottom w:val="single" w:sz="4" w:space="0" w:color="D9D9D9"/>
-              <w:right w:val="single" w:sz="4" w:space="0" w:color="D9D9D9"/>
+              <w:top w:val="single" w:sz="4" w:color="D9D9D9"/>
+              <w:left w:val="single" w:sz="4" w:color="D9D9D9"/>
+              <w:bottom w:val="single" w:sz="4" w:color="D9D9D9"/>
+              <w:right w:val="single" w:sz="4" w:color="D9D9D9"/>
             </w:tcBorders>
             <w:tcMar>
               <w:top w:w="45" w:type="dxa"/>
@@ -3552,14 +4612,15 @@
               <w:bottom w:w="45" w:type="dxa"/>
               <w:right w:w="90" w:type="dxa"/>
             </w:tcMar>
-            <w:vAlign w:val="center"/>
           </w:tcPr>
           <w:p>
             <w:pPr>
-              <w:spacing w:before="20" w:after="20" w:line="240" w:lineRule="auto"/>
+              <w:spacing w:after="20" w:before="20" w:line="240" w:lineRule="auto"/>
             </w:pPr>
             <w:r>
               <w:rPr>
+                <w:b w:val="0"/>
+                <w:i w:val="0"/>
                 <w:sz w:val="20"/>
               </w:rPr>
               <w:t>D+</w:t>
@@ -3568,12 +4629,13 @@
         </w:tc>
         <w:tc>
           <w:tcPr>
-            <w:tcW w:w="3312" w:type="dxa"/>
+            <w:tcW w:type="dxa" w:w="3312"/>
+            <w:vAlign w:val="center"/>
             <w:tcBorders>
-              <w:top w:val="single" w:sz="4" w:space="0" w:color="D9D9D9"/>
-              <w:left w:val="single" w:sz="4" w:space="0" w:color="D9D9D9"/>
-              <w:bottom w:val="single" w:sz="4" w:space="0" w:color="D9D9D9"/>
-              <w:right w:val="single" w:sz="4" w:space="0" w:color="D9D9D9"/>
+              <w:top w:val="single" w:sz="4" w:color="D9D9D9"/>
+              <w:left w:val="single" w:sz="4" w:color="D9D9D9"/>
+              <w:bottom w:val="single" w:sz="4" w:color="D9D9D9"/>
+              <w:right w:val="single" w:sz="4" w:color="D9D9D9"/>
             </w:tcBorders>
             <w:tcMar>
               <w:top w:w="45" w:type="dxa"/>
@@ -3581,14 +4643,15 @@
               <w:bottom w:w="45" w:type="dxa"/>
               <w:right w:w="90" w:type="dxa"/>
             </w:tcMar>
-            <w:vAlign w:val="center"/>
           </w:tcPr>
           <w:p>
             <w:pPr>
-              <w:spacing w:before="20" w:after="20" w:line="240" w:lineRule="auto"/>
+              <w:spacing w:after="20" w:before="20" w:line="240" w:lineRule="auto"/>
             </w:pPr>
             <w:r>
               <w:rPr>
+                <w:b w:val="0"/>
+                <w:i w:val="0"/>
                 <w:sz w:val="20"/>
               </w:rPr>
               <w:t>66.0–69.9</w:t>
@@ -3599,16 +4662,16 @@
       <w:tr>
         <w:trPr>
           <w:cantSplit/>
-          <w:jc w:val="center"/>
         </w:trPr>
         <w:tc>
           <w:tcPr>
-            <w:tcW w:w="2448" w:type="dxa"/>
+            <w:tcW w:type="dxa" w:w="2448"/>
+            <w:vAlign w:val="center"/>
             <w:tcBorders>
-              <w:top w:val="single" w:sz="4" w:space="0" w:color="D9D9D9"/>
-              <w:left w:val="single" w:sz="4" w:space="0" w:color="D9D9D9"/>
-              <w:bottom w:val="single" w:sz="4" w:space="0" w:color="D9D9D9"/>
-              <w:right w:val="single" w:sz="4" w:space="0" w:color="D9D9D9"/>
+              <w:top w:val="single" w:sz="4" w:color="D9D9D9"/>
+              <w:left w:val="single" w:sz="4" w:color="D9D9D9"/>
+              <w:bottom w:val="single" w:sz="4" w:color="D9D9D9"/>
+              <w:right w:val="single" w:sz="4" w:color="D9D9D9"/>
             </w:tcBorders>
             <w:tcMar>
               <w:top w:w="45" w:type="dxa"/>
@@ -3616,14 +4679,15 @@
               <w:bottom w:w="45" w:type="dxa"/>
               <w:right w:w="90" w:type="dxa"/>
             </w:tcMar>
-            <w:vAlign w:val="center"/>
           </w:tcPr>
           <w:p>
             <w:pPr>
-              <w:spacing w:before="20" w:after="20" w:line="240" w:lineRule="auto"/>
+              <w:spacing w:after="20" w:before="20" w:line="240" w:lineRule="auto"/>
             </w:pPr>
             <w:r>
               <w:rPr>
+                <w:b w:val="0"/>
+                <w:i w:val="0"/>
                 <w:sz w:val="20"/>
               </w:rPr>
               <w:t>D</w:t>
@@ -3632,12 +4696,13 @@
         </w:tc>
         <w:tc>
           <w:tcPr>
-            <w:tcW w:w="3312" w:type="dxa"/>
+            <w:tcW w:type="dxa" w:w="3312"/>
+            <w:vAlign w:val="center"/>
             <w:tcBorders>
-              <w:top w:val="single" w:sz="4" w:space="0" w:color="D9D9D9"/>
-              <w:left w:val="single" w:sz="4" w:space="0" w:color="D9D9D9"/>
-              <w:bottom w:val="single" w:sz="4" w:space="0" w:color="D9D9D9"/>
-              <w:right w:val="single" w:sz="4" w:space="0" w:color="D9D9D9"/>
+              <w:top w:val="single" w:sz="4" w:color="D9D9D9"/>
+              <w:left w:val="single" w:sz="4" w:color="D9D9D9"/>
+              <w:bottom w:val="single" w:sz="4" w:color="D9D9D9"/>
+              <w:right w:val="single" w:sz="4" w:color="D9D9D9"/>
             </w:tcBorders>
             <w:tcMar>
               <w:top w:w="45" w:type="dxa"/>
@@ -3645,14 +4710,15 @@
               <w:bottom w:w="45" w:type="dxa"/>
               <w:right w:w="90" w:type="dxa"/>
             </w:tcMar>
-            <w:vAlign w:val="center"/>
           </w:tcPr>
           <w:p>
             <w:pPr>
-              <w:spacing w:before="20" w:after="20" w:line="240" w:lineRule="auto"/>
+              <w:spacing w:after="20" w:before="20" w:line="240" w:lineRule="auto"/>
             </w:pPr>
             <w:r>
               <w:rPr>
+                <w:b w:val="0"/>
+                <w:i w:val="0"/>
                 <w:sz w:val="20"/>
               </w:rPr>
               <w:t>63.0–65.9</w:t>
@@ -3663,16 +4729,16 @@
       <w:tr>
         <w:trPr>
           <w:cantSplit/>
-          <w:jc w:val="center"/>
         </w:trPr>
         <w:tc>
           <w:tcPr>
-            <w:tcW w:w="2448" w:type="dxa"/>
+            <w:tcW w:type="dxa" w:w="2448"/>
+            <w:vAlign w:val="center"/>
             <w:tcBorders>
-              <w:top w:val="single" w:sz="4" w:space="0" w:color="D9D9D9"/>
-              <w:left w:val="single" w:sz="4" w:space="0" w:color="D9D9D9"/>
-              <w:bottom w:val="single" w:sz="4" w:space="0" w:color="D9D9D9"/>
-              <w:right w:val="single" w:sz="4" w:space="0" w:color="D9D9D9"/>
+              <w:top w:val="single" w:sz="4" w:color="D9D9D9"/>
+              <w:left w:val="single" w:sz="4" w:color="D9D9D9"/>
+              <w:bottom w:val="single" w:sz="4" w:color="D9D9D9"/>
+              <w:right w:val="single" w:sz="4" w:color="D9D9D9"/>
             </w:tcBorders>
             <w:tcMar>
               <w:top w:w="45" w:type="dxa"/>
@@ -3680,14 +4746,15 @@
               <w:bottom w:w="45" w:type="dxa"/>
               <w:right w:w="90" w:type="dxa"/>
             </w:tcMar>
-            <w:vAlign w:val="center"/>
           </w:tcPr>
           <w:p>
             <w:pPr>
-              <w:spacing w:before="20" w:after="20" w:line="240" w:lineRule="auto"/>
+              <w:spacing w:after="20" w:before="20" w:line="240" w:lineRule="auto"/>
             </w:pPr>
             <w:r>
               <w:rPr>
+                <w:b w:val="0"/>
+                <w:i w:val="0"/>
                 <w:sz w:val="20"/>
               </w:rPr>
               <w:t>D−</w:t>
@@ -3696,12 +4763,13 @@
         </w:tc>
         <w:tc>
           <w:tcPr>
-            <w:tcW w:w="3312" w:type="dxa"/>
+            <w:tcW w:type="dxa" w:w="3312"/>
+            <w:vAlign w:val="center"/>
             <w:tcBorders>
-              <w:top w:val="single" w:sz="4" w:space="0" w:color="D9D9D9"/>
-              <w:left w:val="single" w:sz="4" w:space="0" w:color="D9D9D9"/>
-              <w:bottom w:val="single" w:sz="4" w:space="0" w:color="D9D9D9"/>
-              <w:right w:val="single" w:sz="4" w:space="0" w:color="D9D9D9"/>
+              <w:top w:val="single" w:sz="4" w:color="D9D9D9"/>
+              <w:left w:val="single" w:sz="4" w:color="D9D9D9"/>
+              <w:bottom w:val="single" w:sz="4" w:color="D9D9D9"/>
+              <w:right w:val="single" w:sz="4" w:color="D9D9D9"/>
             </w:tcBorders>
             <w:tcMar>
               <w:top w:w="45" w:type="dxa"/>
@@ -3709,14 +4777,15 @@
               <w:bottom w:w="45" w:type="dxa"/>
               <w:right w:w="90" w:type="dxa"/>
             </w:tcMar>
-            <w:vAlign w:val="center"/>
           </w:tcPr>
           <w:p>
             <w:pPr>
-              <w:spacing w:before="20" w:after="20" w:line="240" w:lineRule="auto"/>
+              <w:spacing w:after="20" w:before="20" w:line="240" w:lineRule="auto"/>
             </w:pPr>
             <w:r>
               <w:rPr>
+                <w:b w:val="0"/>
+                <w:i w:val="0"/>
                 <w:sz w:val="20"/>
               </w:rPr>
               <w:t>60.0–62.9</w:t>
@@ -3727,16 +4796,16 @@
       <w:tr>
         <w:trPr>
           <w:cantSplit/>
-          <w:jc w:val="center"/>
         </w:trPr>
         <w:tc>
           <w:tcPr>
-            <w:tcW w:w="2448" w:type="dxa"/>
+            <w:tcW w:type="dxa" w:w="2448"/>
+            <w:vAlign w:val="center"/>
             <w:tcBorders>
-              <w:top w:val="single" w:sz="4" w:space="0" w:color="D9D9D9"/>
-              <w:left w:val="single" w:sz="4" w:space="0" w:color="D9D9D9"/>
-              <w:bottom w:val="single" w:sz="4" w:space="0" w:color="D9D9D9"/>
-              <w:right w:val="single" w:sz="4" w:space="0" w:color="D9D9D9"/>
+              <w:top w:val="single" w:sz="4" w:color="D9D9D9"/>
+              <w:left w:val="single" w:sz="4" w:color="D9D9D9"/>
+              <w:bottom w:val="single" w:sz="4" w:color="D9D9D9"/>
+              <w:right w:val="single" w:sz="4" w:color="D9D9D9"/>
             </w:tcBorders>
             <w:tcMar>
               <w:top w:w="45" w:type="dxa"/>
@@ -3744,14 +4813,15 @@
               <w:bottom w:w="45" w:type="dxa"/>
               <w:right w:w="90" w:type="dxa"/>
             </w:tcMar>
-            <w:vAlign w:val="center"/>
           </w:tcPr>
           <w:p>
             <w:pPr>
-              <w:spacing w:before="20" w:after="20" w:line="240" w:lineRule="auto"/>
+              <w:spacing w:after="20" w:before="20" w:line="240" w:lineRule="auto"/>
             </w:pPr>
             <w:r>
               <w:rPr>
+                <w:b w:val="0"/>
+                <w:i w:val="0"/>
                 <w:sz w:val="20"/>
               </w:rPr>
               <w:t>F</w:t>
@@ -3760,12 +4830,13 @@
         </w:tc>
         <w:tc>
           <w:tcPr>
-            <w:tcW w:w="3312" w:type="dxa"/>
+            <w:tcW w:type="dxa" w:w="3312"/>
+            <w:vAlign w:val="center"/>
             <w:tcBorders>
-              <w:top w:val="single" w:sz="4" w:space="0" w:color="D9D9D9"/>
-              <w:left w:val="single" w:sz="4" w:space="0" w:color="D9D9D9"/>
-              <w:bottom w:val="single" w:sz="4" w:space="0" w:color="D9D9D9"/>
-              <w:right w:val="single" w:sz="4" w:space="0" w:color="D9D9D9"/>
+              <w:top w:val="single" w:sz="4" w:color="D9D9D9"/>
+              <w:left w:val="single" w:sz="4" w:color="D9D9D9"/>
+              <w:bottom w:val="single" w:sz="4" w:color="D9D9D9"/>
+              <w:right w:val="single" w:sz="4" w:color="D9D9D9"/>
             </w:tcBorders>
             <w:tcMar>
               <w:top w:w="45" w:type="dxa"/>
@@ -3773,14 +4844,15 @@
               <w:bottom w:w="45" w:type="dxa"/>
               <w:right w:w="90" w:type="dxa"/>
             </w:tcMar>
-            <w:vAlign w:val="center"/>
           </w:tcPr>
           <w:p>
             <w:pPr>
-              <w:spacing w:before="20" w:after="20" w:line="240" w:lineRule="auto"/>
+              <w:spacing w:after="20" w:before="20" w:line="240" w:lineRule="auto"/>
             </w:pPr>
             <w:r>
               <w:rPr>
+                <w:b w:val="0"/>
+                <w:i w:val="0"/>
                 <w:sz w:val="20"/>
               </w:rPr>
               <w:t>Below 60.0</w:t>
@@ -3798,11 +4870,16 @@
       <w:r>
         <w:rPr>
           <w:b/>
+          <w:i w:val="0"/>
           <w:highlight w:val="yellow"/>
         </w:rPr>
         <w:t>[TO CONFIRM]</w:t>
       </w:r>
       <w:r>
+        <w:rPr>
+          <w:b w:val="0"/>
+          <w:i w:val="0"/>
+        </w:rPr>
         <w:t xml:space="preserve"> Rounding rule, treatment of fractional boundary values, and whether this scale is appropriate for the enrolled sections.</w:t>
       </w:r>
     </w:p>
@@ -3811,7 +4888,6 @@
         <w:pStyle w:val="Heading1"/>
       </w:pPr>
       <w:r>
-        <w:lastRenderedPageBreak/>
         <w:t>Campus Academic Policies and Course Arrangements</w:t>
       </w:r>
     </w:p>
@@ -3819,20 +4895,30 @@
       <w:r>
         <w:rPr>
           <w:b/>
+          <w:i w:val="0"/>
         </w:rPr>
         <w:t>Attendance.</w:t>
       </w:r>
       <w:r>
+        <w:rPr>
+          <w:b w:val="0"/>
+          <w:i w:val="0"/>
+        </w:rPr>
         <w:t xml:space="preserve"> Participate in the scheduled seminars and collaborative activities. If you must miss a session, contact me to arrange an equivalent way to engage with the work. </w:t>
       </w:r>
       <w:r>
         <w:rPr>
           <w:b/>
+          <w:i w:val="0"/>
           <w:highlight w:val="yellow"/>
         </w:rPr>
         <w:t>[TO CONFIRM]</w:t>
       </w:r>
       <w:r>
+        <w:rPr>
+          <w:b w:val="0"/>
+          <w:i w:val="0"/>
+        </w:rPr>
         <w:t xml:space="preserve"> Attendance and participation requirements.</w:t>
       </w:r>
     </w:p>
@@ -3840,29 +4926,44 @@
       <w:r>
         <w:rPr>
           <w:b/>
+          <w:i w:val="0"/>
         </w:rPr>
         <w:t>Late work.</w:t>
       </w:r>
       <w:r>
+        <w:rPr>
+          <w:b w:val="0"/>
+          <w:i w:val="0"/>
+        </w:rPr>
         <w:t xml:space="preserve"> Contact me early if a deadline creates a problem. Staged tasks support later work, so an extension should include a realistic plan for catching up. </w:t>
       </w:r>
       <w:r>
         <w:rPr>
           <w:b/>
+          <w:i w:val="0"/>
           <w:highlight w:val="yellow"/>
         </w:rPr>
         <w:t>[TO CONFIRM]</w:t>
       </w:r>
       <w:r>
+        <w:rPr>
+          <w:b w:val="0"/>
+          <w:i w:val="0"/>
+        </w:rPr>
         <w:t xml:space="preserve"> Any penalties, extension procedure, and the final submission cutoff. The Registrar lists the faculty grade-reporting deadline as </w:t>
       </w:r>
       <w:r>
         <w:rPr>
           <w:b/>
+          <w:i w:val="0"/>
         </w:rPr>
         <w:t>22 December 2026 at 2:00 PM</w:t>
       </w:r>
       <w:r>
+        <w:rPr>
+          <w:b w:val="0"/>
+          <w:i w:val="0"/>
+        </w:rPr>
         <w:t>; this is an instructor deadline, not a student submission date.</w:t>
       </w:r>
     </w:p>
@@ -3870,13 +4971,18 @@
       <w:r>
         <w:rPr>
           <w:b/>
+          <w:i w:val="0"/>
         </w:rPr>
         <w:t>Accessibility.</w:t>
       </w:r>
       <w:r>
+        <w:rPr>
+          <w:b w:val="0"/>
+          <w:i w:val="0"/>
+        </w:rPr>
         <w:t xml:space="preserve"> Contact the instructor about access needs and consult </w:t>
       </w:r>
-      <w:hyperlink r:id="rId8">
+      <w:hyperlink r:id="rId63">
         <w:r>
           <w:rPr>
             <w:u w:val="single"/>
@@ -3885,16 +4991,25 @@
         </w:r>
       </w:hyperlink>
       <w:r>
+        <w:rPr>
+          <w:b w:val="0"/>
+          <w:i w:val="0"/>
+        </w:rPr>
         <w:t xml:space="preserve">. </w:t>
       </w:r>
       <w:r>
         <w:rPr>
           <w:b/>
+          <w:i w:val="0"/>
           <w:highlight w:val="yellow"/>
         </w:rPr>
         <w:t>[TO CONFIRM]</w:t>
       </w:r>
       <w:r>
+        <w:rPr>
+          <w:b w:val="0"/>
+          <w:i w:val="0"/>
+        </w:rPr>
         <w:t xml:space="preserve"> Insert the current approved accommodations statement and check that readings, documents, maps, and activities have accessible alternatives.</w:t>
       </w:r>
     </w:p>
@@ -3902,20 +5017,30 @@
       <w:r>
         <w:rPr>
           <w:b/>
+          <w:i w:val="0"/>
         </w:rPr>
         <w:t>Recording and sharing.</w:t>
       </w:r>
       <w:r>
+        <w:rPr>
+          <w:b w:val="0"/>
+          <w:i w:val="0"/>
+        </w:rPr>
         <w:t xml:space="preserve"> </w:t>
       </w:r>
       <w:r>
         <w:rPr>
           <w:b/>
+          <w:i w:val="0"/>
           <w:highlight w:val="yellow"/>
         </w:rPr>
         <w:t>[TO CONFIRM]</w:t>
       </w:r>
       <w:r>
+        <w:rPr>
+          <w:b w:val="0"/>
+          <w:i w:val="0"/>
+        </w:rPr>
         <w:t xml:space="preserve"> Whether seminars will be recorded, the consent and access arrangements, and retention. Do not assume that a class recording or peer document may be shared outside the course.</w:t>
       </w:r>
     </w:p>
@@ -3923,13 +5048,18 @@
       <w:r>
         <w:rPr>
           <w:b/>
+          <w:i w:val="0"/>
         </w:rPr>
         <w:t>Academic integrity.</w:t>
       </w:r>
       <w:r>
+        <w:rPr>
+          <w:b w:val="0"/>
+          <w:i w:val="0"/>
+        </w:rPr>
         <w:t xml:space="preserve"> The </w:t>
       </w:r>
-      <w:hyperlink r:id="rId9">
+      <w:hyperlink r:id="rId64">
         <w:r>
           <w:rPr>
             <w:u w:val="single"/>
@@ -3938,16 +5068,25 @@
         </w:r>
       </w:hyperlink>
       <w:r>
+        <w:rPr>
+          <w:b w:val="0"/>
+          <w:i w:val="0"/>
+        </w:rPr>
         <w:t xml:space="preserve"> apply alongside the course's AI-use instructions. </w:t>
       </w:r>
       <w:r>
         <w:rPr>
           <w:b/>
+          <w:i w:val="0"/>
           <w:highlight w:val="yellow"/>
         </w:rPr>
         <w:t>[TO CONFIRM]</w:t>
       </w:r>
       <w:r>
+        <w:rPr>
+          <w:b w:val="0"/>
+          <w:i w:val="0"/>
+        </w:rPr>
         <w:t xml:space="preserve"> Current required institutional wording and procedures.</w:t>
       </w:r>
     </w:p>
@@ -3955,13 +5094,18 @@
       <w:r>
         <w:rPr>
           <w:b/>
+          <w:i w:val="0"/>
         </w:rPr>
         <w:t>Student support.</w:t>
       </w:r>
       <w:r>
+        <w:rPr>
+          <w:b w:val="0"/>
+          <w:i w:val="0"/>
+        </w:rPr>
         <w:t xml:space="preserve"> Support information is available through the </w:t>
       </w:r>
-      <w:hyperlink r:id="rId10">
+      <w:hyperlink r:id="rId65">
         <w:r>
           <w:rPr>
             <w:u w:val="single"/>
@@ -3970,16 +5114,25 @@
         </w:r>
       </w:hyperlink>
       <w:r>
+        <w:rPr>
+          <w:b w:val="0"/>
+          <w:i w:val="0"/>
+        </w:rPr>
         <w:t xml:space="preserve">. </w:t>
       </w:r>
       <w:r>
         <w:rPr>
           <w:b/>
+          <w:i w:val="0"/>
           <w:highlight w:val="yellow"/>
         </w:rPr>
         <w:t>[TO CONFIRM]</w:t>
       </w:r>
       <w:r>
+        <w:rPr>
+          <w:b w:val="0"/>
+          <w:i w:val="0"/>
+        </w:rPr>
         <w:t xml:space="preserve"> Add current College and University syllabus statements and links.</w:t>
       </w:r>
     </w:p>
@@ -3993,38 +5146,56 @@
     </w:p>
     <w:p>
       <w:r>
+        <w:rPr>
+          <w:b w:val="0"/>
+          <w:i w:val="0"/>
+        </w:rPr>
         <w:t>Term B is designated as eight weeks. Its instruction period spans eight calendar-week blocks, including fall break and a partial final week. That leaves seven teaching-week blocks.</w:t>
       </w:r>
     </w:p>
     <w:p>
       <w:r>
-        <w:t xml:space="preserve">Seminars meet online on Mondays, 5:00–7:50 PM Central Time (America/Chicago): 19 October, 26 October, 2 November, 9 November, 16 November, 30 November, and 7 December 2026. There is no seminar on 23 November during fall break.</w:t>
+        <w:rPr>
+          <w:b w:val="0"/>
+          <w:i w:val="0"/>
+        </w:rPr>
+        <w:t xml:space="preserve">Seminars meet online on </w:t>
       </w:r>
       <w:r>
         <w:rPr>
           <w:b/>
-        </w:rPr>
-        <w:t/>
-      </w:r>
-      <w:r>
-        <w:t/>
+          <w:i w:val="0"/>
+        </w:rPr>
+        <w:t>Mondays, 5:00–7:50 PM Central Time (America/Chicago)</w:t>
+      </w:r>
+      <w:r>
+        <w:rPr>
+          <w:b w:val="0"/>
+          <w:i w:val="0"/>
+        </w:rPr>
+        <w:t xml:space="preserve">: </w:t>
       </w:r>
       <w:r>
         <w:rPr>
           <w:b/>
-        </w:rPr>
-        <w:t/>
-      </w:r>
-      <w:r>
-        <w:t/>
+          <w:i w:val="0"/>
+        </w:rPr>
+        <w:t>19 October, 26 October, 2 November, 9 November, 16 November, 30 November, and 7 December 2026</w:t>
+      </w:r>
+      <w:r>
+        <w:rPr>
+          <w:b w:val="0"/>
+          <w:i w:val="0"/>
+        </w:rPr>
+        <w:t>. There is no seminar on 23 November during fall break.</w:t>
       </w:r>
     </w:p>
     <w:tbl>
       <w:tblPr>
-        <w:tblW w:w="0" w:type="auto"/>
+        <w:tblW w:type="auto" w:w="0"/>
         <w:jc w:val="center"/>
         <w:tblLayout w:type="fixed"/>
-        <w:tblLook w:val="04A0" w:firstRow="1" w:lastRow="0" w:firstColumn="1" w:lastColumn="0" w:noHBand="0" w:noVBand="1"/>
+        <w:tblLook w:firstColumn="1" w:firstRow="1" w:lastColumn="0" w:lastRow="0" w:noHBand="0" w:noVBand="1" w:val="04A0"/>
       </w:tblPr>
       <w:tblGrid>
         <w:gridCol w:w="1080"/>
@@ -4035,35 +5206,35 @@
       </w:tblGrid>
       <w:tr>
         <w:trPr>
+          <w:tblHeader/>
           <w:cantSplit/>
-          <w:tblHeader/>
-          <w:jc w:val="center"/>
         </w:trPr>
         <w:tc>
           <w:tcPr>
-            <w:tcW w:w="1080" w:type="dxa"/>
+            <w:tcW w:type="dxa" w:w="1080"/>
+            <w:vAlign w:val="center"/>
             <w:tcBorders>
-              <w:top w:val="single" w:sz="4" w:space="0" w:color="D9D9D9"/>
-              <w:left w:val="single" w:sz="4" w:space="0" w:color="D9D9D9"/>
-              <w:bottom w:val="single" w:sz="4" w:space="0" w:color="D9D9D9"/>
-              <w:right w:val="single" w:sz="4" w:space="0" w:color="D9D9D9"/>
+              <w:top w:val="single" w:sz="4" w:color="D9D9D9"/>
+              <w:left w:val="single" w:sz="4" w:color="D9D9D9"/>
+              <w:bottom w:val="single" w:sz="4" w:color="D9D9D9"/>
+              <w:right w:val="single" w:sz="4" w:color="D9D9D9"/>
             </w:tcBorders>
-            <w:shd w:val="clear" w:color="auto" w:fill="E8ECF0"/>
             <w:tcMar>
               <w:top w:w="90" w:type="dxa"/>
               <w:left w:w="90" w:type="dxa"/>
               <w:bottom w:w="90" w:type="dxa"/>
               <w:right w:w="90" w:type="dxa"/>
             </w:tcMar>
-            <w:vAlign w:val="center"/>
+            <w:shd w:fill="E8ECF0"/>
           </w:tcPr>
           <w:p>
             <w:pPr>
-              <w:spacing w:before="20" w:after="20" w:line="240" w:lineRule="auto"/>
+              <w:spacing w:after="20" w:before="20" w:line="240" w:lineRule="auto"/>
             </w:pPr>
             <w:r>
               <w:rPr>
                 <w:b/>
+                <w:i w:val="0"/>
                 <w:sz w:val="19"/>
               </w:rPr>
               <w:t>Session</w:t>
@@ -4072,29 +5243,30 @@
         </w:tc>
         <w:tc>
           <w:tcPr>
-            <w:tcW w:w="1512" w:type="dxa"/>
+            <w:tcW w:type="dxa" w:w="1512"/>
+            <w:vAlign w:val="center"/>
             <w:tcBorders>
-              <w:top w:val="single" w:sz="4" w:space="0" w:color="D9D9D9"/>
-              <w:left w:val="single" w:sz="4" w:space="0" w:color="D9D9D9"/>
-              <w:bottom w:val="single" w:sz="4" w:space="0" w:color="D9D9D9"/>
-              <w:right w:val="single" w:sz="4" w:space="0" w:color="D9D9D9"/>
+              <w:top w:val="single" w:sz="4" w:color="D9D9D9"/>
+              <w:left w:val="single" w:sz="4" w:color="D9D9D9"/>
+              <w:bottom w:val="single" w:sz="4" w:color="D9D9D9"/>
+              <w:right w:val="single" w:sz="4" w:color="D9D9D9"/>
             </w:tcBorders>
-            <w:shd w:val="clear" w:color="auto" w:fill="E8ECF0"/>
             <w:tcMar>
               <w:top w:w="90" w:type="dxa"/>
               <w:left w:w="90" w:type="dxa"/>
               <w:bottom w:w="90" w:type="dxa"/>
               <w:right w:w="90" w:type="dxa"/>
             </w:tcMar>
-            <w:vAlign w:val="center"/>
+            <w:shd w:fill="E8ECF0"/>
           </w:tcPr>
           <w:p>
             <w:pPr>
-              <w:spacing w:before="20" w:after="20" w:line="240" w:lineRule="auto"/>
+              <w:spacing w:after="20" w:before="20" w:line="240" w:lineRule="auto"/>
             </w:pPr>
             <w:r>
               <w:rPr>
                 <w:b/>
+                <w:i w:val="0"/>
                 <w:sz w:val="19"/>
               </w:rPr>
               <w:t>Teaching week</w:t>
@@ -4103,29 +5275,30 @@
         </w:tc>
         <w:tc>
           <w:tcPr>
-            <w:tcW w:w="2088" w:type="dxa"/>
+            <w:tcW w:type="dxa" w:w="2088"/>
+            <w:vAlign w:val="center"/>
             <w:tcBorders>
-              <w:top w:val="single" w:sz="4" w:space="0" w:color="D9D9D9"/>
-              <w:left w:val="single" w:sz="4" w:space="0" w:color="D9D9D9"/>
-              <w:bottom w:val="single" w:sz="4" w:space="0" w:color="D9D9D9"/>
-              <w:right w:val="single" w:sz="4" w:space="0" w:color="D9D9D9"/>
+              <w:top w:val="single" w:sz="4" w:color="D9D9D9"/>
+              <w:left w:val="single" w:sz="4" w:color="D9D9D9"/>
+              <w:bottom w:val="single" w:sz="4" w:color="D9D9D9"/>
+              <w:right w:val="single" w:sz="4" w:color="D9D9D9"/>
             </w:tcBorders>
-            <w:shd w:val="clear" w:color="auto" w:fill="E8ECF0"/>
             <w:tcMar>
               <w:top w:w="90" w:type="dxa"/>
               <w:left w:w="90" w:type="dxa"/>
               <w:bottom w:w="90" w:type="dxa"/>
               <w:right w:w="90" w:type="dxa"/>
             </w:tcMar>
-            <w:vAlign w:val="center"/>
+            <w:shd w:fill="E8ECF0"/>
           </w:tcPr>
           <w:p>
             <w:pPr>
-              <w:spacing w:before="20" w:after="20" w:line="240" w:lineRule="auto"/>
+              <w:spacing w:after="20" w:before="20" w:line="240" w:lineRule="auto"/>
             </w:pPr>
             <w:r>
               <w:rPr>
                 <w:b/>
+                <w:i w:val="0"/>
                 <w:sz w:val="19"/>
               </w:rPr>
               <w:t>Focus</w:t>
@@ -4134,29 +5307,30 @@
         </w:tc>
         <w:tc>
           <w:tcPr>
-            <w:tcW w:w="2592" w:type="dxa"/>
+            <w:tcW w:type="dxa" w:w="2592"/>
+            <w:vAlign w:val="center"/>
             <w:tcBorders>
-              <w:top w:val="single" w:sz="4" w:space="0" w:color="D9D9D9"/>
-              <w:left w:val="single" w:sz="4" w:space="0" w:color="D9D9D9"/>
-              <w:bottom w:val="single" w:sz="4" w:space="0" w:color="D9D9D9"/>
-              <w:right w:val="single" w:sz="4" w:space="0" w:color="D9D9D9"/>
+              <w:top w:val="single" w:sz="4" w:color="D9D9D9"/>
+              <w:left w:val="single" w:sz="4" w:color="D9D9D9"/>
+              <w:bottom w:val="single" w:sz="4" w:color="D9D9D9"/>
+              <w:right w:val="single" w:sz="4" w:color="D9D9D9"/>
             </w:tcBorders>
-            <w:shd w:val="clear" w:color="auto" w:fill="E8ECF0"/>
             <w:tcMar>
               <w:top w:w="90" w:type="dxa"/>
               <w:left w:w="90" w:type="dxa"/>
               <w:bottom w:w="90" w:type="dxa"/>
               <w:right w:w="90" w:type="dxa"/>
             </w:tcMar>
-            <w:vAlign w:val="center"/>
+            <w:shd w:fill="E8ECF0"/>
           </w:tcPr>
           <w:p>
             <w:pPr>
-              <w:spacing w:before="20" w:after="20" w:line="240" w:lineRule="auto"/>
+              <w:spacing w:after="20" w:before="20" w:line="240" w:lineRule="auto"/>
             </w:pPr>
             <w:r>
               <w:rPr>
                 <w:b/>
+                <w:i w:val="0"/>
                 <w:sz w:val="19"/>
               </w:rPr>
               <w:t>Reading and preparation</w:t>
@@ -4165,29 +5339,30 @@
         </w:tc>
         <w:tc>
           <w:tcPr>
-            <w:tcW w:w="2088" w:type="dxa"/>
+            <w:tcW w:type="dxa" w:w="2088"/>
+            <w:vAlign w:val="center"/>
             <w:tcBorders>
-              <w:top w:val="single" w:sz="4" w:space="0" w:color="D9D9D9"/>
-              <w:left w:val="single" w:sz="4" w:space="0" w:color="D9D9D9"/>
-              <w:bottom w:val="single" w:sz="4" w:space="0" w:color="D9D9D9"/>
-              <w:right w:val="single" w:sz="4" w:space="0" w:color="D9D9D9"/>
+              <w:top w:val="single" w:sz="4" w:color="D9D9D9"/>
+              <w:left w:val="single" w:sz="4" w:color="D9D9D9"/>
+              <w:bottom w:val="single" w:sz="4" w:color="D9D9D9"/>
+              <w:right w:val="single" w:sz="4" w:color="D9D9D9"/>
             </w:tcBorders>
-            <w:shd w:val="clear" w:color="auto" w:fill="E8ECF0"/>
             <w:tcMar>
               <w:top w:w="90" w:type="dxa"/>
               <w:left w:w="90" w:type="dxa"/>
               <w:bottom w:w="90" w:type="dxa"/>
               <w:right w:w="90" w:type="dxa"/>
             </w:tcMar>
-            <w:vAlign w:val="center"/>
+            <w:shd w:fill="E8ECF0"/>
           </w:tcPr>
           <w:p>
             <w:pPr>
-              <w:spacing w:before="20" w:after="20" w:line="240" w:lineRule="auto"/>
+              <w:spacing w:after="20" w:before="20" w:line="240" w:lineRule="auto"/>
             </w:pPr>
             <w:r>
               <w:rPr>
                 <w:b/>
+                <w:i w:val="0"/>
                 <w:sz w:val="19"/>
               </w:rPr>
               <w:t>Milestone</w:t>
@@ -4198,16 +5373,16 @@
       <w:tr>
         <w:trPr>
           <w:cantSplit/>
-          <w:jc w:val="center"/>
         </w:trPr>
         <w:tc>
           <w:tcPr>
-            <w:tcW w:w="1080" w:type="dxa"/>
+            <w:tcW w:type="dxa" w:w="1080"/>
+            <w:vAlign w:val="center"/>
             <w:tcBorders>
-              <w:top w:val="single" w:sz="4" w:space="0" w:color="D9D9D9"/>
-              <w:left w:val="single" w:sz="4" w:space="0" w:color="D9D9D9"/>
-              <w:bottom w:val="single" w:sz="4" w:space="0" w:color="D9D9D9"/>
-              <w:right w:val="single" w:sz="4" w:space="0" w:color="D9D9D9"/>
+              <w:top w:val="single" w:sz="4" w:color="D9D9D9"/>
+              <w:left w:val="single" w:sz="4" w:color="D9D9D9"/>
+              <w:bottom w:val="single" w:sz="4" w:color="D9D9D9"/>
+              <w:right w:val="single" w:sz="4" w:color="D9D9D9"/>
             </w:tcBorders>
             <w:tcMar>
               <w:top w:w="90" w:type="dxa"/>
@@ -4215,14 +5390,15 @@
               <w:bottom w:w="90" w:type="dxa"/>
               <w:right w:w="90" w:type="dxa"/>
             </w:tcMar>
-            <w:vAlign w:val="center"/>
           </w:tcPr>
           <w:p>
             <w:pPr>
-              <w:spacing w:before="20" w:after="20" w:line="240" w:lineRule="auto"/>
+              <w:spacing w:after="20" w:before="20" w:line="240" w:lineRule="auto"/>
             </w:pPr>
             <w:r>
               <w:rPr>
+                <w:b w:val="0"/>
+                <w:i w:val="0"/>
                 <w:sz w:val="19"/>
               </w:rPr>
               <w:t>1</w:t>
@@ -4231,12 +5407,13 @@
         </w:tc>
         <w:tc>
           <w:tcPr>
-            <w:tcW w:w="1512" w:type="dxa"/>
+            <w:tcW w:type="dxa" w:w="1512"/>
+            <w:vAlign w:val="center"/>
             <w:tcBorders>
-              <w:top w:val="single" w:sz="4" w:space="0" w:color="D9D9D9"/>
-              <w:left w:val="single" w:sz="4" w:space="0" w:color="D9D9D9"/>
-              <w:bottom w:val="single" w:sz="4" w:space="0" w:color="D9D9D9"/>
-              <w:right w:val="single" w:sz="4" w:space="0" w:color="D9D9D9"/>
+              <w:top w:val="single" w:sz="4" w:color="D9D9D9"/>
+              <w:left w:val="single" w:sz="4" w:color="D9D9D9"/>
+              <w:bottom w:val="single" w:sz="4" w:color="D9D9D9"/>
+              <w:right w:val="single" w:sz="4" w:color="D9D9D9"/>
             </w:tcBorders>
             <w:tcMar>
               <w:top w:w="90" w:type="dxa"/>
@@ -4244,14 +5421,15 @@
               <w:bottom w:w="90" w:type="dxa"/>
               <w:right w:w="90" w:type="dxa"/>
             </w:tcMar>
-            <w:vAlign w:val="center"/>
           </w:tcPr>
           <w:p>
             <w:pPr>
-              <w:spacing w:before="20" w:after="20" w:line="240" w:lineRule="auto"/>
+              <w:spacing w:after="20" w:before="20" w:line="240" w:lineRule="auto"/>
             </w:pPr>
             <w:r>
               <w:rPr>
+                <w:b w:val="0"/>
+                <w:i w:val="0"/>
                 <w:sz w:val="19"/>
               </w:rPr>
               <w:t>19–23 October</w:t>
@@ -4260,12 +5438,13 @@
         </w:tc>
         <w:tc>
           <w:tcPr>
-            <w:tcW w:w="2088" w:type="dxa"/>
+            <w:tcW w:type="dxa" w:w="2088"/>
+            <w:vAlign w:val="center"/>
             <w:tcBorders>
-              <w:top w:val="single" w:sz="4" w:space="0" w:color="D9D9D9"/>
-              <w:left w:val="single" w:sz="4" w:space="0" w:color="D9D9D9"/>
-              <w:bottom w:val="single" w:sz="4" w:space="0" w:color="D9D9D9"/>
-              <w:right w:val="single" w:sz="4" w:space="0" w:color="D9D9D9"/>
+              <w:top w:val="single" w:sz="4" w:color="D9D9D9"/>
+              <w:left w:val="single" w:sz="4" w:color="D9D9D9"/>
+              <w:bottom w:val="single" w:sz="4" w:color="D9D9D9"/>
+              <w:right w:val="single" w:sz="4" w:color="D9D9D9"/>
             </w:tcBorders>
             <w:tcMar>
               <w:top w:w="90" w:type="dxa"/>
@@ -4273,14 +5452,15 @@
               <w:bottom w:w="90" w:type="dxa"/>
               <w:right w:w="90" w:type="dxa"/>
             </w:tcMar>
-            <w:vAlign w:val="center"/>
           </w:tcPr>
           <w:p>
             <w:pPr>
-              <w:spacing w:before="20" w:after="20" w:line="240" w:lineRule="auto"/>
+              <w:spacing w:after="20" w:before="20" w:line="240" w:lineRule="auto"/>
             </w:pPr>
             <w:r>
               <w:rPr>
+                <w:b w:val="0"/>
+                <w:i w:val="0"/>
                 <w:sz w:val="19"/>
               </w:rPr>
               <w:t>Research questions and academic literature</w:t>
@@ -4289,12 +5469,13 @@
         </w:tc>
         <w:tc>
           <w:tcPr>
-            <w:tcW w:w="2592" w:type="dxa"/>
+            <w:tcW w:type="dxa" w:w="2592"/>
+            <w:vAlign w:val="center"/>
             <w:tcBorders>
-              <w:top w:val="single" w:sz="4" w:space="0" w:color="D9D9D9"/>
-              <w:left w:val="single" w:sz="4" w:space="0" w:color="D9D9D9"/>
-              <w:bottom w:val="single" w:sz="4" w:space="0" w:color="D9D9D9"/>
-              <w:right w:val="single" w:sz="4" w:space="0" w:color="D9D9D9"/>
+              <w:top w:val="single" w:sz="4" w:color="D9D9D9"/>
+              <w:left w:val="single" w:sz="4" w:color="D9D9D9"/>
+              <w:bottom w:val="single" w:sz="4" w:color="D9D9D9"/>
+              <w:right w:val="single" w:sz="4" w:color="D9D9D9"/>
             </w:tcBorders>
             <w:tcMar>
               <w:top w:w="90" w:type="dxa"/>
@@ -4302,28 +5483,30 @@
               <w:bottom w:w="90" w:type="dxa"/>
               <w:right w:w="90" w:type="dxa"/>
             </w:tcMar>
-            <w:vAlign w:val="center"/>
           </w:tcPr>
           <w:p>
             <w:pPr>
-              <w:spacing w:before="20" w:after="20" w:line="240" w:lineRule="auto"/>
+              <w:spacing w:after="20" w:before="20" w:line="240" w:lineRule="auto"/>
             </w:pPr>
             <w:r>
               <w:rPr>
+                <w:b w:val="0"/>
+                <w:i w:val="0"/>
                 <w:sz w:val="19"/>
               </w:rPr>
-              <w:t>Baseline reflection; research-question guide; Weber candidate excerpt</w:t>
+              <w:t>Baseline reflection; Weber; research-question guide</w:t>
             </w:r>
           </w:p>
         </w:tc>
         <w:tc>
           <w:tcPr>
-            <w:tcW w:w="2088" w:type="dxa"/>
+            <w:tcW w:type="dxa" w:w="2088"/>
+            <w:vAlign w:val="center"/>
             <w:tcBorders>
-              <w:top w:val="single" w:sz="4" w:space="0" w:color="D9D9D9"/>
-              <w:left w:val="single" w:sz="4" w:space="0" w:color="D9D9D9"/>
-              <w:bottom w:val="single" w:sz="4" w:space="0" w:color="D9D9D9"/>
-              <w:right w:val="single" w:sz="4" w:space="0" w:color="D9D9D9"/>
+              <w:top w:val="single" w:sz="4" w:color="D9D9D9"/>
+              <w:left w:val="single" w:sz="4" w:color="D9D9D9"/>
+              <w:bottom w:val="single" w:sz="4" w:color="D9D9D9"/>
+              <w:right w:val="single" w:sz="4" w:color="D9D9D9"/>
             </w:tcBorders>
             <w:tcMar>
               <w:top w:w="90" w:type="dxa"/>
@@ -4331,14 +5514,15 @@
               <w:bottom w:w="90" w:type="dxa"/>
               <w:right w:w="90" w:type="dxa"/>
             </w:tcMar>
-            <w:vAlign w:val="center"/>
           </w:tcPr>
           <w:p>
             <w:pPr>
-              <w:spacing w:before="20" w:after="20" w:line="240" w:lineRule="auto"/>
+              <w:spacing w:after="20" w:before="20" w:line="240" w:lineRule="auto"/>
             </w:pPr>
             <w:r>
               <w:rPr>
+                <w:b w:val="0"/>
+                <w:i w:val="0"/>
                 <w:sz w:val="19"/>
               </w:rPr>
               <w:t>Topic and question, 23 October</w:t>
@@ -4349,16 +5533,16 @@
       <w:tr>
         <w:trPr>
           <w:cantSplit/>
-          <w:jc w:val="center"/>
         </w:trPr>
         <w:tc>
           <w:tcPr>
-            <w:tcW w:w="1080" w:type="dxa"/>
+            <w:tcW w:type="dxa" w:w="1080"/>
+            <w:vAlign w:val="center"/>
             <w:tcBorders>
-              <w:top w:val="single" w:sz="4" w:space="0" w:color="D9D9D9"/>
-              <w:left w:val="single" w:sz="4" w:space="0" w:color="D9D9D9"/>
-              <w:bottom w:val="single" w:sz="4" w:space="0" w:color="D9D9D9"/>
-              <w:right w:val="single" w:sz="4" w:space="0" w:color="D9D9D9"/>
+              <w:top w:val="single" w:sz="4" w:color="D9D9D9"/>
+              <w:left w:val="single" w:sz="4" w:color="D9D9D9"/>
+              <w:bottom w:val="single" w:sz="4" w:color="D9D9D9"/>
+              <w:right w:val="single" w:sz="4" w:color="D9D9D9"/>
             </w:tcBorders>
             <w:tcMar>
               <w:top w:w="90" w:type="dxa"/>
@@ -4366,14 +5550,15 @@
               <w:bottom w:w="90" w:type="dxa"/>
               <w:right w:w="90" w:type="dxa"/>
             </w:tcMar>
-            <w:vAlign w:val="center"/>
           </w:tcPr>
           <w:p>
             <w:pPr>
-              <w:spacing w:before="20" w:after="20" w:line="240" w:lineRule="auto"/>
+              <w:spacing w:after="20" w:before="20" w:line="240" w:lineRule="auto"/>
             </w:pPr>
             <w:r>
               <w:rPr>
+                <w:b w:val="0"/>
+                <w:i w:val="0"/>
                 <w:sz w:val="19"/>
               </w:rPr>
               <w:t>2</w:t>
@@ -4382,12 +5567,13 @@
         </w:tc>
         <w:tc>
           <w:tcPr>
-            <w:tcW w:w="1512" w:type="dxa"/>
+            <w:tcW w:type="dxa" w:w="1512"/>
+            <w:vAlign w:val="center"/>
             <w:tcBorders>
-              <w:top w:val="single" w:sz="4" w:space="0" w:color="D9D9D9"/>
-              <w:left w:val="single" w:sz="4" w:space="0" w:color="D9D9D9"/>
-              <w:bottom w:val="single" w:sz="4" w:space="0" w:color="D9D9D9"/>
-              <w:right w:val="single" w:sz="4" w:space="0" w:color="D9D9D9"/>
+              <w:top w:val="single" w:sz="4" w:color="D9D9D9"/>
+              <w:left w:val="single" w:sz="4" w:color="D9D9D9"/>
+              <w:bottom w:val="single" w:sz="4" w:color="D9D9D9"/>
+              <w:right w:val="single" w:sz="4" w:color="D9D9D9"/>
             </w:tcBorders>
             <w:tcMar>
               <w:top w:w="90" w:type="dxa"/>
@@ -4395,14 +5581,15 @@
               <w:bottom w:w="90" w:type="dxa"/>
               <w:right w:w="90" w:type="dxa"/>
             </w:tcMar>
-            <w:vAlign w:val="center"/>
           </w:tcPr>
           <w:p>
             <w:pPr>
-              <w:spacing w:before="20" w:after="20" w:line="240" w:lineRule="auto"/>
+              <w:spacing w:after="20" w:before="20" w:line="240" w:lineRule="auto"/>
             </w:pPr>
             <w:r>
               <w:rPr>
+                <w:b w:val="0"/>
+                <w:i w:val="0"/>
                 <w:sz w:val="19"/>
               </w:rPr>
               <w:t>26–30 October</w:t>
@@ -4411,12 +5598,13 @@
         </w:tc>
         <w:tc>
           <w:tcPr>
-            <w:tcW w:w="2088" w:type="dxa"/>
+            <w:tcW w:type="dxa" w:w="2088"/>
+            <w:vAlign w:val="center"/>
             <w:tcBorders>
-              <w:top w:val="single" w:sz="4" w:space="0" w:color="D9D9D9"/>
-              <w:left w:val="single" w:sz="4" w:space="0" w:color="D9D9D9"/>
-              <w:bottom w:val="single" w:sz="4" w:space="0" w:color="D9D9D9"/>
-              <w:right w:val="single" w:sz="4" w:space="0" w:color="D9D9D9"/>
+              <w:top w:val="single" w:sz="4" w:color="D9D9D9"/>
+              <w:left w:val="single" w:sz="4" w:color="D9D9D9"/>
+              <w:bottom w:val="single" w:sz="4" w:color="D9D9D9"/>
+              <w:right w:val="single" w:sz="4" w:color="D9D9D9"/>
             </w:tcBorders>
             <w:tcMar>
               <w:top w:w="90" w:type="dxa"/>
@@ -4424,14 +5612,15 @@
               <w:bottom w:w="90" w:type="dxa"/>
               <w:right w:w="90" w:type="dxa"/>
             </w:tcMar>
-            <w:vAlign w:val="center"/>
           </w:tcPr>
           <w:p>
             <w:pPr>
-              <w:spacing w:before="20" w:after="20" w:line="240" w:lineRule="auto"/>
+              <w:spacing w:after="20" w:before="20" w:line="240" w:lineRule="auto"/>
             </w:pPr>
             <w:r>
               <w:rPr>
+                <w:b w:val="0"/>
+                <w:i w:val="0"/>
                 <w:sz w:val="19"/>
               </w:rPr>
               <w:t>Article anatomy review design and mapping a field</w:t>
@@ -4440,12 +5629,13 @@
         </w:tc>
         <w:tc>
           <w:tcPr>
-            <w:tcW w:w="2592" w:type="dxa"/>
+            <w:tcW w:type="dxa" w:w="2592"/>
+            <w:vAlign w:val="center"/>
             <w:tcBorders>
-              <w:top w:val="single" w:sz="4" w:space="0" w:color="D9D9D9"/>
-              <w:left w:val="single" w:sz="4" w:space="0" w:color="D9D9D9"/>
-              <w:bottom w:val="single" w:sz="4" w:space="0" w:color="D9D9D9"/>
-              <w:right w:val="single" w:sz="4" w:space="0" w:color="D9D9D9"/>
+              <w:top w:val="single" w:sz="4" w:color="D9D9D9"/>
+              <w:left w:val="single" w:sz="4" w:color="D9D9D9"/>
+              <w:bottom w:val="single" w:sz="4" w:color="D9D9D9"/>
+              <w:right w:val="single" w:sz="4" w:color="D9D9D9"/>
             </w:tcBorders>
             <w:tcMar>
               <w:top w:w="90" w:type="dxa"/>
@@ -4453,28 +5643,30 @@
               <w:bottom w:w="90" w:type="dxa"/>
               <w:right w:w="90" w:type="dxa"/>
             </w:tcMar>
-            <w:vAlign w:val="center"/>
           </w:tcPr>
           <w:p>
             <w:pPr>
-              <w:spacing w:before="20" w:after="20" w:line="240" w:lineRule="auto"/>
+              <w:spacing w:after="20" w:before="20" w:line="240" w:lineRule="auto"/>
             </w:pPr>
             <w:r>
               <w:rPr>
+                <w:b w:val="0"/>
+                <w:i w:val="0"/>
                 <w:sz w:val="19"/>
               </w:rPr>
-              <w:t>Compare articles from your field; review-method guidance</w:t>
+              <w:t>Grant &amp; Booth; Purdue OWL; compare articles from your field</w:t>
             </w:r>
           </w:p>
         </w:tc>
         <w:tc>
           <w:tcPr>
-            <w:tcW w:w="2088" w:type="dxa"/>
+            <w:tcW w:type="dxa" w:w="2088"/>
+            <w:vAlign w:val="center"/>
             <w:tcBorders>
-              <w:top w:val="single" w:sz="4" w:space="0" w:color="D9D9D9"/>
-              <w:left w:val="single" w:sz="4" w:space="0" w:color="D9D9D9"/>
-              <w:bottom w:val="single" w:sz="4" w:space="0" w:color="D9D9D9"/>
-              <w:right w:val="single" w:sz="4" w:space="0" w:color="D9D9D9"/>
+              <w:top w:val="single" w:sz="4" w:color="D9D9D9"/>
+              <w:left w:val="single" w:sz="4" w:color="D9D9D9"/>
+              <w:bottom w:val="single" w:sz="4" w:color="D9D9D9"/>
+              <w:right w:val="single" w:sz="4" w:color="D9D9D9"/>
             </w:tcBorders>
             <w:tcMar>
               <w:top w:w="90" w:type="dxa"/>
@@ -4482,14 +5674,15 @@
               <w:bottom w:w="90" w:type="dxa"/>
               <w:right w:w="90" w:type="dxa"/>
             </w:tcMar>
-            <w:vAlign w:val="center"/>
           </w:tcPr>
           <w:p>
             <w:pPr>
-              <w:spacing w:before="20" w:after="20" w:line="240" w:lineRule="auto"/>
+              <w:spacing w:after="20" w:before="20" w:line="240" w:lineRule="auto"/>
             </w:pPr>
             <w:r>
               <w:rPr>
+                <w:b w:val="0"/>
+                <w:i w:val="0"/>
                 <w:sz w:val="19"/>
               </w:rPr>
               <w:t>Review plan, 30 October</w:t>
@@ -4500,16 +5693,16 @@
       <w:tr>
         <w:trPr>
           <w:cantSplit/>
-          <w:jc w:val="center"/>
         </w:trPr>
         <w:tc>
           <w:tcPr>
-            <w:tcW w:w="1080" w:type="dxa"/>
+            <w:tcW w:type="dxa" w:w="1080"/>
+            <w:vAlign w:val="center"/>
             <w:tcBorders>
-              <w:top w:val="single" w:sz="4" w:space="0" w:color="D9D9D9"/>
-              <w:left w:val="single" w:sz="4" w:space="0" w:color="D9D9D9"/>
-              <w:bottom w:val="single" w:sz="4" w:space="0" w:color="D9D9D9"/>
-              <w:right w:val="single" w:sz="4" w:space="0" w:color="D9D9D9"/>
+              <w:top w:val="single" w:sz="4" w:color="D9D9D9"/>
+              <w:left w:val="single" w:sz="4" w:color="D9D9D9"/>
+              <w:bottom w:val="single" w:sz="4" w:color="D9D9D9"/>
+              <w:right w:val="single" w:sz="4" w:color="D9D9D9"/>
             </w:tcBorders>
             <w:tcMar>
               <w:top w:w="90" w:type="dxa"/>
@@ -4517,14 +5710,15 @@
               <w:bottom w:w="90" w:type="dxa"/>
               <w:right w:w="90" w:type="dxa"/>
             </w:tcMar>
-            <w:vAlign w:val="center"/>
           </w:tcPr>
           <w:p>
             <w:pPr>
-              <w:spacing w:before="20" w:after="20" w:line="240" w:lineRule="auto"/>
+              <w:spacing w:after="20" w:before="20" w:line="240" w:lineRule="auto"/>
             </w:pPr>
             <w:r>
               <w:rPr>
+                <w:b w:val="0"/>
+                <w:i w:val="0"/>
                 <w:sz w:val="19"/>
               </w:rPr>
               <w:t>3</w:t>
@@ -4533,12 +5727,13 @@
         </w:tc>
         <w:tc>
           <w:tcPr>
-            <w:tcW w:w="1512" w:type="dxa"/>
+            <w:tcW w:type="dxa" w:w="1512"/>
+            <w:vAlign w:val="center"/>
             <w:tcBorders>
-              <w:top w:val="single" w:sz="4" w:space="0" w:color="D9D9D9"/>
-              <w:left w:val="single" w:sz="4" w:space="0" w:color="D9D9D9"/>
-              <w:bottom w:val="single" w:sz="4" w:space="0" w:color="D9D9D9"/>
-              <w:right w:val="single" w:sz="4" w:space="0" w:color="D9D9D9"/>
+              <w:top w:val="single" w:sz="4" w:color="D9D9D9"/>
+              <w:left w:val="single" w:sz="4" w:color="D9D9D9"/>
+              <w:bottom w:val="single" w:sz="4" w:color="D9D9D9"/>
+              <w:right w:val="single" w:sz="4" w:color="D9D9D9"/>
             </w:tcBorders>
             <w:tcMar>
               <w:top w:w="90" w:type="dxa"/>
@@ -4546,14 +5741,15 @@
               <w:bottom w:w="90" w:type="dxa"/>
               <w:right w:w="90" w:type="dxa"/>
             </w:tcMar>
-            <w:vAlign w:val="center"/>
           </w:tcPr>
           <w:p>
             <w:pPr>
-              <w:spacing w:before="20" w:after="20" w:line="240" w:lineRule="auto"/>
+              <w:spacing w:after="20" w:before="20" w:line="240" w:lineRule="auto"/>
             </w:pPr>
             <w:r>
               <w:rPr>
+                <w:b w:val="0"/>
+                <w:i w:val="0"/>
                 <w:sz w:val="19"/>
               </w:rPr>
               <w:t>2–6 November</w:t>
@@ -4562,12 +5758,13 @@
         </w:tc>
         <w:tc>
           <w:tcPr>
-            <w:tcW w:w="2088" w:type="dxa"/>
+            <w:tcW w:type="dxa" w:w="2088"/>
+            <w:vAlign w:val="center"/>
             <w:tcBorders>
-              <w:top w:val="single" w:sz="4" w:space="0" w:color="D9D9D9"/>
-              <w:left w:val="single" w:sz="4" w:space="0" w:color="D9D9D9"/>
-              <w:bottom w:val="single" w:sz="4" w:space="0" w:color="D9D9D9"/>
-              <w:right w:val="single" w:sz="4" w:space="0" w:color="D9D9D9"/>
+              <w:top w:val="single" w:sz="4" w:color="D9D9D9"/>
+              <w:left w:val="single" w:sz="4" w:color="D9D9D9"/>
+              <w:bottom w:val="single" w:sz="4" w:color="D9D9D9"/>
+              <w:right w:val="single" w:sz="4" w:color="D9D9D9"/>
             </w:tcBorders>
             <w:tcMar>
               <w:top w:w="90" w:type="dxa"/>
@@ -4575,14 +5772,15 @@
               <w:bottom w:w="90" w:type="dxa"/>
               <w:right w:w="90" w:type="dxa"/>
             </w:tcMar>
-            <w:vAlign w:val="center"/>
           </w:tcPr>
           <w:p>
             <w:pPr>
-              <w:spacing w:before="20" w:after="20" w:line="240" w:lineRule="auto"/>
+              <w:spacing w:after="20" w:before="20" w:line="240" w:lineRule="auto"/>
             </w:pPr>
             <w:r>
               <w:rPr>
+                <w:b w:val="0"/>
+                <w:i w:val="0"/>
                 <w:sz w:val="19"/>
               </w:rPr>
               <w:t>AI-assisted close and distant reading</w:t>
@@ -4591,12 +5789,13 @@
         </w:tc>
         <w:tc>
           <w:tcPr>
-            <w:tcW w:w="2592" w:type="dxa"/>
+            <w:tcW w:type="dxa" w:w="2592"/>
+            <w:vAlign w:val="center"/>
             <w:tcBorders>
-              <w:top w:val="single" w:sz="4" w:space="0" w:color="D9D9D9"/>
-              <w:left w:val="single" w:sz="4" w:space="0" w:color="D9D9D9"/>
-              <w:bottom w:val="single" w:sz="4" w:space="0" w:color="D9D9D9"/>
-              <w:right w:val="single" w:sz="4" w:space="0" w:color="D9D9D9"/>
+              <w:top w:val="single" w:sz="4" w:color="D9D9D9"/>
+              <w:left w:val="single" w:sz="4" w:color="D9D9D9"/>
+              <w:bottom w:val="single" w:sz="4" w:color="D9D9D9"/>
+              <w:right w:val="single" w:sz="4" w:color="D9D9D9"/>
             </w:tcBorders>
             <w:tcMar>
               <w:top w:w="90" w:type="dxa"/>
@@ -4604,28 +5803,30 @@
               <w:bottom w:w="90" w:type="dxa"/>
               <w:right w:w="90" w:type="dxa"/>
             </w:tcMar>
-            <w:vAlign w:val="center"/>
           </w:tcPr>
           <w:p>
             <w:pPr>
-              <w:spacing w:before="20" w:after="20" w:line="240" w:lineRule="auto"/>
+              <w:spacing w:after="20" w:before="20" w:line="240" w:lineRule="auto"/>
             </w:pPr>
             <w:r>
               <w:rPr>
+                <w:b w:val="0"/>
+                <w:i w:val="0"/>
                 <w:sz w:val="19"/>
               </w:rPr>
-              <w:t>Annotate a difficult passage; prepare a source-backed conceptual map</w:t>
+              <w:t>Moretti; annotate a difficult passage; prepare a source-backed conceptual map</w:t>
             </w:r>
           </w:p>
         </w:tc>
         <w:tc>
           <w:tcPr>
-            <w:tcW w:w="2088" w:type="dxa"/>
+            <w:tcW w:type="dxa" w:w="2088"/>
+            <w:vAlign w:val="center"/>
             <w:tcBorders>
-              <w:top w:val="single" w:sz="4" w:space="0" w:color="D9D9D9"/>
-              <w:left w:val="single" w:sz="4" w:space="0" w:color="D9D9D9"/>
-              <w:bottom w:val="single" w:sz="4" w:space="0" w:color="D9D9D9"/>
-              <w:right w:val="single" w:sz="4" w:space="0" w:color="D9D9D9"/>
+              <w:top w:val="single" w:sz="4" w:color="D9D9D9"/>
+              <w:left w:val="single" w:sz="4" w:color="D9D9D9"/>
+              <w:bottom w:val="single" w:sz="4" w:color="D9D9D9"/>
+              <w:right w:val="single" w:sz="4" w:color="D9D9D9"/>
             </w:tcBorders>
             <w:tcMar>
               <w:top w:w="90" w:type="dxa"/>
@@ -4633,14 +5834,15 @@
               <w:bottom w:w="90" w:type="dxa"/>
               <w:right w:w="90" w:type="dxa"/>
             </w:tcMar>
-            <w:vAlign w:val="center"/>
           </w:tcPr>
           <w:p>
             <w:pPr>
-              <w:spacing w:before="20" w:after="20" w:line="240" w:lineRule="auto"/>
+              <w:spacing w:after="20" w:before="20" w:line="240" w:lineRule="auto"/>
             </w:pPr>
             <w:r>
               <w:rPr>
+                <w:b w:val="0"/>
+                <w:i w:val="0"/>
                 <w:sz w:val="19"/>
               </w:rPr>
               <w:t>Conceptual map, 6 November</w:t>
@@ -4651,16 +5853,16 @@
       <w:tr>
         <w:trPr>
           <w:cantSplit/>
-          <w:jc w:val="center"/>
         </w:trPr>
         <w:tc>
           <w:tcPr>
-            <w:tcW w:w="1080" w:type="dxa"/>
+            <w:tcW w:type="dxa" w:w="1080"/>
+            <w:vAlign w:val="center"/>
             <w:tcBorders>
-              <w:top w:val="single" w:sz="4" w:space="0" w:color="D9D9D9"/>
-              <w:left w:val="single" w:sz="4" w:space="0" w:color="D9D9D9"/>
-              <w:bottom w:val="single" w:sz="4" w:space="0" w:color="D9D9D9"/>
-              <w:right w:val="single" w:sz="4" w:space="0" w:color="D9D9D9"/>
+              <w:top w:val="single" w:sz="4" w:color="D9D9D9"/>
+              <w:left w:val="single" w:sz="4" w:color="D9D9D9"/>
+              <w:bottom w:val="single" w:sz="4" w:color="D9D9D9"/>
+              <w:right w:val="single" w:sz="4" w:color="D9D9D9"/>
             </w:tcBorders>
             <w:tcMar>
               <w:top w:w="90" w:type="dxa"/>
@@ -4668,29 +5870,30 @@
               <w:bottom w:w="90" w:type="dxa"/>
               <w:right w:w="90" w:type="dxa"/>
             </w:tcMar>
-            <w:vAlign w:val="center"/>
           </w:tcPr>
           <w:p>
             <w:pPr>
-              <w:spacing w:before="20" w:after="20" w:line="240" w:lineRule="auto"/>
+              <w:spacing w:after="20" w:before="20" w:line="240" w:lineRule="auto"/>
             </w:pPr>
             <w:r>
               <w:rPr>
+                <w:b w:val="0"/>
+                <w:i w:val="0"/>
                 <w:sz w:val="19"/>
               </w:rPr>
-              <w:lastRenderedPageBreak/>
               <w:t>4</w:t>
             </w:r>
           </w:p>
         </w:tc>
         <w:tc>
           <w:tcPr>
-            <w:tcW w:w="1512" w:type="dxa"/>
+            <w:tcW w:type="dxa" w:w="1512"/>
+            <w:vAlign w:val="center"/>
             <w:tcBorders>
-              <w:top w:val="single" w:sz="4" w:space="0" w:color="D9D9D9"/>
-              <w:left w:val="single" w:sz="4" w:space="0" w:color="D9D9D9"/>
-              <w:bottom w:val="single" w:sz="4" w:space="0" w:color="D9D9D9"/>
-              <w:right w:val="single" w:sz="4" w:space="0" w:color="D9D9D9"/>
+              <w:top w:val="single" w:sz="4" w:color="D9D9D9"/>
+              <w:left w:val="single" w:sz="4" w:color="D9D9D9"/>
+              <w:bottom w:val="single" w:sz="4" w:color="D9D9D9"/>
+              <w:right w:val="single" w:sz="4" w:color="D9D9D9"/>
             </w:tcBorders>
             <w:tcMar>
               <w:top w:w="90" w:type="dxa"/>
@@ -4698,14 +5901,15 @@
               <w:bottom w:w="90" w:type="dxa"/>
               <w:right w:w="90" w:type="dxa"/>
             </w:tcMar>
-            <w:vAlign w:val="center"/>
           </w:tcPr>
           <w:p>
             <w:pPr>
-              <w:spacing w:before="20" w:after="20" w:line="240" w:lineRule="auto"/>
+              <w:spacing w:after="20" w:before="20" w:line="240" w:lineRule="auto"/>
             </w:pPr>
             <w:r>
               <w:rPr>
+                <w:b w:val="0"/>
+                <w:i w:val="0"/>
                 <w:sz w:val="19"/>
               </w:rPr>
               <w:t>9–13 November</w:t>
@@ -4714,12 +5918,13 @@
         </w:tc>
         <w:tc>
           <w:tcPr>
-            <w:tcW w:w="2088" w:type="dxa"/>
+            <w:tcW w:type="dxa" w:w="2088"/>
+            <w:vAlign w:val="center"/>
             <w:tcBorders>
-              <w:top w:val="single" w:sz="4" w:space="0" w:color="D9D9D9"/>
-              <w:left w:val="single" w:sz="4" w:space="0" w:color="D9D9D9"/>
-              <w:bottom w:val="single" w:sz="4" w:space="0" w:color="D9D9D9"/>
-              <w:right w:val="single" w:sz="4" w:space="0" w:color="D9D9D9"/>
+              <w:top w:val="single" w:sz="4" w:color="D9D9D9"/>
+              <w:left w:val="single" w:sz="4" w:color="D9D9D9"/>
+              <w:bottom w:val="single" w:sz="4" w:color="D9D9D9"/>
+              <w:right w:val="single" w:sz="4" w:color="D9D9D9"/>
             </w:tcBorders>
             <w:tcMar>
               <w:top w:w="90" w:type="dxa"/>
@@ -4727,14 +5932,15 @@
               <w:bottom w:w="90" w:type="dxa"/>
               <w:right w:w="90" w:type="dxa"/>
             </w:tcMar>
-            <w:vAlign w:val="center"/>
           </w:tcPr>
           <w:p>
             <w:pPr>
-              <w:spacing w:before="20" w:after="20" w:line="240" w:lineRule="auto"/>
+              <w:spacing w:after="20" w:before="20" w:line="240" w:lineRule="auto"/>
             </w:pPr>
             <w:r>
               <w:rPr>
+                <w:b w:val="0"/>
+                <w:i w:val="0"/>
                 <w:sz w:val="19"/>
               </w:rPr>
               <w:t>Difficult texts audiences and scholarly voice</w:t>
@@ -4743,12 +5949,13 @@
         </w:tc>
         <w:tc>
           <w:tcPr>
-            <w:tcW w:w="2592" w:type="dxa"/>
+            <w:tcW w:type="dxa" w:w="2592"/>
+            <w:vAlign w:val="center"/>
             <w:tcBorders>
-              <w:top w:val="single" w:sz="4" w:space="0" w:color="D9D9D9"/>
-              <w:left w:val="single" w:sz="4" w:space="0" w:color="D9D9D9"/>
-              <w:bottom w:val="single" w:sz="4" w:space="0" w:color="D9D9D9"/>
-              <w:right w:val="single" w:sz="4" w:space="0" w:color="D9D9D9"/>
+              <w:top w:val="single" w:sz="4" w:color="D9D9D9"/>
+              <w:left w:val="single" w:sz="4" w:color="D9D9D9"/>
+              <w:bottom w:val="single" w:sz="4" w:color="D9D9D9"/>
+              <w:right w:val="single" w:sz="4" w:color="D9D9D9"/>
             </w:tcBorders>
             <w:tcMar>
               <w:top w:w="90" w:type="dxa"/>
@@ -4756,28 +5963,30 @@
               <w:bottom w:w="90" w:type="dxa"/>
               <w:right w:w="90" w:type="dxa"/>
             </w:tcMar>
-            <w:vAlign w:val="center"/>
           </w:tcPr>
           <w:p>
             <w:pPr>
-              <w:spacing w:before="20" w:after="20" w:line="240" w:lineRule="auto"/>
+              <w:spacing w:after="20" w:before="20" w:line="240" w:lineRule="auto"/>
             </w:pPr>
             <w:r>
               <w:rPr>
+                <w:b w:val="0"/>
+                <w:i w:val="0"/>
                 <w:sz w:val="19"/>
               </w:rPr>
-              <w:t>Spivak candidate excerpt; bring a writing sample</w:t>
+              <w:t>Spivak; bring a writing sample</w:t>
             </w:r>
           </w:p>
         </w:tc>
         <w:tc>
           <w:tcPr>
-            <w:tcW w:w="2088" w:type="dxa"/>
+            <w:tcW w:type="dxa" w:w="2088"/>
+            <w:vAlign w:val="center"/>
             <w:tcBorders>
-              <w:top w:val="single" w:sz="4" w:space="0" w:color="D9D9D9"/>
-              <w:left w:val="single" w:sz="4" w:space="0" w:color="D9D9D9"/>
-              <w:bottom w:val="single" w:sz="4" w:space="0" w:color="D9D9D9"/>
-              <w:right w:val="single" w:sz="4" w:space="0" w:color="D9D9D9"/>
+              <w:top w:val="single" w:sz="4" w:color="D9D9D9"/>
+              <w:left w:val="single" w:sz="4" w:color="D9D9D9"/>
+              <w:bottom w:val="single" w:sz="4" w:color="D9D9D9"/>
+              <w:right w:val="single" w:sz="4" w:color="D9D9D9"/>
             </w:tcBorders>
             <w:tcMar>
               <w:top w:w="90" w:type="dxa"/>
@@ -4785,14 +5994,15 @@
               <w:bottom w:w="90" w:type="dxa"/>
               <w:right w:w="90" w:type="dxa"/>
             </w:tcMar>
-            <w:vAlign w:val="center"/>
           </w:tcPr>
           <w:p>
             <w:pPr>
-              <w:spacing w:before="20" w:after="20" w:line="240" w:lineRule="auto"/>
+              <w:spacing w:after="20" w:before="20" w:line="240" w:lineRule="auto"/>
             </w:pPr>
             <w:r>
               <w:rPr>
+                <w:b w:val="0"/>
+                <w:i w:val="0"/>
                 <w:sz w:val="19"/>
               </w:rPr>
               <w:t>Writing sample, 13 November; peer workshop</w:t>
@@ -4803,16 +6013,16 @@
       <w:tr>
         <w:trPr>
           <w:cantSplit/>
-          <w:jc w:val="center"/>
         </w:trPr>
         <w:tc>
           <w:tcPr>
-            <w:tcW w:w="1080" w:type="dxa"/>
+            <w:tcW w:type="dxa" w:w="1080"/>
+            <w:vAlign w:val="center"/>
             <w:tcBorders>
-              <w:top w:val="single" w:sz="4" w:space="0" w:color="D9D9D9"/>
-              <w:left w:val="single" w:sz="4" w:space="0" w:color="D9D9D9"/>
-              <w:bottom w:val="single" w:sz="4" w:space="0" w:color="D9D9D9"/>
-              <w:right w:val="single" w:sz="4" w:space="0" w:color="D9D9D9"/>
+              <w:top w:val="single" w:sz="4" w:color="D9D9D9"/>
+              <w:left w:val="single" w:sz="4" w:color="D9D9D9"/>
+              <w:bottom w:val="single" w:sz="4" w:color="D9D9D9"/>
+              <w:right w:val="single" w:sz="4" w:color="D9D9D9"/>
             </w:tcBorders>
             <w:tcMar>
               <w:top w:w="90" w:type="dxa"/>
@@ -4820,14 +6030,15 @@
               <w:bottom w:w="90" w:type="dxa"/>
               <w:right w:w="90" w:type="dxa"/>
             </w:tcMar>
-            <w:vAlign w:val="center"/>
           </w:tcPr>
           <w:p>
             <w:pPr>
-              <w:spacing w:before="20" w:after="20" w:line="240" w:lineRule="auto"/>
+              <w:spacing w:after="20" w:before="20" w:line="240" w:lineRule="auto"/>
             </w:pPr>
             <w:r>
               <w:rPr>
+                <w:b w:val="0"/>
+                <w:i w:val="0"/>
                 <w:sz w:val="19"/>
               </w:rPr>
               <w:t>5</w:t>
@@ -4836,12 +6047,13 @@
         </w:tc>
         <w:tc>
           <w:tcPr>
-            <w:tcW w:w="1512" w:type="dxa"/>
+            <w:tcW w:type="dxa" w:w="1512"/>
+            <w:vAlign w:val="center"/>
             <w:tcBorders>
-              <w:top w:val="single" w:sz="4" w:space="0" w:color="D9D9D9"/>
-              <w:left w:val="single" w:sz="4" w:space="0" w:color="D9D9D9"/>
-              <w:bottom w:val="single" w:sz="4" w:space="0" w:color="D9D9D9"/>
-              <w:right w:val="single" w:sz="4" w:space="0" w:color="D9D9D9"/>
+              <w:top w:val="single" w:sz="4" w:color="D9D9D9"/>
+              <w:left w:val="single" w:sz="4" w:color="D9D9D9"/>
+              <w:bottom w:val="single" w:sz="4" w:color="D9D9D9"/>
+              <w:right w:val="single" w:sz="4" w:color="D9D9D9"/>
             </w:tcBorders>
             <w:tcMar>
               <w:top w:w="90" w:type="dxa"/>
@@ -4849,14 +6061,15 @@
               <w:bottom w:w="90" w:type="dxa"/>
               <w:right w:w="90" w:type="dxa"/>
             </w:tcMar>
-            <w:vAlign w:val="center"/>
           </w:tcPr>
           <w:p>
             <w:pPr>
-              <w:spacing w:before="20" w:after="20" w:line="240" w:lineRule="auto"/>
+              <w:spacing w:after="20" w:before="20" w:line="240" w:lineRule="auto"/>
             </w:pPr>
             <w:r>
               <w:rPr>
+                <w:b w:val="0"/>
+                <w:i w:val="0"/>
                 <w:sz w:val="19"/>
               </w:rPr>
               <w:t>16–20 November</w:t>
@@ -4865,12 +6078,13 @@
         </w:tc>
         <w:tc>
           <w:tcPr>
-            <w:tcW w:w="2088" w:type="dxa"/>
+            <w:tcW w:type="dxa" w:w="2088"/>
+            <w:vAlign w:val="center"/>
             <w:tcBorders>
-              <w:top w:val="single" w:sz="4" w:space="0" w:color="D9D9D9"/>
-              <w:left w:val="single" w:sz="4" w:space="0" w:color="D9D9D9"/>
-              <w:bottom w:val="single" w:sz="4" w:space="0" w:color="D9D9D9"/>
-              <w:right w:val="single" w:sz="4" w:space="0" w:color="D9D9D9"/>
+              <w:top w:val="single" w:sz="4" w:color="D9D9D9"/>
+              <w:left w:val="single" w:sz="4" w:color="D9D9D9"/>
+              <w:bottom w:val="single" w:sz="4" w:color="D9D9D9"/>
+              <w:right w:val="single" w:sz="4" w:color="D9D9D9"/>
             </w:tcBorders>
             <w:tcMar>
               <w:top w:w="90" w:type="dxa"/>
@@ -4878,14 +6092,15 @@
               <w:bottom w:w="90" w:type="dxa"/>
               <w:right w:w="90" w:type="dxa"/>
             </w:tcMar>
-            <w:vAlign w:val="center"/>
           </w:tcPr>
           <w:p>
             <w:pPr>
-              <w:spacing w:before="20" w:after="20" w:line="240" w:lineRule="auto"/>
+              <w:spacing w:after="20" w:before="20" w:line="240" w:lineRule="auto"/>
             </w:pPr>
             <w:r>
               <w:rPr>
+                <w:b w:val="0"/>
+                <w:i w:val="0"/>
                 <w:sz w:val="19"/>
               </w:rPr>
               <w:t>Structure signposting and scholarly communities</w:t>
@@ -4894,12 +6109,13 @@
         </w:tc>
         <w:tc>
           <w:tcPr>
-            <w:tcW w:w="2592" w:type="dxa"/>
+            <w:tcW w:type="dxa" w:w="2592"/>
+            <w:vAlign w:val="center"/>
             <w:tcBorders>
-              <w:top w:val="single" w:sz="4" w:space="0" w:color="D9D9D9"/>
-              <w:left w:val="single" w:sz="4" w:space="0" w:color="D9D9D9"/>
-              <w:bottom w:val="single" w:sz="4" w:space="0" w:color="D9D9D9"/>
-              <w:right w:val="single" w:sz="4" w:space="0" w:color="D9D9D9"/>
+              <w:top w:val="single" w:sz="4" w:color="D9D9D9"/>
+              <w:left w:val="single" w:sz="4" w:color="D9D9D9"/>
+              <w:bottom w:val="single" w:sz="4" w:color="D9D9D9"/>
+              <w:right w:val="single" w:sz="4" w:color="D9D9D9"/>
             </w:tcBorders>
             <w:tcMar>
               <w:top w:w="90" w:type="dxa"/>
@@ -4907,28 +6123,30 @@
               <w:bottom w:w="90" w:type="dxa"/>
               <w:right w:w="90" w:type="dxa"/>
             </w:tcMar>
-            <w:vAlign w:val="center"/>
           </w:tcPr>
           <w:p>
             <w:pPr>
-              <w:spacing w:before="20" w:after="20" w:line="240" w:lineRule="auto"/>
+              <w:spacing w:after="20" w:before="20" w:line="240" w:lineRule="auto"/>
             </w:pPr>
             <w:r>
               <w:rPr>
+                <w:b w:val="0"/>
+                <w:i w:val="0"/>
                 <w:sz w:val="19"/>
               </w:rPr>
-              <w:t>Bring an outline and draft; sociology-of-knowledge reading to be selected</w:t>
+              <w:t>Hyland; Berger &amp; Luckmann; bring an outline and draft</w:t>
             </w:r>
           </w:p>
         </w:tc>
         <w:tc>
           <w:tcPr>
-            <w:tcW w:w="2088" w:type="dxa"/>
+            <w:tcW w:type="dxa" w:w="2088"/>
+            <w:vAlign w:val="center"/>
             <w:tcBorders>
-              <w:top w:val="single" w:sz="4" w:space="0" w:color="D9D9D9"/>
-              <w:left w:val="single" w:sz="4" w:space="0" w:color="D9D9D9"/>
-              <w:bottom w:val="single" w:sz="4" w:space="0" w:color="D9D9D9"/>
-              <w:right w:val="single" w:sz="4" w:space="0" w:color="D9D9D9"/>
+              <w:top w:val="single" w:sz="4" w:color="D9D9D9"/>
+              <w:left w:val="single" w:sz="4" w:color="D9D9D9"/>
+              <w:bottom w:val="single" w:sz="4" w:color="D9D9D9"/>
+              <w:right w:val="single" w:sz="4" w:color="D9D9D9"/>
             </w:tcBorders>
             <w:tcMar>
               <w:top w:w="90" w:type="dxa"/>
@@ -4936,14 +6154,15 @@
               <w:bottom w:w="90" w:type="dxa"/>
               <w:right w:w="90" w:type="dxa"/>
             </w:tcMar>
-            <w:vAlign w:val="center"/>
           </w:tcPr>
           <w:p>
             <w:pPr>
-              <w:spacing w:before="20" w:after="20" w:line="240" w:lineRule="auto"/>
+              <w:spacing w:after="20" w:before="20" w:line="240" w:lineRule="auto"/>
             </w:pPr>
             <w:r>
               <w:rPr>
+                <w:b w:val="0"/>
+                <w:i w:val="0"/>
                 <w:sz w:val="19"/>
               </w:rPr>
               <w:t>Structured draft, 20 November</w:t>
@@ -4954,16 +6173,16 @@
       <w:tr>
         <w:trPr>
           <w:cantSplit/>
-          <w:jc w:val="center"/>
         </w:trPr>
         <w:tc>
           <w:tcPr>
-            <w:tcW w:w="1080" w:type="dxa"/>
+            <w:tcW w:type="dxa" w:w="1080"/>
+            <w:vAlign w:val="center"/>
             <w:tcBorders>
-              <w:top w:val="single" w:sz="4" w:space="0" w:color="D9D9D9"/>
-              <w:left w:val="single" w:sz="4" w:space="0" w:color="D9D9D9"/>
-              <w:bottom w:val="single" w:sz="4" w:space="0" w:color="D9D9D9"/>
-              <w:right w:val="single" w:sz="4" w:space="0" w:color="D9D9D9"/>
+              <w:top w:val="single" w:sz="4" w:color="D9D9D9"/>
+              <w:left w:val="single" w:sz="4" w:color="D9D9D9"/>
+              <w:bottom w:val="single" w:sz="4" w:color="D9D9D9"/>
+              <w:right w:val="single" w:sz="4" w:color="D9D9D9"/>
             </w:tcBorders>
             <w:tcMar>
               <w:top w:w="90" w:type="dxa"/>
@@ -4971,14 +6190,15 @@
               <w:bottom w:w="90" w:type="dxa"/>
               <w:right w:w="90" w:type="dxa"/>
             </w:tcMar>
-            <w:vAlign w:val="center"/>
           </w:tcPr>
           <w:p>
             <w:pPr>
-              <w:spacing w:before="20" w:after="20" w:line="240" w:lineRule="auto"/>
+              <w:spacing w:after="20" w:before="20" w:line="240" w:lineRule="auto"/>
             </w:pPr>
             <w:r>
               <w:rPr>
+                <w:b w:val="0"/>
+                <w:i w:val="0"/>
                 <w:sz w:val="19"/>
               </w:rPr>
               <w:t>—</w:t>
@@ -4987,12 +6207,13 @@
         </w:tc>
         <w:tc>
           <w:tcPr>
-            <w:tcW w:w="1512" w:type="dxa"/>
+            <w:tcW w:type="dxa" w:w="1512"/>
+            <w:vAlign w:val="center"/>
             <w:tcBorders>
-              <w:top w:val="single" w:sz="4" w:space="0" w:color="D9D9D9"/>
-              <w:left w:val="single" w:sz="4" w:space="0" w:color="D9D9D9"/>
-              <w:bottom w:val="single" w:sz="4" w:space="0" w:color="D9D9D9"/>
-              <w:right w:val="single" w:sz="4" w:space="0" w:color="D9D9D9"/>
+              <w:top w:val="single" w:sz="4" w:color="D9D9D9"/>
+              <w:left w:val="single" w:sz="4" w:color="D9D9D9"/>
+              <w:bottom w:val="single" w:sz="4" w:color="D9D9D9"/>
+              <w:right w:val="single" w:sz="4" w:color="D9D9D9"/>
             </w:tcBorders>
             <w:tcMar>
               <w:top w:w="90" w:type="dxa"/>
@@ -5000,14 +6221,15 @@
               <w:bottom w:w="90" w:type="dxa"/>
               <w:right w:w="90" w:type="dxa"/>
             </w:tcMar>
-            <w:vAlign w:val="center"/>
           </w:tcPr>
           <w:p>
             <w:pPr>
-              <w:spacing w:before="20" w:after="20" w:line="240" w:lineRule="auto"/>
+              <w:spacing w:after="20" w:before="20" w:line="240" w:lineRule="auto"/>
             </w:pPr>
             <w:r>
               <w:rPr>
+                <w:b w:val="0"/>
+                <w:i w:val="0"/>
                 <w:sz w:val="19"/>
               </w:rPr>
               <w:t>21–29 November</w:t>
@@ -5016,12 +6238,13 @@
         </w:tc>
         <w:tc>
           <w:tcPr>
-            <w:tcW w:w="2088" w:type="dxa"/>
+            <w:tcW w:type="dxa" w:w="2088"/>
+            <w:vAlign w:val="center"/>
             <w:tcBorders>
-              <w:top w:val="single" w:sz="4" w:space="0" w:color="D9D9D9"/>
-              <w:left w:val="single" w:sz="4" w:space="0" w:color="D9D9D9"/>
-              <w:bottom w:val="single" w:sz="4" w:space="0" w:color="D9D9D9"/>
-              <w:right w:val="single" w:sz="4" w:space="0" w:color="D9D9D9"/>
+              <w:top w:val="single" w:sz="4" w:color="D9D9D9"/>
+              <w:left w:val="single" w:sz="4" w:color="D9D9D9"/>
+              <w:bottom w:val="single" w:sz="4" w:color="D9D9D9"/>
+              <w:right w:val="single" w:sz="4" w:color="D9D9D9"/>
             </w:tcBorders>
             <w:tcMar>
               <w:top w:w="90" w:type="dxa"/>
@@ -5029,14 +6252,15 @@
               <w:bottom w:w="90" w:type="dxa"/>
               <w:right w:w="90" w:type="dxa"/>
             </w:tcMar>
-            <w:vAlign w:val="center"/>
           </w:tcPr>
           <w:p>
             <w:pPr>
-              <w:spacing w:before="20" w:after="20" w:line="240" w:lineRule="auto"/>
+              <w:spacing w:after="20" w:before="20" w:line="240" w:lineRule="auto"/>
             </w:pPr>
             <w:r>
               <w:rPr>
+                <w:b w:val="0"/>
+                <w:i w:val="0"/>
                 <w:sz w:val="19"/>
               </w:rPr>
               <w:t>Fall break</w:t>
@@ -5045,12 +6269,13 @@
         </w:tc>
         <w:tc>
           <w:tcPr>
-            <w:tcW w:w="2592" w:type="dxa"/>
+            <w:tcW w:type="dxa" w:w="2592"/>
+            <w:vAlign w:val="center"/>
             <w:tcBorders>
-              <w:top w:val="single" w:sz="4" w:space="0" w:color="D9D9D9"/>
-              <w:left w:val="single" w:sz="4" w:space="0" w:color="D9D9D9"/>
-              <w:bottom w:val="single" w:sz="4" w:space="0" w:color="D9D9D9"/>
-              <w:right w:val="single" w:sz="4" w:space="0" w:color="D9D9D9"/>
+              <w:top w:val="single" w:sz="4" w:color="D9D9D9"/>
+              <w:left w:val="single" w:sz="4" w:color="D9D9D9"/>
+              <w:bottom w:val="single" w:sz="4" w:color="D9D9D9"/>
+              <w:right w:val="single" w:sz="4" w:color="D9D9D9"/>
             </w:tcBorders>
             <w:tcMar>
               <w:top w:w="90" w:type="dxa"/>
@@ -5058,14 +6283,15 @@
               <w:bottom w:w="90" w:type="dxa"/>
               <w:right w:w="90" w:type="dxa"/>
             </w:tcMar>
-            <w:vAlign w:val="center"/>
           </w:tcPr>
           <w:p>
             <w:pPr>
-              <w:spacing w:before="20" w:after="20" w:line="240" w:lineRule="auto"/>
+              <w:spacing w:after="20" w:before="20" w:line="240" w:lineRule="auto"/>
             </w:pPr>
             <w:r>
               <w:rPr>
+                <w:b w:val="0"/>
+                <w:i w:val="0"/>
                 <w:sz w:val="19"/>
               </w:rPr>
               <w:t>No new required submission</w:t>
@@ -5074,12 +6300,13 @@
         </w:tc>
         <w:tc>
           <w:tcPr>
-            <w:tcW w:w="2088" w:type="dxa"/>
+            <w:tcW w:type="dxa" w:w="2088"/>
+            <w:vAlign w:val="center"/>
             <w:tcBorders>
-              <w:top w:val="single" w:sz="4" w:space="0" w:color="D9D9D9"/>
-              <w:left w:val="single" w:sz="4" w:space="0" w:color="D9D9D9"/>
-              <w:bottom w:val="single" w:sz="4" w:space="0" w:color="D9D9D9"/>
-              <w:right w:val="single" w:sz="4" w:space="0" w:color="D9D9D9"/>
+              <w:top w:val="single" w:sz="4" w:color="D9D9D9"/>
+              <w:left w:val="single" w:sz="4" w:color="D9D9D9"/>
+              <w:bottom w:val="single" w:sz="4" w:color="D9D9D9"/>
+              <w:right w:val="single" w:sz="4" w:color="D9D9D9"/>
             </w:tcBorders>
             <w:tcMar>
               <w:top w:w="90" w:type="dxa"/>
@@ -5087,14 +6314,15 @@
               <w:bottom w:w="90" w:type="dxa"/>
               <w:right w:w="90" w:type="dxa"/>
             </w:tcMar>
-            <w:vAlign w:val="center"/>
           </w:tcPr>
           <w:p>
             <w:pPr>
-              <w:spacing w:before="20" w:after="20" w:line="240" w:lineRule="auto"/>
+              <w:spacing w:after="20" w:before="20" w:line="240" w:lineRule="auto"/>
             </w:pPr>
             <w:r>
               <w:rPr>
+                <w:b w:val="0"/>
+                <w:i w:val="0"/>
                 <w:sz w:val="19"/>
               </w:rPr>
               <w:t>No seminar or deadline</w:t>
@@ -5105,16 +6333,16 @@
       <w:tr>
         <w:trPr>
           <w:cantSplit/>
-          <w:jc w:val="center"/>
         </w:trPr>
         <w:tc>
           <w:tcPr>
-            <w:tcW w:w="1080" w:type="dxa"/>
+            <w:tcW w:type="dxa" w:w="1080"/>
+            <w:vAlign w:val="center"/>
             <w:tcBorders>
-              <w:top w:val="single" w:sz="4" w:space="0" w:color="D9D9D9"/>
-              <w:left w:val="single" w:sz="4" w:space="0" w:color="D9D9D9"/>
-              <w:bottom w:val="single" w:sz="4" w:space="0" w:color="D9D9D9"/>
-              <w:right w:val="single" w:sz="4" w:space="0" w:color="D9D9D9"/>
+              <w:top w:val="single" w:sz="4" w:color="D9D9D9"/>
+              <w:left w:val="single" w:sz="4" w:color="D9D9D9"/>
+              <w:bottom w:val="single" w:sz="4" w:color="D9D9D9"/>
+              <w:right w:val="single" w:sz="4" w:color="D9D9D9"/>
             </w:tcBorders>
             <w:tcMar>
               <w:top w:w="90" w:type="dxa"/>
@@ -5122,14 +6350,15 @@
               <w:bottom w:w="90" w:type="dxa"/>
               <w:right w:w="90" w:type="dxa"/>
             </w:tcMar>
-            <w:vAlign w:val="center"/>
           </w:tcPr>
           <w:p>
             <w:pPr>
-              <w:spacing w:before="20" w:after="20" w:line="240" w:lineRule="auto"/>
+              <w:spacing w:after="20" w:before="20" w:line="240" w:lineRule="auto"/>
             </w:pPr>
             <w:r>
               <w:rPr>
+                <w:b w:val="0"/>
+                <w:i w:val="0"/>
                 <w:sz w:val="19"/>
               </w:rPr>
               <w:t>6</w:t>
@@ -5138,12 +6367,13 @@
         </w:tc>
         <w:tc>
           <w:tcPr>
-            <w:tcW w:w="1512" w:type="dxa"/>
+            <w:tcW w:type="dxa" w:w="1512"/>
+            <w:vAlign w:val="center"/>
             <w:tcBorders>
-              <w:top w:val="single" w:sz="4" w:space="0" w:color="D9D9D9"/>
-              <w:left w:val="single" w:sz="4" w:space="0" w:color="D9D9D9"/>
-              <w:bottom w:val="single" w:sz="4" w:space="0" w:color="D9D9D9"/>
-              <w:right w:val="single" w:sz="4" w:space="0" w:color="D9D9D9"/>
+              <w:top w:val="single" w:sz="4" w:color="D9D9D9"/>
+              <w:left w:val="single" w:sz="4" w:color="D9D9D9"/>
+              <w:bottom w:val="single" w:sz="4" w:color="D9D9D9"/>
+              <w:right w:val="single" w:sz="4" w:color="D9D9D9"/>
             </w:tcBorders>
             <w:tcMar>
               <w:top w:w="90" w:type="dxa"/>
@@ -5151,14 +6381,15 @@
               <w:bottom w:w="90" w:type="dxa"/>
               <w:right w:w="90" w:type="dxa"/>
             </w:tcMar>
-            <w:vAlign w:val="center"/>
           </w:tcPr>
           <w:p>
             <w:pPr>
-              <w:spacing w:before="20" w:after="20" w:line="240" w:lineRule="auto"/>
+              <w:spacing w:after="20" w:before="20" w:line="240" w:lineRule="auto"/>
             </w:pPr>
             <w:r>
               <w:rPr>
+                <w:b w:val="0"/>
+                <w:i w:val="0"/>
                 <w:sz w:val="19"/>
               </w:rPr>
               <w:t>30 November–4 December</w:t>
@@ -5167,12 +6398,13 @@
         </w:tc>
         <w:tc>
           <w:tcPr>
-            <w:tcW w:w="2088" w:type="dxa"/>
+            <w:tcW w:type="dxa" w:w="2088"/>
+            <w:vAlign w:val="center"/>
             <w:tcBorders>
-              <w:top w:val="single" w:sz="4" w:space="0" w:color="D9D9D9"/>
-              <w:left w:val="single" w:sz="4" w:space="0" w:color="D9D9D9"/>
-              <w:bottom w:val="single" w:sz="4" w:space="0" w:color="D9D9D9"/>
-              <w:right w:val="single" w:sz="4" w:space="0" w:color="D9D9D9"/>
+              <w:top w:val="single" w:sz="4" w:color="D9D9D9"/>
+              <w:left w:val="single" w:sz="4" w:color="D9D9D9"/>
+              <w:bottom w:val="single" w:sz="4" w:color="D9D9D9"/>
+              <w:right w:val="single" w:sz="4" w:color="D9D9D9"/>
             </w:tcBorders>
             <w:tcMar>
               <w:top w:w="90" w:type="dxa"/>
@@ -5180,14 +6412,15 @@
               <w:bottom w:w="90" w:type="dxa"/>
               <w:right w:w="90" w:type="dxa"/>
             </w:tcMar>
-            <w:vAlign w:val="center"/>
           </w:tcPr>
           <w:p>
             <w:pPr>
-              <w:spacing w:before="20" w:after="20" w:line="240" w:lineRule="auto"/>
+              <w:spacing w:after="20" w:before="20" w:line="240" w:lineRule="auto"/>
             </w:pPr>
             <w:r>
               <w:rPr>
+                <w:b w:val="0"/>
+                <w:i w:val="0"/>
                 <w:sz w:val="19"/>
               </w:rPr>
               <w:t>Reflexivity positionality and AI in scholarship</w:t>
@@ -5196,12 +6429,13 @@
         </w:tc>
         <w:tc>
           <w:tcPr>
-            <w:tcW w:w="2592" w:type="dxa"/>
+            <w:tcW w:type="dxa" w:w="2592"/>
+            <w:vAlign w:val="center"/>
             <w:tcBorders>
-              <w:top w:val="single" w:sz="4" w:space="0" w:color="D9D9D9"/>
-              <w:left w:val="single" w:sz="4" w:space="0" w:color="D9D9D9"/>
-              <w:bottom w:val="single" w:sz="4" w:space="0" w:color="D9D9D9"/>
-              <w:right w:val="single" w:sz="4" w:space="0" w:color="D9D9D9"/>
+              <w:top w:val="single" w:sz="4" w:color="D9D9D9"/>
+              <w:left w:val="single" w:sz="4" w:color="D9D9D9"/>
+              <w:bottom w:val="single" w:sz="4" w:color="D9D9D9"/>
+              <w:right w:val="single" w:sz="4" w:color="D9D9D9"/>
             </w:tcBorders>
             <w:tcMar>
               <w:top w:w="90" w:type="dxa"/>
@@ -5209,28 +6443,30 @@
               <w:bottom w:w="90" w:type="dxa"/>
               <w:right w:w="90" w:type="dxa"/>
             </w:tcMar>
-            <w:vAlign w:val="center"/>
           </w:tcPr>
           <w:p>
             <w:pPr>
-              <w:spacing w:before="20" w:after="20" w:line="240" w:lineRule="auto"/>
+              <w:spacing w:after="20" w:before="20" w:line="240" w:lineRule="auto"/>
             </w:pPr>
             <w:r>
               <w:rPr>
+                <w:b w:val="0"/>
+                <w:i w:val="0"/>
                 <w:sz w:val="19"/>
               </w:rPr>
-              <w:t>Revisit the draft and AI-use record; reflection reading to be selected</w:t>
+              <w:t>Haraway; Bender et al.; revisit the draft and AI-use record</w:t>
             </w:r>
           </w:p>
         </w:tc>
         <w:tc>
           <w:tcPr>
-            <w:tcW w:w="2088" w:type="dxa"/>
+            <w:tcW w:type="dxa" w:w="2088"/>
+            <w:vAlign w:val="center"/>
             <w:tcBorders>
-              <w:top w:val="single" w:sz="4" w:space="0" w:color="D9D9D9"/>
-              <w:left w:val="single" w:sz="4" w:space="0" w:color="D9D9D9"/>
-              <w:bottom w:val="single" w:sz="4" w:space="0" w:color="D9D9D9"/>
-              <w:right w:val="single" w:sz="4" w:space="0" w:color="D9D9D9"/>
+              <w:top w:val="single" w:sz="4" w:color="D9D9D9"/>
+              <w:left w:val="single" w:sz="4" w:color="D9D9D9"/>
+              <w:bottom w:val="single" w:sz="4" w:color="D9D9D9"/>
+              <w:right w:val="single" w:sz="4" w:color="D9D9D9"/>
             </w:tcBorders>
             <w:tcMar>
               <w:top w:w="90" w:type="dxa"/>
@@ -5238,14 +6474,15 @@
               <w:bottom w:w="90" w:type="dxa"/>
               <w:right w:w="90" w:type="dxa"/>
             </w:tcMar>
-            <w:vAlign w:val="center"/>
           </w:tcPr>
           <w:p>
             <w:pPr>
-              <w:spacing w:before="20" w:after="20" w:line="240" w:lineRule="auto"/>
+              <w:spacing w:after="20" w:before="20" w:line="240" w:lineRule="auto"/>
             </w:pPr>
             <w:r>
               <w:rPr>
+                <w:b w:val="0"/>
+                <w:i w:val="0"/>
                 <w:sz w:val="19"/>
               </w:rPr>
               <w:t>AI and reflexivity statement, 4 December; peer workshop</w:t>
@@ -5256,16 +6493,16 @@
       <w:tr>
         <w:trPr>
           <w:cantSplit/>
-          <w:jc w:val="center"/>
         </w:trPr>
         <w:tc>
           <w:tcPr>
-            <w:tcW w:w="1080" w:type="dxa"/>
+            <w:tcW w:type="dxa" w:w="1080"/>
+            <w:vAlign w:val="center"/>
             <w:tcBorders>
-              <w:top w:val="single" w:sz="4" w:space="0" w:color="D9D9D9"/>
-              <w:left w:val="single" w:sz="4" w:space="0" w:color="D9D9D9"/>
-              <w:bottom w:val="single" w:sz="4" w:space="0" w:color="D9D9D9"/>
-              <w:right w:val="single" w:sz="4" w:space="0" w:color="D9D9D9"/>
+              <w:top w:val="single" w:sz="4" w:color="D9D9D9"/>
+              <w:left w:val="single" w:sz="4" w:color="D9D9D9"/>
+              <w:bottom w:val="single" w:sz="4" w:color="D9D9D9"/>
+              <w:right w:val="single" w:sz="4" w:color="D9D9D9"/>
             </w:tcBorders>
             <w:tcMar>
               <w:top w:w="90" w:type="dxa"/>
@@ -5273,14 +6510,15 @@
               <w:bottom w:w="90" w:type="dxa"/>
               <w:right w:w="90" w:type="dxa"/>
             </w:tcMar>
-            <w:vAlign w:val="center"/>
           </w:tcPr>
           <w:p>
             <w:pPr>
-              <w:spacing w:before="20" w:after="20" w:line="240" w:lineRule="auto"/>
+              <w:spacing w:after="20" w:before="20" w:line="240" w:lineRule="auto"/>
             </w:pPr>
             <w:r>
               <w:rPr>
+                <w:b w:val="0"/>
+                <w:i w:val="0"/>
                 <w:sz w:val="19"/>
               </w:rPr>
               <w:t>7</w:t>
@@ -5289,12 +6527,13 @@
         </w:tc>
         <w:tc>
           <w:tcPr>
-            <w:tcW w:w="1512" w:type="dxa"/>
+            <w:tcW w:type="dxa" w:w="1512"/>
+            <w:vAlign w:val="center"/>
             <w:tcBorders>
-              <w:top w:val="single" w:sz="4" w:space="0" w:color="D9D9D9"/>
-              <w:left w:val="single" w:sz="4" w:space="0" w:color="D9D9D9"/>
-              <w:bottom w:val="single" w:sz="4" w:space="0" w:color="D9D9D9"/>
-              <w:right w:val="single" w:sz="4" w:space="0" w:color="D9D9D9"/>
+              <w:top w:val="single" w:sz="4" w:color="D9D9D9"/>
+              <w:left w:val="single" w:sz="4" w:color="D9D9D9"/>
+              <w:bottom w:val="single" w:sz="4" w:color="D9D9D9"/>
+              <w:right w:val="single" w:sz="4" w:color="D9D9D9"/>
             </w:tcBorders>
             <w:tcMar>
               <w:top w:w="90" w:type="dxa"/>
@@ -5302,14 +6541,15 @@
               <w:bottom w:w="90" w:type="dxa"/>
               <w:right w:w="90" w:type="dxa"/>
             </w:tcMar>
-            <w:vAlign w:val="center"/>
           </w:tcPr>
           <w:p>
             <w:pPr>
-              <w:spacing w:before="20" w:after="20" w:line="240" w:lineRule="auto"/>
+              <w:spacing w:after="20" w:before="20" w:line="240" w:lineRule="auto"/>
             </w:pPr>
             <w:r>
               <w:rPr>
+                <w:b w:val="0"/>
+                <w:i w:val="0"/>
                 <w:sz w:val="19"/>
               </w:rPr>
               <w:t>7–9 December</w:t>
@@ -5318,12 +6558,13 @@
         </w:tc>
         <w:tc>
           <w:tcPr>
-            <w:tcW w:w="2088" w:type="dxa"/>
+            <w:tcW w:type="dxa" w:w="2088"/>
+            <w:vAlign w:val="center"/>
             <w:tcBorders>
-              <w:top w:val="single" w:sz="4" w:space="0" w:color="D9D9D9"/>
-              <w:left w:val="single" w:sz="4" w:space="0" w:color="D9D9D9"/>
-              <w:bottom w:val="single" w:sz="4" w:space="0" w:color="D9D9D9"/>
-              <w:right w:val="single" w:sz="4" w:space="0" w:color="D9D9D9"/>
+              <w:top w:val="single" w:sz="4" w:color="D9D9D9"/>
+              <w:left w:val="single" w:sz="4" w:color="D9D9D9"/>
+              <w:bottom w:val="single" w:sz="4" w:color="D9D9D9"/>
+              <w:right w:val="single" w:sz="4" w:color="D9D9D9"/>
             </w:tcBorders>
             <w:tcMar>
               <w:top w:w="90" w:type="dxa"/>
@@ -5331,14 +6572,15 @@
               <w:bottom w:w="90" w:type="dxa"/>
               <w:right w:w="90" w:type="dxa"/>
             </w:tcMar>
-            <w:vAlign w:val="center"/>
           </w:tcPr>
           <w:p>
             <w:pPr>
-              <w:spacing w:before="20" w:after="20" w:line="240" w:lineRule="auto"/>
+              <w:spacing w:after="20" w:before="20" w:line="240" w:lineRule="auto"/>
             </w:pPr>
             <w:r>
               <w:rPr>
+                <w:b w:val="0"/>
+                <w:i w:val="0"/>
                 <w:sz w:val="19"/>
               </w:rPr>
               <w:t>The future of scholarship and final review workshop</w:t>
@@ -5347,12 +6589,13 @@
         </w:tc>
         <w:tc>
           <w:tcPr>
-            <w:tcW w:w="2592" w:type="dxa"/>
+            <w:tcW w:type="dxa" w:w="2592"/>
+            <w:vAlign w:val="center"/>
             <w:tcBorders>
-              <w:top w:val="single" w:sz="4" w:space="0" w:color="D9D9D9"/>
-              <w:left w:val="single" w:sz="4" w:space="0" w:color="D9D9D9"/>
-              <w:bottom w:val="single" w:sz="4" w:space="0" w:color="D9D9D9"/>
-              <w:right w:val="single" w:sz="4" w:space="0" w:color="D9D9D9"/>
+              <w:top w:val="single" w:sz="4" w:color="D9D9D9"/>
+              <w:left w:val="single" w:sz="4" w:color="D9D9D9"/>
+              <w:bottom w:val="single" w:sz="4" w:color="D9D9D9"/>
+              <w:right w:val="single" w:sz="4" w:color="D9D9D9"/>
             </w:tcBorders>
             <w:tcMar>
               <w:top w:w="90" w:type="dxa"/>
@@ -5360,28 +6603,30 @@
               <w:bottom w:w="90" w:type="dxa"/>
               <w:right w:w="90" w:type="dxa"/>
             </w:tcMar>
-            <w:vAlign w:val="center"/>
           </w:tcPr>
           <w:p>
             <w:pPr>
-              <w:spacing w:before="20" w:after="20" w:line="240" w:lineRule="auto"/>
+              <w:spacing w:after="20" w:before="20" w:line="240" w:lineRule="auto"/>
             </w:pPr>
             <w:r>
               <w:rPr>
+                <w:b w:val="0"/>
+                <w:i w:val="0"/>
                 <w:sz w:val="19"/>
               </w:rPr>
-              <w:t>Bring a complete working draft; selected case on automation</w:t>
+              <w:t>Messeri &amp; Crockett; bring a complete working draft</w:t>
             </w:r>
           </w:p>
         </w:tc>
         <w:tc>
           <w:tcPr>
-            <w:tcW w:w="2088" w:type="dxa"/>
+            <w:tcW w:type="dxa" w:w="2088"/>
+            <w:vAlign w:val="center"/>
             <w:tcBorders>
-              <w:top w:val="single" w:sz="4" w:space="0" w:color="D9D9D9"/>
-              <w:left w:val="single" w:sz="4" w:space="0" w:color="D9D9D9"/>
-              <w:bottom w:val="single" w:sz="4" w:space="0" w:color="D9D9D9"/>
-              <w:right w:val="single" w:sz="4" w:space="0" w:color="D9D9D9"/>
+              <w:top w:val="single" w:sz="4" w:color="D9D9D9"/>
+              <w:left w:val="single" w:sz="4" w:color="D9D9D9"/>
+              <w:bottom w:val="single" w:sz="4" w:color="D9D9D9"/>
+              <w:right w:val="single" w:sz="4" w:color="D9D9D9"/>
             </w:tcBorders>
             <w:tcMar>
               <w:top w:w="90" w:type="dxa"/>
@@ -5389,14 +6634,15 @@
               <w:bottom w:w="90" w:type="dxa"/>
               <w:right w:w="90" w:type="dxa"/>
             </w:tcMar>
-            <w:vAlign w:val="center"/>
           </w:tcPr>
           <w:p>
             <w:pPr>
-              <w:spacing w:before="20" w:after="20" w:line="240" w:lineRule="auto"/>
+              <w:spacing w:after="20" w:before="20" w:line="240" w:lineRule="auto"/>
             </w:pPr>
             <w:r>
               <w:rPr>
+                <w:b w:val="0"/>
+                <w:i w:val="0"/>
                 <w:sz w:val="19"/>
               </w:rPr>
               <w:t>Final review workshop</w:t>
@@ -5407,16 +6653,16 @@
       <w:tr>
         <w:trPr>
           <w:cantSplit/>
-          <w:jc w:val="center"/>
         </w:trPr>
         <w:tc>
           <w:tcPr>
-            <w:tcW w:w="1080" w:type="dxa"/>
+            <w:tcW w:type="dxa" w:w="1080"/>
+            <w:vAlign w:val="center"/>
             <w:tcBorders>
-              <w:top w:val="single" w:sz="4" w:space="0" w:color="D9D9D9"/>
-              <w:left w:val="single" w:sz="4" w:space="0" w:color="D9D9D9"/>
-              <w:bottom w:val="single" w:sz="4" w:space="0" w:color="D9D9D9"/>
-              <w:right w:val="single" w:sz="4" w:space="0" w:color="D9D9D9"/>
+              <w:top w:val="single" w:sz="4" w:color="D9D9D9"/>
+              <w:left w:val="single" w:sz="4" w:color="D9D9D9"/>
+              <w:bottom w:val="single" w:sz="4" w:color="D9D9D9"/>
+              <w:right w:val="single" w:sz="4" w:color="D9D9D9"/>
             </w:tcBorders>
             <w:tcMar>
               <w:top w:w="90" w:type="dxa"/>
@@ -5424,14 +6670,15 @@
               <w:bottom w:w="90" w:type="dxa"/>
               <w:right w:w="90" w:type="dxa"/>
             </w:tcMar>
-            <w:vAlign w:val="center"/>
           </w:tcPr>
           <w:p>
             <w:pPr>
-              <w:spacing w:before="20" w:after="20" w:line="240" w:lineRule="auto"/>
+              <w:spacing w:after="20" w:before="20" w:line="240" w:lineRule="auto"/>
             </w:pPr>
             <w:r>
               <w:rPr>
+                <w:b w:val="0"/>
+                <w:i w:val="0"/>
                 <w:sz w:val="19"/>
               </w:rPr>
               <w:t>—</w:t>
@@ -5440,12 +6687,13 @@
         </w:tc>
         <w:tc>
           <w:tcPr>
-            <w:tcW w:w="1512" w:type="dxa"/>
+            <w:tcW w:type="dxa" w:w="1512"/>
+            <w:vAlign w:val="center"/>
             <w:tcBorders>
-              <w:top w:val="single" w:sz="4" w:space="0" w:color="D9D9D9"/>
-              <w:left w:val="single" w:sz="4" w:space="0" w:color="D9D9D9"/>
-              <w:bottom w:val="single" w:sz="4" w:space="0" w:color="D9D9D9"/>
-              <w:right w:val="single" w:sz="4" w:space="0" w:color="D9D9D9"/>
+              <w:top w:val="single" w:sz="4" w:color="D9D9D9"/>
+              <w:left w:val="single" w:sz="4" w:color="D9D9D9"/>
+              <w:bottom w:val="single" w:sz="4" w:color="D9D9D9"/>
+              <w:right w:val="single" w:sz="4" w:color="D9D9D9"/>
             </w:tcBorders>
             <w:tcMar>
               <w:top w:w="90" w:type="dxa"/>
@@ -5453,14 +6701,15 @@
               <w:bottom w:w="90" w:type="dxa"/>
               <w:right w:w="90" w:type="dxa"/>
             </w:tcMar>
-            <w:vAlign w:val="center"/>
           </w:tcPr>
           <w:p>
             <w:pPr>
-              <w:spacing w:before="20" w:after="20" w:line="240" w:lineRule="auto"/>
+              <w:spacing w:after="20" w:before="20" w:line="240" w:lineRule="auto"/>
             </w:pPr>
             <w:r>
               <w:rPr>
+                <w:b w:val="0"/>
+                <w:i w:val="0"/>
                 <w:sz w:val="19"/>
               </w:rPr>
               <w:t>15 December</w:t>
@@ -5469,12 +6718,13 @@
         </w:tc>
         <w:tc>
           <w:tcPr>
-            <w:tcW w:w="2088" w:type="dxa"/>
+            <w:tcW w:type="dxa" w:w="2088"/>
+            <w:vAlign w:val="center"/>
             <w:tcBorders>
-              <w:top w:val="single" w:sz="4" w:space="0" w:color="D9D9D9"/>
-              <w:left w:val="single" w:sz="4" w:space="0" w:color="D9D9D9"/>
-              <w:bottom w:val="single" w:sz="4" w:space="0" w:color="D9D9D9"/>
-              <w:right w:val="single" w:sz="4" w:space="0" w:color="D9D9D9"/>
+              <w:top w:val="single" w:sz="4" w:color="D9D9D9"/>
+              <w:left w:val="single" w:sz="4" w:color="D9D9D9"/>
+              <w:bottom w:val="single" w:sz="4" w:color="D9D9D9"/>
+              <w:right w:val="single" w:sz="4" w:color="D9D9D9"/>
             </w:tcBorders>
             <w:tcMar>
               <w:top w:w="90" w:type="dxa"/>
@@ -5482,14 +6732,15 @@
               <w:bottom w:w="90" w:type="dxa"/>
               <w:right w:w="90" w:type="dxa"/>
             </w:tcMar>
-            <w:vAlign w:val="center"/>
           </w:tcPr>
           <w:p>
             <w:pPr>
-              <w:spacing w:before="20" w:after="20" w:line="240" w:lineRule="auto"/>
+              <w:spacing w:after="20" w:before="20" w:line="240" w:lineRule="auto"/>
             </w:pPr>
             <w:r>
               <w:rPr>
+                <w:b w:val="0"/>
+                <w:i w:val="0"/>
                 <w:sz w:val="19"/>
               </w:rPr>
               <w:t>Final submission</w:t>
@@ -5498,12 +6749,13 @@
         </w:tc>
         <w:tc>
           <w:tcPr>
-            <w:tcW w:w="2592" w:type="dxa"/>
+            <w:tcW w:type="dxa" w:w="2592"/>
+            <w:vAlign w:val="center"/>
             <w:tcBorders>
-              <w:top w:val="single" w:sz="4" w:space="0" w:color="D9D9D9"/>
-              <w:left w:val="single" w:sz="4" w:space="0" w:color="D9D9D9"/>
-              <w:bottom w:val="single" w:sz="4" w:space="0" w:color="D9D9D9"/>
-              <w:right w:val="single" w:sz="4" w:space="0" w:color="D9D9D9"/>
+              <w:top w:val="single" w:sz="4" w:color="D9D9D9"/>
+              <w:left w:val="single" w:sz="4" w:color="D9D9D9"/>
+              <w:bottom w:val="single" w:sz="4" w:color="D9D9D9"/>
+              <w:right w:val="single" w:sz="4" w:color="D9D9D9"/>
             </w:tcBorders>
             <w:tcMar>
               <w:top w:w="90" w:type="dxa"/>
@@ -5511,14 +6763,15 @@
               <w:bottom w:w="90" w:type="dxa"/>
               <w:right w:w="90" w:type="dxa"/>
             </w:tcMar>
-            <w:vAlign w:val="center"/>
           </w:tcPr>
           <w:p>
             <w:pPr>
-              <w:spacing w:before="20" w:after="20" w:line="240" w:lineRule="auto"/>
+              <w:spacing w:after="20" w:before="20" w:line="240" w:lineRule="auto"/>
             </w:pPr>
             <w:r>
               <w:rPr>
+                <w:b w:val="0"/>
+                <w:i w:val="0"/>
                 <w:sz w:val="19"/>
               </w:rPr>
               <w:t>Revision memo and AI-use statement accompany the review</w:t>
@@ -5527,12 +6780,13 @@
         </w:tc>
         <w:tc>
           <w:tcPr>
-            <w:tcW w:w="2088" w:type="dxa"/>
+            <w:tcW w:type="dxa" w:w="2088"/>
+            <w:vAlign w:val="center"/>
             <w:tcBorders>
-              <w:top w:val="single" w:sz="4" w:space="0" w:color="D9D9D9"/>
-              <w:left w:val="single" w:sz="4" w:space="0" w:color="D9D9D9"/>
-              <w:bottom w:val="single" w:sz="4" w:space="0" w:color="D9D9D9"/>
-              <w:right w:val="single" w:sz="4" w:space="0" w:color="D9D9D9"/>
+              <w:top w:val="single" w:sz="4" w:color="D9D9D9"/>
+              <w:left w:val="single" w:sz="4" w:color="D9D9D9"/>
+              <w:bottom w:val="single" w:sz="4" w:color="D9D9D9"/>
+              <w:right w:val="single" w:sz="4" w:color="D9D9D9"/>
             </w:tcBorders>
             <w:tcMar>
               <w:top w:w="90" w:type="dxa"/>
@@ -5540,14 +6794,15 @@
               <w:bottom w:w="90" w:type="dxa"/>
               <w:right w:w="90" w:type="dxa"/>
             </w:tcMar>
-            <w:vAlign w:val="center"/>
           </w:tcPr>
           <w:p>
             <w:pPr>
-              <w:spacing w:before="20" w:after="20" w:line="240" w:lineRule="auto"/>
+              <w:spacing w:after="20" w:before="20" w:line="240" w:lineRule="auto"/>
             </w:pPr>
             <w:r>
               <w:rPr>
+                <w:b w:val="0"/>
+                <w:i w:val="0"/>
                 <w:sz w:val="19"/>
               </w:rPr>
               <w:t>Final literature review, 40%</w:t>
@@ -5565,15 +6820,24 @@
       <w:r>
         <w:rPr>
           <w:b/>
+          <w:i w:val="0"/>
         </w:rPr>
         <w:t>Proposed seminar format:</w:t>
       </w:r>
       <w:r>
+        <w:rPr>
+          <w:b w:val="0"/>
+          <w:i w:val="0"/>
+        </w:rPr>
         <w:t xml:space="preserve"> three hours, with ten-minute breaks between the hours. Start with discussion of current research problems and previous work; combine short lectures and close reading with a workshop on the week's task. The balance can vary with the project stage.</w:t>
       </w:r>
     </w:p>
     <w:p>
       <w:r>
+        <w:rPr>
+          <w:b w:val="0"/>
+          <w:i w:val="0"/>
+        </w:rPr>
         <w:t>Session 7 prioritizes the final review. Future-facing AI demonstrations should be selected to clarify a scholarly problem, leaving enough time for feedback and revision.</w:t>
       </w:r>
     </w:p>
@@ -5590,23 +6854,23 @@
         <w:pStyle w:val="ListBullet"/>
       </w:pPr>
       <w:r>
-        <w:t xml:space="preserve">[x] EPOL 590, Section AIL, CRN 73886, 4 credit hours; online Mondays 5:00–7:50 PM Central.</w:t>
+        <w:rPr>
+          <w:b w:val="0"/>
+          <w:i w:val="0"/>
+        </w:rPr>
+        <w:t>[x] EPOL 590, Section AIL, CRN 73886, 4 credit hours; online Mondays 5:00–7:50 PM Central.</w:t>
       </w:r>
     </w:p>
     <w:p>
       <w:pPr>
         <w:pStyle w:val="ListBullet"/>
       </w:pPr>
-      <w:proofErr w:type="gramStart"/>
-      <w:r>
-        <w:t>[ ]</w:t>
-      </w:r>
-      <w:proofErr w:type="gramEnd"/>
-      <w:r>
-        <w:t xml:space="preserve"> </w:t>
-      </w:r>
-      <w:r>
-        <w:t>Final literature review due Tuesday 15 December 2026 at 11:59 PM Central.</w:t>
+      <w:r>
+        <w:rPr>
+          <w:b w:val="0"/>
+          <w:i w:val="0"/>
+        </w:rPr>
+        <w:t>[ ] Final literature review due Tuesday 15 December 2026 at 11:59 PM Central.</w:t>
       </w:r>
     </w:p>
     <w:p>
@@ -5614,6 +6878,10 @@
         <w:pStyle w:val="ListBullet"/>
       </w:pPr>
       <w:r>
+        <w:rPr>
+          <w:b w:val="0"/>
+          <w:i w:val="0"/>
+        </w:rPr>
         <w:t>[ ] Set lengths, source expectations, submission formats, and task rubrics.</w:t>
       </w:r>
     </w:p>
@@ -5622,6 +6890,10 @@
         <w:pStyle w:val="ListBullet"/>
       </w:pPr>
       <w:r>
+        <w:rPr>
+          <w:b w:val="0"/>
+          <w:i w:val="0"/>
+        </w:rPr>
         <w:t>[ ] Choose readings and update AI examples before each seminar.</w:t>
       </w:r>
     </w:p>
@@ -5630,6 +6902,10 @@
         <w:pStyle w:val="ListBullet"/>
       </w:pPr>
       <w:r>
+        <w:rPr>
+          <w:b w:val="0"/>
+          <w:i w:val="0"/>
+        </w:rPr>
         <w:t>[ ] Confirm the feedback schedule and peer-work alternatives.</w:t>
       </w:r>
     </w:p>
@@ -5638,6 +6914,10 @@
         <w:pStyle w:val="ListBullet"/>
       </w:pPr>
       <w:r>
+        <w:rPr>
+          <w:b w:val="0"/>
+          <w:i w:val="0"/>
+        </w:rPr>
         <w:t>[ ] Create fresh collaborative documents and check student access.</w:t>
       </w:r>
     </w:p>
@@ -5646,6 +6926,10 @@
         <w:pStyle w:val="ListBullet"/>
       </w:pPr>
       <w:r>
+        <w:rPr>
+          <w:b w:val="0"/>
+          <w:i w:val="0"/>
+        </w:rPr>
         <w:t>[ ] Complete the grading, AI, accessibility, recording, and support policies.</w:t>
       </w:r>
     </w:p>
@@ -5654,6 +6938,10 @@
         <w:pStyle w:val="ListBullet"/>
       </w:pPr>
       <w:r>
+        <w:rPr>
+          <w:b w:val="0"/>
+          <w:i w:val="0"/>
+        </w:rPr>
         <w:t>[ ] Create Canvas assignments with weights and dates totaling 100%.</w:t>
       </w:r>
     </w:p>
@@ -5662,15 +6950,18 @@
         <w:pStyle w:val="Heading1"/>
       </w:pPr>
       <w:r>
-        <w:lastRenderedPageBreak/>
         <w:t>Adaptation and Calendar Sources</w:t>
       </w:r>
     </w:p>
     <w:p>
       <w:r>
+        <w:rPr>
+          <w:b w:val="0"/>
+          <w:i w:val="0"/>
+        </w:rPr>
         <w:t xml:space="preserve">Structure adapted from </w:t>
       </w:r>
-      <w:hyperlink r:id="rId11">
+      <w:hyperlink r:id="rId66">
         <w:r>
           <w:rPr>
             <w:u w:val="single"/>
@@ -5679,9 +6970,13 @@
         </w:r>
       </w:hyperlink>
       <w:r>
+        <w:rPr>
+          <w:b w:val="0"/>
+          <w:i w:val="0"/>
+        </w:rPr>
         <w:t xml:space="preserve">. Course content and starting weights come from the </w:t>
       </w:r>
-      <w:hyperlink r:id="rId12">
+      <w:hyperlink r:id="rId67">
         <w:r>
           <w:rPr>
             <w:u w:val="single"/>
@@ -5690,14 +6985,22 @@
         </w:r>
       </w:hyperlink>
       <w:r>
+        <w:rPr>
+          <w:b w:val="0"/>
+          <w:i w:val="0"/>
+        </w:rPr>
         <w:t>.</w:t>
       </w:r>
     </w:p>
     <w:p>
       <w:r>
+        <w:rPr>
+          <w:b w:val="0"/>
+          <w:i w:val="0"/>
+        </w:rPr>
         <w:t xml:space="preserve">Official calendar anchors: </w:t>
       </w:r>
-      <w:hyperlink r:id="rId13">
+      <w:hyperlink r:id="rId68">
         <w:r>
           <w:rPr>
             <w:u w:val="single"/>
@@ -5706,17 +7009,18 @@
         </w:r>
       </w:hyperlink>
       <w:r>
-        <w:t xml:space="preserve">: Term B begins 19 October; fall break is 21–29 November; instruction ends 9 December; reading day is 10 December; final examinations run on weekdays 11–17 December; faculty grades are due 22 December at 2:00 PM. </w:t>
-      </w:r>
-      <w:r>
-        <w:t>The final review deadline is confirmed as 15 December 2026 at 11:59 PM Central. Other milestone dates remain proposed.</w:t>
+        <w:rPr>
+          <w:b w:val="0"/>
+          <w:i w:val="0"/>
+        </w:rPr>
+        <w:t>: Term B begins 19 October; fall break is 21–29 November; instruction ends 9 December; reading day is 10 December; final examinations run on weekdays 11–17 December; faculty grades are due 22 December at 2:00 PM. The final review deadline is confirmed as 15 December 2026 at 11:59 PM Central. Other milestone dates remain proposed.</w:t>
       </w:r>
     </w:p>
     <w:sectPr>
-      <w:headerReference w:type="default" r:id="rId14"/>
-      <w:footerReference w:type="even" r:id="rId15"/>
-      <w:footerReference w:type="default" r:id="rId16"/>
-      <w:footerReference w:type="first" r:id="rId17"/>
+      <w:headerReference w:type="default" r:id="rId48"/>
+      <w:footerReference w:type="even" r:id="rId49"/>
+      <w:footerReference w:type="default" r:id="rId50"/>
+      <w:footerReference w:type="first" r:id="rId51"/>
       <w:pgSz w:w="12240" w:h="15840"/>
       <w:pgMar w:top="1440" w:right="1440" w:bottom="1440" w:left="1440" w:header="144" w:footer="288" w:gutter="0"/>
       <w:cols w:space="720"/>
@@ -5827,40 +7131,9 @@
       <w:rPr>
         <w:sz w:val="18"/>
       </w:rPr>
-      <w:t xml:space="preserve">ERAM 590 · Fall 2026 · </w:t>
+      <w:t xml:space="preserve">EPOL 590 · Fall 2026 · Draft  |  </w:t>
     </w:r>
-    <w:proofErr w:type="gramStart"/>
-    <w:r>
-      <w:rPr>
-        <w:sz w:val="18"/>
-      </w:rPr>
-      <w:t>Draft  |</w:t>
-    </w:r>
-    <w:proofErr w:type="gramEnd"/>
-    <w:r>
-      <w:rPr>
-        <w:sz w:val="18"/>
-      </w:rPr>
-      <w:t xml:space="preserve">  </w:t>
-    </w:r>
-    <w:r>
-      <w:fldChar w:fldCharType="begin"/>
-    </w:r>
-    <w:r>
-      <w:instrText>PAGE</w:instrText>
-    </w:r>
-    <w:r>
-      <w:fldChar w:fldCharType="separate"/>
-    </w:r>
-    <w:r>
-      <w:rPr>
-        <w:noProof/>
-      </w:rPr>
-      <w:t>1</w:t>
-    </w:r>
-    <w:r>
-      <w:fldChar w:fldCharType="end"/>
-    </w:r>
+    <w:fldSimple w:instr="PAGE"/>
   </w:p>
   <w:p>
     <w:pPr>
@@ -11097,7 +12370,8 @@
     <w:qFormat/>
     <w:rsid w:val="00032B7C"/>
     <w:pPr>
-      <w:spacing w:after="140" w:line="259" w:lineRule="auto"/>
+      <w:widowControl/>
+      <w:spacing w:before="0" w:after="140" w:line="259" w:lineRule="auto"/>
     </w:pPr>
     <w:rPr>
       <w:rFonts w:ascii="Arial" w:hAnsi="Arial"/>
@@ -11121,8 +12395,9 @@
       <w:outlineLvl w:val="0"/>
     </w:pPr>
     <w:rPr>
-      <w:rFonts w:eastAsiaTheme="majorEastAsia" w:cstheme="majorBidi"/>
+      <w:rFonts w:ascii="Arial" w:eastAsiaTheme="majorEastAsia" w:hAnsi="Arial" w:cstheme="majorBidi"/>
       <w:b/>
+      <w:color w:val="000000"/>
       <w:sz w:val="34"/>
       <w:szCs w:val="32"/>
     </w:rPr>
@@ -11143,8 +12418,9 @@
       <w:outlineLvl w:val="1"/>
     </w:pPr>
     <w:rPr>
-      <w:rFonts w:eastAsiaTheme="majorEastAsia" w:cstheme="majorBidi"/>
+      <w:rFonts w:eastAsiaTheme="majorEastAsia" w:cstheme="majorBidi" w:ascii="Arial" w:hAnsi="Arial"/>
       <w:b/>
+      <w:color w:val="000000"/>
       <w:sz w:val="26"/>
       <w:szCs w:val="26"/>
     </w:rPr>
@@ -11165,8 +12441,10 @@
       <w:outlineLvl w:val="2"/>
     </w:pPr>
     <w:rPr>
-      <w:rFonts w:eastAsiaTheme="majorEastAsia" w:cstheme="majorBidi"/>
+      <w:rFonts w:eastAsiaTheme="majorEastAsia" w:cstheme="majorBidi" w:ascii="Arial" w:hAnsi="Arial"/>
       <w:b/>
+      <w:color w:val="000000"/>
+      <w:sz w:val="22"/>
     </w:rPr>
   </w:style>
   <w:style w:type="paragraph" w:styleId="Heading4">
@@ -11238,7 +12516,6 @@
   <w:style w:type="character" w:default="1" w:styleId="DefaultParagraphFont">
     <w:name w:val="Default Paragraph Font"/>
     <w:uiPriority w:val="1"/>
-    <w:semiHidden/>
     <w:unhideWhenUsed/>
   </w:style>
   <w:style w:type="table" w:default="1" w:styleId="TableNormal">
@@ -11373,12 +12650,13 @@
     <w:rsid w:val="0013206C"/>
     <w:pPr>
       <w:keepNext/>
-      <w:spacing w:after="120"/>
+      <w:spacing w:after="120" w:before="0"/>
       <w:contextualSpacing/>
     </w:pPr>
     <w:rPr>
-      <w:rFonts w:eastAsiaTheme="majorEastAsia" w:cstheme="majorBidi"/>
+      <w:rFonts w:ascii="Arial" w:eastAsiaTheme="majorEastAsia" w:hAnsi="Arial" w:cstheme="majorBidi"/>
       <w:b/>
+      <w:color w:val="000000"/>
       <w:spacing w:val="-10"/>
       <w:kern w:val="28"/>
       <w:sz w:val="44"/>
@@ -11442,9 +12720,16 @@
     <w:qFormat/>
     <w:rsid w:val="007341F8"/>
     <w:pPr>
+      <w:widowControl/>
+      <w:spacing w:before="0" w:after="140" w:line="259" w:lineRule="auto"/>
       <w:ind w:left="720"/>
       <w:contextualSpacing/>
     </w:pPr>
+    <w:rPr>
+      <w:rFonts w:ascii="Arial" w:hAnsi="Arial"/>
+      <w:color w:val="000000"/>
+      <w:sz w:val="22"/>
+    </w:rPr>
   </w:style>
   <w:style w:type="character" w:customStyle="1" w:styleId="Heading3Char">
     <w:name w:val="Heading 3 Char"/>
@@ -11499,10 +12784,12 @@
       <w:numPr>
         <w:ilvl w:val="1"/>
       </w:numPr>
-      <w:spacing w:before="280" w:after="120"/>
+      <w:spacing w:after="120" w:before="280"/>
     </w:pPr>
     <w:rPr>
-      <w:rFonts w:asciiTheme="minorHAnsi" w:eastAsiaTheme="minorEastAsia" w:hAnsiTheme="minorHAnsi"/>
+      <w:rFonts w:asciiTheme="minorHAnsi" w:eastAsiaTheme="minorEastAsia" w:hAnsiTheme="minorHAnsi" w:ascii="Arial" w:hAnsi="Arial"/>
+      <w:b w:val="0"/>
+      <w:color w:val="000000"/>
       <w:spacing w:val="15"/>
       <w:sz w:val="24"/>
       <w:szCs w:val="22"/>
@@ -11530,13 +12817,17 @@
     <w:qFormat/>
     <w:rsid w:val="00893A10"/>
     <w:pPr>
+      <w:widowControl/>
       <w:autoSpaceDE w:val="0"/>
       <w:autoSpaceDN w:val="0"/>
+      <w:spacing w:after="140" w:before="0" w:line="259" w:lineRule="auto"/>
     </w:pPr>
     <w:rPr>
-      <w:rFonts w:eastAsia="Times New Roman" w:cs="Times New Roman"/>
+      <w:rFonts w:ascii="Arial" w:eastAsia="Times New Roman" w:hAnsi="Arial" w:cs="Times New Roman"/>
+      <w:color w:val="000000"/>
       <w:kern w:val="0"/>
       <w14:ligatures w14:val="none"/>
+      <w:sz w:val="22"/>
     </w:rPr>
   </w:style>
   <w:style w:type="character" w:customStyle="1" w:styleId="BodyTextChar">
@@ -11624,13 +12915,17 @@
     <w:unhideWhenUsed/>
     <w:rsid w:val="00711B4E"/>
     <w:pPr>
+      <w:widowControl/>
       <w:numPr>
         <w:numId w:val="32"/>
       </w:numPr>
+      <w:spacing w:after="140" w:before="0" w:line="259" w:lineRule="auto"/>
     </w:pPr>
     <w:rPr>
-      <w:rFonts w:cs="Times New Roman"/>
+      <w:rFonts w:cs="Times New Roman" w:ascii="Arial" w:hAnsi="Arial"/>
+      <w:color w:val="000000"/>
       <w:kern w:val="0"/>
+      <w:sz w:val="22"/>
       <w:szCs w:val="20"/>
       <w14:ligatures w14:val="none"/>
     </w:rPr>

--- a/courses/590-fall-2026/syllabus/University-of-Illinois-Urbana-Champaign-Syllabus-590-Fall-2026-Draft.docx
+++ b/courses/590-fall-2026/syllabus/University-of-Illinois-Urbana-Champaign-Syllabus-590-Fall-2026-Draft.docx
@@ -1084,7 +1084,7 @@
           <w:b w:val="0"/>
           <w:i w:val="0"/>
         </w:rPr>
-        <w:t xml:space="preserve">No book purchase is required. Readings will be posted on Canvas as library links or course copies, under each session's module. Read the required readings before the seminar; the optional readings are there for students whose projects call for them. </w:t>
+        <w:t xml:space="preserve">No book purchase is required. Readings will be posted on Canvas under each session's module. </w:t>
       </w:r>
       <w:r>
         <w:rPr>
@@ -1099,7 +1099,7 @@
           <w:b w:val="0"/>
           <w:i w:val="0"/>
         </w:rPr>
-        <w:t xml:space="preserve"> Editions, excerpts, page ranges, and student access.</w:t>
+        <w:t xml:space="preserve"> The final reading list, editions, excerpts, and student access.</w:t>
       </w:r>
     </w:p>
     <w:p>
@@ -1119,7 +1119,7 @@
           <w:b w:val="0"/>
           <w:i w:val="0"/>
         </w:rPr>
-        <w:t xml:space="preserve">Required: Weber, M. (1946). Science as a vocation. In H. H. Gerth &amp; C. W. Mills (Eds. &amp; Trans.), </w:t>
+        <w:t xml:space="preserve">Weber, M. (1946). Science as a vocation. In H. H. Gerth &amp; C. W. Mills (Eds. &amp; Trans.), </w:t>
       </w:r>
       <w:r>
         <w:rPr>
@@ -1145,7 +1145,7 @@
           <w:b w:val="0"/>
           <w:i w:val="0"/>
         </w:rPr>
-        <w:t xml:space="preserve">Required: University of Minnesota Libraries. (n.d.). </w:t>
+        <w:t xml:space="preserve">University of Minnesota Libraries. (n.d.). </w:t>
       </w:r>
       <w:hyperlink r:id="rId55">
         <w:r>
@@ -1180,43 +1180,9 @@
           <w:b w:val="0"/>
           <w:i w:val="0"/>
         </w:rPr>
-        <w:t xml:space="preserve">Required: Grant, M. J., &amp; Booth, A. (2009). A typology of reviews: An analysis of 14 review types and associated methodologies. </w:t>
-      </w:r>
-      <w:r>
-        <w:rPr>
-          <w:b w:val="0"/>
-          <w:i/>
-        </w:rPr>
-        <w:t>Health Information &amp; Libraries Journal, 26</w:t>
-      </w:r>
-      <w:r>
-        <w:rPr>
-          <w:b w:val="0"/>
-          <w:i w:val="0"/>
-        </w:rPr>
-        <w:t xml:space="preserve">(2), 91–108. </w:t>
+        <w:t xml:space="preserve">Purdue Online Writing Lab. (n.d.). </w:t>
       </w:r>
       <w:hyperlink r:id="rId56">
-        <w:r>
-          <w:rPr>
-            <w:u w:val="single"/>
-          </w:rPr>
-          <w:t>doi:10.1111/j.1471-1842.2009.00848.x</w:t>
-        </w:r>
-      </w:hyperlink>
-    </w:p>
-    <w:p>
-      <w:pPr>
-        <w:pStyle w:val="ListBullet"/>
-      </w:pPr>
-      <w:r>
-        <w:rPr>
-          <w:b w:val="0"/>
-          <w:i w:val="0"/>
-        </w:rPr>
-        <w:t xml:space="preserve">Required: Purdue Online Writing Lab. (n.d.). </w:t>
-      </w:r>
-      <w:hyperlink r:id="rId57">
         <w:r>
           <w:rPr>
             <w:u w:val="single"/>
@@ -1257,7 +1223,7 @@
         </w:rPr>
         <w:t xml:space="preserve">. </w:t>
       </w:r>
-      <w:hyperlink r:id="rId58">
+      <w:hyperlink r:id="rId57">
         <w:r>
           <w:rPr>
             <w:u w:val="single"/>
@@ -1291,7 +1257,7 @@
         </w:rPr>
         <w:t xml:space="preserve">, Article 105473. </w:t>
       </w:r>
-      <w:hyperlink r:id="rId59">
+      <w:hyperlink r:id="rId58">
         <w:r>
           <w:rPr>
             <w:u w:val="single"/>
@@ -1317,7 +1283,7 @@
           <w:b w:val="0"/>
           <w:i w:val="0"/>
         </w:rPr>
-        <w:t xml:space="preserve">Required: Moretti, F. (2013). </w:t>
+        <w:t xml:space="preserve">Moretti, F. (2013). </w:t>
       </w:r>
       <w:r>
         <w:rPr>
@@ -1331,7 +1297,7 @@
           <w:b w:val="0"/>
           <w:i w:val="0"/>
         </w:rPr>
-        <w:t>. Verso. Two chapters: "Conjectures on world literature" and "Graphs, maps, trees".</w:t>
+        <w:t>. Verso.</w:t>
       </w:r>
     </w:p>
     <w:p>
@@ -1343,7 +1309,7 @@
           <w:b w:val="0"/>
           <w:i w:val="0"/>
         </w:rPr>
-        <w:t xml:space="preserve">Optional: Snow, C. P. (1959). </w:t>
+        <w:t xml:space="preserve">Snow, C. P. (1959). </w:t>
       </w:r>
       <w:r>
         <w:rPr>
@@ -1377,7 +1343,7 @@
           <w:b w:val="0"/>
           <w:i w:val="0"/>
         </w:rPr>
-        <w:t xml:space="preserve">Required: Spivak, G. C. (1988). Can the subaltern speak? In C. Nelson &amp; L. Grossberg (Eds.), </w:t>
+        <w:t xml:space="preserve">Spivak, G. C. (1988). Can the subaltern speak? In C. Nelson &amp; L. Grossberg (Eds.), </w:t>
       </w:r>
       <w:r>
         <w:rPr>
@@ -1399,255 +1365,24 @@
         <w:pStyle w:val="Heading2"/>
       </w:pPr>
       <w:r>
-        <w:t>Session 5 · Structure, signposting and scholarly communities</w:t>
-      </w:r>
-    </w:p>
-    <w:p>
-      <w:pPr>
-        <w:pStyle w:val="ListBullet"/>
-      </w:pPr>
-      <w:r>
-        <w:rPr>
-          <w:b w:val="0"/>
-          <w:i w:val="0"/>
-        </w:rPr>
-        <w:t xml:space="preserve">Required: Hyland, K. (2005). </w:t>
-      </w:r>
-      <w:r>
-        <w:rPr>
-          <w:b w:val="0"/>
-          <w:i/>
-        </w:rPr>
-        <w:t>Metadiscourse: Exploring interaction in writing</w:t>
-      </w:r>
-      <w:r>
-        <w:rPr>
-          <w:b w:val="0"/>
-          <w:i w:val="0"/>
-        </w:rPr>
-        <w:t>. Continuum. One chapter on the interpersonal model of metadiscourse.</w:t>
-      </w:r>
-    </w:p>
-    <w:p>
-      <w:pPr>
-        <w:pStyle w:val="ListBullet"/>
-      </w:pPr>
-      <w:r>
-        <w:rPr>
-          <w:b w:val="0"/>
-          <w:i w:val="0"/>
-        </w:rPr>
-        <w:t xml:space="preserve">Required: Berger, P. L., &amp; Luckmann, T. (1966). </w:t>
-      </w:r>
-      <w:r>
-        <w:rPr>
-          <w:b w:val="0"/>
-          <w:i/>
-        </w:rPr>
-        <w:t>The social construction of reality: A treatise in the sociology of knowledge</w:t>
-      </w:r>
-      <w:r>
-        <w:rPr>
-          <w:b w:val="0"/>
-          <w:i w:val="0"/>
-        </w:rPr>
-        <w:t>. Doubleday. Introduction.</w:t>
-      </w:r>
-    </w:p>
-    <w:p>
-      <w:pPr>
-        <w:pStyle w:val="ListBullet"/>
-      </w:pPr>
-      <w:r>
-        <w:rPr>
-          <w:b w:val="0"/>
-          <w:i w:val="0"/>
-        </w:rPr>
-        <w:t xml:space="preserve">Optional: Swales, J. M. (1990). </w:t>
-      </w:r>
-      <w:r>
-        <w:rPr>
-          <w:b w:val="0"/>
-          <w:i/>
-        </w:rPr>
-        <w:t>Genre analysis: English in academic and research settings</w:t>
-      </w:r>
-      <w:r>
-        <w:rPr>
-          <w:b w:val="0"/>
-          <w:i w:val="0"/>
-        </w:rPr>
-        <w:t>. Cambridge University Press. The chapter on discourse communities.</w:t>
-      </w:r>
-    </w:p>
-    <w:p>
-      <w:pPr>
-        <w:pStyle w:val="Heading2"/>
-      </w:pPr>
-      <w:r>
-        <w:t>Session 6 · Reflexivity, positionality and AI in scholarship</w:t>
-      </w:r>
-    </w:p>
-    <w:p>
-      <w:pPr>
-        <w:pStyle w:val="ListBullet"/>
-      </w:pPr>
-      <w:r>
-        <w:rPr>
-          <w:b w:val="0"/>
-          <w:i w:val="0"/>
-        </w:rPr>
-        <w:t xml:space="preserve">Required: Haraway, D. (1988). Situated knowledges: The science question in feminism and the privilege of partial perspective. </w:t>
-      </w:r>
-      <w:r>
-        <w:rPr>
-          <w:b w:val="0"/>
-          <w:i/>
-        </w:rPr>
-        <w:t>Feminist Studies, 14</w:t>
-      </w:r>
-      <w:r>
-        <w:rPr>
-          <w:b w:val="0"/>
-          <w:i w:val="0"/>
-        </w:rPr>
-        <w:t xml:space="preserve">(3), 575–599. </w:t>
-      </w:r>
-      <w:hyperlink r:id="rId60">
-        <w:r>
-          <w:rPr>
-            <w:u w:val="single"/>
-          </w:rPr>
-          <w:t>doi:10.2307/3178066</w:t>
-        </w:r>
-      </w:hyperlink>
-    </w:p>
-    <w:p>
-      <w:pPr>
-        <w:pStyle w:val="ListBullet"/>
-      </w:pPr>
-      <w:r>
-        <w:rPr>
-          <w:b w:val="0"/>
-          <w:i w:val="0"/>
-        </w:rPr>
-        <w:t xml:space="preserve">Required: Bender, E. M., Gebru, T., McMillan-Major, A., &amp; Shmitchell, S. (2021). On the dangers of stochastic parrots: Can language models be too big? In </w:t>
-      </w:r>
-      <w:r>
-        <w:rPr>
-          <w:b w:val="0"/>
-          <w:i/>
-        </w:rPr>
-        <w:t>Proceedings of the 2021 ACM Conference on Fairness, Accountability, and Transparency</w:t>
-      </w:r>
-      <w:r>
-        <w:rPr>
-          <w:b w:val="0"/>
-          <w:i w:val="0"/>
-        </w:rPr>
-        <w:t xml:space="preserve"> (pp. 610–623). </w:t>
-      </w:r>
-      <w:hyperlink r:id="rId61">
-        <w:r>
-          <w:rPr>
-            <w:u w:val="single"/>
-          </w:rPr>
-          <w:t>doi:10.1145/3442188.3445922</w:t>
-        </w:r>
-      </w:hyperlink>
-    </w:p>
-    <w:p>
-      <w:pPr>
-        <w:pStyle w:val="ListBullet"/>
-      </w:pPr>
-      <w:r>
-        <w:rPr>
-          <w:b w:val="0"/>
-          <w:i w:val="0"/>
-        </w:rPr>
-        <w:t xml:space="preserve">Optional: Harding, S. (1992). Rethinking standpoint epistemology: What is "strong objectivity"? </w:t>
-      </w:r>
-      <w:r>
-        <w:rPr>
-          <w:b w:val="0"/>
-          <w:i/>
-        </w:rPr>
-        <w:t>The Centennial Review, 36</w:t>
-      </w:r>
-      <w:r>
-        <w:rPr>
-          <w:b w:val="0"/>
-          <w:i w:val="0"/>
-        </w:rPr>
-        <w:t>(3), 437–470.</w:t>
-      </w:r>
-    </w:p>
-    <w:p>
-      <w:pPr>
-        <w:pStyle w:val="Heading2"/>
-      </w:pPr>
-      <w:r>
-        <w:t>Session 7 · The future of scholarship and final review workshop</w:t>
-      </w:r>
-    </w:p>
-    <w:p>
-      <w:pPr>
-        <w:pStyle w:val="ListBullet"/>
-      </w:pPr>
-      <w:r>
-        <w:rPr>
-          <w:b w:val="0"/>
-          <w:i w:val="0"/>
-        </w:rPr>
-        <w:t xml:space="preserve">Required: Messeri, L., &amp; Crockett, M. J. (2024). Artificial intelligence and illusions of understanding in scientific research. </w:t>
-      </w:r>
-      <w:r>
-        <w:rPr>
-          <w:b w:val="0"/>
-          <w:i/>
-        </w:rPr>
-        <w:t>Nature, 627</w:t>
-      </w:r>
-      <w:r>
-        <w:rPr>
-          <w:b w:val="0"/>
-          <w:i w:val="0"/>
-        </w:rPr>
-        <w:t xml:space="preserve">, 49–58. </w:t>
-      </w:r>
-      <w:hyperlink r:id="rId62">
-        <w:r>
-          <w:rPr>
-            <w:u w:val="single"/>
-          </w:rPr>
-          <w:t>doi:10.1038/s41586-024-07146-0</w:t>
-        </w:r>
-      </w:hyperlink>
-    </w:p>
-    <w:p>
-      <w:pPr>
-        <w:pStyle w:val="ListBullet"/>
-      </w:pPr>
-      <w:r>
-        <w:rPr>
-          <w:b w:val="0"/>
-          <w:i w:val="0"/>
-        </w:rPr>
-        <w:t xml:space="preserve">Optional: Bush, V. (1945). As we may think. </w:t>
-      </w:r>
-      <w:r>
-        <w:rPr>
-          <w:b w:val="0"/>
-          <w:i/>
-        </w:rPr>
-        <w:t>The Atlantic Monthly, 176</w:t>
-      </w:r>
-      <w:r>
-        <w:rPr>
-          <w:b w:val="0"/>
-          <w:i w:val="0"/>
-        </w:rPr>
-        <w:t>(1), 101–108.</w:t>
+        <w:t>Sessions 5–7</w:t>
+      </w:r>
+    </w:p>
+    <w:p>
+      <w:r>
+        <w:rPr>
+          <w:b/>
+          <w:i w:val="0"/>
+          <w:highlight w:val="yellow"/>
+        </w:rPr>
+        <w:t>[TO CONFIRM]</w:t>
+      </w:r>
+      <w:r>
+        <w:rPr>
+          <w:b w:val="0"/>
+          <w:i w:val="0"/>
+        </w:rPr>
+        <w:t xml:space="preserve"> A sociology-of-knowledge reading for Session 5, a reflection reading for Session 6, and a case on automation for Session 7.</w:t>
       </w:r>
     </w:p>
     <w:p>
@@ -3559,7 +3294,7 @@
         <w:pStyle w:val="Heading2"/>
       </w:pPr>
       <w:r>
-        <w:t>6 AI use and reflexive commentary</w:t>
+        <w:t>6 AI-use statement and reflexive commentary</w:t>
       </w:r>
     </w:p>
     <w:p>
@@ -4982,7 +4717,7 @@
         </w:rPr>
         <w:t xml:space="preserve"> Contact the instructor about access needs and consult </w:t>
       </w:r>
-      <w:hyperlink r:id="rId63">
+      <w:hyperlink r:id="rId59">
         <w:r>
           <w:rPr>
             <w:u w:val="single"/>
@@ -5059,7 +4794,7 @@
         </w:rPr>
         <w:t xml:space="preserve"> The </w:t>
       </w:r>
-      <w:hyperlink r:id="rId64">
+      <w:hyperlink r:id="rId60">
         <w:r>
           <w:rPr>
             <w:u w:val="single"/>
@@ -5105,7 +4840,7 @@
         </w:rPr>
         <w:t xml:space="preserve"> Support information is available through the </w:t>
       </w:r>
-      <w:hyperlink r:id="rId65">
+      <w:hyperlink r:id="rId61">
         <w:r>
           <w:rPr>
             <w:u w:val="single"/>
@@ -5623,7 +5358,7 @@
                 <w:i w:val="0"/>
                 <w:sz w:val="19"/>
               </w:rPr>
-              <w:t>Article anatomy review design and mapping a field</w:t>
+              <w:t>Article anatomy, review design and mapping a field</w:t>
             </w:r>
           </w:p>
         </w:tc>
@@ -5654,7 +5389,7 @@
                 <w:i w:val="0"/>
                 <w:sz w:val="19"/>
               </w:rPr>
-              <w:t>Grant &amp; Booth; Purdue OWL; compare articles from your field</w:t>
+              <w:t>Purdue OWL; compare articles from your field</w:t>
             </w:r>
           </w:p>
         </w:tc>
@@ -5814,7 +5549,7 @@
                 <w:i w:val="0"/>
                 <w:sz w:val="19"/>
               </w:rPr>
-              <w:t>Moretti; annotate a difficult passage; prepare a source-backed conceptual map</w:t>
+              <w:t>Moretti; Snow; annotate a difficult passage; prepare a source-backed conceptual map</w:t>
             </w:r>
           </w:p>
         </w:tc>
@@ -5943,7 +5678,7 @@
                 <w:i w:val="0"/>
                 <w:sz w:val="19"/>
               </w:rPr>
-              <w:t>Difficult texts audiences and scholarly voice</w:t>
+              <w:t>Difficult texts, audiences and scholarly voice</w:t>
             </w:r>
           </w:p>
         </w:tc>
@@ -6103,7 +5838,7 @@
                 <w:i w:val="0"/>
                 <w:sz w:val="19"/>
               </w:rPr>
-              <w:t>Structure signposting and scholarly communities</w:t>
+              <w:t>Structure, signposting and scholarly communities</w:t>
             </w:r>
           </w:p>
         </w:tc>
@@ -6134,7 +5869,7 @@
                 <w:i w:val="0"/>
                 <w:sz w:val="19"/>
               </w:rPr>
-              <w:t>Hyland; Berger &amp; Luckmann; bring an outline and draft</w:t>
+              <w:t>Bring an outline and draft; sociology-of-knowledge reading to be selected</w:t>
             </w:r>
           </w:p>
         </w:tc>
@@ -6423,7 +6158,7 @@
                 <w:i w:val="0"/>
                 <w:sz w:val="19"/>
               </w:rPr>
-              <w:t>Reflexivity positionality and AI in scholarship</w:t>
+              <w:t>Reflexivity, positionality and AI in scholarship</w:t>
             </w:r>
           </w:p>
         </w:tc>
@@ -6454,7 +6189,7 @@
                 <w:i w:val="0"/>
                 <w:sz w:val="19"/>
               </w:rPr>
-              <w:t>Haraway; Bender et al.; revisit the draft and AI-use record</w:t>
+              <w:t>Revisit the draft and AI-use record; reflection reading to be selected</w:t>
             </w:r>
           </w:p>
         </w:tc>
@@ -6614,7 +6349,7 @@
                 <w:i w:val="0"/>
                 <w:sz w:val="19"/>
               </w:rPr>
-              <w:t>Messeri &amp; Crockett; bring a complete working draft</w:t>
+              <w:t>Bring a complete working draft; selected case on automation</w:t>
             </w:r>
           </w:p>
         </w:tc>
@@ -6961,7 +6696,7 @@
         </w:rPr>
         <w:t xml:space="preserve">Structure adapted from </w:t>
       </w:r>
-      <w:hyperlink r:id="rId66">
+      <w:hyperlink r:id="rId62">
         <w:r>
           <w:rPr>
             <w:u w:val="single"/>
@@ -6976,7 +6711,7 @@
         </w:rPr>
         <w:t xml:space="preserve">. Course content and starting weights come from the </w:t>
       </w:r>
-      <w:hyperlink r:id="rId67">
+      <w:hyperlink r:id="rId63">
         <w:r>
           <w:rPr>
             <w:u w:val="single"/>
@@ -7000,7 +6735,7 @@
         </w:rPr>
         <w:t xml:space="preserve">Official calendar anchors: </w:t>
       </w:r>
-      <w:hyperlink r:id="rId68">
+      <w:hyperlink r:id="rId64">
         <w:r>
           <w:rPr>
             <w:u w:val="single"/>

--- a/courses/590-fall-2026/syllabus/University-of-Illinois-Urbana-Champaign-Syllabus-590-Fall-2026-Draft.docx
+++ b/courses/590-fall-2026/syllabus/University-of-Illinois-Urbana-Champaign-Syllabus-590-Fall-2026-Draft.docx
@@ -1964,7 +1964,7 @@
           <w:b w:val="0"/>
           <w:i w:val="0"/>
         </w:rPr>
-        <w:t>Fall break has no scheduled seminar or submission in the proposed plan. Start the Week 6 reflection before the break if useful, but plan to complete it after teaching resumes.</w:t>
+        <w:t>Fall break has no scheduled seminar or submission. The structured draft (Task 5) is due the Monday after the break, 30 November. Start the Week 6 reflection before the break if useful, but plan to complete it after teaching resumes.</w:t>
       </w:r>
     </w:p>
     <w:p>
@@ -2290,7 +2290,7 @@
                 <w:i w:val="0"/>
                 <w:sz w:val="20"/>
               </w:rPr>
-              <w:t>Friday 23 October</w:t>
+              <w:t>Monday 26 October</w:t>
             </w:r>
           </w:p>
         </w:tc>
@@ -2388,7 +2388,7 @@
                 <w:i w:val="0"/>
                 <w:sz w:val="20"/>
               </w:rPr>
-              <w:t>Friday 30 October</w:t>
+              <w:t>Monday 2 November</w:t>
             </w:r>
           </w:p>
         </w:tc>
@@ -2486,7 +2486,7 @@
                 <w:i w:val="0"/>
                 <w:sz w:val="20"/>
               </w:rPr>
-              <w:t>Friday 6 November</w:t>
+              <w:t>Monday 9 November</w:t>
             </w:r>
           </w:p>
         </w:tc>
@@ -2584,7 +2584,7 @@
                 <w:i w:val="0"/>
                 <w:sz w:val="20"/>
               </w:rPr>
-              <w:t>Friday 13 November</w:t>
+              <w:t>Monday 16 November</w:t>
             </w:r>
           </w:p>
         </w:tc>
@@ -2682,7 +2682,7 @@
                 <w:i w:val="0"/>
                 <w:sz w:val="20"/>
               </w:rPr>
-              <w:t>Friday 20 November</w:t>
+              <w:t>Monday 30 November</w:t>
             </w:r>
           </w:p>
         </w:tc>
@@ -2780,7 +2780,7 @@
                 <w:i w:val="0"/>
                 <w:sz w:val="20"/>
               </w:rPr>
-              <w:t>Friday 4 December</w:t>
+              <w:t>Monday 7 December</w:t>
             </w:r>
           </w:p>
         </w:tc>
@@ -5260,7 +5260,7 @@
                 <w:i w:val="0"/>
                 <w:sz w:val="19"/>
               </w:rPr>
-              <w:t>Topic and question, 23 October</w:t>
+              <w:t>Topic and question, 26 October</w:t>
             </w:r>
           </w:p>
         </w:tc>
@@ -5420,7 +5420,7 @@
                 <w:i w:val="0"/>
                 <w:sz w:val="19"/>
               </w:rPr>
-              <w:t>Review plan, 30 October</w:t>
+              <w:t>Review plan, 2 November</w:t>
             </w:r>
           </w:p>
         </w:tc>
@@ -5580,7 +5580,7 @@
                 <w:i w:val="0"/>
                 <w:sz w:val="19"/>
               </w:rPr>
-              <w:t>Conceptual map, 6 November</w:t>
+              <w:t>Conceptual map, 9 November</w:t>
             </w:r>
           </w:p>
         </w:tc>
@@ -5740,7 +5740,7 @@
                 <w:i w:val="0"/>
                 <w:sz w:val="19"/>
               </w:rPr>
-              <w:t>Writing sample, 13 November; peer workshop</w:t>
+              <w:t>Writing sample, 16 November; peer workshop</w:t>
             </w:r>
           </w:p>
         </w:tc>
@@ -5900,7 +5900,7 @@
                 <w:i w:val="0"/>
                 <w:sz w:val="19"/>
               </w:rPr>
-              <w:t>Structured draft, 20 November</w:t>
+              <w:t>Structured draft, 30 November</w:t>
             </w:r>
           </w:p>
         </w:tc>
@@ -6220,7 +6220,7 @@
                 <w:i w:val="0"/>
                 <w:sz w:val="19"/>
               </w:rPr>
-              <w:t>AI and reflexivity statement, 4 December; peer workshop</w:t>
+              <w:t>AI and reflexivity statement, 7 December; peer workshop</w:t>
             </w:r>
           </w:p>
         </w:tc>

--- a/courses/590-fall-2026/syllabus/University-of-Illinois-Urbana-Champaign-Syllabus-590-Fall-2026-Draft.docx
+++ b/courses/590-fall-2026/syllabus/University-of-Illinois-Urbana-Champaign-Syllabus-590-Fall-2026-Draft.docx
@@ -2080,7 +2080,7 @@
           <w:b w:val="0"/>
           <w:i w:val="0"/>
         </w:rPr>
-        <w:t>The starting assessment structure retains the six staged tasks and final review from the previous 590 course.</w:t>
+        <w:t>The review is built in stages. Task 1 is ungraded: it gets feedback early, before any marks are at stake. Two peer reviews, on Tasks 4 and 6, count for 5% each.</w:t>
       </w:r>
     </w:p>
     <w:tbl>
@@ -2259,7 +2259,7 @@
                 <w:i w:val="0"/>
                 <w:sz w:val="20"/>
               </w:rPr>
-              <w:t>10%</w:t>
+              <w:t>Ungraded (feedback only)</w:t>
             </w:r>
           </w:p>
         </w:tc>
@@ -2816,7 +2816,7 @@
                 <w:i w:val="0"/>
                 <w:sz w:val="20"/>
               </w:rPr>
-              <w:t>7 Final literature review</w:t>
+              <w:t>Peer review of Task 4</w:t>
             </w:r>
           </w:p>
         </w:tc>
@@ -2847,7 +2847,7 @@
                 <w:i w:val="0"/>
                 <w:sz w:val="20"/>
               </w:rPr>
-              <w:t>40%</w:t>
+              <w:t>5%</w:t>
             </w:r>
           </w:p>
         </w:tc>
@@ -2878,7 +2878,7 @@
                 <w:i w:val="0"/>
                 <w:sz w:val="20"/>
               </w:rPr>
-              <w:t>Tuesday 15 December</w:t>
+              <w:t>Friday 20 November</w:t>
             </w:r>
           </w:p>
         </w:tc>
@@ -2910,6 +2910,202 @@
             </w:pPr>
             <w:r>
               <w:rPr>
+                <w:b w:val="0"/>
+                <w:i w:val="0"/>
+                <w:sz w:val="20"/>
+              </w:rPr>
+              <w:t>Peer review of Task 6</w:t>
+            </w:r>
+          </w:p>
+        </w:tc>
+        <w:tc>
+          <w:tcPr>
+            <w:tcW w:type="dxa" w:w="936"/>
+            <w:vAlign w:val="center"/>
+            <w:tcBorders>
+              <w:top w:val="single" w:sz="4" w:color="D9D9D9"/>
+              <w:left w:val="single" w:sz="4" w:color="D9D9D9"/>
+              <w:bottom w:val="single" w:sz="4" w:color="D9D9D9"/>
+              <w:right w:val="single" w:sz="4" w:color="D9D9D9"/>
+            </w:tcBorders>
+            <w:tcMar>
+              <w:top w:w="90" w:type="dxa"/>
+              <w:left w:w="90" w:type="dxa"/>
+              <w:bottom w:w="90" w:type="dxa"/>
+              <w:right w:w="90" w:type="dxa"/>
+            </w:tcMar>
+          </w:tcPr>
+          <w:p>
+            <w:pPr>
+              <w:spacing w:after="20" w:before="20" w:line="240" w:lineRule="auto"/>
+            </w:pPr>
+            <w:r>
+              <w:rPr>
+                <w:b w:val="0"/>
+                <w:i w:val="0"/>
+                <w:sz w:val="20"/>
+              </w:rPr>
+              <w:t>5%</w:t>
+            </w:r>
+          </w:p>
+        </w:tc>
+        <w:tc>
+          <w:tcPr>
+            <w:tcW w:type="dxa" w:w="3312"/>
+            <w:vAlign w:val="center"/>
+            <w:tcBorders>
+              <w:top w:val="single" w:sz="4" w:color="D9D9D9"/>
+              <w:left w:val="single" w:sz="4" w:color="D9D9D9"/>
+              <w:bottom w:val="single" w:sz="4" w:color="D9D9D9"/>
+              <w:right w:val="single" w:sz="4" w:color="D9D9D9"/>
+            </w:tcBorders>
+            <w:tcMar>
+              <w:top w:w="90" w:type="dxa"/>
+              <w:left w:w="90" w:type="dxa"/>
+              <w:bottom w:w="90" w:type="dxa"/>
+              <w:right w:w="90" w:type="dxa"/>
+            </w:tcMar>
+          </w:tcPr>
+          <w:p>
+            <w:pPr>
+              <w:spacing w:after="20" w:before="20" w:line="240" w:lineRule="auto"/>
+            </w:pPr>
+            <w:r>
+              <w:rPr>
+                <w:b w:val="0"/>
+                <w:i w:val="0"/>
+                <w:sz w:val="20"/>
+              </w:rPr>
+              <w:t>Friday 11 December</w:t>
+            </w:r>
+          </w:p>
+        </w:tc>
+      </w:tr>
+      <w:tr>
+        <w:trPr>
+          <w:cantSplit/>
+        </w:trPr>
+        <w:tc>
+          <w:tcPr>
+            <w:tcW w:type="dxa" w:w="5112"/>
+            <w:vAlign w:val="center"/>
+            <w:tcBorders>
+              <w:top w:val="single" w:sz="4" w:color="D9D9D9"/>
+              <w:left w:val="single" w:sz="4" w:color="D9D9D9"/>
+              <w:bottom w:val="single" w:sz="4" w:color="D9D9D9"/>
+              <w:right w:val="single" w:sz="4" w:color="D9D9D9"/>
+            </w:tcBorders>
+            <w:tcMar>
+              <w:top w:w="90" w:type="dxa"/>
+              <w:left w:w="90" w:type="dxa"/>
+              <w:bottom w:w="90" w:type="dxa"/>
+              <w:right w:w="90" w:type="dxa"/>
+            </w:tcMar>
+          </w:tcPr>
+          <w:p>
+            <w:pPr>
+              <w:spacing w:after="20" w:before="20" w:line="240" w:lineRule="auto"/>
+            </w:pPr>
+            <w:r>
+              <w:rPr>
+                <w:b w:val="0"/>
+                <w:i w:val="0"/>
+                <w:sz w:val="20"/>
+              </w:rPr>
+              <w:t>7 Final literature review</w:t>
+            </w:r>
+          </w:p>
+        </w:tc>
+        <w:tc>
+          <w:tcPr>
+            <w:tcW w:type="dxa" w:w="936"/>
+            <w:vAlign w:val="center"/>
+            <w:tcBorders>
+              <w:top w:val="single" w:sz="4" w:color="D9D9D9"/>
+              <w:left w:val="single" w:sz="4" w:color="D9D9D9"/>
+              <w:bottom w:val="single" w:sz="4" w:color="D9D9D9"/>
+              <w:right w:val="single" w:sz="4" w:color="D9D9D9"/>
+            </w:tcBorders>
+            <w:tcMar>
+              <w:top w:w="90" w:type="dxa"/>
+              <w:left w:w="90" w:type="dxa"/>
+              <w:bottom w:w="90" w:type="dxa"/>
+              <w:right w:w="90" w:type="dxa"/>
+            </w:tcMar>
+          </w:tcPr>
+          <w:p>
+            <w:pPr>
+              <w:spacing w:after="20" w:before="20" w:line="240" w:lineRule="auto"/>
+            </w:pPr>
+            <w:r>
+              <w:rPr>
+                <w:b w:val="0"/>
+                <w:i w:val="0"/>
+                <w:sz w:val="20"/>
+              </w:rPr>
+              <w:t>40%</w:t>
+            </w:r>
+          </w:p>
+        </w:tc>
+        <w:tc>
+          <w:tcPr>
+            <w:tcW w:type="dxa" w:w="3312"/>
+            <w:vAlign w:val="center"/>
+            <w:tcBorders>
+              <w:top w:val="single" w:sz="4" w:color="D9D9D9"/>
+              <w:left w:val="single" w:sz="4" w:color="D9D9D9"/>
+              <w:bottom w:val="single" w:sz="4" w:color="D9D9D9"/>
+              <w:right w:val="single" w:sz="4" w:color="D9D9D9"/>
+            </w:tcBorders>
+            <w:tcMar>
+              <w:top w:w="90" w:type="dxa"/>
+              <w:left w:w="90" w:type="dxa"/>
+              <w:bottom w:w="90" w:type="dxa"/>
+              <w:right w:w="90" w:type="dxa"/>
+            </w:tcMar>
+          </w:tcPr>
+          <w:p>
+            <w:pPr>
+              <w:spacing w:after="20" w:before="20" w:line="240" w:lineRule="auto"/>
+            </w:pPr>
+            <w:r>
+              <w:rPr>
+                <w:b w:val="0"/>
+                <w:i w:val="0"/>
+                <w:sz w:val="20"/>
+              </w:rPr>
+              <w:t>Tuesday 15 December</w:t>
+            </w:r>
+          </w:p>
+        </w:tc>
+      </w:tr>
+      <w:tr>
+        <w:trPr>
+          <w:cantSplit/>
+        </w:trPr>
+        <w:tc>
+          <w:tcPr>
+            <w:tcW w:type="dxa" w:w="5112"/>
+            <w:vAlign w:val="center"/>
+            <w:tcBorders>
+              <w:top w:val="single" w:sz="4" w:color="D9D9D9"/>
+              <w:left w:val="single" w:sz="4" w:color="D9D9D9"/>
+              <w:bottom w:val="single" w:sz="4" w:color="D9D9D9"/>
+              <w:right w:val="single" w:sz="4" w:color="D9D9D9"/>
+            </w:tcBorders>
+            <w:tcMar>
+              <w:top w:w="90" w:type="dxa"/>
+              <w:left w:w="90" w:type="dxa"/>
+              <w:bottom w:w="90" w:type="dxa"/>
+              <w:right w:w="90" w:type="dxa"/>
+            </w:tcMar>
+          </w:tcPr>
+          <w:p>
+            <w:pPr>
+              <w:spacing w:after="20" w:before="20" w:line="240" w:lineRule="auto"/>
+            </w:pPr>
+            <w:r>
+              <w:rPr>
                 <w:b/>
                 <w:i w:val="0"/>
                 <w:sz w:val="20"/>
@@ -3171,7 +3367,7 @@
           <w:b w:val="0"/>
           <w:i w:val="0"/>
         </w:rPr>
-        <w:t>Self-reflection helps explain your decisions. It does not automatically determine your grade. The 479 self-grading scheme and separately weighted peer-commentary components have been replaced by 590's staged assignments.</w:t>
+        <w:t>Self-reflection helps explain your decisions. It does not automatically determine your grade. The 479 self-grading scheme and separate peer-commentary components have been replaced by 590's staged assignments and two graded peer reviews.</w:t>
       </w:r>
     </w:p>
     <w:p>
@@ -3188,7 +3384,7 @@
           <w:b w:val="0"/>
           <w:i w:val="0"/>
         </w:rPr>
-        <w:t xml:space="preserve">State a provisional question and explain its significance, feasibility, and relationship to an initial set of sources. Identify what you would need to read or discover to refine it. </w:t>
+        <w:t xml:space="preserve">This task is ungraded. It is your first chance to get feedback on your question before any marks are at stake. State a provisional question and explain its significance, feasibility, and relationship to an initial set of sources. Identify what you would need to read or discover to refine it. </w:t>
       </w:r>
       <w:r>
         <w:rPr>
@@ -3483,7 +3679,7 @@
           <w:b w:val="0"/>
           <w:i w:val="0"/>
         </w:rPr>
-        <w:t>Peer workshops are proposed in Sessions 4 and 6, with instructor feedback on the map and structured draft. Peer commentary supports revision and carries no separate percentage in this starting assessment structure.</w:t>
+        <w:t>Peer workshops run in Sessions 4 and 6, with instructor feedback on the map and structured draft. After you submit Tasks 4 and 6, Canvas assigns you classmates' submissions to review. Each peer review is worth 5%. It is graded complete or incomplete: complete means specific, constructive comments on each assigned submission by the review deadline (Friday 20 November for Task 4, Friday 11 December for Task 6). The Task 6 reviews arrive in time to help with the final review.</w:t>
       </w:r>
     </w:p>
     <w:p>

--- a/courses/590-fall-2026/syllabus/University-of-Illinois-Urbana-Champaign-Syllabus-590-Fall-2026-Draft.docx
+++ b/courses/590-fall-2026/syllabus/University-of-Illinois-Urbana-Champaign-Syllabus-590-Fall-2026-Draft.docx
@@ -1323,8 +1323,16 @@
           <w:b w:val="0"/>
           <w:i w:val="0"/>
         </w:rPr>
-        <w:t>. Cambridge University Press.</w:t>
-      </w:r>
+        <w:t xml:space="preserve">. Cambridge University Press. </w:t>
+      </w:r>
+      <w:hyperlink r:id="rId59">
+        <w:r>
+          <w:rPr>
+            <w:u w:val="single"/>
+          </w:rPr>
+          <w:t>University Library: online, in *The two cultures* with Stefan Collini's introduction</w:t>
+        </w:r>
+      </w:hyperlink>
     </w:p>
     <w:p>
       <w:pPr>
@@ -1357,8 +1365,16 @@
           <w:b w:val="0"/>
           <w:i w:val="0"/>
         </w:rPr>
-        <w:t xml:space="preserve"> (pp. 271–313). University of Illinois Press.</w:t>
-      </w:r>
+        <w:t xml:space="preserve"> (pp. 271–313). University of Illinois Press. </w:t>
+      </w:r>
+      <w:hyperlink r:id="rId60">
+        <w:r>
+          <w:rPr>
+            <w:u w:val="single"/>
+          </w:rPr>
+          <w:t>University Library: print, Communications Library</w:t>
+        </w:r>
+      </w:hyperlink>
     </w:p>
     <w:p>
       <w:pPr>
@@ -2041,29 +2057,14 @@
           <w:b/>
           <w:i w:val="0"/>
         </w:rPr>
-        <w:t>Proposed feedback arrangements:</w:t>
-      </w:r>
-      <w:r>
-        <w:rPr>
-          <w:b w:val="0"/>
-          <w:i w:val="0"/>
-        </w:rPr>
-        <w:t xml:space="preserve"> email responses within two working days and feedback on staged submissions within one week. </w:t>
-      </w:r>
-      <w:r>
-        <w:rPr>
-          <w:b/>
-          <w:i w:val="0"/>
-          <w:highlight w:val="yellow"/>
-        </w:rPr>
-        <w:t>[TO CONFIRM]</w:t>
-      </w:r>
-      <w:r>
-        <w:rPr>
-          <w:b w:val="0"/>
-          <w:i w:val="0"/>
-        </w:rPr>
-        <w:t xml:space="preserve"> Response times and feedback capacity. Plan substantive instructor feedback after the conceptual map and after the structured draft; use peer workshops to support revision between these points.</w:t>
+        <w:t>Feedback and response times:</w:t>
+      </w:r>
+      <w:r>
+        <w:rPr>
+          <w:b w:val="0"/>
+          <w:i w:val="0"/>
+        </w:rPr>
+        <w:t xml:space="preserve"> I aim to reply to email within two working days (Monday to Friday) and to return feedback on staged tasks within one week of the due date. Feedback on the final submission comes with the course grade. Plan substantive instructor feedback after the conceptual map and after the structured draft; use peer workshops to support revision between these points.</w:t>
       </w:r>
     </w:p>
     <w:p>
@@ -3012,7 +3013,7 @@
                 <w:i w:val="0"/>
                 <w:sz w:val="20"/>
               </w:rPr>
-              <w:t>7 Final literature review</w:t>
+              <w:t>7 Final literature review or course outline</w:t>
             </w:r>
           </w:p>
         </w:tc>
@@ -3181,6 +3182,29 @@
           <w:b w:val="0"/>
           <w:i w:val="0"/>
         </w:rPr>
+        <w:t xml:space="preserve">Tasks 1–6 are usually </w:t>
+      </w:r>
+      <w:r>
+        <w:rPr>
+          <w:b/>
+          <w:i w:val="0"/>
+        </w:rPr>
+        <w:t>250–400 words</w:t>
+      </w:r>
+      <w:r>
+        <w:rPr>
+          <w:b w:val="0"/>
+          <w:i w:val="0"/>
+        </w:rPr>
+        <w:t>, plus any map, outline or extract the task asks for. The number and kind of sources depend on what each task asks for.</w:t>
+      </w:r>
+    </w:p>
+    <w:p>
+      <w:r>
+        <w:rPr>
+          <w:b w:val="0"/>
+          <w:i w:val="0"/>
+        </w:rPr>
         <w:t xml:space="preserve">All proposed submissions are due at </w:t>
       </w:r>
       <w:r>
@@ -3384,7 +3408,58 @@
           <w:b w:val="0"/>
           <w:i w:val="0"/>
         </w:rPr>
-        <w:t xml:space="preserve">This task is ungraded. It is your first chance to get feedback on your question before any marks are at stake. State a provisional question and explain its significance, feasibility, and relationship to an initial set of sources. Identify what you would need to read or discover to refine it. </w:t>
+        <w:t>This task is ungraded. It is your first chance to get feedback on your question before any marks are at stake. State a provisional question and explain its significance, feasibility, and relationship to an initial set of sources. Identify what you would need to read or discover to refine it.</w:t>
+      </w:r>
+    </w:p>
+    <w:p>
+      <w:pPr>
+        <w:pStyle w:val="Heading2"/>
+      </w:pPr>
+      <w:r>
+        <w:t>2 Review design method and scope</w:t>
+      </w:r>
+    </w:p>
+    <w:p>
+      <w:r>
+        <w:rPr>
+          <w:b w:val="0"/>
+          <w:i w:val="0"/>
+        </w:rPr>
+        <w:t>Explain the review's purpose, audience, boundaries, search approach, selection criteria, and proposed organization. Distinguish an exploratory course review from any claim to have completed a systematic review. Include enough detail for a reader to understand how the collection was assembled.</w:t>
+      </w:r>
+    </w:p>
+    <w:p>
+      <w:pPr>
+        <w:pStyle w:val="Heading2"/>
+      </w:pPr>
+      <w:r>
+        <w:t>3 Conceptual map of the literature</w:t>
+      </w:r>
+    </w:p>
+    <w:p>
+      <w:r>
+        <w:rPr>
+          <w:b w:val="0"/>
+          <w:i w:val="0"/>
+        </w:rPr>
+        <w:t>Represent the main concepts, debates, approaches, or historical developments in your field. Link important relationships to sources and identify uncertainties or omissions. Accompany the map with a short explanation of how it affects your question and search.</w:t>
+      </w:r>
+    </w:p>
+    <w:p>
+      <w:pPr>
+        <w:pStyle w:val="Heading2"/>
+      </w:pPr>
+      <w:r>
+        <w:t>4 Literature review writing sample</w:t>
+      </w:r>
+    </w:p>
+    <w:p>
+      <w:r>
+        <w:rPr>
+          <w:b w:val="0"/>
+          <w:i w:val="0"/>
+        </w:rPr>
+        <w:t xml:space="preserve">Develop a section that synthesizes literature rather than describing articles one at a time. Compare scientific and humanities modes of framing or interpretation; explain which choices serve your question and audience. </w:t>
       </w:r>
       <w:r>
         <w:rPr>
@@ -3399,7 +3474,7 @@
           <w:b w:val="0"/>
           <w:i w:val="0"/>
         </w:rPr>
-        <w:t xml:space="preserve"> Length and minimum source expectations.</w:t>
+        <w:t xml:space="preserve"> Whether students submit two short versions or one version with commentary.</w:t>
       </w:r>
     </w:p>
     <w:p>
@@ -3407,16 +3482,16 @@
         <w:pStyle w:val="Heading2"/>
       </w:pPr>
       <w:r>
-        <w:t>2 Review design method and scope</w:t>
-      </w:r>
-    </w:p>
-    <w:p>
-      <w:r>
-        <w:rPr>
-          <w:b w:val="0"/>
-          <w:i w:val="0"/>
-        </w:rPr>
-        <w:t>Explain the review's purpose, audience, boundaries, search approach, selection criteria, and proposed organization. Distinguish an exploratory course review from any claim to have completed a systematic review. Include enough detail for a reader to understand how the collection was assembled.</w:t>
+        <w:t>5 Structured draft and signposting</w:t>
+      </w:r>
+    </w:p>
+    <w:p>
+      <w:r>
+        <w:rPr>
+          <w:b w:val="0"/>
+          <w:i w:val="0"/>
+        </w:rPr>
+        <w:t>Submit an outline and a developed draft section showing the review's organizing argument. Use headings, transitions, and metadiscourse to make relationships explicit. Explain one structural revision and how it improves the reader's understanding.</w:t>
       </w:r>
     </w:p>
     <w:p>
@@ -3424,16 +3499,16 @@
         <w:pStyle w:val="Heading2"/>
       </w:pPr>
       <w:r>
-        <w:t>3 Conceptual map of the literature</w:t>
-      </w:r>
-    </w:p>
-    <w:p>
-      <w:r>
-        <w:rPr>
-          <w:b w:val="0"/>
-          <w:i w:val="0"/>
-        </w:rPr>
-        <w:t>Represent the main concepts, debates, approaches, or historical developments in your field. Link important relationships to sources and identify uncertainties or omissions. Accompany the map with a short explanation of how it affects your question and search.</w:t>
+        <w:t>6 AI-use statement and reflexive commentary</w:t>
+      </w:r>
+    </w:p>
+    <w:p>
+      <w:r>
+        <w:rPr>
+          <w:b w:val="0"/>
+          <w:i w:val="0"/>
+        </w:rPr>
+        <w:t>Explain where AI influenced searching, reading, mapping, or writing; what you checked; what you rejected; and what responsibility you retained. Connect your position as a researcher to a specific choice in the review. Include selected examples where useful, without requiring publication of private conversations or irrelevant personal information.</w:t>
       </w:r>
     </w:p>
     <w:p>
@@ -3441,91 +3516,63 @@
         <w:pStyle w:val="Heading2"/>
       </w:pPr>
       <w:r>
-        <w:t>4 Literature review writing sample</w:t>
-      </w:r>
-    </w:p>
-    <w:p>
-      <w:r>
-        <w:rPr>
-          <w:b w:val="0"/>
-          <w:i w:val="0"/>
-        </w:rPr>
-        <w:t xml:space="preserve">Develop a section that synthesizes literature rather than describing articles one at a time. Compare scientific and humanities modes of framing or interpretation; explain which choices serve your question and audience. </w:t>
-      </w:r>
+        <w:t>7 Final literature review or course outline</w:t>
+      </w:r>
+    </w:p>
+    <w:p>
+      <w:r>
+        <w:rPr>
+          <w:b w:val="0"/>
+          <w:i w:val="0"/>
+        </w:rPr>
+        <w:t>Choose one of two forms. Both build on the staged work.</w:t>
+      </w:r>
+    </w:p>
+    <w:p>
+      <w:pPr>
+        <w:pStyle w:val="ListBullet"/>
+      </w:pPr>
       <w:r>
         <w:rPr>
           <w:b/>
           <w:i w:val="0"/>
-          <w:highlight w:val="yellow"/>
-        </w:rPr>
-        <w:t>[TO CONFIRM]</w:t>
-      </w:r>
-      <w:r>
-        <w:rPr>
-          <w:b w:val="0"/>
-          <w:i w:val="0"/>
-        </w:rPr>
-        <w:t xml:space="preserve"> Whether students submit two short versions or one version with commentary.</w:t>
-      </w:r>
-    </w:p>
-    <w:p>
-      <w:pPr>
-        <w:pStyle w:val="Heading2"/>
-      </w:pPr>
-      <w:r>
-        <w:t>5 Structured draft and signposting</w:t>
-      </w:r>
-    </w:p>
-    <w:p>
-      <w:r>
-        <w:rPr>
-          <w:b w:val="0"/>
-          <w:i w:val="0"/>
-        </w:rPr>
-        <w:t>Submit an outline and a developed draft section showing the review's organizing argument. Use headings, transitions, and metadiscourse to make relationships explicit. Explain one structural revision and how it improves the reader's understanding.</w:t>
-      </w:r>
-    </w:p>
-    <w:p>
-      <w:pPr>
-        <w:pStyle w:val="Heading2"/>
-      </w:pPr>
-      <w:r>
-        <w:t>6 AI-use statement and reflexive commentary</w:t>
-      </w:r>
-    </w:p>
-    <w:p>
-      <w:r>
-        <w:rPr>
-          <w:b w:val="0"/>
-          <w:i w:val="0"/>
-        </w:rPr>
-        <w:t>Explain where AI influenced searching, reading, mapping, or writing; what you checked; what you rejected; and what responsibility you retained. Connect your position as a researcher to a specific choice in the review. Include selected examples where useful, without requiring publication of private conversations or irrelevant personal information.</w:t>
-      </w:r>
-    </w:p>
-    <w:p>
-      <w:pPr>
-        <w:pStyle w:val="Heading2"/>
-      </w:pPr>
-      <w:r>
-        <w:t>7 Final literature review</w:t>
-      </w:r>
-    </w:p>
-    <w:p>
-      <w:r>
-        <w:rPr>
-          <w:b w:val="0"/>
-          <w:i w:val="0"/>
-        </w:rPr>
-        <w:t>Submit a coherent review that develops a defensible contribution from the staged work. It should establish a question and scope, synthesize relevant literature, explain relationships and disagreements, and identify a plausible gap or a different way to frame the problem.</w:t>
-      </w:r>
-    </w:p>
-    <w:p>
-      <w:r>
-        <w:rPr>
-          <w:b w:val="0"/>
-          <w:i w:val="0"/>
-        </w:rPr>
-        <w:t xml:space="preserve">The final literature review is 1,500–2,000 words. Include an AI-use statement and a short revision memo explaining how the review changed in response to evidence and feedback. </w:t>
+        </w:rPr>
+        <w:t>Option A: a literature review.</w:t>
+      </w:r>
+      <w:r>
+        <w:rPr>
+          <w:b w:val="0"/>
+          <w:i w:val="0"/>
+        </w:rPr>
+        <w:t xml:space="preserve"> Submit a coherent review that develops a defensible contribution from the staged work. It should establish a question and scope, synthesize relevant literature, explain relationships and disagreements, and identify a plausible gap or a different way to frame the problem.</w:t>
+      </w:r>
+    </w:p>
+    <w:p>
+      <w:pPr>
+        <w:pStyle w:val="ListBullet"/>
+      </w:pPr>
+      <w:r>
+        <w:rPr>
+          <w:b/>
+          <w:i w:val="0"/>
+        </w:rPr>
+        <w:t>Option B: a course outline for teaching how to write a literature review.</w:t>
+      </w:r>
+      <w:r>
+        <w:rPr>
+          <w:b w:val="0"/>
+          <w:i w:val="0"/>
+        </w:rPr>
+        <w:t xml:space="preserve"> Design a short course or module that teaches a specific audience to write a literature review in your field. Set out each session's aim, readings, activities and how learning is checked. Justify the design with the course readings and wider literature, including where AI belongs in the process and where it does not. Like a review, the outline needs a clear scope, sources that support its choices, and an argument for why the sequence works.</w:t>
+      </w:r>
+    </w:p>
+    <w:p>
+      <w:r>
+        <w:rPr>
+          <w:b w:val="0"/>
+          <w:i w:val="0"/>
+        </w:rPr>
+        <w:t xml:space="preserve">Either option is 1,500–2,000 words. Include an AI-use statement and a short revision memo explaining how the review changed in response to evidence and feedback. </w:t>
       </w:r>
       <w:r>
         <w:rPr>
@@ -4835,12 +4882,43 @@
           <w:b w:val="0"/>
           <w:i w:val="0"/>
         </w:rPr>
-        <w:t xml:space="preserve"> Participate in the scheduled seminars and collaborative activities. If you must miss a session, contact me to arrange an equivalent way to engage with the work. </w:t>
-      </w:r>
+        <w:t xml:space="preserve"> I hope you can join every seminar, because the discussion and workshops are where much of the learning happens. I also know that graduate students balance work, family, health and other commitments. Attendance is not graded, and you do not need to explain or document an absence. If you miss a seminar, catch up from the slides and Canvas materials, and contact me if you would like to talk through that week's task. Absences covered by the </w:t>
+      </w:r>
+      <w:hyperlink r:id="rId61">
+        <w:r>
+          <w:rPr>
+            <w:u w:val="single"/>
+          </w:rPr>
+          <w:t>Student Code</w:t>
+        </w:r>
+      </w:hyperlink>
+      <w:r>
+        <w:rPr>
+          <w:b w:val="0"/>
+          <w:i w:val="0"/>
+        </w:rPr>
+        <w:t>, including religious observances, will always be accommodated.</w:t>
+      </w:r>
+    </w:p>
+    <w:p>
       <w:r>
         <w:rPr>
           <w:b/>
           <w:i w:val="0"/>
+        </w:rPr>
+        <w:t>Late work.</w:t>
+      </w:r>
+      <w:r>
+        <w:rPr>
+          <w:b w:val="0"/>
+          <w:i w:val="0"/>
+        </w:rPr>
+        <w:t xml:space="preserve"> Contact me early if a deadline creates a problem. Staged tasks support later work, so an extension should include a realistic plan for catching up. </w:t>
+      </w:r>
+      <w:r>
+        <w:rPr>
+          <w:b/>
+          <w:i w:val="0"/>
           <w:highlight w:val="yellow"/>
         </w:rPr>
         <w:t>[TO CONFIRM]</w:t>
@@ -4850,59 +4928,28 @@
           <w:b w:val="0"/>
           <w:i w:val="0"/>
         </w:rPr>
-        <w:t xml:space="preserve"> Attendance and participation requirements.</w:t>
-      </w:r>
-    </w:p>
-    <w:p>
+        <w:t xml:space="preserve"> Any penalties, extension procedure, and the final submission cutoff. The Registrar lists the faculty grade-reporting deadline as </w:t>
+      </w:r>
       <w:r>
         <w:rPr>
           <w:b/>
           <w:i w:val="0"/>
         </w:rPr>
-        <w:t>Late work.</w:t>
-      </w:r>
-      <w:r>
-        <w:rPr>
-          <w:b w:val="0"/>
-          <w:i w:val="0"/>
-        </w:rPr>
-        <w:t xml:space="preserve"> Contact me early if a deadline creates a problem. Staged tasks support later work, so an extension should include a realistic plan for catching up. </w:t>
-      </w:r>
+        <w:t>22 December 2026 at 2:00 PM</w:t>
+      </w:r>
+      <w:r>
+        <w:rPr>
+          <w:b w:val="0"/>
+          <w:i w:val="0"/>
+        </w:rPr>
+        <w:t>; this is an instructor deadline, not a student submission date.</w:t>
+      </w:r>
+    </w:p>
+    <w:p>
       <w:r>
         <w:rPr>
           <w:b/>
           <w:i w:val="0"/>
-          <w:highlight w:val="yellow"/>
-        </w:rPr>
-        <w:t>[TO CONFIRM]</w:t>
-      </w:r>
-      <w:r>
-        <w:rPr>
-          <w:b w:val="0"/>
-          <w:i w:val="0"/>
-        </w:rPr>
-        <w:t xml:space="preserve"> Any penalties, extension procedure, and the final submission cutoff. The Registrar lists the faculty grade-reporting deadline as </w:t>
-      </w:r>
-      <w:r>
-        <w:rPr>
-          <w:b/>
-          <w:i w:val="0"/>
-        </w:rPr>
-        <w:t>22 December 2026 at 2:00 PM</w:t>
-      </w:r>
-      <w:r>
-        <w:rPr>
-          <w:b w:val="0"/>
-          <w:i w:val="0"/>
-        </w:rPr>
-        <w:t>; this is an instructor deadline, not a student submission date.</w:t>
-      </w:r>
-    </w:p>
-    <w:p>
-      <w:r>
-        <w:rPr>
-          <w:b/>
-          <w:i w:val="0"/>
         </w:rPr>
         <w:t>Accessibility.</w:t>
       </w:r>
@@ -4913,7 +4960,7 @@
         </w:rPr>
         <w:t xml:space="preserve"> Contact the instructor about access needs and consult </w:t>
       </w:r>
-      <w:hyperlink r:id="rId59">
+      <w:hyperlink r:id="rId62">
         <w:r>
           <w:rPr>
             <w:u w:val="single"/>
@@ -4990,7 +5037,7 @@
         </w:rPr>
         <w:t xml:space="preserve"> The </w:t>
       </w:r>
-      <w:hyperlink r:id="rId60">
+      <w:hyperlink r:id="rId63">
         <w:r>
           <w:rPr>
             <w:u w:val="single"/>
@@ -5036,7 +5083,7 @@
         </w:rPr>
         <w:t xml:space="preserve"> Support information is available through the </w:t>
       </w:r>
-      <w:hyperlink r:id="rId61">
+      <w:hyperlink r:id="rId64">
         <w:r>
           <w:rPr>
             <w:u w:val="single"/>
@@ -6705,7 +6752,7 @@
                 <w:i w:val="0"/>
                 <w:sz w:val="19"/>
               </w:rPr>
-              <w:t>Revision memo and AI-use statement accompany the review</w:t>
+              <w:t>Revision memo and AI-use statement accompany the submission</w:t>
             </w:r>
           </w:p>
         </w:tc>
@@ -6736,7 +6783,7 @@
                 <w:i w:val="0"/>
                 <w:sz w:val="19"/>
               </w:rPr>
-              <w:t>Final literature review, 40%</w:t>
+              <w:t>Final review or course outline, 40%</w:t>
             </w:r>
           </w:p>
         </w:tc>
@@ -6892,7 +6939,7 @@
         </w:rPr>
         <w:t xml:space="preserve">Structure adapted from </w:t>
       </w:r>
-      <w:hyperlink r:id="rId62">
+      <w:hyperlink r:id="rId65">
         <w:r>
           <w:rPr>
             <w:u w:val="single"/>
@@ -6907,7 +6954,7 @@
         </w:rPr>
         <w:t xml:space="preserve">. Course content and starting weights come from the </w:t>
       </w:r>
-      <w:hyperlink r:id="rId63">
+      <w:hyperlink r:id="rId66">
         <w:r>
           <w:rPr>
             <w:u w:val="single"/>
@@ -6931,7 +6978,7 @@
         </w:rPr>
         <w:t xml:space="preserve">Official calendar anchors: </w:t>
       </w:r>
-      <w:hyperlink r:id="rId64">
+      <w:hyperlink r:id="rId67">
         <w:r>
           <w:rPr>
             <w:u w:val="single"/>

--- a/courses/590-fall-2026/syllabus/University-of-Illinois-Urbana-Champaign-Syllabus-590-Fall-2026-Draft.docx
+++ b/courses/590-fall-2026/syllabus/University-of-Illinois-Urbana-Champaign-Syllabus-590-Fall-2026-Draft.docx
@@ -349,16 +349,15 @@
                 <w:i w:val="0"/>
                 <w:sz w:val="20"/>
               </w:rPr>
-              <w:t xml:space="preserve">Online via Zoom. </w:t>
+              <w:t xml:space="preserve">Online via Zoom: join from </w:t>
             </w:r>
             <w:r>
               <w:rPr>
                 <w:b/>
                 <w:i w:val="0"/>
                 <w:sz w:val="20"/>
-                <w:highlight w:val="yellow"/>
-              </w:rPr>
-              <w:t>[TO CONFIRM]</w:t>
+              </w:rPr>
+              <w:t>Zoom Meeting</w:t>
             </w:r>
             <w:r>
               <w:rPr>
@@ -366,7 +365,7 @@
                 <w:i w:val="0"/>
                 <w:sz w:val="20"/>
               </w:rPr>
-              <w:t xml:space="preserve"> Meeting link; access information on Canvas</w:t>
+              <w:t xml:space="preserve"> in the Canvas course menu</w:t>
             </w:r>
           </w:p>
         </w:tc>
@@ -752,16 +751,29 @@
         <w:rPr>
           <w:b/>
           <w:i w:val="0"/>
-          <w:highlight w:val="yellow"/>
-        </w:rPr>
-        <w:t>[TO CONFIRM]</w:t>
-      </w:r>
-      <w:r>
-        <w:rPr>
-          <w:b w:val="0"/>
-          <w:i w:val="0"/>
-        </w:rPr>
-        <w:t xml:space="preserve"> Insert the official catalog description and any formal prerequisites. The description above is the working course description.</w:t>
+        </w:rPr>
+        <w:t>Catalog listing.</w:t>
+      </w:r>
+      <w:r>
+        <w:rPr>
+          <w:b w:val="0"/>
+          <w:i w:val="0"/>
+        </w:rPr>
+        <w:t xml:space="preserve"> EPOL 590 is listed as </w:t>
+      </w:r>
+      <w:r>
+        <w:rPr>
+          <w:b w:val="0"/>
+          <w:i/>
+        </w:rPr>
+        <w:t>Advanced Graduate Seminar</w:t>
+      </w:r>
+      <w:r>
+        <w:rPr>
+          <w:b w:val="0"/>
+          <w:i w:val="0"/>
+        </w:rPr>
+        <w:t xml:space="preserve"> (0–4 hours; may be repeated to a maximum of 12 hours if topics vary). This section, AIL, is restricted to graduate students at Urbana-Champaign. Its catalog description: “This course aims to make sense of a term – academic literature – at once mundane and mystical. It starts with fundamentals: how to build, annotate, analyze, map and translate a literature database into a literature review. It progresses to think about how AI and other technology can help foster more critical, analytic and reflexive modes of interpretation and understandings of the field.”</w:t>
       </w:r>
     </w:p>
     <w:p>
@@ -1084,22 +1096,7 @@
           <w:b w:val="0"/>
           <w:i w:val="0"/>
         </w:rPr>
-        <w:t xml:space="preserve">No book purchase is required. Readings will be posted on Canvas under each session's module. </w:t>
-      </w:r>
-      <w:r>
-        <w:rPr>
-          <w:b/>
-          <w:i w:val="0"/>
-          <w:highlight w:val="yellow"/>
-        </w:rPr>
-        <w:t>[TO CONFIRM]</w:t>
-      </w:r>
-      <w:r>
-        <w:rPr>
-          <w:b w:val="0"/>
-          <w:i w:val="0"/>
-        </w:rPr>
-        <w:t xml:space="preserve"> The final reading list, editions, excerpts, and student access.</w:t>
+        <w:t>No book purchase is required. Readings are linked or posted on Canvas under each session’s module, with University Library links where available.</w:t>
       </w:r>
     </w:p>
     <w:p>
@@ -1414,109 +1411,92 @@
           <w:b w:val="0"/>
           <w:i w:val="0"/>
         </w:rPr>
-        <w:t xml:space="preserve"> carries announcements, materials, assignment instructions, submissions, grades, and private instructor comments. A running document may be used for drafting and collaboration. </w:t>
+        <w:t xml:space="preserve"> carries announcements, materials, assignment instructions, submissions, grades, and private instructor comments. A shared class Google Doc, </w:t>
+      </w:r>
+      <w:r>
+        <w:rPr>
+          <w:b w:val="0"/>
+          <w:i/>
+        </w:rPr>
+        <w:t>EPOL 590 Fall 2026</w:t>
+      </w:r>
+      <w:r>
+        <w:rPr>
+          <w:b w:val="0"/>
+          <w:i w:val="0"/>
+        </w:rPr>
+        <w:t>, is used for in-seminar drafting and collaboration; it is linked on Canvas and shared only with the class.</w:t>
+      </w:r>
+    </w:p>
+    <w:p>
+      <w:r>
+        <w:rPr>
+          <w:b w:val="0"/>
+          <w:i w:val="0"/>
+        </w:rPr>
+        <w:t xml:space="preserve">Use a reference manager or another reliable way to retain full citations and notes. AI-supported exercises are part of the seminar design. The </w:t>
       </w:r>
       <w:r>
         <w:rPr>
           <w:b/>
           <w:i w:val="0"/>
-          <w:highlight w:val="yellow"/>
-        </w:rPr>
-        <w:t>[TO CONFIRM]</w:t>
-      </w:r>
-      <w:r>
-        <w:rPr>
-          <w:b w:val="0"/>
-          <w:i w:val="0"/>
-        </w:rPr>
-        <w:t xml:space="preserve"> Create a new class workspace; do not reuse last year's shared document.</w:t>
-      </w:r>
-    </w:p>
-    <w:p>
-      <w:r>
-        <w:rPr>
-          <w:b w:val="0"/>
-          <w:i w:val="0"/>
-        </w:rPr>
-        <w:t xml:space="preserve">Use a reference manager or another reliable way to retain full citations and notes. AI-supported exercises are part of the proposed seminar design. </w:t>
+        </w:rPr>
+        <w:t>AI Tools — 2026 Overview</w:t>
+      </w:r>
+      <w:r>
+        <w:rPr>
+          <w:b w:val="0"/>
+          <w:i w:val="0"/>
+        </w:rPr>
+        <w:t xml:space="preserve"> page on Canvas lists the tools the University provides; Copilot Chat, Gemini and NotebookLM are free to students. No paid AI subscription is required. If a tool creates a barrier of access, cost, privacy or accessibility, tell me and we will find an equivalent.</w:t>
+      </w:r>
+    </w:p>
+    <w:p>
+      <w:r>
+        <w:rPr>
+          <w:b w:val="0"/>
+          <w:i w:val="0"/>
+        </w:rPr>
+        <w:t>Do not put confidential, identifiable, or restricted material into an AI service. Use public or appropriately permitted materials for experiments and check the relevant institutional guidance before using research data.</w:t>
+      </w:r>
+    </w:p>
+    <w:p>
+      <w:pPr>
+        <w:pStyle w:val="Heading1"/>
+      </w:pPr>
+      <w:r>
+        <w:t>Course Requirements and Policies</w:t>
+      </w:r>
+    </w:p>
+    <w:p>
+      <w:pPr>
+        <w:pStyle w:val="Heading2"/>
+      </w:pPr>
+      <w:r>
+        <w:t>What I Expect from You</w:t>
+      </w:r>
+    </w:p>
+    <w:p>
+      <w:r>
+        <w:rPr>
+          <w:b w:val="0"/>
+          <w:i w:val="0"/>
+        </w:rPr>
+        <w:t xml:space="preserve">For planning, allow approximately </w:t>
       </w:r>
       <w:r>
         <w:rPr>
           <w:b/>
           <w:i w:val="0"/>
-          <w:highlight w:val="yellow"/>
-        </w:rPr>
-        <w:t>[TO CONFIRM]</w:t>
-      </w:r>
-      <w:r>
-        <w:rPr>
-          <w:b w:val="0"/>
-          <w:i w:val="0"/>
-        </w:rPr>
-        <w:t xml:space="preserve"> Available tools and equivalent alternatives where access, cost, privacy, or accessibility would create a barrier. No paid AI subscription is required by this draft.</w:t>
-      </w:r>
-    </w:p>
-    <w:p>
-      <w:r>
-        <w:rPr>
-          <w:b w:val="0"/>
-          <w:i w:val="0"/>
-        </w:rPr>
-        <w:t>Do not put confidential, identifiable, or restricted material into an AI service. Use public or appropriately permitted materials for experiments and check the relevant institutional guidance before using research data.</w:t>
-      </w:r>
-    </w:p>
-    <w:p>
-      <w:pPr>
-        <w:pStyle w:val="Heading1"/>
-      </w:pPr>
-      <w:r>
-        <w:t>Course Requirements and Policies</w:t>
-      </w:r>
-    </w:p>
-    <w:p>
-      <w:pPr>
-        <w:pStyle w:val="Heading2"/>
-      </w:pPr>
-      <w:r>
-        <w:t>What I Expect from You</w:t>
-      </w:r>
-    </w:p>
-    <w:p>
-      <w:r>
-        <w:rPr>
-          <w:b w:val="0"/>
-          <w:i w:val="0"/>
-        </w:rPr>
-        <w:t xml:space="preserve">For planning, allow approximately </w:t>
-      </w:r>
-      <w:r>
-        <w:rPr>
-          <w:b/>
-          <w:i w:val="0"/>
-        </w:rPr>
-        <w:t>20 hours per active teaching week</w:t>
-      </w:r>
-      <w:r>
-        <w:rPr>
-          <w:b w:val="0"/>
-          <w:i w:val="0"/>
-        </w:rPr>
-        <w:t xml:space="preserve">, including the seminar. This is a proposed workload for the four-credit compressed format; </w:t>
-      </w:r>
-      <w:r>
-        <w:rPr>
-          <w:b/>
-          <w:i w:val="0"/>
-          <w:highlight w:val="yellow"/>
-        </w:rPr>
-        <w:t>[TO CONFIRM]</w:t>
-      </w:r>
-      <w:r>
-        <w:rPr>
-          <w:b w:val="0"/>
-          <w:i w:val="0"/>
-        </w:rPr>
-        <w:t xml:space="preserve"> the final credit and workload expectations.</w:t>
+        </w:rPr>
+        <w:t>20–25 hours per active teaching week</w:t>
+      </w:r>
+      <w:r>
+        <w:rPr>
+          <w:b w:val="0"/>
+          <w:i w:val="0"/>
+        </w:rPr>
+        <w:t>, including the seminar. Four credit hours correspond to roughly 180 hours of work across the term, spread over seven teaching weeks.</w:t>
       </w:r>
     </w:p>
     <w:tbl>
@@ -1956,22 +1936,7 @@
           <w:b w:val="0"/>
           <w:i w:val="0"/>
         </w:rPr>
-        <w:t xml:space="preserve">Keep a research record containing your question, search decisions, source notes, maps, drafts, feedback, and AI-use notes. The record should let you explain why the review changed. We will not require a particular commercial tool; </w:t>
-      </w:r>
-      <w:r>
-        <w:rPr>
-          <w:b/>
-          <w:i w:val="0"/>
-          <w:highlight w:val="yellow"/>
-        </w:rPr>
-        <w:t>[TO CONFIRM]</w:t>
-      </w:r>
-      <w:r>
-        <w:rPr>
-          <w:b w:val="0"/>
-          <w:i w:val="0"/>
-        </w:rPr>
-        <w:t xml:space="preserve"> the preferred document and reference-management arrangements.</w:t>
+        <w:t>Keep a research record containing your question, search decisions, source notes, maps, drafts, feedback, and AI-use notes. The record should let you explain why the review changed. We will not require a particular commercial tool. A Google Doc, Word file or notebook all work; a free reference manager such as Zotero makes citations much easier to keep.</w:t>
       </w:r>
     </w:p>
     <w:p>
@@ -3459,22 +3424,114 @@
           <w:b w:val="0"/>
           <w:i w:val="0"/>
         </w:rPr>
-        <w:t xml:space="preserve">Develop a section that synthesizes literature rather than describing articles one at a time. Compare scientific and humanities modes of framing or interpretation; explain which choices serve your question and audience. </w:t>
-      </w:r>
+        <w:t>Develop a section that synthesizes literature rather than describing articles one at a time. Compare scientific and humanities modes of framing or interpretation; explain which choices serve your question and audience. Submit one 250–400-word section with a few sentences of commentary on your choices of audience, voice and evidence.</w:t>
+      </w:r>
+    </w:p>
+    <w:p>
+      <w:pPr>
+        <w:pStyle w:val="Heading2"/>
+      </w:pPr>
+      <w:r>
+        <w:t>5 Structured draft and signposting</w:t>
+      </w:r>
+    </w:p>
+    <w:p>
+      <w:r>
+        <w:rPr>
+          <w:b w:val="0"/>
+          <w:i w:val="0"/>
+        </w:rPr>
+        <w:t>Submit an outline and a developed draft section showing the review's organizing argument. Use headings, transitions, and metadiscourse to make relationships explicit. Explain one structural revision and how it improves the reader's understanding.</w:t>
+      </w:r>
+    </w:p>
+    <w:p>
+      <w:pPr>
+        <w:pStyle w:val="Heading2"/>
+      </w:pPr>
+      <w:r>
+        <w:t>6 AI-use statement and reflexive commentary</w:t>
+      </w:r>
+    </w:p>
+    <w:p>
+      <w:r>
+        <w:rPr>
+          <w:b w:val="0"/>
+          <w:i w:val="0"/>
+        </w:rPr>
+        <w:t>Explain where AI influenced searching, reading, mapping, or writing; what you checked; what you rejected; and what responsibility you retained. Connect your position as a researcher to a specific choice in the review. Include selected examples where useful, without requiring publication of private conversations or irrelevant personal information.</w:t>
+      </w:r>
+    </w:p>
+    <w:p>
+      <w:pPr>
+        <w:pStyle w:val="Heading2"/>
+      </w:pPr>
+      <w:r>
+        <w:t>7 Final literature review or course outline</w:t>
+      </w:r>
+    </w:p>
+    <w:p>
+      <w:r>
+        <w:rPr>
+          <w:b w:val="0"/>
+          <w:i w:val="0"/>
+        </w:rPr>
+        <w:t>Choose one of two forms. Both build on the staged work.</w:t>
+      </w:r>
+    </w:p>
+    <w:p>
+      <w:pPr>
+        <w:pStyle w:val="ListBullet"/>
+      </w:pPr>
       <w:r>
         <w:rPr>
           <w:b/>
           <w:i w:val="0"/>
-          <w:highlight w:val="yellow"/>
-        </w:rPr>
-        <w:t>[TO CONFIRM]</w:t>
-      </w:r>
-      <w:r>
-        <w:rPr>
-          <w:b w:val="0"/>
-          <w:i w:val="0"/>
-        </w:rPr>
-        <w:t xml:space="preserve"> Whether students submit two short versions or one version with commentary.</w:t>
+        </w:rPr>
+        <w:t>Option A: a literature review.</w:t>
+      </w:r>
+      <w:r>
+        <w:rPr>
+          <w:b w:val="0"/>
+          <w:i w:val="0"/>
+        </w:rPr>
+        <w:t xml:space="preserve"> Submit a coherent review that develops a defensible contribution from the staged work. It should establish a question and scope, synthesize relevant literature, explain relationships and disagreements, and identify a plausible gap or a different way to frame the problem.</w:t>
+      </w:r>
+    </w:p>
+    <w:p>
+      <w:pPr>
+        <w:pStyle w:val="ListBullet"/>
+      </w:pPr>
+      <w:r>
+        <w:rPr>
+          <w:b/>
+          <w:i w:val="0"/>
+        </w:rPr>
+        <w:t>Option B: a course outline for teaching how to write a literature review.</w:t>
+      </w:r>
+      <w:r>
+        <w:rPr>
+          <w:b w:val="0"/>
+          <w:i w:val="0"/>
+        </w:rPr>
+        <w:t xml:space="preserve"> Design a short course or module that teaches a specific audience to write a literature review in your field. Set out each session's aim, readings, activities and how learning is checked. Justify the design with the course readings and wider literature, including where AI belongs in the process and where it does not. Like a review, the outline needs a clear scope, sources that support its choices, and an argument for why the sequence works.</w:t>
+      </w:r>
+    </w:p>
+    <w:p>
+      <w:r>
+        <w:rPr>
+          <w:b w:val="0"/>
+          <w:i w:val="0"/>
+        </w:rPr>
+        <w:t>Either option is 1,500–2,000 words. Include an AI-use statement and a short revision memo explaining how the review changed in response to evidence and feedback. Use one consistent author–date citation style (APA 7th edition unless your field uses another). Submit a Google Doc link or a file. The revision memo is 250–350 words. The rubric is on Canvas.</w:t>
+      </w:r>
+    </w:p>
+    <w:p>
+      <w:r>
+        <w:rPr>
+          <w:b w:val="0"/>
+          <w:i w:val="0"/>
+        </w:rPr>
+        <w:t>The final seminar is a workshop for this submission. Aim to arrive with a complete working draft. The confirmed 15 December deadline allows revision after that workshop.</w:t>
       </w:r>
     </w:p>
     <w:p>
@@ -3482,16 +3539,97 @@
         <w:pStyle w:val="Heading2"/>
       </w:pPr>
       <w:r>
-        <w:t>5 Structured draft and signposting</w:t>
-      </w:r>
-    </w:p>
-    <w:p>
-      <w:r>
-        <w:rPr>
-          <w:b w:val="0"/>
-          <w:i w:val="0"/>
-        </w:rPr>
-        <w:t>Submit an outline and a developed draft section showing the review's organizing argument. Use headings, transitions, and metadiscourse to make relationships explicit. Explain one structural revision and how it improves the reader's understanding.</w:t>
+        <w:t>Assessment criteria</w:t>
+      </w:r>
+    </w:p>
+    <w:p>
+      <w:r>
+        <w:rPr>
+          <w:b w:val="0"/>
+          <w:i w:val="0"/>
+        </w:rPr>
+        <w:t>The common criteria are:</w:t>
+      </w:r>
+    </w:p>
+    <w:p>
+      <w:pPr>
+        <w:pStyle w:val="ListBullet"/>
+      </w:pPr>
+      <w:r>
+        <w:rPr>
+          <w:b w:val="0"/>
+          <w:i w:val="0"/>
+        </w:rPr>
+        <w:t>significance and feasibility of the question;</w:t>
+      </w:r>
+    </w:p>
+    <w:p>
+      <w:pPr>
+        <w:pStyle w:val="ListBullet"/>
+      </w:pPr>
+      <w:r>
+        <w:rPr>
+          <w:b w:val="0"/>
+          <w:i w:val="0"/>
+        </w:rPr>
+        <w:t>relevance and traceability of sources;</w:t>
+      </w:r>
+    </w:p>
+    <w:p>
+      <w:pPr>
+        <w:pStyle w:val="ListBullet"/>
+      </w:pPr>
+      <w:r>
+        <w:rPr>
+          <w:b w:val="0"/>
+          <w:i w:val="0"/>
+        </w:rPr>
+        <w:t>quality of interpretation and synthesis;</w:t>
+      </w:r>
+    </w:p>
+    <w:p>
+      <w:pPr>
+        <w:pStyle w:val="ListBullet"/>
+      </w:pPr>
+      <w:r>
+        <w:rPr>
+          <w:b w:val="0"/>
+          <w:i w:val="0"/>
+        </w:rPr>
+        <w:t>clarity of organization, framing, and scholarly voice;</w:t>
+      </w:r>
+    </w:p>
+    <w:p>
+      <w:pPr>
+        <w:pStyle w:val="ListBullet"/>
+      </w:pPr>
+      <w:r>
+        <w:rPr>
+          <w:b w:val="0"/>
+          <w:i w:val="0"/>
+        </w:rPr>
+        <w:t>reflexivity and responsible, transparent AI use;</w:t>
+      </w:r>
+    </w:p>
+    <w:p>
+      <w:pPr>
+        <w:pStyle w:val="ListBullet"/>
+      </w:pPr>
+      <w:r>
+        <w:rPr>
+          <w:b w:val="0"/>
+          <w:i w:val="0"/>
+        </w:rPr>
+        <w:t>responsiveness to evidence and feedback.</w:t>
+      </w:r>
+    </w:p>
+    <w:p>
+      <w:r>
+        <w:rPr>
+          <w:b w:val="0"/>
+          <w:i w:val="0"/>
+        </w:rPr>
+        <w:t>The staged tasks emphasize development and reasoned decisions. The final review emphasizes how those decisions work together in the completed argument. Each task is marked on Canvas with a rubric built on these six criteria.</w:t>
       </w:r>
     </w:p>
     <w:p>
@@ -3499,16 +3637,25 @@
         <w:pStyle w:val="Heading2"/>
       </w:pPr>
       <w:r>
-        <w:t>6 AI-use statement and reflexive commentary</w:t>
-      </w:r>
-    </w:p>
-    <w:p>
-      <w:r>
-        <w:rPr>
-          <w:b w:val="0"/>
-          <w:i w:val="0"/>
-        </w:rPr>
-        <w:t>Explain where AI influenced searching, reading, mapping, or writing; what you checked; what you rejected; and what responsibility you retained. Connect your position as a researcher to a specific choice in the review. Include selected examples where useful, without requiring publication of private conversations or irrelevant personal information.</w:t>
+        <w:t>Peer commentary</w:t>
+      </w:r>
+    </w:p>
+    <w:p>
+      <w:r>
+        <w:rPr>
+          <w:b w:val="0"/>
+          <w:i w:val="0"/>
+        </w:rPr>
+        <w:t>Peer workshops run in Sessions 4 and 6, with instructor feedback on the map and structured draft. After you submit Tasks 4 and 6, Canvas assigns you classmates' submissions to review. Each peer review is worth 5%. It is graded complete or incomplete: complete means specific, constructive comments on each assigned submission by the review deadline (Friday 20 November for Task 4, Friday 11 December for Task 6). The Task 6 reviews arrive in time to help with the final review.</w:t>
+      </w:r>
+    </w:p>
+    <w:p>
+      <w:r>
+        <w:rPr>
+          <w:b w:val="0"/>
+          <w:i w:val="0"/>
+        </w:rPr>
+        <w:t>Share only the material needed for the exercise. Use named recipients and institution-supported arrangements. Students may use an anonymized extract or an instructor-mediated alternative. Keep grades and private instructor comments in Canvas. Canvas assigns each student two classmates’ submissions once the task’s deadline passes. If you would rather not share your draft, tell me before the deadline and we will use an anonymized extract or route the exchange through me.</w:t>
       </w:r>
     </w:p>
     <w:p>
@@ -3516,16 +3663,16 @@
         <w:pStyle w:val="Heading2"/>
       </w:pPr>
       <w:r>
-        <w:t>7 Final literature review or course outline</w:t>
-      </w:r>
-    </w:p>
-    <w:p>
-      <w:r>
-        <w:rPr>
-          <w:b w:val="0"/>
-          <w:i w:val="0"/>
-        </w:rPr>
-        <w:t>Choose one of two forms. Both build on the staged work.</w:t>
+        <w:t>Use of AI in this course</w:t>
+      </w:r>
+    </w:p>
+    <w:p>
+      <w:r>
+        <w:rPr>
+          <w:b w:val="0"/>
+          <w:i w:val="0"/>
+        </w:rPr>
+        <w:t>AI is an object of study and a possible research tool. Use it in ways that make your own judgment more visible.</w:t>
       </w:r>
     </w:p>
     <w:p>
@@ -3534,324 +3681,81 @@
       </w:pPr>
       <w:r>
         <w:rPr>
+          <w:b w:val="0"/>
+          <w:i w:val="0"/>
+        </w:rPr>
+        <w:t>Explore interpretations, test arguments, compare organizational choices, and generate search leads.</w:t>
+      </w:r>
+    </w:p>
+    <w:p>
+      <w:pPr>
+        <w:pStyle w:val="ListBullet"/>
+      </w:pPr>
+      <w:r>
+        <w:rPr>
+          <w:b w:val="0"/>
+          <w:i w:val="0"/>
+        </w:rPr>
+        <w:t>Verify citations against the actual source. Read enough to establish what the source supports.</w:t>
+      </w:r>
+    </w:p>
+    <w:p>
+      <w:pPr>
+        <w:pStyle w:val="ListBullet"/>
+      </w:pPr>
+      <w:r>
+        <w:rPr>
+          <w:b w:val="0"/>
+          <w:i w:val="0"/>
+        </w:rPr>
+        <w:t>Describe consequential AI use in each submission; retain selected examples of useful outputs and errors.</w:t>
+      </w:r>
+    </w:p>
+    <w:p>
+      <w:pPr>
+        <w:pStyle w:val="ListBullet"/>
+      </w:pPr>
+      <w:r>
+        <w:rPr>
+          <w:b w:val="0"/>
+          <w:i w:val="0"/>
+        </w:rPr>
+        <w:t>Distinguish the author's claim, your interpretation, and an AI-generated suggestion.</w:t>
+      </w:r>
+    </w:p>
+    <w:p>
+      <w:pPr>
+        <w:pStyle w:val="ListBullet"/>
+      </w:pPr>
+      <w:r>
+        <w:rPr>
+          <w:b w:val="0"/>
+          <w:i w:val="0"/>
+        </w:rPr>
+        <w:t>Do not present fabricated references, unverified quotations, or generated analysis you cannot explain as established scholarship.</w:t>
+      </w:r>
+    </w:p>
+    <w:p>
+      <w:r>
+        <w:rPr>
+          <w:b w:val="0"/>
+          <w:i w:val="0"/>
+        </w:rPr>
+        <w:t xml:space="preserve">A polished output is not sufficient evidence of learning. Be prepared to explain why a source belongs in the review, how a claim follows from it, and what you changed. This section is the course AI policy. The University’s academic-integrity rules also apply; see </w:t>
+      </w:r>
+      <w:r>
+        <w:rPr>
           <w:b/>
           <w:i w:val="0"/>
         </w:rPr>
-        <w:t>Option A: a literature review.</w:t>
-      </w:r>
-      <w:r>
-        <w:rPr>
-          <w:b w:val="0"/>
-          <w:i w:val="0"/>
-        </w:rPr>
-        <w:t xml:space="preserve"> Submit a coherent review that develops a defensible contribution from the staged work. It should establish a question and scope, synthesize relevant literature, explain relationships and disagreements, and identify a plausible gap or a different way to frame the problem.</w:t>
-      </w:r>
-    </w:p>
-    <w:p>
-      <w:pPr>
-        <w:pStyle w:val="ListBullet"/>
-      </w:pPr>
-      <w:r>
-        <w:rPr>
-          <w:b/>
-          <w:i w:val="0"/>
-        </w:rPr>
-        <w:t>Option B: a course outline for teaching how to write a literature review.</w:t>
-      </w:r>
-      <w:r>
-        <w:rPr>
-          <w:b w:val="0"/>
-          <w:i w:val="0"/>
-        </w:rPr>
-        <w:t xml:space="preserve"> Design a short course or module that teaches a specific audience to write a literature review in your field. Set out each session's aim, readings, activities and how learning is checked. Justify the design with the course readings and wider literature, including where AI belongs in the process and where it does not. Like a review, the outline needs a clear scope, sources that support its choices, and an argument for why the sequence works.</w:t>
-      </w:r>
-    </w:p>
-    <w:p>
-      <w:r>
-        <w:rPr>
-          <w:b w:val="0"/>
-          <w:i w:val="0"/>
-        </w:rPr>
-        <w:t xml:space="preserve">Either option is 1,500–2,000 words. Include an AI-use statement and a short revision memo explaining how the review changed in response to evidence and feedback. </w:t>
-      </w:r>
-      <w:r>
-        <w:rPr>
-          <w:b/>
-          <w:i w:val="0"/>
-          <w:highlight w:val="yellow"/>
-        </w:rPr>
-        <w:t>[TO CONFIRM]</w:t>
-      </w:r>
-      <w:r>
-        <w:rPr>
-          <w:b w:val="0"/>
-          <w:i w:val="0"/>
-        </w:rPr>
-        <w:t xml:space="preserve"> Citation expectations, submission format, memo length, and the detailed rubric.</w:t>
-      </w:r>
-    </w:p>
-    <w:p>
-      <w:r>
-        <w:rPr>
-          <w:b w:val="0"/>
-          <w:i w:val="0"/>
-        </w:rPr>
-        <w:t>The final seminar is a workshop for this submission. Aim to arrive with a complete working draft. The confirmed 15 December deadline allows revision after that workshop.</w:t>
-      </w:r>
-    </w:p>
-    <w:p>
-      <w:pPr>
-        <w:pStyle w:val="Heading2"/>
-      </w:pPr>
-      <w:r>
-        <w:t>Assessment criteria</w:t>
-      </w:r>
-    </w:p>
-    <w:p>
-      <w:r>
-        <w:rPr>
-          <w:b w:val="0"/>
-          <w:i w:val="0"/>
-        </w:rPr>
-        <w:t>The common criteria are:</w:t>
-      </w:r>
-    </w:p>
-    <w:p>
-      <w:pPr>
-        <w:pStyle w:val="ListBullet"/>
-      </w:pPr>
-      <w:r>
-        <w:rPr>
-          <w:b w:val="0"/>
-          <w:i w:val="0"/>
-        </w:rPr>
-        <w:t>significance and feasibility of the question;</w:t>
-      </w:r>
-    </w:p>
-    <w:p>
-      <w:pPr>
-        <w:pStyle w:val="ListBullet"/>
-      </w:pPr>
-      <w:r>
-        <w:rPr>
-          <w:b w:val="0"/>
-          <w:i w:val="0"/>
-        </w:rPr>
-        <w:t>relevance and traceability of sources;</w:t>
-      </w:r>
-    </w:p>
-    <w:p>
-      <w:pPr>
-        <w:pStyle w:val="ListBullet"/>
-      </w:pPr>
-      <w:r>
-        <w:rPr>
-          <w:b w:val="0"/>
-          <w:i w:val="0"/>
-        </w:rPr>
-        <w:t>quality of interpretation and synthesis;</w:t>
-      </w:r>
-    </w:p>
-    <w:p>
-      <w:pPr>
-        <w:pStyle w:val="ListBullet"/>
-      </w:pPr>
-      <w:r>
-        <w:rPr>
-          <w:b w:val="0"/>
-          <w:i w:val="0"/>
-        </w:rPr>
-        <w:t>clarity of organization, framing, and scholarly voice;</w:t>
-      </w:r>
-    </w:p>
-    <w:p>
-      <w:pPr>
-        <w:pStyle w:val="ListBullet"/>
-      </w:pPr>
-      <w:r>
-        <w:rPr>
-          <w:b w:val="0"/>
-          <w:i w:val="0"/>
-        </w:rPr>
-        <w:t>reflexivity and responsible, transparent AI use;</w:t>
-      </w:r>
-    </w:p>
-    <w:p>
-      <w:pPr>
-        <w:pStyle w:val="ListBullet"/>
-      </w:pPr>
-      <w:r>
-        <w:rPr>
-          <w:b w:val="0"/>
-          <w:i w:val="0"/>
-        </w:rPr>
-        <w:t>responsiveness to evidence and feedback.</w:t>
-      </w:r>
-    </w:p>
-    <w:p>
-      <w:r>
-        <w:rPr>
-          <w:b w:val="0"/>
-          <w:i w:val="0"/>
-        </w:rPr>
-        <w:t xml:space="preserve">The staged tasks emphasize development and reasoned decisions. The final review emphasizes how those decisions work together in the completed argument. </w:t>
-      </w:r>
-      <w:r>
-        <w:rPr>
-          <w:b/>
-          <w:i w:val="0"/>
-          <w:highlight w:val="yellow"/>
-        </w:rPr>
-        <w:t>[TO CONFIRM]</w:t>
-      </w:r>
-      <w:r>
-        <w:rPr>
-          <w:b w:val="0"/>
-          <w:i w:val="0"/>
-        </w:rPr>
-        <w:t xml:space="preserve"> Task-specific descriptors and allocation of marks.</w:t>
-      </w:r>
-    </w:p>
-    <w:p>
-      <w:pPr>
-        <w:pStyle w:val="Heading2"/>
-      </w:pPr>
-      <w:r>
-        <w:t>Peer commentary</w:t>
-      </w:r>
-    </w:p>
-    <w:p>
-      <w:r>
-        <w:rPr>
-          <w:b w:val="0"/>
-          <w:i w:val="0"/>
-        </w:rPr>
-        <w:t>Peer workshops run in Sessions 4 and 6, with instructor feedback on the map and structured draft. After you submit Tasks 4 and 6, Canvas assigns you classmates' submissions to review. Each peer review is worth 5%. It is graded complete or incomplete: complete means specific, constructive comments on each assigned submission by the review deadline (Friday 20 November for Task 4, Friday 11 December for Task 6). The Task 6 reviews arrive in time to help with the final review.</w:t>
-      </w:r>
-    </w:p>
-    <w:p>
-      <w:r>
-        <w:rPr>
-          <w:b w:val="0"/>
-          <w:i w:val="0"/>
-        </w:rPr>
-        <w:t xml:space="preserve">Share only the material needed for the exercise. Use named recipients and institution-supported arrangements. Students may use an anonymized extract or an instructor-mediated alternative. Keep grades and private instructor comments in Canvas. </w:t>
-      </w:r>
-      <w:r>
-        <w:rPr>
-          <w:b/>
-          <w:i w:val="0"/>
-          <w:highlight w:val="yellow"/>
-        </w:rPr>
-        <w:t>[TO CONFIRM]</w:t>
-      </w:r>
-      <w:r>
-        <w:rPr>
-          <w:b w:val="0"/>
-          <w:i w:val="0"/>
-        </w:rPr>
-        <w:t xml:space="preserve"> Pairing, access arrangements, and an accessible alternative before the first workshop.</w:t>
-      </w:r>
-    </w:p>
-    <w:p>
-      <w:pPr>
-        <w:pStyle w:val="Heading2"/>
-      </w:pPr>
-      <w:r>
-        <w:t>Use of AI in this course</w:t>
-      </w:r>
-    </w:p>
-    <w:p>
-      <w:r>
-        <w:rPr>
-          <w:b w:val="0"/>
-          <w:i w:val="0"/>
-        </w:rPr>
-        <w:t>AI is an object of study and a possible research tool. Use it in ways that make your own judgment more visible.</w:t>
-      </w:r>
-    </w:p>
-    <w:p>
-      <w:pPr>
-        <w:pStyle w:val="ListBullet"/>
-      </w:pPr>
-      <w:r>
-        <w:rPr>
-          <w:b w:val="0"/>
-          <w:i w:val="0"/>
-        </w:rPr>
-        <w:t>Explore interpretations, test arguments, compare organizational choices, and generate search leads.</w:t>
-      </w:r>
-    </w:p>
-    <w:p>
-      <w:pPr>
-        <w:pStyle w:val="ListBullet"/>
-      </w:pPr>
-      <w:r>
-        <w:rPr>
-          <w:b w:val="0"/>
-          <w:i w:val="0"/>
-        </w:rPr>
-        <w:t>Verify citations against the actual source. Read enough to establish what the source supports.</w:t>
-      </w:r>
-    </w:p>
-    <w:p>
-      <w:pPr>
-        <w:pStyle w:val="ListBullet"/>
-      </w:pPr>
-      <w:r>
-        <w:rPr>
-          <w:b w:val="0"/>
-          <w:i w:val="0"/>
-        </w:rPr>
-        <w:t>Describe consequential AI use in each submission; retain selected examples of useful outputs and errors.</w:t>
-      </w:r>
-    </w:p>
-    <w:p>
-      <w:pPr>
-        <w:pStyle w:val="ListBullet"/>
-      </w:pPr>
-      <w:r>
-        <w:rPr>
-          <w:b w:val="0"/>
-          <w:i w:val="0"/>
-        </w:rPr>
-        <w:t>Distinguish the author's claim, your interpretation, and an AI-generated suggestion.</w:t>
-      </w:r>
-    </w:p>
-    <w:p>
-      <w:pPr>
-        <w:pStyle w:val="ListBullet"/>
-      </w:pPr>
-      <w:r>
-        <w:rPr>
-          <w:b w:val="0"/>
-          <w:i w:val="0"/>
-        </w:rPr>
-        <w:t>Do not present fabricated references, unverified quotations, or generated analysis you cannot explain as established scholarship.</w:t>
-      </w:r>
-    </w:p>
-    <w:p>
-      <w:r>
-        <w:rPr>
-          <w:b w:val="0"/>
-          <w:i w:val="0"/>
-        </w:rPr>
-        <w:t xml:space="preserve">A polished output is not sufficient evidence of learning. Be prepared to explain why a source belongs in the review, how a claim follows from it, and what you changed. </w:t>
-      </w:r>
-      <w:r>
-        <w:rPr>
-          <w:b/>
-          <w:i w:val="0"/>
-          <w:highlight w:val="yellow"/>
-        </w:rPr>
-        <w:t>[TO CONFIRM]</w:t>
-      </w:r>
-      <w:r>
-        <w:rPr>
-          <w:b w:val="0"/>
-          <w:i w:val="0"/>
-        </w:rPr>
-        <w:t xml:space="preserve"> Final course AI policy and current University academic-integrity wording.</w:t>
+        <w:t>Academic integrity</w:t>
+      </w:r>
+      <w:r>
+        <w:rPr>
+          <w:b w:val="0"/>
+          <w:i w:val="0"/>
+        </w:rPr>
+        <w:t xml:space="preserve"> under Policies.</w:t>
       </w:r>
     </w:p>
     <w:p>
@@ -4951,29 +4855,14 @@
           <w:b/>
           <w:i w:val="0"/>
         </w:rPr>
-        <w:t>Accessibility.</w:t>
-      </w:r>
-      <w:r>
-        <w:rPr>
-          <w:b w:val="0"/>
-          <w:i w:val="0"/>
-        </w:rPr>
-        <w:t xml:space="preserve"> Contact the instructor about access needs and consult </w:t>
-      </w:r>
-      <w:hyperlink r:id="rId62">
-        <w:r>
-          <w:rPr>
-            <w:u w:val="single"/>
-          </w:rPr>
-          <w:t>Disability Resources and Educational Services</w:t>
-        </w:r>
-      </w:hyperlink>
-      <w:r>
-        <w:rPr>
-          <w:b w:val="0"/>
-          <w:i w:val="0"/>
-        </w:rPr>
-        <w:t xml:space="preserve">. </w:t>
+        <w:t>Recording and sharing.</w:t>
+      </w:r>
+      <w:r>
+        <w:rPr>
+          <w:b w:val="0"/>
+          <w:i w:val="0"/>
+        </w:rPr>
+        <w:t xml:space="preserve"> </w:t>
       </w:r>
       <w:r>
         <w:rPr>
@@ -4988,130 +4877,7 @@
           <w:b w:val="0"/>
           <w:i w:val="0"/>
         </w:rPr>
-        <w:t xml:space="preserve"> Insert the current approved accommodations statement and check that readings, documents, maps, and activities have accessible alternatives.</w:t>
-      </w:r>
-    </w:p>
-    <w:p>
-      <w:r>
-        <w:rPr>
-          <w:b/>
-          <w:i w:val="0"/>
-        </w:rPr>
-        <w:t>Recording and sharing.</w:t>
-      </w:r>
-      <w:r>
-        <w:rPr>
-          <w:b w:val="0"/>
-          <w:i w:val="0"/>
-        </w:rPr>
-        <w:t xml:space="preserve"> </w:t>
-      </w:r>
-      <w:r>
-        <w:rPr>
-          <w:b/>
-          <w:i w:val="0"/>
-          <w:highlight w:val="yellow"/>
-        </w:rPr>
-        <w:t>[TO CONFIRM]</w:t>
-      </w:r>
-      <w:r>
-        <w:rPr>
-          <w:b w:val="0"/>
-          <w:i w:val="0"/>
-        </w:rPr>
         <w:t xml:space="preserve"> Whether seminars will be recorded, the consent and access arrangements, and retention. Do not assume that a class recording or peer document may be shared outside the course.</w:t>
-      </w:r>
-    </w:p>
-    <w:p>
-      <w:r>
-        <w:rPr>
-          <w:b/>
-          <w:i w:val="0"/>
-        </w:rPr>
-        <w:t>Academic integrity.</w:t>
-      </w:r>
-      <w:r>
-        <w:rPr>
-          <w:b w:val="0"/>
-          <w:i w:val="0"/>
-        </w:rPr>
-        <w:t xml:space="preserve"> The </w:t>
-      </w:r>
-      <w:hyperlink r:id="rId63">
-        <w:r>
-          <w:rPr>
-            <w:u w:val="single"/>
-          </w:rPr>
-          <w:t>University Student Code academic-integrity provisions</w:t>
-        </w:r>
-      </w:hyperlink>
-      <w:r>
-        <w:rPr>
-          <w:b w:val="0"/>
-          <w:i w:val="0"/>
-        </w:rPr>
-        <w:t xml:space="preserve"> apply alongside the course's AI-use instructions. </w:t>
-      </w:r>
-      <w:r>
-        <w:rPr>
-          <w:b/>
-          <w:i w:val="0"/>
-          <w:highlight w:val="yellow"/>
-        </w:rPr>
-        <w:t>[TO CONFIRM]</w:t>
-      </w:r>
-      <w:r>
-        <w:rPr>
-          <w:b w:val="0"/>
-          <w:i w:val="0"/>
-        </w:rPr>
-        <w:t xml:space="preserve"> Current required institutional wording and procedures.</w:t>
-      </w:r>
-    </w:p>
-    <w:p>
-      <w:r>
-        <w:rPr>
-          <w:b/>
-          <w:i w:val="0"/>
-        </w:rPr>
-        <w:t>Student support.</w:t>
-      </w:r>
-      <w:r>
-        <w:rPr>
-          <w:b w:val="0"/>
-          <w:i w:val="0"/>
-        </w:rPr>
-        <w:t xml:space="preserve"> Support information is available through the </w:t>
-      </w:r>
-      <w:hyperlink r:id="rId64">
-        <w:r>
-          <w:rPr>
-            <w:u w:val="single"/>
-          </w:rPr>
-          <w:t>Counseling Center</w:t>
-        </w:r>
-      </w:hyperlink>
-      <w:r>
-        <w:rPr>
-          <w:b w:val="0"/>
-          <w:i w:val="0"/>
-        </w:rPr>
-        <w:t xml:space="preserve">. </w:t>
-      </w:r>
-      <w:r>
-        <w:rPr>
-          <w:b/>
-          <w:i w:val="0"/>
-          <w:highlight w:val="yellow"/>
-        </w:rPr>
-        <w:t>[TO CONFIRM]</w:t>
-      </w:r>
-      <w:r>
-        <w:rPr>
-          <w:b w:val="0"/>
-          <w:i w:val="0"/>
-        </w:rPr>
-        <w:t xml:space="preserve"> Add current College and University syllabus statements and links.</w:t>
       </w:r>
     </w:p>
     <w:p>
@@ -6848,7 +6614,7 @@
           <w:b w:val="0"/>
           <w:i w:val="0"/>
         </w:rPr>
-        <w:t>[ ] Final literature review due Tuesday 15 December 2026 at 11:59 PM Central.</w:t>
+        <w:t>[x] Final literature review due Tuesday 15 December 2026 at 11:59 PM Central.</w:t>
       </w:r>
     </w:p>
     <w:p>
@@ -6860,7 +6626,7 @@
           <w:b w:val="0"/>
           <w:i w:val="0"/>
         </w:rPr>
-        <w:t>[ ] Set lengths, source expectations, submission formats, and task rubrics.</w:t>
+        <w:t>[x] Set lengths, source expectations, submission formats, and task rubrics (Task 7 rubric drafted for review).</w:t>
       </w:r>
     </w:p>
     <w:p>
@@ -6872,7 +6638,7 @@
           <w:b w:val="0"/>
           <w:i w:val="0"/>
         </w:rPr>
-        <w:t>[ ] Choose readings and update AI examples before each seminar.</w:t>
+        <w:t>[ ] Choose readings for Sessions 5–7 and a replacement research-question guide.</w:t>
       </w:r>
     </w:p>
     <w:p>
@@ -6884,7 +6650,7 @@
           <w:b w:val="0"/>
           <w:i w:val="0"/>
         </w:rPr>
-        <w:t>[ ] Confirm the feedback schedule and peer-work alternatives.</w:t>
+        <w:t>[x] Confirm the feedback schedule and peer-work alternatives.</w:t>
       </w:r>
     </w:p>
     <w:p>
@@ -6896,7 +6662,7 @@
           <w:b w:val="0"/>
           <w:i w:val="0"/>
         </w:rPr>
-        <w:t>[ ] Create fresh collaborative documents and check student access.</w:t>
+        <w:t>[x] Create fresh collaborative documents (EPOL 590 Fall 2026 Google Doc). Check student access.</w:t>
       </w:r>
     </w:p>
     <w:p>
@@ -6908,7 +6674,7 @@
           <w:b w:val="0"/>
           <w:i w:val="0"/>
         </w:rPr>
-        <w:t>[ ] Complete the grading, AI, accessibility, recording, and support policies.</w:t>
+        <w:t>[ ] Decide late work, recording and the grading-scale rounding rule. (AI, accessibility and support statements done.)</w:t>
       </w:r>
     </w:p>
     <w:p>
@@ -6920,7 +6686,7 @@
           <w:b w:val="0"/>
           <w:i w:val="0"/>
         </w:rPr>
-        <w:t>[ ] Create Canvas assignments with weights and dates totaling 100%.</w:t>
+        <w:t>[x] Create Canvas assignments with weights and dates totaling 100%.</w:t>
       </w:r>
     </w:p>
     <w:p>
@@ -6939,7 +6705,7 @@
         </w:rPr>
         <w:t xml:space="preserve">Structure adapted from </w:t>
       </w:r>
-      <w:hyperlink r:id="rId65">
+      <w:hyperlink r:id="rId62">
         <w:r>
           <w:rPr>
             <w:u w:val="single"/>
@@ -6954,7 +6720,7 @@
         </w:rPr>
         <w:t xml:space="preserve">. Course content and starting weights come from the </w:t>
       </w:r>
-      <w:hyperlink r:id="rId66">
+      <w:hyperlink r:id="rId63">
         <w:r>
           <w:rPr>
             <w:u w:val="single"/>
@@ -6978,7 +6744,7 @@
         </w:rPr>
         <w:t xml:space="preserve">Official calendar anchors: </w:t>
       </w:r>
-      <w:hyperlink r:id="rId67">
+      <w:hyperlink r:id="rId64">
         <w:r>
           <w:rPr>
             <w:u w:val="single"/>

--- a/courses/590-fall-2026/syllabus/University-of-Illinois-Urbana-Champaign-Syllabus-590-Fall-2026-Draft.docx
+++ b/courses/590-fall-2026/syllabus/University-of-Illinois-Urbana-Champaign-Syllabus-590-Fall-2026-Draft.docx
@@ -4817,36 +4817,21 @@
           <w:b w:val="0"/>
           <w:i w:val="0"/>
         </w:rPr>
-        <w:t xml:space="preserve"> Contact me early if a deadline creates a problem. Staged tasks support later work, so an extension should include a realistic plan for catching up. </w:t>
+        <w:t xml:space="preserve"> There is no late penalty. Every task has an automatic 48-hour grace period: submit within 48 hours of the deadline and you do not need to ask or explain. If you need longer, email me before the grace period ends with a short plan for catching up; the staged tasks build on each other, so the plan matters more than the reason. The final cutoff for all work, including Task 7, is </w:t>
       </w:r>
       <w:r>
         <w:rPr>
           <w:b/>
           <w:i w:val="0"/>
-          <w:highlight w:val="yellow"/>
-        </w:rPr>
-        <w:t>[TO CONFIRM]</w:t>
-      </w:r>
-      <w:r>
-        <w:rPr>
-          <w:b w:val="0"/>
-          <w:i w:val="0"/>
-        </w:rPr>
-        <w:t xml:space="preserve"> Any penalties, extension procedure, and the final submission cutoff. The Registrar lists the faculty grade-reporting deadline as </w:t>
-      </w:r>
-      <w:r>
-        <w:rPr>
-          <w:b/>
-          <w:i w:val="0"/>
-        </w:rPr>
-        <w:t>22 December 2026 at 2:00 PM</w:t>
-      </w:r>
-      <w:r>
-        <w:rPr>
-          <w:b w:val="0"/>
-          <w:i w:val="0"/>
-        </w:rPr>
-        <w:t>; this is an instructor deadline, not a student submission date.</w:t>
+        </w:rPr>
+        <w:t>Friday 18 December 2026 at 11:59 PM Central</w:t>
+      </w:r>
+      <w:r>
+        <w:rPr>
+          <w:b w:val="0"/>
+          <w:i w:val="0"/>
+        </w:rPr>
+        <w:t>; nothing can be accepted after that, because grades are due to the Registrar on 22 December.</w:t>
       </w:r>
     </w:p>
     <w:p>
@@ -6674,7 +6659,7 @@
           <w:b w:val="0"/>
           <w:i w:val="0"/>
         </w:rPr>
-        <w:t>[ ] Decide late work, recording and the grading-scale rounding rule. (AI, accessibility and support statements done.)</w:t>
+        <w:t>[ ] Decide recording and the grading-scale rounding rule. (Late work, AI, accessibility and support statements done.)</w:t>
       </w:r>
     </w:p>
     <w:p>

--- a/courses/590-fall-2026/syllabus/University-of-Illinois-Urbana-Champaign-Syllabus-590-Fall-2026-Draft.docx
+++ b/courses/590-fall-2026/syllabus/University-of-Illinois-Urbana-Champaign-Syllabus-590-Fall-2026-Draft.docx
@@ -54,22 +54,7 @@
           <w:b w:val="0"/>
           <w:i w:val="0"/>
         </w:rPr>
-        <w:t xml:space="preserve"> The final literature review is due Tuesday 15 December 2026 at 11:59 PM Central. Other course arrangements and assignment dates remain ready for revision. Items marked </w:t>
-      </w:r>
-      <w:r>
-        <w:rPr>
-          <w:b/>
-          <w:i w:val="0"/>
-          <w:highlight w:val="yellow"/>
-        </w:rPr>
-        <w:t>[TO CONFIRM]</w:t>
-      </w:r>
-      <w:r>
-        <w:rPr>
-          <w:b w:val="0"/>
-          <w:i w:val="0"/>
-        </w:rPr>
-        <w:t xml:space="preserve"> need completion before release to students.</w:t>
+        <w:t xml:space="preserve"> The final literature review is due Tuesday 15 December 2026 at 11:59 PM Central. Other course arrangements and assignment dates remain ready for revision.</w:t>
       </w:r>
     </w:p>
     <w:tbl>
@@ -1384,18 +1369,10 @@
     <w:p>
       <w:r>
         <w:rPr>
-          <w:b/>
-          <w:i w:val="0"/>
-          <w:highlight w:val="yellow"/>
-        </w:rPr>
-        <w:t>[TO CONFIRM]</w:t>
-      </w:r>
-      <w:r>
-        <w:rPr>
-          <w:b w:val="0"/>
-          <w:i w:val="0"/>
-        </w:rPr>
-        <w:t xml:space="preserve"> A sociology-of-knowledge reading for Session 5, a reflection reading for Session 6, and a case on automation for Session 7.</w:t>
+          <w:b w:val="0"/>
+          <w:i w:val="0"/>
+        </w:rPr>
+        <w:t>Readings determined by individual projects, to support literature drafting and final assignment.</w:t>
       </w:r>
     </w:p>
     <w:p>
@@ -3772,22 +3749,7 @@
           <w:b w:val="0"/>
           <w:i w:val="0"/>
         </w:rPr>
-        <w:t xml:space="preserve">The scale below is retained from the 479 syllabus as a draft starting point. </w:t>
-      </w:r>
-      <w:r>
-        <w:rPr>
-          <w:b/>
-          <w:i w:val="0"/>
-          <w:highlight w:val="yellow"/>
-        </w:rPr>
-        <w:t>[TO CONFIRM]</w:t>
-      </w:r>
-      <w:r>
-        <w:rPr>
-          <w:b w:val="0"/>
-          <w:i w:val="0"/>
-        </w:rPr>
-        <w:t xml:space="preserve"> Final course and program grading arrangements.</w:t>
+        <w:t>Final course grades are letter grades on the scale below, calculated from the weighted assessment components above.</w:t>
       </w:r>
     </w:p>
     <w:tbl>
@@ -4751,18 +4713,10 @@
     <w:p>
       <w:r>
         <w:rPr>
-          <w:b/>
-          <w:i w:val="0"/>
-          <w:highlight w:val="yellow"/>
-        </w:rPr>
-        <w:t>[TO CONFIRM]</w:t>
-      </w:r>
-      <w:r>
-        <w:rPr>
-          <w:b w:val="0"/>
-          <w:i w:val="0"/>
-        </w:rPr>
-        <w:t xml:space="preserve"> Rounding rule, treatment of fractional boundary values, and whether this scale is appropriate for the enrolled sections.</w:t>
+          <w:b w:val="0"/>
+          <w:i w:val="0"/>
+        </w:rPr>
+        <w:t>The final percentage is rounded to one decimal place, and a percentage at or above a boundary earns the higher grade: for example, 89.95 rounds to 90.0, an A−. Boundaries will not be raised; I may lower them if that benefits the class.</w:t>
       </w:r>
     </w:p>
     <w:p>
@@ -4847,22 +4801,7 @@
           <w:b w:val="0"/>
           <w:i w:val="0"/>
         </w:rPr>
-        <w:t xml:space="preserve"> </w:t>
-      </w:r>
-      <w:r>
-        <w:rPr>
-          <w:b/>
-          <w:i w:val="0"/>
-          <w:highlight w:val="yellow"/>
-        </w:rPr>
-        <w:t>[TO CONFIRM]</w:t>
-      </w:r>
-      <w:r>
-        <w:rPr>
-          <w:b w:val="0"/>
-          <w:i w:val="0"/>
-        </w:rPr>
-        <w:t xml:space="preserve"> Whether seminars will be recorded, the consent and access arrangements, and retention. Do not assume that a class recording or peer document may be shared outside the course.</w:t>
+        <w:t xml:space="preserve"> Seminars are recorded on Zoom, and links to the recordings are posted on Canvas each week, so you can review a session or catch up on one you missed. Breakout rooms are not recorded. If you would rather not appear in a recording, keep your camera off, change your display name, or contribute through the chat. Recordings and the class Google Doc are for students enrolled in this course only: do not download, share or post them outside the course, and do not make your own recordings of seminars without asking me first.</w:t>
       </w:r>
     </w:p>
     <w:p>
@@ -6623,7 +6562,7 @@
           <w:b w:val="0"/>
           <w:i w:val="0"/>
         </w:rPr>
-        <w:t>[ ] Choose readings for Sessions 5–7 and a replacement research-question guide.</w:t>
+        <w:t>[ ] Replace the research-question guide (Minnesota link is dead).</w:t>
       </w:r>
     </w:p>
     <w:p>
@@ -6659,7 +6598,7 @@
           <w:b w:val="0"/>
           <w:i w:val="0"/>
         </w:rPr>
-        <w:t>[ ] Decide recording and the grading-scale rounding rule. (Late work, AI, accessibility and support statements done.)</w:t>
+        <w:t>[x] Grading, late work, recording, AI, accessibility and support policies.</w:t>
       </w:r>
     </w:p>
     <w:p>
